--- a/Data Communication and Computer Network/1. Question List.docx
+++ b/Data Communication and Computer Network/1. Question List.docx
@@ -933,8 +933,6 @@
           <w:szCs w:val="24"/>
         </w:rPr>
       </w:pPr>
-      <w:bookmarkStart w:id="0" w:name="_GoBack"/>
-      <w:bookmarkEnd w:id="0"/>
       <w:r>
         <w:rPr>
           <w:rFonts w:ascii="Times New Roman" w:eastAsia="Times New Roman" w:hAnsi="Times New Roman" w:cs="Times New Roman"/>
@@ -1820,6 +1818,576 @@
           <w:szCs w:val="28"/>
         </w:rPr>
         <w:t xml:space="preserve"> of all.</w:t>
+      </w:r>
+    </w:p>
+    <w:p>
+      <w:pPr>
+        <w:pStyle w:val="ListParagraph"/>
+        <w:rPr>
+          <w:sz w:val="28"/>
+          <w:szCs w:val="28"/>
+        </w:rPr>
+      </w:pPr>
+    </w:p>
+    <w:p>
+      <w:pPr>
+        <w:pStyle w:val="ListParagraph"/>
+        <w:jc w:val="center"/>
+        <w:rPr>
+          <w:b/>
+          <w:color w:val="FF0000"/>
+          <w:sz w:val="36"/>
+          <w:szCs w:val="36"/>
+          <w:u w:val="single"/>
+        </w:rPr>
+      </w:pPr>
+      <w:r>
+        <w:rPr>
+          <w:b/>
+          <w:color w:val="FF0000"/>
+          <w:sz w:val="36"/>
+          <w:szCs w:val="36"/>
+          <w:u w:val="single"/>
+        </w:rPr>
+        <w:t>3</w:t>
+      </w:r>
+      <w:r>
+        <w:rPr>
+          <w:b/>
+          <w:color w:val="FF0000"/>
+          <w:sz w:val="36"/>
+          <w:szCs w:val="36"/>
+          <w:u w:val="single"/>
+          <w:vertAlign w:val="superscript"/>
+        </w:rPr>
+        <w:t>rd</w:t>
+      </w:r>
+      <w:r>
+        <w:rPr>
+          <w:b/>
+          <w:color w:val="FF0000"/>
+          <w:sz w:val="36"/>
+          <w:szCs w:val="36"/>
+          <w:u w:val="single"/>
+        </w:rPr>
+        <w:t xml:space="preserve"> Class</w:t>
+      </w:r>
+    </w:p>
+    <w:p>
+      <w:pPr>
+        <w:pStyle w:val="NormalWeb"/>
+        <w:numPr>
+          <w:ilvl w:val="0"/>
+          <w:numId w:val="4"/>
+        </w:numPr>
+      </w:pPr>
+      <w:r>
+        <w:t xml:space="preserve">Draw </w:t>
+      </w:r>
+      <w:proofErr w:type="gramStart"/>
+      <w:r>
+        <w:t>three layer</w:t>
+      </w:r>
+      <w:proofErr w:type="gramEnd"/>
+      <w:r>
+        <w:t xml:space="preserve"> architecture of two philosopher communication. (Only figure)</w:t>
+      </w:r>
+    </w:p>
+    <w:p>
+      <w:pPr>
+        <w:pStyle w:val="NormalWeb"/>
+        <w:numPr>
+          <w:ilvl w:val="0"/>
+          <w:numId w:val="4"/>
+        </w:numPr>
+      </w:pPr>
+      <w:r>
+        <w:t>Mention two basic functions of Physical Layer.</w:t>
+      </w:r>
+    </w:p>
+    <w:p>
+      <w:pPr>
+        <w:pStyle w:val="NormalWeb"/>
+        <w:numPr>
+          <w:ilvl w:val="0"/>
+          <w:numId w:val="4"/>
+        </w:numPr>
+      </w:pPr>
+      <w:r>
+        <w:t>Mention three basic functions of LLC (Logical Link Control).</w:t>
+      </w:r>
+    </w:p>
+    <w:p>
+      <w:pPr>
+        <w:pStyle w:val="NormalWeb"/>
+        <w:numPr>
+          <w:ilvl w:val="0"/>
+          <w:numId w:val="4"/>
+        </w:numPr>
+      </w:pPr>
+      <w:r>
+        <w:t>Compare error detection and error correction.</w:t>
+      </w:r>
+      <w:r>
+        <w:t xml:space="preserve"> </w:t>
+      </w:r>
+    </w:p>
+    <w:p>
+      <w:pPr>
+        <w:pStyle w:val="ListParagraph"/>
+        <w:jc w:val="center"/>
+        <w:rPr>
+          <w:b/>
+          <w:color w:val="FF0000"/>
+          <w:sz w:val="36"/>
+          <w:szCs w:val="36"/>
+          <w:u w:val="single"/>
+        </w:rPr>
+      </w:pPr>
+      <w:r>
+        <w:rPr>
+          <w:b/>
+          <w:color w:val="FF0000"/>
+          <w:sz w:val="36"/>
+          <w:szCs w:val="36"/>
+          <w:u w:val="single"/>
+        </w:rPr>
+        <w:t>4rth</w:t>
+      </w:r>
+      <w:r>
+        <w:rPr>
+          <w:b/>
+          <w:color w:val="FF0000"/>
+          <w:sz w:val="36"/>
+          <w:szCs w:val="36"/>
+          <w:u w:val="single"/>
+        </w:rPr>
+        <w:t xml:space="preserve"> Class</w:t>
+      </w:r>
+    </w:p>
+    <w:p>
+      <w:pPr>
+        <w:pStyle w:val="NormalWeb"/>
+        <w:numPr>
+          <w:ilvl w:val="0"/>
+          <w:numId w:val="3"/>
+        </w:numPr>
+      </w:pPr>
+      <w:r>
+        <w:t>What is the function of headers and trailers of a frame?</w:t>
+      </w:r>
+    </w:p>
+    <w:p>
+      <w:pPr>
+        <w:pStyle w:val="NormalWeb"/>
+        <w:numPr>
+          <w:ilvl w:val="0"/>
+          <w:numId w:val="3"/>
+        </w:numPr>
+      </w:pPr>
+      <w:r>
+        <w:t>Define frame with diagram.</w:t>
+      </w:r>
+    </w:p>
+    <w:p>
+      <w:pPr>
+        <w:pStyle w:val="NormalWeb"/>
+        <w:numPr>
+          <w:ilvl w:val="0"/>
+          <w:numId w:val="3"/>
+        </w:numPr>
+      </w:pPr>
+      <w:r>
+        <w:t>Show bit stuffing with appropriate diagram.</w:t>
+      </w:r>
+    </w:p>
+    <w:p>
+      <w:pPr>
+        <w:pStyle w:val="NormalWeb"/>
+        <w:numPr>
+          <w:ilvl w:val="0"/>
+          <w:numId w:val="3"/>
+        </w:numPr>
+      </w:pPr>
+      <w:r>
+        <w:t>Compare bit and byte stuffing.</w:t>
+      </w:r>
+    </w:p>
+    <w:p>
+      <w:pPr>
+        <w:pStyle w:val="NormalWeb"/>
+        <w:numPr>
+          <w:ilvl w:val="0"/>
+          <w:numId w:val="3"/>
+        </w:numPr>
+      </w:pPr>
+      <w:r>
+        <w:t>Define error correction.</w:t>
+      </w:r>
+    </w:p>
+    <w:p>
+      <w:pPr>
+        <w:pStyle w:val="NormalWeb"/>
+        <w:numPr>
+          <w:ilvl w:val="0"/>
+          <w:numId w:val="3"/>
+        </w:numPr>
+      </w:pPr>
+      <w:r>
+        <w:t>Write the graph of CRC algorithm.</w:t>
+      </w:r>
+    </w:p>
+    <w:p>
+      <w:pPr>
+        <w:pStyle w:val="NormalWeb"/>
+        <w:numPr>
+          <w:ilvl w:val="0"/>
+          <w:numId w:val="3"/>
+        </w:numPr>
+      </w:pPr>
+      <w:r>
+        <w:t>Example: Divide 17 by generator 0101. (Solve 18 and 19)</w:t>
+      </w:r>
+    </w:p>
+    <w:p>
+      <w:pPr>
+        <w:pStyle w:val="NormalWeb"/>
+        <w:numPr>
+          <w:ilvl w:val="0"/>
+          <w:numId w:val="3"/>
+        </w:numPr>
+      </w:pPr>
+      <w:r>
+        <w:t xml:space="preserve">How to avoid single bit error, </w:t>
+      </w:r>
+      <w:proofErr w:type="gramStart"/>
+      <w:r>
+        <w:t>two bit</w:t>
+      </w:r>
+      <w:proofErr w:type="gramEnd"/>
+      <w:r>
+        <w:t xml:space="preserve"> error and odd number of bit error in CRC?</w:t>
+      </w:r>
+    </w:p>
+    <w:p>
+      <w:pPr>
+        <w:pStyle w:val="NormalWeb"/>
+        <w:numPr>
+          <w:ilvl w:val="0"/>
+          <w:numId w:val="3"/>
+        </w:numPr>
+      </w:pPr>
+      <w:r>
+        <w:lastRenderedPageBreak/>
+        <w:t>What will be the probability of error if 1111 happens in CRC? (Solve 26 and 27)</w:t>
+      </w:r>
+    </w:p>
+    <w:p>
+      <w:pPr>
+        <w:pStyle w:val="NormalWeb"/>
+        <w:numPr>
+          <w:ilvl w:val="0"/>
+          <w:numId w:val="3"/>
+        </w:numPr>
+      </w:pPr>
+      <w:r>
+        <w:t>Solve 26 and 27 (no more).</w:t>
+      </w:r>
+    </w:p>
+    <w:p>
+      <w:pPr>
+        <w:pStyle w:val="NormalWeb"/>
+        <w:numPr>
+          <w:ilvl w:val="0"/>
+          <w:numId w:val="3"/>
+        </w:numPr>
+      </w:pPr>
+      <w:r>
+        <w:t>Now always focus on side 90 (solve 220).</w:t>
+      </w:r>
+    </w:p>
+    <w:p>
+      <w:pPr>
+        <w:pStyle w:val="ListParagraph"/>
+        <w:ind w:left="3600" w:firstLine="720"/>
+        <w:rPr>
+          <w:b/>
+          <w:color w:val="FF0000"/>
+          <w:sz w:val="36"/>
+          <w:szCs w:val="36"/>
+          <w:u w:val="single"/>
+        </w:rPr>
+      </w:pPr>
+      <w:r>
+        <w:rPr>
+          <w:b/>
+          <w:color w:val="FF0000"/>
+          <w:sz w:val="36"/>
+          <w:szCs w:val="36"/>
+          <w:u w:val="single"/>
+        </w:rPr>
+        <w:t>5</w:t>
+      </w:r>
+      <w:proofErr w:type="gramStart"/>
+      <w:r>
+        <w:rPr>
+          <w:b/>
+          <w:color w:val="FF0000"/>
+          <w:sz w:val="36"/>
+          <w:szCs w:val="36"/>
+          <w:u w:val="single"/>
+          <w:vertAlign w:val="superscript"/>
+        </w:rPr>
+        <w:t>th</w:t>
+      </w:r>
+      <w:r>
+        <w:rPr>
+          <w:b/>
+          <w:color w:val="FF0000"/>
+          <w:sz w:val="36"/>
+          <w:szCs w:val="36"/>
+          <w:u w:val="single"/>
+        </w:rPr>
+        <w:t xml:space="preserve"> </w:t>
+      </w:r>
+      <w:r>
+        <w:rPr>
+          <w:b/>
+          <w:color w:val="FF0000"/>
+          <w:sz w:val="36"/>
+          <w:szCs w:val="36"/>
+          <w:u w:val="single"/>
+        </w:rPr>
+        <w:t xml:space="preserve"> Class</w:t>
+      </w:r>
+      <w:proofErr w:type="gramEnd"/>
+    </w:p>
+    <w:p>
+      <w:pPr>
+        <w:pStyle w:val="NormalWeb"/>
+        <w:numPr>
+          <w:ilvl w:val="0"/>
+          <w:numId w:val="6"/>
+        </w:numPr>
+      </w:pPr>
+      <w:r>
+        <w:t>Define flow control of LLC sublayer.</w:t>
+      </w:r>
+    </w:p>
+    <w:p>
+      <w:pPr>
+        <w:pStyle w:val="NormalWeb"/>
+        <w:numPr>
+          <w:ilvl w:val="0"/>
+          <w:numId w:val="6"/>
+        </w:numPr>
+      </w:pPr>
+      <w:r>
+        <w:t>Give basic working principle of Stop and Wait flow control.</w:t>
+      </w:r>
+    </w:p>
+    <w:p>
+      <w:pPr>
+        <w:pStyle w:val="NormalWeb"/>
+        <w:numPr>
+          <w:ilvl w:val="0"/>
+          <w:numId w:val="6"/>
+        </w:numPr>
+      </w:pPr>
+      <w:r>
+        <w:t>Draw few steps of Sliding Window flow control.</w:t>
+      </w:r>
+    </w:p>
+    <w:p>
+      <w:pPr>
+        <w:pStyle w:val="NormalWeb"/>
+        <w:numPr>
+          <w:ilvl w:val="0"/>
+          <w:numId w:val="6"/>
+        </w:numPr>
+      </w:pPr>
+      <w:r>
+        <w:t>What is the main problem of random access protocol?</w:t>
+      </w:r>
+      <w:r>
+        <w:br/>
+        <w:t>(The efficiency decreases because of collision.)</w:t>
+      </w:r>
+    </w:p>
+    <w:p>
+      <w:pPr>
+        <w:pStyle w:val="NormalWeb"/>
+        <w:numPr>
+          <w:ilvl w:val="0"/>
+          <w:numId w:val="6"/>
+        </w:numPr>
+      </w:pPr>
+      <w:r>
+        <w:t>What is the main drawback of controlled access protocol?</w:t>
+      </w:r>
+    </w:p>
+    <w:p>
+      <w:pPr>
+        <w:pStyle w:val="NormalWeb"/>
+        <w:numPr>
+          <w:ilvl w:val="0"/>
+          <w:numId w:val="6"/>
+        </w:numPr>
+      </w:pPr>
+      <w:r>
+        <w:t>Compare exhaustive service and gated service.</w:t>
+      </w:r>
+    </w:p>
+    <w:p>
+      <w:pPr>
+        <w:pStyle w:val="NormalWeb"/>
+        <w:numPr>
+          <w:ilvl w:val="0"/>
+          <w:numId w:val="6"/>
+        </w:numPr>
+        <w:rPr>
+          <w:rStyle w:val="Strong"/>
+          <w:b w:val="0"/>
+          <w:bCs w:val="0"/>
+        </w:rPr>
+      </w:pPr>
+      <w:r>
+        <w:t>Why CSMA/CA is used in wireless network?</w:t>
+      </w:r>
+    </w:p>
+    <w:p>
+      <w:pPr>
+        <w:pStyle w:val="ListParagraph"/>
+        <w:ind w:left="4320" w:firstLine="720"/>
+        <w:rPr>
+          <w:b/>
+          <w:color w:val="FF0000"/>
+          <w:sz w:val="36"/>
+          <w:szCs w:val="36"/>
+          <w:u w:val="single"/>
+        </w:rPr>
+      </w:pPr>
+      <w:r>
+        <w:rPr>
+          <w:b/>
+          <w:color w:val="FF0000"/>
+          <w:sz w:val="36"/>
+          <w:szCs w:val="36"/>
+          <w:u w:val="single"/>
+        </w:rPr>
+        <w:t>6</w:t>
+      </w:r>
+      <w:proofErr w:type="gramStart"/>
+      <w:r>
+        <w:rPr>
+          <w:b/>
+          <w:color w:val="FF0000"/>
+          <w:sz w:val="36"/>
+          <w:szCs w:val="36"/>
+          <w:u w:val="single"/>
+          <w:vertAlign w:val="superscript"/>
+        </w:rPr>
+        <w:t>th</w:t>
+      </w:r>
+      <w:r>
+        <w:rPr>
+          <w:b/>
+          <w:color w:val="FF0000"/>
+          <w:sz w:val="36"/>
+          <w:szCs w:val="36"/>
+          <w:u w:val="single"/>
+        </w:rPr>
+        <w:t xml:space="preserve"> </w:t>
+      </w:r>
+      <w:r>
+        <w:rPr>
+          <w:b/>
+          <w:color w:val="FF0000"/>
+          <w:sz w:val="36"/>
+          <w:szCs w:val="36"/>
+          <w:u w:val="single"/>
+        </w:rPr>
+        <w:t xml:space="preserve"> Class</w:t>
+      </w:r>
+      <w:proofErr w:type="gramEnd"/>
+    </w:p>
+    <w:p>
+      <w:pPr>
+        <w:pStyle w:val="NormalWeb"/>
+        <w:numPr>
+          <w:ilvl w:val="0"/>
+          <w:numId w:val="7"/>
+        </w:numPr>
+      </w:pPr>
+      <w:r>
+        <w:t>Give basic principle of BPSK.</w:t>
+      </w:r>
+      <w:bookmarkStart w:id="0" w:name="_GoBack"/>
+      <w:bookmarkEnd w:id="0"/>
+    </w:p>
+    <w:p>
+      <w:pPr>
+        <w:pStyle w:val="NormalWeb"/>
+        <w:numPr>
+          <w:ilvl w:val="0"/>
+          <w:numId w:val="7"/>
+        </w:numPr>
+      </w:pPr>
+      <w:r>
+        <w:t>Why M-</w:t>
+      </w:r>
+      <w:proofErr w:type="spellStart"/>
+      <w:r>
+        <w:t>ary</w:t>
+      </w:r>
+      <w:proofErr w:type="spellEnd"/>
+      <w:r>
+        <w:t xml:space="preserve"> PSK is preferable compared to BPSK?</w:t>
+      </w:r>
+    </w:p>
+    <w:p>
+      <w:pPr>
+        <w:pStyle w:val="NormalWeb"/>
+        <w:numPr>
+          <w:ilvl w:val="0"/>
+          <w:numId w:val="7"/>
+        </w:numPr>
+      </w:pPr>
+      <w:r>
+        <w:t>Derive the initial phase angles of 8-PSK.</w:t>
+      </w:r>
+    </w:p>
+    <w:p>
+      <w:pPr>
+        <w:pStyle w:val="NormalWeb"/>
+        <w:numPr>
+          <w:ilvl w:val="0"/>
+          <w:numId w:val="7"/>
+        </w:numPr>
+      </w:pPr>
+      <w:r>
+        <w:t>In 8-PSK, how many bits are sent per symbol?</w:t>
+      </w:r>
+    </w:p>
+    <w:p>
+      <w:pPr>
+        <w:pStyle w:val="NormalWeb"/>
+        <w:numPr>
+          <w:ilvl w:val="0"/>
+          <w:numId w:val="7"/>
+        </w:numPr>
+      </w:pPr>
+      <w:r>
+        <w:t>Define On-Off Keying (OOK).</w:t>
+      </w:r>
+    </w:p>
+    <w:p>
+      <w:pPr>
+        <w:pStyle w:val="NormalWeb"/>
+        <w:ind w:left="720"/>
+      </w:pPr>
+      <w:r>
+        <w:t xml:space="preserve"> </w:t>
       </w:r>
     </w:p>
     <w:sectPr>
@@ -1835,6 +2403,232 @@
 <file path=word/numbering.xml><?xml version="1.0" encoding="utf-8"?>
 <w:numbering xmlns:wpc="http://schemas.microsoft.com/office/word/2010/wordprocessingCanvas" xmlns:cx="http://schemas.microsoft.com/office/drawing/2014/chartex" xmlns:mc="http://schemas.openxmlformats.org/markup-compatibility/2006" xmlns:o="urn:schemas-microsoft-com:office:office" xmlns:r="http://schemas.openxmlformats.org/officeDocument/2006/relationships" xmlns:m="http://schemas.openxmlformats.org/officeDocument/2006/math" xmlns:v="urn:schemas-microsoft-com:vml" xmlns:wp14="http://schemas.microsoft.com/office/word/2010/wordprocessingDrawing" xmlns:wp="http://schemas.openxmlformats.org/drawingml/2006/wordprocessingDrawing" xmlns:w10="urn:schemas-microsoft-com:office:word" xmlns:w="http://schemas.openxmlformats.org/wordprocessingml/2006/main" xmlns:w14="http://schemas.microsoft.com/office/word/2010/wordml" xmlns:w15="http://schemas.microsoft.com/office/word/2012/wordml" xmlns:w16se="http://schemas.microsoft.com/office/word/2015/wordml/symex" xmlns:wpg="http://schemas.microsoft.com/office/word/2010/wordprocessingGroup" xmlns:wpi="http://schemas.microsoft.com/office/word/2010/wordprocessingInk" xmlns:wne="http://schemas.microsoft.com/office/word/2006/wordml" xmlns:wps="http://schemas.microsoft.com/office/word/2010/wordprocessingShape" mc:Ignorable="w14 w15 w16se wp14">
   <w:abstractNum w:abstractNumId="0" w15:restartNumberingAfterBreak="0">
+    <w:nsid w:val="04D22B00"/>
+    <w:multiLevelType w:val="multilevel"/>
+    <w:tmpl w:val="A87665B2"/>
+    <w:lvl w:ilvl="0">
+      <w:start w:val="1"/>
+      <w:numFmt w:val="decimal"/>
+      <w:lvlText w:val="%1."/>
+      <w:lvlJc w:val="left"/>
+      <w:pPr>
+        <w:tabs>
+          <w:tab w:val="num" w:pos="720"/>
+        </w:tabs>
+        <w:ind w:left="720" w:hanging="360"/>
+      </w:pPr>
+    </w:lvl>
+    <w:lvl w:ilvl="1" w:tentative="1">
+      <w:start w:val="1"/>
+      <w:numFmt w:val="decimal"/>
+      <w:lvlText w:val="%2."/>
+      <w:lvlJc w:val="left"/>
+      <w:pPr>
+        <w:tabs>
+          <w:tab w:val="num" w:pos="1440"/>
+        </w:tabs>
+        <w:ind w:left="1440" w:hanging="360"/>
+      </w:pPr>
+    </w:lvl>
+    <w:lvl w:ilvl="2" w:tentative="1">
+      <w:start w:val="1"/>
+      <w:numFmt w:val="decimal"/>
+      <w:lvlText w:val="%3."/>
+      <w:lvlJc w:val="left"/>
+      <w:pPr>
+        <w:tabs>
+          <w:tab w:val="num" w:pos="2160"/>
+        </w:tabs>
+        <w:ind w:left="2160" w:hanging="360"/>
+      </w:pPr>
+    </w:lvl>
+    <w:lvl w:ilvl="3" w:tentative="1">
+      <w:start w:val="1"/>
+      <w:numFmt w:val="decimal"/>
+      <w:lvlText w:val="%4."/>
+      <w:lvlJc w:val="left"/>
+      <w:pPr>
+        <w:tabs>
+          <w:tab w:val="num" w:pos="2880"/>
+        </w:tabs>
+        <w:ind w:left="2880" w:hanging="360"/>
+      </w:pPr>
+    </w:lvl>
+    <w:lvl w:ilvl="4" w:tentative="1">
+      <w:start w:val="1"/>
+      <w:numFmt w:val="decimal"/>
+      <w:lvlText w:val="%5."/>
+      <w:lvlJc w:val="left"/>
+      <w:pPr>
+        <w:tabs>
+          <w:tab w:val="num" w:pos="3600"/>
+        </w:tabs>
+        <w:ind w:left="3600" w:hanging="360"/>
+      </w:pPr>
+    </w:lvl>
+    <w:lvl w:ilvl="5" w:tentative="1">
+      <w:start w:val="1"/>
+      <w:numFmt w:val="decimal"/>
+      <w:lvlText w:val="%6."/>
+      <w:lvlJc w:val="left"/>
+      <w:pPr>
+        <w:tabs>
+          <w:tab w:val="num" w:pos="4320"/>
+        </w:tabs>
+        <w:ind w:left="4320" w:hanging="360"/>
+      </w:pPr>
+    </w:lvl>
+    <w:lvl w:ilvl="6" w:tentative="1">
+      <w:start w:val="1"/>
+      <w:numFmt w:val="decimal"/>
+      <w:lvlText w:val="%7."/>
+      <w:lvlJc w:val="left"/>
+      <w:pPr>
+        <w:tabs>
+          <w:tab w:val="num" w:pos="5040"/>
+        </w:tabs>
+        <w:ind w:left="5040" w:hanging="360"/>
+      </w:pPr>
+    </w:lvl>
+    <w:lvl w:ilvl="7" w:tentative="1">
+      <w:start w:val="1"/>
+      <w:numFmt w:val="decimal"/>
+      <w:lvlText w:val="%8."/>
+      <w:lvlJc w:val="left"/>
+      <w:pPr>
+        <w:tabs>
+          <w:tab w:val="num" w:pos="5760"/>
+        </w:tabs>
+        <w:ind w:left="5760" w:hanging="360"/>
+      </w:pPr>
+    </w:lvl>
+    <w:lvl w:ilvl="8" w:tentative="1">
+      <w:start w:val="1"/>
+      <w:numFmt w:val="decimal"/>
+      <w:lvlText w:val="%9."/>
+      <w:lvlJc w:val="left"/>
+      <w:pPr>
+        <w:tabs>
+          <w:tab w:val="num" w:pos="6480"/>
+        </w:tabs>
+        <w:ind w:left="6480" w:hanging="360"/>
+      </w:pPr>
+    </w:lvl>
+  </w:abstractNum>
+  <w:abstractNum w:abstractNumId="1" w15:restartNumberingAfterBreak="0">
+    <w:nsid w:val="2DEC6D8E"/>
+    <w:multiLevelType w:val="multilevel"/>
+    <w:tmpl w:val="6742AAE4"/>
+    <w:lvl w:ilvl="0">
+      <w:start w:val="6"/>
+      <w:numFmt w:val="decimal"/>
+      <w:lvlText w:val="%1."/>
+      <w:lvlJc w:val="left"/>
+      <w:pPr>
+        <w:tabs>
+          <w:tab w:val="num" w:pos="720"/>
+        </w:tabs>
+        <w:ind w:left="720" w:hanging="360"/>
+      </w:pPr>
+    </w:lvl>
+    <w:lvl w:ilvl="1" w:tentative="1">
+      <w:start w:val="1"/>
+      <w:numFmt w:val="decimal"/>
+      <w:lvlText w:val="%2."/>
+      <w:lvlJc w:val="left"/>
+      <w:pPr>
+        <w:tabs>
+          <w:tab w:val="num" w:pos="1440"/>
+        </w:tabs>
+        <w:ind w:left="1440" w:hanging="360"/>
+      </w:pPr>
+    </w:lvl>
+    <w:lvl w:ilvl="2" w:tentative="1">
+      <w:start w:val="1"/>
+      <w:numFmt w:val="decimal"/>
+      <w:lvlText w:val="%3."/>
+      <w:lvlJc w:val="left"/>
+      <w:pPr>
+        <w:tabs>
+          <w:tab w:val="num" w:pos="2160"/>
+        </w:tabs>
+        <w:ind w:left="2160" w:hanging="360"/>
+      </w:pPr>
+    </w:lvl>
+    <w:lvl w:ilvl="3" w:tentative="1">
+      <w:start w:val="1"/>
+      <w:numFmt w:val="decimal"/>
+      <w:lvlText w:val="%4."/>
+      <w:lvlJc w:val="left"/>
+      <w:pPr>
+        <w:tabs>
+          <w:tab w:val="num" w:pos="2880"/>
+        </w:tabs>
+        <w:ind w:left="2880" w:hanging="360"/>
+      </w:pPr>
+    </w:lvl>
+    <w:lvl w:ilvl="4" w:tentative="1">
+      <w:start w:val="1"/>
+      <w:numFmt w:val="decimal"/>
+      <w:lvlText w:val="%5."/>
+      <w:lvlJc w:val="left"/>
+      <w:pPr>
+        <w:tabs>
+          <w:tab w:val="num" w:pos="3600"/>
+        </w:tabs>
+        <w:ind w:left="3600" w:hanging="360"/>
+      </w:pPr>
+    </w:lvl>
+    <w:lvl w:ilvl="5" w:tentative="1">
+      <w:start w:val="1"/>
+      <w:numFmt w:val="decimal"/>
+      <w:lvlText w:val="%6."/>
+      <w:lvlJc w:val="left"/>
+      <w:pPr>
+        <w:tabs>
+          <w:tab w:val="num" w:pos="4320"/>
+        </w:tabs>
+        <w:ind w:left="4320" w:hanging="360"/>
+      </w:pPr>
+    </w:lvl>
+    <w:lvl w:ilvl="6" w:tentative="1">
+      <w:start w:val="1"/>
+      <w:numFmt w:val="decimal"/>
+      <w:lvlText w:val="%7."/>
+      <w:lvlJc w:val="left"/>
+      <w:pPr>
+        <w:tabs>
+          <w:tab w:val="num" w:pos="5040"/>
+        </w:tabs>
+        <w:ind w:left="5040" w:hanging="360"/>
+      </w:pPr>
+    </w:lvl>
+    <w:lvl w:ilvl="7" w:tentative="1">
+      <w:start w:val="1"/>
+      <w:numFmt w:val="decimal"/>
+      <w:lvlText w:val="%8."/>
+      <w:lvlJc w:val="left"/>
+      <w:pPr>
+        <w:tabs>
+          <w:tab w:val="num" w:pos="5760"/>
+        </w:tabs>
+        <w:ind w:left="5760" w:hanging="360"/>
+      </w:pPr>
+    </w:lvl>
+    <w:lvl w:ilvl="8" w:tentative="1">
+      <w:start w:val="1"/>
+      <w:numFmt w:val="decimal"/>
+      <w:lvlText w:val="%9."/>
+      <w:lvlJc w:val="left"/>
+      <w:pPr>
+        <w:tabs>
+          <w:tab w:val="num" w:pos="6480"/>
+        </w:tabs>
+        <w:ind w:left="6480" w:hanging="360"/>
+      </w:pPr>
+    </w:lvl>
+  </w:abstractNum>
+  <w:abstractNum w:abstractNumId="2" w15:restartNumberingAfterBreak="0">
     <w:nsid w:val="3A1A2B70"/>
     <w:multiLevelType w:val="hybridMultilevel"/>
     <w:tmpl w:val="2084C5C0"/>
@@ -1923,7 +2717,7 @@
       </w:pPr>
     </w:lvl>
   </w:abstractNum>
-  <w:abstractNum w:abstractNumId="1" w15:restartNumberingAfterBreak="0">
+  <w:abstractNum w:abstractNumId="3" w15:restartNumberingAfterBreak="0">
     <w:nsid w:val="593C0919"/>
     <w:multiLevelType w:val="hybridMultilevel"/>
     <w:tmpl w:val="597C6C02"/>
@@ -2012,11 +2806,365 @@
       </w:pPr>
     </w:lvl>
   </w:abstractNum>
+  <w:abstractNum w:abstractNumId="4" w15:restartNumberingAfterBreak="0">
+    <w:nsid w:val="6E9A56C6"/>
+    <w:multiLevelType w:val="multilevel"/>
+    <w:tmpl w:val="7812C5EC"/>
+    <w:lvl w:ilvl="0">
+      <w:start w:val="1"/>
+      <w:numFmt w:val="decimal"/>
+      <w:lvlText w:val="%1."/>
+      <w:lvlJc w:val="left"/>
+      <w:pPr>
+        <w:tabs>
+          <w:tab w:val="num" w:pos="720"/>
+        </w:tabs>
+        <w:ind w:left="720" w:hanging="360"/>
+      </w:pPr>
+    </w:lvl>
+    <w:lvl w:ilvl="1" w:tentative="1">
+      <w:start w:val="1"/>
+      <w:numFmt w:val="decimal"/>
+      <w:lvlText w:val="%2."/>
+      <w:lvlJc w:val="left"/>
+      <w:pPr>
+        <w:tabs>
+          <w:tab w:val="num" w:pos="1440"/>
+        </w:tabs>
+        <w:ind w:left="1440" w:hanging="360"/>
+      </w:pPr>
+    </w:lvl>
+    <w:lvl w:ilvl="2" w:tentative="1">
+      <w:start w:val="1"/>
+      <w:numFmt w:val="decimal"/>
+      <w:lvlText w:val="%3."/>
+      <w:lvlJc w:val="left"/>
+      <w:pPr>
+        <w:tabs>
+          <w:tab w:val="num" w:pos="2160"/>
+        </w:tabs>
+        <w:ind w:left="2160" w:hanging="360"/>
+      </w:pPr>
+    </w:lvl>
+    <w:lvl w:ilvl="3" w:tentative="1">
+      <w:start w:val="1"/>
+      <w:numFmt w:val="decimal"/>
+      <w:lvlText w:val="%4."/>
+      <w:lvlJc w:val="left"/>
+      <w:pPr>
+        <w:tabs>
+          <w:tab w:val="num" w:pos="2880"/>
+        </w:tabs>
+        <w:ind w:left="2880" w:hanging="360"/>
+      </w:pPr>
+    </w:lvl>
+    <w:lvl w:ilvl="4" w:tentative="1">
+      <w:start w:val="1"/>
+      <w:numFmt w:val="decimal"/>
+      <w:lvlText w:val="%5."/>
+      <w:lvlJc w:val="left"/>
+      <w:pPr>
+        <w:tabs>
+          <w:tab w:val="num" w:pos="3600"/>
+        </w:tabs>
+        <w:ind w:left="3600" w:hanging="360"/>
+      </w:pPr>
+    </w:lvl>
+    <w:lvl w:ilvl="5" w:tentative="1">
+      <w:start w:val="1"/>
+      <w:numFmt w:val="decimal"/>
+      <w:lvlText w:val="%6."/>
+      <w:lvlJc w:val="left"/>
+      <w:pPr>
+        <w:tabs>
+          <w:tab w:val="num" w:pos="4320"/>
+        </w:tabs>
+        <w:ind w:left="4320" w:hanging="360"/>
+      </w:pPr>
+    </w:lvl>
+    <w:lvl w:ilvl="6" w:tentative="1">
+      <w:start w:val="1"/>
+      <w:numFmt w:val="decimal"/>
+      <w:lvlText w:val="%7."/>
+      <w:lvlJc w:val="left"/>
+      <w:pPr>
+        <w:tabs>
+          <w:tab w:val="num" w:pos="5040"/>
+        </w:tabs>
+        <w:ind w:left="5040" w:hanging="360"/>
+      </w:pPr>
+    </w:lvl>
+    <w:lvl w:ilvl="7" w:tentative="1">
+      <w:start w:val="1"/>
+      <w:numFmt w:val="decimal"/>
+      <w:lvlText w:val="%8."/>
+      <w:lvlJc w:val="left"/>
+      <w:pPr>
+        <w:tabs>
+          <w:tab w:val="num" w:pos="5760"/>
+        </w:tabs>
+        <w:ind w:left="5760" w:hanging="360"/>
+      </w:pPr>
+    </w:lvl>
+    <w:lvl w:ilvl="8" w:tentative="1">
+      <w:start w:val="1"/>
+      <w:numFmt w:val="decimal"/>
+      <w:lvlText w:val="%9."/>
+      <w:lvlJc w:val="left"/>
+      <w:pPr>
+        <w:tabs>
+          <w:tab w:val="num" w:pos="6480"/>
+        </w:tabs>
+        <w:ind w:left="6480" w:hanging="360"/>
+      </w:pPr>
+    </w:lvl>
+  </w:abstractNum>
+  <w:abstractNum w:abstractNumId="5" w15:restartNumberingAfterBreak="0">
+    <w:nsid w:val="7179044D"/>
+    <w:multiLevelType w:val="multilevel"/>
+    <w:tmpl w:val="48788FD8"/>
+    <w:lvl w:ilvl="0">
+      <w:start w:val="1"/>
+      <w:numFmt w:val="decimal"/>
+      <w:lvlText w:val="%1."/>
+      <w:lvlJc w:val="left"/>
+      <w:pPr>
+        <w:tabs>
+          <w:tab w:val="num" w:pos="720"/>
+        </w:tabs>
+        <w:ind w:left="720" w:hanging="360"/>
+      </w:pPr>
+    </w:lvl>
+    <w:lvl w:ilvl="1" w:tentative="1">
+      <w:start w:val="1"/>
+      <w:numFmt w:val="decimal"/>
+      <w:lvlText w:val="%2."/>
+      <w:lvlJc w:val="left"/>
+      <w:pPr>
+        <w:tabs>
+          <w:tab w:val="num" w:pos="1440"/>
+        </w:tabs>
+        <w:ind w:left="1440" w:hanging="360"/>
+      </w:pPr>
+    </w:lvl>
+    <w:lvl w:ilvl="2" w:tentative="1">
+      <w:start w:val="1"/>
+      <w:numFmt w:val="decimal"/>
+      <w:lvlText w:val="%3."/>
+      <w:lvlJc w:val="left"/>
+      <w:pPr>
+        <w:tabs>
+          <w:tab w:val="num" w:pos="2160"/>
+        </w:tabs>
+        <w:ind w:left="2160" w:hanging="360"/>
+      </w:pPr>
+    </w:lvl>
+    <w:lvl w:ilvl="3" w:tentative="1">
+      <w:start w:val="1"/>
+      <w:numFmt w:val="decimal"/>
+      <w:lvlText w:val="%4."/>
+      <w:lvlJc w:val="left"/>
+      <w:pPr>
+        <w:tabs>
+          <w:tab w:val="num" w:pos="2880"/>
+        </w:tabs>
+        <w:ind w:left="2880" w:hanging="360"/>
+      </w:pPr>
+    </w:lvl>
+    <w:lvl w:ilvl="4" w:tentative="1">
+      <w:start w:val="1"/>
+      <w:numFmt w:val="decimal"/>
+      <w:lvlText w:val="%5."/>
+      <w:lvlJc w:val="left"/>
+      <w:pPr>
+        <w:tabs>
+          <w:tab w:val="num" w:pos="3600"/>
+        </w:tabs>
+        <w:ind w:left="3600" w:hanging="360"/>
+      </w:pPr>
+    </w:lvl>
+    <w:lvl w:ilvl="5" w:tentative="1">
+      <w:start w:val="1"/>
+      <w:numFmt w:val="decimal"/>
+      <w:lvlText w:val="%6."/>
+      <w:lvlJc w:val="left"/>
+      <w:pPr>
+        <w:tabs>
+          <w:tab w:val="num" w:pos="4320"/>
+        </w:tabs>
+        <w:ind w:left="4320" w:hanging="360"/>
+      </w:pPr>
+    </w:lvl>
+    <w:lvl w:ilvl="6" w:tentative="1">
+      <w:start w:val="1"/>
+      <w:numFmt w:val="decimal"/>
+      <w:lvlText w:val="%7."/>
+      <w:lvlJc w:val="left"/>
+      <w:pPr>
+        <w:tabs>
+          <w:tab w:val="num" w:pos="5040"/>
+        </w:tabs>
+        <w:ind w:left="5040" w:hanging="360"/>
+      </w:pPr>
+    </w:lvl>
+    <w:lvl w:ilvl="7" w:tentative="1">
+      <w:start w:val="1"/>
+      <w:numFmt w:val="decimal"/>
+      <w:lvlText w:val="%8."/>
+      <w:lvlJc w:val="left"/>
+      <w:pPr>
+        <w:tabs>
+          <w:tab w:val="num" w:pos="5760"/>
+        </w:tabs>
+        <w:ind w:left="5760" w:hanging="360"/>
+      </w:pPr>
+    </w:lvl>
+    <w:lvl w:ilvl="8" w:tentative="1">
+      <w:start w:val="1"/>
+      <w:numFmt w:val="decimal"/>
+      <w:lvlText w:val="%9."/>
+      <w:lvlJc w:val="left"/>
+      <w:pPr>
+        <w:tabs>
+          <w:tab w:val="num" w:pos="6480"/>
+        </w:tabs>
+        <w:ind w:left="6480" w:hanging="360"/>
+      </w:pPr>
+    </w:lvl>
+  </w:abstractNum>
+  <w:abstractNum w:abstractNumId="6" w15:restartNumberingAfterBreak="0">
+    <w:nsid w:val="7D306970"/>
+    <w:multiLevelType w:val="multilevel"/>
+    <w:tmpl w:val="85ACBFB2"/>
+    <w:lvl w:ilvl="0">
+      <w:start w:val="1"/>
+      <w:numFmt w:val="decimal"/>
+      <w:lvlText w:val="%1."/>
+      <w:lvlJc w:val="left"/>
+      <w:pPr>
+        <w:tabs>
+          <w:tab w:val="num" w:pos="720"/>
+        </w:tabs>
+        <w:ind w:left="720" w:hanging="360"/>
+      </w:pPr>
+    </w:lvl>
+    <w:lvl w:ilvl="1" w:tentative="1">
+      <w:start w:val="1"/>
+      <w:numFmt w:val="decimal"/>
+      <w:lvlText w:val="%2."/>
+      <w:lvlJc w:val="left"/>
+      <w:pPr>
+        <w:tabs>
+          <w:tab w:val="num" w:pos="1440"/>
+        </w:tabs>
+        <w:ind w:left="1440" w:hanging="360"/>
+      </w:pPr>
+    </w:lvl>
+    <w:lvl w:ilvl="2" w:tentative="1">
+      <w:start w:val="1"/>
+      <w:numFmt w:val="decimal"/>
+      <w:lvlText w:val="%3."/>
+      <w:lvlJc w:val="left"/>
+      <w:pPr>
+        <w:tabs>
+          <w:tab w:val="num" w:pos="2160"/>
+        </w:tabs>
+        <w:ind w:left="2160" w:hanging="360"/>
+      </w:pPr>
+    </w:lvl>
+    <w:lvl w:ilvl="3" w:tentative="1">
+      <w:start w:val="1"/>
+      <w:numFmt w:val="decimal"/>
+      <w:lvlText w:val="%4."/>
+      <w:lvlJc w:val="left"/>
+      <w:pPr>
+        <w:tabs>
+          <w:tab w:val="num" w:pos="2880"/>
+        </w:tabs>
+        <w:ind w:left="2880" w:hanging="360"/>
+      </w:pPr>
+    </w:lvl>
+    <w:lvl w:ilvl="4" w:tentative="1">
+      <w:start w:val="1"/>
+      <w:numFmt w:val="decimal"/>
+      <w:lvlText w:val="%5."/>
+      <w:lvlJc w:val="left"/>
+      <w:pPr>
+        <w:tabs>
+          <w:tab w:val="num" w:pos="3600"/>
+        </w:tabs>
+        <w:ind w:left="3600" w:hanging="360"/>
+      </w:pPr>
+    </w:lvl>
+    <w:lvl w:ilvl="5" w:tentative="1">
+      <w:start w:val="1"/>
+      <w:numFmt w:val="decimal"/>
+      <w:lvlText w:val="%6."/>
+      <w:lvlJc w:val="left"/>
+      <w:pPr>
+        <w:tabs>
+          <w:tab w:val="num" w:pos="4320"/>
+        </w:tabs>
+        <w:ind w:left="4320" w:hanging="360"/>
+      </w:pPr>
+    </w:lvl>
+    <w:lvl w:ilvl="6" w:tentative="1">
+      <w:start w:val="1"/>
+      <w:numFmt w:val="decimal"/>
+      <w:lvlText w:val="%7."/>
+      <w:lvlJc w:val="left"/>
+      <w:pPr>
+        <w:tabs>
+          <w:tab w:val="num" w:pos="5040"/>
+        </w:tabs>
+        <w:ind w:left="5040" w:hanging="360"/>
+      </w:pPr>
+    </w:lvl>
+    <w:lvl w:ilvl="7" w:tentative="1">
+      <w:start w:val="1"/>
+      <w:numFmt w:val="decimal"/>
+      <w:lvlText w:val="%8."/>
+      <w:lvlJc w:val="left"/>
+      <w:pPr>
+        <w:tabs>
+          <w:tab w:val="num" w:pos="5760"/>
+        </w:tabs>
+        <w:ind w:left="5760" w:hanging="360"/>
+      </w:pPr>
+    </w:lvl>
+    <w:lvl w:ilvl="8" w:tentative="1">
+      <w:start w:val="1"/>
+      <w:numFmt w:val="decimal"/>
+      <w:lvlText w:val="%9."/>
+      <w:lvlJc w:val="left"/>
+      <w:pPr>
+        <w:tabs>
+          <w:tab w:val="num" w:pos="6480"/>
+        </w:tabs>
+        <w:ind w:left="6480" w:hanging="360"/>
+      </w:pPr>
+    </w:lvl>
+  </w:abstractNum>
   <w:num w:numId="1">
-    <w:abstractNumId w:val="0"/>
+    <w:abstractNumId w:val="2"/>
   </w:num>
   <w:num w:numId="2">
+    <w:abstractNumId w:val="3"/>
+  </w:num>
+  <w:num w:numId="3">
+    <w:abstractNumId w:val="4"/>
+  </w:num>
+  <w:num w:numId="4">
+    <w:abstractNumId w:val="6"/>
+  </w:num>
+  <w:num w:numId="5">
     <w:abstractNumId w:val="1"/>
+  </w:num>
+  <w:num w:numId="6">
+    <w:abstractNumId w:val="5"/>
+  </w:num>
+  <w:num w:numId="7">
+    <w:abstractNumId w:val="0"/>
   </w:num>
 </w:numbering>
 </file>
@@ -2490,7 +3638,6 @@
     <w:name w:val="Normal (Web)"/>
     <w:basedOn w:val="Normal"/>
     <w:uiPriority w:val="99"/>
-    <w:semiHidden/>
     <w:unhideWhenUsed/>
     <w:rsid w:val="001833EF"/>
     <w:pPr>

--- a/Data Communication and Computer Network/1. Question List.docx
+++ b/Data Communication and Computer Network/1. Question List.docx
@@ -1878,19 +1878,789 @@
         <w:pStyle w:val="NormalWeb"/>
         <w:numPr>
           <w:ilvl w:val="0"/>
-          <w:numId w:val="4"/>
+          <w:numId w:val="7"/>
         </w:numPr>
-      </w:pPr>
-      <w:r>
-        <w:t xml:space="preserve">Draw </w:t>
-      </w:r>
-      <w:proofErr w:type="gramStart"/>
-      <w:r>
-        <w:t>three layer</w:t>
-      </w:r>
-      <w:proofErr w:type="gramEnd"/>
-      <w:r>
-        <w:t xml:space="preserve"> architecture of two philosopher communication. (Only figure)</w:t>
+        <w:rPr>
+          <w:sz w:val="28"/>
+          <w:szCs w:val="28"/>
+        </w:rPr>
+      </w:pPr>
+      <w:r>
+        <w:rPr>
+          <w:b/>
+          <w:sz w:val="28"/>
+          <w:szCs w:val="28"/>
+        </w:rPr>
+        <w:t>Write basic principle of BF</w:t>
+      </w:r>
+      <w:r>
+        <w:rPr>
+          <w:b/>
+          <w:sz w:val="28"/>
+          <w:szCs w:val="28"/>
+        </w:rPr>
+        <w:t>SK.</w:t>
+      </w:r>
+      <w:r>
+        <w:rPr>
+          <w:sz w:val="28"/>
+          <w:szCs w:val="28"/>
+        </w:rPr>
+        <w:br/>
+      </w:r>
+      <w:proofErr w:type="spellStart"/>
+      <w:r>
+        <w:rPr>
+          <w:b/>
+          <w:color w:val="FF0000"/>
+          <w:sz w:val="28"/>
+          <w:szCs w:val="28"/>
+        </w:rPr>
+        <w:t>Ans</w:t>
+      </w:r>
+      <w:proofErr w:type="spellEnd"/>
+      <w:r>
+        <w:rPr>
+          <w:b/>
+          <w:color w:val="FF0000"/>
+          <w:sz w:val="28"/>
+          <w:szCs w:val="28"/>
+        </w:rPr>
+        <w:t>:</w:t>
+      </w:r>
+      <w:r>
+        <w:rPr>
+          <w:color w:val="FF0000"/>
+          <w:sz w:val="28"/>
+          <w:szCs w:val="28"/>
+        </w:rPr>
+        <w:t xml:space="preserve"> </w:t>
+      </w:r>
+      <w:r>
+        <w:rPr>
+          <w:sz w:val="28"/>
+          <w:szCs w:val="28"/>
+        </w:rPr>
+        <w:t xml:space="preserve">Slide 4 </w:t>
+      </w:r>
+      <w:proofErr w:type="spellStart"/>
+      <w:r>
+        <w:rPr>
+          <w:sz w:val="28"/>
+          <w:szCs w:val="28"/>
+        </w:rPr>
+        <w:t>er</w:t>
+      </w:r>
+      <w:proofErr w:type="spellEnd"/>
+      <w:r>
+        <w:rPr>
+          <w:sz w:val="28"/>
+          <w:szCs w:val="28"/>
+        </w:rPr>
+        <w:t xml:space="preserve"> </w:t>
+      </w:r>
+      <w:proofErr w:type="spellStart"/>
+      <w:r>
+        <w:rPr>
+          <w:sz w:val="28"/>
+          <w:szCs w:val="28"/>
+        </w:rPr>
+        <w:t>uporer</w:t>
+      </w:r>
+      <w:proofErr w:type="spellEnd"/>
+      <w:r>
+        <w:rPr>
+          <w:sz w:val="28"/>
+          <w:szCs w:val="28"/>
+        </w:rPr>
+        <w:t xml:space="preserve"> shadow color not block</w:t>
+      </w:r>
+    </w:p>
+    <w:p>
+      <w:pPr>
+        <w:pStyle w:val="NormalWeb"/>
+        <w:numPr>
+          <w:ilvl w:val="0"/>
+          <w:numId w:val="7"/>
+        </w:numPr>
+        <w:rPr>
+          <w:sz w:val="28"/>
+          <w:szCs w:val="28"/>
+        </w:rPr>
+      </w:pPr>
+      <w:r>
+        <w:rPr>
+          <w:b/>
+          <w:sz w:val="28"/>
+          <w:szCs w:val="28"/>
+        </w:rPr>
+        <w:t>Draw BF</w:t>
+      </w:r>
+      <w:r>
+        <w:rPr>
+          <w:b/>
+          <w:sz w:val="28"/>
+          <w:szCs w:val="28"/>
+        </w:rPr>
+        <w:t>SK</w:t>
+      </w:r>
+      <w:r>
+        <w:rPr>
+          <w:b/>
+          <w:sz w:val="28"/>
+          <w:szCs w:val="28"/>
+        </w:rPr>
+        <w:t xml:space="preserve"> modulator circuit.</w:t>
+      </w:r>
+      <w:r>
+        <w:rPr>
+          <w:sz w:val="28"/>
+          <w:szCs w:val="28"/>
+        </w:rPr>
+        <w:br/>
+      </w:r>
+      <w:proofErr w:type="spellStart"/>
+      <w:r>
+        <w:rPr>
+          <w:sz w:val="28"/>
+          <w:szCs w:val="28"/>
+        </w:rPr>
+        <w:t>Ans</w:t>
+      </w:r>
+      <w:proofErr w:type="spellEnd"/>
+      <w:r>
+        <w:rPr>
+          <w:sz w:val="28"/>
+          <w:szCs w:val="28"/>
+        </w:rPr>
+        <w:t>: Only figure 1 diagram not description.</w:t>
+      </w:r>
+    </w:p>
+    <w:p>
+      <w:pPr>
+        <w:pStyle w:val="NormalWeb"/>
+        <w:numPr>
+          <w:ilvl w:val="0"/>
+          <w:numId w:val="7"/>
+        </w:numPr>
+        <w:rPr>
+          <w:sz w:val="28"/>
+          <w:szCs w:val="28"/>
+        </w:rPr>
+      </w:pPr>
+      <w:r>
+        <w:rPr>
+          <w:b/>
+          <w:sz w:val="28"/>
+          <w:szCs w:val="28"/>
+        </w:rPr>
+        <w:t>Draw Coherent of demodulator circuit of BFSK.</w:t>
+      </w:r>
+      <w:r>
+        <w:rPr>
+          <w:sz w:val="28"/>
+          <w:szCs w:val="28"/>
+        </w:rPr>
+        <w:br/>
+      </w:r>
+      <w:proofErr w:type="spellStart"/>
+      <w:r>
+        <w:rPr>
+          <w:b/>
+          <w:color w:val="FF0000"/>
+          <w:sz w:val="28"/>
+          <w:szCs w:val="28"/>
+        </w:rPr>
+        <w:t>Ans</w:t>
+      </w:r>
+      <w:proofErr w:type="spellEnd"/>
+      <w:r>
+        <w:rPr>
+          <w:b/>
+          <w:color w:val="FF0000"/>
+          <w:sz w:val="28"/>
+          <w:szCs w:val="28"/>
+        </w:rPr>
+        <w:t>:</w:t>
+      </w:r>
+      <w:r>
+        <w:rPr>
+          <w:color w:val="FF0000"/>
+          <w:sz w:val="28"/>
+          <w:szCs w:val="28"/>
+        </w:rPr>
+        <w:t xml:space="preserve"> </w:t>
+      </w:r>
+      <w:r>
+        <w:rPr>
+          <w:sz w:val="28"/>
+          <w:szCs w:val="28"/>
+        </w:rPr>
+        <w:t xml:space="preserve">Only diagram and with cos(2 </w:t>
+      </w:r>
+      <w:r>
+        <w:rPr>
+          <w:sz w:val="28"/>
+          <w:szCs w:val="28"/>
+        </w:rPr>
+        <w:t>π</w:t>
+      </w:r>
+      <w:r>
+        <w:rPr>
+          <w:sz w:val="28"/>
+          <w:szCs w:val="28"/>
+        </w:rPr>
+        <w:t xml:space="preserve">f1t) – cos(2 </w:t>
+      </w:r>
+      <w:r>
+        <w:rPr>
+          <w:sz w:val="28"/>
+          <w:szCs w:val="28"/>
+        </w:rPr>
+        <w:t>π</w:t>
+      </w:r>
+      <w:r>
+        <w:rPr>
+          <w:sz w:val="28"/>
+          <w:szCs w:val="28"/>
+        </w:rPr>
+        <w:t>f2t)</w:t>
+      </w:r>
+    </w:p>
+    <w:p>
+      <w:pPr>
+        <w:pStyle w:val="NormalWeb"/>
+        <w:numPr>
+          <w:ilvl w:val="0"/>
+          <w:numId w:val="7"/>
+        </w:numPr>
+        <w:rPr>
+          <w:sz w:val="28"/>
+          <w:szCs w:val="28"/>
+        </w:rPr>
+      </w:pPr>
+      <w:r>
+        <w:rPr>
+          <w:b/>
+          <w:sz w:val="28"/>
+          <w:szCs w:val="28"/>
+        </w:rPr>
+        <w:t>Give basic principle of BPSK.</w:t>
+      </w:r>
+      <w:r>
+        <w:rPr>
+          <w:sz w:val="28"/>
+          <w:szCs w:val="28"/>
+        </w:rPr>
+        <w:br/>
+      </w:r>
+      <w:proofErr w:type="spellStart"/>
+      <w:r>
+        <w:rPr>
+          <w:b/>
+          <w:color w:val="FF0000"/>
+          <w:sz w:val="28"/>
+          <w:szCs w:val="28"/>
+        </w:rPr>
+        <w:t>Ans</w:t>
+      </w:r>
+      <w:proofErr w:type="spellEnd"/>
+      <w:r>
+        <w:rPr>
+          <w:b/>
+          <w:color w:val="FF0000"/>
+          <w:sz w:val="28"/>
+          <w:szCs w:val="28"/>
+        </w:rPr>
+        <w:t>:</w:t>
+      </w:r>
+      <w:r>
+        <w:rPr>
+          <w:sz w:val="28"/>
+          <w:szCs w:val="28"/>
+        </w:rPr>
+        <w:t xml:space="preserve"> Slide 8 </w:t>
+      </w:r>
+      <w:proofErr w:type="spellStart"/>
+      <w:r>
+        <w:rPr>
+          <w:sz w:val="28"/>
+          <w:szCs w:val="28"/>
+        </w:rPr>
+        <w:t>purotai</w:t>
+      </w:r>
+      <w:proofErr w:type="spellEnd"/>
+    </w:p>
+    <w:p>
+      <w:pPr>
+        <w:pStyle w:val="NormalWeb"/>
+        <w:numPr>
+          <w:ilvl w:val="0"/>
+          <w:numId w:val="7"/>
+        </w:numPr>
+        <w:rPr>
+          <w:sz w:val="28"/>
+          <w:szCs w:val="28"/>
+        </w:rPr>
+      </w:pPr>
+      <w:r>
+        <w:rPr>
+          <w:b/>
+          <w:sz w:val="28"/>
+          <w:szCs w:val="28"/>
+        </w:rPr>
+        <w:t>Why M-</w:t>
+      </w:r>
+      <w:proofErr w:type="spellStart"/>
+      <w:r>
+        <w:rPr>
+          <w:b/>
+          <w:sz w:val="28"/>
+          <w:szCs w:val="28"/>
+        </w:rPr>
+        <w:t>ary</w:t>
+      </w:r>
+      <w:proofErr w:type="spellEnd"/>
+      <w:r>
+        <w:rPr>
+          <w:b/>
+          <w:sz w:val="28"/>
+          <w:szCs w:val="28"/>
+        </w:rPr>
+        <w:t xml:space="preserve"> PSK is preferable compared to BPSK?</w:t>
+      </w:r>
+      <w:r>
+        <w:rPr>
+          <w:sz w:val="28"/>
+          <w:szCs w:val="28"/>
+        </w:rPr>
+        <w:br/>
+      </w:r>
+      <w:proofErr w:type="spellStart"/>
+      <w:r>
+        <w:rPr>
+          <w:b/>
+          <w:color w:val="FF0000"/>
+          <w:sz w:val="28"/>
+          <w:szCs w:val="28"/>
+        </w:rPr>
+        <w:t>Ans</w:t>
+      </w:r>
+      <w:proofErr w:type="spellEnd"/>
+      <w:r>
+        <w:rPr>
+          <w:b/>
+          <w:color w:val="FF0000"/>
+          <w:sz w:val="28"/>
+          <w:szCs w:val="28"/>
+        </w:rPr>
+        <w:t>:</w:t>
+      </w:r>
+      <w:r>
+        <w:rPr>
+          <w:b/>
+          <w:color w:val="FF0000"/>
+          <w:sz w:val="28"/>
+          <w:szCs w:val="28"/>
+        </w:rPr>
+        <w:t xml:space="preserve"> Slide 11 </w:t>
+      </w:r>
+      <w:proofErr w:type="spellStart"/>
+      <w:r>
+        <w:rPr>
+          <w:b/>
+          <w:color w:val="FF0000"/>
+          <w:sz w:val="28"/>
+          <w:szCs w:val="28"/>
+        </w:rPr>
+        <w:t>er</w:t>
+      </w:r>
+      <w:proofErr w:type="spellEnd"/>
+      <w:r>
+        <w:rPr>
+          <w:b/>
+          <w:color w:val="FF0000"/>
+          <w:sz w:val="28"/>
+          <w:szCs w:val="28"/>
+        </w:rPr>
+        <w:t xml:space="preserve"> </w:t>
+      </w:r>
+      <w:proofErr w:type="spellStart"/>
+      <w:r>
+        <w:rPr>
+          <w:b/>
+          <w:color w:val="FF0000"/>
+          <w:sz w:val="28"/>
+          <w:szCs w:val="28"/>
+        </w:rPr>
+        <w:t>uporer</w:t>
+      </w:r>
+      <w:proofErr w:type="spellEnd"/>
+      <w:r>
+        <w:rPr>
+          <w:b/>
+          <w:color w:val="FF0000"/>
+          <w:sz w:val="28"/>
+          <w:szCs w:val="28"/>
+        </w:rPr>
+        <w:t xml:space="preserve"> shadow color only</w:t>
+      </w:r>
+    </w:p>
+    <w:p>
+      <w:pPr>
+        <w:pStyle w:val="NormalWeb"/>
+        <w:numPr>
+          <w:ilvl w:val="0"/>
+          <w:numId w:val="7"/>
+        </w:numPr>
+        <w:rPr>
+          <w:sz w:val="28"/>
+          <w:szCs w:val="28"/>
+        </w:rPr>
+      </w:pPr>
+      <w:r>
+        <w:rPr>
+          <w:b/>
+          <w:sz w:val="28"/>
+          <w:szCs w:val="28"/>
+        </w:rPr>
+        <w:t>Derive the initial phase angles of 8-PSK.</w:t>
+      </w:r>
+      <w:r>
+        <w:rPr>
+          <w:sz w:val="28"/>
+          <w:szCs w:val="28"/>
+        </w:rPr>
+        <w:br/>
+      </w:r>
+      <w:proofErr w:type="spellStart"/>
+      <w:r>
+        <w:rPr>
+          <w:b/>
+          <w:color w:val="FF0000"/>
+          <w:sz w:val="28"/>
+          <w:szCs w:val="28"/>
+        </w:rPr>
+        <w:t>Ans</w:t>
+      </w:r>
+      <w:proofErr w:type="spellEnd"/>
+      <w:r>
+        <w:rPr>
+          <w:b/>
+          <w:color w:val="FF0000"/>
+          <w:sz w:val="28"/>
+          <w:szCs w:val="28"/>
+        </w:rPr>
+        <w:t xml:space="preserve">: Slide 11 </w:t>
+      </w:r>
+      <w:proofErr w:type="spellStart"/>
+      <w:r>
+        <w:rPr>
+          <w:b/>
+          <w:color w:val="FF0000"/>
+          <w:sz w:val="28"/>
+          <w:szCs w:val="28"/>
+        </w:rPr>
+        <w:t>er</w:t>
+      </w:r>
+      <w:proofErr w:type="spellEnd"/>
+      <w:r>
+        <w:rPr>
+          <w:b/>
+          <w:color w:val="FF0000"/>
+          <w:sz w:val="28"/>
+          <w:szCs w:val="28"/>
+        </w:rPr>
+        <w:t xml:space="preserve"> </w:t>
+      </w:r>
+      <w:proofErr w:type="spellStart"/>
+      <w:r>
+        <w:rPr>
+          <w:b/>
+          <w:color w:val="FF0000"/>
+          <w:sz w:val="28"/>
+          <w:szCs w:val="28"/>
+        </w:rPr>
+        <w:t>nicher</w:t>
+      </w:r>
+      <w:proofErr w:type="spellEnd"/>
+      <w:r>
+        <w:rPr>
+          <w:b/>
+          <w:color w:val="FF0000"/>
+          <w:sz w:val="28"/>
+          <w:szCs w:val="28"/>
+        </w:rPr>
+        <w:t xml:space="preserve"> 2 line only. In 8 PSK </w:t>
+      </w:r>
+      <w:proofErr w:type="spellStart"/>
+      <w:r>
+        <w:rPr>
+          <w:b/>
+          <w:color w:val="FF0000"/>
+          <w:sz w:val="28"/>
+          <w:szCs w:val="28"/>
+        </w:rPr>
+        <w:t>evabe</w:t>
+      </w:r>
+      <w:proofErr w:type="spellEnd"/>
+      <w:r>
+        <w:rPr>
+          <w:b/>
+          <w:color w:val="FF0000"/>
+          <w:sz w:val="28"/>
+          <w:szCs w:val="28"/>
+        </w:rPr>
+        <w:t xml:space="preserve"> </w:t>
+      </w:r>
+      <w:proofErr w:type="spellStart"/>
+      <w:r>
+        <w:rPr>
+          <w:b/>
+          <w:color w:val="FF0000"/>
+          <w:sz w:val="28"/>
+          <w:szCs w:val="28"/>
+        </w:rPr>
+        <w:t>ans</w:t>
+      </w:r>
+      <w:proofErr w:type="spellEnd"/>
+      <w:r>
+        <w:rPr>
+          <w:b/>
+          <w:color w:val="FF0000"/>
+          <w:sz w:val="28"/>
+          <w:szCs w:val="28"/>
+        </w:rPr>
+        <w:t xml:space="preserve"> start </w:t>
+      </w:r>
+      <w:proofErr w:type="spellStart"/>
+      <w:r>
+        <w:rPr>
+          <w:b/>
+          <w:color w:val="FF0000"/>
+          <w:sz w:val="28"/>
+          <w:szCs w:val="28"/>
+        </w:rPr>
+        <w:t>korbo</w:t>
+      </w:r>
+      <w:proofErr w:type="spellEnd"/>
+      <w:r>
+        <w:rPr>
+          <w:b/>
+          <w:color w:val="FF0000"/>
+          <w:sz w:val="28"/>
+          <w:szCs w:val="28"/>
+        </w:rPr>
+        <w:t>.</w:t>
+      </w:r>
+    </w:p>
+    <w:p>
+      <w:pPr>
+        <w:pStyle w:val="NormalWeb"/>
+        <w:numPr>
+          <w:ilvl w:val="0"/>
+          <w:numId w:val="7"/>
+        </w:numPr>
+        <w:rPr>
+          <w:sz w:val="28"/>
+          <w:szCs w:val="28"/>
+        </w:rPr>
+      </w:pPr>
+      <w:r>
+        <w:rPr>
+          <w:b/>
+          <w:sz w:val="28"/>
+          <w:szCs w:val="28"/>
+        </w:rPr>
+        <w:lastRenderedPageBreak/>
+        <w:t xml:space="preserve">Why </w:t>
+      </w:r>
+      <w:proofErr w:type="spellStart"/>
+      <w:r>
+        <w:rPr>
+          <w:b/>
+          <w:sz w:val="28"/>
+          <w:szCs w:val="28"/>
+        </w:rPr>
+        <w:t>Quantatue</w:t>
+      </w:r>
+      <w:proofErr w:type="spellEnd"/>
+      <w:r>
+        <w:rPr>
+          <w:b/>
+          <w:sz w:val="28"/>
+          <w:szCs w:val="28"/>
+        </w:rPr>
+        <w:t xml:space="preserve"> amplitude modulation is widely used in data communication? Give the expression of modulated wave</w:t>
+      </w:r>
+      <w:r>
+        <w:rPr>
+          <w:b/>
+          <w:sz w:val="28"/>
+          <w:szCs w:val="28"/>
+        </w:rPr>
+        <w:t>?</w:t>
+      </w:r>
+      <w:r>
+        <w:rPr>
+          <w:sz w:val="28"/>
+          <w:szCs w:val="28"/>
+        </w:rPr>
+        <w:br/>
+      </w:r>
+      <w:proofErr w:type="spellStart"/>
+      <w:r>
+        <w:rPr>
+          <w:sz w:val="28"/>
+          <w:szCs w:val="28"/>
+        </w:rPr>
+        <w:t>Ans</w:t>
+      </w:r>
+      <w:proofErr w:type="spellEnd"/>
+      <w:r>
+        <w:rPr>
+          <w:sz w:val="28"/>
+          <w:szCs w:val="28"/>
+        </w:rPr>
+        <w:t xml:space="preserve">: Slide 18 </w:t>
+      </w:r>
+      <w:proofErr w:type="spellStart"/>
+      <w:r>
+        <w:rPr>
+          <w:sz w:val="28"/>
+          <w:szCs w:val="28"/>
+        </w:rPr>
+        <w:t>er</w:t>
+      </w:r>
+      <w:proofErr w:type="spellEnd"/>
+      <w:r>
+        <w:rPr>
+          <w:sz w:val="28"/>
+          <w:szCs w:val="28"/>
+        </w:rPr>
+        <w:t xml:space="preserve"> shadow </w:t>
+      </w:r>
+      <w:proofErr w:type="spellStart"/>
+      <w:r>
+        <w:rPr>
+          <w:sz w:val="28"/>
+          <w:szCs w:val="28"/>
+        </w:rPr>
+        <w:t>lekha</w:t>
+      </w:r>
+      <w:proofErr w:type="spellEnd"/>
+      <w:r>
+        <w:rPr>
+          <w:sz w:val="28"/>
+          <w:szCs w:val="28"/>
+        </w:rPr>
+        <w:t xml:space="preserve"> and first equation only.</w:t>
+      </w:r>
+      <w:r>
+        <w:rPr>
+          <w:sz w:val="28"/>
+          <w:szCs w:val="28"/>
+        </w:rPr>
+        <w:br/>
+      </w:r>
+    </w:p>
+    <w:p>
+      <w:pPr>
+        <w:pStyle w:val="NormalWeb"/>
+        <w:numPr>
+          <w:ilvl w:val="0"/>
+          <w:numId w:val="7"/>
+        </w:numPr>
+        <w:rPr>
+          <w:sz w:val="28"/>
+          <w:szCs w:val="28"/>
+        </w:rPr>
+      </w:pPr>
+      <w:r>
+        <w:rPr>
+          <w:b/>
+          <w:sz w:val="28"/>
+          <w:szCs w:val="28"/>
+        </w:rPr>
+        <w:t>Draw a simplified waves/</w:t>
+      </w:r>
+      <w:proofErr w:type="spellStart"/>
+      <w:r>
+        <w:rPr>
+          <w:b/>
+          <w:sz w:val="28"/>
+          <w:szCs w:val="28"/>
+        </w:rPr>
+        <w:t>waveshaps</w:t>
+      </w:r>
+      <w:proofErr w:type="spellEnd"/>
+      <w:r>
+        <w:rPr>
+          <w:sz w:val="28"/>
+          <w:szCs w:val="28"/>
+        </w:rPr>
+        <w:br/>
+      </w:r>
+      <w:proofErr w:type="spellStart"/>
+      <w:r>
+        <w:rPr>
+          <w:sz w:val="28"/>
+          <w:szCs w:val="28"/>
+        </w:rPr>
+        <w:t>Ans</w:t>
+      </w:r>
+      <w:proofErr w:type="spellEnd"/>
+      <w:r>
+        <w:rPr>
+          <w:sz w:val="28"/>
+          <w:szCs w:val="28"/>
+        </w:rPr>
+        <w:t>: Slide 19 diagram.</w:t>
+      </w:r>
+    </w:p>
+    <w:p>
+      <w:pPr>
+        <w:pStyle w:val="ListParagraph"/>
+        <w:rPr>
+          <w:b/>
+          <w:color w:val="FF0000"/>
+          <w:sz w:val="36"/>
+          <w:szCs w:val="36"/>
+          <w:u w:val="single"/>
+        </w:rPr>
+      </w:pPr>
+    </w:p>
+    <w:p>
+      <w:pPr>
+        <w:pStyle w:val="NormalWeb"/>
+        <w:ind w:left="2880" w:firstLine="720"/>
+        <w:rPr>
+          <w:b/>
+          <w:color w:val="FF0000"/>
+          <w:sz w:val="36"/>
+          <w:szCs w:val="36"/>
+          <w:u w:val="single"/>
+        </w:rPr>
+      </w:pPr>
+      <w:r>
+        <w:rPr>
+          <w:b/>
+          <w:color w:val="FF0000"/>
+          <w:sz w:val="36"/>
+          <w:szCs w:val="36"/>
+          <w:u w:val="single"/>
+        </w:rPr>
+        <w:t>4rth</w:t>
+      </w:r>
+      <w:r>
+        <w:rPr>
+          <w:b/>
+          <w:color w:val="FF0000"/>
+          <w:sz w:val="36"/>
+          <w:szCs w:val="36"/>
+          <w:u w:val="single"/>
+        </w:rPr>
+        <w:t xml:space="preserve"> Class</w:t>
       </w:r>
     </w:p>
     <w:p>
@@ -1900,9 +2670,61 @@
           <w:ilvl w:val="0"/>
           <w:numId w:val="4"/>
         </w:numPr>
-      </w:pPr>
-      <w:r>
-        <w:t>Mention two basic functions of Physical Layer.</w:t>
+        <w:rPr>
+          <w:b/>
+          <w:color w:val="FF0000"/>
+          <w:sz w:val="36"/>
+          <w:szCs w:val="36"/>
+          <w:u w:val="single"/>
+        </w:rPr>
+      </w:pPr>
+      <w:r>
+        <w:rPr>
+          <w:b/>
+          <w:color w:val="000000" w:themeColor="text1"/>
+          <w:sz w:val="28"/>
+          <w:szCs w:val="28"/>
+        </w:rPr>
+        <w:t>Draw three layer architecture of two philosopher communication</w:t>
+      </w:r>
+      <w:r>
+        <w:rPr>
+          <w:sz w:val="28"/>
+          <w:szCs w:val="28"/>
+        </w:rPr>
+        <w:br/>
+      </w:r>
+      <w:proofErr w:type="spellStart"/>
+      <w:r>
+        <w:rPr>
+          <w:sz w:val="28"/>
+          <w:szCs w:val="28"/>
+        </w:rPr>
+        <w:t>Ans</w:t>
+      </w:r>
+      <w:proofErr w:type="spellEnd"/>
+      <w:r>
+        <w:rPr>
+          <w:sz w:val="28"/>
+          <w:szCs w:val="28"/>
+        </w:rPr>
+        <w:t xml:space="preserve">: Slide 18 </w:t>
+      </w:r>
+      <w:proofErr w:type="spellStart"/>
+      <w:r>
+        <w:rPr>
+          <w:sz w:val="28"/>
+          <w:szCs w:val="28"/>
+        </w:rPr>
+        <w:t>er</w:t>
+      </w:r>
+      <w:proofErr w:type="spellEnd"/>
+      <w:r>
+        <w:rPr>
+          <w:sz w:val="28"/>
+          <w:szCs w:val="28"/>
+        </w:rPr>
+        <w:t xml:space="preserve"> . (Only figure) </w:t>
       </w:r>
     </w:p>
     <w:p>
@@ -1912,9 +2734,88 @@
           <w:ilvl w:val="0"/>
           <w:numId w:val="4"/>
         </w:numPr>
-      </w:pPr>
-      <w:r>
-        <w:t>Mention three basic functions of LLC (Logical Link Control).</w:t>
+        <w:rPr>
+          <w:sz w:val="28"/>
+          <w:szCs w:val="28"/>
+        </w:rPr>
+      </w:pPr>
+      <w:r>
+        <w:rPr>
+          <w:b/>
+          <w:sz w:val="28"/>
+          <w:szCs w:val="28"/>
+        </w:rPr>
+        <w:t>Mention two basic functions of Physical Layer.</w:t>
+      </w:r>
+      <w:r>
+        <w:rPr>
+          <w:b/>
+          <w:sz w:val="28"/>
+          <w:szCs w:val="28"/>
+        </w:rPr>
+        <w:br/>
+      </w:r>
+      <w:proofErr w:type="spellStart"/>
+      <w:r>
+        <w:rPr>
+          <w:sz w:val="28"/>
+          <w:szCs w:val="28"/>
+        </w:rPr>
+        <w:t>Ans</w:t>
+      </w:r>
+      <w:proofErr w:type="spellEnd"/>
+      <w:r>
+        <w:rPr>
+          <w:sz w:val="28"/>
+          <w:szCs w:val="28"/>
+        </w:rPr>
+        <w:t xml:space="preserve">: Slide 28 </w:t>
+      </w:r>
+      <w:proofErr w:type="spellStart"/>
+      <w:r>
+        <w:rPr>
+          <w:sz w:val="28"/>
+          <w:szCs w:val="28"/>
+        </w:rPr>
+        <w:t>er</w:t>
+      </w:r>
+      <w:proofErr w:type="spellEnd"/>
+      <w:r>
+        <w:rPr>
+          <w:sz w:val="28"/>
+          <w:szCs w:val="28"/>
+        </w:rPr>
+        <w:t xml:space="preserve"> 2</w:t>
+      </w:r>
+      <w:r>
+        <w:rPr>
+          <w:sz w:val="28"/>
+          <w:szCs w:val="28"/>
+          <w:vertAlign w:val="superscript"/>
+        </w:rPr>
+        <w:t>nd</w:t>
+      </w:r>
+      <w:r>
+        <w:rPr>
+          <w:sz w:val="28"/>
+          <w:szCs w:val="28"/>
+        </w:rPr>
+        <w:t xml:space="preserve"> and 3</w:t>
+      </w:r>
+      <w:r>
+        <w:rPr>
+          <w:sz w:val="28"/>
+          <w:szCs w:val="28"/>
+          <w:vertAlign w:val="superscript"/>
+        </w:rPr>
+        <w:t>rd</w:t>
+      </w:r>
+      <w:r>
+        <w:rPr>
+          <w:sz w:val="28"/>
+          <w:szCs w:val="28"/>
+        </w:rPr>
+        <w:t xml:space="preserve"> point</w:t>
       </w:r>
     </w:p>
     <w:p>
@@ -1924,12 +2825,330 @@
           <w:ilvl w:val="0"/>
           <w:numId w:val="4"/>
         </w:numPr>
-      </w:pPr>
-      <w:r>
+        <w:rPr>
+          <w:sz w:val="28"/>
+          <w:szCs w:val="28"/>
+        </w:rPr>
+      </w:pPr>
+      <w:r>
+        <w:rPr>
+          <w:b/>
+          <w:sz w:val="28"/>
+          <w:szCs w:val="28"/>
+        </w:rPr>
+        <w:t>Mention three basic functions of LLC (Logical Link Control).</w:t>
+      </w:r>
+      <w:r>
+        <w:rPr>
+          <w:sz w:val="28"/>
+          <w:szCs w:val="28"/>
+        </w:rPr>
+        <w:br/>
+      </w:r>
+      <w:proofErr w:type="spellStart"/>
+      <w:r>
+        <w:rPr>
+          <w:sz w:val="28"/>
+          <w:szCs w:val="28"/>
+        </w:rPr>
+        <w:t>Ans</w:t>
+      </w:r>
+      <w:proofErr w:type="spellEnd"/>
+      <w:r>
+        <w:rPr>
+          <w:sz w:val="28"/>
+          <w:szCs w:val="28"/>
+        </w:rPr>
+        <w:t xml:space="preserve">: Slide 30 </w:t>
+      </w:r>
+      <w:proofErr w:type="spellStart"/>
+      <w:r>
+        <w:rPr>
+          <w:sz w:val="28"/>
+          <w:szCs w:val="28"/>
+        </w:rPr>
+        <w:t>er</w:t>
+      </w:r>
+      <w:proofErr w:type="spellEnd"/>
+      <w:r>
+        <w:rPr>
+          <w:sz w:val="28"/>
+          <w:szCs w:val="28"/>
+        </w:rPr>
+        <w:t xml:space="preserve"> </w:t>
+      </w:r>
+      <w:proofErr w:type="spellStart"/>
+      <w:r>
+        <w:rPr>
+          <w:sz w:val="28"/>
+          <w:szCs w:val="28"/>
+        </w:rPr>
+        <w:t>nicher</w:t>
+      </w:r>
+      <w:proofErr w:type="spellEnd"/>
+      <w:r>
+        <w:rPr>
+          <w:sz w:val="28"/>
+          <w:szCs w:val="28"/>
+        </w:rPr>
+        <w:t xml:space="preserve"> 3</w:t>
+      </w:r>
+      <w:r>
+        <w:rPr>
+          <w:sz w:val="28"/>
+          <w:szCs w:val="28"/>
+          <w:vertAlign w:val="superscript"/>
+        </w:rPr>
+        <w:t>rd</w:t>
+      </w:r>
+      <w:r>
+        <w:rPr>
+          <w:sz w:val="28"/>
+          <w:szCs w:val="28"/>
+        </w:rPr>
+        <w:t xml:space="preserve"> point only and 31 no slide </w:t>
+      </w:r>
+      <w:proofErr w:type="spellStart"/>
+      <w:r>
+        <w:rPr>
+          <w:sz w:val="28"/>
+          <w:szCs w:val="28"/>
+        </w:rPr>
+        <w:t>er</w:t>
+      </w:r>
+      <w:proofErr w:type="spellEnd"/>
+      <w:r>
+        <w:rPr>
+          <w:sz w:val="28"/>
+          <w:szCs w:val="28"/>
+        </w:rPr>
+        <w:t xml:space="preserve"> 2</w:t>
+      </w:r>
+      <w:r>
+        <w:rPr>
+          <w:sz w:val="28"/>
+          <w:szCs w:val="28"/>
+          <w:vertAlign w:val="superscript"/>
+        </w:rPr>
+        <w:t>nd</w:t>
+      </w:r>
+      <w:r>
+        <w:rPr>
+          <w:sz w:val="28"/>
+          <w:szCs w:val="28"/>
+        </w:rPr>
+        <w:t xml:space="preserve"> para and 32 slide </w:t>
+      </w:r>
+      <w:proofErr w:type="spellStart"/>
+      <w:r>
+        <w:rPr>
+          <w:sz w:val="28"/>
+          <w:szCs w:val="28"/>
+        </w:rPr>
+        <w:t>er</w:t>
+      </w:r>
+      <w:proofErr w:type="spellEnd"/>
+      <w:r>
+        <w:rPr>
+          <w:sz w:val="28"/>
+          <w:szCs w:val="28"/>
+        </w:rPr>
+        <w:t xml:space="preserve"> 1</w:t>
+      </w:r>
+      <w:r>
+        <w:rPr>
+          <w:sz w:val="28"/>
+          <w:szCs w:val="28"/>
+          <w:vertAlign w:val="superscript"/>
+        </w:rPr>
+        <w:t>st</w:t>
+      </w:r>
+      <w:r>
+        <w:rPr>
+          <w:sz w:val="28"/>
+          <w:szCs w:val="28"/>
+        </w:rPr>
+        <w:t xml:space="preserve"> para.</w:t>
+      </w:r>
+    </w:p>
+    <w:p>
+      <w:pPr>
+        <w:pStyle w:val="NormalWeb"/>
+        <w:numPr>
+          <w:ilvl w:val="0"/>
+          <w:numId w:val="4"/>
+        </w:numPr>
+        <w:rPr>
+          <w:sz w:val="28"/>
+          <w:szCs w:val="28"/>
+        </w:rPr>
+      </w:pPr>
+      <w:r>
+        <w:rPr>
+          <w:b/>
+          <w:sz w:val="28"/>
+          <w:szCs w:val="28"/>
+        </w:rPr>
         <w:t>Compare error detection and error correction.</w:t>
       </w:r>
       <w:r>
+        <w:rPr>
+          <w:sz w:val="28"/>
+          <w:szCs w:val="28"/>
+        </w:rPr>
         <w:t xml:space="preserve"> </w:t>
+      </w:r>
+      <w:r>
+        <w:rPr>
+          <w:sz w:val="28"/>
+          <w:szCs w:val="28"/>
+        </w:rPr>
+        <w:br/>
+      </w:r>
+      <w:proofErr w:type="spellStart"/>
+      <w:r>
+        <w:rPr>
+          <w:sz w:val="28"/>
+          <w:szCs w:val="28"/>
+        </w:rPr>
+        <w:t>Ans</w:t>
+      </w:r>
+      <w:proofErr w:type="spellEnd"/>
+      <w:r>
+        <w:rPr>
+          <w:sz w:val="28"/>
+          <w:szCs w:val="28"/>
+        </w:rPr>
+        <w:t xml:space="preserve">: Slide 31 </w:t>
+      </w:r>
+      <w:proofErr w:type="spellStart"/>
+      <w:r>
+        <w:rPr>
+          <w:sz w:val="28"/>
+          <w:szCs w:val="28"/>
+        </w:rPr>
+        <w:t>er</w:t>
+      </w:r>
+      <w:proofErr w:type="spellEnd"/>
+      <w:r>
+        <w:rPr>
+          <w:sz w:val="28"/>
+          <w:szCs w:val="28"/>
+        </w:rPr>
+        <w:t xml:space="preserve"> 2</w:t>
+      </w:r>
+      <w:r>
+        <w:rPr>
+          <w:sz w:val="28"/>
+          <w:szCs w:val="28"/>
+          <w:vertAlign w:val="superscript"/>
+        </w:rPr>
+        <w:t>nd</w:t>
+      </w:r>
+      <w:r>
+        <w:rPr>
+          <w:sz w:val="28"/>
+          <w:szCs w:val="28"/>
+        </w:rPr>
+        <w:t xml:space="preserve"> and 3</w:t>
+      </w:r>
+      <w:r>
+        <w:rPr>
+          <w:sz w:val="28"/>
+          <w:szCs w:val="28"/>
+          <w:vertAlign w:val="superscript"/>
+        </w:rPr>
+        <w:t>rd</w:t>
+      </w:r>
+      <w:r>
+        <w:rPr>
+          <w:sz w:val="28"/>
+          <w:szCs w:val="28"/>
+        </w:rPr>
+        <w:t xml:space="preserve"> para.</w:t>
+      </w:r>
+    </w:p>
+    <w:p>
+      <w:pPr>
+        <w:pStyle w:val="NormalWeb"/>
+        <w:numPr>
+          <w:ilvl w:val="0"/>
+          <w:numId w:val="4"/>
+        </w:numPr>
+        <w:rPr>
+          <w:sz w:val="28"/>
+          <w:szCs w:val="28"/>
+        </w:rPr>
+      </w:pPr>
+      <w:r>
+        <w:rPr>
+          <w:b/>
+          <w:sz w:val="28"/>
+          <w:szCs w:val="28"/>
+        </w:rPr>
+        <w:t>Compare physical and logical address.</w:t>
+      </w:r>
+      <w:r>
+        <w:rPr>
+          <w:b/>
+          <w:sz w:val="28"/>
+          <w:szCs w:val="28"/>
+        </w:rPr>
+        <w:br/>
+      </w:r>
+      <w:proofErr w:type="spellStart"/>
+      <w:r>
+        <w:rPr>
+          <w:sz w:val="28"/>
+          <w:szCs w:val="28"/>
+        </w:rPr>
+        <w:t>Ans</w:t>
+      </w:r>
+      <w:proofErr w:type="spellEnd"/>
+      <w:r>
+        <w:rPr>
+          <w:sz w:val="28"/>
+          <w:szCs w:val="28"/>
+        </w:rPr>
+        <w:t xml:space="preserve">: Slide 36 </w:t>
+      </w:r>
+      <w:proofErr w:type="spellStart"/>
+      <w:r>
+        <w:rPr>
+          <w:sz w:val="28"/>
+          <w:szCs w:val="28"/>
+        </w:rPr>
+        <w:t>er</w:t>
+      </w:r>
+      <w:proofErr w:type="spellEnd"/>
+      <w:r>
+        <w:rPr>
+          <w:sz w:val="28"/>
+          <w:szCs w:val="28"/>
+        </w:rPr>
+        <w:t xml:space="preserve"> 1</w:t>
+      </w:r>
+      <w:r>
+        <w:rPr>
+          <w:sz w:val="28"/>
+          <w:szCs w:val="28"/>
+          <w:vertAlign w:val="superscript"/>
+        </w:rPr>
+        <w:t>st</w:t>
+      </w:r>
+      <w:r>
+        <w:rPr>
+          <w:sz w:val="28"/>
+          <w:szCs w:val="28"/>
+        </w:rPr>
+        <w:t xml:space="preserve"> 2 para.</w:t>
+      </w:r>
+      <w:r>
+        <w:rPr>
+          <w:sz w:val="28"/>
+          <w:szCs w:val="28"/>
+        </w:rPr>
+        <w:t>`</w:t>
       </w:r>
     </w:p>
     <w:p>
@@ -1944,7 +3163,11 @@
           <w:u w:val="single"/>
         </w:rPr>
       </w:pPr>
-      <w:r>
+    </w:p>
+    <w:p>
+      <w:pPr>
+        <w:pStyle w:val="NormalWeb"/>
+        <w:ind w:left="2880" w:firstLine="720"/>
         <w:rPr>
           <w:b/>
           <w:color w:val="FF0000"/>
@@ -1952,8 +3175,7 @@
           <w:szCs w:val="36"/>
           <w:u w:val="single"/>
         </w:rPr>
-        <w:t>4rth</w:t>
-      </w:r>
+      </w:pPr>
       <w:r>
         <w:rPr>
           <w:b/>
@@ -1962,8 +3184,41 @@
           <w:szCs w:val="36"/>
           <w:u w:val="single"/>
         </w:rPr>
+        <w:t>5</w:t>
+      </w:r>
+      <w:proofErr w:type="gramStart"/>
+      <w:r>
+        <w:rPr>
+          <w:b/>
+          <w:color w:val="FF0000"/>
+          <w:sz w:val="36"/>
+          <w:szCs w:val="36"/>
+          <w:u w:val="single"/>
+          <w:vertAlign w:val="superscript"/>
+        </w:rPr>
+        <w:t>th</w:t>
+      </w:r>
+      <w:r>
+        <w:rPr>
+          <w:b/>
+          <w:color w:val="FF0000"/>
+          <w:sz w:val="36"/>
+          <w:szCs w:val="36"/>
+          <w:u w:val="single"/>
+        </w:rPr>
+        <w:t xml:space="preserve"> </w:t>
+      </w:r>
+      <w:r>
+        <w:rPr>
+          <w:b/>
+          <w:color w:val="FF0000"/>
+          <w:sz w:val="36"/>
+          <w:szCs w:val="36"/>
+          <w:u w:val="single"/>
+        </w:rPr>
         <w:t xml:space="preserve"> Class</w:t>
       </w:r>
+      <w:proofErr w:type="gramEnd"/>
     </w:p>
     <w:p>
       <w:pPr>
@@ -1972,9 +3227,81 @@
           <w:ilvl w:val="0"/>
           <w:numId w:val="3"/>
         </w:numPr>
-      </w:pPr>
-      <w:r>
+        <w:rPr>
+          <w:color w:val="000000" w:themeColor="text1"/>
+          <w:sz w:val="28"/>
+          <w:szCs w:val="28"/>
+        </w:rPr>
+      </w:pPr>
+      <w:r>
+        <w:rPr>
+          <w:b/>
+          <w:color w:val="000000" w:themeColor="text1"/>
+          <w:sz w:val="28"/>
+          <w:szCs w:val="28"/>
+        </w:rPr>
         <w:t>What is the function of headers and trailers of a frame?</w:t>
+      </w:r>
+      <w:r>
+        <w:rPr>
+          <w:color w:val="000000" w:themeColor="text1"/>
+          <w:sz w:val="28"/>
+          <w:szCs w:val="28"/>
+        </w:rPr>
+        <w:br/>
+      </w:r>
+      <w:proofErr w:type="spellStart"/>
+      <w:r>
+        <w:rPr>
+          <w:color w:val="000000" w:themeColor="text1"/>
+          <w:sz w:val="28"/>
+          <w:szCs w:val="28"/>
+        </w:rPr>
+        <w:t>Ans</w:t>
+      </w:r>
+      <w:proofErr w:type="spellEnd"/>
+      <w:r>
+        <w:rPr>
+          <w:color w:val="000000" w:themeColor="text1"/>
+          <w:sz w:val="28"/>
+          <w:szCs w:val="28"/>
+        </w:rPr>
+        <w:t xml:space="preserve">: Slide 3 </w:t>
+      </w:r>
+      <w:proofErr w:type="spellStart"/>
+      <w:r>
+        <w:rPr>
+          <w:color w:val="000000" w:themeColor="text1"/>
+          <w:sz w:val="28"/>
+          <w:szCs w:val="28"/>
+        </w:rPr>
+        <w:t>er</w:t>
+      </w:r>
+      <w:proofErr w:type="spellEnd"/>
+      <w:r>
+        <w:rPr>
+          <w:color w:val="000000" w:themeColor="text1"/>
+          <w:sz w:val="28"/>
+          <w:szCs w:val="28"/>
+        </w:rPr>
+        <w:t xml:space="preserve"> 1</w:t>
+      </w:r>
+      <w:r>
+        <w:rPr>
+          <w:color w:val="000000" w:themeColor="text1"/>
+          <w:sz w:val="28"/>
+          <w:szCs w:val="28"/>
+          <w:vertAlign w:val="superscript"/>
+        </w:rPr>
+        <w:t>st</w:t>
+      </w:r>
+      <w:r>
+        <w:rPr>
+          <w:color w:val="000000" w:themeColor="text1"/>
+          <w:sz w:val="28"/>
+          <w:szCs w:val="28"/>
+        </w:rPr>
+        <w:t xml:space="preserve"> para.</w:t>
       </w:r>
     </w:p>
     <w:p>
@@ -1984,9 +3311,101 @@
           <w:ilvl w:val="0"/>
           <w:numId w:val="3"/>
         </w:numPr>
-      </w:pPr>
-      <w:r>
+        <w:rPr>
+          <w:color w:val="000000" w:themeColor="text1"/>
+          <w:sz w:val="28"/>
+          <w:szCs w:val="28"/>
+        </w:rPr>
+      </w:pPr>
+      <w:r>
+        <w:rPr>
+          <w:b/>
+          <w:color w:val="000000" w:themeColor="text1"/>
+          <w:sz w:val="28"/>
+          <w:szCs w:val="28"/>
+        </w:rPr>
         <w:t>Define frame with diagram.</w:t>
+      </w:r>
+      <w:r>
+        <w:rPr>
+          <w:color w:val="000000" w:themeColor="text1"/>
+          <w:sz w:val="28"/>
+          <w:szCs w:val="28"/>
+        </w:rPr>
+        <w:br/>
+        <w:t xml:space="preserve">Slide 2 </w:t>
+      </w:r>
+      <w:proofErr w:type="spellStart"/>
+      <w:r>
+        <w:rPr>
+          <w:color w:val="000000" w:themeColor="text1"/>
+          <w:sz w:val="28"/>
+          <w:szCs w:val="28"/>
+        </w:rPr>
+        <w:t>er</w:t>
+      </w:r>
+      <w:proofErr w:type="spellEnd"/>
+      <w:r>
+        <w:rPr>
+          <w:color w:val="000000" w:themeColor="text1"/>
+          <w:sz w:val="28"/>
+          <w:szCs w:val="28"/>
+        </w:rPr>
+        <w:t xml:space="preserve"> middle para that means diagram </w:t>
+      </w:r>
+      <w:proofErr w:type="spellStart"/>
+      <w:r>
+        <w:rPr>
+          <w:color w:val="000000" w:themeColor="text1"/>
+          <w:sz w:val="28"/>
+          <w:szCs w:val="28"/>
+        </w:rPr>
+        <w:t>er</w:t>
+      </w:r>
+      <w:proofErr w:type="spellEnd"/>
+      <w:r>
+        <w:rPr>
+          <w:color w:val="000000" w:themeColor="text1"/>
+          <w:sz w:val="28"/>
+          <w:szCs w:val="28"/>
+        </w:rPr>
+        <w:t xml:space="preserve"> </w:t>
+      </w:r>
+      <w:proofErr w:type="spellStart"/>
+      <w:r>
+        <w:rPr>
+          <w:color w:val="000000" w:themeColor="text1"/>
+          <w:sz w:val="28"/>
+          <w:szCs w:val="28"/>
+        </w:rPr>
+        <w:t>uporer</w:t>
+      </w:r>
+      <w:proofErr w:type="spellEnd"/>
+      <w:r>
+        <w:rPr>
+          <w:color w:val="000000" w:themeColor="text1"/>
+          <w:sz w:val="28"/>
+          <w:szCs w:val="28"/>
+        </w:rPr>
+        <w:t xml:space="preserve"> </w:t>
+      </w:r>
+      <w:proofErr w:type="spellStart"/>
+      <w:r>
+        <w:rPr>
+          <w:color w:val="000000" w:themeColor="text1"/>
+          <w:sz w:val="28"/>
+          <w:szCs w:val="28"/>
+        </w:rPr>
+        <w:t>ongsho</w:t>
+      </w:r>
+      <w:proofErr w:type="spellEnd"/>
+      <w:r>
+        <w:rPr>
+          <w:color w:val="000000" w:themeColor="text1"/>
+          <w:sz w:val="28"/>
+          <w:szCs w:val="28"/>
+        </w:rPr>
+        <w:t xml:space="preserve"> and diagram.</w:t>
       </w:r>
     </w:p>
     <w:p>
@@ -1996,9 +3415,64 @@
           <w:ilvl w:val="0"/>
           <w:numId w:val="3"/>
         </w:numPr>
-      </w:pPr>
-      <w:r>
+        <w:rPr>
+          <w:color w:val="000000" w:themeColor="text1"/>
+          <w:sz w:val="28"/>
+          <w:szCs w:val="28"/>
+        </w:rPr>
+      </w:pPr>
+      <w:r>
+        <w:rPr>
+          <w:b/>
+          <w:color w:val="000000" w:themeColor="text1"/>
+          <w:sz w:val="28"/>
+          <w:szCs w:val="28"/>
+        </w:rPr>
         <w:t>Show bit stuffing with appropriate diagram.</w:t>
+      </w:r>
+      <w:r>
+        <w:rPr>
+          <w:color w:val="000000" w:themeColor="text1"/>
+          <w:sz w:val="28"/>
+          <w:szCs w:val="28"/>
+        </w:rPr>
+        <w:br/>
+      </w:r>
+      <w:proofErr w:type="spellStart"/>
+      <w:r>
+        <w:rPr>
+          <w:color w:val="000000" w:themeColor="text1"/>
+          <w:sz w:val="28"/>
+          <w:szCs w:val="28"/>
+        </w:rPr>
+        <w:t>Ans</w:t>
+      </w:r>
+      <w:proofErr w:type="spellEnd"/>
+      <w:r>
+        <w:rPr>
+          <w:color w:val="000000" w:themeColor="text1"/>
+          <w:sz w:val="28"/>
+          <w:szCs w:val="28"/>
+        </w:rPr>
+        <w:t xml:space="preserve">: Slide 10 </w:t>
+      </w:r>
+      <w:proofErr w:type="spellStart"/>
+      <w:r>
+        <w:rPr>
+          <w:color w:val="000000" w:themeColor="text1"/>
+          <w:sz w:val="28"/>
+          <w:szCs w:val="28"/>
+        </w:rPr>
+        <w:t>er</w:t>
+      </w:r>
+      <w:proofErr w:type="spellEnd"/>
+      <w:r>
+        <w:rPr>
+          <w:color w:val="000000" w:themeColor="text1"/>
+          <w:sz w:val="28"/>
+          <w:szCs w:val="28"/>
+        </w:rPr>
+        <w:t xml:space="preserve"> diagram only.</w:t>
       </w:r>
     </w:p>
     <w:p>
@@ -2008,9 +3482,46 @@
           <w:ilvl w:val="0"/>
           <w:numId w:val="3"/>
         </w:numPr>
-      </w:pPr>
-      <w:r>
+        <w:rPr>
+          <w:color w:val="000000" w:themeColor="text1"/>
+          <w:sz w:val="28"/>
+          <w:szCs w:val="28"/>
+        </w:rPr>
+      </w:pPr>
+      <w:r>
+        <w:rPr>
+          <w:b/>
+          <w:color w:val="000000" w:themeColor="text1"/>
+          <w:sz w:val="28"/>
+          <w:szCs w:val="28"/>
+        </w:rPr>
         <w:t>Compare bit and byte stuffing.</w:t>
+      </w:r>
+      <w:r>
+        <w:rPr>
+          <w:color w:val="000000" w:themeColor="text1"/>
+          <w:sz w:val="28"/>
+          <w:szCs w:val="28"/>
+        </w:rPr>
+        <w:br/>
+      </w:r>
+      <w:proofErr w:type="spellStart"/>
+      <w:r>
+        <w:rPr>
+          <w:color w:val="000000" w:themeColor="text1"/>
+          <w:sz w:val="28"/>
+          <w:szCs w:val="28"/>
+        </w:rPr>
+        <w:t>Ans</w:t>
+      </w:r>
+      <w:proofErr w:type="spellEnd"/>
+      <w:r>
+        <w:rPr>
+          <w:color w:val="000000" w:themeColor="text1"/>
+          <w:sz w:val="28"/>
+          <w:szCs w:val="28"/>
+        </w:rPr>
+        <w:t>: 11 slide all.</w:t>
       </w:r>
     </w:p>
     <w:p>
@@ -2020,9 +3531,98 @@
           <w:ilvl w:val="0"/>
           <w:numId w:val="3"/>
         </w:numPr>
-      </w:pPr>
-      <w:r>
-        <w:t>Define error correction.</w:t>
+        <w:rPr>
+          <w:color w:val="000000" w:themeColor="text1"/>
+          <w:sz w:val="28"/>
+          <w:szCs w:val="28"/>
+        </w:rPr>
+      </w:pPr>
+      <w:r>
+        <w:rPr>
+          <w:b/>
+          <w:color w:val="000000" w:themeColor="text1"/>
+          <w:sz w:val="28"/>
+          <w:szCs w:val="28"/>
+        </w:rPr>
+        <w:t>Give the idea of error correction.</w:t>
+      </w:r>
+      <w:r>
+        <w:rPr>
+          <w:color w:val="000000" w:themeColor="text1"/>
+          <w:sz w:val="28"/>
+          <w:szCs w:val="28"/>
+        </w:rPr>
+        <w:br/>
+      </w:r>
+      <w:proofErr w:type="spellStart"/>
+      <w:r>
+        <w:rPr>
+          <w:color w:val="000000" w:themeColor="text1"/>
+          <w:sz w:val="28"/>
+          <w:szCs w:val="28"/>
+        </w:rPr>
+        <w:t>Ans</w:t>
+      </w:r>
+      <w:proofErr w:type="spellEnd"/>
+      <w:r>
+        <w:rPr>
+          <w:color w:val="000000" w:themeColor="text1"/>
+          <w:sz w:val="28"/>
+          <w:szCs w:val="28"/>
+        </w:rPr>
+        <w:t xml:space="preserve">: Slide 13 </w:t>
+      </w:r>
+      <w:proofErr w:type="spellStart"/>
+      <w:r>
+        <w:rPr>
+          <w:color w:val="000000" w:themeColor="text1"/>
+          <w:sz w:val="28"/>
+          <w:szCs w:val="28"/>
+        </w:rPr>
+        <w:t>er</w:t>
+      </w:r>
+      <w:proofErr w:type="spellEnd"/>
+      <w:r>
+        <w:rPr>
+          <w:color w:val="000000" w:themeColor="text1"/>
+          <w:sz w:val="28"/>
+          <w:szCs w:val="28"/>
+        </w:rPr>
+        <w:t xml:space="preserve"> 2</w:t>
+      </w:r>
+      <w:r>
+        <w:rPr>
+          <w:color w:val="000000" w:themeColor="text1"/>
+          <w:sz w:val="28"/>
+          <w:szCs w:val="28"/>
+          <w:vertAlign w:val="superscript"/>
+        </w:rPr>
+        <w:t>nd</w:t>
+      </w:r>
+      <w:r>
+        <w:rPr>
+          <w:color w:val="000000" w:themeColor="text1"/>
+          <w:sz w:val="28"/>
+          <w:szCs w:val="28"/>
+        </w:rPr>
+        <w:t xml:space="preserve"> and 3</w:t>
+      </w:r>
+      <w:r>
+        <w:rPr>
+          <w:color w:val="000000" w:themeColor="text1"/>
+          <w:sz w:val="28"/>
+          <w:szCs w:val="28"/>
+          <w:vertAlign w:val="superscript"/>
+        </w:rPr>
+        <w:t>rd</w:t>
+      </w:r>
+      <w:r>
+        <w:rPr>
+          <w:color w:val="000000" w:themeColor="text1"/>
+          <w:sz w:val="28"/>
+          <w:szCs w:val="28"/>
+        </w:rPr>
+        <w:t xml:space="preserve"> para</w:t>
       </w:r>
     </w:p>
     <w:p>
@@ -2032,9 +3632,64 @@
           <w:ilvl w:val="0"/>
           <w:numId w:val="3"/>
         </w:numPr>
-      </w:pPr>
-      <w:r>
+        <w:rPr>
+          <w:color w:val="000000" w:themeColor="text1"/>
+          <w:sz w:val="28"/>
+          <w:szCs w:val="28"/>
+        </w:rPr>
+      </w:pPr>
+      <w:r>
+        <w:rPr>
+          <w:b/>
+          <w:color w:val="000000" w:themeColor="text1"/>
+          <w:sz w:val="28"/>
+          <w:szCs w:val="28"/>
+        </w:rPr>
         <w:t>Write the graph of CRC algorithm.</w:t>
+      </w:r>
+      <w:r>
+        <w:rPr>
+          <w:color w:val="000000" w:themeColor="text1"/>
+          <w:sz w:val="28"/>
+          <w:szCs w:val="28"/>
+        </w:rPr>
+        <w:br/>
+      </w:r>
+      <w:proofErr w:type="spellStart"/>
+      <w:r>
+        <w:rPr>
+          <w:color w:val="000000" w:themeColor="text1"/>
+          <w:sz w:val="28"/>
+          <w:szCs w:val="28"/>
+        </w:rPr>
+        <w:t>Ans</w:t>
+      </w:r>
+      <w:proofErr w:type="spellEnd"/>
+      <w:r>
+        <w:rPr>
+          <w:color w:val="000000" w:themeColor="text1"/>
+          <w:sz w:val="28"/>
+          <w:szCs w:val="28"/>
+        </w:rPr>
+        <w:t xml:space="preserve">: Slide 17 </w:t>
+      </w:r>
+      <w:proofErr w:type="spellStart"/>
+      <w:r>
+        <w:rPr>
+          <w:color w:val="000000" w:themeColor="text1"/>
+          <w:sz w:val="28"/>
+          <w:szCs w:val="28"/>
+        </w:rPr>
+        <w:t>er</w:t>
+      </w:r>
+      <w:proofErr w:type="spellEnd"/>
+      <w:r>
+        <w:rPr>
+          <w:color w:val="000000" w:themeColor="text1"/>
+          <w:sz w:val="28"/>
+          <w:szCs w:val="28"/>
+        </w:rPr>
+        <w:t xml:space="preserve"> green color.</w:t>
       </w:r>
     </w:p>
     <w:p>
@@ -2044,9 +3699,63 @@
           <w:ilvl w:val="0"/>
           <w:numId w:val="3"/>
         </w:numPr>
-      </w:pPr>
-      <w:r>
-        <w:t>Example: Divide 17 by generator 0101. (Solve 18 and 19)</w:t>
+        <w:rPr>
+          <w:color w:val="000000" w:themeColor="text1"/>
+          <w:sz w:val="28"/>
+          <w:szCs w:val="28"/>
+        </w:rPr>
+      </w:pPr>
+      <w:r>
+        <w:rPr>
+          <w:b/>
+          <w:color w:val="000000" w:themeColor="text1"/>
+          <w:sz w:val="28"/>
+          <w:szCs w:val="28"/>
+        </w:rPr>
+        <w:lastRenderedPageBreak/>
+        <w:t>Example-1</w:t>
+      </w:r>
+      <w:r>
+        <w:rPr>
+          <w:color w:val="000000" w:themeColor="text1"/>
+          <w:sz w:val="28"/>
+          <w:szCs w:val="28"/>
+        </w:rPr>
+        <w:br/>
+      </w:r>
+      <w:proofErr w:type="spellStart"/>
+      <w:r>
+        <w:rPr>
+          <w:color w:val="000000" w:themeColor="text1"/>
+          <w:sz w:val="28"/>
+          <w:szCs w:val="28"/>
+        </w:rPr>
+        <w:t>Ans</w:t>
+      </w:r>
+      <w:proofErr w:type="spellEnd"/>
+      <w:r>
+        <w:rPr>
+          <w:color w:val="000000" w:themeColor="text1"/>
+          <w:sz w:val="28"/>
+          <w:szCs w:val="28"/>
+        </w:rPr>
+        <w:t xml:space="preserve">: Slide </w:t>
+      </w:r>
+      <w:r>
+        <w:rPr>
+          <w:color w:val="000000" w:themeColor="text1"/>
+          <w:sz w:val="28"/>
+          <w:szCs w:val="28"/>
+        </w:rPr>
+        <w:t>18 and 19</w:t>
+      </w:r>
+      <w:r>
+        <w:rPr>
+          <w:color w:val="000000" w:themeColor="text1"/>
+          <w:sz w:val="28"/>
+          <w:szCs w:val="28"/>
+        </w:rPr>
+        <w:t>.</w:t>
       </w:r>
     </w:p>
     <w:p>
@@ -2056,17 +3765,46 @@
           <w:ilvl w:val="0"/>
           <w:numId w:val="3"/>
         </w:numPr>
-      </w:pPr>
-      <w:r>
-        <w:t xml:space="preserve">How to avoid single bit error, </w:t>
-      </w:r>
-      <w:proofErr w:type="gramStart"/>
-      <w:r>
-        <w:t>two bit</w:t>
-      </w:r>
-      <w:proofErr w:type="gramEnd"/>
-      <w:r>
-        <w:t xml:space="preserve"> error and odd number of bit error in CRC?</w:t>
+        <w:rPr>
+          <w:color w:val="000000" w:themeColor="text1"/>
+          <w:sz w:val="28"/>
+          <w:szCs w:val="28"/>
+        </w:rPr>
+      </w:pPr>
+      <w:r>
+        <w:rPr>
+          <w:b/>
+          <w:color w:val="000000" w:themeColor="text1"/>
+          <w:sz w:val="28"/>
+          <w:szCs w:val="28"/>
+        </w:rPr>
+        <w:t>How to avoid single bit error, two bit error and odd number of bit error in CRC?</w:t>
+      </w:r>
+      <w:r>
+        <w:rPr>
+          <w:color w:val="000000" w:themeColor="text1"/>
+          <w:sz w:val="28"/>
+          <w:szCs w:val="28"/>
+        </w:rPr>
+        <w:br/>
+      </w:r>
+      <w:proofErr w:type="spellStart"/>
+      <w:r>
+        <w:rPr>
+          <w:color w:val="000000" w:themeColor="text1"/>
+          <w:sz w:val="28"/>
+          <w:szCs w:val="28"/>
+        </w:rPr>
+        <w:t>Ans</w:t>
+      </w:r>
+      <w:proofErr w:type="spellEnd"/>
+      <w:r>
+        <w:rPr>
+          <w:color w:val="000000" w:themeColor="text1"/>
+          <w:sz w:val="28"/>
+          <w:szCs w:val="28"/>
+        </w:rPr>
+        <w:t>: Slide 24 and 25     1,2,3</w:t>
       </w:r>
     </w:p>
     <w:p>
@@ -2076,40 +3814,6 @@
           <w:ilvl w:val="0"/>
           <w:numId w:val="3"/>
         </w:numPr>
-      </w:pPr>
-      <w:r>
-        <w:lastRenderedPageBreak/>
-        <w:t>What will be the probability of error if 1111 happens in CRC? (Solve 26 and 27)</w:t>
-      </w:r>
-    </w:p>
-    <w:p>
-      <w:pPr>
-        <w:pStyle w:val="NormalWeb"/>
-        <w:numPr>
-          <w:ilvl w:val="0"/>
-          <w:numId w:val="3"/>
-        </w:numPr>
-      </w:pPr>
-      <w:r>
-        <w:t>Solve 26 and 27 (no more).</w:t>
-      </w:r>
-    </w:p>
-    <w:p>
-      <w:pPr>
-        <w:pStyle w:val="NormalWeb"/>
-        <w:numPr>
-          <w:ilvl w:val="0"/>
-          <w:numId w:val="3"/>
-        </w:numPr>
-      </w:pPr>
-      <w:r>
-        <w:t>Now always focus on side 90 (solve 220).</w:t>
-      </w:r>
-    </w:p>
-    <w:p>
-      <w:pPr>
-        <w:pStyle w:val="ListParagraph"/>
-        <w:ind w:left="3600" w:firstLine="720"/>
         <w:rPr>
           <w:b/>
           <w:color w:val="FF0000"/>
@@ -2121,12 +3825,164 @@
       <w:r>
         <w:rPr>
           <w:b/>
+          <w:color w:val="000000" w:themeColor="text1"/>
+          <w:sz w:val="28"/>
+          <w:szCs w:val="28"/>
+        </w:rPr>
+        <w:t>What will be the probability of ex=</w:t>
+      </w:r>
+      <w:proofErr w:type="spellStart"/>
+      <w:r>
+        <w:rPr>
+          <w:b/>
+          <w:color w:val="000000" w:themeColor="text1"/>
+          <w:sz w:val="28"/>
+          <w:szCs w:val="28"/>
+        </w:rPr>
+        <w:t>gx</w:t>
+      </w:r>
+      <w:proofErr w:type="spellEnd"/>
+      <w:r>
+        <w:rPr>
+          <w:b/>
+          <w:color w:val="000000" w:themeColor="text1"/>
+          <w:sz w:val="28"/>
+          <w:szCs w:val="28"/>
+        </w:rPr>
+        <w:t xml:space="preserve"> </w:t>
+      </w:r>
+      <w:r>
+        <w:rPr>
+          <w:b/>
+          <w:color w:val="FF0000"/>
+          <w:sz w:val="28"/>
+          <w:szCs w:val="28"/>
+        </w:rPr>
+        <w:t xml:space="preserve">OR </w:t>
+      </w:r>
+      <w:r>
+        <w:rPr>
+          <w:b/>
+          <w:color w:val="000000" w:themeColor="text1"/>
+          <w:sz w:val="28"/>
+          <w:szCs w:val="28"/>
+        </w:rPr>
+        <w:t xml:space="preserve">what will happen ex = </w:t>
+      </w:r>
+      <w:proofErr w:type="spellStart"/>
+      <w:r>
+        <w:rPr>
+          <w:b/>
+          <w:color w:val="000000" w:themeColor="text1"/>
+          <w:sz w:val="28"/>
+          <w:szCs w:val="28"/>
+        </w:rPr>
+        <w:t>gx</w:t>
+      </w:r>
+      <w:proofErr w:type="spellEnd"/>
+      <w:r>
+        <w:rPr>
+          <w:b/>
+          <w:color w:val="000000" w:themeColor="text1"/>
+          <w:sz w:val="28"/>
+          <w:szCs w:val="28"/>
+        </w:rPr>
+        <w:br/>
+      </w:r>
+      <w:proofErr w:type="spellStart"/>
+      <w:r>
+        <w:rPr>
+          <w:b/>
+          <w:color w:val="000000" w:themeColor="text1"/>
+          <w:sz w:val="28"/>
+          <w:szCs w:val="28"/>
+        </w:rPr>
+        <w:t>Ans</w:t>
+      </w:r>
+      <w:proofErr w:type="spellEnd"/>
+      <w:r>
+        <w:rPr>
+          <w:b/>
+          <w:color w:val="000000" w:themeColor="text1"/>
+          <w:sz w:val="28"/>
+          <w:szCs w:val="28"/>
+        </w:rPr>
+        <w:t xml:space="preserve">: </w:t>
+      </w:r>
+      <w:r>
+        <w:rPr>
+          <w:color w:val="000000" w:themeColor="text1"/>
+          <w:sz w:val="28"/>
+          <w:szCs w:val="28"/>
+        </w:rPr>
+        <w:t xml:space="preserve">Slide 26 </w:t>
+      </w:r>
+      <w:proofErr w:type="spellStart"/>
+      <w:r>
+        <w:rPr>
+          <w:color w:val="000000" w:themeColor="text1"/>
+          <w:sz w:val="28"/>
+          <w:szCs w:val="28"/>
+        </w:rPr>
+        <w:t>er</w:t>
+      </w:r>
+      <w:proofErr w:type="spellEnd"/>
+      <w:r>
+        <w:rPr>
+          <w:color w:val="000000" w:themeColor="text1"/>
+          <w:sz w:val="28"/>
+          <w:szCs w:val="28"/>
+        </w:rPr>
+        <w:t xml:space="preserve"> 5 no point.</w:t>
+      </w:r>
+    </w:p>
+    <w:p>
+      <w:pPr>
+        <w:pStyle w:val="NormalWeb"/>
+        <w:ind w:left="2880" w:firstLine="720"/>
+        <w:jc w:val="center"/>
+        <w:rPr>
+          <w:b/>
           <w:color w:val="FF0000"/>
           <w:sz w:val="36"/>
           <w:szCs w:val="36"/>
           <w:u w:val="single"/>
         </w:rPr>
-        <w:t>5</w:t>
+      </w:pPr>
+      <w:r>
+        <w:rPr>
+          <w:b/>
+          <w:color w:val="FF0000"/>
+          <w:sz w:val="36"/>
+          <w:szCs w:val="36"/>
+          <w:u w:val="single"/>
+        </w:rPr>
+        <w:t>Class Test Class 3 to Class 5 porjonto</w:t>
+      </w:r>
+      <w:bookmarkStart w:id="0" w:name="_GoBack"/>
+      <w:bookmarkEnd w:id="0"/>
+    </w:p>
+    <w:p>
+      <w:pPr>
+        <w:pStyle w:val="ListParagraph"/>
+        <w:ind w:left="4320" w:firstLine="720"/>
+        <w:rPr>
+          <w:b/>
+          <w:color w:val="FF0000"/>
+          <w:sz w:val="36"/>
+          <w:szCs w:val="36"/>
+          <w:u w:val="single"/>
+        </w:rPr>
+      </w:pPr>
+      <w:r>
+        <w:rPr>
+          <w:b/>
+          <w:color w:val="FF0000"/>
+          <w:sz w:val="36"/>
+          <w:szCs w:val="36"/>
+          <w:u w:val="single"/>
+        </w:rPr>
+        <w:t>6</w:t>
       </w:r>
       <w:proofErr w:type="gramStart"/>
       <w:r>
@@ -2169,9 +4025,83 @@
           <w:ilvl w:val="0"/>
           <w:numId w:val="6"/>
         </w:numPr>
-      </w:pPr>
-      <w:r>
+        <w:rPr>
+          <w:b/>
+          <w:sz w:val="28"/>
+          <w:szCs w:val="28"/>
+        </w:rPr>
+      </w:pPr>
+      <w:r>
+        <w:rPr>
+          <w:b/>
+          <w:sz w:val="28"/>
+          <w:szCs w:val="28"/>
+        </w:rPr>
         <w:t>Define flow control of LLC sublayer.</w:t>
+      </w:r>
+      <w:r>
+        <w:rPr>
+          <w:b/>
+          <w:sz w:val="28"/>
+          <w:szCs w:val="28"/>
+        </w:rPr>
+        <w:br/>
+      </w:r>
+      <w:proofErr w:type="spellStart"/>
+      <w:r>
+        <w:rPr>
+          <w:b/>
+          <w:sz w:val="28"/>
+          <w:szCs w:val="28"/>
+        </w:rPr>
+        <w:t>Ans</w:t>
+      </w:r>
+      <w:proofErr w:type="spellEnd"/>
+      <w:r>
+        <w:rPr>
+          <w:b/>
+          <w:sz w:val="28"/>
+          <w:szCs w:val="28"/>
+        </w:rPr>
+        <w:t xml:space="preserve">: </w:t>
+      </w:r>
+      <w:r>
+        <w:rPr>
+          <w:sz w:val="28"/>
+          <w:szCs w:val="28"/>
+        </w:rPr>
+        <w:t xml:space="preserve">Slide 28 </w:t>
+      </w:r>
+      <w:proofErr w:type="spellStart"/>
+      <w:r>
+        <w:rPr>
+          <w:sz w:val="28"/>
+          <w:szCs w:val="28"/>
+        </w:rPr>
+        <w:t>er</w:t>
+      </w:r>
+      <w:proofErr w:type="spellEnd"/>
+      <w:r>
+        <w:rPr>
+          <w:sz w:val="28"/>
+          <w:szCs w:val="28"/>
+        </w:rPr>
+        <w:t xml:space="preserve"> 3</w:t>
+      </w:r>
+      <w:r>
+        <w:rPr>
+          <w:sz w:val="28"/>
+          <w:szCs w:val="28"/>
+          <w:vertAlign w:val="superscript"/>
+        </w:rPr>
+        <w:t>rd</w:t>
+      </w:r>
+      <w:r>
+        <w:rPr>
+          <w:sz w:val="28"/>
+          <w:szCs w:val="28"/>
+        </w:rPr>
+        <w:t xml:space="preserve"> para.</w:t>
       </w:r>
     </w:p>
     <w:p>
@@ -2181,9 +4111,45 @@
           <w:ilvl w:val="0"/>
           <w:numId w:val="6"/>
         </w:numPr>
-      </w:pPr>
-      <w:r>
+        <w:rPr>
+          <w:b/>
+          <w:sz w:val="28"/>
+          <w:szCs w:val="28"/>
+        </w:rPr>
+      </w:pPr>
+      <w:r>
+        <w:rPr>
+          <w:b/>
+          <w:sz w:val="28"/>
+          <w:szCs w:val="28"/>
+        </w:rPr>
         <w:t>Give basic working principle of Stop and Wait flow control.</w:t>
+      </w:r>
+      <w:r>
+        <w:rPr>
+          <w:b/>
+          <w:sz w:val="28"/>
+          <w:szCs w:val="28"/>
+        </w:rPr>
+        <w:br/>
+      </w:r>
+      <w:proofErr w:type="spellStart"/>
+      <w:r>
+        <w:rPr>
+          <w:color w:val="000000" w:themeColor="text1"/>
+          <w:sz w:val="28"/>
+          <w:szCs w:val="28"/>
+        </w:rPr>
+        <w:t>Ans</w:t>
+      </w:r>
+      <w:proofErr w:type="spellEnd"/>
+      <w:r>
+        <w:rPr>
+          <w:color w:val="000000" w:themeColor="text1"/>
+          <w:sz w:val="28"/>
+          <w:szCs w:val="28"/>
+        </w:rPr>
+        <w:t>: Slide 29</w:t>
       </w:r>
     </w:p>
     <w:p>
@@ -2193,9 +4159,42 @@
           <w:ilvl w:val="0"/>
           <w:numId w:val="6"/>
         </w:numPr>
-      </w:pPr>
-      <w:r>
+        <w:rPr>
+          <w:sz w:val="28"/>
+          <w:szCs w:val="28"/>
+        </w:rPr>
+      </w:pPr>
+      <w:r>
+        <w:rPr>
+          <w:b/>
+          <w:sz w:val="28"/>
+          <w:szCs w:val="28"/>
+        </w:rPr>
         <w:t>Draw few steps of Sliding Window flow control.</w:t>
+      </w:r>
+      <w:r>
+        <w:rPr>
+          <w:b/>
+          <w:sz w:val="28"/>
+          <w:szCs w:val="28"/>
+        </w:rPr>
+        <w:br/>
+      </w:r>
+      <w:proofErr w:type="spellStart"/>
+      <w:r>
+        <w:rPr>
+          <w:sz w:val="28"/>
+          <w:szCs w:val="28"/>
+        </w:rPr>
+        <w:t>Ans</w:t>
+      </w:r>
+      <w:proofErr w:type="spellEnd"/>
+      <w:r>
+        <w:rPr>
+          <w:sz w:val="28"/>
+          <w:szCs w:val="28"/>
+        </w:rPr>
+        <w:t>: Slide 36,37 and 38 only diagram no description.</w:t>
       </w:r>
     </w:p>
     <w:p>
@@ -2205,13 +4204,123 @@
           <w:ilvl w:val="0"/>
           <w:numId w:val="6"/>
         </w:numPr>
-      </w:pPr>
-      <w:r>
+        <w:rPr>
+          <w:b/>
+          <w:sz w:val="28"/>
+          <w:szCs w:val="28"/>
+        </w:rPr>
+      </w:pPr>
+      <w:r>
+        <w:rPr>
+          <w:b/>
+          <w:sz w:val="28"/>
+          <w:szCs w:val="28"/>
+        </w:rPr>
         <w:t>What is the main problem of random access protocol?</w:t>
       </w:r>
       <w:r>
+        <w:rPr>
+          <w:b/>
+          <w:sz w:val="28"/>
+          <w:szCs w:val="28"/>
+        </w:rPr>
         <w:br/>
-        <w:t>(The efficiency decreases because of collision.)</w:t>
+      </w:r>
+      <w:proofErr w:type="spellStart"/>
+      <w:r>
+        <w:rPr>
+          <w:sz w:val="28"/>
+          <w:szCs w:val="28"/>
+        </w:rPr>
+        <w:t>Ans</w:t>
+      </w:r>
+      <w:proofErr w:type="spellEnd"/>
+      <w:r>
+        <w:rPr>
+          <w:sz w:val="28"/>
+          <w:szCs w:val="28"/>
+        </w:rPr>
+        <w:t xml:space="preserve">: Slide 46 </w:t>
+      </w:r>
+      <w:proofErr w:type="spellStart"/>
+      <w:r>
+        <w:rPr>
+          <w:sz w:val="28"/>
+          <w:szCs w:val="28"/>
+        </w:rPr>
+        <w:t>er</w:t>
+      </w:r>
+      <w:proofErr w:type="spellEnd"/>
+      <w:r>
+        <w:rPr>
+          <w:sz w:val="28"/>
+          <w:szCs w:val="28"/>
+        </w:rPr>
+        <w:t xml:space="preserve"> </w:t>
+      </w:r>
+      <w:proofErr w:type="spellStart"/>
+      <w:r>
+        <w:rPr>
+          <w:sz w:val="28"/>
+          <w:szCs w:val="28"/>
+        </w:rPr>
+        <w:t>seser</w:t>
+      </w:r>
+      <w:proofErr w:type="spellEnd"/>
+      <w:r>
+        <w:rPr>
+          <w:sz w:val="28"/>
+          <w:szCs w:val="28"/>
+        </w:rPr>
+        <w:t xml:space="preserve"> </w:t>
+      </w:r>
+      <w:proofErr w:type="spellStart"/>
+      <w:r>
+        <w:rPr>
+          <w:sz w:val="28"/>
+          <w:szCs w:val="28"/>
+        </w:rPr>
+        <w:t>parar</w:t>
+      </w:r>
+      <w:proofErr w:type="spellEnd"/>
+      <w:r>
+        <w:rPr>
+          <w:sz w:val="28"/>
+          <w:szCs w:val="28"/>
+        </w:rPr>
+        <w:t xml:space="preserve"> “The efficiency </w:t>
+      </w:r>
+      <w:proofErr w:type="spellStart"/>
+      <w:r>
+        <w:rPr>
+          <w:sz w:val="28"/>
+          <w:szCs w:val="28"/>
+        </w:rPr>
+        <w:t>theke</w:t>
+      </w:r>
+      <w:proofErr w:type="spellEnd"/>
+      <w:r>
+        <w:rPr>
+          <w:sz w:val="28"/>
+          <w:szCs w:val="28"/>
+        </w:rPr>
+        <w:t xml:space="preserve"> of collision </w:t>
+      </w:r>
+      <w:proofErr w:type="spellStart"/>
+      <w:r>
+        <w:rPr>
+          <w:sz w:val="28"/>
+          <w:szCs w:val="28"/>
+        </w:rPr>
+        <w:t>porjonto</w:t>
+      </w:r>
+      <w:proofErr w:type="spellEnd"/>
+      <w:r>
+        <w:rPr>
+          <w:sz w:val="28"/>
+          <w:szCs w:val="28"/>
+        </w:rPr>
+        <w:t>”</w:t>
       </w:r>
     </w:p>
     <w:p>
@@ -2221,9 +4330,62 @@
           <w:ilvl w:val="0"/>
           <w:numId w:val="6"/>
         </w:numPr>
-      </w:pPr>
-      <w:r>
+        <w:rPr>
+          <w:b/>
+          <w:sz w:val="28"/>
+          <w:szCs w:val="28"/>
+        </w:rPr>
+      </w:pPr>
+      <w:r>
+        <w:rPr>
+          <w:b/>
+          <w:sz w:val="28"/>
+          <w:szCs w:val="28"/>
+        </w:rPr>
         <w:t>What is the main drawback of controlled access protocol?</w:t>
+      </w:r>
+      <w:r>
+        <w:rPr>
+          <w:b/>
+          <w:sz w:val="28"/>
+          <w:szCs w:val="28"/>
+        </w:rPr>
+        <w:br/>
+      </w:r>
+      <w:proofErr w:type="spellStart"/>
+      <w:r>
+        <w:rPr>
+          <w:b/>
+          <w:sz w:val="28"/>
+          <w:szCs w:val="28"/>
+        </w:rPr>
+        <w:t>Ans</w:t>
+      </w:r>
+      <w:proofErr w:type="spellEnd"/>
+      <w:r>
+        <w:rPr>
+          <w:b/>
+          <w:sz w:val="28"/>
+          <w:szCs w:val="28"/>
+        </w:rPr>
+        <w:t>: 47 Slide 2</w:t>
+      </w:r>
+      <w:r>
+        <w:rPr>
+          <w:b/>
+          <w:sz w:val="28"/>
+          <w:szCs w:val="28"/>
+          <w:vertAlign w:val="superscript"/>
+        </w:rPr>
+        <w:t>nd</w:t>
+      </w:r>
+      <w:r>
+        <w:rPr>
+          <w:b/>
+          <w:sz w:val="28"/>
+          <w:szCs w:val="28"/>
+        </w:rPr>
+        <w:t xml:space="preserve"> para</w:t>
       </w:r>
     </w:p>
     <w:p>
@@ -2233,9 +4395,74 @@
           <w:ilvl w:val="0"/>
           <w:numId w:val="6"/>
         </w:numPr>
-      </w:pPr>
-      <w:r>
-        <w:t>Compare exhaustive service and gated service.</w:t>
+        <w:rPr>
+          <w:b/>
+          <w:sz w:val="28"/>
+          <w:szCs w:val="28"/>
+        </w:rPr>
+      </w:pPr>
+      <w:r>
+        <w:rPr>
+          <w:b/>
+          <w:sz w:val="28"/>
+          <w:szCs w:val="28"/>
+        </w:rPr>
+        <w:t>Compare exhaustive service and gated service</w:t>
+      </w:r>
+      <w:r>
+        <w:rPr>
+          <w:b/>
+          <w:sz w:val="28"/>
+          <w:szCs w:val="28"/>
+        </w:rPr>
+        <w:t xml:space="preserve"> of token ring protocol</w:t>
+      </w:r>
+      <w:r>
+        <w:rPr>
+          <w:b/>
+          <w:sz w:val="28"/>
+          <w:szCs w:val="28"/>
+        </w:rPr>
+        <w:t>.</w:t>
+      </w:r>
+      <w:r>
+        <w:rPr>
+          <w:b/>
+          <w:sz w:val="28"/>
+          <w:szCs w:val="28"/>
+        </w:rPr>
+        <w:br/>
+      </w:r>
+      <w:proofErr w:type="spellStart"/>
+      <w:r>
+        <w:rPr>
+          <w:sz w:val="28"/>
+          <w:szCs w:val="28"/>
+        </w:rPr>
+        <w:t>Ans</w:t>
+      </w:r>
+      <w:proofErr w:type="spellEnd"/>
+      <w:r>
+        <w:rPr>
+          <w:sz w:val="28"/>
+          <w:szCs w:val="28"/>
+        </w:rPr>
+        <w:t>: 49 slide 2</w:t>
+      </w:r>
+      <w:r>
+        <w:rPr>
+          <w:sz w:val="28"/>
+          <w:szCs w:val="28"/>
+          <w:vertAlign w:val="superscript"/>
+        </w:rPr>
+        <w:t>nd</w:t>
+      </w:r>
+      <w:r>
+        <w:rPr>
+          <w:sz w:val="28"/>
+          <w:szCs w:val="28"/>
+        </w:rPr>
+        <w:t xml:space="preserve"> para and slide 50</w:t>
       </w:r>
     </w:p>
     <w:p>
@@ -2249,16 +4476,64 @@
           <w:rStyle w:val="Strong"/>
           <w:b w:val="0"/>
           <w:bCs w:val="0"/>
-        </w:rPr>
-      </w:pPr>
-      <w:r>
+          <w:sz w:val="28"/>
+          <w:szCs w:val="28"/>
+        </w:rPr>
+      </w:pPr>
+      <w:r>
+        <w:rPr>
+          <w:b/>
+          <w:sz w:val="28"/>
+          <w:szCs w:val="28"/>
+        </w:rPr>
         <w:t>Why CSMA/CA is used in wireless network?</w:t>
       </w:r>
-    </w:p>
-    <w:p>
-      <w:pPr>
-        <w:pStyle w:val="ListParagraph"/>
-        <w:ind w:left="4320" w:firstLine="720"/>
+      <w:r>
+        <w:rPr>
+          <w:b/>
+          <w:sz w:val="28"/>
+          <w:szCs w:val="28"/>
+        </w:rPr>
+        <w:br/>
+      </w:r>
+      <w:proofErr w:type="spellStart"/>
+      <w:r>
+        <w:rPr>
+          <w:b/>
+          <w:sz w:val="28"/>
+          <w:szCs w:val="28"/>
+        </w:rPr>
+        <w:t>Ans</w:t>
+      </w:r>
+      <w:proofErr w:type="spellEnd"/>
+      <w:r>
+        <w:rPr>
+          <w:b/>
+          <w:sz w:val="28"/>
+          <w:szCs w:val="28"/>
+        </w:rPr>
+        <w:t>: 53 slide 1</w:t>
+      </w:r>
+      <w:r>
+        <w:rPr>
+          <w:b/>
+          <w:sz w:val="28"/>
+          <w:szCs w:val="28"/>
+          <w:vertAlign w:val="superscript"/>
+        </w:rPr>
+        <w:t>st</w:t>
+      </w:r>
+      <w:r>
+        <w:rPr>
+          <w:b/>
+          <w:sz w:val="28"/>
+          <w:szCs w:val="28"/>
+        </w:rPr>
+        <w:t xml:space="preserve"> para.</w:t>
+      </w:r>
+    </w:p>
+    <w:p>
+      <w:pPr>
         <w:rPr>
           <w:b/>
           <w:color w:val="FF0000"/>
@@ -2267,128 +4542,12 @@
           <w:u w:val="single"/>
         </w:rPr>
       </w:pPr>
-      <w:r>
-        <w:rPr>
-          <w:b/>
-          <w:color w:val="FF0000"/>
-          <w:sz w:val="36"/>
-          <w:szCs w:val="36"/>
-          <w:u w:val="single"/>
-        </w:rPr>
-        <w:t>6</w:t>
-      </w:r>
-      <w:proofErr w:type="gramStart"/>
-      <w:r>
-        <w:rPr>
-          <w:b/>
-          <w:color w:val="FF0000"/>
-          <w:sz w:val="36"/>
-          <w:szCs w:val="36"/>
-          <w:u w:val="single"/>
-          <w:vertAlign w:val="superscript"/>
-        </w:rPr>
-        <w:t>th</w:t>
-      </w:r>
-      <w:r>
-        <w:rPr>
-          <w:b/>
-          <w:color w:val="FF0000"/>
-          <w:sz w:val="36"/>
-          <w:szCs w:val="36"/>
-          <w:u w:val="single"/>
-        </w:rPr>
-        <w:t xml:space="preserve"> </w:t>
-      </w:r>
-      <w:r>
-        <w:rPr>
-          <w:b/>
-          <w:color w:val="FF0000"/>
-          <w:sz w:val="36"/>
-          <w:szCs w:val="36"/>
-          <w:u w:val="single"/>
-        </w:rPr>
-        <w:t xml:space="preserve"> Class</w:t>
-      </w:r>
-      <w:proofErr w:type="gramEnd"/>
-    </w:p>
-    <w:p>
-      <w:pPr>
-        <w:pStyle w:val="NormalWeb"/>
-        <w:numPr>
-          <w:ilvl w:val="0"/>
-          <w:numId w:val="7"/>
-        </w:numPr>
-      </w:pPr>
-      <w:r>
-        <w:t>Give basic principle of BPSK.</w:t>
-      </w:r>
-      <w:bookmarkStart w:id="0" w:name="_GoBack"/>
-      <w:bookmarkEnd w:id="0"/>
-    </w:p>
-    <w:p>
-      <w:pPr>
-        <w:pStyle w:val="NormalWeb"/>
-        <w:numPr>
-          <w:ilvl w:val="0"/>
-          <w:numId w:val="7"/>
-        </w:numPr>
-      </w:pPr>
-      <w:r>
-        <w:t>Why M-</w:t>
-      </w:r>
-      <w:proofErr w:type="spellStart"/>
-      <w:r>
-        <w:t>ary</w:t>
-      </w:r>
-      <w:proofErr w:type="spellEnd"/>
-      <w:r>
-        <w:t xml:space="preserve"> PSK is preferable compared to BPSK?</w:t>
-      </w:r>
-    </w:p>
-    <w:p>
-      <w:pPr>
-        <w:pStyle w:val="NormalWeb"/>
-        <w:numPr>
-          <w:ilvl w:val="0"/>
-          <w:numId w:val="7"/>
-        </w:numPr>
-      </w:pPr>
-      <w:r>
-        <w:t>Derive the initial phase angles of 8-PSK.</w:t>
-      </w:r>
-    </w:p>
-    <w:p>
-      <w:pPr>
-        <w:pStyle w:val="NormalWeb"/>
-        <w:numPr>
-          <w:ilvl w:val="0"/>
-          <w:numId w:val="7"/>
-        </w:numPr>
-      </w:pPr>
-      <w:r>
-        <w:t>In 8-PSK, how many bits are sent per symbol?</w:t>
-      </w:r>
-    </w:p>
-    <w:p>
-      <w:pPr>
-        <w:pStyle w:val="NormalWeb"/>
-        <w:numPr>
-          <w:ilvl w:val="0"/>
-          <w:numId w:val="7"/>
-        </w:numPr>
-      </w:pPr>
-      <w:r>
-        <w:t>Define On-Off Keying (OOK).</w:t>
-      </w:r>
     </w:p>
     <w:p>
       <w:pPr>
         <w:pStyle w:val="NormalWeb"/>
         <w:ind w:left="720"/>
       </w:pPr>
-      <w:r>
-        <w:t xml:space="preserve"> </w:t>
-      </w:r>
     </w:p>
     <w:sectPr>
       <w:pgSz w:w="12240" w:h="15840"/>
@@ -2807,9 +4966,9 @@
     </w:lvl>
   </w:abstractNum>
   <w:abstractNum w:abstractNumId="4" w15:restartNumberingAfterBreak="0">
-    <w:nsid w:val="6E9A56C6"/>
+    <w:nsid w:val="684157EC"/>
     <w:multiLevelType w:val="multilevel"/>
-    <w:tmpl w:val="7812C5EC"/>
+    <w:tmpl w:val="6456ABF2"/>
     <w:lvl w:ilvl="0">
       <w:start w:val="1"/>
       <w:numFmt w:val="decimal"/>
@@ -2920,6 +5079,123 @@
     </w:lvl>
   </w:abstractNum>
   <w:abstractNum w:abstractNumId="5" w15:restartNumberingAfterBreak="0">
+    <w:nsid w:val="6E9A56C6"/>
+    <w:multiLevelType w:val="multilevel"/>
+    <w:tmpl w:val="F28EB4E2"/>
+    <w:lvl w:ilvl="0">
+      <w:start w:val="1"/>
+      <w:numFmt w:val="decimal"/>
+      <w:lvlText w:val="%1."/>
+      <w:lvlJc w:val="left"/>
+      <w:pPr>
+        <w:tabs>
+          <w:tab w:val="num" w:pos="720"/>
+        </w:tabs>
+        <w:ind w:left="720" w:hanging="360"/>
+      </w:pPr>
+      <w:rPr>
+        <w:rFonts w:ascii="Times New Roman" w:eastAsia="Times New Roman" w:hAnsi="Times New Roman" w:cs="Times New Roman"/>
+        <w:color w:val="000000" w:themeColor="text1"/>
+      </w:rPr>
+    </w:lvl>
+    <w:lvl w:ilvl="1" w:tentative="1">
+      <w:start w:val="1"/>
+      <w:numFmt w:val="decimal"/>
+      <w:lvlText w:val="%2."/>
+      <w:lvlJc w:val="left"/>
+      <w:pPr>
+        <w:tabs>
+          <w:tab w:val="num" w:pos="1440"/>
+        </w:tabs>
+        <w:ind w:left="1440" w:hanging="360"/>
+      </w:pPr>
+    </w:lvl>
+    <w:lvl w:ilvl="2" w:tentative="1">
+      <w:start w:val="1"/>
+      <w:numFmt w:val="decimal"/>
+      <w:lvlText w:val="%3."/>
+      <w:lvlJc w:val="left"/>
+      <w:pPr>
+        <w:tabs>
+          <w:tab w:val="num" w:pos="2160"/>
+        </w:tabs>
+        <w:ind w:left="2160" w:hanging="360"/>
+      </w:pPr>
+    </w:lvl>
+    <w:lvl w:ilvl="3" w:tentative="1">
+      <w:start w:val="1"/>
+      <w:numFmt w:val="decimal"/>
+      <w:lvlText w:val="%4."/>
+      <w:lvlJc w:val="left"/>
+      <w:pPr>
+        <w:tabs>
+          <w:tab w:val="num" w:pos="2880"/>
+        </w:tabs>
+        <w:ind w:left="2880" w:hanging="360"/>
+      </w:pPr>
+    </w:lvl>
+    <w:lvl w:ilvl="4" w:tentative="1">
+      <w:start w:val="1"/>
+      <w:numFmt w:val="decimal"/>
+      <w:lvlText w:val="%5."/>
+      <w:lvlJc w:val="left"/>
+      <w:pPr>
+        <w:tabs>
+          <w:tab w:val="num" w:pos="3600"/>
+        </w:tabs>
+        <w:ind w:left="3600" w:hanging="360"/>
+      </w:pPr>
+    </w:lvl>
+    <w:lvl w:ilvl="5" w:tentative="1">
+      <w:start w:val="1"/>
+      <w:numFmt w:val="decimal"/>
+      <w:lvlText w:val="%6."/>
+      <w:lvlJc w:val="left"/>
+      <w:pPr>
+        <w:tabs>
+          <w:tab w:val="num" w:pos="4320"/>
+        </w:tabs>
+        <w:ind w:left="4320" w:hanging="360"/>
+      </w:pPr>
+    </w:lvl>
+    <w:lvl w:ilvl="6" w:tentative="1">
+      <w:start w:val="1"/>
+      <w:numFmt w:val="decimal"/>
+      <w:lvlText w:val="%7."/>
+      <w:lvlJc w:val="left"/>
+      <w:pPr>
+        <w:tabs>
+          <w:tab w:val="num" w:pos="5040"/>
+        </w:tabs>
+        <w:ind w:left="5040" w:hanging="360"/>
+      </w:pPr>
+    </w:lvl>
+    <w:lvl w:ilvl="7" w:tentative="1">
+      <w:start w:val="1"/>
+      <w:numFmt w:val="decimal"/>
+      <w:lvlText w:val="%8."/>
+      <w:lvlJc w:val="left"/>
+      <w:pPr>
+        <w:tabs>
+          <w:tab w:val="num" w:pos="5760"/>
+        </w:tabs>
+        <w:ind w:left="5760" w:hanging="360"/>
+      </w:pPr>
+    </w:lvl>
+    <w:lvl w:ilvl="8" w:tentative="1">
+      <w:start w:val="1"/>
+      <w:numFmt w:val="decimal"/>
+      <w:lvlText w:val="%9."/>
+      <w:lvlJc w:val="left"/>
+      <w:pPr>
+        <w:tabs>
+          <w:tab w:val="num" w:pos="6480"/>
+        </w:tabs>
+        <w:ind w:left="6480" w:hanging="360"/>
+      </w:pPr>
+    </w:lvl>
+  </w:abstractNum>
+  <w:abstractNum w:abstractNumId="6" w15:restartNumberingAfterBreak="0">
     <w:nsid w:val="7179044D"/>
     <w:multiLevelType w:val="multilevel"/>
     <w:tmpl w:val="48788FD8"/>
@@ -3032,10 +5308,10 @@
       </w:pPr>
     </w:lvl>
   </w:abstractNum>
-  <w:abstractNum w:abstractNumId="6" w15:restartNumberingAfterBreak="0">
+  <w:abstractNum w:abstractNumId="7" w15:restartNumberingAfterBreak="0">
     <w:nsid w:val="7D306970"/>
     <w:multiLevelType w:val="multilevel"/>
-    <w:tmpl w:val="85ACBFB2"/>
+    <w:tmpl w:val="91282F5C"/>
     <w:lvl w:ilvl="0">
       <w:start w:val="1"/>
       <w:numFmt w:val="decimal"/>
@@ -3047,6 +5323,10 @@
         </w:tabs>
         <w:ind w:left="720" w:hanging="360"/>
       </w:pPr>
+      <w:rPr>
+        <w:rFonts w:ascii="Times New Roman" w:eastAsia="Times New Roman" w:hAnsi="Times New Roman" w:cs="Times New Roman"/>
+        <w:color w:val="000000" w:themeColor="text1"/>
+      </w:rPr>
     </w:lvl>
     <w:lvl w:ilvl="1" w:tentative="1">
       <w:start w:val="1"/>
@@ -3152,19 +5432,22 @@
     <w:abstractNumId w:val="3"/>
   </w:num>
   <w:num w:numId="3">
-    <w:abstractNumId w:val="4"/>
+    <w:abstractNumId w:val="5"/>
   </w:num>
   <w:num w:numId="4">
-    <w:abstractNumId w:val="6"/>
+    <w:abstractNumId w:val="7"/>
   </w:num>
   <w:num w:numId="5">
     <w:abstractNumId w:val="1"/>
   </w:num>
   <w:num w:numId="6">
-    <w:abstractNumId w:val="5"/>
+    <w:abstractNumId w:val="6"/>
   </w:num>
   <w:num w:numId="7">
     <w:abstractNumId w:val="0"/>
+  </w:num>
+  <w:num w:numId="8">
+    <w:abstractNumId w:val="4"/>
   </w:num>
 </w:numbering>
 </file>

--- a/Data Communication and Computer Network/1. Question List.docx
+++ b/Data Communication and Computer Network/1. Question List.docx
@@ -1872,6 +1872,36 @@
         </w:rPr>
         <w:t xml:space="preserve"> Class</w:t>
       </w:r>
+      <w:r>
+        <w:rPr>
+          <w:b/>
+          <w:color w:val="FF0000"/>
+          <w:sz w:val="36"/>
+          <w:szCs w:val="36"/>
+          <w:u w:val="single"/>
+        </w:rPr>
+        <w:t xml:space="preserve"> (</w:t>
+      </w:r>
+      <w:r>
+        <w:rPr>
+          <w:b/>
+          <w:color w:val="FF0000"/>
+          <w:sz w:val="36"/>
+          <w:szCs w:val="36"/>
+          <w:u w:val="single"/>
+        </w:rPr>
+        <w:t>2. Lec_2_625P.pdf</w:t>
+      </w:r>
+      <w:r>
+        <w:rPr>
+          <w:b/>
+          <w:color w:val="FF0000"/>
+          <w:sz w:val="36"/>
+          <w:szCs w:val="36"/>
+          <w:u w:val="single"/>
+        </w:rPr>
+        <w:t>)</w:t>
+      </w:r>
     </w:p>
     <w:p>
       <w:pPr>
@@ -1975,6 +2005,13 @@
         </w:rPr>
         <w:t xml:space="preserve"> shadow color not block</w:t>
       </w:r>
+      <w:r>
+        <w:rPr>
+          <w:sz w:val="28"/>
+          <w:szCs w:val="28"/>
+        </w:rPr>
+        <w:t xml:space="preserve"> diagram</w:t>
+      </w:r>
     </w:p>
     <w:p>
       <w:pPr>
@@ -1994,23 +2031,7 @@
           <w:sz w:val="28"/>
           <w:szCs w:val="28"/>
         </w:rPr>
-        <w:t>Draw BF</w:t>
-      </w:r>
-      <w:r>
-        <w:rPr>
-          <w:b/>
-          <w:sz w:val="28"/>
-          <w:szCs w:val="28"/>
-        </w:rPr>
-        <w:t>SK</w:t>
-      </w:r>
-      <w:r>
-        <w:rPr>
-          <w:b/>
-          <w:sz w:val="28"/>
-          <w:szCs w:val="28"/>
-        </w:rPr>
-        <w:t xml:space="preserve"> modulator circuit.</w:t>
+        <w:t>Draw BFSK modulator circuit.</w:t>
       </w:r>
       <w:r>
         <w:rPr>
@@ -2033,7 +2054,21 @@
           <w:sz w:val="28"/>
           <w:szCs w:val="28"/>
         </w:rPr>
-        <w:t>: Only figure 1 diagram not description.</w:t>
+        <w:t xml:space="preserve">: </w:t>
+      </w:r>
+      <w:r>
+        <w:rPr>
+          <w:sz w:val="28"/>
+          <w:szCs w:val="28"/>
+        </w:rPr>
+        <w:t xml:space="preserve">Slide 5 </w:t>
+      </w:r>
+      <w:r>
+        <w:rPr>
+          <w:sz w:val="28"/>
+          <w:szCs w:val="28"/>
+        </w:rPr>
+        <w:t>Only figure 1 diagram not description.</w:t>
       </w:r>
     </w:p>
     <w:p>
@@ -2054,7 +2089,7 @@
           <w:sz w:val="28"/>
           <w:szCs w:val="28"/>
         </w:rPr>
-        <w:t>Draw Coherent of demodulator circuit of BFSK.</w:t>
+        <w:t>Draw Coherent demodulator circuit of BFSK.</w:t>
       </w:r>
       <w:r>
         <w:rPr>
@@ -2067,7 +2102,7 @@
       <w:r>
         <w:rPr>
           <w:b/>
-          <w:color w:val="FF0000"/>
+          <w:color w:val="000000" w:themeColor="text1"/>
           <w:sz w:val="28"/>
           <w:szCs w:val="28"/>
         </w:rPr>
@@ -2077,7 +2112,7 @@
       <w:r>
         <w:rPr>
           <w:b/>
-          <w:color w:val="FF0000"/>
+          <w:color w:val="000000" w:themeColor="text1"/>
           <w:sz w:val="28"/>
           <w:szCs w:val="28"/>
         </w:rPr>
@@ -2085,7 +2120,7 @@
       </w:r>
       <w:r>
         <w:rPr>
-          <w:color w:val="FF0000"/>
+          <w:color w:val="000000" w:themeColor="text1"/>
           <w:sz w:val="28"/>
           <w:szCs w:val="28"/>
         </w:rPr>
@@ -2093,38 +2128,25 @@
       </w:r>
       <w:r>
         <w:rPr>
-          <w:sz w:val="28"/>
-          <w:szCs w:val="28"/>
-        </w:rPr>
-        <w:t xml:space="preserve">Only diagram and with cos(2 </w:t>
-      </w:r>
-      <w:r>
-        <w:rPr>
-          <w:sz w:val="28"/>
-          <w:szCs w:val="28"/>
-        </w:rPr>
-        <w:t>π</w:t>
-      </w:r>
-      <w:r>
-        <w:rPr>
-          <w:sz w:val="28"/>
-          <w:szCs w:val="28"/>
-        </w:rPr>
-        <w:t xml:space="preserve">f1t) – cos(2 </w:t>
-      </w:r>
-      <w:r>
-        <w:rPr>
-          <w:sz w:val="28"/>
-          <w:szCs w:val="28"/>
-        </w:rPr>
-        <w:t>π</w:t>
-      </w:r>
-      <w:r>
-        <w:rPr>
-          <w:sz w:val="28"/>
-          <w:szCs w:val="28"/>
-        </w:rPr>
-        <w:t>f2t)</w:t>
+          <w:color w:val="000000" w:themeColor="text1"/>
+          <w:sz w:val="28"/>
+          <w:szCs w:val="28"/>
+        </w:rPr>
+        <w:t xml:space="preserve">Slide 6 </w:t>
+      </w:r>
+      <w:r>
+        <w:rPr>
+          <w:sz w:val="28"/>
+          <w:szCs w:val="28"/>
+        </w:rPr>
+        <w:t>Only diagram and with cos(2 π</w:t>
+      </w:r>
+      <w:r>
+        <w:rPr>
+          <w:sz w:val="28"/>
+          <w:szCs w:val="28"/>
+        </w:rPr>
+        <w:t>f1t) – cos(2 πf2t)</w:t>
       </w:r>
     </w:p>
     <w:p>
@@ -2254,16 +2276,7 @@
           <w:sz w:val="28"/>
           <w:szCs w:val="28"/>
         </w:rPr>
-        <w:t>:</w:t>
-      </w:r>
-      <w:r>
-        <w:rPr>
-          <w:b/>
-          <w:color w:val="FF0000"/>
-          <w:sz w:val="28"/>
-          <w:szCs w:val="28"/>
-        </w:rPr>
-        <w:t xml:space="preserve"> Slide 11 </w:t>
+        <w:t xml:space="preserve">: Slide 11 </w:t>
       </w:r>
       <w:proofErr w:type="spellStart"/>
       <w:r>
@@ -2475,23 +2488,29 @@
         <w:lastRenderedPageBreak/>
         <w:t xml:space="preserve">Why </w:t>
       </w:r>
-      <w:proofErr w:type="spellStart"/>
-      <w:r>
-        <w:rPr>
-          <w:b/>
-          <w:sz w:val="28"/>
-          <w:szCs w:val="28"/>
-        </w:rPr>
-        <w:t>Quantatue</w:t>
-      </w:r>
-      <w:proofErr w:type="spellEnd"/>
-      <w:r>
-        <w:rPr>
-          <w:b/>
-          <w:sz w:val="28"/>
-          <w:szCs w:val="28"/>
-        </w:rPr>
-        <w:t xml:space="preserve"> amplitude modulation is widely used in data communication? Give the expression of modulated wave</w:t>
+      <w:r>
+        <w:rPr>
+          <w:b/>
+          <w:sz w:val="28"/>
+          <w:szCs w:val="28"/>
+        </w:rPr>
+        <w:t xml:space="preserve">Quadrature </w:t>
+      </w:r>
+      <w:r>
+        <w:rPr>
+          <w:b/>
+          <w:sz w:val="28"/>
+          <w:szCs w:val="28"/>
+        </w:rPr>
+        <w:t xml:space="preserve">amplitude modulation is widely used in data </w:t>
+      </w:r>
+      <w:r>
+        <w:rPr>
+          <w:b/>
+          <w:sz w:val="28"/>
+          <w:szCs w:val="28"/>
+        </w:rPr>
+        <w:t>communication? Give the expression of modulated wave</w:t>
       </w:r>
       <w:r>
         <w:rPr>
@@ -2662,6 +2681,36 @@
         </w:rPr>
         <w:t xml:space="preserve"> Class</w:t>
       </w:r>
+      <w:r>
+        <w:rPr>
+          <w:b/>
+          <w:color w:val="FF0000"/>
+          <w:sz w:val="36"/>
+          <w:szCs w:val="36"/>
+          <w:u w:val="single"/>
+        </w:rPr>
+        <w:t xml:space="preserve"> (</w:t>
+      </w:r>
+      <w:r>
+        <w:rPr>
+          <w:b/>
+          <w:color w:val="FF0000"/>
+          <w:sz w:val="36"/>
+          <w:szCs w:val="36"/>
+          <w:u w:val="single"/>
+        </w:rPr>
+        <w:t>Lec_3_625P.pdf</w:t>
+      </w:r>
+      <w:r>
+        <w:rPr>
+          <w:b/>
+          <w:color w:val="FF0000"/>
+          <w:sz w:val="36"/>
+          <w:szCs w:val="36"/>
+          <w:u w:val="single"/>
+        </w:rPr>
+        <w:t>)</w:t>
+      </w:r>
     </w:p>
     <w:p>
       <w:pPr>
@@ -3219,6 +3268,36 @@
         <w:t xml:space="preserve"> Class</w:t>
       </w:r>
       <w:proofErr w:type="gramEnd"/>
+      <w:r>
+        <w:rPr>
+          <w:b/>
+          <w:color w:val="FF0000"/>
+          <w:sz w:val="36"/>
+          <w:szCs w:val="36"/>
+          <w:u w:val="single"/>
+        </w:rPr>
+        <w:t>(</w:t>
+      </w:r>
+      <w:r>
+        <w:rPr>
+          <w:b/>
+          <w:color w:val="FF0000"/>
+          <w:sz w:val="36"/>
+          <w:szCs w:val="36"/>
+          <w:u w:val="single"/>
+        </w:rPr>
+        <w:t>Lec_4_625P.pdf</w:t>
+      </w:r>
+      <w:r>
+        <w:rPr>
+          <w:b/>
+          <w:color w:val="FF0000"/>
+          <w:sz w:val="36"/>
+          <w:szCs w:val="36"/>
+          <w:u w:val="single"/>
+        </w:rPr>
+        <w:t>)</w:t>
+      </w:r>
     </w:p>
     <w:p>
       <w:pPr>
@@ -3351,7 +3430,17 @@
           <w:sz w:val="28"/>
           <w:szCs w:val="28"/>
         </w:rPr>
-        <w:t xml:space="preserve"> middle para that means diagram </w:t>
+        <w:t xml:space="preserve"> </w:t>
+      </w:r>
+      <w:bookmarkStart w:id="0" w:name="_GoBack"/>
+      <w:bookmarkEnd w:id="0"/>
+      <w:r>
+        <w:rPr>
+          <w:color w:val="000000" w:themeColor="text1"/>
+          <w:sz w:val="28"/>
+          <w:szCs w:val="28"/>
+        </w:rPr>
+        <w:t xml:space="preserve">diagram </w:t>
       </w:r>
       <w:proofErr w:type="spellStart"/>
       <w:r>
@@ -3959,8 +4048,6 @@
         </w:rPr>
         <w:t>Class Test Class 3 to Class 5 porjonto</w:t>
       </w:r>
-      <w:bookmarkStart w:id="0" w:name="_GoBack"/>
-      <w:bookmarkEnd w:id="0"/>
     </w:p>
     <w:p>
       <w:pPr>

--- a/Data Communication and Computer Network/1. Question List.docx
+++ b/Data Communication and Computer Network/1. Question List.docx
@@ -3430,17 +3430,7 @@
           <w:sz w:val="28"/>
           <w:szCs w:val="28"/>
         </w:rPr>
-        <w:t xml:space="preserve"> </w:t>
-      </w:r>
-      <w:bookmarkStart w:id="0" w:name="_GoBack"/>
-      <w:bookmarkEnd w:id="0"/>
-      <w:r>
-        <w:rPr>
-          <w:color w:val="000000" w:themeColor="text1"/>
-          <w:sz w:val="28"/>
-          <w:szCs w:val="28"/>
-        </w:rPr>
-        <w:t xml:space="preserve">diagram </w:t>
+        <w:t xml:space="preserve"> diagram </w:t>
       </w:r>
       <w:proofErr w:type="spellStart"/>
       <w:r>
@@ -3633,7 +3623,74 @@
           <w:sz w:val="28"/>
           <w:szCs w:val="28"/>
         </w:rPr>
-        <w:t>Give the idea of error correction.</w:t>
+        <w:t>Give the idea of error correcti</w:t>
+      </w:r>
+      <w:bookmarkStart w:id="0" w:name="_GoBack"/>
+      <w:bookmarkEnd w:id="0"/>
+      <w:r>
+        <w:rPr>
+          <w:b/>
+          <w:color w:val="000000" w:themeColor="text1"/>
+          <w:sz w:val="28"/>
+          <w:szCs w:val="28"/>
+        </w:rPr>
+        <w:t>on.</w:t>
+      </w:r>
+      <w:r>
+        <w:rPr>
+          <w:b/>
+          <w:color w:val="000000" w:themeColor="text1"/>
+          <w:sz w:val="28"/>
+          <w:szCs w:val="28"/>
+        </w:rPr>
+        <w:br/>
+        <w:t>OR</w:t>
+      </w:r>
+      <w:r>
+        <w:rPr>
+          <w:b/>
+          <w:color w:val="000000" w:themeColor="text1"/>
+          <w:sz w:val="28"/>
+          <w:szCs w:val="28"/>
+        </w:rPr>
+        <w:br/>
+      </w:r>
+      <w:r>
+        <w:rPr>
+          <w:b/>
+          <w:color w:val="000000" w:themeColor="text1"/>
+          <w:sz w:val="28"/>
+          <w:szCs w:val="28"/>
+        </w:rPr>
+        <w:t xml:space="preserve">Give the idea of ‘error correction through retransmission’ and </w:t>
+      </w:r>
+      <w:r>
+        <w:rPr>
+          <w:b/>
+          <w:color w:val="000000" w:themeColor="text1"/>
+          <w:sz w:val="28"/>
+          <w:szCs w:val="28"/>
+        </w:rPr>
+        <w:lastRenderedPageBreak/>
+        <w:t>‘autonomous error</w:t>
+      </w:r>
+      <w:r>
+        <w:rPr>
+          <w:b/>
+          <w:color w:val="000000" w:themeColor="text1"/>
+          <w:sz w:val="28"/>
+          <w:szCs w:val="28"/>
+        </w:rPr>
+        <w:t xml:space="preserve"> </w:t>
+      </w:r>
+      <w:r>
+        <w:rPr>
+          <w:b/>
+          <w:color w:val="000000" w:themeColor="text1"/>
+          <w:sz w:val="28"/>
+          <w:szCs w:val="28"/>
+        </w:rPr>
+        <w:t>correction’,</w:t>
       </w:r>
       <w:r>
         <w:rPr>
@@ -3736,6 +3793,43 @@
         </w:rPr>
         <w:t>Write the graph of CRC algorithm.</w:t>
       </w:r>
+    </w:p>
+    <w:p>
+      <w:pPr>
+        <w:pStyle w:val="NormalWeb"/>
+        <w:ind w:left="720"/>
+        <w:rPr>
+          <w:color w:val="000000" w:themeColor="text1"/>
+          <w:sz w:val="28"/>
+          <w:szCs w:val="28"/>
+        </w:rPr>
+      </w:pPr>
+      <w:r>
+        <w:rPr>
+          <w:b/>
+          <w:color w:val="000000" w:themeColor="text1"/>
+          <w:sz w:val="28"/>
+          <w:szCs w:val="28"/>
+        </w:rPr>
+        <w:t>OR</w:t>
+      </w:r>
+      <w:r>
+        <w:rPr>
+          <w:b/>
+          <w:color w:val="000000" w:themeColor="text1"/>
+          <w:sz w:val="28"/>
+          <w:szCs w:val="28"/>
+        </w:rPr>
+        <w:br/>
+      </w:r>
+      <w:r>
+        <w:rPr>
+          <w:color w:val="000000" w:themeColor="text1"/>
+          <w:sz w:val="28"/>
+          <w:szCs w:val="28"/>
+        </w:rPr>
+        <w:t>Write the steps of the Cyclic Redundancy Check (CRC) algorithm.</w:t>
+      </w:r>
       <w:r>
         <w:rPr>
           <w:color w:val="000000" w:themeColor="text1"/>
@@ -3801,7 +3895,6 @@
           <w:sz w:val="28"/>
           <w:szCs w:val="28"/>
         </w:rPr>
-        <w:lastRenderedPageBreak/>
         <w:t>Example-1</w:t>
       </w:r>
       <w:r>
@@ -3969,6 +4062,46 @@
         <w:t>gx</w:t>
       </w:r>
       <w:proofErr w:type="spellEnd"/>
+    </w:p>
+    <w:p>
+      <w:pPr>
+        <w:pStyle w:val="NormalWeb"/>
+        <w:ind w:left="720"/>
+        <w:rPr>
+          <w:b/>
+          <w:color w:val="FF0000"/>
+          <w:sz w:val="36"/>
+          <w:szCs w:val="36"/>
+          <w:u w:val="single"/>
+        </w:rPr>
+      </w:pPr>
+      <w:r>
+        <w:rPr>
+          <w:b/>
+          <w:color w:val="000000" w:themeColor="text1"/>
+          <w:sz w:val="28"/>
+          <w:szCs w:val="28"/>
+        </w:rPr>
+        <w:t xml:space="preserve">OR </w:t>
+      </w:r>
+      <w:r>
+        <w:rPr>
+          <w:b/>
+          <w:color w:val="000000" w:themeColor="text1"/>
+          <w:sz w:val="28"/>
+          <w:szCs w:val="28"/>
+        </w:rPr>
+        <w:br/>
+      </w:r>
+      <w:r>
+        <w:rPr>
+          <w:b/>
+          <w:color w:val="000000" w:themeColor="text1"/>
+          <w:sz w:val="28"/>
+          <w:szCs w:val="28"/>
+        </w:rPr>
+        <w:t>What is the probability of CRC failing to detect error?</w:t>
+      </w:r>
       <w:r>
         <w:rPr>
           <w:b/>

--- a/Data Communication and Computer Network/1. Question List.docx
+++ b/Data Communication and Computer Network/1. Question List.docx
@@ -3623,18 +3623,7 @@
           <w:sz w:val="28"/>
           <w:szCs w:val="28"/>
         </w:rPr>
-        <w:t>Give the idea of error correcti</w:t>
-      </w:r>
-      <w:bookmarkStart w:id="0" w:name="_GoBack"/>
-      <w:bookmarkEnd w:id="0"/>
-      <w:r>
-        <w:rPr>
-          <w:b/>
-          <w:color w:val="000000" w:themeColor="text1"/>
-          <w:sz w:val="28"/>
-          <w:szCs w:val="28"/>
-        </w:rPr>
-        <w:t>on.</w:t>
+        <w:t>Give the idea of error correction.</w:t>
       </w:r>
       <w:r>
         <w:rPr>
@@ -4179,7 +4168,27 @@
           <w:szCs w:val="36"/>
           <w:u w:val="single"/>
         </w:rPr>
-        <w:t>Class Test Class 3 to Class 5 porjonto</w:t>
+        <w:t>Class Test</w:t>
+      </w:r>
+      <w:r>
+        <w:rPr>
+          <w:b/>
+          <w:color w:val="FF0000"/>
+          <w:sz w:val="36"/>
+          <w:szCs w:val="36"/>
+          <w:u w:val="single"/>
+        </w:rPr>
+        <w:t>-2</w:t>
+      </w:r>
+      <w:r>
+        <w:rPr>
+          <w:b/>
+          <w:color w:val="FF0000"/>
+          <w:sz w:val="36"/>
+          <w:szCs w:val="36"/>
+          <w:u w:val="single"/>
+        </w:rPr>
+        <w:t xml:space="preserve"> Class 3 to Class 5 porjonto</w:t>
       </w:r>
     </w:p>
     <w:p>
@@ -4237,6 +4246,16 @@
         <w:t xml:space="preserve"> Class</w:t>
       </w:r>
       <w:proofErr w:type="gramEnd"/>
+      <w:r>
+        <w:rPr>
+          <w:b/>
+          <w:color w:val="FF0000"/>
+          <w:sz w:val="36"/>
+          <w:szCs w:val="36"/>
+          <w:u w:val="single"/>
+        </w:rPr>
+        <w:t xml:space="preserve"> (Lec-4)</w:t>
+      </w:r>
     </w:p>
     <w:p>
       <w:pPr>
@@ -4693,9 +4712,6 @@
           <w:numId w:val="6"/>
         </w:numPr>
         <w:rPr>
-          <w:rStyle w:val="Strong"/>
-          <w:b w:val="0"/>
-          <w:bCs w:val="0"/>
           <w:sz w:val="28"/>
           <w:szCs w:val="28"/>
         </w:rPr>
@@ -4754,6 +4770,8 @@
     </w:p>
     <w:p>
       <w:pPr>
+        <w:pStyle w:val="NormalWeb"/>
+        <w:jc w:val="center"/>
         <w:rPr>
           <w:b/>
           <w:color w:val="FF0000"/>
@@ -4762,12 +4780,1955 @@
           <w:u w:val="single"/>
         </w:rPr>
       </w:pPr>
+      <w:r>
+        <w:rPr>
+          <w:b/>
+          <w:color w:val="FF0000"/>
+          <w:sz w:val="36"/>
+          <w:szCs w:val="36"/>
+          <w:u w:val="single"/>
+        </w:rPr>
+        <w:lastRenderedPageBreak/>
+        <w:t>Class 7</w:t>
+      </w:r>
+      <w:r>
+        <w:rPr>
+          <w:b/>
+          <w:color w:val="FF0000"/>
+          <w:sz w:val="36"/>
+          <w:szCs w:val="36"/>
+          <w:u w:val="single"/>
+          <w:vertAlign w:val="superscript"/>
+        </w:rPr>
+        <w:t>th</w:t>
+      </w:r>
+      <w:r>
+        <w:rPr>
+          <w:b/>
+          <w:color w:val="FF0000"/>
+          <w:sz w:val="36"/>
+          <w:szCs w:val="36"/>
+          <w:u w:val="single"/>
+        </w:rPr>
+        <w:t xml:space="preserve"> and 8</w:t>
+      </w:r>
+      <w:r>
+        <w:rPr>
+          <w:b/>
+          <w:color w:val="FF0000"/>
+          <w:sz w:val="36"/>
+          <w:szCs w:val="36"/>
+          <w:u w:val="single"/>
+          <w:vertAlign w:val="superscript"/>
+        </w:rPr>
+        <w:t>th</w:t>
+      </w:r>
+      <w:r>
+        <w:rPr>
+          <w:b/>
+          <w:color w:val="FF0000"/>
+          <w:sz w:val="36"/>
+          <w:szCs w:val="36"/>
+          <w:u w:val="single"/>
+        </w:rPr>
+        <w:t xml:space="preserve"> </w:t>
+      </w:r>
+      <w:r>
+        <w:rPr>
+          <w:b/>
+          <w:color w:val="FF0000"/>
+          <w:sz w:val="36"/>
+          <w:szCs w:val="36"/>
+          <w:u w:val="single"/>
+        </w:rPr>
+        <w:br/>
+        <w:t>Class 8</w:t>
+      </w:r>
+      <w:r>
+        <w:rPr>
+          <w:b/>
+          <w:color w:val="FF0000"/>
+          <w:sz w:val="36"/>
+          <w:szCs w:val="36"/>
+          <w:u w:val="single"/>
+          <w:vertAlign w:val="superscript"/>
+        </w:rPr>
+        <w:t>th</w:t>
+      </w:r>
+      <w:r>
+        <w:rPr>
+          <w:b/>
+          <w:color w:val="FF0000"/>
+          <w:sz w:val="36"/>
+          <w:szCs w:val="36"/>
+          <w:u w:val="single"/>
+        </w:rPr>
+        <w:t xml:space="preserve"> Exam </w:t>
+      </w:r>
+      <w:proofErr w:type="spellStart"/>
+      <w:r>
+        <w:rPr>
+          <w:b/>
+          <w:color w:val="FF0000"/>
+          <w:sz w:val="36"/>
+          <w:szCs w:val="36"/>
+          <w:u w:val="single"/>
+        </w:rPr>
+        <w:t>chilo</w:t>
+      </w:r>
+      <w:proofErr w:type="spellEnd"/>
+      <w:r>
+        <w:rPr>
+          <w:b/>
+          <w:color w:val="FF0000"/>
+          <w:sz w:val="36"/>
+          <w:szCs w:val="36"/>
+          <w:u w:val="single"/>
+        </w:rPr>
+        <w:t xml:space="preserve"> tai only class 7</w:t>
+      </w:r>
+      <w:r>
+        <w:rPr>
+          <w:b/>
+          <w:color w:val="FF0000"/>
+          <w:sz w:val="36"/>
+          <w:szCs w:val="36"/>
+          <w:u w:val="single"/>
+          <w:vertAlign w:val="superscript"/>
+        </w:rPr>
+        <w:t>th</w:t>
+      </w:r>
+      <w:r>
+        <w:rPr>
+          <w:b/>
+          <w:color w:val="FF0000"/>
+          <w:sz w:val="36"/>
+          <w:szCs w:val="36"/>
+          <w:u w:val="single"/>
+        </w:rPr>
+        <w:t xml:space="preserve"> </w:t>
+      </w:r>
+      <w:proofErr w:type="spellStart"/>
+      <w:r>
+        <w:rPr>
+          <w:b/>
+          <w:color w:val="FF0000"/>
+          <w:sz w:val="36"/>
+          <w:szCs w:val="36"/>
+          <w:u w:val="single"/>
+        </w:rPr>
+        <w:t>er</w:t>
+      </w:r>
+      <w:proofErr w:type="spellEnd"/>
+      <w:r>
+        <w:rPr>
+          <w:b/>
+          <w:color w:val="FF0000"/>
+          <w:sz w:val="36"/>
+          <w:szCs w:val="36"/>
+          <w:u w:val="single"/>
+        </w:rPr>
+        <w:t xml:space="preserve"> question </w:t>
+      </w:r>
+      <w:proofErr w:type="spellStart"/>
+      <w:r>
+        <w:rPr>
+          <w:b/>
+          <w:color w:val="FF0000"/>
+          <w:sz w:val="36"/>
+          <w:szCs w:val="36"/>
+          <w:u w:val="single"/>
+        </w:rPr>
+        <w:t>gulo</w:t>
+      </w:r>
+      <w:proofErr w:type="spellEnd"/>
+      <w:r>
+        <w:rPr>
+          <w:b/>
+          <w:color w:val="FF0000"/>
+          <w:sz w:val="36"/>
+          <w:szCs w:val="36"/>
+          <w:u w:val="single"/>
+        </w:rPr>
+        <w:t xml:space="preserve"> </w:t>
+      </w:r>
+      <w:proofErr w:type="spellStart"/>
+      <w:r>
+        <w:rPr>
+          <w:b/>
+          <w:color w:val="FF0000"/>
+          <w:sz w:val="36"/>
+          <w:szCs w:val="36"/>
+          <w:u w:val="single"/>
+        </w:rPr>
+        <w:t>likhe</w:t>
+      </w:r>
+      <w:proofErr w:type="spellEnd"/>
+      <w:r>
+        <w:rPr>
+          <w:b/>
+          <w:color w:val="FF0000"/>
+          <w:sz w:val="36"/>
+          <w:szCs w:val="36"/>
+          <w:u w:val="single"/>
+        </w:rPr>
+        <w:t xml:space="preserve"> </w:t>
+      </w:r>
+      <w:proofErr w:type="spellStart"/>
+      <w:r>
+        <w:rPr>
+          <w:b/>
+          <w:color w:val="FF0000"/>
+          <w:sz w:val="36"/>
+          <w:szCs w:val="36"/>
+          <w:u w:val="single"/>
+        </w:rPr>
+        <w:t>dicilo</w:t>
+      </w:r>
+      <w:proofErr w:type="spellEnd"/>
+      <w:r>
+        <w:rPr>
+          <w:b/>
+          <w:color w:val="FF0000"/>
+          <w:sz w:val="36"/>
+          <w:szCs w:val="36"/>
+          <w:u w:val="single"/>
+        </w:rPr>
+        <w:t>.</w:t>
+      </w:r>
+      <w:r>
+        <w:rPr>
+          <w:b/>
+          <w:color w:val="FF0000"/>
+          <w:sz w:val="36"/>
+          <w:szCs w:val="36"/>
+          <w:u w:val="single"/>
+        </w:rPr>
+        <w:t xml:space="preserve"> (Lec-5)</w:t>
+      </w:r>
+    </w:p>
+    <w:p>
+      <w:pPr>
+        <w:pStyle w:val="NormalWeb"/>
+        <w:rPr>
+          <w:sz w:val="28"/>
+          <w:szCs w:val="28"/>
+        </w:rPr>
+      </w:pPr>
+      <w:r>
+        <w:rPr>
+          <w:b/>
+          <w:bCs/>
+          <w:sz w:val="28"/>
+          <w:szCs w:val="28"/>
+        </w:rPr>
+        <w:t>1.</w:t>
+      </w:r>
+      <w:r>
+        <w:rPr>
+          <w:sz w:val="28"/>
+          <w:szCs w:val="28"/>
+        </w:rPr>
+        <w:t xml:space="preserve"> </w:t>
+      </w:r>
+      <w:r>
+        <w:rPr>
+          <w:b/>
+          <w:sz w:val="28"/>
+          <w:szCs w:val="28"/>
+        </w:rPr>
+        <w:t xml:space="preserve">Draw a network (4 no slide </w:t>
+      </w:r>
+      <w:proofErr w:type="spellStart"/>
+      <w:r>
+        <w:rPr>
+          <w:b/>
+          <w:sz w:val="28"/>
+          <w:szCs w:val="28"/>
+        </w:rPr>
+        <w:t>er</w:t>
+      </w:r>
+      <w:proofErr w:type="spellEnd"/>
+      <w:r>
+        <w:rPr>
+          <w:b/>
+          <w:sz w:val="28"/>
+          <w:szCs w:val="28"/>
+        </w:rPr>
+        <w:t xml:space="preserve"> yellow color question).</w:t>
+      </w:r>
+      <w:r>
+        <w:rPr>
+          <w:sz w:val="28"/>
+          <w:szCs w:val="28"/>
+        </w:rPr>
+        <w:br/>
+      </w:r>
+      <w:proofErr w:type="spellStart"/>
+      <w:r>
+        <w:rPr>
+          <w:sz w:val="28"/>
+          <w:szCs w:val="28"/>
+        </w:rPr>
+        <w:t>Ans</w:t>
+      </w:r>
+      <w:proofErr w:type="spellEnd"/>
+      <w:r>
+        <w:rPr>
+          <w:sz w:val="28"/>
+          <w:szCs w:val="28"/>
+        </w:rPr>
+        <w:t xml:space="preserve">: 4 no slide </w:t>
+      </w:r>
+      <w:proofErr w:type="spellStart"/>
+      <w:r>
+        <w:rPr>
+          <w:sz w:val="28"/>
+          <w:szCs w:val="28"/>
+        </w:rPr>
+        <w:t>er</w:t>
+      </w:r>
+      <w:proofErr w:type="spellEnd"/>
+      <w:r>
+        <w:rPr>
+          <w:sz w:val="28"/>
+          <w:szCs w:val="28"/>
+        </w:rPr>
+        <w:t xml:space="preserve"> </w:t>
+      </w:r>
+      <w:proofErr w:type="spellStart"/>
+      <w:r>
+        <w:rPr>
+          <w:sz w:val="28"/>
+          <w:szCs w:val="28"/>
+        </w:rPr>
+        <w:t>puro</w:t>
+      </w:r>
+      <w:proofErr w:type="spellEnd"/>
+      <w:r>
+        <w:rPr>
+          <w:sz w:val="28"/>
+          <w:szCs w:val="28"/>
+        </w:rPr>
+        <w:t xml:space="preserve"> diagram only.</w:t>
+      </w:r>
+    </w:p>
+    <w:p>
+      <w:pPr>
+        <w:spacing w:before="100" w:beforeAutospacing="1" w:after="100" w:afterAutospacing="1" w:line="240" w:lineRule="auto"/>
+        <w:rPr>
+          <w:rFonts w:ascii="Times New Roman" w:eastAsia="Times New Roman" w:hAnsi="Times New Roman" w:cs="Times New Roman"/>
+          <w:sz w:val="28"/>
+          <w:szCs w:val="28"/>
+        </w:rPr>
+      </w:pPr>
+      <w:r>
+        <w:rPr>
+          <w:rFonts w:ascii="Times New Roman" w:eastAsia="Times New Roman" w:hAnsi="Times New Roman" w:cs="Times New Roman"/>
+          <w:b/>
+          <w:bCs/>
+          <w:sz w:val="28"/>
+          <w:szCs w:val="28"/>
+        </w:rPr>
+        <w:t>2.</w:t>
+      </w:r>
+      <w:r>
+        <w:rPr>
+          <w:rFonts w:ascii="Times New Roman" w:eastAsia="Times New Roman" w:hAnsi="Times New Roman" w:cs="Times New Roman"/>
+          <w:b/>
+          <w:sz w:val="28"/>
+          <w:szCs w:val="28"/>
+        </w:rPr>
+        <w:t xml:space="preserve"> Mention the function differentiated service of IP packet.</w:t>
+      </w:r>
+      <w:r>
+        <w:rPr>
+          <w:rFonts w:ascii="Times New Roman" w:eastAsia="Times New Roman" w:hAnsi="Times New Roman" w:cs="Times New Roman"/>
+          <w:sz w:val="28"/>
+          <w:szCs w:val="28"/>
+        </w:rPr>
+        <w:br/>
+      </w:r>
+      <w:proofErr w:type="spellStart"/>
+      <w:r>
+        <w:rPr>
+          <w:rFonts w:ascii="Times New Roman" w:eastAsia="Times New Roman" w:hAnsi="Times New Roman" w:cs="Times New Roman"/>
+          <w:sz w:val="28"/>
+          <w:szCs w:val="28"/>
+        </w:rPr>
+        <w:t>Ans</w:t>
+      </w:r>
+      <w:proofErr w:type="spellEnd"/>
+      <w:r>
+        <w:rPr>
+          <w:rFonts w:ascii="Times New Roman" w:eastAsia="Times New Roman" w:hAnsi="Times New Roman" w:cs="Times New Roman"/>
+          <w:sz w:val="28"/>
+          <w:szCs w:val="28"/>
+        </w:rPr>
+        <w:t xml:space="preserve">: Slide no 7 </w:t>
+      </w:r>
+      <w:proofErr w:type="spellStart"/>
+      <w:r>
+        <w:rPr>
+          <w:rFonts w:ascii="Times New Roman" w:eastAsia="Times New Roman" w:hAnsi="Times New Roman" w:cs="Times New Roman"/>
+          <w:sz w:val="28"/>
+          <w:szCs w:val="28"/>
+        </w:rPr>
+        <w:t>decription</w:t>
+      </w:r>
+      <w:proofErr w:type="spellEnd"/>
+      <w:r>
+        <w:rPr>
+          <w:rFonts w:ascii="Times New Roman" w:eastAsia="Times New Roman" w:hAnsi="Times New Roman" w:cs="Times New Roman"/>
+          <w:sz w:val="28"/>
+          <w:szCs w:val="28"/>
+        </w:rPr>
+        <w:t xml:space="preserve"> only.</w:t>
+      </w:r>
+    </w:p>
+    <w:p>
+      <w:pPr>
+        <w:spacing w:before="100" w:beforeAutospacing="1" w:after="100" w:afterAutospacing="1" w:line="240" w:lineRule="auto"/>
+        <w:rPr>
+          <w:rFonts w:ascii="Times New Roman" w:eastAsia="Times New Roman" w:hAnsi="Times New Roman" w:cs="Times New Roman"/>
+          <w:sz w:val="28"/>
+          <w:szCs w:val="28"/>
+        </w:rPr>
+      </w:pPr>
+      <w:r>
+        <w:rPr>
+          <w:rFonts w:ascii="Times New Roman" w:eastAsia="Times New Roman" w:hAnsi="Times New Roman" w:cs="Times New Roman"/>
+          <w:b/>
+          <w:bCs/>
+          <w:sz w:val="28"/>
+          <w:szCs w:val="28"/>
+        </w:rPr>
+        <w:t>3.</w:t>
+      </w:r>
+      <w:r>
+        <w:rPr>
+          <w:rFonts w:ascii="Times New Roman" w:eastAsia="Times New Roman" w:hAnsi="Times New Roman" w:cs="Times New Roman"/>
+          <w:b/>
+          <w:sz w:val="28"/>
+          <w:szCs w:val="28"/>
+        </w:rPr>
+        <w:t xml:space="preserve"> Explain operation of IP fragmentation and reassembly wit</w:t>
+      </w:r>
+      <w:r>
+        <w:rPr>
+          <w:rFonts w:ascii="Times New Roman" w:eastAsia="Times New Roman" w:hAnsi="Times New Roman" w:cs="Times New Roman"/>
+          <w:b/>
+          <w:sz w:val="28"/>
+          <w:szCs w:val="28"/>
+        </w:rPr>
+        <w:t>h diagram.</w:t>
+      </w:r>
+      <w:r>
+        <w:rPr>
+          <w:rFonts w:ascii="Times New Roman" w:eastAsia="Times New Roman" w:hAnsi="Times New Roman" w:cs="Times New Roman"/>
+          <w:sz w:val="28"/>
+          <w:szCs w:val="28"/>
+        </w:rPr>
+        <w:br/>
+      </w:r>
+      <w:proofErr w:type="spellStart"/>
+      <w:r>
+        <w:rPr>
+          <w:rFonts w:ascii="Times New Roman" w:eastAsia="Times New Roman" w:hAnsi="Times New Roman" w:cs="Times New Roman"/>
+          <w:sz w:val="28"/>
+          <w:szCs w:val="28"/>
+        </w:rPr>
+        <w:t>Ans</w:t>
+      </w:r>
+      <w:proofErr w:type="spellEnd"/>
+      <w:r>
+        <w:rPr>
+          <w:rFonts w:ascii="Times New Roman" w:eastAsia="Times New Roman" w:hAnsi="Times New Roman" w:cs="Times New Roman"/>
+          <w:sz w:val="28"/>
+          <w:szCs w:val="28"/>
+        </w:rPr>
+        <w:t xml:space="preserve">: Slide 10 &amp; 11 </w:t>
+      </w:r>
+      <w:proofErr w:type="spellStart"/>
+      <w:r>
+        <w:rPr>
+          <w:rFonts w:ascii="Times New Roman" w:eastAsia="Times New Roman" w:hAnsi="Times New Roman" w:cs="Times New Roman"/>
+          <w:sz w:val="28"/>
+          <w:szCs w:val="28"/>
+        </w:rPr>
+        <w:t>er</w:t>
+      </w:r>
+      <w:proofErr w:type="spellEnd"/>
+      <w:r>
+        <w:rPr>
+          <w:rFonts w:ascii="Times New Roman" w:eastAsia="Times New Roman" w:hAnsi="Times New Roman" w:cs="Times New Roman"/>
+          <w:sz w:val="28"/>
+          <w:szCs w:val="28"/>
+        </w:rPr>
+        <w:t xml:space="preserve"> table bade sob.</w:t>
+      </w:r>
+    </w:p>
+    <w:p>
+      <w:pPr>
+        <w:spacing w:before="100" w:beforeAutospacing="1" w:after="100" w:afterAutospacing="1" w:line="240" w:lineRule="auto"/>
+        <w:rPr>
+          <w:rFonts w:ascii="Times New Roman" w:eastAsia="Times New Roman" w:hAnsi="Times New Roman" w:cs="Times New Roman"/>
+          <w:sz w:val="28"/>
+          <w:szCs w:val="28"/>
+        </w:rPr>
+      </w:pPr>
+      <w:r>
+        <w:rPr>
+          <w:rFonts w:ascii="Times New Roman" w:eastAsia="Times New Roman" w:hAnsi="Times New Roman" w:cs="Times New Roman"/>
+          <w:b/>
+          <w:bCs/>
+          <w:sz w:val="28"/>
+          <w:szCs w:val="28"/>
+        </w:rPr>
+        <w:t>4.</w:t>
+      </w:r>
+      <w:r>
+        <w:rPr>
+          <w:rFonts w:ascii="Times New Roman" w:eastAsia="Times New Roman" w:hAnsi="Times New Roman" w:cs="Times New Roman"/>
+          <w:b/>
+          <w:sz w:val="28"/>
+          <w:szCs w:val="28"/>
+        </w:rPr>
+        <w:t xml:space="preserve"> </w:t>
+      </w:r>
+      <w:r>
+        <w:rPr>
+          <w:rFonts w:ascii="Times New Roman" w:eastAsia="Times New Roman" w:hAnsi="Times New Roman" w:cs="Times New Roman"/>
+          <w:b/>
+          <w:sz w:val="28"/>
+          <w:szCs w:val="28"/>
+        </w:rPr>
+        <w:t>Give</w:t>
+      </w:r>
+      <w:r>
+        <w:rPr>
+          <w:rFonts w:ascii="Times New Roman" w:eastAsia="Times New Roman" w:hAnsi="Times New Roman" w:cs="Times New Roman"/>
+          <w:b/>
+          <w:sz w:val="28"/>
+          <w:szCs w:val="28"/>
+        </w:rPr>
+        <w:t xml:space="preserve"> the concept of tun</w:t>
+      </w:r>
+      <w:r>
+        <w:rPr>
+          <w:rFonts w:ascii="Times New Roman" w:eastAsia="Times New Roman" w:hAnsi="Times New Roman" w:cs="Times New Roman"/>
+          <w:b/>
+          <w:sz w:val="28"/>
+          <w:szCs w:val="28"/>
+        </w:rPr>
+        <w:t xml:space="preserve">neling with appropriate diagram considering </w:t>
+      </w:r>
+      <w:r>
+        <w:rPr>
+          <w:rFonts w:ascii="Times New Roman" w:eastAsia="Times New Roman" w:hAnsi="Times New Roman" w:cs="Times New Roman"/>
+          <w:b/>
+          <w:sz w:val="28"/>
+          <w:szCs w:val="28"/>
+        </w:rPr>
+        <w:t>connection of IPV6 routes through IPV4 routes.</w:t>
+      </w:r>
+      <w:r>
+        <w:rPr>
+          <w:rFonts w:ascii="Times New Roman" w:eastAsia="Times New Roman" w:hAnsi="Times New Roman" w:cs="Times New Roman"/>
+          <w:sz w:val="28"/>
+          <w:szCs w:val="28"/>
+        </w:rPr>
+        <w:br/>
+      </w:r>
+      <w:proofErr w:type="spellStart"/>
+      <w:r>
+        <w:rPr>
+          <w:rFonts w:ascii="Times New Roman" w:eastAsia="Times New Roman" w:hAnsi="Times New Roman" w:cs="Times New Roman"/>
+          <w:sz w:val="28"/>
+          <w:szCs w:val="28"/>
+        </w:rPr>
+        <w:t>Ans</w:t>
+      </w:r>
+      <w:proofErr w:type="spellEnd"/>
+      <w:r>
+        <w:rPr>
+          <w:rFonts w:ascii="Times New Roman" w:eastAsia="Times New Roman" w:hAnsi="Times New Roman" w:cs="Times New Roman"/>
+          <w:sz w:val="28"/>
+          <w:szCs w:val="28"/>
+        </w:rPr>
+        <w:t xml:space="preserve">: 23 </w:t>
+      </w:r>
+      <w:r>
+        <w:rPr>
+          <w:rFonts w:ascii="Times New Roman" w:eastAsia="Times New Roman" w:hAnsi="Times New Roman" w:cs="Times New Roman"/>
+          <w:sz w:val="28"/>
+          <w:szCs w:val="28"/>
+        </w:rPr>
+        <w:t>slide diagram only.</w:t>
+      </w:r>
+    </w:p>
+    <w:p>
+      <w:pPr>
+        <w:spacing w:before="100" w:beforeAutospacing="1" w:after="100" w:afterAutospacing="1" w:line="240" w:lineRule="auto"/>
+        <w:rPr>
+          <w:rFonts w:ascii="Times New Roman" w:eastAsia="Times New Roman" w:hAnsi="Times New Roman" w:cs="Times New Roman"/>
+          <w:sz w:val="28"/>
+          <w:szCs w:val="28"/>
+        </w:rPr>
+      </w:pPr>
+      <w:r>
+        <w:rPr>
+          <w:rFonts w:ascii="Times New Roman" w:eastAsia="Times New Roman" w:hAnsi="Times New Roman" w:cs="Times New Roman"/>
+          <w:b/>
+          <w:bCs/>
+          <w:sz w:val="28"/>
+          <w:szCs w:val="28"/>
+        </w:rPr>
+        <w:t>5.</w:t>
+      </w:r>
+      <w:r>
+        <w:rPr>
+          <w:rFonts w:ascii="Times New Roman" w:eastAsia="Times New Roman" w:hAnsi="Times New Roman" w:cs="Times New Roman"/>
+          <w:b/>
+          <w:sz w:val="28"/>
+          <w:szCs w:val="28"/>
+        </w:rPr>
+        <w:t xml:space="preserve"> What is the subnet mask</w:t>
+      </w:r>
+      <w:r>
+        <w:rPr>
+          <w:rFonts w:ascii="Times New Roman" w:eastAsia="Times New Roman" w:hAnsi="Times New Roman" w:cs="Times New Roman"/>
+          <w:b/>
+          <w:sz w:val="28"/>
+          <w:szCs w:val="28"/>
+        </w:rPr>
+        <w:t>?</w:t>
+      </w:r>
+      <w:r>
+        <w:rPr>
+          <w:rFonts w:ascii="Times New Roman" w:eastAsia="Times New Roman" w:hAnsi="Times New Roman" w:cs="Times New Roman"/>
+          <w:b/>
+          <w:sz w:val="28"/>
+          <w:szCs w:val="28"/>
+        </w:rPr>
+        <w:t xml:space="preserve"> What is it function.</w:t>
+      </w:r>
+      <w:r>
+        <w:rPr>
+          <w:rFonts w:ascii="Times New Roman" w:eastAsia="Times New Roman" w:hAnsi="Times New Roman" w:cs="Times New Roman"/>
+          <w:sz w:val="28"/>
+          <w:szCs w:val="28"/>
+        </w:rPr>
+        <w:br/>
+      </w:r>
+      <w:proofErr w:type="spellStart"/>
+      <w:r>
+        <w:rPr>
+          <w:rFonts w:ascii="Times New Roman" w:eastAsia="Times New Roman" w:hAnsi="Times New Roman" w:cs="Times New Roman"/>
+          <w:sz w:val="28"/>
+          <w:szCs w:val="28"/>
+        </w:rPr>
+        <w:t>Ans</w:t>
+      </w:r>
+      <w:proofErr w:type="spellEnd"/>
+      <w:r>
+        <w:rPr>
+          <w:rFonts w:ascii="Times New Roman" w:eastAsia="Times New Roman" w:hAnsi="Times New Roman" w:cs="Times New Roman"/>
+          <w:sz w:val="28"/>
+          <w:szCs w:val="28"/>
+        </w:rPr>
+        <w:t>: Sli</w:t>
+      </w:r>
+      <w:r>
+        <w:rPr>
+          <w:rFonts w:ascii="Times New Roman" w:eastAsia="Times New Roman" w:hAnsi="Times New Roman" w:cs="Times New Roman"/>
+          <w:sz w:val="28"/>
+          <w:szCs w:val="28"/>
+        </w:rPr>
+        <w:t xml:space="preserve">de 26 </w:t>
+      </w:r>
+      <w:proofErr w:type="spellStart"/>
+      <w:r>
+        <w:rPr>
+          <w:rFonts w:ascii="Times New Roman" w:eastAsia="Times New Roman" w:hAnsi="Times New Roman" w:cs="Times New Roman"/>
+          <w:sz w:val="28"/>
+          <w:szCs w:val="28"/>
+        </w:rPr>
+        <w:t>er</w:t>
+      </w:r>
+      <w:proofErr w:type="spellEnd"/>
+      <w:r>
+        <w:rPr>
+          <w:rFonts w:ascii="Times New Roman" w:eastAsia="Times New Roman" w:hAnsi="Times New Roman" w:cs="Times New Roman"/>
+          <w:sz w:val="28"/>
+          <w:szCs w:val="28"/>
+        </w:rPr>
+        <w:t xml:space="preserve"> last para bade sob.</w:t>
+      </w:r>
+      <w:r>
+        <w:rPr>
+          <w:rFonts w:ascii="Times New Roman" w:eastAsia="Times New Roman" w:hAnsi="Times New Roman" w:cs="Times New Roman"/>
+          <w:sz w:val="28"/>
+          <w:szCs w:val="28"/>
+        </w:rPr>
+        <w:br/>
+      </w:r>
+    </w:p>
+    <w:p>
+      <w:pPr>
+        <w:spacing w:before="100" w:beforeAutospacing="1" w:after="100" w:afterAutospacing="1" w:line="240" w:lineRule="auto"/>
+        <w:rPr>
+          <w:rFonts w:ascii="Times New Roman" w:eastAsia="Times New Roman" w:hAnsi="Times New Roman" w:cs="Times New Roman"/>
+          <w:b/>
+          <w:sz w:val="28"/>
+          <w:szCs w:val="28"/>
+        </w:rPr>
+      </w:pPr>
+      <w:r>
+        <w:rPr>
+          <w:rFonts w:ascii="Times New Roman" w:eastAsia="Times New Roman" w:hAnsi="Times New Roman" w:cs="Times New Roman"/>
+          <w:b/>
+          <w:sz w:val="28"/>
+          <w:szCs w:val="28"/>
+        </w:rPr>
+        <w:t>6. Problems on slide number 34 or Example of 34 s</w:t>
+      </w:r>
+      <w:r>
+        <w:rPr>
+          <w:rFonts w:ascii="Times New Roman" w:eastAsia="Times New Roman" w:hAnsi="Times New Roman" w:cs="Times New Roman"/>
+          <w:b/>
+          <w:sz w:val="28"/>
+          <w:szCs w:val="28"/>
+        </w:rPr>
+        <w:t>lide</w:t>
+      </w:r>
+      <w:r>
+        <w:rPr>
+          <w:rFonts w:ascii="Times New Roman" w:eastAsia="Times New Roman" w:hAnsi="Times New Roman" w:cs="Times New Roman"/>
+          <w:b/>
+          <w:sz w:val="28"/>
+          <w:szCs w:val="28"/>
+        </w:rPr>
+        <w:t>.</w:t>
+      </w:r>
     </w:p>
     <w:p>
       <w:pPr>
         <w:pStyle w:val="NormalWeb"/>
         <w:ind w:left="720"/>
-      </w:pPr>
+        <w:jc w:val="center"/>
+        <w:rPr>
+          <w:b/>
+          <w:color w:val="FF0000"/>
+          <w:sz w:val="36"/>
+          <w:szCs w:val="36"/>
+          <w:u w:val="single"/>
+        </w:rPr>
+      </w:pPr>
+    </w:p>
+    <w:p>
+      <w:pPr>
+        <w:pStyle w:val="NormalWeb"/>
+        <w:ind w:left="720"/>
+        <w:jc w:val="center"/>
+        <w:rPr>
+          <w:b/>
+          <w:color w:val="FF0000"/>
+          <w:sz w:val="36"/>
+          <w:szCs w:val="36"/>
+          <w:u w:val="single"/>
+        </w:rPr>
+      </w:pPr>
+      <w:r>
+        <w:rPr>
+          <w:b/>
+          <w:color w:val="FF0000"/>
+          <w:sz w:val="36"/>
+          <w:szCs w:val="36"/>
+          <w:u w:val="single"/>
+        </w:rPr>
+        <w:t>Class 9</w:t>
+      </w:r>
+      <w:r>
+        <w:rPr>
+          <w:b/>
+          <w:color w:val="FF0000"/>
+          <w:sz w:val="36"/>
+          <w:szCs w:val="36"/>
+          <w:u w:val="single"/>
+          <w:vertAlign w:val="superscript"/>
+        </w:rPr>
+        <w:t>th</w:t>
+      </w:r>
+      <w:r>
+        <w:rPr>
+          <w:b/>
+          <w:color w:val="FF0000"/>
+          <w:sz w:val="36"/>
+          <w:szCs w:val="36"/>
+          <w:u w:val="single"/>
+        </w:rPr>
+        <w:t xml:space="preserve"> (Lec-6)</w:t>
+      </w:r>
+    </w:p>
+    <w:p>
+      <w:pPr>
+        <w:pStyle w:val="ListParagraph"/>
+        <w:numPr>
+          <w:ilvl w:val="0"/>
+          <w:numId w:val="12"/>
+        </w:numPr>
+        <w:spacing w:after="0" w:line="240" w:lineRule="auto"/>
+        <w:rPr>
+          <w:rFonts w:ascii="Times New Roman" w:eastAsia="Times New Roman" w:hAnsi="Times New Roman" w:cs="Times New Roman"/>
+          <w:sz w:val="28"/>
+          <w:szCs w:val="28"/>
+        </w:rPr>
+      </w:pPr>
+      <w:r>
+        <w:rPr>
+          <w:rFonts w:ascii="Times New Roman" w:eastAsia="Times New Roman" w:hAnsi="Times New Roman" w:cs="Times New Roman"/>
+          <w:b/>
+          <w:sz w:val="28"/>
+          <w:szCs w:val="28"/>
+        </w:rPr>
+        <w:t>Compare datagram and virtual circuit.</w:t>
+      </w:r>
+      <w:r>
+        <w:rPr>
+          <w:rFonts w:ascii="Times New Roman" w:eastAsia="Times New Roman" w:hAnsi="Times New Roman" w:cs="Times New Roman"/>
+          <w:sz w:val="28"/>
+          <w:szCs w:val="28"/>
+        </w:rPr>
+        <w:br/>
+        <w:t xml:space="preserve">→ </w:t>
+      </w:r>
+      <w:proofErr w:type="spellStart"/>
+      <w:r>
+        <w:rPr>
+          <w:rFonts w:ascii="Times New Roman" w:eastAsia="Times New Roman" w:hAnsi="Times New Roman" w:cs="Times New Roman"/>
+          <w:sz w:val="28"/>
+          <w:szCs w:val="28"/>
+        </w:rPr>
+        <w:t>Ans</w:t>
+      </w:r>
+      <w:proofErr w:type="spellEnd"/>
+      <w:r>
+        <w:rPr>
+          <w:rFonts w:ascii="Times New Roman" w:eastAsia="Times New Roman" w:hAnsi="Times New Roman" w:cs="Times New Roman"/>
+          <w:sz w:val="28"/>
+          <w:szCs w:val="28"/>
+        </w:rPr>
+        <w:t xml:space="preserve">: Slide 3 </w:t>
+      </w:r>
+    </w:p>
+    <w:p>
+      <w:pPr>
+        <w:pStyle w:val="ListParagraph"/>
+        <w:numPr>
+          <w:ilvl w:val="0"/>
+          <w:numId w:val="12"/>
+        </w:numPr>
+        <w:spacing w:after="0" w:line="240" w:lineRule="auto"/>
+        <w:rPr>
+          <w:rFonts w:ascii="Times New Roman" w:eastAsia="Times New Roman" w:hAnsi="Times New Roman" w:cs="Times New Roman"/>
+          <w:sz w:val="28"/>
+          <w:szCs w:val="28"/>
+        </w:rPr>
+      </w:pPr>
+      <w:r>
+        <w:rPr>
+          <w:rFonts w:ascii="Times New Roman" w:eastAsia="Times New Roman" w:hAnsi="Times New Roman" w:cs="Times New Roman"/>
+          <w:b/>
+          <w:sz w:val="28"/>
+          <w:szCs w:val="28"/>
+        </w:rPr>
+        <w:t>Routing table of connectionless service</w:t>
+      </w:r>
+      <w:r>
+        <w:rPr>
+          <w:rFonts w:ascii="Times New Roman" w:eastAsia="Times New Roman" w:hAnsi="Times New Roman" w:cs="Times New Roman"/>
+          <w:sz w:val="28"/>
+          <w:szCs w:val="28"/>
+        </w:rPr>
+        <w:br/>
+        <w:t xml:space="preserve">→ </w:t>
+      </w:r>
+      <w:proofErr w:type="spellStart"/>
+      <w:r>
+        <w:rPr>
+          <w:rFonts w:ascii="Times New Roman" w:eastAsia="Times New Roman" w:hAnsi="Times New Roman" w:cs="Times New Roman"/>
+          <w:sz w:val="28"/>
+          <w:szCs w:val="28"/>
+        </w:rPr>
+        <w:t>Ans</w:t>
+      </w:r>
+      <w:proofErr w:type="spellEnd"/>
+      <w:r>
+        <w:rPr>
+          <w:rFonts w:ascii="Times New Roman" w:eastAsia="Times New Roman" w:hAnsi="Times New Roman" w:cs="Times New Roman"/>
+          <w:sz w:val="28"/>
+          <w:szCs w:val="28"/>
+        </w:rPr>
+        <w:t xml:space="preserve">: Slide 6 → </w:t>
+      </w:r>
+      <w:r>
+        <w:rPr>
+          <w:rFonts w:ascii="Times New Roman" w:eastAsia="Times New Roman" w:hAnsi="Times New Roman" w:cs="Times New Roman"/>
+          <w:sz w:val="28"/>
+          <w:szCs w:val="28"/>
+        </w:rPr>
+        <w:t>(</w:t>
+      </w:r>
+      <w:r>
+        <w:rPr>
+          <w:rFonts w:ascii="Times New Roman" w:eastAsia="Times New Roman" w:hAnsi="Times New Roman" w:cs="Times New Roman"/>
+          <w:sz w:val="28"/>
+          <w:szCs w:val="28"/>
+        </w:rPr>
+        <w:t xml:space="preserve">diagram </w:t>
+      </w:r>
+      <w:proofErr w:type="spellStart"/>
+      <w:r>
+        <w:rPr>
+          <w:rFonts w:ascii="Times New Roman" w:eastAsia="Times New Roman" w:hAnsi="Times New Roman" w:cs="Times New Roman"/>
+          <w:sz w:val="28"/>
+          <w:szCs w:val="28"/>
+        </w:rPr>
+        <w:t>dewa</w:t>
+      </w:r>
+      <w:proofErr w:type="spellEnd"/>
+      <w:r>
+        <w:rPr>
+          <w:rFonts w:ascii="Times New Roman" w:eastAsia="Times New Roman" w:hAnsi="Times New Roman" w:cs="Times New Roman"/>
+          <w:sz w:val="28"/>
+          <w:szCs w:val="28"/>
+        </w:rPr>
+        <w:t xml:space="preserve"> </w:t>
+      </w:r>
+      <w:proofErr w:type="spellStart"/>
+      <w:r>
+        <w:rPr>
+          <w:rFonts w:ascii="Times New Roman" w:eastAsia="Times New Roman" w:hAnsi="Times New Roman" w:cs="Times New Roman"/>
+          <w:sz w:val="28"/>
+          <w:szCs w:val="28"/>
+        </w:rPr>
+        <w:t>thakbe</w:t>
+      </w:r>
+      <w:proofErr w:type="spellEnd"/>
+      <w:r>
+        <w:rPr>
+          <w:rFonts w:ascii="Times New Roman" w:eastAsia="Times New Roman" w:hAnsi="Times New Roman" w:cs="Times New Roman"/>
+          <w:sz w:val="28"/>
+          <w:szCs w:val="28"/>
+        </w:rPr>
+        <w:t xml:space="preserve"> table</w:t>
+      </w:r>
+      <w:r>
+        <w:rPr>
+          <w:rFonts w:ascii="Times New Roman" w:eastAsia="Times New Roman" w:hAnsi="Times New Roman" w:cs="Times New Roman"/>
+          <w:sz w:val="28"/>
+          <w:szCs w:val="28"/>
+        </w:rPr>
+        <w:t xml:space="preserve"> </w:t>
+      </w:r>
+      <w:proofErr w:type="spellStart"/>
+      <w:r>
+        <w:rPr>
+          <w:rFonts w:ascii="Times New Roman" w:eastAsia="Times New Roman" w:hAnsi="Times New Roman" w:cs="Times New Roman"/>
+          <w:sz w:val="28"/>
+          <w:szCs w:val="28"/>
+        </w:rPr>
+        <w:t>banate</w:t>
+      </w:r>
+      <w:proofErr w:type="spellEnd"/>
+      <w:r>
+        <w:rPr>
+          <w:rFonts w:ascii="Times New Roman" w:eastAsia="Times New Roman" w:hAnsi="Times New Roman" w:cs="Times New Roman"/>
+          <w:sz w:val="28"/>
+          <w:szCs w:val="28"/>
+        </w:rPr>
+        <w:t xml:space="preserve"> </w:t>
+      </w:r>
+      <w:proofErr w:type="spellStart"/>
+      <w:r>
+        <w:rPr>
+          <w:rFonts w:ascii="Times New Roman" w:eastAsia="Times New Roman" w:hAnsi="Times New Roman" w:cs="Times New Roman"/>
+          <w:sz w:val="28"/>
+          <w:szCs w:val="28"/>
+        </w:rPr>
+        <w:t>hobe</w:t>
+      </w:r>
+      <w:proofErr w:type="spellEnd"/>
+      <w:r>
+        <w:rPr>
+          <w:rFonts w:ascii="Times New Roman" w:eastAsia="Times New Roman" w:hAnsi="Times New Roman" w:cs="Times New Roman"/>
+          <w:sz w:val="28"/>
+          <w:szCs w:val="28"/>
+        </w:rPr>
+        <w:t xml:space="preserve">) </w:t>
+      </w:r>
+    </w:p>
+    <w:p>
+      <w:pPr>
+        <w:pStyle w:val="ListParagraph"/>
+        <w:numPr>
+          <w:ilvl w:val="0"/>
+          <w:numId w:val="12"/>
+        </w:numPr>
+        <w:spacing w:after="0" w:line="240" w:lineRule="auto"/>
+        <w:rPr>
+          <w:rFonts w:ascii="Times New Roman" w:eastAsia="Times New Roman" w:hAnsi="Times New Roman" w:cs="Times New Roman"/>
+          <w:sz w:val="28"/>
+          <w:szCs w:val="28"/>
+        </w:rPr>
+      </w:pPr>
+      <w:r>
+        <w:rPr>
+          <w:rFonts w:ascii="Times New Roman" w:eastAsia="Times New Roman" w:hAnsi="Times New Roman" w:cs="Times New Roman"/>
+          <w:b/>
+          <w:sz w:val="28"/>
+          <w:szCs w:val="28"/>
+        </w:rPr>
+        <w:t>Routing table of connection-oriented service</w:t>
+      </w:r>
+      <w:r>
+        <w:rPr>
+          <w:rFonts w:ascii="Times New Roman" w:eastAsia="Times New Roman" w:hAnsi="Times New Roman" w:cs="Times New Roman"/>
+          <w:sz w:val="28"/>
+          <w:szCs w:val="28"/>
+        </w:rPr>
+        <w:br/>
+        <w:t xml:space="preserve">→ </w:t>
+      </w:r>
+      <w:proofErr w:type="spellStart"/>
+      <w:r>
+        <w:rPr>
+          <w:rFonts w:ascii="Times New Roman" w:eastAsia="Times New Roman" w:hAnsi="Times New Roman" w:cs="Times New Roman"/>
+          <w:sz w:val="28"/>
+          <w:szCs w:val="28"/>
+        </w:rPr>
+        <w:t>Ans</w:t>
+      </w:r>
+      <w:proofErr w:type="spellEnd"/>
+      <w:r>
+        <w:rPr>
+          <w:rFonts w:ascii="Times New Roman" w:eastAsia="Times New Roman" w:hAnsi="Times New Roman" w:cs="Times New Roman"/>
+          <w:sz w:val="28"/>
+          <w:szCs w:val="28"/>
+        </w:rPr>
+        <w:t xml:space="preserve">: Slide 9 → </w:t>
+      </w:r>
+      <w:r>
+        <w:rPr>
+          <w:rFonts w:ascii="Times New Roman" w:eastAsia="Times New Roman" w:hAnsi="Times New Roman" w:cs="Times New Roman"/>
+          <w:sz w:val="28"/>
+          <w:szCs w:val="28"/>
+        </w:rPr>
+        <w:t>(</w:t>
+      </w:r>
+      <w:r>
+        <w:rPr>
+          <w:rFonts w:ascii="Times New Roman" w:eastAsia="Times New Roman" w:hAnsi="Times New Roman" w:cs="Times New Roman"/>
+          <w:sz w:val="28"/>
+          <w:szCs w:val="28"/>
+        </w:rPr>
+        <w:t xml:space="preserve">diagram </w:t>
+      </w:r>
+      <w:proofErr w:type="spellStart"/>
+      <w:r>
+        <w:rPr>
+          <w:rFonts w:ascii="Times New Roman" w:eastAsia="Times New Roman" w:hAnsi="Times New Roman" w:cs="Times New Roman"/>
+          <w:sz w:val="28"/>
+          <w:szCs w:val="28"/>
+        </w:rPr>
+        <w:t>dewa</w:t>
+      </w:r>
+      <w:proofErr w:type="spellEnd"/>
+      <w:r>
+        <w:rPr>
+          <w:rFonts w:ascii="Times New Roman" w:eastAsia="Times New Roman" w:hAnsi="Times New Roman" w:cs="Times New Roman"/>
+          <w:sz w:val="28"/>
+          <w:szCs w:val="28"/>
+        </w:rPr>
+        <w:t xml:space="preserve"> </w:t>
+      </w:r>
+      <w:proofErr w:type="spellStart"/>
+      <w:r>
+        <w:rPr>
+          <w:rFonts w:ascii="Times New Roman" w:eastAsia="Times New Roman" w:hAnsi="Times New Roman" w:cs="Times New Roman"/>
+          <w:sz w:val="28"/>
+          <w:szCs w:val="28"/>
+        </w:rPr>
+        <w:t>thakbe</w:t>
+      </w:r>
+      <w:proofErr w:type="spellEnd"/>
+      <w:r>
+        <w:rPr>
+          <w:rFonts w:ascii="Times New Roman" w:eastAsia="Times New Roman" w:hAnsi="Times New Roman" w:cs="Times New Roman"/>
+          <w:sz w:val="28"/>
+          <w:szCs w:val="28"/>
+        </w:rPr>
+        <w:t xml:space="preserve"> table</w:t>
+      </w:r>
+      <w:r>
+        <w:rPr>
+          <w:rFonts w:ascii="Times New Roman" w:eastAsia="Times New Roman" w:hAnsi="Times New Roman" w:cs="Times New Roman"/>
+          <w:sz w:val="28"/>
+          <w:szCs w:val="28"/>
+        </w:rPr>
+        <w:t xml:space="preserve"> </w:t>
+      </w:r>
+      <w:proofErr w:type="spellStart"/>
+      <w:r>
+        <w:rPr>
+          <w:rFonts w:ascii="Times New Roman" w:eastAsia="Times New Roman" w:hAnsi="Times New Roman" w:cs="Times New Roman"/>
+          <w:sz w:val="28"/>
+          <w:szCs w:val="28"/>
+        </w:rPr>
+        <w:t>banate</w:t>
+      </w:r>
+      <w:proofErr w:type="spellEnd"/>
+      <w:r>
+        <w:rPr>
+          <w:rFonts w:ascii="Times New Roman" w:eastAsia="Times New Roman" w:hAnsi="Times New Roman" w:cs="Times New Roman"/>
+          <w:sz w:val="28"/>
+          <w:szCs w:val="28"/>
+        </w:rPr>
+        <w:t xml:space="preserve"> </w:t>
+      </w:r>
+      <w:proofErr w:type="spellStart"/>
+      <w:r>
+        <w:rPr>
+          <w:rFonts w:ascii="Times New Roman" w:eastAsia="Times New Roman" w:hAnsi="Times New Roman" w:cs="Times New Roman"/>
+          <w:sz w:val="28"/>
+          <w:szCs w:val="28"/>
+        </w:rPr>
+        <w:t>hobe</w:t>
+      </w:r>
+      <w:proofErr w:type="spellEnd"/>
+      <w:r>
+        <w:rPr>
+          <w:rFonts w:ascii="Times New Roman" w:eastAsia="Times New Roman" w:hAnsi="Times New Roman" w:cs="Times New Roman"/>
+          <w:sz w:val="28"/>
+          <w:szCs w:val="28"/>
+        </w:rPr>
+        <w:t>)</w:t>
+      </w:r>
+      <w:r>
+        <w:rPr>
+          <w:rFonts w:ascii="Times New Roman" w:eastAsia="Times New Roman" w:hAnsi="Times New Roman" w:cs="Times New Roman"/>
+          <w:sz w:val="28"/>
+          <w:szCs w:val="28"/>
+        </w:rPr>
+        <w:t xml:space="preserve"> </w:t>
+      </w:r>
+    </w:p>
+    <w:p>
+      <w:pPr>
+        <w:pStyle w:val="ListParagraph"/>
+        <w:numPr>
+          <w:ilvl w:val="0"/>
+          <w:numId w:val="12"/>
+        </w:numPr>
+        <w:spacing w:after="0" w:line="240" w:lineRule="auto"/>
+        <w:rPr>
+          <w:rFonts w:ascii="Times New Roman" w:eastAsia="Times New Roman" w:hAnsi="Times New Roman" w:cs="Times New Roman"/>
+          <w:sz w:val="28"/>
+          <w:szCs w:val="28"/>
+        </w:rPr>
+      </w:pPr>
+      <w:r>
+        <w:rPr>
+          <w:rFonts w:ascii="Times New Roman" w:eastAsia="Times New Roman" w:hAnsi="Times New Roman" w:cs="Times New Roman"/>
+          <w:b/>
+          <w:sz w:val="28"/>
+          <w:szCs w:val="28"/>
+        </w:rPr>
+        <w:t>Write 3 differences between datagram and virtual circuit</w:t>
+      </w:r>
+      <w:r>
+        <w:rPr>
+          <w:rFonts w:ascii="Times New Roman" w:eastAsia="Times New Roman" w:hAnsi="Times New Roman" w:cs="Times New Roman"/>
+          <w:sz w:val="28"/>
+          <w:szCs w:val="28"/>
+        </w:rPr>
+        <w:br/>
+        <w:t xml:space="preserve">→ Slide 11 </w:t>
+      </w:r>
+    </w:p>
+    <w:p>
+      <w:pPr>
+        <w:pStyle w:val="ListParagraph"/>
+        <w:numPr>
+          <w:ilvl w:val="0"/>
+          <w:numId w:val="12"/>
+        </w:numPr>
+        <w:spacing w:after="0" w:line="240" w:lineRule="auto"/>
+        <w:rPr>
+          <w:rFonts w:ascii="Times New Roman" w:eastAsia="Times New Roman" w:hAnsi="Times New Roman" w:cs="Times New Roman"/>
+          <w:sz w:val="28"/>
+          <w:szCs w:val="28"/>
+        </w:rPr>
+      </w:pPr>
+      <w:r>
+        <w:rPr>
+          <w:rFonts w:ascii="Times New Roman" w:eastAsia="Times New Roman" w:hAnsi="Times New Roman" w:cs="Times New Roman"/>
+          <w:b/>
+          <w:sz w:val="28"/>
+          <w:szCs w:val="28"/>
+        </w:rPr>
+        <w:t>Compare non-adapting and adaptive algorithm</w:t>
+      </w:r>
+      <w:r>
+        <w:rPr>
+          <w:rFonts w:ascii="Times New Roman" w:eastAsia="Times New Roman" w:hAnsi="Times New Roman" w:cs="Times New Roman"/>
+          <w:sz w:val="28"/>
+          <w:szCs w:val="28"/>
+        </w:rPr>
+        <w:br/>
+        <w:t>→ Slide 13 (last</w:t>
+      </w:r>
+      <w:r>
+        <w:rPr>
+          <w:rFonts w:ascii="Times New Roman" w:eastAsia="Times New Roman" w:hAnsi="Times New Roman" w:cs="Times New Roman"/>
+          <w:sz w:val="28"/>
+          <w:szCs w:val="28"/>
+        </w:rPr>
+        <w:t xml:space="preserve"> 2 p</w:t>
+      </w:r>
+      <w:r>
+        <w:rPr>
+          <w:rFonts w:ascii="Times New Roman" w:eastAsia="Times New Roman" w:hAnsi="Times New Roman" w:cs="Times New Roman"/>
+          <w:sz w:val="28"/>
+          <w:szCs w:val="28"/>
+        </w:rPr>
+        <w:t>ara</w:t>
+      </w:r>
+      <w:r>
+        <w:rPr>
+          <w:rFonts w:ascii="Times New Roman" w:eastAsia="Times New Roman" w:hAnsi="Times New Roman" w:cs="Times New Roman"/>
+          <w:sz w:val="28"/>
+          <w:szCs w:val="28"/>
+        </w:rPr>
+        <w:t xml:space="preserve">) </w:t>
+      </w:r>
+    </w:p>
+    <w:p>
+      <w:pPr>
+        <w:pStyle w:val="ListParagraph"/>
+        <w:numPr>
+          <w:ilvl w:val="0"/>
+          <w:numId w:val="12"/>
+        </w:numPr>
+        <w:spacing w:after="0" w:line="240" w:lineRule="auto"/>
+        <w:rPr>
+          <w:rFonts w:ascii="Times New Roman" w:eastAsia="Times New Roman" w:hAnsi="Times New Roman" w:cs="Times New Roman"/>
+          <w:sz w:val="28"/>
+          <w:szCs w:val="28"/>
+        </w:rPr>
+      </w:pPr>
+      <w:r>
+        <w:rPr>
+          <w:rFonts w:ascii="Times New Roman" w:eastAsia="Times New Roman" w:hAnsi="Times New Roman" w:cs="Times New Roman"/>
+          <w:b/>
+          <w:sz w:val="28"/>
+          <w:szCs w:val="28"/>
+        </w:rPr>
+        <w:t>Define fairness and optimality of a network</w:t>
+      </w:r>
+      <w:r>
+        <w:rPr>
+          <w:rFonts w:ascii="Times New Roman" w:eastAsia="Times New Roman" w:hAnsi="Times New Roman" w:cs="Times New Roman"/>
+          <w:sz w:val="28"/>
+          <w:szCs w:val="28"/>
+        </w:rPr>
+        <w:br/>
+        <w:t xml:space="preserve">→ </w:t>
+      </w:r>
+      <w:proofErr w:type="spellStart"/>
+      <w:r>
+        <w:rPr>
+          <w:rFonts w:ascii="Times New Roman" w:eastAsia="Times New Roman" w:hAnsi="Times New Roman" w:cs="Times New Roman"/>
+          <w:sz w:val="28"/>
+          <w:szCs w:val="28"/>
+        </w:rPr>
+        <w:t>Ans</w:t>
+      </w:r>
+      <w:proofErr w:type="spellEnd"/>
+      <w:r>
+        <w:rPr>
+          <w:rFonts w:ascii="Times New Roman" w:eastAsia="Times New Roman" w:hAnsi="Times New Roman" w:cs="Times New Roman"/>
+          <w:sz w:val="28"/>
+          <w:szCs w:val="28"/>
+        </w:rPr>
+        <w:t xml:space="preserve">: </w:t>
+      </w:r>
+      <w:r>
+        <w:rPr>
+          <w:rFonts w:ascii="Times New Roman" w:eastAsia="Times New Roman" w:hAnsi="Times New Roman" w:cs="Times New Roman"/>
+          <w:sz w:val="28"/>
+          <w:szCs w:val="28"/>
+        </w:rPr>
+        <w:t>S</w:t>
+      </w:r>
+      <w:r>
+        <w:rPr>
+          <w:rFonts w:ascii="Times New Roman" w:eastAsia="Times New Roman" w:hAnsi="Times New Roman" w:cs="Times New Roman"/>
+          <w:sz w:val="28"/>
+          <w:szCs w:val="28"/>
+        </w:rPr>
+        <w:t xml:space="preserve">lide </w:t>
+      </w:r>
+      <w:r>
+        <w:rPr>
+          <w:rFonts w:ascii="Times New Roman" w:eastAsia="Times New Roman" w:hAnsi="Times New Roman" w:cs="Times New Roman"/>
+          <w:sz w:val="28"/>
+          <w:szCs w:val="28"/>
+        </w:rPr>
+        <w:t xml:space="preserve">14 (2nd and 3rd para) </w:t>
+      </w:r>
+    </w:p>
+    <w:p>
+      <w:pPr>
+        <w:pStyle w:val="ListParagraph"/>
+        <w:numPr>
+          <w:ilvl w:val="0"/>
+          <w:numId w:val="12"/>
+        </w:numPr>
+        <w:spacing w:after="0" w:line="240" w:lineRule="auto"/>
+        <w:rPr>
+          <w:rFonts w:ascii="Times New Roman" w:eastAsia="Times New Roman" w:hAnsi="Times New Roman" w:cs="Times New Roman"/>
+          <w:sz w:val="28"/>
+          <w:szCs w:val="28"/>
+        </w:rPr>
+      </w:pPr>
+      <w:r>
+        <w:rPr>
+          <w:rFonts w:ascii="Times New Roman" w:eastAsia="Times New Roman" w:hAnsi="Times New Roman" w:cs="Times New Roman"/>
+          <w:b/>
+          <w:sz w:val="28"/>
+          <w:szCs w:val="28"/>
+        </w:rPr>
+        <w:lastRenderedPageBreak/>
+        <w:t xml:space="preserve">How </w:t>
+      </w:r>
+      <w:r>
+        <w:rPr>
+          <w:rFonts w:ascii="Times New Roman" w:eastAsia="Times New Roman" w:hAnsi="Times New Roman" w:cs="Times New Roman"/>
+          <w:b/>
+          <w:sz w:val="28"/>
+          <w:szCs w:val="28"/>
+        </w:rPr>
+        <w:t>they conflict in practical life.</w:t>
+      </w:r>
+      <w:r>
+        <w:rPr>
+          <w:rFonts w:ascii="Times New Roman" w:eastAsia="Times New Roman" w:hAnsi="Times New Roman" w:cs="Times New Roman"/>
+          <w:sz w:val="28"/>
+          <w:szCs w:val="28"/>
+        </w:rPr>
+        <w:br/>
+        <w:t xml:space="preserve">→ </w:t>
+      </w:r>
+      <w:proofErr w:type="spellStart"/>
+      <w:r>
+        <w:rPr>
+          <w:rFonts w:ascii="Times New Roman" w:eastAsia="Times New Roman" w:hAnsi="Times New Roman" w:cs="Times New Roman"/>
+          <w:sz w:val="28"/>
+          <w:szCs w:val="28"/>
+        </w:rPr>
+        <w:t>Ans</w:t>
+      </w:r>
+      <w:proofErr w:type="spellEnd"/>
+      <w:r>
+        <w:rPr>
+          <w:rFonts w:ascii="Times New Roman" w:eastAsia="Times New Roman" w:hAnsi="Times New Roman" w:cs="Times New Roman"/>
+          <w:sz w:val="28"/>
+          <w:szCs w:val="28"/>
+        </w:rPr>
+        <w:t xml:space="preserve">: Slide 15 → diagram and description </w:t>
+      </w:r>
+    </w:p>
+    <w:p>
+      <w:pPr>
+        <w:pStyle w:val="ListParagraph"/>
+        <w:numPr>
+          <w:ilvl w:val="0"/>
+          <w:numId w:val="12"/>
+        </w:numPr>
+        <w:spacing w:after="0" w:line="240" w:lineRule="auto"/>
+        <w:rPr>
+          <w:rFonts w:ascii="Times New Roman" w:eastAsia="Times New Roman" w:hAnsi="Times New Roman" w:cs="Times New Roman"/>
+          <w:sz w:val="28"/>
+          <w:szCs w:val="28"/>
+        </w:rPr>
+      </w:pPr>
+      <w:r>
+        <w:rPr>
+          <w:rFonts w:ascii="Times New Roman" w:eastAsia="Times New Roman" w:hAnsi="Times New Roman" w:cs="Times New Roman"/>
+          <w:b/>
+          <w:sz w:val="28"/>
+          <w:szCs w:val="28"/>
+        </w:rPr>
+        <w:t>Problem on sink tree</w:t>
+      </w:r>
+      <w:r>
+        <w:rPr>
+          <w:rFonts w:ascii="Times New Roman" w:eastAsia="Times New Roman" w:hAnsi="Times New Roman" w:cs="Times New Roman"/>
+          <w:sz w:val="28"/>
+          <w:szCs w:val="28"/>
+        </w:rPr>
+        <w:br/>
+        <w:t xml:space="preserve">→ </w:t>
+      </w:r>
+      <w:proofErr w:type="spellStart"/>
+      <w:r>
+        <w:rPr>
+          <w:rFonts w:ascii="Times New Roman" w:eastAsia="Times New Roman" w:hAnsi="Times New Roman" w:cs="Times New Roman"/>
+          <w:sz w:val="28"/>
+          <w:szCs w:val="28"/>
+        </w:rPr>
+        <w:t>Ans</w:t>
+      </w:r>
+      <w:proofErr w:type="spellEnd"/>
+      <w:r>
+        <w:rPr>
+          <w:rFonts w:ascii="Times New Roman" w:eastAsia="Times New Roman" w:hAnsi="Times New Roman" w:cs="Times New Roman"/>
+          <w:sz w:val="28"/>
+          <w:szCs w:val="28"/>
+        </w:rPr>
+        <w:t xml:space="preserve">: Slide 18, 19, 20 </w:t>
+      </w:r>
+    </w:p>
+    <w:p>
+      <w:pPr>
+        <w:pStyle w:val="ListParagraph"/>
+        <w:numPr>
+          <w:ilvl w:val="0"/>
+          <w:numId w:val="12"/>
+        </w:numPr>
+        <w:spacing w:after="0" w:line="240" w:lineRule="auto"/>
+        <w:rPr>
+          <w:rFonts w:ascii="Times New Roman" w:eastAsia="Times New Roman" w:hAnsi="Times New Roman" w:cs="Times New Roman"/>
+          <w:sz w:val="28"/>
+          <w:szCs w:val="28"/>
+        </w:rPr>
+      </w:pPr>
+      <w:r>
+        <w:rPr>
+          <w:rFonts w:ascii="Times New Roman" w:eastAsia="Times New Roman" w:hAnsi="Times New Roman" w:cs="Times New Roman"/>
+          <w:b/>
+          <w:sz w:val="28"/>
+          <w:szCs w:val="28"/>
+        </w:rPr>
+        <w:t>Which parameters are considered to determine path length</w:t>
+      </w:r>
+      <w:r>
+        <w:rPr>
+          <w:rFonts w:ascii="Times New Roman" w:eastAsia="Times New Roman" w:hAnsi="Times New Roman" w:cs="Times New Roman"/>
+          <w:sz w:val="28"/>
+          <w:szCs w:val="28"/>
+        </w:rPr>
+        <w:br/>
+        <w:t>→ Slide 21 (6 points).</w:t>
+      </w:r>
+    </w:p>
+    <w:p>
+      <w:pPr>
+        <w:pStyle w:val="NormalWeb"/>
+        <w:numPr>
+          <w:ilvl w:val="0"/>
+          <w:numId w:val="12"/>
+        </w:numPr>
+        <w:rPr>
+          <w:sz w:val="28"/>
+          <w:szCs w:val="28"/>
+        </w:rPr>
+      </w:pPr>
+      <w:r>
+        <w:rPr>
+          <w:b/>
+          <w:sz w:val="28"/>
+          <w:szCs w:val="28"/>
+        </w:rPr>
+        <w:t xml:space="preserve"> </w:t>
+      </w:r>
+      <w:r>
+        <w:rPr>
+          <w:b/>
+          <w:sz w:val="28"/>
+          <w:szCs w:val="28"/>
+        </w:rPr>
+        <w:t>Mention remedial measures of flooding in</w:t>
+      </w:r>
+      <w:r>
+        <w:rPr>
+          <w:b/>
+          <w:sz w:val="28"/>
+          <w:szCs w:val="28"/>
+        </w:rPr>
+        <w:t xml:space="preserve"> a</w:t>
+      </w:r>
+      <w:r>
+        <w:rPr>
+          <w:b/>
+          <w:sz w:val="28"/>
+          <w:szCs w:val="28"/>
+        </w:rPr>
+        <w:t xml:space="preserve"> network</w:t>
+      </w:r>
+      <w:r>
+        <w:rPr>
+          <w:b/>
+          <w:sz w:val="28"/>
+          <w:szCs w:val="28"/>
+        </w:rPr>
+        <w:t>.</w:t>
+      </w:r>
+      <w:r>
+        <w:rPr>
+          <w:sz w:val="28"/>
+          <w:szCs w:val="28"/>
+        </w:rPr>
+        <w:br/>
+        <w:t>→ Slide 33 (last</w:t>
+      </w:r>
+      <w:r>
+        <w:rPr>
+          <w:sz w:val="28"/>
+          <w:szCs w:val="28"/>
+        </w:rPr>
+        <w:t xml:space="preserve"> 3 para)</w:t>
+      </w:r>
+    </w:p>
+    <w:p>
+      <w:pPr>
+        <w:pStyle w:val="NormalWeb"/>
+        <w:rPr>
+          <w:sz w:val="28"/>
+          <w:szCs w:val="28"/>
+        </w:rPr>
+      </w:pPr>
+    </w:p>
+    <w:p>
+      <w:pPr>
+        <w:pStyle w:val="NormalWeb"/>
+        <w:ind w:left="720"/>
+        <w:jc w:val="center"/>
+        <w:rPr>
+          <w:b/>
+          <w:color w:val="FF0000"/>
+          <w:sz w:val="36"/>
+          <w:szCs w:val="36"/>
+          <w:u w:val="single"/>
+        </w:rPr>
+      </w:pPr>
+      <w:r>
+        <w:rPr>
+          <w:b/>
+          <w:color w:val="FF0000"/>
+          <w:sz w:val="36"/>
+          <w:szCs w:val="36"/>
+          <w:u w:val="single"/>
+        </w:rPr>
+        <w:t>Class 10</w:t>
+      </w:r>
+      <w:proofErr w:type="gramStart"/>
+      <w:r>
+        <w:rPr>
+          <w:b/>
+          <w:color w:val="FF0000"/>
+          <w:sz w:val="36"/>
+          <w:szCs w:val="36"/>
+          <w:u w:val="single"/>
+          <w:vertAlign w:val="superscript"/>
+        </w:rPr>
+        <w:t>th</w:t>
+      </w:r>
+      <w:r>
+        <w:rPr>
+          <w:b/>
+          <w:color w:val="FF0000"/>
+          <w:sz w:val="36"/>
+          <w:szCs w:val="36"/>
+          <w:u w:val="single"/>
+        </w:rPr>
+        <w:t xml:space="preserve">  (</w:t>
+      </w:r>
+      <w:proofErr w:type="gramEnd"/>
+      <w:r>
+        <w:rPr>
+          <w:b/>
+          <w:color w:val="FF0000"/>
+          <w:sz w:val="36"/>
+          <w:szCs w:val="36"/>
+          <w:u w:val="single"/>
+        </w:rPr>
+        <w:t>Lec-7)</w:t>
+      </w:r>
+      <w:bookmarkStart w:id="0" w:name="_GoBack"/>
+      <w:bookmarkEnd w:id="0"/>
+    </w:p>
+    <w:p>
+      <w:pPr>
+        <w:pStyle w:val="NormalWeb"/>
+        <w:numPr>
+          <w:ilvl w:val="0"/>
+          <w:numId w:val="12"/>
+        </w:numPr>
+      </w:pPr>
+      <w:r>
+        <w:rPr>
+          <w:rStyle w:val="Strong"/>
+          <w:rFonts w:eastAsiaTheme="majorEastAsia"/>
+        </w:rPr>
+        <w:t>Give the basic concept of logical &amp; physical communication</w:t>
+      </w:r>
+      <w:r>
+        <w:rPr>
+          <w:rStyle w:val="Strong"/>
+          <w:rFonts w:eastAsiaTheme="majorEastAsia"/>
+        </w:rPr>
+        <w:t>.</w:t>
+      </w:r>
+      <w:r>
+        <w:br/>
+      </w:r>
+      <w:r>
+        <w:rPr>
+          <w:rFonts w:ascii="Segoe UI Symbol" w:hAnsi="Segoe UI Symbol" w:cs="Segoe UI Symbol"/>
+        </w:rPr>
+        <w:t>➡️</w:t>
+      </w:r>
+      <w:r>
+        <w:t xml:space="preserve"> Slide–3 (Only text)</w:t>
+      </w:r>
+    </w:p>
+    <w:p>
+      <w:pPr>
+        <w:pStyle w:val="NormalWeb"/>
+        <w:numPr>
+          <w:ilvl w:val="0"/>
+          <w:numId w:val="12"/>
+        </w:numPr>
+      </w:pPr>
+      <w:r>
+        <w:rPr>
+          <w:rStyle w:val="Strong"/>
+          <w:rFonts w:eastAsiaTheme="majorEastAsia"/>
+        </w:rPr>
+        <w:t>Draw three-way handshaking with appropriate diagram</w:t>
+      </w:r>
+      <w:r>
+        <w:br/>
+      </w:r>
+      <w:r>
+        <w:rPr>
+          <w:rFonts w:ascii="Segoe UI Symbol" w:hAnsi="Segoe UI Symbol" w:cs="Segoe UI Symbol"/>
+        </w:rPr>
+        <w:t>➡️</w:t>
+      </w:r>
+      <w:r>
+        <w:t xml:space="preserve"> Slide–11 (Only diagram)</w:t>
+      </w:r>
+    </w:p>
+    <w:p>
+      <w:pPr>
+        <w:pStyle w:val="NormalWeb"/>
+        <w:numPr>
+          <w:ilvl w:val="0"/>
+          <w:numId w:val="12"/>
+        </w:numPr>
+      </w:pPr>
+      <w:r>
+        <w:rPr>
+          <w:rStyle w:val="Strong"/>
+          <w:rFonts w:eastAsiaTheme="majorEastAsia"/>
+        </w:rPr>
+        <w:t>How old duplicate CR is avoided in transport layer</w:t>
+      </w:r>
+      <w:r>
+        <w:br/>
+      </w:r>
+      <w:r>
+        <w:rPr>
+          <w:rFonts w:ascii="Segoe UI Symbol" w:hAnsi="Segoe UI Symbol" w:cs="Segoe UI Symbol"/>
+        </w:rPr>
+        <w:t>➡️</w:t>
+      </w:r>
+      <w:r>
+        <w:t xml:space="preserve"> Slide–12 (Only diagram)</w:t>
+      </w:r>
+    </w:p>
+    <w:p>
+      <w:pPr>
+        <w:pStyle w:val="NormalWeb"/>
+        <w:numPr>
+          <w:ilvl w:val="0"/>
+          <w:numId w:val="12"/>
+        </w:numPr>
+      </w:pPr>
+      <w:r>
+        <w:rPr>
+          <w:rStyle w:val="Strong"/>
+          <w:rFonts w:eastAsiaTheme="majorEastAsia"/>
+        </w:rPr>
+        <w:t>How both old duplicate CR &amp; old duplicate data are avoided in transport layer</w:t>
+      </w:r>
+      <w:r>
+        <w:br/>
+      </w:r>
+      <w:r>
+        <w:rPr>
+          <w:rFonts w:ascii="Segoe UI Symbol" w:hAnsi="Segoe UI Symbol" w:cs="Segoe UI Symbol"/>
+        </w:rPr>
+        <w:t>➡️</w:t>
+      </w:r>
+      <w:r>
+        <w:t xml:space="preserve"> Slide–13 (Only diagram)</w:t>
+      </w:r>
+    </w:p>
+    <w:p>
+      <w:pPr>
+        <w:pStyle w:val="NormalWeb"/>
+        <w:numPr>
+          <w:ilvl w:val="0"/>
+          <w:numId w:val="12"/>
+        </w:numPr>
+      </w:pPr>
+      <w:r>
+        <w:rPr>
+          <w:rStyle w:val="Strong"/>
+          <w:rFonts w:eastAsiaTheme="majorEastAsia"/>
+        </w:rPr>
+        <w:t>Compare asymmetric &amp; symmetric release</w:t>
+      </w:r>
+      <w:r>
+        <w:br/>
+      </w:r>
+      <w:r>
+        <w:rPr>
+          <w:rFonts w:ascii="Segoe UI Symbol" w:hAnsi="Segoe UI Symbol" w:cs="Segoe UI Symbol"/>
+        </w:rPr>
+        <w:t>➡️</w:t>
+      </w:r>
+      <w:r>
+        <w:t xml:space="preserve"> </w:t>
+      </w:r>
+      <w:r>
+        <w:rPr>
+          <w:sz w:val="28"/>
+          <w:szCs w:val="28"/>
+        </w:rPr>
+        <w:t>Slide 14 2</w:t>
+      </w:r>
+      <w:r>
+        <w:rPr>
+          <w:sz w:val="28"/>
+          <w:szCs w:val="28"/>
+          <w:vertAlign w:val="superscript"/>
+        </w:rPr>
+        <w:t>nd</w:t>
+      </w:r>
+      <w:r>
+        <w:rPr>
+          <w:sz w:val="28"/>
+          <w:szCs w:val="28"/>
+        </w:rPr>
+        <w:t xml:space="preserve"> para.</w:t>
+      </w:r>
+    </w:p>
+    <w:p>
+      <w:pPr>
+        <w:pStyle w:val="NormalWeb"/>
+        <w:numPr>
+          <w:ilvl w:val="0"/>
+          <w:numId w:val="12"/>
+        </w:numPr>
+      </w:pPr>
+      <w:r>
+        <w:rPr>
+          <w:rStyle w:val="Strong"/>
+          <w:rFonts w:eastAsiaTheme="majorEastAsia"/>
+        </w:rPr>
+        <w:t>Draw three-way handshaking for connection release</w:t>
+      </w:r>
+      <w:r>
+        <w:br/>
+      </w:r>
+      <w:r>
+        <w:rPr>
+          <w:rFonts w:ascii="Segoe UI Symbol" w:hAnsi="Segoe UI Symbol" w:cs="Segoe UI Symbol"/>
+        </w:rPr>
+        <w:t>➡️</w:t>
+      </w:r>
+      <w:r>
+        <w:t xml:space="preserve"> Slide–18 (Only diagram)</w:t>
+      </w:r>
+    </w:p>
+    <w:p>
+      <w:pPr>
+        <w:pStyle w:val="NormalWeb"/>
+        <w:numPr>
+          <w:ilvl w:val="0"/>
+          <w:numId w:val="12"/>
+        </w:numPr>
+      </w:pPr>
+      <w:r>
+        <w:rPr>
+          <w:rStyle w:val="Strong"/>
+          <w:rFonts w:eastAsiaTheme="majorEastAsia"/>
+        </w:rPr>
+        <w:t xml:space="preserve">Give the basic concept of multiplexing &amp; </w:t>
+      </w:r>
+      <w:proofErr w:type="spellStart"/>
+      <w:r>
+        <w:rPr>
+          <w:rStyle w:val="Strong"/>
+          <w:rFonts w:eastAsiaTheme="majorEastAsia"/>
+        </w:rPr>
+        <w:t>demultiplexing</w:t>
+      </w:r>
+      <w:proofErr w:type="spellEnd"/>
+      <w:r>
+        <w:rPr>
+          <w:rStyle w:val="Strong"/>
+          <w:rFonts w:eastAsiaTheme="majorEastAsia"/>
+        </w:rPr>
+        <w:t xml:space="preserve"> at transport layer</w:t>
+      </w:r>
+      <w:r>
+        <w:br/>
+      </w:r>
+      <w:r>
+        <w:rPr>
+          <w:rFonts w:ascii="Segoe UI Symbol" w:hAnsi="Segoe UI Symbol" w:cs="Segoe UI Symbol"/>
+        </w:rPr>
+        <w:t>➡️</w:t>
+      </w:r>
+      <w:r>
+        <w:t xml:space="preserve"> Slide–23 (Full – diagram &amp; text)</w:t>
+      </w:r>
+    </w:p>
+    <w:p>
+      <w:pPr>
+        <w:pStyle w:val="NormalWeb"/>
+        <w:numPr>
+          <w:ilvl w:val="0"/>
+          <w:numId w:val="12"/>
+        </w:numPr>
+      </w:pPr>
+      <w:r>
+        <w:rPr>
+          <w:rStyle w:val="Strong"/>
+          <w:rFonts w:eastAsiaTheme="majorEastAsia"/>
+        </w:rPr>
+        <w:t>Give the idea of congestion window &amp; receive window</w:t>
+      </w:r>
+      <w:r>
+        <w:br/>
+      </w:r>
+      <w:r>
+        <w:rPr>
+          <w:rFonts w:ascii="Segoe UI Symbol" w:hAnsi="Segoe UI Symbol" w:cs="Segoe UI Symbol"/>
+        </w:rPr>
+        <w:t>➡️</w:t>
+      </w:r>
+      <w:r>
+        <w:t xml:space="preserve"> </w:t>
+      </w:r>
+      <w:r>
+        <w:rPr>
+          <w:sz w:val="28"/>
+          <w:szCs w:val="28"/>
+        </w:rPr>
+        <w:t xml:space="preserve">Slide 28 </w:t>
+      </w:r>
+      <w:proofErr w:type="spellStart"/>
+      <w:r>
+        <w:rPr>
+          <w:sz w:val="28"/>
+          <w:szCs w:val="28"/>
+        </w:rPr>
+        <w:t>er</w:t>
+      </w:r>
+      <w:proofErr w:type="spellEnd"/>
+      <w:r>
+        <w:rPr>
+          <w:sz w:val="28"/>
+          <w:szCs w:val="28"/>
+        </w:rPr>
+        <w:t xml:space="preserve"> first color portion bade sob.</w:t>
+      </w:r>
+    </w:p>
+    <w:p>
+      <w:pPr>
+        <w:pStyle w:val="NormalWeb"/>
+        <w:numPr>
+          <w:ilvl w:val="0"/>
+          <w:numId w:val="12"/>
+        </w:numPr>
+      </w:pPr>
+      <w:r>
+        <w:rPr>
+          <w:rStyle w:val="Strong"/>
+          <w:rFonts w:eastAsiaTheme="majorEastAsia"/>
+        </w:rPr>
+        <w:t>Draw the profile of TCP Tahoe</w:t>
+      </w:r>
+      <w:r>
+        <w:br/>
+      </w:r>
+      <w:r>
+        <w:rPr>
+          <w:rFonts w:ascii="Segoe UI Symbol" w:hAnsi="Segoe UI Symbol" w:cs="Segoe UI Symbol"/>
+        </w:rPr>
+        <w:t>➡️</w:t>
+      </w:r>
+      <w:r>
+        <w:t xml:space="preserve"> Slide–</w:t>
+      </w:r>
+      <w:r>
+        <w:t>31 (Only diagram</w:t>
+      </w:r>
+      <w:r>
+        <w:t>)</w:t>
+      </w:r>
+    </w:p>
+    <w:p>
+      <w:pPr>
+        <w:pStyle w:val="NormalWeb"/>
+        <w:numPr>
+          <w:ilvl w:val="0"/>
+          <w:numId w:val="12"/>
+        </w:numPr>
+      </w:pPr>
+      <w:r>
+        <w:rPr>
+          <w:rStyle w:val="Strong"/>
+          <w:rFonts w:eastAsiaTheme="majorEastAsia"/>
+        </w:rPr>
+        <w:t>Draw the profile of TCP Reno</w:t>
+      </w:r>
+      <w:r>
+        <w:br/>
+      </w:r>
+      <w:r>
+        <w:rPr>
+          <w:rFonts w:ascii="Segoe UI Symbol" w:hAnsi="Segoe UI Symbol" w:cs="Segoe UI Symbol"/>
+        </w:rPr>
+        <w:t>➡️</w:t>
+      </w:r>
+      <w:r>
+        <w:t xml:space="preserve"> Slide–34</w:t>
+      </w:r>
+      <w:r>
+        <w:t xml:space="preserve"> (Only diagram</w:t>
+      </w:r>
+      <w:r>
+        <w:t>)</w:t>
+      </w:r>
     </w:p>
     <w:sectPr>
       <w:pgSz w:w="12240" w:h="15840"/>
@@ -4895,6 +6856,278 @@
     </w:lvl>
   </w:abstractNum>
   <w:abstractNum w:abstractNumId="1" w15:restartNumberingAfterBreak="0">
+    <w:nsid w:val="20947B7F"/>
+    <w:multiLevelType w:val="hybridMultilevel"/>
+    <w:tmpl w:val="B17C788E"/>
+    <w:lvl w:ilvl="0" w:tplc="E87C7C0E">
+      <w:start w:val="1"/>
+      <w:numFmt w:val="decimal"/>
+      <w:lvlText w:val="%1."/>
+      <w:lvlJc w:val="left"/>
+      <w:pPr>
+        <w:ind w:left="720" w:hanging="360"/>
+      </w:pPr>
+      <w:rPr>
+        <w:rFonts w:hint="default"/>
+        <w:b/>
+        <w:color w:val="FF0000"/>
+        <w:sz w:val="36"/>
+        <w:u w:val="single"/>
+      </w:rPr>
+    </w:lvl>
+    <w:lvl w:ilvl="1" w:tplc="04090019" w:tentative="1">
+      <w:start w:val="1"/>
+      <w:numFmt w:val="lowerLetter"/>
+      <w:lvlText w:val="%2."/>
+      <w:lvlJc w:val="left"/>
+      <w:pPr>
+        <w:ind w:left="1440" w:hanging="360"/>
+      </w:pPr>
+    </w:lvl>
+    <w:lvl w:ilvl="2" w:tplc="0409001B" w:tentative="1">
+      <w:start w:val="1"/>
+      <w:numFmt w:val="lowerRoman"/>
+      <w:lvlText w:val="%3."/>
+      <w:lvlJc w:val="right"/>
+      <w:pPr>
+        <w:ind w:left="2160" w:hanging="180"/>
+      </w:pPr>
+    </w:lvl>
+    <w:lvl w:ilvl="3" w:tplc="0409000F" w:tentative="1">
+      <w:start w:val="1"/>
+      <w:numFmt w:val="decimal"/>
+      <w:lvlText w:val="%4."/>
+      <w:lvlJc w:val="left"/>
+      <w:pPr>
+        <w:ind w:left="2880" w:hanging="360"/>
+      </w:pPr>
+    </w:lvl>
+    <w:lvl w:ilvl="4" w:tplc="04090019" w:tentative="1">
+      <w:start w:val="1"/>
+      <w:numFmt w:val="lowerLetter"/>
+      <w:lvlText w:val="%5."/>
+      <w:lvlJc w:val="left"/>
+      <w:pPr>
+        <w:ind w:left="3600" w:hanging="360"/>
+      </w:pPr>
+    </w:lvl>
+    <w:lvl w:ilvl="5" w:tplc="0409001B" w:tentative="1">
+      <w:start w:val="1"/>
+      <w:numFmt w:val="lowerRoman"/>
+      <w:lvlText w:val="%6."/>
+      <w:lvlJc w:val="right"/>
+      <w:pPr>
+        <w:ind w:left="4320" w:hanging="180"/>
+      </w:pPr>
+    </w:lvl>
+    <w:lvl w:ilvl="6" w:tplc="0409000F" w:tentative="1">
+      <w:start w:val="1"/>
+      <w:numFmt w:val="decimal"/>
+      <w:lvlText w:val="%7."/>
+      <w:lvlJc w:val="left"/>
+      <w:pPr>
+        <w:ind w:left="5040" w:hanging="360"/>
+      </w:pPr>
+    </w:lvl>
+    <w:lvl w:ilvl="7" w:tplc="04090019" w:tentative="1">
+      <w:start w:val="1"/>
+      <w:numFmt w:val="lowerLetter"/>
+      <w:lvlText w:val="%8."/>
+      <w:lvlJc w:val="left"/>
+      <w:pPr>
+        <w:ind w:left="5760" w:hanging="360"/>
+      </w:pPr>
+    </w:lvl>
+    <w:lvl w:ilvl="8" w:tplc="0409001B" w:tentative="1">
+      <w:start w:val="1"/>
+      <w:numFmt w:val="lowerRoman"/>
+      <w:lvlText w:val="%9."/>
+      <w:lvlJc w:val="right"/>
+      <w:pPr>
+        <w:ind w:left="6480" w:hanging="180"/>
+      </w:pPr>
+    </w:lvl>
+  </w:abstractNum>
+  <w:abstractNum w:abstractNumId="2" w15:restartNumberingAfterBreak="0">
+    <w:nsid w:val="2B714572"/>
+    <w:multiLevelType w:val="hybridMultilevel"/>
+    <w:tmpl w:val="25C07C18"/>
+    <w:lvl w:ilvl="0" w:tplc="CD40C174">
+      <w:start w:val="1"/>
+      <w:numFmt w:val="decimal"/>
+      <w:lvlText w:val="%1."/>
+      <w:lvlJc w:val="left"/>
+      <w:pPr>
+        <w:ind w:left="720" w:hanging="360"/>
+      </w:pPr>
+      <w:rPr>
+        <w:rFonts w:hint="default"/>
+        <w:b/>
+        <w:color w:val="FF0000"/>
+        <w:sz w:val="36"/>
+        <w:u w:val="single"/>
+      </w:rPr>
+    </w:lvl>
+    <w:lvl w:ilvl="1" w:tplc="04090019" w:tentative="1">
+      <w:start w:val="1"/>
+      <w:numFmt w:val="lowerLetter"/>
+      <w:lvlText w:val="%2."/>
+      <w:lvlJc w:val="left"/>
+      <w:pPr>
+        <w:ind w:left="1440" w:hanging="360"/>
+      </w:pPr>
+    </w:lvl>
+    <w:lvl w:ilvl="2" w:tplc="0409001B" w:tentative="1">
+      <w:start w:val="1"/>
+      <w:numFmt w:val="lowerRoman"/>
+      <w:lvlText w:val="%3."/>
+      <w:lvlJc w:val="right"/>
+      <w:pPr>
+        <w:ind w:left="2160" w:hanging="180"/>
+      </w:pPr>
+    </w:lvl>
+    <w:lvl w:ilvl="3" w:tplc="0409000F" w:tentative="1">
+      <w:start w:val="1"/>
+      <w:numFmt w:val="decimal"/>
+      <w:lvlText w:val="%4."/>
+      <w:lvlJc w:val="left"/>
+      <w:pPr>
+        <w:ind w:left="2880" w:hanging="360"/>
+      </w:pPr>
+    </w:lvl>
+    <w:lvl w:ilvl="4" w:tplc="04090019" w:tentative="1">
+      <w:start w:val="1"/>
+      <w:numFmt w:val="lowerLetter"/>
+      <w:lvlText w:val="%5."/>
+      <w:lvlJc w:val="left"/>
+      <w:pPr>
+        <w:ind w:left="3600" w:hanging="360"/>
+      </w:pPr>
+    </w:lvl>
+    <w:lvl w:ilvl="5" w:tplc="0409001B" w:tentative="1">
+      <w:start w:val="1"/>
+      <w:numFmt w:val="lowerRoman"/>
+      <w:lvlText w:val="%6."/>
+      <w:lvlJc w:val="right"/>
+      <w:pPr>
+        <w:ind w:left="4320" w:hanging="180"/>
+      </w:pPr>
+    </w:lvl>
+    <w:lvl w:ilvl="6" w:tplc="0409000F" w:tentative="1">
+      <w:start w:val="1"/>
+      <w:numFmt w:val="decimal"/>
+      <w:lvlText w:val="%7."/>
+      <w:lvlJc w:val="left"/>
+      <w:pPr>
+        <w:ind w:left="5040" w:hanging="360"/>
+      </w:pPr>
+    </w:lvl>
+    <w:lvl w:ilvl="7" w:tplc="04090019" w:tentative="1">
+      <w:start w:val="1"/>
+      <w:numFmt w:val="lowerLetter"/>
+      <w:lvlText w:val="%8."/>
+      <w:lvlJc w:val="left"/>
+      <w:pPr>
+        <w:ind w:left="5760" w:hanging="360"/>
+      </w:pPr>
+    </w:lvl>
+    <w:lvl w:ilvl="8" w:tplc="0409001B" w:tentative="1">
+      <w:start w:val="1"/>
+      <w:numFmt w:val="lowerRoman"/>
+      <w:lvlText w:val="%9."/>
+      <w:lvlJc w:val="right"/>
+      <w:pPr>
+        <w:ind w:left="6480" w:hanging="180"/>
+      </w:pPr>
+    </w:lvl>
+  </w:abstractNum>
+  <w:abstractNum w:abstractNumId="3" w15:restartNumberingAfterBreak="0">
+    <w:nsid w:val="2B883C08"/>
+    <w:multiLevelType w:val="hybridMultilevel"/>
+    <w:tmpl w:val="97E49ECC"/>
+    <w:lvl w:ilvl="0" w:tplc="0409000F">
+      <w:start w:val="1"/>
+      <w:numFmt w:val="decimal"/>
+      <w:lvlText w:val="%1."/>
+      <w:lvlJc w:val="left"/>
+      <w:pPr>
+        <w:ind w:left="360" w:hanging="360"/>
+      </w:pPr>
+    </w:lvl>
+    <w:lvl w:ilvl="1" w:tplc="0409000F">
+      <w:start w:val="1"/>
+      <w:numFmt w:val="decimal"/>
+      <w:lvlText w:val="%2."/>
+      <w:lvlJc w:val="left"/>
+      <w:pPr>
+        <w:ind w:left="1080" w:hanging="360"/>
+      </w:pPr>
+    </w:lvl>
+    <w:lvl w:ilvl="2" w:tplc="0409001B" w:tentative="1">
+      <w:start w:val="1"/>
+      <w:numFmt w:val="lowerRoman"/>
+      <w:lvlText w:val="%3."/>
+      <w:lvlJc w:val="right"/>
+      <w:pPr>
+        <w:ind w:left="1800" w:hanging="180"/>
+      </w:pPr>
+    </w:lvl>
+    <w:lvl w:ilvl="3" w:tplc="0409000F" w:tentative="1">
+      <w:start w:val="1"/>
+      <w:numFmt w:val="decimal"/>
+      <w:lvlText w:val="%4."/>
+      <w:lvlJc w:val="left"/>
+      <w:pPr>
+        <w:ind w:left="2520" w:hanging="360"/>
+      </w:pPr>
+    </w:lvl>
+    <w:lvl w:ilvl="4" w:tplc="04090019" w:tentative="1">
+      <w:start w:val="1"/>
+      <w:numFmt w:val="lowerLetter"/>
+      <w:lvlText w:val="%5."/>
+      <w:lvlJc w:val="left"/>
+      <w:pPr>
+        <w:ind w:left="3240" w:hanging="360"/>
+      </w:pPr>
+    </w:lvl>
+    <w:lvl w:ilvl="5" w:tplc="0409001B" w:tentative="1">
+      <w:start w:val="1"/>
+      <w:numFmt w:val="lowerRoman"/>
+      <w:lvlText w:val="%6."/>
+      <w:lvlJc w:val="right"/>
+      <w:pPr>
+        <w:ind w:left="3960" w:hanging="180"/>
+      </w:pPr>
+    </w:lvl>
+    <w:lvl w:ilvl="6" w:tplc="0409000F" w:tentative="1">
+      <w:start w:val="1"/>
+      <w:numFmt w:val="decimal"/>
+      <w:lvlText w:val="%7."/>
+      <w:lvlJc w:val="left"/>
+      <w:pPr>
+        <w:ind w:left="4680" w:hanging="360"/>
+      </w:pPr>
+    </w:lvl>
+    <w:lvl w:ilvl="7" w:tplc="04090019" w:tentative="1">
+      <w:start w:val="1"/>
+      <w:numFmt w:val="lowerLetter"/>
+      <w:lvlText w:val="%8."/>
+      <w:lvlJc w:val="left"/>
+      <w:pPr>
+        <w:ind w:left="5400" w:hanging="360"/>
+      </w:pPr>
+    </w:lvl>
+    <w:lvl w:ilvl="8" w:tplc="0409001B" w:tentative="1">
+      <w:start w:val="1"/>
+      <w:numFmt w:val="lowerRoman"/>
+      <w:lvlText w:val="%9."/>
+      <w:lvlJc w:val="right"/>
+      <w:pPr>
+        <w:ind w:left="6120" w:hanging="180"/>
+      </w:pPr>
+    </w:lvl>
+  </w:abstractNum>
+  <w:abstractNum w:abstractNumId="4" w15:restartNumberingAfterBreak="0">
     <w:nsid w:val="2DEC6D8E"/>
     <w:multiLevelType w:val="multilevel"/>
     <w:tmpl w:val="6742AAE4"/>
@@ -5007,7 +7240,7 @@
       </w:pPr>
     </w:lvl>
   </w:abstractNum>
-  <w:abstractNum w:abstractNumId="2" w15:restartNumberingAfterBreak="0">
+  <w:abstractNum w:abstractNumId="5" w15:restartNumberingAfterBreak="0">
     <w:nsid w:val="3A1A2B70"/>
     <w:multiLevelType w:val="hybridMultilevel"/>
     <w:tmpl w:val="2084C5C0"/>
@@ -5096,7 +7329,93 @@
       </w:pPr>
     </w:lvl>
   </w:abstractNum>
-  <w:abstractNum w:abstractNumId="3" w15:restartNumberingAfterBreak="0">
+  <w:abstractNum w:abstractNumId="6" w15:restartNumberingAfterBreak="0">
+    <w:nsid w:val="413B3589"/>
+    <w:multiLevelType w:val="hybridMultilevel"/>
+    <w:tmpl w:val="0E8C7E60"/>
+    <w:lvl w:ilvl="0" w:tplc="0409000F">
+      <w:start w:val="1"/>
+      <w:numFmt w:val="decimal"/>
+      <w:lvlText w:val="%1."/>
+      <w:lvlJc w:val="left"/>
+      <w:pPr>
+        <w:ind w:left="720" w:hanging="360"/>
+      </w:pPr>
+    </w:lvl>
+    <w:lvl w:ilvl="1" w:tplc="04090019">
+      <w:start w:val="1"/>
+      <w:numFmt w:val="lowerLetter"/>
+      <w:lvlText w:val="%2."/>
+      <w:lvlJc w:val="left"/>
+      <w:pPr>
+        <w:ind w:left="1440" w:hanging="360"/>
+      </w:pPr>
+    </w:lvl>
+    <w:lvl w:ilvl="2" w:tplc="0409001B" w:tentative="1">
+      <w:start w:val="1"/>
+      <w:numFmt w:val="lowerRoman"/>
+      <w:lvlText w:val="%3."/>
+      <w:lvlJc w:val="right"/>
+      <w:pPr>
+        <w:ind w:left="2160" w:hanging="180"/>
+      </w:pPr>
+    </w:lvl>
+    <w:lvl w:ilvl="3" w:tplc="0409000F" w:tentative="1">
+      <w:start w:val="1"/>
+      <w:numFmt w:val="decimal"/>
+      <w:lvlText w:val="%4."/>
+      <w:lvlJc w:val="left"/>
+      <w:pPr>
+        <w:ind w:left="2880" w:hanging="360"/>
+      </w:pPr>
+    </w:lvl>
+    <w:lvl w:ilvl="4" w:tplc="04090019" w:tentative="1">
+      <w:start w:val="1"/>
+      <w:numFmt w:val="lowerLetter"/>
+      <w:lvlText w:val="%5."/>
+      <w:lvlJc w:val="left"/>
+      <w:pPr>
+        <w:ind w:left="3600" w:hanging="360"/>
+      </w:pPr>
+    </w:lvl>
+    <w:lvl w:ilvl="5" w:tplc="0409001B" w:tentative="1">
+      <w:start w:val="1"/>
+      <w:numFmt w:val="lowerRoman"/>
+      <w:lvlText w:val="%6."/>
+      <w:lvlJc w:val="right"/>
+      <w:pPr>
+        <w:ind w:left="4320" w:hanging="180"/>
+      </w:pPr>
+    </w:lvl>
+    <w:lvl w:ilvl="6" w:tplc="0409000F" w:tentative="1">
+      <w:start w:val="1"/>
+      <w:numFmt w:val="decimal"/>
+      <w:lvlText w:val="%7."/>
+      <w:lvlJc w:val="left"/>
+      <w:pPr>
+        <w:ind w:left="5040" w:hanging="360"/>
+      </w:pPr>
+    </w:lvl>
+    <w:lvl w:ilvl="7" w:tplc="04090019" w:tentative="1">
+      <w:start w:val="1"/>
+      <w:numFmt w:val="lowerLetter"/>
+      <w:lvlText w:val="%8."/>
+      <w:lvlJc w:val="left"/>
+      <w:pPr>
+        <w:ind w:left="5760" w:hanging="360"/>
+      </w:pPr>
+    </w:lvl>
+    <w:lvl w:ilvl="8" w:tplc="0409001B" w:tentative="1">
+      <w:start w:val="1"/>
+      <w:numFmt w:val="lowerRoman"/>
+      <w:lvlText w:val="%9."/>
+      <w:lvlJc w:val="right"/>
+      <w:pPr>
+        <w:ind w:left="6480" w:hanging="180"/>
+      </w:pPr>
+    </w:lvl>
+  </w:abstractNum>
+  <w:abstractNum w:abstractNumId="7" w15:restartNumberingAfterBreak="0">
     <w:nsid w:val="593C0919"/>
     <w:multiLevelType w:val="hybridMultilevel"/>
     <w:tmpl w:val="597C6C02"/>
@@ -5185,7 +7504,7 @@
       </w:pPr>
     </w:lvl>
   </w:abstractNum>
-  <w:abstractNum w:abstractNumId="4" w15:restartNumberingAfterBreak="0">
+  <w:abstractNum w:abstractNumId="8" w15:restartNumberingAfterBreak="0">
     <w:nsid w:val="684157EC"/>
     <w:multiLevelType w:val="multilevel"/>
     <w:tmpl w:val="6456ABF2"/>
@@ -5298,7 +7617,7 @@
       </w:pPr>
     </w:lvl>
   </w:abstractNum>
-  <w:abstractNum w:abstractNumId="5" w15:restartNumberingAfterBreak="0">
+  <w:abstractNum w:abstractNumId="9" w15:restartNumberingAfterBreak="0">
     <w:nsid w:val="6E9A56C6"/>
     <w:multiLevelType w:val="multilevel"/>
     <w:tmpl w:val="F28EB4E2"/>
@@ -5415,7 +7734,7 @@
       </w:pPr>
     </w:lvl>
   </w:abstractNum>
-  <w:abstractNum w:abstractNumId="6" w15:restartNumberingAfterBreak="0">
+  <w:abstractNum w:abstractNumId="10" w15:restartNumberingAfterBreak="0">
     <w:nsid w:val="7179044D"/>
     <w:multiLevelType w:val="multilevel"/>
     <w:tmpl w:val="48788FD8"/>
@@ -5528,10 +7847,10 @@
       </w:pPr>
     </w:lvl>
   </w:abstractNum>
-  <w:abstractNum w:abstractNumId="7" w15:restartNumberingAfterBreak="0">
+  <w:abstractNum w:abstractNumId="11" w15:restartNumberingAfterBreak="0">
     <w:nsid w:val="7D306970"/>
     <w:multiLevelType w:val="multilevel"/>
-    <w:tmpl w:val="91282F5C"/>
+    <w:tmpl w:val="AA5E4C2A"/>
     <w:lvl w:ilvl="0">
       <w:start w:val="1"/>
       <w:numFmt w:val="decimal"/>
@@ -5548,17 +7867,16 @@
         <w:color w:val="000000" w:themeColor="text1"/>
       </w:rPr>
     </w:lvl>
-    <w:lvl w:ilvl="1" w:tentative="1">
-      <w:start w:val="1"/>
-      <w:numFmt w:val="decimal"/>
-      <w:lvlText w:val="%2."/>
-      <w:lvlJc w:val="left"/>
-      <w:pPr>
-        <w:tabs>
-          <w:tab w:val="num" w:pos="1440"/>
-        </w:tabs>
+    <w:lvl w:ilvl="1">
+      <w:numFmt w:val="bullet"/>
+      <w:lvlText w:val=""/>
+      <w:lvlJc w:val="left"/>
+      <w:pPr>
         <w:ind w:left="1440" w:hanging="360"/>
       </w:pPr>
+      <w:rPr>
+        <w:rFonts w:ascii="Symbol" w:eastAsia="Times New Roman" w:hAnsi="Symbol" w:cs="Times New Roman" w:hint="default"/>
+      </w:rPr>
     </w:lvl>
     <w:lvl w:ilvl="2" w:tentative="1">
       <w:start w:val="1"/>
@@ -5646,28 +7964,40 @@
     </w:lvl>
   </w:abstractNum>
   <w:num w:numId="1">
-    <w:abstractNumId w:val="2"/>
+    <w:abstractNumId w:val="5"/>
   </w:num>
   <w:num w:numId="2">
-    <w:abstractNumId w:val="3"/>
+    <w:abstractNumId w:val="7"/>
   </w:num>
   <w:num w:numId="3">
-    <w:abstractNumId w:val="5"/>
+    <w:abstractNumId w:val="9"/>
   </w:num>
   <w:num w:numId="4">
-    <w:abstractNumId w:val="7"/>
+    <w:abstractNumId w:val="11"/>
   </w:num>
   <w:num w:numId="5">
-    <w:abstractNumId w:val="1"/>
+    <w:abstractNumId w:val="4"/>
   </w:num>
   <w:num w:numId="6">
-    <w:abstractNumId w:val="6"/>
+    <w:abstractNumId w:val="10"/>
   </w:num>
   <w:num w:numId="7">
     <w:abstractNumId w:val="0"/>
   </w:num>
   <w:num w:numId="8">
-    <w:abstractNumId w:val="4"/>
+    <w:abstractNumId w:val="8"/>
+  </w:num>
+  <w:num w:numId="9">
+    <w:abstractNumId w:val="1"/>
+  </w:num>
+  <w:num w:numId="10">
+    <w:abstractNumId w:val="2"/>
+  </w:num>
+  <w:num w:numId="11">
+    <w:abstractNumId w:val="6"/>
+  </w:num>
+  <w:num w:numId="12">
+    <w:abstractNumId w:val="3"/>
   </w:num>
 </w:numbering>
 </file>
@@ -6066,6 +8396,27 @@
     <w:name w:val="Normal"/>
     <w:qFormat/>
   </w:style>
+  <w:style w:type="paragraph" w:styleId="Heading1">
+    <w:name w:val="heading 1"/>
+    <w:basedOn w:val="Normal"/>
+    <w:next w:val="Normal"/>
+    <w:link w:val="Heading1Char"/>
+    <w:uiPriority w:val="9"/>
+    <w:qFormat/>
+    <w:rsid w:val="00D20335"/>
+    <w:pPr>
+      <w:keepNext/>
+      <w:keepLines/>
+      <w:spacing w:before="240" w:after="0"/>
+      <w:outlineLvl w:val="0"/>
+    </w:pPr>
+    <w:rPr>
+      <w:rFonts w:asciiTheme="majorHAnsi" w:eastAsiaTheme="majorEastAsia" w:hAnsiTheme="majorHAnsi" w:cstheme="majorBidi"/>
+      <w:color w:val="2E74B5" w:themeColor="accent1" w:themeShade="BF"/>
+      <w:sz w:val="32"/>
+      <w:szCs w:val="32"/>
+    </w:rPr>
+  </w:style>
   <w:style w:type="paragraph" w:styleId="Heading2">
     <w:name w:val="heading 2"/>
     <w:basedOn w:val="Normal"/>
@@ -6083,6 +8434,29 @@
       <w:bCs/>
       <w:sz w:val="36"/>
       <w:szCs w:val="36"/>
+    </w:rPr>
+  </w:style>
+  <w:style w:type="paragraph" w:styleId="Heading3">
+    <w:name w:val="heading 3"/>
+    <w:basedOn w:val="Normal"/>
+    <w:next w:val="Normal"/>
+    <w:link w:val="Heading3Char"/>
+    <w:uiPriority w:val="9"/>
+    <w:semiHidden/>
+    <w:unhideWhenUsed/>
+    <w:qFormat/>
+    <w:rsid w:val="00D20335"/>
+    <w:pPr>
+      <w:keepNext/>
+      <w:keepLines/>
+      <w:spacing w:before="40" w:after="0"/>
+      <w:outlineLvl w:val="2"/>
+    </w:pPr>
+    <w:rPr>
+      <w:rFonts w:asciiTheme="majorHAnsi" w:eastAsiaTheme="majorEastAsia" w:hAnsiTheme="majorHAnsi" w:cstheme="majorBidi"/>
+      <w:color w:val="1F4D78" w:themeColor="accent1" w:themeShade="7F"/>
+      <w:sz w:val="24"/>
+      <w:szCs w:val="24"/>
     </w:rPr>
   </w:style>
   <w:style w:type="character" w:default="1" w:styleId="DefaultParagraphFont">
@@ -6161,6 +8535,33 @@
     <w:rPr>
       <w:b/>
       <w:bCs/>
+    </w:rPr>
+  </w:style>
+  <w:style w:type="character" w:customStyle="1" w:styleId="Heading1Char">
+    <w:name w:val="Heading 1 Char"/>
+    <w:basedOn w:val="DefaultParagraphFont"/>
+    <w:link w:val="Heading1"/>
+    <w:uiPriority w:val="9"/>
+    <w:rsid w:val="00D20335"/>
+    <w:rPr>
+      <w:rFonts w:asciiTheme="majorHAnsi" w:eastAsiaTheme="majorEastAsia" w:hAnsiTheme="majorHAnsi" w:cstheme="majorBidi"/>
+      <w:color w:val="2E74B5" w:themeColor="accent1" w:themeShade="BF"/>
+      <w:sz w:val="32"/>
+      <w:szCs w:val="32"/>
+    </w:rPr>
+  </w:style>
+  <w:style w:type="character" w:customStyle="1" w:styleId="Heading3Char">
+    <w:name w:val="Heading 3 Char"/>
+    <w:basedOn w:val="DefaultParagraphFont"/>
+    <w:link w:val="Heading3"/>
+    <w:uiPriority w:val="9"/>
+    <w:semiHidden/>
+    <w:rsid w:val="00D20335"/>
+    <w:rPr>
+      <w:rFonts w:asciiTheme="majorHAnsi" w:eastAsiaTheme="majorEastAsia" w:hAnsiTheme="majorHAnsi" w:cstheme="majorBidi"/>
+      <w:color w:val="1F4D78" w:themeColor="accent1" w:themeShade="7F"/>
+      <w:sz w:val="24"/>
+      <w:szCs w:val="24"/>
     </w:rPr>
   </w:style>
 </w:styles>

--- a/Data Communication and Computer Network/1. Question List.docx
+++ b/Data Communication and Computer Network/1. Question List.docx
@@ -1444,7 +1444,14 @@
           <w:sz w:val="28"/>
           <w:szCs w:val="28"/>
         </w:rPr>
-        <w:t xml:space="preserve"> Slide 46 1</w:t>
+        <w:t xml:space="preserve"> Slide 43</w:t>
+      </w:r>
+      <w:r>
+        <w:rPr>
+          <w:sz w:val="28"/>
+          <w:szCs w:val="28"/>
+        </w:rPr>
+        <w:t xml:space="preserve"> 1</w:t>
       </w:r>
       <w:r>
         <w:rPr>
@@ -1591,6 +1598,46 @@
         </w:rPr>
         <w:t>Computer Network</w:t>
       </w:r>
+      <w:r>
+        <w:rPr>
+          <w:b/>
+          <w:color w:val="FF0000"/>
+          <w:sz w:val="40"/>
+          <w:szCs w:val="40"/>
+          <w:u w:val="single"/>
+        </w:rPr>
+        <w:t xml:space="preserve"> </w:t>
+      </w:r>
+      <w:r>
+        <w:rPr>
+          <w:b/>
+          <w:color w:val="FF0000"/>
+          <w:sz w:val="40"/>
+          <w:szCs w:val="40"/>
+          <w:u w:val="single"/>
+        </w:rPr>
+        <w:t>(</w:t>
+      </w:r>
+      <w:r>
+        <w:rPr>
+          <w:b/>
+          <w:color w:val="FF0000"/>
+          <w:sz w:val="40"/>
+          <w:szCs w:val="40"/>
+          <w:u w:val="single"/>
+        </w:rPr>
+        <w:t>2. Lec_2_625P.pdf</w:t>
+      </w:r>
+      <w:r>
+        <w:rPr>
+          <w:b/>
+          <w:color w:val="FF0000"/>
+          <w:sz w:val="40"/>
+          <w:szCs w:val="40"/>
+          <w:u w:val="single"/>
+        </w:rPr>
+        <w:t>)</w:t>
+      </w:r>
     </w:p>
     <w:p>
       <w:pPr>
@@ -1611,25 +1658,23 @@
           <w:sz w:val="28"/>
           <w:szCs w:val="28"/>
         </w:rPr>
-        <w:t xml:space="preserve"> What is the function of </w:t>
-      </w:r>
-      <w:proofErr w:type="spellStart"/>
-      <w:r>
-        <w:rPr>
-          <w:b/>
-          <w:sz w:val="28"/>
-          <w:szCs w:val="28"/>
-        </w:rPr>
-        <w:t>modemin</w:t>
-      </w:r>
-      <w:proofErr w:type="spellEnd"/>
-      <w:r>
-        <w:rPr>
-          <w:b/>
-          <w:sz w:val="28"/>
-          <w:szCs w:val="28"/>
-        </w:rPr>
-        <w:t xml:space="preserve"> Computer Network?</w:t>
+        <w:t xml:space="preserve"> What is the function of modem</w:t>
+      </w:r>
+      <w:r>
+        <w:rPr>
+          <w:b/>
+          <w:sz w:val="28"/>
+          <w:szCs w:val="28"/>
+        </w:rPr>
+        <w:t xml:space="preserve"> </w:t>
+      </w:r>
+      <w:r>
+        <w:rPr>
+          <w:b/>
+          <w:sz w:val="28"/>
+          <w:szCs w:val="28"/>
+        </w:rPr>
+        <w:t>in Computer Network?</w:t>
       </w:r>
       <w:r>
         <w:rPr>
@@ -1666,7 +1711,14 @@
           <w:sz w:val="28"/>
           <w:szCs w:val="28"/>
         </w:rPr>
-        <w:t xml:space="preserve"> Slide, 1</w:t>
+        <w:t xml:space="preserve"> Slide, </w:t>
+      </w:r>
+      <w:r>
+        <w:rPr>
+          <w:sz w:val="28"/>
+          <w:szCs w:val="28"/>
+        </w:rPr>
+        <w:t>2</w:t>
       </w:r>
       <w:r>
         <w:rPr>
@@ -1674,7 +1726,14 @@
           <w:szCs w:val="28"/>
           <w:vertAlign w:val="superscript"/>
         </w:rPr>
-        <w:t>st</w:t>
+        <w:t>nd</w:t>
+      </w:r>
+      <w:r>
+        <w:rPr>
+          <w:sz w:val="28"/>
+          <w:szCs w:val="28"/>
+        </w:rPr>
+        <w:t xml:space="preserve"> </w:t>
       </w:r>
       <w:r>
         <w:rPr>
@@ -1682,6 +1741,67 @@
           <w:szCs w:val="28"/>
         </w:rPr>
         <w:t xml:space="preserve"> para.</w:t>
+      </w:r>
+      <w:r>
+        <w:rPr>
+          <w:sz w:val="28"/>
+          <w:szCs w:val="28"/>
+        </w:rPr>
+        <w:br/>
+      </w:r>
+      <w:r>
+        <w:rPr>
+          <w:sz w:val="28"/>
+          <w:szCs w:val="28"/>
+        </w:rPr>
+        <w:t xml:space="preserve">MODEM is connected between PC and Internet cable to convert the rectangular data pulse from the computer into continuous wave (called </w:t>
+      </w:r>
+      <w:r>
+        <w:rPr>
+          <w:color w:val="FF0000"/>
+          <w:sz w:val="28"/>
+          <w:szCs w:val="28"/>
+        </w:rPr>
+        <w:t xml:space="preserve">modulation </w:t>
+      </w:r>
+      <w:r>
+        <w:rPr>
+          <w:sz w:val="28"/>
+          <w:szCs w:val="28"/>
+        </w:rPr>
+        <w:t xml:space="preserve">during transmission) </w:t>
+      </w:r>
+      <w:r>
+        <w:rPr>
+          <w:sz w:val="28"/>
+          <w:szCs w:val="28"/>
+        </w:rPr>
+        <w:t xml:space="preserve">. </w:t>
+      </w:r>
+      <w:r>
+        <w:rPr>
+          <w:sz w:val="28"/>
+          <w:szCs w:val="28"/>
+        </w:rPr>
+        <w:t xml:space="preserve">During reception (for example downloading of data) the modulated wave is converted to digital pulse train called </w:t>
+      </w:r>
+      <w:r>
+        <w:rPr>
+          <w:color w:val="FF0000"/>
+          <w:sz w:val="28"/>
+          <w:szCs w:val="28"/>
+        </w:rPr>
+        <w:t>de-modulation</w:t>
+      </w:r>
+      <w:r>
+        <w:rPr>
+          <w:sz w:val="28"/>
+          <w:szCs w:val="28"/>
+        </w:rPr>
+        <w:t>.</w:t>
+      </w:r>
+      <w:r>
+        <w:br/>
       </w:r>
     </w:p>
     <w:p>
@@ -1746,6 +1866,251 @@
     </w:p>
     <w:p>
       <w:pPr>
+        <w:ind w:left="1440"/>
+        <w:rPr>
+          <w:sz w:val="28"/>
+          <w:szCs w:val="28"/>
+        </w:rPr>
+      </w:pPr>
+      <w:r>
+        <w:rPr>
+          <w:rFonts w:ascii="Segoe UI Symbol" w:hAnsi="Segoe UI Symbol" w:cs="Segoe UI Symbol"/>
+        </w:rPr>
+        <w:t>❖</w:t>
+      </w:r>
+      <w:r>
+        <w:rPr>
+          <w:sz w:val="28"/>
+          <w:szCs w:val="28"/>
+        </w:rPr>
+        <w:t>To reduce the bandwidth of the baseband signal according the capacity of the transmission medium and receiver circuits.</w:t>
+      </w:r>
+    </w:p>
+    <w:p>
+      <w:pPr>
+        <w:ind w:left="720" w:firstLine="720"/>
+        <w:rPr>
+          <w:sz w:val="28"/>
+          <w:szCs w:val="28"/>
+        </w:rPr>
+      </w:pPr>
+      <w:r>
+        <w:rPr>
+          <w:rFonts w:ascii="Segoe UI Symbol" w:hAnsi="Segoe UI Symbol" w:cs="Segoe UI Symbol"/>
+        </w:rPr>
+        <w:t>❖</w:t>
+      </w:r>
+      <w:r>
+        <w:rPr>
+          <w:sz w:val="28"/>
+          <w:szCs w:val="28"/>
+        </w:rPr>
+        <w:t>Multiple signal can be transmitted based on FDMA.</w:t>
+      </w:r>
+    </w:p>
+    <w:p>
+      <w:pPr>
+        <w:ind w:left="1440"/>
+        <w:rPr>
+          <w:sz w:val="28"/>
+          <w:szCs w:val="28"/>
+        </w:rPr>
+      </w:pPr>
+      <w:r>
+        <w:rPr>
+          <w:rFonts w:ascii="Segoe UI Symbol" w:hAnsi="Segoe UI Symbol" w:cs="Segoe UI Symbol"/>
+        </w:rPr>
+        <w:t>❖</w:t>
+      </w:r>
+      <w:r>
+        <w:t xml:space="preserve"> Baseband signal-</w:t>
+      </w:r>
+      <w:proofErr w:type="spellStart"/>
+      <w:r>
+        <w:rPr>
+          <w:rFonts w:ascii="Nirmala UI" w:hAnsi="Nirmala UI" w:cs="Nirmala UI"/>
+        </w:rPr>
+        <w:t>এর</w:t>
+      </w:r>
+      <w:proofErr w:type="spellEnd"/>
+      <w:r>
+        <w:t xml:space="preserve"> bandwidth </w:t>
+      </w:r>
+      <w:proofErr w:type="spellStart"/>
+      <w:r>
+        <w:rPr>
+          <w:rFonts w:ascii="Nirmala UI" w:hAnsi="Nirmala UI" w:cs="Nirmala UI"/>
+        </w:rPr>
+        <w:t>কমিয়ে</w:t>
+      </w:r>
+      <w:proofErr w:type="spellEnd"/>
+      <w:r>
+        <w:t xml:space="preserve"> transmission medium </w:t>
+      </w:r>
+      <w:proofErr w:type="spellStart"/>
+      <w:r>
+        <w:rPr>
+          <w:rFonts w:ascii="Nirmala UI" w:hAnsi="Nirmala UI" w:cs="Nirmala UI"/>
+        </w:rPr>
+        <w:t>এবং</w:t>
+      </w:r>
+      <w:proofErr w:type="spellEnd"/>
+      <w:r>
+        <w:t xml:space="preserve"> receiver circuit-</w:t>
+      </w:r>
+      <w:proofErr w:type="spellStart"/>
+      <w:r>
+        <w:rPr>
+          <w:rFonts w:ascii="Nirmala UI" w:hAnsi="Nirmala UI" w:cs="Nirmala UI"/>
+        </w:rPr>
+        <w:t>এর</w:t>
+      </w:r>
+      <w:proofErr w:type="spellEnd"/>
+      <w:r>
+        <w:t xml:space="preserve"> </w:t>
+      </w:r>
+      <w:proofErr w:type="spellStart"/>
+      <w:r>
+        <w:rPr>
+          <w:rFonts w:ascii="Nirmala UI" w:hAnsi="Nirmala UI" w:cs="Nirmala UI"/>
+        </w:rPr>
+        <w:t>ক্ষমতার</w:t>
+      </w:r>
+      <w:proofErr w:type="spellEnd"/>
+      <w:r>
+        <w:t xml:space="preserve"> </w:t>
+      </w:r>
+      <w:proofErr w:type="spellStart"/>
+      <w:r>
+        <w:rPr>
+          <w:rFonts w:ascii="Nirmala UI" w:hAnsi="Nirmala UI" w:cs="Nirmala UI"/>
+        </w:rPr>
+        <w:t>সাথে</w:t>
+      </w:r>
+      <w:proofErr w:type="spellEnd"/>
+      <w:r>
+        <w:t xml:space="preserve"> </w:t>
+      </w:r>
+      <w:proofErr w:type="spellStart"/>
+      <w:r>
+        <w:rPr>
+          <w:rFonts w:ascii="Nirmala UI" w:hAnsi="Nirmala UI" w:cs="Nirmala UI"/>
+        </w:rPr>
+        <w:t>মিলিয়ে</w:t>
+      </w:r>
+      <w:proofErr w:type="spellEnd"/>
+      <w:r>
+        <w:t xml:space="preserve"> </w:t>
+      </w:r>
+      <w:proofErr w:type="spellStart"/>
+      <w:r>
+        <w:rPr>
+          <w:rFonts w:ascii="Nirmala UI" w:hAnsi="Nirmala UI" w:cs="Nirmala UI"/>
+        </w:rPr>
+        <w:t>নিতে</w:t>
+      </w:r>
+      <w:proofErr w:type="spellEnd"/>
+      <w:r>
+        <w:t xml:space="preserve"> </w:t>
+      </w:r>
+      <w:proofErr w:type="spellStart"/>
+      <w:r>
+        <w:rPr>
+          <w:rFonts w:ascii="Nirmala UI" w:hAnsi="Nirmala UI" w:cs="Nirmala UI"/>
+        </w:rPr>
+        <w:t>হয়</w:t>
+      </w:r>
+      <w:proofErr w:type="spellEnd"/>
+      <w:r>
+        <w:rPr>
+          <w:rFonts w:ascii="Nirmala UI" w:hAnsi="Nirmala UI" w:cs="Nirmala UI"/>
+        </w:rPr>
+        <w:t>।</w:t>
+      </w:r>
+      <w:r>
+        <w:br/>
+      </w:r>
+      <w:r>
+        <w:rPr>
+          <w:rFonts w:ascii="Segoe UI Symbol" w:hAnsi="Segoe UI Symbol" w:cs="Segoe UI Symbol"/>
+        </w:rPr>
+        <w:t>❖</w:t>
+      </w:r>
+      <w:r>
+        <w:t xml:space="preserve"> FDMA-</w:t>
+      </w:r>
+      <w:proofErr w:type="spellStart"/>
+      <w:r>
+        <w:rPr>
+          <w:rFonts w:ascii="Nirmala UI" w:hAnsi="Nirmala UI" w:cs="Nirmala UI"/>
+        </w:rPr>
+        <w:t>এর</w:t>
+      </w:r>
+      <w:proofErr w:type="spellEnd"/>
+      <w:r>
+        <w:t xml:space="preserve"> </w:t>
+      </w:r>
+      <w:proofErr w:type="spellStart"/>
+      <w:r>
+        <w:rPr>
+          <w:rFonts w:ascii="Nirmala UI" w:hAnsi="Nirmala UI" w:cs="Nirmala UI"/>
+        </w:rPr>
+        <w:t>ভিত্তিতে</w:t>
+      </w:r>
+      <w:proofErr w:type="spellEnd"/>
+      <w:r>
+        <w:t xml:space="preserve"> </w:t>
+      </w:r>
+      <w:proofErr w:type="spellStart"/>
+      <w:r>
+        <w:rPr>
+          <w:rFonts w:ascii="Nirmala UI" w:hAnsi="Nirmala UI" w:cs="Nirmala UI"/>
+        </w:rPr>
+        <w:t>একসাথে</w:t>
+      </w:r>
+      <w:proofErr w:type="spellEnd"/>
+      <w:r>
+        <w:t xml:space="preserve"> </w:t>
+      </w:r>
+      <w:proofErr w:type="spellStart"/>
+      <w:r>
+        <w:rPr>
+          <w:rFonts w:ascii="Nirmala UI" w:hAnsi="Nirmala UI" w:cs="Nirmala UI"/>
+        </w:rPr>
+        <w:t>একাধিক</w:t>
+      </w:r>
+      <w:proofErr w:type="spellEnd"/>
+      <w:r>
+        <w:t xml:space="preserve"> signal </w:t>
+      </w:r>
+      <w:proofErr w:type="spellStart"/>
+      <w:r>
+        <w:rPr>
+          <w:rFonts w:ascii="Nirmala UI" w:hAnsi="Nirmala UI" w:cs="Nirmala UI"/>
+        </w:rPr>
+        <w:t>পাঠানো</w:t>
+      </w:r>
+      <w:proofErr w:type="spellEnd"/>
+      <w:r>
+        <w:t xml:space="preserve"> </w:t>
+      </w:r>
+      <w:proofErr w:type="spellStart"/>
+      <w:r>
+        <w:rPr>
+          <w:rFonts w:ascii="Nirmala UI" w:hAnsi="Nirmala UI" w:cs="Nirmala UI"/>
+        </w:rPr>
+        <w:t>যায়</w:t>
+      </w:r>
+      <w:proofErr w:type="spellEnd"/>
+      <w:r>
+        <w:rPr>
+          <w:rFonts w:ascii="Nirmala UI" w:hAnsi="Nirmala UI" w:cs="Nirmala UI"/>
+        </w:rPr>
+        <w:t>।</w:t>
+      </w:r>
+    </w:p>
+    <w:p>
+      <w:pPr>
         <w:pStyle w:val="ListParagraph"/>
         <w:numPr>
           <w:ilvl w:val="0"/>
@@ -1763,7 +2128,15 @@
           <w:sz w:val="28"/>
           <w:szCs w:val="28"/>
         </w:rPr>
-        <w:t xml:space="preserve"> Why Digital modulation is necessary in wireless communication?</w:t>
+        <w:t xml:space="preserve"> </w:t>
+      </w:r>
+      <w:r>
+        <w:rPr>
+          <w:b/>
+          <w:sz w:val="28"/>
+          <w:szCs w:val="28"/>
+        </w:rPr>
+        <w:t>Why Digital modulation is necessary in wireless communication?</w:t>
       </w:r>
     </w:p>
     <w:p>
@@ -1801,23 +2174,880 @@
           <w:sz w:val="28"/>
           <w:szCs w:val="28"/>
         </w:rPr>
-        <w:t xml:space="preserve"> slide with any 3 </w:t>
-      </w:r>
-      <w:proofErr w:type="gramStart"/>
-      <w:r>
-        <w:rPr>
-          <w:sz w:val="28"/>
-          <w:szCs w:val="28"/>
-        </w:rPr>
-        <w:t>para</w:t>
-      </w:r>
-      <w:proofErr w:type="gramEnd"/>
-      <w:r>
-        <w:rPr>
-          <w:sz w:val="28"/>
-          <w:szCs w:val="28"/>
-        </w:rPr>
-        <w:t xml:space="preserve"> of all.</w:t>
+        <w:t xml:space="preserve"> slide with any 3 para of all.</w:t>
+      </w:r>
+      <w:r>
+        <w:rPr>
+          <w:sz w:val="28"/>
+          <w:szCs w:val="28"/>
+        </w:rPr>
+        <w:br/>
+      </w:r>
+      <w:r>
+        <w:rPr>
+          <w:rFonts w:ascii="Segoe UI Symbol" w:hAnsi="Segoe UI Symbol" w:cs="Segoe UI Symbol"/>
+          <w:sz w:val="28"/>
+          <w:szCs w:val="28"/>
+        </w:rPr>
+        <w:t xml:space="preserve">❖ </w:t>
+      </w:r>
+      <w:r>
+        <w:rPr>
+          <w:sz w:val="28"/>
+          <w:szCs w:val="28"/>
+        </w:rPr>
+        <w:t xml:space="preserve">In wireless communication digital modulation is necessary to avoid </w:t>
+      </w:r>
+      <w:r>
+        <w:rPr>
+          <w:sz w:val="28"/>
+          <w:szCs w:val="28"/>
+        </w:rPr>
+        <w:lastRenderedPageBreak/>
+        <w:t xml:space="preserve">interferences of surrounding users with choose of appropriate carrier. </w:t>
+      </w:r>
+      <w:r>
+        <w:rPr>
+          <w:sz w:val="28"/>
+          <w:szCs w:val="28"/>
+        </w:rPr>
+        <w:br/>
+      </w:r>
+      <w:r>
+        <w:rPr>
+          <w:rFonts w:ascii="Nirmala UI" w:hAnsi="Nirmala UI" w:cs="Nirmala UI"/>
+          <w:sz w:val="28"/>
+          <w:szCs w:val="28"/>
+        </w:rPr>
+        <w:t>(</w:t>
+      </w:r>
+      <w:proofErr w:type="spellStart"/>
+      <w:r>
+        <w:rPr>
+          <w:rFonts w:ascii="Nirmala UI" w:hAnsi="Nirmala UI" w:cs="Nirmala UI"/>
+          <w:sz w:val="28"/>
+          <w:szCs w:val="28"/>
+        </w:rPr>
+        <w:t>উপযুক্ত</w:t>
+      </w:r>
+      <w:proofErr w:type="spellEnd"/>
+      <w:r>
+        <w:rPr>
+          <w:sz w:val="28"/>
+          <w:szCs w:val="28"/>
+        </w:rPr>
+        <w:t xml:space="preserve"> carrier frequency </w:t>
+      </w:r>
+      <w:proofErr w:type="spellStart"/>
+      <w:r>
+        <w:rPr>
+          <w:rFonts w:ascii="Nirmala UI" w:hAnsi="Nirmala UI" w:cs="Nirmala UI"/>
+          <w:sz w:val="28"/>
+          <w:szCs w:val="28"/>
+        </w:rPr>
+        <w:t>নির্বাচন</w:t>
+      </w:r>
+      <w:proofErr w:type="spellEnd"/>
+      <w:r>
+        <w:rPr>
+          <w:sz w:val="28"/>
+          <w:szCs w:val="28"/>
+        </w:rPr>
+        <w:t xml:space="preserve"> </w:t>
+      </w:r>
+      <w:proofErr w:type="spellStart"/>
+      <w:r>
+        <w:rPr>
+          <w:rFonts w:ascii="Nirmala UI" w:hAnsi="Nirmala UI" w:cs="Nirmala UI"/>
+          <w:sz w:val="28"/>
+          <w:szCs w:val="28"/>
+        </w:rPr>
+        <w:t>করে</w:t>
+      </w:r>
+      <w:proofErr w:type="spellEnd"/>
+      <w:r>
+        <w:rPr>
+          <w:sz w:val="28"/>
+          <w:szCs w:val="28"/>
+        </w:rPr>
+        <w:t xml:space="preserve"> </w:t>
+      </w:r>
+      <w:proofErr w:type="spellStart"/>
+      <w:r>
+        <w:rPr>
+          <w:rFonts w:ascii="Nirmala UI" w:hAnsi="Nirmala UI" w:cs="Nirmala UI"/>
+          <w:sz w:val="28"/>
+          <w:szCs w:val="28"/>
+        </w:rPr>
+        <w:t>আশেপাশের</w:t>
+      </w:r>
+      <w:proofErr w:type="spellEnd"/>
+      <w:r>
+        <w:rPr>
+          <w:sz w:val="28"/>
+          <w:szCs w:val="28"/>
+        </w:rPr>
+        <w:t xml:space="preserve"> user-</w:t>
+      </w:r>
+      <w:proofErr w:type="spellStart"/>
+      <w:r>
+        <w:rPr>
+          <w:rFonts w:ascii="Nirmala UI" w:hAnsi="Nirmala UI" w:cs="Nirmala UI"/>
+          <w:sz w:val="28"/>
+          <w:szCs w:val="28"/>
+        </w:rPr>
+        <w:t>দের</w:t>
+      </w:r>
+      <w:proofErr w:type="spellEnd"/>
+      <w:r>
+        <w:rPr>
+          <w:sz w:val="28"/>
+          <w:szCs w:val="28"/>
+        </w:rPr>
+        <w:t xml:space="preserve"> interference </w:t>
+      </w:r>
+      <w:proofErr w:type="spellStart"/>
+      <w:r>
+        <w:rPr>
+          <w:rFonts w:ascii="Nirmala UI" w:hAnsi="Nirmala UI" w:cs="Nirmala UI"/>
+          <w:sz w:val="28"/>
+          <w:szCs w:val="28"/>
+        </w:rPr>
+        <w:t>এড়ানো</w:t>
+      </w:r>
+      <w:proofErr w:type="spellEnd"/>
+      <w:r>
+        <w:rPr>
+          <w:sz w:val="28"/>
+          <w:szCs w:val="28"/>
+        </w:rPr>
+        <w:t xml:space="preserve"> </w:t>
+      </w:r>
+      <w:proofErr w:type="spellStart"/>
+      <w:r>
+        <w:rPr>
+          <w:rFonts w:ascii="Nirmala UI" w:hAnsi="Nirmala UI" w:cs="Nirmala UI"/>
+          <w:sz w:val="28"/>
+          <w:szCs w:val="28"/>
+        </w:rPr>
+        <w:t>যায়</w:t>
+      </w:r>
+      <w:proofErr w:type="spellEnd"/>
+      <w:r>
+        <w:rPr>
+          <w:rFonts w:ascii="Nirmala UI" w:hAnsi="Nirmala UI" w:cs="Nirmala UI"/>
+          <w:sz w:val="28"/>
+          <w:szCs w:val="28"/>
+        </w:rPr>
+        <w:t>।)</w:t>
+      </w:r>
+      <w:r>
+        <w:rPr>
+          <w:sz w:val="28"/>
+          <w:szCs w:val="28"/>
+        </w:rPr>
+        <w:br/>
+      </w:r>
+      <w:r>
+        <w:rPr>
+          <w:sz w:val="28"/>
+          <w:szCs w:val="28"/>
+        </w:rPr>
+        <w:br/>
+      </w:r>
+      <w:r>
+        <w:rPr>
+          <w:rFonts w:ascii="Segoe UI Symbol" w:hAnsi="Segoe UI Symbol" w:cs="Segoe UI Symbol"/>
+          <w:sz w:val="28"/>
+          <w:szCs w:val="28"/>
+        </w:rPr>
+        <w:t>❖</w:t>
+      </w:r>
+      <w:r>
+        <w:rPr>
+          <w:sz w:val="28"/>
+          <w:szCs w:val="28"/>
+        </w:rPr>
+        <w:t xml:space="preserve">Noisy immunity is increased for a high frequency modulated wave. </w:t>
+      </w:r>
+      <w:r>
+        <w:rPr>
+          <w:sz w:val="28"/>
+          <w:szCs w:val="28"/>
+        </w:rPr>
+        <w:br/>
+      </w:r>
+      <w:r>
+        <w:rPr>
+          <w:sz w:val="28"/>
+          <w:szCs w:val="28"/>
+        </w:rPr>
+        <w:t>(</w:t>
+      </w:r>
+      <w:proofErr w:type="spellStart"/>
+      <w:r>
+        <w:rPr>
+          <w:rFonts w:ascii="Nirmala UI" w:hAnsi="Nirmala UI" w:cs="Nirmala UI"/>
+          <w:sz w:val="28"/>
+          <w:szCs w:val="28"/>
+        </w:rPr>
+        <w:t>উচ্চ</w:t>
+      </w:r>
+      <w:proofErr w:type="spellEnd"/>
+      <w:r>
+        <w:rPr>
+          <w:sz w:val="28"/>
+          <w:szCs w:val="28"/>
+        </w:rPr>
+        <w:t xml:space="preserve"> frequency-</w:t>
+      </w:r>
+      <w:proofErr w:type="spellStart"/>
+      <w:r>
+        <w:rPr>
+          <w:rFonts w:ascii="Nirmala UI" w:hAnsi="Nirmala UI" w:cs="Nirmala UI"/>
+          <w:sz w:val="28"/>
+          <w:szCs w:val="28"/>
+        </w:rPr>
+        <w:t>এর</w:t>
+      </w:r>
+      <w:proofErr w:type="spellEnd"/>
+      <w:r>
+        <w:rPr>
+          <w:sz w:val="28"/>
+          <w:szCs w:val="28"/>
+        </w:rPr>
+        <w:t xml:space="preserve"> modulated wave </w:t>
+      </w:r>
+      <w:proofErr w:type="spellStart"/>
+      <w:r>
+        <w:rPr>
+          <w:rFonts w:ascii="Nirmala UI" w:hAnsi="Nirmala UI" w:cs="Nirmala UI"/>
+          <w:sz w:val="28"/>
+          <w:szCs w:val="28"/>
+        </w:rPr>
+        <w:t>হলে</w:t>
+      </w:r>
+      <w:proofErr w:type="spellEnd"/>
+      <w:r>
+        <w:rPr>
+          <w:sz w:val="28"/>
+          <w:szCs w:val="28"/>
+        </w:rPr>
+        <w:t xml:space="preserve"> noise-</w:t>
+      </w:r>
+      <w:proofErr w:type="spellStart"/>
+      <w:r>
+        <w:rPr>
+          <w:rFonts w:ascii="Nirmala UI" w:hAnsi="Nirmala UI" w:cs="Nirmala UI"/>
+          <w:sz w:val="28"/>
+          <w:szCs w:val="28"/>
+        </w:rPr>
+        <w:t>এর</w:t>
+      </w:r>
+      <w:proofErr w:type="spellEnd"/>
+      <w:r>
+        <w:rPr>
+          <w:sz w:val="28"/>
+          <w:szCs w:val="28"/>
+        </w:rPr>
+        <w:t xml:space="preserve"> </w:t>
+      </w:r>
+      <w:proofErr w:type="spellStart"/>
+      <w:r>
+        <w:rPr>
+          <w:rFonts w:ascii="Nirmala UI" w:hAnsi="Nirmala UI" w:cs="Nirmala UI"/>
+          <w:sz w:val="28"/>
+          <w:szCs w:val="28"/>
+        </w:rPr>
+        <w:t>প্রভাব</w:t>
+      </w:r>
+      <w:proofErr w:type="spellEnd"/>
+      <w:r>
+        <w:rPr>
+          <w:sz w:val="28"/>
+          <w:szCs w:val="28"/>
+        </w:rPr>
+        <w:t xml:space="preserve"> </w:t>
+      </w:r>
+      <w:proofErr w:type="spellStart"/>
+      <w:r>
+        <w:rPr>
+          <w:rFonts w:ascii="Nirmala UI" w:hAnsi="Nirmala UI" w:cs="Nirmala UI"/>
+          <w:sz w:val="28"/>
+          <w:szCs w:val="28"/>
+        </w:rPr>
+        <w:t>কম</w:t>
+      </w:r>
+      <w:proofErr w:type="spellEnd"/>
+      <w:r>
+        <w:rPr>
+          <w:sz w:val="28"/>
+          <w:szCs w:val="28"/>
+        </w:rPr>
+        <w:t xml:space="preserve"> </w:t>
+      </w:r>
+      <w:proofErr w:type="spellStart"/>
+      <w:r>
+        <w:rPr>
+          <w:rFonts w:ascii="Nirmala UI" w:hAnsi="Nirmala UI" w:cs="Nirmala UI"/>
+          <w:sz w:val="28"/>
+          <w:szCs w:val="28"/>
+        </w:rPr>
+        <w:t>হয়</w:t>
+      </w:r>
+      <w:proofErr w:type="spellEnd"/>
+      <w:r>
+        <w:rPr>
+          <w:sz w:val="28"/>
+          <w:szCs w:val="28"/>
+        </w:rPr>
+        <w:t xml:space="preserve"> (noisy immunity </w:t>
+      </w:r>
+      <w:proofErr w:type="spellStart"/>
+      <w:r>
+        <w:rPr>
+          <w:rFonts w:ascii="Nirmala UI" w:hAnsi="Nirmala UI" w:cs="Nirmala UI"/>
+          <w:sz w:val="28"/>
+          <w:szCs w:val="28"/>
+        </w:rPr>
+        <w:t>বাড়ে</w:t>
+      </w:r>
+      <w:proofErr w:type="spellEnd"/>
+      <w:r>
+        <w:rPr>
+          <w:sz w:val="28"/>
+          <w:szCs w:val="28"/>
+        </w:rPr>
+        <w:t>)</w:t>
+      </w:r>
+      <w:r>
+        <w:rPr>
+          <w:rFonts w:ascii="Nirmala UI" w:hAnsi="Nirmala UI" w:cs="Nirmala UI"/>
+          <w:sz w:val="28"/>
+          <w:szCs w:val="28"/>
+        </w:rPr>
+        <w:t>।</w:t>
+      </w:r>
+      <w:r>
+        <w:rPr>
+          <w:sz w:val="28"/>
+          <w:szCs w:val="28"/>
+        </w:rPr>
+        <w:t>)</w:t>
+      </w:r>
+      <w:r>
+        <w:rPr>
+          <w:sz w:val="28"/>
+          <w:szCs w:val="28"/>
+        </w:rPr>
+        <w:br/>
+      </w:r>
+      <w:r>
+        <w:rPr>
+          <w:sz w:val="28"/>
+          <w:szCs w:val="28"/>
+        </w:rPr>
+        <w:br/>
+      </w:r>
+      <w:r>
+        <w:rPr>
+          <w:rFonts w:ascii="Segoe UI Symbol" w:hAnsi="Segoe UI Symbol" w:cs="Segoe UI Symbol"/>
+          <w:sz w:val="28"/>
+          <w:szCs w:val="28"/>
+        </w:rPr>
+        <w:t>❖</w:t>
+      </w:r>
+      <w:r>
+        <w:rPr>
+          <w:sz w:val="28"/>
+          <w:szCs w:val="28"/>
+        </w:rPr>
+        <w:t xml:space="preserve">Size of an antenna depends on wavelength of a signal. After modulation (using high frequency carrier) wavelength of the modulated wave is reduced hence size of the antenna is reduced. </w:t>
+      </w:r>
+      <w:r>
+        <w:rPr>
+          <w:sz w:val="28"/>
+          <w:szCs w:val="28"/>
+        </w:rPr>
+        <w:br/>
+      </w:r>
+      <w:r>
+        <w:rPr>
+          <w:sz w:val="28"/>
+          <w:szCs w:val="28"/>
+        </w:rPr>
+        <w:t>(Antenna-</w:t>
+      </w:r>
+      <w:proofErr w:type="spellStart"/>
+      <w:r>
+        <w:rPr>
+          <w:rFonts w:ascii="Nirmala UI" w:hAnsi="Nirmala UI" w:cs="Nirmala UI"/>
+          <w:sz w:val="28"/>
+          <w:szCs w:val="28"/>
+        </w:rPr>
+        <w:t>এর</w:t>
+      </w:r>
+      <w:proofErr w:type="spellEnd"/>
+      <w:r>
+        <w:rPr>
+          <w:sz w:val="28"/>
+          <w:szCs w:val="28"/>
+        </w:rPr>
+        <w:t xml:space="preserve"> </w:t>
+      </w:r>
+      <w:proofErr w:type="spellStart"/>
+      <w:r>
+        <w:rPr>
+          <w:rFonts w:ascii="Nirmala UI" w:hAnsi="Nirmala UI" w:cs="Nirmala UI"/>
+          <w:sz w:val="28"/>
+          <w:szCs w:val="28"/>
+        </w:rPr>
+        <w:t>আকার</w:t>
+      </w:r>
+      <w:proofErr w:type="spellEnd"/>
+      <w:r>
+        <w:rPr>
+          <w:sz w:val="28"/>
+          <w:szCs w:val="28"/>
+        </w:rPr>
+        <w:t xml:space="preserve"> signal-</w:t>
+      </w:r>
+      <w:proofErr w:type="spellStart"/>
+      <w:r>
+        <w:rPr>
+          <w:rFonts w:ascii="Nirmala UI" w:hAnsi="Nirmala UI" w:cs="Nirmala UI"/>
+          <w:sz w:val="28"/>
+          <w:szCs w:val="28"/>
+        </w:rPr>
+        <w:t>এর</w:t>
+      </w:r>
+      <w:proofErr w:type="spellEnd"/>
+      <w:r>
+        <w:rPr>
+          <w:sz w:val="28"/>
+          <w:szCs w:val="28"/>
+        </w:rPr>
+        <w:t xml:space="preserve"> wavelength-</w:t>
+      </w:r>
+      <w:proofErr w:type="spellStart"/>
+      <w:r>
+        <w:rPr>
+          <w:rFonts w:ascii="Nirmala UI" w:hAnsi="Nirmala UI" w:cs="Nirmala UI"/>
+          <w:sz w:val="28"/>
+          <w:szCs w:val="28"/>
+        </w:rPr>
+        <w:t>এর</w:t>
+      </w:r>
+      <w:proofErr w:type="spellEnd"/>
+      <w:r>
+        <w:rPr>
+          <w:sz w:val="28"/>
+          <w:szCs w:val="28"/>
+        </w:rPr>
+        <w:t xml:space="preserve"> </w:t>
+      </w:r>
+      <w:proofErr w:type="spellStart"/>
+      <w:r>
+        <w:rPr>
+          <w:rFonts w:ascii="Nirmala UI" w:hAnsi="Nirmala UI" w:cs="Nirmala UI"/>
+          <w:sz w:val="28"/>
+          <w:szCs w:val="28"/>
+        </w:rPr>
+        <w:t>উপর</w:t>
+      </w:r>
+      <w:proofErr w:type="spellEnd"/>
+      <w:r>
+        <w:rPr>
+          <w:sz w:val="28"/>
+          <w:szCs w:val="28"/>
+        </w:rPr>
+        <w:t xml:space="preserve"> </w:t>
+      </w:r>
+      <w:proofErr w:type="spellStart"/>
+      <w:r>
+        <w:rPr>
+          <w:rFonts w:ascii="Nirmala UI" w:hAnsi="Nirmala UI" w:cs="Nirmala UI"/>
+          <w:sz w:val="28"/>
+          <w:szCs w:val="28"/>
+        </w:rPr>
+        <w:t>নির্ভর</w:t>
+      </w:r>
+      <w:proofErr w:type="spellEnd"/>
+      <w:r>
+        <w:rPr>
+          <w:sz w:val="28"/>
+          <w:szCs w:val="28"/>
+        </w:rPr>
+        <w:t xml:space="preserve"> </w:t>
+      </w:r>
+      <w:proofErr w:type="spellStart"/>
+      <w:r>
+        <w:rPr>
+          <w:rFonts w:ascii="Nirmala UI" w:hAnsi="Nirmala UI" w:cs="Nirmala UI"/>
+          <w:sz w:val="28"/>
+          <w:szCs w:val="28"/>
+        </w:rPr>
+        <w:t>করে</w:t>
+      </w:r>
+      <w:proofErr w:type="spellEnd"/>
+      <w:r>
+        <w:rPr>
+          <w:rFonts w:ascii="Nirmala UI" w:hAnsi="Nirmala UI" w:cs="Nirmala UI"/>
+          <w:sz w:val="28"/>
+          <w:szCs w:val="28"/>
+        </w:rPr>
+        <w:t>।</w:t>
+      </w:r>
+      <w:r>
+        <w:rPr>
+          <w:sz w:val="28"/>
+          <w:szCs w:val="28"/>
+        </w:rPr>
+        <w:t xml:space="preserve"> Modulation (high frequency carrier </w:t>
+      </w:r>
+      <w:proofErr w:type="spellStart"/>
+      <w:r>
+        <w:rPr>
+          <w:rFonts w:ascii="Nirmala UI" w:hAnsi="Nirmala UI" w:cs="Nirmala UI"/>
+          <w:sz w:val="28"/>
+          <w:szCs w:val="28"/>
+        </w:rPr>
+        <w:t>ব্যবহার</w:t>
+      </w:r>
+      <w:proofErr w:type="spellEnd"/>
+      <w:r>
+        <w:rPr>
+          <w:sz w:val="28"/>
+          <w:szCs w:val="28"/>
+        </w:rPr>
+        <w:t xml:space="preserve"> </w:t>
+      </w:r>
+      <w:proofErr w:type="spellStart"/>
+      <w:r>
+        <w:rPr>
+          <w:rFonts w:ascii="Nirmala UI" w:hAnsi="Nirmala UI" w:cs="Nirmala UI"/>
+          <w:sz w:val="28"/>
+          <w:szCs w:val="28"/>
+        </w:rPr>
+        <w:t>করে</w:t>
+      </w:r>
+      <w:proofErr w:type="spellEnd"/>
+      <w:r>
+        <w:rPr>
+          <w:sz w:val="28"/>
+          <w:szCs w:val="28"/>
+        </w:rPr>
+        <w:t xml:space="preserve">) </w:t>
+      </w:r>
+      <w:proofErr w:type="spellStart"/>
+      <w:r>
+        <w:rPr>
+          <w:rFonts w:ascii="Nirmala UI" w:hAnsi="Nirmala UI" w:cs="Nirmala UI"/>
+          <w:sz w:val="28"/>
+          <w:szCs w:val="28"/>
+        </w:rPr>
+        <w:t>করার</w:t>
+      </w:r>
+      <w:proofErr w:type="spellEnd"/>
+      <w:r>
+        <w:rPr>
+          <w:sz w:val="28"/>
+          <w:szCs w:val="28"/>
+        </w:rPr>
+        <w:t xml:space="preserve"> </w:t>
+      </w:r>
+      <w:proofErr w:type="spellStart"/>
+      <w:r>
+        <w:rPr>
+          <w:rFonts w:ascii="Nirmala UI" w:hAnsi="Nirmala UI" w:cs="Nirmala UI"/>
+          <w:sz w:val="28"/>
+          <w:szCs w:val="28"/>
+        </w:rPr>
+        <w:t>ফলে</w:t>
+      </w:r>
+      <w:proofErr w:type="spellEnd"/>
+      <w:r>
+        <w:rPr>
+          <w:sz w:val="28"/>
+          <w:szCs w:val="28"/>
+        </w:rPr>
+        <w:t xml:space="preserve"> wavelength </w:t>
+      </w:r>
+      <w:proofErr w:type="spellStart"/>
+      <w:r>
+        <w:rPr>
+          <w:rFonts w:ascii="Nirmala UI" w:hAnsi="Nirmala UI" w:cs="Nirmala UI"/>
+          <w:sz w:val="28"/>
+          <w:szCs w:val="28"/>
+        </w:rPr>
+        <w:t>কমে</w:t>
+      </w:r>
+      <w:proofErr w:type="spellEnd"/>
+      <w:r>
+        <w:rPr>
+          <w:sz w:val="28"/>
+          <w:szCs w:val="28"/>
+        </w:rPr>
+        <w:t xml:space="preserve"> </w:t>
+      </w:r>
+      <w:proofErr w:type="spellStart"/>
+      <w:r>
+        <w:rPr>
+          <w:rFonts w:ascii="Nirmala UI" w:hAnsi="Nirmala UI" w:cs="Nirmala UI"/>
+          <w:sz w:val="28"/>
+          <w:szCs w:val="28"/>
+        </w:rPr>
+        <w:t>যায়</w:t>
+      </w:r>
+      <w:proofErr w:type="spellEnd"/>
+      <w:r>
+        <w:rPr>
+          <w:sz w:val="28"/>
+          <w:szCs w:val="28"/>
+        </w:rPr>
+        <w:t xml:space="preserve">, </w:t>
+      </w:r>
+      <w:proofErr w:type="spellStart"/>
+      <w:r>
+        <w:rPr>
+          <w:rFonts w:ascii="Nirmala UI" w:hAnsi="Nirmala UI" w:cs="Nirmala UI"/>
+          <w:sz w:val="28"/>
+          <w:szCs w:val="28"/>
+        </w:rPr>
+        <w:t>তাই</w:t>
+      </w:r>
+      <w:proofErr w:type="spellEnd"/>
+      <w:r>
+        <w:rPr>
+          <w:sz w:val="28"/>
+          <w:szCs w:val="28"/>
+        </w:rPr>
+        <w:t xml:space="preserve"> antenna </w:t>
+      </w:r>
+      <w:proofErr w:type="spellStart"/>
+      <w:r>
+        <w:rPr>
+          <w:rFonts w:ascii="Nirmala UI" w:hAnsi="Nirmala UI" w:cs="Nirmala UI"/>
+          <w:sz w:val="28"/>
+          <w:szCs w:val="28"/>
+        </w:rPr>
+        <w:t>ছোট</w:t>
+      </w:r>
+      <w:proofErr w:type="spellEnd"/>
+      <w:r>
+        <w:rPr>
+          <w:sz w:val="28"/>
+          <w:szCs w:val="28"/>
+        </w:rPr>
+        <w:t xml:space="preserve"> </w:t>
+      </w:r>
+      <w:proofErr w:type="spellStart"/>
+      <w:r>
+        <w:rPr>
+          <w:rFonts w:ascii="Nirmala UI" w:hAnsi="Nirmala UI" w:cs="Nirmala UI"/>
+          <w:sz w:val="28"/>
+          <w:szCs w:val="28"/>
+        </w:rPr>
+        <w:t>করা</w:t>
+      </w:r>
+      <w:proofErr w:type="spellEnd"/>
+      <w:r>
+        <w:rPr>
+          <w:sz w:val="28"/>
+          <w:szCs w:val="28"/>
+        </w:rPr>
+        <w:t xml:space="preserve"> </w:t>
+      </w:r>
+      <w:proofErr w:type="spellStart"/>
+      <w:r>
+        <w:rPr>
+          <w:rFonts w:ascii="Nirmala UI" w:hAnsi="Nirmala UI" w:cs="Nirmala UI"/>
+          <w:sz w:val="28"/>
+          <w:szCs w:val="28"/>
+        </w:rPr>
+        <w:t>যায়</w:t>
+      </w:r>
+      <w:proofErr w:type="spellEnd"/>
+      <w:r>
+        <w:rPr>
+          <w:rFonts w:ascii="Nirmala UI" w:hAnsi="Nirmala UI" w:cs="Nirmala UI"/>
+          <w:sz w:val="28"/>
+          <w:szCs w:val="28"/>
+        </w:rPr>
+        <w:t>।)</w:t>
+      </w:r>
+      <w:r>
+        <w:rPr>
+          <w:sz w:val="28"/>
+          <w:szCs w:val="28"/>
+        </w:rPr>
+        <w:br/>
+      </w:r>
+      <w:r>
+        <w:rPr>
+          <w:sz w:val="28"/>
+          <w:szCs w:val="28"/>
+        </w:rPr>
+        <w:br/>
+      </w:r>
+      <w:r>
+        <w:rPr>
+          <w:rFonts w:ascii="Segoe UI Symbol" w:hAnsi="Segoe UI Symbol" w:cs="Segoe UI Symbol"/>
+          <w:sz w:val="28"/>
+          <w:szCs w:val="28"/>
+        </w:rPr>
+        <w:t>❖</w:t>
+      </w:r>
+      <w:r>
+        <w:rPr>
+          <w:sz w:val="28"/>
+          <w:szCs w:val="28"/>
+        </w:rPr>
+        <w:t>A modulated wave can propagate far longer way than the baseband signal.</w:t>
+      </w:r>
+      <w:r>
+        <w:rPr>
+          <w:sz w:val="28"/>
+          <w:szCs w:val="28"/>
+        </w:rPr>
+        <w:br/>
+      </w:r>
+      <w:r>
+        <w:rPr>
+          <w:sz w:val="28"/>
+          <w:szCs w:val="28"/>
+        </w:rPr>
+        <w:t>(Modulated wave, baseband signal-</w:t>
+      </w:r>
+      <w:proofErr w:type="spellStart"/>
+      <w:r>
+        <w:rPr>
+          <w:rFonts w:ascii="Nirmala UI" w:hAnsi="Nirmala UI" w:cs="Nirmala UI"/>
+          <w:sz w:val="28"/>
+          <w:szCs w:val="28"/>
+        </w:rPr>
+        <w:t>এর</w:t>
+      </w:r>
+      <w:proofErr w:type="spellEnd"/>
+      <w:r>
+        <w:rPr>
+          <w:sz w:val="28"/>
+          <w:szCs w:val="28"/>
+        </w:rPr>
+        <w:t xml:space="preserve"> </w:t>
+      </w:r>
+      <w:proofErr w:type="spellStart"/>
+      <w:r>
+        <w:rPr>
+          <w:rFonts w:ascii="Nirmala UI" w:hAnsi="Nirmala UI" w:cs="Nirmala UI"/>
+          <w:sz w:val="28"/>
+          <w:szCs w:val="28"/>
+        </w:rPr>
+        <w:t>তুলনায়</w:t>
+      </w:r>
+      <w:proofErr w:type="spellEnd"/>
+      <w:r>
+        <w:rPr>
+          <w:sz w:val="28"/>
+          <w:szCs w:val="28"/>
+        </w:rPr>
+        <w:t xml:space="preserve"> </w:t>
+      </w:r>
+      <w:proofErr w:type="spellStart"/>
+      <w:r>
+        <w:rPr>
+          <w:rFonts w:ascii="Nirmala UI" w:hAnsi="Nirmala UI" w:cs="Nirmala UI"/>
+          <w:sz w:val="28"/>
+          <w:szCs w:val="28"/>
+        </w:rPr>
+        <w:t>অনেক</w:t>
+      </w:r>
+      <w:proofErr w:type="spellEnd"/>
+      <w:r>
+        <w:rPr>
+          <w:sz w:val="28"/>
+          <w:szCs w:val="28"/>
+        </w:rPr>
+        <w:t xml:space="preserve"> </w:t>
+      </w:r>
+      <w:proofErr w:type="spellStart"/>
+      <w:r>
+        <w:rPr>
+          <w:rFonts w:ascii="Nirmala UI" w:hAnsi="Nirmala UI" w:cs="Nirmala UI"/>
+          <w:sz w:val="28"/>
+          <w:szCs w:val="28"/>
+        </w:rPr>
+        <w:t>দূর</w:t>
+      </w:r>
+      <w:proofErr w:type="spellEnd"/>
+      <w:r>
+        <w:rPr>
+          <w:sz w:val="28"/>
+          <w:szCs w:val="28"/>
+        </w:rPr>
+        <w:t xml:space="preserve"> </w:t>
+      </w:r>
+      <w:proofErr w:type="spellStart"/>
+      <w:r>
+        <w:rPr>
+          <w:rFonts w:ascii="Nirmala UI" w:hAnsi="Nirmala UI" w:cs="Nirmala UI"/>
+          <w:sz w:val="28"/>
+          <w:szCs w:val="28"/>
+        </w:rPr>
+        <w:t>পর্যন্ত</w:t>
+      </w:r>
+      <w:proofErr w:type="spellEnd"/>
+      <w:r>
+        <w:rPr>
+          <w:sz w:val="28"/>
+          <w:szCs w:val="28"/>
+        </w:rPr>
+        <w:t xml:space="preserve"> </w:t>
+      </w:r>
+      <w:proofErr w:type="spellStart"/>
+      <w:r>
+        <w:rPr>
+          <w:rFonts w:ascii="Nirmala UI" w:hAnsi="Nirmala UI" w:cs="Nirmala UI"/>
+          <w:sz w:val="28"/>
+          <w:szCs w:val="28"/>
+        </w:rPr>
+        <w:t>যেতে</w:t>
+      </w:r>
+      <w:proofErr w:type="spellEnd"/>
+      <w:r>
+        <w:rPr>
+          <w:sz w:val="28"/>
+          <w:szCs w:val="28"/>
+        </w:rPr>
+        <w:t xml:space="preserve"> </w:t>
+      </w:r>
+      <w:proofErr w:type="spellStart"/>
+      <w:r>
+        <w:rPr>
+          <w:rFonts w:ascii="Nirmala UI" w:hAnsi="Nirmala UI" w:cs="Nirmala UI"/>
+          <w:sz w:val="28"/>
+          <w:szCs w:val="28"/>
+        </w:rPr>
+        <w:t>পারে</w:t>
+      </w:r>
+      <w:proofErr w:type="spellEnd"/>
+      <w:r>
+        <w:rPr>
+          <w:rFonts w:ascii="Nirmala UI" w:hAnsi="Nirmala UI" w:cs="Nirmala UI"/>
+          <w:sz w:val="28"/>
+          <w:szCs w:val="28"/>
+        </w:rPr>
+        <w:t>।</w:t>
+      </w:r>
+      <w:r>
+        <w:rPr>
+          <w:sz w:val="28"/>
+          <w:szCs w:val="28"/>
+        </w:rPr>
+        <w:t>)</w:t>
+      </w:r>
+      <w:r>
+        <w:br/>
       </w:r>
     </w:p>
     <w:p>
@@ -2139,7 +3369,39 @@
           <w:sz w:val="28"/>
           <w:szCs w:val="28"/>
         </w:rPr>
-        <w:t>Only diagram and with cos(2 π</w:t>
+        <w:t xml:space="preserve">Only diagram and </w:t>
+      </w:r>
+      <w:proofErr w:type="spellStart"/>
+      <w:r>
+        <w:rPr>
+          <w:sz w:val="28"/>
+          <w:szCs w:val="28"/>
+        </w:rPr>
+        <w:t>wi</w:t>
+      </w:r>
+      <w:proofErr w:type="spellEnd"/>
+      <w:r>
+        <w:rPr>
+          <w:sz w:val="28"/>
+          <w:szCs w:val="28"/>
+        </w:rPr>
+        <w:t xml:space="preserve"> </w:t>
+      </w:r>
+      <w:proofErr w:type="spellStart"/>
+      <w:r>
+        <w:rPr>
+          <w:sz w:val="28"/>
+          <w:szCs w:val="28"/>
+        </w:rPr>
+        <w:t>th</w:t>
+      </w:r>
+      <w:proofErr w:type="spellEnd"/>
+      <w:r>
+        <w:rPr>
+          <w:sz w:val="28"/>
+          <w:szCs w:val="28"/>
+        </w:rPr>
+        <w:t xml:space="preserve"> cos(2 π</w:t>
       </w:r>
       <w:r>
         <w:rPr>
@@ -2318,6 +3580,96 @@
         </w:rPr>
         <w:t xml:space="preserve"> shadow color only</w:t>
       </w:r>
+      <w:r>
+        <w:rPr>
+          <w:b/>
+          <w:color w:val="FF0000"/>
+          <w:sz w:val="28"/>
+          <w:szCs w:val="28"/>
+        </w:rPr>
+        <w:br/>
+      </w:r>
+      <w:r>
+        <w:rPr>
+          <w:b/>
+          <w:color w:val="FF0000"/>
+          <w:sz w:val="28"/>
+          <w:szCs w:val="28"/>
+        </w:rPr>
+        <w:br/>
+      </w:r>
+      <w:r>
+        <w:rPr>
+          <w:sz w:val="28"/>
+          <w:szCs w:val="28"/>
+        </w:rPr>
+        <w:t xml:space="preserve">In BPSK bit rate and modulation symbol rate are equal. In MPSK </w:t>
+      </w:r>
+      <w:r>
+        <w:rPr>
+          <w:color w:val="FF0000"/>
+          <w:sz w:val="28"/>
+          <w:szCs w:val="28"/>
+          <w:highlight w:val="yellow"/>
+        </w:rPr>
+        <w:t>n = log</w:t>
+      </w:r>
+      <w:r>
+        <w:rPr>
+          <w:color w:val="FF0000"/>
+          <w:sz w:val="28"/>
+          <w:szCs w:val="28"/>
+          <w:highlight w:val="yellow"/>
+          <w:vertAlign w:val="subscript"/>
+        </w:rPr>
+        <w:t>2</w:t>
+      </w:r>
+      <w:r>
+        <w:rPr>
+          <w:color w:val="FF0000"/>
+          <w:sz w:val="28"/>
+          <w:szCs w:val="28"/>
+          <w:highlight w:val="yellow"/>
+        </w:rPr>
+        <w:t>M</w:t>
+      </w:r>
+      <w:r>
+        <w:rPr>
+          <w:color w:val="FF0000"/>
+          <w:sz w:val="28"/>
+          <w:szCs w:val="28"/>
+        </w:rPr>
+        <w:t xml:space="preserve"> </w:t>
+      </w:r>
+      <w:r>
+        <w:rPr>
+          <w:sz w:val="28"/>
+          <w:szCs w:val="28"/>
+        </w:rPr>
+        <w:lastRenderedPageBreak/>
+        <w:t>bits are represented by a modulation symbol hence bit rate is n times higher than symbol rate. Therefore n times more informa</w:t>
+      </w:r>
+      <w:r>
+        <w:rPr>
+          <w:sz w:val="28"/>
+          <w:szCs w:val="28"/>
+        </w:rPr>
+        <w:t xml:space="preserve">tion can be transmitted by MPSK </w:t>
+      </w:r>
+      <w:r>
+        <w:rPr>
+          <w:sz w:val="28"/>
+          <w:szCs w:val="28"/>
+        </w:rPr>
+        <w:t xml:space="preserve">scheme compared to that of BPSK </w:t>
+      </w:r>
+      <w:r>
+        <w:rPr>
+          <w:sz w:val="28"/>
+          <w:szCs w:val="28"/>
+        </w:rPr>
+        <w:br/>
+      </w:r>
     </w:p>
     <w:p>
       <w:pPr>
@@ -2466,6 +3818,63 @@
         </w:rPr>
         <w:t>.</w:t>
       </w:r>
+      <w:r>
+        <w:rPr>
+          <w:b/>
+          <w:color w:val="FF0000"/>
+          <w:sz w:val="28"/>
+          <w:szCs w:val="28"/>
+        </w:rPr>
+        <w:br/>
+      </w:r>
+      <w:r>
+        <w:rPr>
+          <w:noProof/>
+          <w:sz w:val="28"/>
+          <w:szCs w:val="28"/>
+        </w:rPr>
+        <w:drawing>
+          <wp:inline distT="0" distB="0" distL="0" distR="0">
+            <wp:extent cx="5943600" cy="1235710"/>
+            <wp:effectExtent l="0" t="0" r="0" b="2540"/>
+            <wp:docPr id="1" name="Picture 1"/>
+            <wp:cNvGraphicFramePr>
+              <a:graphicFrameLocks xmlns:a="http://schemas.openxmlformats.org/drawingml/2006/main" noChangeAspect="1"/>
+            </wp:cNvGraphicFramePr>
+            <a:graphic xmlns:a="http://schemas.openxmlformats.org/drawingml/2006/main">
+              <a:graphicData uri="http://schemas.openxmlformats.org/drawingml/2006/picture">
+                <pic:pic xmlns:pic="http://schemas.openxmlformats.org/drawingml/2006/picture">
+                  <pic:nvPicPr>
+                    <pic:cNvPr id="1" name="Screenshot_1.png"/>
+                    <pic:cNvPicPr/>
+                  </pic:nvPicPr>
+                  <pic:blipFill>
+                    <a:blip r:embed="rId5">
+                      <a:extLst>
+                        <a:ext uri="{28A0092B-C50C-407E-A947-70E740481C1C}">
+                          <a14:useLocalDpi xmlns:a14="http://schemas.microsoft.com/office/drawing/2010/main" val="0"/>
+                        </a:ext>
+                      </a:extLst>
+                    </a:blip>
+                    <a:stretch>
+                      <a:fillRect/>
+                    </a:stretch>
+                  </pic:blipFill>
+                  <pic:spPr>
+                    <a:xfrm>
+                      <a:off x="0" y="0"/>
+                      <a:ext cx="5943600" cy="1235710"/>
+                    </a:xfrm>
+                    <a:prstGeom prst="rect">
+                      <a:avLst/>
+                    </a:prstGeom>
+                  </pic:spPr>
+                </pic:pic>
+              </a:graphicData>
+            </a:graphic>
+          </wp:inline>
+        </w:drawing>
+      </w:r>
     </w:p>
     <w:p>
       <w:pPr>
@@ -2485,7 +3894,6 @@
           <w:sz w:val="28"/>
           <w:szCs w:val="28"/>
         </w:rPr>
-        <w:lastRenderedPageBreak/>
         <w:t xml:space="preserve">Why </w:t>
       </w:r>
       <w:r>
@@ -2574,6 +3982,321 @@
           <w:szCs w:val="28"/>
         </w:rPr>
         <w:t xml:space="preserve"> and first equation only.</w:t>
+      </w:r>
+      <w:r>
+        <w:rPr>
+          <w:sz w:val="28"/>
+          <w:szCs w:val="28"/>
+        </w:rPr>
+        <w:br/>
+      </w:r>
+      <w:r>
+        <w:rPr>
+          <w:sz w:val="28"/>
+          <w:szCs w:val="28"/>
+        </w:rPr>
+        <w:br/>
+      </w:r>
+      <w:r>
+        <w:rPr>
+          <w:sz w:val="28"/>
+          <w:szCs w:val="28"/>
+        </w:rPr>
+        <w:t xml:space="preserve">In QAM both amplitude and phase of the carrier are modulated to enhance bandwidth efficiency. For M-QAM the </w:t>
+      </w:r>
+      <w:proofErr w:type="spellStart"/>
+      <w:r>
+        <w:rPr>
+          <w:sz w:val="28"/>
+          <w:szCs w:val="28"/>
+        </w:rPr>
+        <w:t>i</w:t>
+      </w:r>
+      <w:r>
+        <w:rPr>
+          <w:sz w:val="28"/>
+          <w:szCs w:val="28"/>
+          <w:vertAlign w:val="superscript"/>
+        </w:rPr>
+        <w:t>th</w:t>
+      </w:r>
+      <w:proofErr w:type="spellEnd"/>
+      <w:r>
+        <w:rPr>
+          <w:sz w:val="28"/>
+          <w:szCs w:val="28"/>
+        </w:rPr>
+        <w:t xml:space="preserve"> symbol wave is expressed as,</w:t>
+      </w:r>
+      <w:r>
+        <w:rPr>
+          <w:sz w:val="28"/>
+          <w:szCs w:val="28"/>
+        </w:rPr>
+        <w:br/>
+      </w:r>
+      <w:r>
+        <w:rPr>
+          <w:noProof/>
+          <w:sz w:val="28"/>
+          <w:szCs w:val="28"/>
+        </w:rPr>
+        <w:drawing>
+          <wp:inline distT="0" distB="0" distL="0" distR="0">
+            <wp:extent cx="5363323" cy="600159"/>
+            <wp:effectExtent l="0" t="0" r="0" b="9525"/>
+            <wp:docPr id="2" name="Picture 2"/>
+            <wp:cNvGraphicFramePr>
+              <a:graphicFrameLocks xmlns:a="http://schemas.openxmlformats.org/drawingml/2006/main" noChangeAspect="1"/>
+            </wp:cNvGraphicFramePr>
+            <a:graphic xmlns:a="http://schemas.openxmlformats.org/drawingml/2006/main">
+              <a:graphicData uri="http://schemas.openxmlformats.org/drawingml/2006/picture">
+                <pic:pic xmlns:pic="http://schemas.openxmlformats.org/drawingml/2006/picture">
+                  <pic:nvPicPr>
+                    <pic:cNvPr id="2" name="Screenshot_2.png"/>
+                    <pic:cNvPicPr/>
+                  </pic:nvPicPr>
+                  <pic:blipFill>
+                    <a:blip r:embed="rId6">
+                      <a:extLst>
+                        <a:ext uri="{28A0092B-C50C-407E-A947-70E740481C1C}">
+                          <a14:useLocalDpi xmlns:a14="http://schemas.microsoft.com/office/drawing/2010/main" val="0"/>
+                        </a:ext>
+                      </a:extLst>
+                    </a:blip>
+                    <a:stretch>
+                      <a:fillRect/>
+                    </a:stretch>
+                  </pic:blipFill>
+                  <pic:spPr>
+                    <a:xfrm>
+                      <a:off x="0" y="0"/>
+                      <a:ext cx="5363323" cy="600159"/>
+                    </a:xfrm>
+                    <a:prstGeom prst="rect">
+                      <a:avLst/>
+                    </a:prstGeom>
+                  </pic:spPr>
+                </pic:pic>
+              </a:graphicData>
+            </a:graphic>
+          </wp:inline>
+        </w:drawing>
+      </w:r>
+      <w:r>
+        <w:rPr>
+          <w:sz w:val="28"/>
+          <w:szCs w:val="28"/>
+        </w:rPr>
+        <w:br/>
+        <w:t>(</w:t>
+      </w:r>
+      <w:r>
+        <w:rPr>
+          <w:rStyle w:val="Strong"/>
+        </w:rPr>
+        <w:t>QAM-</w:t>
+      </w:r>
+      <w:r>
+        <w:rPr>
+          <w:rStyle w:val="Strong"/>
+          <w:rFonts w:ascii="Nirmala UI" w:hAnsi="Nirmala UI" w:cs="Nirmala UI"/>
+        </w:rPr>
+        <w:t>এ</w:t>
+      </w:r>
+      <w:r>
+        <w:rPr>
+          <w:rStyle w:val="Strong"/>
+        </w:rPr>
+        <w:t xml:space="preserve"> carrier-</w:t>
+      </w:r>
+      <w:proofErr w:type="spellStart"/>
+      <w:r>
+        <w:rPr>
+          <w:rStyle w:val="Strong"/>
+          <w:rFonts w:ascii="Nirmala UI" w:hAnsi="Nirmala UI" w:cs="Nirmala UI"/>
+        </w:rPr>
+        <w:t>এর</w:t>
+      </w:r>
+      <w:proofErr w:type="spellEnd"/>
+      <w:r>
+        <w:rPr>
+          <w:rStyle w:val="Strong"/>
+        </w:rPr>
+        <w:t xml:space="preserve"> amplitude </w:t>
+      </w:r>
+      <w:proofErr w:type="spellStart"/>
+      <w:r>
+        <w:rPr>
+          <w:rStyle w:val="Strong"/>
+          <w:rFonts w:ascii="Nirmala UI" w:hAnsi="Nirmala UI" w:cs="Nirmala UI"/>
+        </w:rPr>
+        <w:t>এবং</w:t>
+      </w:r>
+      <w:proofErr w:type="spellEnd"/>
+      <w:r>
+        <w:rPr>
+          <w:rStyle w:val="Strong"/>
+        </w:rPr>
+        <w:t xml:space="preserve"> phase </w:t>
+      </w:r>
+      <w:proofErr w:type="spellStart"/>
+      <w:r>
+        <w:rPr>
+          <w:rStyle w:val="Strong"/>
+          <w:rFonts w:ascii="Nirmala UI" w:hAnsi="Nirmala UI" w:cs="Nirmala UI"/>
+        </w:rPr>
+        <w:t>দুটোই</w:t>
+      </w:r>
+      <w:proofErr w:type="spellEnd"/>
+      <w:r>
+        <w:rPr>
+          <w:rStyle w:val="Strong"/>
+        </w:rPr>
+        <w:t xml:space="preserve"> </w:t>
+      </w:r>
+      <w:proofErr w:type="spellStart"/>
+      <w:r>
+        <w:rPr>
+          <w:rStyle w:val="Strong"/>
+          <w:rFonts w:ascii="Nirmala UI" w:hAnsi="Nirmala UI" w:cs="Nirmala UI"/>
+        </w:rPr>
+        <w:t>পরিবর্তন</w:t>
+      </w:r>
+      <w:proofErr w:type="spellEnd"/>
+      <w:r>
+        <w:rPr>
+          <w:rStyle w:val="Strong"/>
+        </w:rPr>
+        <w:t xml:space="preserve"> (modulate) </w:t>
+      </w:r>
+      <w:proofErr w:type="spellStart"/>
+      <w:r>
+        <w:rPr>
+          <w:rStyle w:val="Strong"/>
+          <w:rFonts w:ascii="Nirmala UI" w:hAnsi="Nirmala UI" w:cs="Nirmala UI"/>
+        </w:rPr>
+        <w:t>করা</w:t>
+      </w:r>
+      <w:proofErr w:type="spellEnd"/>
+      <w:r>
+        <w:rPr>
+          <w:rStyle w:val="Strong"/>
+        </w:rPr>
+        <w:t xml:space="preserve"> </w:t>
+      </w:r>
+      <w:proofErr w:type="spellStart"/>
+      <w:r>
+        <w:rPr>
+          <w:rStyle w:val="Strong"/>
+          <w:rFonts w:ascii="Nirmala UI" w:hAnsi="Nirmala UI" w:cs="Nirmala UI"/>
+        </w:rPr>
+        <w:t>হয়</w:t>
+      </w:r>
+      <w:proofErr w:type="spellEnd"/>
+      <w:r>
+        <w:rPr>
+          <w:rStyle w:val="Strong"/>
+        </w:rPr>
+        <w:t xml:space="preserve">, </w:t>
+      </w:r>
+      <w:proofErr w:type="spellStart"/>
+      <w:r>
+        <w:rPr>
+          <w:rStyle w:val="Strong"/>
+          <w:rFonts w:ascii="Nirmala UI" w:hAnsi="Nirmala UI" w:cs="Nirmala UI"/>
+        </w:rPr>
+        <w:t>যাতে</w:t>
+      </w:r>
+      <w:proofErr w:type="spellEnd"/>
+      <w:r>
+        <w:rPr>
+          <w:rStyle w:val="Strong"/>
+        </w:rPr>
+        <w:t xml:space="preserve"> bandwidth </w:t>
+      </w:r>
+      <w:proofErr w:type="spellStart"/>
+      <w:r>
+        <w:rPr>
+          <w:rStyle w:val="Strong"/>
+          <w:rFonts w:ascii="Nirmala UI" w:hAnsi="Nirmala UI" w:cs="Nirmala UI"/>
+        </w:rPr>
+        <w:t>বেশি</w:t>
+      </w:r>
+      <w:proofErr w:type="spellEnd"/>
+      <w:r>
+        <w:rPr>
+          <w:rStyle w:val="Strong"/>
+        </w:rPr>
+        <w:t xml:space="preserve"> </w:t>
+      </w:r>
+      <w:proofErr w:type="spellStart"/>
+      <w:r>
+        <w:rPr>
+          <w:rStyle w:val="Strong"/>
+          <w:rFonts w:ascii="Nirmala UI" w:hAnsi="Nirmala UI" w:cs="Nirmala UI"/>
+        </w:rPr>
+        <w:t>কার্যকরভাবে</w:t>
+      </w:r>
+      <w:proofErr w:type="spellEnd"/>
+      <w:r>
+        <w:rPr>
+          <w:rStyle w:val="Strong"/>
+        </w:rPr>
+        <w:t xml:space="preserve"> </w:t>
+      </w:r>
+      <w:proofErr w:type="spellStart"/>
+      <w:r>
+        <w:rPr>
+          <w:rStyle w:val="Strong"/>
+          <w:rFonts w:ascii="Nirmala UI" w:hAnsi="Nirmala UI" w:cs="Nirmala UI"/>
+        </w:rPr>
+        <w:t>ব্যবহার</w:t>
+      </w:r>
+      <w:proofErr w:type="spellEnd"/>
+      <w:r>
+        <w:rPr>
+          <w:rStyle w:val="Strong"/>
+        </w:rPr>
+        <w:t xml:space="preserve"> </w:t>
+      </w:r>
+      <w:proofErr w:type="spellStart"/>
+      <w:r>
+        <w:rPr>
+          <w:rStyle w:val="Strong"/>
+          <w:rFonts w:ascii="Nirmala UI" w:hAnsi="Nirmala UI" w:cs="Nirmala UI"/>
+        </w:rPr>
+        <w:t>করা</w:t>
+      </w:r>
+      <w:proofErr w:type="spellEnd"/>
+      <w:r>
+        <w:rPr>
+          <w:rStyle w:val="Strong"/>
+        </w:rPr>
+        <w:t xml:space="preserve"> </w:t>
+      </w:r>
+      <w:proofErr w:type="spellStart"/>
+      <w:r>
+        <w:rPr>
+          <w:rStyle w:val="Strong"/>
+          <w:rFonts w:ascii="Nirmala UI" w:hAnsi="Nirmala UI" w:cs="Nirmala UI"/>
+        </w:rPr>
+        <w:t>যায়</w:t>
+      </w:r>
+      <w:proofErr w:type="spellEnd"/>
+      <w:r>
+        <w:rPr>
+          <w:rStyle w:val="Strong"/>
+          <w:rFonts w:ascii="Nirmala UI" w:hAnsi="Nirmala UI" w:cs="Nirmala UI"/>
+        </w:rPr>
+        <w:t>।</w:t>
+      </w:r>
+      <w:r>
+        <w:rPr>
+          <w:sz w:val="28"/>
+          <w:szCs w:val="28"/>
+        </w:rPr>
+        <w:t>)</w:t>
       </w:r>
       <w:r>
         <w:rPr>
@@ -2598,6 +4321,7 @@
       <w:r>
         <w:rPr>
           <w:b/>
+          <w:color w:val="FF0000"/>
           <w:sz w:val="28"/>
           <w:szCs w:val="28"/>
         </w:rPr>
@@ -2607,6 +4331,7 @@
       <w:r>
         <w:rPr>
           <w:b/>
+          <w:color w:val="FF0000"/>
           <w:sz w:val="28"/>
           <w:szCs w:val="28"/>
         </w:rPr>
@@ -2635,6 +4360,64 @@
           <w:szCs w:val="28"/>
         </w:rPr>
         <w:t>: Slide 19 diagram.</w:t>
+      </w:r>
+    </w:p>
+    <w:p>
+      <w:pPr>
+        <w:pStyle w:val="NormalWeb"/>
+        <w:ind w:left="720"/>
+        <w:rPr>
+          <w:sz w:val="28"/>
+          <w:szCs w:val="28"/>
+        </w:rPr>
+      </w:pPr>
+      <w:r>
+        <w:rPr>
+          <w:noProof/>
+          <w:sz w:val="28"/>
+          <w:szCs w:val="28"/>
+        </w:rPr>
+        <w:drawing>
+          <wp:inline distT="0" distB="0" distL="0" distR="0">
+            <wp:extent cx="5705475" cy="2676525"/>
+            <wp:effectExtent l="0" t="0" r="9525" b="9525"/>
+            <wp:docPr id="3" name="Picture 3"/>
+            <wp:cNvGraphicFramePr>
+              <a:graphicFrameLocks xmlns:a="http://schemas.openxmlformats.org/drawingml/2006/main" noChangeAspect="1"/>
+            </wp:cNvGraphicFramePr>
+            <a:graphic xmlns:a="http://schemas.openxmlformats.org/drawingml/2006/main">
+              <a:graphicData uri="http://schemas.openxmlformats.org/drawingml/2006/picture">
+                <pic:pic xmlns:pic="http://schemas.openxmlformats.org/drawingml/2006/picture">
+                  <pic:nvPicPr>
+                    <pic:cNvPr id="3" name="Screenshot_3.png"/>
+                    <pic:cNvPicPr/>
+                  </pic:nvPicPr>
+                  <pic:blipFill>
+                    <a:blip r:embed="rId7">
+                      <a:extLst>
+                        <a:ext uri="{28A0092B-C50C-407E-A947-70E740481C1C}">
+                          <a14:useLocalDpi xmlns:a14="http://schemas.microsoft.com/office/drawing/2010/main" val="0"/>
+                        </a:ext>
+                      </a:extLst>
+                    </a:blip>
+                    <a:stretch>
+                      <a:fillRect/>
+                    </a:stretch>
+                  </pic:blipFill>
+                  <pic:spPr>
+                    <a:xfrm>
+                      <a:off x="0" y="0"/>
+                      <a:ext cx="5705475" cy="2676525"/>
+                    </a:xfrm>
+                    <a:prstGeom prst="rect">
+                      <a:avLst/>
+                    </a:prstGeom>
+                  </pic:spPr>
+                </pic:pic>
+              </a:graphicData>
+            </a:graphic>
+          </wp:inline>
+        </w:drawing>
       </w:r>
     </w:p>
     <w:p>
@@ -2730,7 +4513,7 @@
       <w:r>
         <w:rPr>
           <w:b/>
-          <w:color w:val="000000" w:themeColor="text1"/>
+          <w:color w:val="FF0000"/>
           <w:sz w:val="28"/>
           <w:szCs w:val="28"/>
         </w:rPr>
@@ -2774,6 +4557,57 @@
           <w:szCs w:val="28"/>
         </w:rPr>
         <w:t xml:space="preserve"> . (Only figure) </w:t>
+      </w:r>
+      <w:r>
+        <w:rPr>
+          <w:b/>
+          <w:noProof/>
+          <w:color w:val="FF0000"/>
+          <w:sz w:val="36"/>
+          <w:szCs w:val="36"/>
+          <w:u w:val="single"/>
+        </w:rPr>
+        <w:drawing>
+          <wp:inline distT="0" distB="0" distL="0" distR="0">
+            <wp:extent cx="5372850" cy="5449060"/>
+            <wp:effectExtent l="0" t="0" r="0" b="0"/>
+            <wp:docPr id="5" name="Picture 5"/>
+            <wp:cNvGraphicFramePr>
+              <a:graphicFrameLocks xmlns:a="http://schemas.openxmlformats.org/drawingml/2006/main" noChangeAspect="1"/>
+            </wp:cNvGraphicFramePr>
+            <a:graphic xmlns:a="http://schemas.openxmlformats.org/drawingml/2006/main">
+              <a:graphicData uri="http://schemas.openxmlformats.org/drawingml/2006/picture">
+                <pic:pic xmlns:pic="http://schemas.openxmlformats.org/drawingml/2006/picture">
+                  <pic:nvPicPr>
+                    <pic:cNvPr id="5" name="Screenshot_5.png"/>
+                    <pic:cNvPicPr/>
+                  </pic:nvPicPr>
+                  <pic:blipFill>
+                    <a:blip r:embed="rId8">
+                      <a:extLst>
+                        <a:ext uri="{28A0092B-C50C-407E-A947-70E740481C1C}">
+                          <a14:useLocalDpi xmlns:a14="http://schemas.microsoft.com/office/drawing/2010/main" val="0"/>
+                        </a:ext>
+                      </a:extLst>
+                    </a:blip>
+                    <a:stretch>
+                      <a:fillRect/>
+                    </a:stretch>
+                  </pic:blipFill>
+                  <pic:spPr>
+                    <a:xfrm>
+                      <a:off x="0" y="0"/>
+                      <a:ext cx="5372850" cy="5449060"/>
+                    </a:xfrm>
+                    <a:prstGeom prst="rect">
+                      <a:avLst/>
+                    </a:prstGeom>
+                  </pic:spPr>
+                </pic:pic>
+              </a:graphicData>
+            </a:graphic>
+          </wp:inline>
+        </w:drawing>
       </w:r>
     </w:p>
     <w:p>
@@ -2791,6 +4625,7 @@
       <w:r>
         <w:rPr>
           <w:b/>
+          <w:color w:val="FF0000"/>
           <w:sz w:val="28"/>
           <w:szCs w:val="28"/>
         </w:rPr>
@@ -2865,6 +4700,53 @@
           <w:szCs w:val="28"/>
         </w:rPr>
         <w:t xml:space="preserve"> point</w:t>
+      </w:r>
+      <w:r>
+        <w:rPr>
+          <w:sz w:val="28"/>
+          <w:szCs w:val="28"/>
+        </w:rPr>
+        <w:br/>
+      </w:r>
+      <w:r>
+        <w:rPr>
+          <w:b/>
+          <w:color w:val="FF0000"/>
+          <w:sz w:val="36"/>
+          <w:szCs w:val="36"/>
+        </w:rPr>
+        <w:sym w:font="Symbol" w:char="F076"/>
+      </w:r>
+      <w:r>
+        <w:rPr>
+          <w:sz w:val="28"/>
+          <w:szCs w:val="28"/>
+        </w:rPr>
+        <w:t xml:space="preserve">The physical form (e.g., voltages, frequencies, timing) in which data bits (binary values 0 and 1) are represented. Actually it deals with shape of raw digital pulse i.e. types of line coding. </w:t>
+      </w:r>
+      <w:r>
+        <w:rPr>
+          <w:sz w:val="28"/>
+          <w:szCs w:val="28"/>
+        </w:rPr>
+        <w:br/>
+      </w:r>
+      <w:r>
+        <w:rPr>
+          <w:b/>
+          <w:color w:val="FF0000"/>
+          <w:sz w:val="36"/>
+          <w:szCs w:val="36"/>
+        </w:rPr>
+        <w:lastRenderedPageBreak/>
+        <w:sym w:font="Symbol" w:char="F076"/>
+      </w:r>
+      <w:r>
+        <w:rPr>
+          <w:sz w:val="28"/>
+          <w:szCs w:val="28"/>
+        </w:rPr>
+        <w:t>The type of modulation (ASK, FSK, PSK, QPSK, 16-QAM etc.) to be used for transmitting digital data over analog transmission lines.</w:t>
       </w:r>
     </w:p>
     <w:p>
@@ -2882,6 +4764,7 @@
       <w:r>
         <w:rPr>
           <w:b/>
+          <w:color w:val="FF0000"/>
           <w:sz w:val="28"/>
           <w:szCs w:val="28"/>
         </w:rPr>
@@ -2889,6 +4772,7 @@
       </w:r>
       <w:r>
         <w:rPr>
+          <w:color w:val="FF0000"/>
           <w:sz w:val="28"/>
           <w:szCs w:val="28"/>
         </w:rPr>
@@ -2897,6 +4781,7 @@
       <w:proofErr w:type="spellStart"/>
       <w:r>
         <w:rPr>
+          <w:color w:val="FF0000"/>
           <w:sz w:val="28"/>
           <w:szCs w:val="28"/>
         </w:rPr>
@@ -2905,6 +4790,7 @@
       <w:proofErr w:type="spellEnd"/>
       <w:r>
         <w:rPr>
+          <w:color w:val="FF0000"/>
           <w:sz w:val="28"/>
           <w:szCs w:val="28"/>
         </w:rPr>
@@ -2913,6 +4799,7 @@
       <w:proofErr w:type="spellStart"/>
       <w:r>
         <w:rPr>
+          <w:color w:val="FF0000"/>
           <w:sz w:val="28"/>
           <w:szCs w:val="28"/>
         </w:rPr>
@@ -2921,14 +4808,16 @@
       <w:proofErr w:type="spellEnd"/>
       <w:r>
         <w:rPr>
-          <w:sz w:val="28"/>
-          <w:szCs w:val="28"/>
-        </w:rPr>
-        <w:t xml:space="preserve"> </w:t>
-      </w:r>
-      <w:proofErr w:type="spellStart"/>
-      <w:r>
-        <w:rPr>
+          <w:color w:val="FF0000"/>
+          <w:sz w:val="28"/>
+          <w:szCs w:val="28"/>
+        </w:rPr>
+        <w:t xml:space="preserve"> </w:t>
+      </w:r>
+      <w:proofErr w:type="spellStart"/>
+      <w:r>
+        <w:rPr>
+          <w:color w:val="FF0000"/>
           <w:sz w:val="28"/>
           <w:szCs w:val="28"/>
         </w:rPr>
@@ -2937,6 +4826,7 @@
       <w:proofErr w:type="spellEnd"/>
       <w:r>
         <w:rPr>
+          <w:color w:val="FF0000"/>
           <w:sz w:val="28"/>
           <w:szCs w:val="28"/>
         </w:rPr>
@@ -2944,6 +4834,7 @@
       </w:r>
       <w:r>
         <w:rPr>
+          <w:color w:val="FF0000"/>
           <w:sz w:val="28"/>
           <w:szCs w:val="28"/>
           <w:vertAlign w:val="superscript"/>
@@ -2952,6 +4843,7 @@
       </w:r>
       <w:r>
         <w:rPr>
+          <w:color w:val="FF0000"/>
           <w:sz w:val="28"/>
           <w:szCs w:val="28"/>
         </w:rPr>
@@ -2960,6 +4852,7 @@
       <w:proofErr w:type="spellStart"/>
       <w:r>
         <w:rPr>
+          <w:color w:val="FF0000"/>
           <w:sz w:val="28"/>
           <w:szCs w:val="28"/>
         </w:rPr>
@@ -2968,6 +4861,7 @@
       <w:proofErr w:type="spellEnd"/>
       <w:r>
         <w:rPr>
+          <w:color w:val="FF0000"/>
           <w:sz w:val="28"/>
           <w:szCs w:val="28"/>
         </w:rPr>
@@ -2975,6 +4869,7 @@
       </w:r>
       <w:r>
         <w:rPr>
+          <w:color w:val="FF0000"/>
           <w:sz w:val="28"/>
           <w:szCs w:val="28"/>
           <w:vertAlign w:val="superscript"/>
@@ -2983,6 +4878,7 @@
       </w:r>
       <w:r>
         <w:rPr>
+          <w:color w:val="FF0000"/>
           <w:sz w:val="28"/>
           <w:szCs w:val="28"/>
         </w:rPr>
@@ -2991,6 +4887,7 @@
       <w:proofErr w:type="spellStart"/>
       <w:r>
         <w:rPr>
+          <w:color w:val="FF0000"/>
           <w:sz w:val="28"/>
           <w:szCs w:val="28"/>
         </w:rPr>
@@ -2999,6 +4896,7 @@
       <w:proofErr w:type="spellEnd"/>
       <w:r>
         <w:rPr>
+          <w:color w:val="FF0000"/>
           <w:sz w:val="28"/>
           <w:szCs w:val="28"/>
         </w:rPr>
@@ -3006,6 +4904,7 @@
       </w:r>
       <w:r>
         <w:rPr>
+          <w:color w:val="FF0000"/>
           <w:sz w:val="28"/>
           <w:szCs w:val="28"/>
           <w:vertAlign w:val="superscript"/>
@@ -3014,10 +4913,1296 @@
       </w:r>
       <w:r>
         <w:rPr>
+          <w:color w:val="FF0000"/>
           <w:sz w:val="28"/>
           <w:szCs w:val="28"/>
         </w:rPr>
         <w:t xml:space="preserve"> para.</w:t>
+      </w:r>
+      <w:r>
+        <w:rPr>
+          <w:sz w:val="28"/>
+          <w:szCs w:val="28"/>
+        </w:rPr>
+        <w:br/>
+      </w:r>
+      <w:r>
+        <w:rPr>
+          <w:sz w:val="28"/>
+          <w:szCs w:val="28"/>
+        </w:rPr>
+        <w:t>Frames are constructed from data string by adding special bit patterns to the beginning and end of each segment. This allows the receiving end to detect where each frame begins and where it ends.</w:t>
+      </w:r>
+      <w:r>
+        <w:rPr>
+          <w:sz w:val="28"/>
+          <w:szCs w:val="28"/>
+        </w:rPr>
+        <w:br/>
+      </w:r>
+      <w:r>
+        <w:t xml:space="preserve">Data string </w:t>
+      </w:r>
+      <w:proofErr w:type="spellStart"/>
+      <w:r>
+        <w:rPr>
+          <w:rFonts w:ascii="Nirmala UI" w:hAnsi="Nirmala UI" w:cs="Nirmala UI"/>
+        </w:rPr>
+        <w:t>থেকে</w:t>
+      </w:r>
+      <w:proofErr w:type="spellEnd"/>
+      <w:r>
+        <w:t xml:space="preserve"> </w:t>
+      </w:r>
+      <w:r>
+        <w:rPr>
+          <w:rStyle w:val="Strong"/>
+        </w:rPr>
+        <w:t xml:space="preserve">frame </w:t>
+      </w:r>
+      <w:proofErr w:type="spellStart"/>
+      <w:r>
+        <w:rPr>
+          <w:rStyle w:val="Strong"/>
+          <w:rFonts w:ascii="Nirmala UI" w:hAnsi="Nirmala UI" w:cs="Nirmala UI"/>
+        </w:rPr>
+        <w:t>তৈরি</w:t>
+      </w:r>
+      <w:proofErr w:type="spellEnd"/>
+      <w:r>
+        <w:rPr>
+          <w:rStyle w:val="Strong"/>
+        </w:rPr>
+        <w:t xml:space="preserve"> </w:t>
+      </w:r>
+      <w:proofErr w:type="spellStart"/>
+      <w:r>
+        <w:rPr>
+          <w:rStyle w:val="Strong"/>
+          <w:rFonts w:ascii="Nirmala UI" w:hAnsi="Nirmala UI" w:cs="Nirmala UI"/>
+        </w:rPr>
+        <w:t>করা</w:t>
+      </w:r>
+      <w:proofErr w:type="spellEnd"/>
+      <w:r>
+        <w:rPr>
+          <w:rStyle w:val="Strong"/>
+        </w:rPr>
+        <w:t xml:space="preserve"> </w:t>
+      </w:r>
+      <w:proofErr w:type="spellStart"/>
+      <w:r>
+        <w:rPr>
+          <w:rStyle w:val="Strong"/>
+          <w:rFonts w:ascii="Nirmala UI" w:hAnsi="Nirmala UI" w:cs="Nirmala UI"/>
+        </w:rPr>
+        <w:t>হয়</w:t>
+      </w:r>
+      <w:proofErr w:type="spellEnd"/>
+      <w:r>
+        <w:t xml:space="preserve">, </w:t>
+      </w:r>
+      <w:proofErr w:type="spellStart"/>
+      <w:r>
+        <w:rPr>
+          <w:rFonts w:ascii="Nirmala UI" w:hAnsi="Nirmala UI" w:cs="Nirmala UI"/>
+        </w:rPr>
+        <w:t>যেখানে</w:t>
+      </w:r>
+      <w:proofErr w:type="spellEnd"/>
+      <w:r>
+        <w:t xml:space="preserve"> </w:t>
+      </w:r>
+      <w:proofErr w:type="spellStart"/>
+      <w:r>
+        <w:rPr>
+          <w:rFonts w:ascii="Nirmala UI" w:hAnsi="Nirmala UI" w:cs="Nirmala UI"/>
+        </w:rPr>
+        <w:t>প্রতিটি</w:t>
+      </w:r>
+      <w:proofErr w:type="spellEnd"/>
+      <w:r>
+        <w:t xml:space="preserve"> segment-</w:t>
+      </w:r>
+      <w:proofErr w:type="spellStart"/>
+      <w:r>
+        <w:rPr>
+          <w:rFonts w:ascii="Nirmala UI" w:hAnsi="Nirmala UI" w:cs="Nirmala UI"/>
+        </w:rPr>
+        <w:t>এর</w:t>
+      </w:r>
+      <w:proofErr w:type="spellEnd"/>
+      <w:r>
+        <w:t xml:space="preserve"> </w:t>
+      </w:r>
+      <w:proofErr w:type="spellStart"/>
+      <w:r>
+        <w:rPr>
+          <w:rStyle w:val="Strong"/>
+          <w:rFonts w:ascii="Nirmala UI" w:hAnsi="Nirmala UI" w:cs="Nirmala UI"/>
+        </w:rPr>
+        <w:t>শুরু</w:t>
+      </w:r>
+      <w:proofErr w:type="spellEnd"/>
+      <w:r>
+        <w:rPr>
+          <w:rStyle w:val="Strong"/>
+        </w:rPr>
+        <w:t xml:space="preserve"> </w:t>
+      </w:r>
+      <w:proofErr w:type="spellStart"/>
+      <w:r>
+        <w:rPr>
+          <w:rStyle w:val="Strong"/>
+          <w:rFonts w:ascii="Nirmala UI" w:hAnsi="Nirmala UI" w:cs="Nirmala UI"/>
+        </w:rPr>
+        <w:t>এবং</w:t>
+      </w:r>
+      <w:proofErr w:type="spellEnd"/>
+      <w:r>
+        <w:rPr>
+          <w:rStyle w:val="Strong"/>
+        </w:rPr>
+        <w:t xml:space="preserve"> </w:t>
+      </w:r>
+      <w:proofErr w:type="spellStart"/>
+      <w:r>
+        <w:rPr>
+          <w:rStyle w:val="Strong"/>
+          <w:rFonts w:ascii="Nirmala UI" w:hAnsi="Nirmala UI" w:cs="Nirmala UI"/>
+        </w:rPr>
+        <w:t>শেষে</w:t>
+      </w:r>
+      <w:proofErr w:type="spellEnd"/>
+      <w:r>
+        <w:rPr>
+          <w:rStyle w:val="Strong"/>
+        </w:rPr>
+        <w:t xml:space="preserve"> </w:t>
+      </w:r>
+      <w:proofErr w:type="spellStart"/>
+      <w:r>
+        <w:rPr>
+          <w:rStyle w:val="Strong"/>
+          <w:rFonts w:ascii="Nirmala UI" w:hAnsi="Nirmala UI" w:cs="Nirmala UI"/>
+        </w:rPr>
+        <w:t>বিশেষ</w:t>
+      </w:r>
+      <w:proofErr w:type="spellEnd"/>
+      <w:r>
+        <w:rPr>
+          <w:rStyle w:val="Strong"/>
+        </w:rPr>
+        <w:t xml:space="preserve"> bit pattern </w:t>
+      </w:r>
+      <w:proofErr w:type="spellStart"/>
+      <w:r>
+        <w:rPr>
+          <w:rStyle w:val="Strong"/>
+          <w:rFonts w:ascii="Nirmala UI" w:hAnsi="Nirmala UI" w:cs="Nirmala UI"/>
+        </w:rPr>
+        <w:t>যোগ</w:t>
+      </w:r>
+      <w:proofErr w:type="spellEnd"/>
+      <w:r>
+        <w:rPr>
+          <w:rStyle w:val="Strong"/>
+        </w:rPr>
+        <w:t xml:space="preserve"> </w:t>
+      </w:r>
+      <w:proofErr w:type="spellStart"/>
+      <w:r>
+        <w:rPr>
+          <w:rStyle w:val="Strong"/>
+          <w:rFonts w:ascii="Nirmala UI" w:hAnsi="Nirmala UI" w:cs="Nirmala UI"/>
+        </w:rPr>
+        <w:t>করা</w:t>
+      </w:r>
+      <w:proofErr w:type="spellEnd"/>
+      <w:r>
+        <w:rPr>
+          <w:rStyle w:val="Strong"/>
+        </w:rPr>
+        <w:t xml:space="preserve"> </w:t>
+      </w:r>
+      <w:proofErr w:type="spellStart"/>
+      <w:r>
+        <w:rPr>
+          <w:rStyle w:val="Strong"/>
+          <w:rFonts w:ascii="Nirmala UI" w:hAnsi="Nirmala UI" w:cs="Nirmala UI"/>
+        </w:rPr>
+        <w:t>হয়</w:t>
+      </w:r>
+      <w:proofErr w:type="spellEnd"/>
+      <w:r>
+        <w:rPr>
+          <w:rStyle w:val="Strong"/>
+          <w:rFonts w:ascii="Nirmala UI" w:hAnsi="Nirmala UI" w:cs="Nirmala UI"/>
+        </w:rPr>
+        <w:t>।</w:t>
+      </w:r>
+      <w:r>
+        <w:rPr>
+          <w:rStyle w:val="Strong"/>
+          <w:rFonts w:ascii="Nirmala UI" w:hAnsi="Nirmala UI" w:cs="Nirmala UI"/>
+        </w:rPr>
+        <w:br/>
+      </w:r>
+      <w:proofErr w:type="spellStart"/>
+      <w:r>
+        <w:rPr>
+          <w:rFonts w:ascii="Nirmala UI" w:hAnsi="Nirmala UI" w:cs="Nirmala UI"/>
+        </w:rPr>
+        <w:t>এর</w:t>
+      </w:r>
+      <w:proofErr w:type="spellEnd"/>
+      <w:r>
+        <w:t xml:space="preserve"> </w:t>
+      </w:r>
+      <w:proofErr w:type="spellStart"/>
+      <w:r>
+        <w:rPr>
+          <w:rFonts w:ascii="Nirmala UI" w:hAnsi="Nirmala UI" w:cs="Nirmala UI"/>
+        </w:rPr>
+        <w:t>ফলে</w:t>
+      </w:r>
+      <w:proofErr w:type="spellEnd"/>
+      <w:r>
+        <w:t xml:space="preserve"> receiver </w:t>
+      </w:r>
+      <w:proofErr w:type="spellStart"/>
+      <w:r>
+        <w:rPr>
+          <w:rFonts w:ascii="Nirmala UI" w:hAnsi="Nirmala UI" w:cs="Nirmala UI"/>
+        </w:rPr>
+        <w:t>সহজেই</w:t>
+      </w:r>
+      <w:proofErr w:type="spellEnd"/>
+      <w:r>
+        <w:t xml:space="preserve"> </w:t>
+      </w:r>
+      <w:proofErr w:type="spellStart"/>
+      <w:r>
+        <w:rPr>
+          <w:rFonts w:ascii="Nirmala UI" w:hAnsi="Nirmala UI" w:cs="Nirmala UI"/>
+        </w:rPr>
+        <w:t>বুঝতে</w:t>
+      </w:r>
+      <w:proofErr w:type="spellEnd"/>
+      <w:r>
+        <w:t xml:space="preserve"> </w:t>
+      </w:r>
+      <w:proofErr w:type="spellStart"/>
+      <w:r>
+        <w:rPr>
+          <w:rFonts w:ascii="Nirmala UI" w:hAnsi="Nirmala UI" w:cs="Nirmala UI"/>
+        </w:rPr>
+        <w:t>পারে</w:t>
+      </w:r>
+      <w:proofErr w:type="spellEnd"/>
+      <w:r>
+        <w:t>—</w:t>
+      </w:r>
+      <w:r>
+        <w:br/>
+      </w:r>
+      <w:proofErr w:type="spellStart"/>
+      <w:r>
+        <w:rPr>
+          <w:rFonts w:ascii="Nirmala UI" w:hAnsi="Nirmala UI" w:cs="Nirmala UI"/>
+        </w:rPr>
+        <w:t>কোন</w:t>
+      </w:r>
+      <w:proofErr w:type="spellEnd"/>
+      <w:r>
+        <w:t xml:space="preserve"> </w:t>
+      </w:r>
+      <w:proofErr w:type="spellStart"/>
+      <w:r>
+        <w:rPr>
+          <w:rFonts w:ascii="Nirmala UI" w:hAnsi="Nirmala UI" w:cs="Nirmala UI"/>
+        </w:rPr>
+        <w:t>জায়গা</w:t>
+      </w:r>
+      <w:proofErr w:type="spellEnd"/>
+      <w:r>
+        <w:t xml:space="preserve"> </w:t>
+      </w:r>
+      <w:proofErr w:type="spellStart"/>
+      <w:r>
+        <w:rPr>
+          <w:rFonts w:ascii="Nirmala UI" w:hAnsi="Nirmala UI" w:cs="Nirmala UI"/>
+        </w:rPr>
+        <w:t>থেকে</w:t>
+      </w:r>
+      <w:proofErr w:type="spellEnd"/>
+      <w:r>
+        <w:t xml:space="preserve"> frame </w:t>
+      </w:r>
+      <w:proofErr w:type="spellStart"/>
+      <w:r>
+        <w:rPr>
+          <w:rFonts w:ascii="Nirmala UI" w:hAnsi="Nirmala UI" w:cs="Nirmala UI"/>
+        </w:rPr>
+        <w:t>শুরু</w:t>
+      </w:r>
+      <w:proofErr w:type="spellEnd"/>
+      <w:r>
+        <w:t xml:space="preserve"> </w:t>
+      </w:r>
+      <w:proofErr w:type="spellStart"/>
+      <w:r>
+        <w:rPr>
+          <w:rFonts w:ascii="Nirmala UI" w:hAnsi="Nirmala UI" w:cs="Nirmala UI"/>
+        </w:rPr>
+        <w:t>হয়েছে</w:t>
+      </w:r>
+      <w:proofErr w:type="spellEnd"/>
+      <w:r>
+        <w:rPr>
+          <w:rFonts w:ascii="Nirmala UI" w:hAnsi="Nirmala UI" w:cs="Nirmala UI"/>
+        </w:rPr>
+        <w:t xml:space="preserve"> </w:t>
+      </w:r>
+      <w:proofErr w:type="spellStart"/>
+      <w:r>
+        <w:rPr>
+          <w:rFonts w:ascii="Nirmala UI" w:hAnsi="Nirmala UI" w:cs="Nirmala UI"/>
+        </w:rPr>
+        <w:t>এবং</w:t>
+      </w:r>
+      <w:proofErr w:type="spellEnd"/>
+      <w:r>
+        <w:t xml:space="preserve"> </w:t>
+      </w:r>
+      <w:proofErr w:type="spellStart"/>
+      <w:r>
+        <w:rPr>
+          <w:rFonts w:ascii="Nirmala UI" w:hAnsi="Nirmala UI" w:cs="Nirmala UI"/>
+        </w:rPr>
+        <w:t>কোথায়</w:t>
+      </w:r>
+      <w:proofErr w:type="spellEnd"/>
+      <w:r>
+        <w:t xml:space="preserve"> </w:t>
+      </w:r>
+      <w:proofErr w:type="spellStart"/>
+      <w:r>
+        <w:rPr>
+          <w:rFonts w:ascii="Nirmala UI" w:hAnsi="Nirmala UI" w:cs="Nirmala UI"/>
+        </w:rPr>
+        <w:t>শেষ</w:t>
+      </w:r>
+      <w:proofErr w:type="spellEnd"/>
+      <w:r>
+        <w:t xml:space="preserve"> </w:t>
+      </w:r>
+      <w:proofErr w:type="spellStart"/>
+      <w:r>
+        <w:rPr>
+          <w:rFonts w:ascii="Nirmala UI" w:hAnsi="Nirmala UI" w:cs="Nirmala UI"/>
+        </w:rPr>
+        <w:t>হয়েছে</w:t>
+      </w:r>
+      <w:proofErr w:type="spellEnd"/>
+      <w:r>
+        <w:rPr>
+          <w:rFonts w:ascii="Nirmala UI" w:hAnsi="Nirmala UI" w:cs="Nirmala UI"/>
+        </w:rPr>
+        <w:t>।</w:t>
+      </w:r>
+      <w:r>
+        <w:rPr>
+          <w:sz w:val="28"/>
+          <w:szCs w:val="28"/>
+        </w:rPr>
+        <w:br/>
+      </w:r>
+      <w:r>
+        <w:rPr>
+          <w:sz w:val="28"/>
+          <w:szCs w:val="28"/>
+        </w:rPr>
+        <w:br/>
+      </w:r>
+      <w:r>
+        <w:rPr>
+          <w:sz w:val="28"/>
+          <w:szCs w:val="28"/>
+        </w:rPr>
+        <w:br/>
+        <w:t>When a frame arrives and is corrupted or is lost for any reason in the network, it is retransmitted. The receiver confirms correct receipt of each frame by sending back an acknowledgement frame.</w:t>
+      </w:r>
+      <w:r>
+        <w:rPr>
+          <w:sz w:val="28"/>
+          <w:szCs w:val="28"/>
+        </w:rPr>
+        <w:br/>
+      </w:r>
+      <w:proofErr w:type="spellStart"/>
+      <w:r>
+        <w:rPr>
+          <w:rFonts w:ascii="Nirmala UI" w:hAnsi="Nirmala UI" w:cs="Nirmala UI"/>
+        </w:rPr>
+        <w:t>খন</w:t>
+      </w:r>
+      <w:proofErr w:type="spellEnd"/>
+      <w:r>
+        <w:t xml:space="preserve"> </w:t>
+      </w:r>
+      <w:proofErr w:type="spellStart"/>
+      <w:r>
+        <w:rPr>
+          <w:rFonts w:ascii="Nirmala UI" w:hAnsi="Nirmala UI" w:cs="Nirmala UI"/>
+        </w:rPr>
+        <w:t>কোনো</w:t>
+      </w:r>
+      <w:proofErr w:type="spellEnd"/>
+      <w:r>
+        <w:t xml:space="preserve"> frame </w:t>
+      </w:r>
+      <w:proofErr w:type="spellStart"/>
+      <w:r>
+        <w:rPr>
+          <w:rFonts w:ascii="Nirmala UI" w:hAnsi="Nirmala UI" w:cs="Nirmala UI"/>
+        </w:rPr>
+        <w:t>নেটওয়ার্কে</w:t>
+      </w:r>
+      <w:proofErr w:type="spellEnd"/>
+      <w:r>
+        <w:t xml:space="preserve"> </w:t>
+      </w:r>
+      <w:proofErr w:type="spellStart"/>
+      <w:r>
+        <w:rPr>
+          <w:rFonts w:ascii="Nirmala UI" w:hAnsi="Nirmala UI" w:cs="Nirmala UI"/>
+        </w:rPr>
+        <w:t>এসে</w:t>
+      </w:r>
+      <w:proofErr w:type="spellEnd"/>
+      <w:r>
+        <w:t xml:space="preserve"> </w:t>
+      </w:r>
+      <w:proofErr w:type="spellStart"/>
+      <w:r>
+        <w:rPr>
+          <w:rStyle w:val="Strong"/>
+          <w:rFonts w:ascii="Nirmala UI" w:hAnsi="Nirmala UI" w:cs="Nirmala UI"/>
+        </w:rPr>
+        <w:t>নষ্ট</w:t>
+      </w:r>
+      <w:proofErr w:type="spellEnd"/>
+      <w:r>
+        <w:rPr>
+          <w:rStyle w:val="Strong"/>
+        </w:rPr>
+        <w:t xml:space="preserve"> (corrupted)</w:t>
+      </w:r>
+      <w:r>
+        <w:t xml:space="preserve"> </w:t>
+      </w:r>
+      <w:proofErr w:type="spellStart"/>
+      <w:r>
+        <w:rPr>
+          <w:rFonts w:ascii="Nirmala UI" w:hAnsi="Nirmala UI" w:cs="Nirmala UI"/>
+        </w:rPr>
+        <w:t>হয়ে</w:t>
+      </w:r>
+      <w:proofErr w:type="spellEnd"/>
+      <w:r>
+        <w:t xml:space="preserve"> </w:t>
+      </w:r>
+      <w:proofErr w:type="spellStart"/>
+      <w:r>
+        <w:rPr>
+          <w:rFonts w:ascii="Nirmala UI" w:hAnsi="Nirmala UI" w:cs="Nirmala UI"/>
+        </w:rPr>
+        <w:t>যায়</w:t>
+      </w:r>
+      <w:proofErr w:type="spellEnd"/>
+      <w:r>
+        <w:t xml:space="preserve"> </w:t>
+      </w:r>
+      <w:proofErr w:type="spellStart"/>
+      <w:r>
+        <w:rPr>
+          <w:rFonts w:ascii="Nirmala UI" w:hAnsi="Nirmala UI" w:cs="Nirmala UI"/>
+        </w:rPr>
+        <w:t>বা</w:t>
+      </w:r>
+      <w:proofErr w:type="spellEnd"/>
+      <w:r>
+        <w:t xml:space="preserve"> </w:t>
+      </w:r>
+      <w:proofErr w:type="spellStart"/>
+      <w:r>
+        <w:rPr>
+          <w:rStyle w:val="Strong"/>
+          <w:rFonts w:ascii="Nirmala UI" w:hAnsi="Nirmala UI" w:cs="Nirmala UI"/>
+        </w:rPr>
+        <w:t>হারিয়ে</w:t>
+      </w:r>
+      <w:proofErr w:type="spellEnd"/>
+      <w:r>
+        <w:rPr>
+          <w:rStyle w:val="Strong"/>
+        </w:rPr>
+        <w:t xml:space="preserve"> </w:t>
+      </w:r>
+      <w:proofErr w:type="spellStart"/>
+      <w:r>
+        <w:rPr>
+          <w:rStyle w:val="Strong"/>
+          <w:rFonts w:ascii="Nirmala UI" w:hAnsi="Nirmala UI" w:cs="Nirmala UI"/>
+        </w:rPr>
+        <w:t>যায়</w:t>
+      </w:r>
+      <w:proofErr w:type="spellEnd"/>
+      <w:r>
+        <w:t xml:space="preserve">, </w:t>
+      </w:r>
+      <w:proofErr w:type="spellStart"/>
+      <w:r>
+        <w:rPr>
+          <w:rFonts w:ascii="Nirmala UI" w:hAnsi="Nirmala UI" w:cs="Nirmala UI"/>
+        </w:rPr>
+        <w:t>তখন</w:t>
+      </w:r>
+      <w:proofErr w:type="spellEnd"/>
+      <w:r>
+        <w:t xml:space="preserve"> </w:t>
+      </w:r>
+      <w:proofErr w:type="spellStart"/>
+      <w:r>
+        <w:rPr>
+          <w:rFonts w:ascii="Nirmala UI" w:hAnsi="Nirmala UI" w:cs="Nirmala UI"/>
+        </w:rPr>
+        <w:t>সেটি</w:t>
+      </w:r>
+      <w:proofErr w:type="spellEnd"/>
+      <w:r>
+        <w:t xml:space="preserve"> </w:t>
+      </w:r>
+      <w:proofErr w:type="spellStart"/>
+      <w:r>
+        <w:rPr>
+          <w:rFonts w:ascii="Nirmala UI" w:hAnsi="Nirmala UI" w:cs="Nirmala UI"/>
+        </w:rPr>
+        <w:t>আবার</w:t>
+      </w:r>
+      <w:proofErr w:type="spellEnd"/>
+      <w:r>
+        <w:t xml:space="preserve"> </w:t>
+      </w:r>
+      <w:proofErr w:type="spellStart"/>
+      <w:r>
+        <w:rPr>
+          <w:rFonts w:ascii="Nirmala UI" w:hAnsi="Nirmala UI" w:cs="Nirmala UI"/>
+        </w:rPr>
+        <w:t>পাঠানো</w:t>
+      </w:r>
+      <w:proofErr w:type="spellEnd"/>
+      <w:r>
+        <w:t xml:space="preserve"> </w:t>
+      </w:r>
+      <w:proofErr w:type="spellStart"/>
+      <w:r>
+        <w:rPr>
+          <w:rFonts w:ascii="Nirmala UI" w:hAnsi="Nirmala UI" w:cs="Nirmala UI"/>
+        </w:rPr>
+        <w:t>হয়</w:t>
+      </w:r>
+      <w:proofErr w:type="spellEnd"/>
+      <w:r>
+        <w:t xml:space="preserve"> (</w:t>
+      </w:r>
+      <w:r>
+        <w:rPr>
+          <w:rStyle w:val="Strong"/>
+        </w:rPr>
+        <w:t xml:space="preserve">retransmit </w:t>
+      </w:r>
+      <w:proofErr w:type="spellStart"/>
+      <w:r>
+        <w:rPr>
+          <w:rStyle w:val="Strong"/>
+          <w:rFonts w:ascii="Nirmala UI" w:hAnsi="Nirmala UI" w:cs="Nirmala UI"/>
+        </w:rPr>
+        <w:t>করা</w:t>
+      </w:r>
+      <w:proofErr w:type="spellEnd"/>
+      <w:r>
+        <w:rPr>
+          <w:rStyle w:val="Strong"/>
+        </w:rPr>
+        <w:t xml:space="preserve"> </w:t>
+      </w:r>
+      <w:proofErr w:type="spellStart"/>
+      <w:r>
+        <w:rPr>
+          <w:rStyle w:val="Strong"/>
+          <w:rFonts w:ascii="Nirmala UI" w:hAnsi="Nirmala UI" w:cs="Nirmala UI"/>
+        </w:rPr>
+        <w:t>হয়</w:t>
+      </w:r>
+      <w:proofErr w:type="spellEnd"/>
+      <w:r>
+        <w:t>)</w:t>
+      </w:r>
+      <w:r>
+        <w:rPr>
+          <w:rFonts w:ascii="Nirmala UI" w:hAnsi="Nirmala UI" w:cs="Nirmala UI"/>
+        </w:rPr>
+        <w:t>।</w:t>
+      </w:r>
+      <w:r>
+        <w:rPr>
+          <w:rFonts w:ascii="Nirmala UI" w:hAnsi="Nirmala UI" w:cs="Nirmala UI"/>
+        </w:rPr>
+        <w:br/>
+      </w:r>
+      <w:r>
+        <w:t xml:space="preserve">Receiver </w:t>
+      </w:r>
+      <w:proofErr w:type="spellStart"/>
+      <w:r>
+        <w:rPr>
+          <w:rFonts w:ascii="Nirmala UI" w:hAnsi="Nirmala UI" w:cs="Nirmala UI"/>
+        </w:rPr>
+        <w:t>প্রতিটি</w:t>
+      </w:r>
+      <w:proofErr w:type="spellEnd"/>
+      <w:r>
+        <w:t xml:space="preserve"> frame </w:t>
+      </w:r>
+      <w:proofErr w:type="spellStart"/>
+      <w:r>
+        <w:rPr>
+          <w:rFonts w:ascii="Nirmala UI" w:hAnsi="Nirmala UI" w:cs="Nirmala UI"/>
+        </w:rPr>
+        <w:t>ঠিকভাবে</w:t>
+      </w:r>
+      <w:proofErr w:type="spellEnd"/>
+      <w:r>
+        <w:t xml:space="preserve"> </w:t>
+      </w:r>
+      <w:proofErr w:type="spellStart"/>
+      <w:r>
+        <w:rPr>
+          <w:rFonts w:ascii="Nirmala UI" w:hAnsi="Nirmala UI" w:cs="Nirmala UI"/>
+        </w:rPr>
+        <w:t>পাওয়ার</w:t>
+      </w:r>
+      <w:proofErr w:type="spellEnd"/>
+      <w:r>
+        <w:t xml:space="preserve"> </w:t>
+      </w:r>
+      <w:proofErr w:type="spellStart"/>
+      <w:r>
+        <w:rPr>
+          <w:rFonts w:ascii="Nirmala UI" w:hAnsi="Nirmala UI" w:cs="Nirmala UI"/>
+        </w:rPr>
+        <w:t>পর</w:t>
+      </w:r>
+      <w:proofErr w:type="spellEnd"/>
+      <w:r>
+        <w:t xml:space="preserve"> </w:t>
+      </w:r>
+      <w:proofErr w:type="spellStart"/>
+      <w:r>
+        <w:rPr>
+          <w:rFonts w:ascii="Nirmala UI" w:hAnsi="Nirmala UI" w:cs="Nirmala UI"/>
+        </w:rPr>
+        <w:t>একটি</w:t>
+      </w:r>
+      <w:proofErr w:type="spellEnd"/>
+      <w:r>
+        <w:t xml:space="preserve"> </w:t>
+      </w:r>
+      <w:r>
+        <w:rPr>
+          <w:rStyle w:val="Strong"/>
+        </w:rPr>
+        <w:t>acknowledgement (</w:t>
+      </w:r>
+      <w:proofErr w:type="spellStart"/>
+      <w:r>
+        <w:rPr>
+          <w:rStyle w:val="Strong"/>
+          <w:rFonts w:ascii="Nirmala UI" w:hAnsi="Nirmala UI" w:cs="Nirmala UI"/>
+        </w:rPr>
+        <w:t>স্বীকৃতি</w:t>
+      </w:r>
+      <w:proofErr w:type="spellEnd"/>
+      <w:r>
+        <w:rPr>
+          <w:rStyle w:val="Strong"/>
+        </w:rPr>
+        <w:t xml:space="preserve">) frame </w:t>
+      </w:r>
+      <w:proofErr w:type="spellStart"/>
+      <w:r>
+        <w:rPr>
+          <w:rStyle w:val="Strong"/>
+          <w:rFonts w:ascii="Nirmala UI" w:hAnsi="Nirmala UI" w:cs="Nirmala UI"/>
+        </w:rPr>
+        <w:t>পাঠিয়ে</w:t>
+      </w:r>
+      <w:proofErr w:type="spellEnd"/>
+      <w:r>
+        <w:rPr>
+          <w:rStyle w:val="Strong"/>
+        </w:rPr>
+        <w:t xml:space="preserve"> </w:t>
+      </w:r>
+      <w:proofErr w:type="spellStart"/>
+      <w:r>
+        <w:rPr>
+          <w:rStyle w:val="Strong"/>
+          <w:rFonts w:ascii="Nirmala UI" w:hAnsi="Nirmala UI" w:cs="Nirmala UI"/>
+        </w:rPr>
+        <w:t>নিশ্চিত</w:t>
+      </w:r>
+      <w:proofErr w:type="spellEnd"/>
+      <w:r>
+        <w:rPr>
+          <w:rStyle w:val="Strong"/>
+        </w:rPr>
+        <w:t xml:space="preserve"> </w:t>
+      </w:r>
+      <w:proofErr w:type="spellStart"/>
+      <w:r>
+        <w:rPr>
+          <w:rStyle w:val="Strong"/>
+          <w:rFonts w:ascii="Nirmala UI" w:hAnsi="Nirmala UI" w:cs="Nirmala UI"/>
+        </w:rPr>
+        <w:t>করে</w:t>
+      </w:r>
+      <w:proofErr w:type="spellEnd"/>
+      <w:r>
+        <w:t xml:space="preserve"> </w:t>
+      </w:r>
+      <w:proofErr w:type="spellStart"/>
+      <w:r>
+        <w:rPr>
+          <w:rFonts w:ascii="Nirmala UI" w:hAnsi="Nirmala UI" w:cs="Nirmala UI"/>
+        </w:rPr>
+        <w:t>যে</w:t>
+      </w:r>
+      <w:proofErr w:type="spellEnd"/>
+      <w:r>
+        <w:t xml:space="preserve"> </w:t>
+      </w:r>
+      <w:proofErr w:type="spellStart"/>
+      <w:r>
+        <w:rPr>
+          <w:rFonts w:ascii="Nirmala UI" w:hAnsi="Nirmala UI" w:cs="Nirmala UI"/>
+        </w:rPr>
+        <w:t>সেটি</w:t>
+      </w:r>
+      <w:proofErr w:type="spellEnd"/>
+      <w:r>
+        <w:t xml:space="preserve"> </w:t>
+      </w:r>
+      <w:proofErr w:type="spellStart"/>
+      <w:r>
+        <w:rPr>
+          <w:rFonts w:ascii="Nirmala UI" w:hAnsi="Nirmala UI" w:cs="Nirmala UI"/>
+        </w:rPr>
+        <w:t>সঠিকভাবে</w:t>
+      </w:r>
+      <w:proofErr w:type="spellEnd"/>
+      <w:r>
+        <w:t xml:space="preserve"> </w:t>
+      </w:r>
+      <w:proofErr w:type="spellStart"/>
+      <w:r>
+        <w:rPr>
+          <w:rFonts w:ascii="Nirmala UI" w:hAnsi="Nirmala UI" w:cs="Nirmala UI"/>
+        </w:rPr>
+        <w:t>গ্রহণ</w:t>
+      </w:r>
+      <w:proofErr w:type="spellEnd"/>
+      <w:r>
+        <w:t xml:space="preserve"> </w:t>
+      </w:r>
+      <w:proofErr w:type="spellStart"/>
+      <w:r>
+        <w:rPr>
+          <w:rFonts w:ascii="Nirmala UI" w:hAnsi="Nirmala UI" w:cs="Nirmala UI"/>
+        </w:rPr>
+        <w:t>করা</w:t>
+      </w:r>
+      <w:proofErr w:type="spellEnd"/>
+      <w:r>
+        <w:t xml:space="preserve"> </w:t>
+      </w:r>
+      <w:proofErr w:type="spellStart"/>
+      <w:r>
+        <w:rPr>
+          <w:rFonts w:ascii="Nirmala UI" w:hAnsi="Nirmala UI" w:cs="Nirmala UI"/>
+        </w:rPr>
+        <w:t>হয়েছে</w:t>
+      </w:r>
+      <w:proofErr w:type="spellEnd"/>
+      <w:r>
+        <w:rPr>
+          <w:rFonts w:ascii="Nirmala UI" w:hAnsi="Nirmala UI" w:cs="Nirmala UI"/>
+        </w:rPr>
+        <w:t>।</w:t>
+      </w:r>
+      <w:r>
+        <w:rPr>
+          <w:sz w:val="28"/>
+          <w:szCs w:val="28"/>
+        </w:rPr>
+        <w:br/>
+      </w:r>
+      <w:r>
+        <w:rPr>
+          <w:sz w:val="28"/>
+          <w:szCs w:val="28"/>
+        </w:rPr>
+        <w:br/>
+        <w:t>Flow control: In general, not all communication devices in a network operate at the same speed. Flow control provides a means of avoiding a slow receiver from being swamped by data from a fast transmitter using some buffer.</w:t>
+      </w:r>
+      <w:r>
+        <w:br/>
+      </w:r>
+      <w:r>
+        <w:rPr>
+          <w:rStyle w:val="Strong"/>
+        </w:rPr>
+        <w:t>Flow control:</w:t>
+      </w:r>
+      <w:r>
+        <w:t xml:space="preserve"> </w:t>
+      </w:r>
+      <w:proofErr w:type="spellStart"/>
+      <w:r>
+        <w:rPr>
+          <w:rFonts w:ascii="Nirmala UI" w:hAnsi="Nirmala UI" w:cs="Nirmala UI"/>
+        </w:rPr>
+        <w:t>নেটওয়ার্কে</w:t>
+      </w:r>
+      <w:proofErr w:type="spellEnd"/>
+      <w:r>
+        <w:t xml:space="preserve"> </w:t>
+      </w:r>
+      <w:proofErr w:type="spellStart"/>
+      <w:r>
+        <w:rPr>
+          <w:rFonts w:ascii="Nirmala UI" w:hAnsi="Nirmala UI" w:cs="Nirmala UI"/>
+        </w:rPr>
+        <w:t>সব</w:t>
+      </w:r>
+      <w:proofErr w:type="spellEnd"/>
+      <w:r>
+        <w:t xml:space="preserve"> </w:t>
+      </w:r>
+      <w:proofErr w:type="spellStart"/>
+      <w:r>
+        <w:rPr>
+          <w:rFonts w:ascii="Nirmala UI" w:hAnsi="Nirmala UI" w:cs="Nirmala UI"/>
+        </w:rPr>
+        <w:t>ডিভাইস</w:t>
+      </w:r>
+      <w:proofErr w:type="spellEnd"/>
+      <w:r>
+        <w:t xml:space="preserve"> </w:t>
+      </w:r>
+      <w:proofErr w:type="spellStart"/>
+      <w:r>
+        <w:rPr>
+          <w:rFonts w:ascii="Nirmala UI" w:hAnsi="Nirmala UI" w:cs="Nirmala UI"/>
+        </w:rPr>
+        <w:t>একই</w:t>
+      </w:r>
+      <w:proofErr w:type="spellEnd"/>
+      <w:r>
+        <w:t xml:space="preserve"> </w:t>
+      </w:r>
+      <w:proofErr w:type="spellStart"/>
+      <w:r>
+        <w:rPr>
+          <w:rFonts w:ascii="Nirmala UI" w:hAnsi="Nirmala UI" w:cs="Nirmala UI"/>
+        </w:rPr>
+        <w:t>গতিতে</w:t>
+      </w:r>
+      <w:proofErr w:type="spellEnd"/>
+      <w:r>
+        <w:t xml:space="preserve"> </w:t>
+      </w:r>
+      <w:proofErr w:type="spellStart"/>
+      <w:r>
+        <w:rPr>
+          <w:rFonts w:ascii="Nirmala UI" w:hAnsi="Nirmala UI" w:cs="Nirmala UI"/>
+        </w:rPr>
+        <w:t>কাজ</w:t>
+      </w:r>
+      <w:proofErr w:type="spellEnd"/>
+      <w:r>
+        <w:t xml:space="preserve"> </w:t>
+      </w:r>
+      <w:proofErr w:type="spellStart"/>
+      <w:r>
+        <w:rPr>
+          <w:rFonts w:ascii="Nirmala UI" w:hAnsi="Nirmala UI" w:cs="Nirmala UI"/>
+        </w:rPr>
+        <w:t>করে</w:t>
+      </w:r>
+      <w:proofErr w:type="spellEnd"/>
+      <w:r>
+        <w:t xml:space="preserve"> </w:t>
+      </w:r>
+      <w:proofErr w:type="spellStart"/>
+      <w:r>
+        <w:rPr>
+          <w:rFonts w:ascii="Nirmala UI" w:hAnsi="Nirmala UI" w:cs="Nirmala UI"/>
+        </w:rPr>
+        <w:t>না</w:t>
+      </w:r>
+      <w:proofErr w:type="spellEnd"/>
+      <w:r>
+        <w:rPr>
+          <w:rFonts w:ascii="Nirmala UI" w:hAnsi="Nirmala UI" w:cs="Nirmala UI"/>
+        </w:rPr>
+        <w:t>।</w:t>
+      </w:r>
+      <w:r>
+        <w:rPr>
+          <w:rFonts w:ascii="Nirmala UI" w:hAnsi="Nirmala UI" w:cs="Nirmala UI"/>
+        </w:rPr>
+        <w:br/>
+      </w:r>
+      <w:r>
+        <w:t xml:space="preserve">Flow control </w:t>
+      </w:r>
+      <w:proofErr w:type="spellStart"/>
+      <w:r>
+        <w:rPr>
+          <w:rFonts w:ascii="Nirmala UI" w:hAnsi="Nirmala UI" w:cs="Nirmala UI"/>
+        </w:rPr>
+        <w:t>এমন</w:t>
+      </w:r>
+      <w:proofErr w:type="spellEnd"/>
+      <w:r>
+        <w:t xml:space="preserve"> </w:t>
+      </w:r>
+      <w:proofErr w:type="spellStart"/>
+      <w:r>
+        <w:rPr>
+          <w:rFonts w:ascii="Nirmala UI" w:hAnsi="Nirmala UI" w:cs="Nirmala UI"/>
+        </w:rPr>
+        <w:t>একটি</w:t>
+      </w:r>
+      <w:proofErr w:type="spellEnd"/>
+      <w:r>
+        <w:t xml:space="preserve"> </w:t>
+      </w:r>
+      <w:proofErr w:type="spellStart"/>
+      <w:r>
+        <w:rPr>
+          <w:rFonts w:ascii="Nirmala UI" w:hAnsi="Nirmala UI" w:cs="Nirmala UI"/>
+        </w:rPr>
+        <w:t>পদ্ধতি</w:t>
+      </w:r>
+      <w:proofErr w:type="spellEnd"/>
+      <w:r>
+        <w:t xml:space="preserve">, </w:t>
+      </w:r>
+      <w:proofErr w:type="spellStart"/>
+      <w:r>
+        <w:rPr>
+          <w:rFonts w:ascii="Nirmala UI" w:hAnsi="Nirmala UI" w:cs="Nirmala UI"/>
+        </w:rPr>
+        <w:t>যা</w:t>
+      </w:r>
+      <w:proofErr w:type="spellEnd"/>
+      <w:r>
+        <w:t xml:space="preserve"> </w:t>
+      </w:r>
+      <w:proofErr w:type="spellStart"/>
+      <w:r>
+        <w:rPr>
+          <w:rStyle w:val="Strong"/>
+          <w:rFonts w:ascii="Nirmala UI" w:hAnsi="Nirmala UI" w:cs="Nirmala UI"/>
+        </w:rPr>
+        <w:t>দ্রুত</w:t>
+      </w:r>
+      <w:proofErr w:type="spellEnd"/>
+      <w:r>
+        <w:rPr>
+          <w:rStyle w:val="Strong"/>
+        </w:rPr>
+        <w:t xml:space="preserve"> sender </w:t>
+      </w:r>
+      <w:proofErr w:type="spellStart"/>
+      <w:r>
+        <w:rPr>
+          <w:rStyle w:val="Strong"/>
+          <w:rFonts w:ascii="Nirmala UI" w:hAnsi="Nirmala UI" w:cs="Nirmala UI"/>
+        </w:rPr>
+        <w:t>থেকে</w:t>
+      </w:r>
+      <w:proofErr w:type="spellEnd"/>
+      <w:r>
+        <w:rPr>
+          <w:rStyle w:val="Strong"/>
+        </w:rPr>
+        <w:t xml:space="preserve"> </w:t>
+      </w:r>
+      <w:proofErr w:type="spellStart"/>
+      <w:r>
+        <w:rPr>
+          <w:rStyle w:val="Strong"/>
+          <w:rFonts w:ascii="Nirmala UI" w:hAnsi="Nirmala UI" w:cs="Nirmala UI"/>
+        </w:rPr>
+        <w:t>আসা</w:t>
+      </w:r>
+      <w:proofErr w:type="spellEnd"/>
+      <w:r>
+        <w:rPr>
+          <w:rStyle w:val="Strong"/>
+        </w:rPr>
+        <w:t xml:space="preserve"> </w:t>
+      </w:r>
+      <w:proofErr w:type="spellStart"/>
+      <w:r>
+        <w:rPr>
+          <w:rStyle w:val="Strong"/>
+          <w:rFonts w:ascii="Nirmala UI" w:hAnsi="Nirmala UI" w:cs="Nirmala UI"/>
+        </w:rPr>
+        <w:t>বেশি</w:t>
+      </w:r>
+      <w:proofErr w:type="spellEnd"/>
+      <w:r>
+        <w:rPr>
+          <w:rStyle w:val="Strong"/>
+        </w:rPr>
+        <w:t xml:space="preserve"> data </w:t>
+      </w:r>
+      <w:proofErr w:type="spellStart"/>
+      <w:r>
+        <w:rPr>
+          <w:rStyle w:val="Strong"/>
+          <w:rFonts w:ascii="Nirmala UI" w:hAnsi="Nirmala UI" w:cs="Nirmala UI"/>
+        </w:rPr>
+        <w:t>দিয়ে</w:t>
+      </w:r>
+      <w:proofErr w:type="spellEnd"/>
+      <w:r>
+        <w:rPr>
+          <w:rStyle w:val="Strong"/>
+        </w:rPr>
+        <w:t xml:space="preserve"> </w:t>
+      </w:r>
+      <w:proofErr w:type="spellStart"/>
+      <w:r>
+        <w:rPr>
+          <w:rStyle w:val="Strong"/>
+          <w:rFonts w:ascii="Nirmala UI" w:hAnsi="Nirmala UI" w:cs="Nirmala UI"/>
+        </w:rPr>
+        <w:t>ধীর</w:t>
+      </w:r>
+      <w:proofErr w:type="spellEnd"/>
+      <w:r>
+        <w:rPr>
+          <w:rStyle w:val="Strong"/>
+        </w:rPr>
+        <w:t xml:space="preserve"> receiver-</w:t>
+      </w:r>
+      <w:proofErr w:type="spellStart"/>
+      <w:r>
+        <w:rPr>
+          <w:rStyle w:val="Strong"/>
+          <w:rFonts w:ascii="Nirmala UI" w:hAnsi="Nirmala UI" w:cs="Nirmala UI"/>
+        </w:rPr>
+        <w:t>কে</w:t>
+      </w:r>
+      <w:proofErr w:type="spellEnd"/>
+      <w:r>
+        <w:rPr>
+          <w:rStyle w:val="Strong"/>
+        </w:rPr>
+        <w:t xml:space="preserve"> overwhelmed (</w:t>
+      </w:r>
+      <w:proofErr w:type="spellStart"/>
+      <w:r>
+        <w:rPr>
+          <w:rStyle w:val="Strong"/>
+          <w:rFonts w:ascii="Nirmala UI" w:hAnsi="Nirmala UI" w:cs="Nirmala UI"/>
+        </w:rPr>
+        <w:t>চাপের</w:t>
+      </w:r>
+      <w:proofErr w:type="spellEnd"/>
+      <w:r>
+        <w:rPr>
+          <w:rStyle w:val="Strong"/>
+        </w:rPr>
+        <w:t xml:space="preserve"> </w:t>
+      </w:r>
+      <w:proofErr w:type="spellStart"/>
+      <w:r>
+        <w:rPr>
+          <w:rStyle w:val="Strong"/>
+          <w:rFonts w:ascii="Nirmala UI" w:hAnsi="Nirmala UI" w:cs="Nirmala UI"/>
+        </w:rPr>
+        <w:t>মধ্যে</w:t>
+      </w:r>
+      <w:proofErr w:type="spellEnd"/>
+      <w:r>
+        <w:rPr>
+          <w:rStyle w:val="Strong"/>
+        </w:rPr>
+        <w:t xml:space="preserve"> </w:t>
+      </w:r>
+      <w:proofErr w:type="spellStart"/>
+      <w:r>
+        <w:rPr>
+          <w:rStyle w:val="Strong"/>
+          <w:rFonts w:ascii="Nirmala UI" w:hAnsi="Nirmala UI" w:cs="Nirmala UI"/>
+        </w:rPr>
+        <w:t>পড়ে</w:t>
+      </w:r>
+      <w:proofErr w:type="spellEnd"/>
+      <w:r>
+        <w:rPr>
+          <w:rStyle w:val="Strong"/>
+        </w:rPr>
+        <w:t xml:space="preserve"> </w:t>
+      </w:r>
+      <w:proofErr w:type="spellStart"/>
+      <w:r>
+        <w:rPr>
+          <w:rStyle w:val="Strong"/>
+          <w:rFonts w:ascii="Nirmala UI" w:hAnsi="Nirmala UI" w:cs="Nirmala UI"/>
+        </w:rPr>
+        <w:t>যাওয়া</w:t>
+      </w:r>
+      <w:proofErr w:type="spellEnd"/>
+      <w:r>
+        <w:rPr>
+          <w:rStyle w:val="Strong"/>
+        </w:rPr>
+        <w:t xml:space="preserve">) </w:t>
+      </w:r>
+      <w:proofErr w:type="spellStart"/>
+      <w:r>
+        <w:rPr>
+          <w:rStyle w:val="Strong"/>
+          <w:rFonts w:ascii="Nirmala UI" w:hAnsi="Nirmala UI" w:cs="Nirmala UI"/>
+        </w:rPr>
+        <w:t>হওয়া</w:t>
+      </w:r>
+      <w:proofErr w:type="spellEnd"/>
+      <w:r>
+        <w:rPr>
+          <w:rStyle w:val="Strong"/>
+        </w:rPr>
+        <w:t xml:space="preserve"> </w:t>
+      </w:r>
+      <w:proofErr w:type="spellStart"/>
+      <w:r>
+        <w:rPr>
+          <w:rStyle w:val="Strong"/>
+          <w:rFonts w:ascii="Nirmala UI" w:hAnsi="Nirmala UI" w:cs="Nirmala UI"/>
+        </w:rPr>
+        <w:t>থেকে</w:t>
+      </w:r>
+      <w:proofErr w:type="spellEnd"/>
+      <w:r>
+        <w:rPr>
+          <w:rStyle w:val="Strong"/>
+        </w:rPr>
+        <w:t xml:space="preserve"> </w:t>
+      </w:r>
+      <w:proofErr w:type="spellStart"/>
+      <w:r>
+        <w:rPr>
+          <w:rStyle w:val="Strong"/>
+          <w:rFonts w:ascii="Nirmala UI" w:hAnsi="Nirmala UI" w:cs="Nirmala UI"/>
+        </w:rPr>
+        <w:t>রক্ষা</w:t>
+      </w:r>
+      <w:proofErr w:type="spellEnd"/>
+      <w:r>
+        <w:rPr>
+          <w:rStyle w:val="Strong"/>
+        </w:rPr>
+        <w:t xml:space="preserve"> </w:t>
+      </w:r>
+      <w:proofErr w:type="spellStart"/>
+      <w:r>
+        <w:rPr>
+          <w:rStyle w:val="Strong"/>
+          <w:rFonts w:ascii="Nirmala UI" w:hAnsi="Nirmala UI" w:cs="Nirmala UI"/>
+        </w:rPr>
+        <w:t>করে</w:t>
+      </w:r>
+      <w:proofErr w:type="spellEnd"/>
+      <w:r>
+        <w:t xml:space="preserve">, </w:t>
+      </w:r>
+      <w:proofErr w:type="spellStart"/>
+      <w:r>
+        <w:rPr>
+          <w:rFonts w:ascii="Nirmala UI" w:hAnsi="Nirmala UI" w:cs="Nirmala UI"/>
+        </w:rPr>
+        <w:t>সাধারণত</w:t>
+      </w:r>
+      <w:proofErr w:type="spellEnd"/>
+      <w:r>
+        <w:t xml:space="preserve"> </w:t>
+      </w:r>
+      <w:proofErr w:type="spellStart"/>
+      <w:r>
+        <w:rPr>
+          <w:rFonts w:ascii="Nirmala UI" w:hAnsi="Nirmala UI" w:cs="Nirmala UI"/>
+        </w:rPr>
+        <w:t>একটি</w:t>
+      </w:r>
+      <w:proofErr w:type="spellEnd"/>
+      <w:r>
+        <w:t xml:space="preserve"> </w:t>
+      </w:r>
+      <w:r>
+        <w:rPr>
+          <w:rStyle w:val="Strong"/>
+        </w:rPr>
+        <w:t xml:space="preserve">buffer </w:t>
+      </w:r>
+      <w:proofErr w:type="spellStart"/>
+      <w:r>
+        <w:rPr>
+          <w:rStyle w:val="Strong"/>
+          <w:rFonts w:ascii="Nirmala UI" w:hAnsi="Nirmala UI" w:cs="Nirmala UI"/>
+        </w:rPr>
+        <w:t>ব্যবহার</w:t>
+      </w:r>
+      <w:proofErr w:type="spellEnd"/>
+      <w:r>
+        <w:rPr>
+          <w:rStyle w:val="Strong"/>
+        </w:rPr>
+        <w:t xml:space="preserve"> </w:t>
+      </w:r>
+      <w:proofErr w:type="spellStart"/>
+      <w:r>
+        <w:rPr>
+          <w:rStyle w:val="Strong"/>
+          <w:rFonts w:ascii="Nirmala UI" w:hAnsi="Nirmala UI" w:cs="Nirmala UI"/>
+        </w:rPr>
+        <w:t>করে</w:t>
+      </w:r>
+      <w:proofErr w:type="spellEnd"/>
+      <w:r>
+        <w:rPr>
+          <w:rStyle w:val="Strong"/>
+          <w:rFonts w:ascii="Nirmala UI" w:hAnsi="Nirmala UI" w:cs="Nirmala UI"/>
+        </w:rPr>
+        <w:t>।</w:t>
       </w:r>
     </w:p>
     <w:p>
@@ -3035,6 +6220,7 @@
       <w:r>
         <w:rPr>
           <w:b/>
+          <w:color w:val="FF0000"/>
           <w:sz w:val="28"/>
           <w:szCs w:val="28"/>
         </w:rPr>
@@ -3042,13 +6228,15 @@
       </w:r>
       <w:r>
         <w:rPr>
-          <w:sz w:val="28"/>
-          <w:szCs w:val="28"/>
-        </w:rPr>
-        <w:t xml:space="preserve"> </w:t>
-      </w:r>
-      <w:r>
-        <w:rPr>
+          <w:color w:val="FF0000"/>
+          <w:sz w:val="28"/>
+          <w:szCs w:val="28"/>
+        </w:rPr>
+        <w:t xml:space="preserve"> </w:t>
+      </w:r>
+      <w:r>
+        <w:rPr>
+          <w:color w:val="FF0000"/>
           <w:sz w:val="28"/>
           <w:szCs w:val="28"/>
         </w:rPr>
@@ -3057,6 +6245,7 @@
       <w:proofErr w:type="spellStart"/>
       <w:r>
         <w:rPr>
+          <w:color w:val="FF0000"/>
           <w:sz w:val="28"/>
           <w:szCs w:val="28"/>
         </w:rPr>
@@ -3065,6 +6254,7 @@
       <w:proofErr w:type="spellEnd"/>
       <w:r>
         <w:rPr>
+          <w:color w:val="FF0000"/>
           <w:sz w:val="28"/>
           <w:szCs w:val="28"/>
         </w:rPr>
@@ -3073,6 +6263,7 @@
       <w:proofErr w:type="spellStart"/>
       <w:r>
         <w:rPr>
+          <w:color w:val="FF0000"/>
           <w:sz w:val="28"/>
           <w:szCs w:val="28"/>
         </w:rPr>
@@ -3081,6 +6272,7 @@
       <w:proofErr w:type="spellEnd"/>
       <w:r>
         <w:rPr>
+          <w:color w:val="FF0000"/>
           <w:sz w:val="28"/>
           <w:szCs w:val="28"/>
         </w:rPr>
@@ -3088,6 +6280,7 @@
       </w:r>
       <w:r>
         <w:rPr>
+          <w:color w:val="FF0000"/>
           <w:sz w:val="28"/>
           <w:szCs w:val="28"/>
           <w:vertAlign w:val="superscript"/>
@@ -3096,6 +6289,7 @@
       </w:r>
       <w:r>
         <w:rPr>
+          <w:color w:val="FF0000"/>
           <w:sz w:val="28"/>
           <w:szCs w:val="28"/>
         </w:rPr>
@@ -3103,6 +6297,7 @@
       </w:r>
       <w:r>
         <w:rPr>
+          <w:color w:val="FF0000"/>
           <w:sz w:val="28"/>
           <w:szCs w:val="28"/>
           <w:vertAlign w:val="superscript"/>
@@ -3111,10 +6306,94 @@
       </w:r>
       <w:r>
         <w:rPr>
+          <w:color w:val="FF0000"/>
           <w:sz w:val="28"/>
           <w:szCs w:val="28"/>
         </w:rPr>
         <w:t xml:space="preserve"> para.</w:t>
+      </w:r>
+      <w:r>
+        <w:rPr>
+          <w:sz w:val="28"/>
+          <w:szCs w:val="28"/>
+        </w:rPr>
+        <w:br/>
+      </w:r>
+      <w:r>
+        <w:rPr>
+          <w:color w:val="FF0000"/>
+          <w:sz w:val="28"/>
+          <w:szCs w:val="28"/>
+          <w:highlight w:val="yellow"/>
+        </w:rPr>
+        <w:t>Error detection:</w:t>
+      </w:r>
+      <w:r>
+        <w:rPr>
+          <w:color w:val="FF0000"/>
+          <w:sz w:val="28"/>
+          <w:szCs w:val="28"/>
+        </w:rPr>
+        <w:t xml:space="preserve"> </w:t>
+      </w:r>
+      <w:r>
+        <w:rPr>
+          <w:sz w:val="28"/>
+          <w:szCs w:val="28"/>
+        </w:rPr>
+        <w:t xml:space="preserve">When a frame arrives </w:t>
+      </w:r>
+      <w:r>
+        <w:rPr>
+          <w:sz w:val="28"/>
+          <w:szCs w:val="28"/>
+        </w:rPr>
+        <w:t xml:space="preserve">and </w:t>
+      </w:r>
+      <w:r>
+        <w:rPr>
+          <w:sz w:val="28"/>
+          <w:szCs w:val="28"/>
+        </w:rPr>
+        <w:t xml:space="preserve">is corrupted or is lost for any reason in the network, it is retransmitted. The receiver confirms correct receipt of each frame by sending back an acknowledgement frame. </w:t>
+      </w:r>
+      <w:r>
+        <w:rPr>
+          <w:sz w:val="28"/>
+          <w:szCs w:val="28"/>
+        </w:rPr>
+        <w:br/>
+      </w:r>
+      <w:r>
+        <w:rPr>
+          <w:sz w:val="28"/>
+          <w:szCs w:val="28"/>
+        </w:rPr>
+        <w:br/>
+      </w:r>
+      <w:r>
+        <w:rPr>
+          <w:color w:val="FF0000"/>
+          <w:sz w:val="28"/>
+          <w:szCs w:val="28"/>
+          <w:highlight w:val="yellow"/>
+        </w:rPr>
+        <w:t>Error correction:</w:t>
+      </w:r>
+      <w:r>
+        <w:rPr>
+          <w:color w:val="FF0000"/>
+          <w:sz w:val="28"/>
+          <w:szCs w:val="28"/>
+        </w:rPr>
+        <w:t xml:space="preserve"> </w:t>
+      </w:r>
+      <w:r>
+        <w:rPr>
+          <w:sz w:val="28"/>
+          <w:szCs w:val="28"/>
+        </w:rPr>
+        <w:t>In case of multimedia traffic (image, video, voice etc.) the receiver corrects the frame used some complex algorithm like convolutional encoding, Linear block code, R-S code etc.</w:t>
       </w:r>
     </w:p>
     <w:p>
@@ -3132,14 +6411,17 @@
       <w:r>
         <w:rPr>
           <w:b/>
-          <w:sz w:val="28"/>
-          <w:szCs w:val="28"/>
-        </w:rPr>
+          <w:color w:val="FF0000"/>
+          <w:sz w:val="28"/>
+          <w:szCs w:val="28"/>
+        </w:rPr>
+        <w:lastRenderedPageBreak/>
         <w:t>Compare physical and logical address.</w:t>
       </w:r>
       <w:r>
         <w:rPr>
           <w:b/>
+          <w:color w:val="FF0000"/>
           <w:sz w:val="28"/>
           <w:szCs w:val="28"/>
         </w:rPr>
@@ -3148,6 +6430,7 @@
       <w:proofErr w:type="spellStart"/>
       <w:r>
         <w:rPr>
+          <w:color w:val="FF0000"/>
           <w:sz w:val="28"/>
           <w:szCs w:val="28"/>
         </w:rPr>
@@ -3156,6 +6439,7 @@
       <w:proofErr w:type="spellEnd"/>
       <w:r>
         <w:rPr>
+          <w:color w:val="FF0000"/>
           <w:sz w:val="28"/>
           <w:szCs w:val="28"/>
         </w:rPr>
@@ -3164,6 +6448,7 @@
       <w:proofErr w:type="spellStart"/>
       <w:r>
         <w:rPr>
+          <w:color w:val="FF0000"/>
           <w:sz w:val="28"/>
           <w:szCs w:val="28"/>
         </w:rPr>
@@ -3172,6 +6457,7 @@
       <w:proofErr w:type="spellEnd"/>
       <w:r>
         <w:rPr>
+          <w:color w:val="FF0000"/>
           <w:sz w:val="28"/>
           <w:szCs w:val="28"/>
         </w:rPr>
@@ -3179,6 +6465,7 @@
       </w:r>
       <w:r>
         <w:rPr>
+          <w:color w:val="FF0000"/>
           <w:sz w:val="28"/>
           <w:szCs w:val="28"/>
           <w:vertAlign w:val="superscript"/>
@@ -3187,6 +6474,7 @@
       </w:r>
       <w:r>
         <w:rPr>
+          <w:color w:val="FF0000"/>
           <w:sz w:val="28"/>
           <w:szCs w:val="28"/>
         </w:rPr>
@@ -3194,10 +6482,40 @@
       </w:r>
       <w:r>
         <w:rPr>
+          <w:color w:val="FF0000"/>
           <w:sz w:val="28"/>
           <w:szCs w:val="28"/>
         </w:rPr>
         <w:t>`</w:t>
+      </w:r>
+      <w:r>
+        <w:rPr>
+          <w:sz w:val="28"/>
+          <w:szCs w:val="28"/>
+        </w:rPr>
+        <w:br/>
+      </w:r>
+      <w:r>
+        <w:rPr>
+          <w:sz w:val="28"/>
+          <w:szCs w:val="28"/>
+        </w:rPr>
+        <w:t>The physical addressing implemented by the data link layer handles the addressing problem locally (within the LAN). MAC Address ensure that physical address of the computer is unique.</w:t>
+      </w:r>
+      <w:r>
+        <w:rPr>
+          <w:sz w:val="28"/>
+          <w:szCs w:val="28"/>
+        </w:rPr>
+        <w:br/>
+      </w:r>
+      <w:r>
+        <w:rPr>
+          <w:sz w:val="28"/>
+          <w:szCs w:val="28"/>
+        </w:rPr>
+        <w:br/>
+        <w:t>If a packet passes the network boundary (outside of LAN), we need another addressing system to help distinguish the source and destination systems (area wise addressing). IP Address is a logical address of the computer and is used to uniquely locate computer connected via a network.</w:t>
       </w:r>
     </w:p>
     <w:p>
@@ -3382,6 +6700,63 @@
         </w:rPr>
         <w:t xml:space="preserve"> para.</w:t>
       </w:r>
+      <w:r>
+        <w:rPr>
+          <w:color w:val="000000" w:themeColor="text1"/>
+          <w:sz w:val="28"/>
+          <w:szCs w:val="28"/>
+        </w:rPr>
+        <w:br/>
+      </w:r>
+      <w:r>
+        <w:rPr>
+          <w:noProof/>
+          <w:color w:val="000000" w:themeColor="text1"/>
+          <w:sz w:val="28"/>
+          <w:szCs w:val="28"/>
+        </w:rPr>
+        <w:drawing>
+          <wp:inline distT="0" distB="0" distL="0" distR="0">
+            <wp:extent cx="5943600" cy="1181735"/>
+            <wp:effectExtent l="0" t="0" r="0" b="0"/>
+            <wp:docPr id="7" name="Picture 7"/>
+            <wp:cNvGraphicFramePr>
+              <a:graphicFrameLocks xmlns:a="http://schemas.openxmlformats.org/drawingml/2006/main" noChangeAspect="1"/>
+            </wp:cNvGraphicFramePr>
+            <a:graphic xmlns:a="http://schemas.openxmlformats.org/drawingml/2006/main">
+              <a:graphicData uri="http://schemas.openxmlformats.org/drawingml/2006/picture">
+                <pic:pic xmlns:pic="http://schemas.openxmlformats.org/drawingml/2006/picture">
+                  <pic:nvPicPr>
+                    <pic:cNvPr id="7" name="Screenshot_3.png"/>
+                    <pic:cNvPicPr/>
+                  </pic:nvPicPr>
+                  <pic:blipFill>
+                    <a:blip r:embed="rId9">
+                      <a:extLst>
+                        <a:ext uri="{28A0092B-C50C-407E-A947-70E740481C1C}">
+                          <a14:useLocalDpi xmlns:a14="http://schemas.microsoft.com/office/drawing/2010/main" val="0"/>
+                        </a:ext>
+                      </a:extLst>
+                    </a:blip>
+                    <a:stretch>
+                      <a:fillRect/>
+                    </a:stretch>
+                  </pic:blipFill>
+                  <pic:spPr>
+                    <a:xfrm>
+                      <a:off x="0" y="0"/>
+                      <a:ext cx="5943600" cy="1181735"/>
+                    </a:xfrm>
+                    <a:prstGeom prst="rect">
+                      <a:avLst/>
+                    </a:prstGeom>
+                  </pic:spPr>
+                </pic:pic>
+              </a:graphicData>
+            </a:graphic>
+          </wp:inline>
+        </w:drawing>
+      </w:r>
     </w:p>
     <w:p>
       <w:pPr>
@@ -3486,6 +6861,112 @@
         </w:rPr>
         <w:t xml:space="preserve"> and diagram.</w:t>
       </w:r>
+      <w:r>
+        <w:rPr>
+          <w:color w:val="000000" w:themeColor="text1"/>
+          <w:sz w:val="28"/>
+          <w:szCs w:val="28"/>
+        </w:rPr>
+        <w:br/>
+      </w:r>
+      <w:r>
+        <w:rPr>
+          <w:noProof/>
+          <w:color w:val="000000" w:themeColor="text1"/>
+          <w:sz w:val="28"/>
+          <w:szCs w:val="28"/>
+        </w:rPr>
+        <w:drawing>
+          <wp:inline distT="0" distB="0" distL="0" distR="0">
+            <wp:extent cx="5943600" cy="1191895"/>
+            <wp:effectExtent l="0" t="0" r="0" b="8255"/>
+            <wp:docPr id="4" name="Picture 4"/>
+            <wp:cNvGraphicFramePr>
+              <a:graphicFrameLocks xmlns:a="http://schemas.openxmlformats.org/drawingml/2006/main" noChangeAspect="1"/>
+            </wp:cNvGraphicFramePr>
+            <a:graphic xmlns:a="http://schemas.openxmlformats.org/drawingml/2006/main">
+              <a:graphicData uri="http://schemas.openxmlformats.org/drawingml/2006/picture">
+                <pic:pic xmlns:pic="http://schemas.openxmlformats.org/drawingml/2006/picture">
+                  <pic:nvPicPr>
+                    <pic:cNvPr id="4" name="Screenshot_1.png"/>
+                    <pic:cNvPicPr/>
+                  </pic:nvPicPr>
+                  <pic:blipFill>
+                    <a:blip r:embed="rId10">
+                      <a:extLst>
+                        <a:ext uri="{28A0092B-C50C-407E-A947-70E740481C1C}">
+                          <a14:useLocalDpi xmlns:a14="http://schemas.microsoft.com/office/drawing/2010/main" val="0"/>
+                        </a:ext>
+                      </a:extLst>
+                    </a:blip>
+                    <a:stretch>
+                      <a:fillRect/>
+                    </a:stretch>
+                  </pic:blipFill>
+                  <pic:spPr>
+                    <a:xfrm>
+                      <a:off x="0" y="0"/>
+                      <a:ext cx="5943600" cy="1191895"/>
+                    </a:xfrm>
+                    <a:prstGeom prst="rect">
+                      <a:avLst/>
+                    </a:prstGeom>
+                  </pic:spPr>
+                </pic:pic>
+              </a:graphicData>
+            </a:graphic>
+          </wp:inline>
+        </w:drawing>
+      </w:r>
+      <w:r>
+        <w:rPr>
+          <w:noProof/>
+          <w:color w:val="000000" w:themeColor="text1"/>
+          <w:sz w:val="28"/>
+          <w:szCs w:val="28"/>
+        </w:rPr>
+        <w:drawing>
+          <wp:inline distT="0" distB="0" distL="0" distR="0">
+            <wp:extent cx="5534797" cy="1428949"/>
+            <wp:effectExtent l="0" t="0" r="8890" b="0"/>
+            <wp:docPr id="6" name="Picture 6"/>
+            <wp:cNvGraphicFramePr>
+              <a:graphicFrameLocks xmlns:a="http://schemas.openxmlformats.org/drawingml/2006/main" noChangeAspect="1"/>
+            </wp:cNvGraphicFramePr>
+            <a:graphic xmlns:a="http://schemas.openxmlformats.org/drawingml/2006/main">
+              <a:graphicData uri="http://schemas.openxmlformats.org/drawingml/2006/picture">
+                <pic:pic xmlns:pic="http://schemas.openxmlformats.org/drawingml/2006/picture">
+                  <pic:nvPicPr>
+                    <pic:cNvPr id="6" name="Screenshot_2.png"/>
+                    <pic:cNvPicPr/>
+                  </pic:nvPicPr>
+                  <pic:blipFill>
+                    <a:blip r:embed="rId11">
+                      <a:extLst>
+                        <a:ext uri="{28A0092B-C50C-407E-A947-70E740481C1C}">
+                          <a14:useLocalDpi xmlns:a14="http://schemas.microsoft.com/office/drawing/2010/main" val="0"/>
+                        </a:ext>
+                      </a:extLst>
+                    </a:blip>
+                    <a:stretch>
+                      <a:fillRect/>
+                    </a:stretch>
+                  </pic:blipFill>
+                  <pic:spPr>
+                    <a:xfrm>
+                      <a:off x="0" y="0"/>
+                      <a:ext cx="5534797" cy="1428949"/>
+                    </a:xfrm>
+                    <a:prstGeom prst="rect">
+                      <a:avLst/>
+                    </a:prstGeom>
+                  </pic:spPr>
+                </pic:pic>
+              </a:graphicData>
+            </a:graphic>
+          </wp:inline>
+        </w:drawing>
+      </w:r>
     </w:p>
     <w:p>
       <w:pPr>
@@ -3557,10 +7038,7 @@
     <w:p>
       <w:pPr>
         <w:pStyle w:val="NormalWeb"/>
-        <w:numPr>
-          <w:ilvl w:val="0"/>
-          <w:numId w:val="3"/>
-        </w:numPr>
+        <w:ind w:left="720"/>
         <w:rPr>
           <w:color w:val="000000" w:themeColor="text1"/>
           <w:sz w:val="28"/>
@@ -3569,38 +7047,53 @@
       </w:pPr>
       <w:r>
         <w:rPr>
-          <w:b/>
+          <w:noProof/>
           <w:color w:val="000000" w:themeColor="text1"/>
           <w:sz w:val="28"/>
           <w:szCs w:val="28"/>
         </w:rPr>
-        <w:t>Compare bit and byte stuffing.</w:t>
-      </w:r>
-      <w:r>
-        <w:rPr>
-          <w:color w:val="000000" w:themeColor="text1"/>
-          <w:sz w:val="28"/>
-          <w:szCs w:val="28"/>
-        </w:rPr>
-        <w:br/>
-      </w:r>
-      <w:proofErr w:type="spellStart"/>
-      <w:r>
-        <w:rPr>
-          <w:color w:val="000000" w:themeColor="text1"/>
-          <w:sz w:val="28"/>
-          <w:szCs w:val="28"/>
-        </w:rPr>
-        <w:t>Ans</w:t>
-      </w:r>
-      <w:proofErr w:type="spellEnd"/>
-      <w:r>
-        <w:rPr>
-          <w:color w:val="000000" w:themeColor="text1"/>
-          <w:sz w:val="28"/>
-          <w:szCs w:val="28"/>
-        </w:rPr>
-        <w:t>: 11 slide all.</w:t>
+        <w:lastRenderedPageBreak/>
+        <w:drawing>
+          <wp:inline distT="0" distB="0" distL="0" distR="0">
+            <wp:extent cx="5943600" cy="2992755"/>
+            <wp:effectExtent l="0" t="0" r="0" b="0"/>
+            <wp:docPr id="8" name="Picture 8"/>
+            <wp:cNvGraphicFramePr>
+              <a:graphicFrameLocks xmlns:a="http://schemas.openxmlformats.org/drawingml/2006/main" noChangeAspect="1"/>
+            </wp:cNvGraphicFramePr>
+            <a:graphic xmlns:a="http://schemas.openxmlformats.org/drawingml/2006/main">
+              <a:graphicData uri="http://schemas.openxmlformats.org/drawingml/2006/picture">
+                <pic:pic xmlns:pic="http://schemas.openxmlformats.org/drawingml/2006/picture">
+                  <pic:nvPicPr>
+                    <pic:cNvPr id="8" name="Screenshot_4.png"/>
+                    <pic:cNvPicPr/>
+                  </pic:nvPicPr>
+                  <pic:blipFill>
+                    <a:blip r:embed="rId12">
+                      <a:extLst>
+                        <a:ext uri="{28A0092B-C50C-407E-A947-70E740481C1C}">
+                          <a14:useLocalDpi xmlns:a14="http://schemas.microsoft.com/office/drawing/2010/main" val="0"/>
+                        </a:ext>
+                      </a:extLst>
+                    </a:blip>
+                    <a:stretch>
+                      <a:fillRect/>
+                    </a:stretch>
+                  </pic:blipFill>
+                  <pic:spPr>
+                    <a:xfrm>
+                      <a:off x="0" y="0"/>
+                      <a:ext cx="5943600" cy="2992755"/>
+                    </a:xfrm>
+                    <a:prstGeom prst="rect">
+                      <a:avLst/>
+                    </a:prstGeom>
+                  </pic:spPr>
+                </pic:pic>
+              </a:graphicData>
+            </a:graphic>
+          </wp:inline>
+        </w:drawing>
       </w:r>
     </w:p>
     <w:p>
@@ -3623,141 +7116,90 @@
           <w:sz w:val="28"/>
           <w:szCs w:val="28"/>
         </w:rPr>
-        <w:t>Give the idea of error correction.</w:t>
-      </w:r>
-      <w:r>
-        <w:rPr>
-          <w:b/>
+        <w:t>Compare bit and byte stuffing.</w:t>
+      </w:r>
+      <w:r>
+        <w:rPr>
           <w:color w:val="000000" w:themeColor="text1"/>
           <w:sz w:val="28"/>
           <w:szCs w:val="28"/>
         </w:rPr>
         <w:br/>
-        <w:t>OR</w:t>
-      </w:r>
-      <w:r>
-        <w:rPr>
-          <w:b/>
+      </w:r>
+      <w:proofErr w:type="spellStart"/>
+      <w:r>
+        <w:rPr>
           <w:color w:val="000000" w:themeColor="text1"/>
           <w:sz w:val="28"/>
           <w:szCs w:val="28"/>
         </w:rPr>
+        <w:t>Ans</w:t>
+      </w:r>
+      <w:proofErr w:type="spellEnd"/>
+      <w:r>
+        <w:rPr>
+          <w:color w:val="000000" w:themeColor="text1"/>
+          <w:sz w:val="28"/>
+          <w:szCs w:val="28"/>
+        </w:rPr>
+        <w:t>: 11 slide all.</w:t>
+      </w:r>
+      <w:r>
+        <w:rPr>
+          <w:color w:val="000000" w:themeColor="text1"/>
+          <w:sz w:val="28"/>
+          <w:szCs w:val="28"/>
+        </w:rPr>
         <w:br/>
       </w:r>
       <w:r>
         <w:rPr>
-          <w:b/>
+          <w:noProof/>
           <w:color w:val="000000" w:themeColor="text1"/>
           <w:sz w:val="28"/>
           <w:szCs w:val="28"/>
         </w:rPr>
-        <w:t xml:space="preserve">Give the idea of ‘error correction through retransmission’ and </w:t>
-      </w:r>
-      <w:r>
-        <w:rPr>
-          <w:b/>
-          <w:color w:val="000000" w:themeColor="text1"/>
-          <w:sz w:val="28"/>
-          <w:szCs w:val="28"/>
-        </w:rPr>
-        <w:lastRenderedPageBreak/>
-        <w:t>‘autonomous error</w:t>
-      </w:r>
-      <w:r>
-        <w:rPr>
-          <w:b/>
-          <w:color w:val="000000" w:themeColor="text1"/>
-          <w:sz w:val="28"/>
-          <w:szCs w:val="28"/>
-        </w:rPr>
-        <w:t xml:space="preserve"> </w:t>
-      </w:r>
-      <w:r>
-        <w:rPr>
-          <w:b/>
-          <w:color w:val="000000" w:themeColor="text1"/>
-          <w:sz w:val="28"/>
-          <w:szCs w:val="28"/>
-        </w:rPr>
-        <w:t>correction’,</w:t>
-      </w:r>
-      <w:r>
-        <w:rPr>
-          <w:color w:val="000000" w:themeColor="text1"/>
-          <w:sz w:val="28"/>
-          <w:szCs w:val="28"/>
-        </w:rPr>
-        <w:br/>
-      </w:r>
-      <w:proofErr w:type="spellStart"/>
-      <w:r>
-        <w:rPr>
-          <w:color w:val="000000" w:themeColor="text1"/>
-          <w:sz w:val="28"/>
-          <w:szCs w:val="28"/>
-        </w:rPr>
-        <w:t>Ans</w:t>
-      </w:r>
-      <w:proofErr w:type="spellEnd"/>
-      <w:r>
-        <w:rPr>
-          <w:color w:val="000000" w:themeColor="text1"/>
-          <w:sz w:val="28"/>
-          <w:szCs w:val="28"/>
-        </w:rPr>
-        <w:t xml:space="preserve">: Slide 13 </w:t>
-      </w:r>
-      <w:proofErr w:type="spellStart"/>
-      <w:r>
-        <w:rPr>
-          <w:color w:val="000000" w:themeColor="text1"/>
-          <w:sz w:val="28"/>
-          <w:szCs w:val="28"/>
-        </w:rPr>
-        <w:t>er</w:t>
-      </w:r>
-      <w:proofErr w:type="spellEnd"/>
-      <w:r>
-        <w:rPr>
-          <w:color w:val="000000" w:themeColor="text1"/>
-          <w:sz w:val="28"/>
-          <w:szCs w:val="28"/>
-        </w:rPr>
-        <w:t xml:space="preserve"> 2</w:t>
-      </w:r>
-      <w:r>
-        <w:rPr>
-          <w:color w:val="000000" w:themeColor="text1"/>
-          <w:sz w:val="28"/>
-          <w:szCs w:val="28"/>
-          <w:vertAlign w:val="superscript"/>
-        </w:rPr>
-        <w:t>nd</w:t>
-      </w:r>
-      <w:r>
-        <w:rPr>
-          <w:color w:val="000000" w:themeColor="text1"/>
-          <w:sz w:val="28"/>
-          <w:szCs w:val="28"/>
-        </w:rPr>
-        <w:t xml:space="preserve"> and 3</w:t>
-      </w:r>
-      <w:r>
-        <w:rPr>
-          <w:color w:val="000000" w:themeColor="text1"/>
-          <w:sz w:val="28"/>
-          <w:szCs w:val="28"/>
-          <w:vertAlign w:val="superscript"/>
-        </w:rPr>
-        <w:t>rd</w:t>
-      </w:r>
-      <w:r>
-        <w:rPr>
-          <w:color w:val="000000" w:themeColor="text1"/>
-          <w:sz w:val="28"/>
-          <w:szCs w:val="28"/>
-        </w:rPr>
-        <w:t xml:space="preserve"> para</w:t>
+        <w:drawing>
+          <wp:inline distT="0" distB="0" distL="0" distR="0">
+            <wp:extent cx="6143625" cy="3321050"/>
+            <wp:effectExtent l="0" t="0" r="9525" b="0"/>
+            <wp:docPr id="9" name="Picture 9"/>
+            <wp:cNvGraphicFramePr>
+              <a:graphicFrameLocks xmlns:a="http://schemas.openxmlformats.org/drawingml/2006/main" noChangeAspect="1"/>
+            </wp:cNvGraphicFramePr>
+            <a:graphic xmlns:a="http://schemas.openxmlformats.org/drawingml/2006/main">
+              <a:graphicData uri="http://schemas.openxmlformats.org/drawingml/2006/picture">
+                <pic:pic xmlns:pic="http://schemas.openxmlformats.org/drawingml/2006/picture">
+                  <pic:nvPicPr>
+                    <pic:cNvPr id="9" name="Screenshot_5.png"/>
+                    <pic:cNvPicPr/>
+                  </pic:nvPicPr>
+                  <pic:blipFill>
+                    <a:blip r:embed="rId13">
+                      <a:extLst>
+                        <a:ext uri="{28A0092B-C50C-407E-A947-70E740481C1C}">
+                          <a14:useLocalDpi xmlns:a14="http://schemas.microsoft.com/office/drawing/2010/main" val="0"/>
+                        </a:ext>
+                      </a:extLst>
+                    </a:blip>
+                    <a:stretch>
+                      <a:fillRect/>
+                    </a:stretch>
+                  </pic:blipFill>
+                  <pic:spPr>
+                    <a:xfrm>
+                      <a:off x="0" y="0"/>
+                      <a:ext cx="6143625" cy="3321050"/>
+                    </a:xfrm>
+                    <a:prstGeom prst="rect">
+                      <a:avLst/>
+                    </a:prstGeom>
+                  </pic:spPr>
+                </pic:pic>
+              </a:graphicData>
+            </a:graphic>
+          </wp:inline>
+        </w:drawing>
       </w:r>
     </w:p>
     <w:p>
@@ -3780,19 +7222,18 @@
           <w:sz w:val="28"/>
           <w:szCs w:val="28"/>
         </w:rPr>
-        <w:t>Write the graph of CRC algorithm.</w:t>
-      </w:r>
-    </w:p>
-    <w:p>
-      <w:pPr>
-        <w:pStyle w:val="NormalWeb"/>
-        <w:ind w:left="720"/>
-        <w:rPr>
+        <w:t>Give the idea of error correction.</w:t>
+      </w:r>
+      <w:r>
+        <w:rPr>
+          <w:b/>
           <w:color w:val="000000" w:themeColor="text1"/>
           <w:sz w:val="28"/>
           <w:szCs w:val="28"/>
         </w:rPr>
-      </w:pPr>
+        <w:br/>
+        <w:t>OR</w:t>
+      </w:r>
       <w:r>
         <w:rPr>
           <w:b/>
@@ -3800,7 +7241,7 @@
           <w:sz w:val="28"/>
           <w:szCs w:val="28"/>
         </w:rPr>
-        <w:t>OR</w:t>
+        <w:br/>
       </w:r>
       <w:r>
         <w:rPr>
@@ -3809,59 +7250,161 @@
           <w:sz w:val="28"/>
           <w:szCs w:val="28"/>
         </w:rPr>
+        <w:t>Give the idea of ‘error correction through retransmission’ and ‘autonomous error</w:t>
+      </w:r>
+      <w:r>
+        <w:rPr>
+          <w:b/>
+          <w:color w:val="000000" w:themeColor="text1"/>
+          <w:sz w:val="28"/>
+          <w:szCs w:val="28"/>
+        </w:rPr>
+        <w:t xml:space="preserve"> </w:t>
+      </w:r>
+      <w:r>
+        <w:rPr>
+          <w:b/>
+          <w:color w:val="000000" w:themeColor="text1"/>
+          <w:sz w:val="28"/>
+          <w:szCs w:val="28"/>
+        </w:rPr>
+        <w:t>correction’,</w:t>
+      </w:r>
+      <w:r>
+        <w:rPr>
+          <w:color w:val="000000" w:themeColor="text1"/>
+          <w:sz w:val="28"/>
+          <w:szCs w:val="28"/>
+        </w:rPr>
         <w:br/>
       </w:r>
+      <w:proofErr w:type="spellStart"/>
       <w:r>
         <w:rPr>
           <w:color w:val="000000" w:themeColor="text1"/>
           <w:sz w:val="28"/>
           <w:szCs w:val="28"/>
         </w:rPr>
-        <w:t>Write the steps of the Cyclic Redundancy Check (CRC) algorithm.</w:t>
-      </w:r>
+        <w:lastRenderedPageBreak/>
+        <w:t>Ans</w:t>
+      </w:r>
+      <w:proofErr w:type="spellEnd"/>
       <w:r>
         <w:rPr>
           <w:color w:val="000000" w:themeColor="text1"/>
           <w:sz w:val="28"/>
           <w:szCs w:val="28"/>
         </w:rPr>
+        <w:t xml:space="preserve">: Slide 13 </w:t>
+      </w:r>
+      <w:proofErr w:type="spellStart"/>
+      <w:r>
+        <w:rPr>
+          <w:color w:val="000000" w:themeColor="text1"/>
+          <w:sz w:val="28"/>
+          <w:szCs w:val="28"/>
+        </w:rPr>
+        <w:t>er</w:t>
+      </w:r>
+      <w:proofErr w:type="spellEnd"/>
+      <w:r>
+        <w:rPr>
+          <w:color w:val="000000" w:themeColor="text1"/>
+          <w:sz w:val="28"/>
+          <w:szCs w:val="28"/>
+        </w:rPr>
+        <w:t xml:space="preserve"> 2</w:t>
+      </w:r>
+      <w:r>
+        <w:rPr>
+          <w:color w:val="000000" w:themeColor="text1"/>
+          <w:sz w:val="28"/>
+          <w:szCs w:val="28"/>
+          <w:vertAlign w:val="superscript"/>
+        </w:rPr>
+        <w:t>nd</w:t>
+      </w:r>
+      <w:r>
+        <w:rPr>
+          <w:color w:val="000000" w:themeColor="text1"/>
+          <w:sz w:val="28"/>
+          <w:szCs w:val="28"/>
+        </w:rPr>
+        <w:t xml:space="preserve"> and 3</w:t>
+      </w:r>
+      <w:r>
+        <w:rPr>
+          <w:color w:val="000000" w:themeColor="text1"/>
+          <w:sz w:val="28"/>
+          <w:szCs w:val="28"/>
+          <w:vertAlign w:val="superscript"/>
+        </w:rPr>
+        <w:t>rd</w:t>
+      </w:r>
+      <w:r>
+        <w:rPr>
+          <w:color w:val="000000" w:themeColor="text1"/>
+          <w:sz w:val="28"/>
+          <w:szCs w:val="28"/>
+        </w:rPr>
+        <w:t xml:space="preserve"> para</w:t>
+      </w:r>
+      <w:r>
+        <w:rPr>
+          <w:color w:val="000000" w:themeColor="text1"/>
+          <w:sz w:val="28"/>
+          <w:szCs w:val="28"/>
+        </w:rPr>
         <w:br/>
       </w:r>
-      <w:proofErr w:type="spellStart"/>
-      <w:r>
-        <w:rPr>
+      <w:r>
+        <w:rPr>
+          <w:noProof/>
           <w:color w:val="000000" w:themeColor="text1"/>
           <w:sz w:val="28"/>
           <w:szCs w:val="28"/>
         </w:rPr>
-        <w:t>Ans</w:t>
-      </w:r>
-      <w:proofErr w:type="spellEnd"/>
-      <w:r>
-        <w:rPr>
-          <w:color w:val="000000" w:themeColor="text1"/>
-          <w:sz w:val="28"/>
-          <w:szCs w:val="28"/>
-        </w:rPr>
-        <w:t xml:space="preserve">: Slide 17 </w:t>
-      </w:r>
-      <w:proofErr w:type="spellStart"/>
-      <w:r>
-        <w:rPr>
-          <w:color w:val="000000" w:themeColor="text1"/>
-          <w:sz w:val="28"/>
-          <w:szCs w:val="28"/>
-        </w:rPr>
-        <w:t>er</w:t>
-      </w:r>
-      <w:proofErr w:type="spellEnd"/>
-      <w:r>
-        <w:rPr>
-          <w:color w:val="000000" w:themeColor="text1"/>
-          <w:sz w:val="28"/>
-          <w:szCs w:val="28"/>
-        </w:rPr>
-        <w:t xml:space="preserve"> green color.</w:t>
+        <w:drawing>
+          <wp:inline distT="0" distB="0" distL="0" distR="0">
+            <wp:extent cx="6115050" cy="2130425"/>
+            <wp:effectExtent l="0" t="0" r="0" b="3175"/>
+            <wp:docPr id="10" name="Picture 10"/>
+            <wp:cNvGraphicFramePr>
+              <a:graphicFrameLocks xmlns:a="http://schemas.openxmlformats.org/drawingml/2006/main" noChangeAspect="1"/>
+            </wp:cNvGraphicFramePr>
+            <a:graphic xmlns:a="http://schemas.openxmlformats.org/drawingml/2006/main">
+              <a:graphicData uri="http://schemas.openxmlformats.org/drawingml/2006/picture">
+                <pic:pic xmlns:pic="http://schemas.openxmlformats.org/drawingml/2006/picture">
+                  <pic:nvPicPr>
+                    <pic:cNvPr id="10" name="Screenshot_6.png"/>
+                    <pic:cNvPicPr/>
+                  </pic:nvPicPr>
+                  <pic:blipFill>
+                    <a:blip r:embed="rId14">
+                      <a:extLst>
+                        <a:ext uri="{28A0092B-C50C-407E-A947-70E740481C1C}">
+                          <a14:useLocalDpi xmlns:a14="http://schemas.microsoft.com/office/drawing/2010/main" val="0"/>
+                        </a:ext>
+                      </a:extLst>
+                    </a:blip>
+                    <a:stretch>
+                      <a:fillRect/>
+                    </a:stretch>
+                  </pic:blipFill>
+                  <pic:spPr>
+                    <a:xfrm>
+                      <a:off x="0" y="0"/>
+                      <a:ext cx="6115050" cy="2130425"/>
+                    </a:xfrm>
+                    <a:prstGeom prst="rect">
+                      <a:avLst/>
+                    </a:prstGeom>
+                  </pic:spPr>
+                </pic:pic>
+              </a:graphicData>
+            </a:graphic>
+          </wp:inline>
+        </w:drawing>
       </w:r>
     </w:p>
     <w:p>
@@ -3872,32 +7415,64 @@
           <w:numId w:val="3"/>
         </w:numPr>
         <w:rPr>
-          <w:color w:val="000000" w:themeColor="text1"/>
-          <w:sz w:val="28"/>
-          <w:szCs w:val="28"/>
-        </w:rPr>
-      </w:pPr>
-      <w:r>
-        <w:rPr>
-          <w:b/>
-          <w:color w:val="000000" w:themeColor="text1"/>
-          <w:sz w:val="28"/>
-          <w:szCs w:val="28"/>
-        </w:rPr>
-        <w:t>Example-1</w:t>
-      </w:r>
-      <w:r>
-        <w:rPr>
-          <w:color w:val="000000" w:themeColor="text1"/>
+          <w:color w:val="FF0000"/>
+          <w:sz w:val="28"/>
+          <w:szCs w:val="28"/>
+        </w:rPr>
+      </w:pPr>
+      <w:r>
+        <w:rPr>
+          <w:b/>
+          <w:color w:val="FF0000"/>
+          <w:sz w:val="28"/>
+          <w:szCs w:val="28"/>
+        </w:rPr>
+        <w:t>Write the graph of CRC algorithm.</w:t>
+      </w:r>
+    </w:p>
+    <w:p>
+      <w:pPr>
+        <w:pStyle w:val="NormalWeb"/>
+        <w:ind w:left="720"/>
+        <w:rPr>
+          <w:color w:val="FF0000"/>
+          <w:sz w:val="28"/>
+          <w:szCs w:val="28"/>
+        </w:rPr>
+      </w:pPr>
+      <w:r>
+        <w:rPr>
+          <w:b/>
+          <w:color w:val="FF0000"/>
+          <w:sz w:val="28"/>
+          <w:szCs w:val="28"/>
+        </w:rPr>
+        <w:t>OR</w:t>
+      </w:r>
+      <w:r>
+        <w:rPr>
+          <w:b/>
+          <w:color w:val="FF0000"/>
           <w:sz w:val="28"/>
           <w:szCs w:val="28"/>
         </w:rPr>
         <w:br/>
-      </w:r>
-      <w:proofErr w:type="spellStart"/>
-      <w:r>
-        <w:rPr>
-          <w:color w:val="000000" w:themeColor="text1"/>
+        <w:t>Write the steps of the Cyclic Redundancy Check (CRC) algorithm.</w:t>
+      </w:r>
+      <w:r>
+        <w:rPr>
+          <w:b/>
+          <w:color w:val="FF0000"/>
+          <w:sz w:val="28"/>
+          <w:szCs w:val="28"/>
+        </w:rPr>
+        <w:br/>
+      </w:r>
+      <w:proofErr w:type="spellStart"/>
+      <w:r>
+        <w:rPr>
+          <w:b/>
+          <w:color w:val="FF0000"/>
           <w:sz w:val="28"/>
           <w:szCs w:val="28"/>
         </w:rPr>
@@ -3906,27 +7481,32 @@
       <w:proofErr w:type="spellEnd"/>
       <w:r>
         <w:rPr>
-          <w:color w:val="000000" w:themeColor="text1"/>
-          <w:sz w:val="28"/>
-          <w:szCs w:val="28"/>
-        </w:rPr>
-        <w:t xml:space="preserve">: Slide </w:t>
-      </w:r>
-      <w:r>
-        <w:rPr>
-          <w:color w:val="000000" w:themeColor="text1"/>
-          <w:sz w:val="28"/>
-          <w:szCs w:val="28"/>
-        </w:rPr>
-        <w:t>18 and 19</w:t>
-      </w:r>
-      <w:r>
-        <w:rPr>
-          <w:color w:val="000000" w:themeColor="text1"/>
-          <w:sz w:val="28"/>
-          <w:szCs w:val="28"/>
-        </w:rPr>
-        <w:t>.</w:t>
+          <w:b/>
+          <w:color w:val="FF0000"/>
+          <w:sz w:val="28"/>
+          <w:szCs w:val="28"/>
+        </w:rPr>
+        <w:t xml:space="preserve">: Slide 17 </w:t>
+      </w:r>
+      <w:proofErr w:type="spellStart"/>
+      <w:r>
+        <w:rPr>
+          <w:b/>
+          <w:color w:val="FF0000"/>
+          <w:sz w:val="28"/>
+          <w:szCs w:val="28"/>
+        </w:rPr>
+        <w:t>er</w:t>
+      </w:r>
+      <w:proofErr w:type="spellEnd"/>
+      <w:r>
+        <w:rPr>
+          <w:b/>
+          <w:color w:val="FF0000"/>
+          <w:sz w:val="28"/>
+          <w:szCs w:val="28"/>
+        </w:rPr>
+        <w:t xml:space="preserve"> green color.</w:t>
       </w:r>
     </w:p>
     <w:p>
@@ -3949,7 +7529,7 @@
           <w:sz w:val="28"/>
           <w:szCs w:val="28"/>
         </w:rPr>
-        <w:t>How to avoid single bit error, two bit error and odd number of bit error in CRC?</w:t>
+        <w:t>Example-1</w:t>
       </w:r>
       <w:r>
         <w:rPr>
@@ -3975,7 +7555,130 @@
           <w:sz w:val="28"/>
           <w:szCs w:val="28"/>
         </w:rPr>
-        <w:t>: Slide 24 and 25     1,2,3</w:t>
+        <w:t xml:space="preserve">: Slide </w:t>
+      </w:r>
+      <w:r>
+        <w:rPr>
+          <w:color w:val="000000" w:themeColor="text1"/>
+          <w:sz w:val="28"/>
+          <w:szCs w:val="28"/>
+        </w:rPr>
+        <w:t>18 and 19</w:t>
+      </w:r>
+      <w:r>
+        <w:rPr>
+          <w:color w:val="000000" w:themeColor="text1"/>
+          <w:sz w:val="28"/>
+          <w:szCs w:val="28"/>
+        </w:rPr>
+        <w:t>.</w:t>
+      </w:r>
+      <w:r>
+        <w:rPr>
+          <w:color w:val="000000" w:themeColor="text1"/>
+          <w:sz w:val="28"/>
+          <w:szCs w:val="28"/>
+        </w:rPr>
+        <w:br/>
+      </w:r>
+      <w:r>
+        <w:rPr>
+          <w:noProof/>
+          <w:color w:val="000000" w:themeColor="text1"/>
+          <w:sz w:val="28"/>
+          <w:szCs w:val="28"/>
+        </w:rPr>
+        <w:lastRenderedPageBreak/>
+        <w:drawing>
+          <wp:inline distT="0" distB="0" distL="0" distR="0">
+            <wp:extent cx="5943600" cy="3377565"/>
+            <wp:effectExtent l="0" t="0" r="0" b="0"/>
+            <wp:docPr id="12" name="Picture 12"/>
+            <wp:cNvGraphicFramePr>
+              <a:graphicFrameLocks xmlns:a="http://schemas.openxmlformats.org/drawingml/2006/main" noChangeAspect="1"/>
+            </wp:cNvGraphicFramePr>
+            <a:graphic xmlns:a="http://schemas.openxmlformats.org/drawingml/2006/main">
+              <a:graphicData uri="http://schemas.openxmlformats.org/drawingml/2006/picture">
+                <pic:pic xmlns:pic="http://schemas.openxmlformats.org/drawingml/2006/picture">
+                  <pic:nvPicPr>
+                    <pic:cNvPr id="12" name="Screenshot_8.png"/>
+                    <pic:cNvPicPr/>
+                  </pic:nvPicPr>
+                  <pic:blipFill>
+                    <a:blip r:embed="rId15">
+                      <a:extLst>
+                        <a:ext uri="{28A0092B-C50C-407E-A947-70E740481C1C}">
+                          <a14:useLocalDpi xmlns:a14="http://schemas.microsoft.com/office/drawing/2010/main" val="0"/>
+                        </a:ext>
+                      </a:extLst>
+                    </a:blip>
+                    <a:stretch>
+                      <a:fillRect/>
+                    </a:stretch>
+                  </pic:blipFill>
+                  <pic:spPr>
+                    <a:xfrm>
+                      <a:off x="0" y="0"/>
+                      <a:ext cx="5943600" cy="3377565"/>
+                    </a:xfrm>
+                    <a:prstGeom prst="rect">
+                      <a:avLst/>
+                    </a:prstGeom>
+                  </pic:spPr>
+                </pic:pic>
+              </a:graphicData>
+            </a:graphic>
+          </wp:inline>
+        </w:drawing>
+      </w:r>
+      <w:r>
+        <w:rPr>
+          <w:noProof/>
+          <w:color w:val="000000" w:themeColor="text1"/>
+          <w:sz w:val="28"/>
+          <w:szCs w:val="28"/>
+        </w:rPr>
+        <w:drawing>
+          <wp:inline distT="0" distB="0" distL="0" distR="0">
+            <wp:extent cx="5943600" cy="4162425"/>
+            <wp:effectExtent l="0" t="0" r="0" b="9525"/>
+            <wp:docPr id="13" name="Picture 13"/>
+            <wp:cNvGraphicFramePr>
+              <a:graphicFrameLocks xmlns:a="http://schemas.openxmlformats.org/drawingml/2006/main" noChangeAspect="1"/>
+            </wp:cNvGraphicFramePr>
+            <a:graphic xmlns:a="http://schemas.openxmlformats.org/drawingml/2006/main">
+              <a:graphicData uri="http://schemas.openxmlformats.org/drawingml/2006/picture">
+                <pic:pic xmlns:pic="http://schemas.openxmlformats.org/drawingml/2006/picture">
+                  <pic:nvPicPr>
+                    <pic:cNvPr id="13" name="Screenshot_9.png"/>
+                    <pic:cNvPicPr/>
+                  </pic:nvPicPr>
+                  <pic:blipFill>
+                    <a:blip r:embed="rId16">
+                      <a:extLst>
+                        <a:ext uri="{28A0092B-C50C-407E-A947-70E740481C1C}">
+                          <a14:useLocalDpi xmlns:a14="http://schemas.microsoft.com/office/drawing/2010/main" val="0"/>
+                        </a:ext>
+                      </a:extLst>
+                    </a:blip>
+                    <a:stretch>
+                      <a:fillRect/>
+                    </a:stretch>
+                  </pic:blipFill>
+                  <pic:spPr>
+                    <a:xfrm>
+                      <a:off x="0" y="0"/>
+                      <a:ext cx="5943600" cy="4162425"/>
+                    </a:xfrm>
+                    <a:prstGeom prst="rect">
+                      <a:avLst/>
+                    </a:prstGeom>
+                  </pic:spPr>
+                </pic:pic>
+              </a:graphicData>
+            </a:graphic>
+          </wp:inline>
+        </w:drawing>
       </w:r>
     </w:p>
     <w:p>
@@ -3986,6 +7689,116 @@
           <w:numId w:val="3"/>
         </w:numPr>
         <w:rPr>
+          <w:color w:val="000000" w:themeColor="text1"/>
+          <w:sz w:val="28"/>
+          <w:szCs w:val="28"/>
+        </w:rPr>
+      </w:pPr>
+      <w:r>
+        <w:rPr>
+          <w:b/>
+          <w:color w:val="000000" w:themeColor="text1"/>
+          <w:sz w:val="28"/>
+          <w:szCs w:val="28"/>
+        </w:rPr>
+        <w:t>How to avoid single bit error, two bit error and odd number of bit error in CRC?</w:t>
+      </w:r>
+      <w:r>
+        <w:rPr>
+          <w:color w:val="000000" w:themeColor="text1"/>
+          <w:sz w:val="28"/>
+          <w:szCs w:val="28"/>
+        </w:rPr>
+        <w:br/>
+      </w:r>
+      <w:proofErr w:type="spellStart"/>
+      <w:r>
+        <w:rPr>
+          <w:color w:val="000000" w:themeColor="text1"/>
+          <w:sz w:val="28"/>
+          <w:szCs w:val="28"/>
+        </w:rPr>
+        <w:t>Ans</w:t>
+      </w:r>
+      <w:proofErr w:type="spellEnd"/>
+      <w:r>
+        <w:rPr>
+          <w:color w:val="000000" w:themeColor="text1"/>
+          <w:sz w:val="28"/>
+          <w:szCs w:val="28"/>
+        </w:rPr>
+        <w:t>: Slide 24 and 25     1,2,3</w:t>
+      </w:r>
+    </w:p>
+    <w:p>
+      <w:pPr>
+        <w:pStyle w:val="NormalWeb"/>
+        <w:ind w:left="720"/>
+        <w:rPr>
+          <w:color w:val="000000" w:themeColor="text1"/>
+          <w:sz w:val="28"/>
+          <w:szCs w:val="28"/>
+        </w:rPr>
+      </w:pPr>
+      <w:r>
+        <w:rPr>
+          <w:noProof/>
+          <w:color w:val="000000" w:themeColor="text1"/>
+          <w:sz w:val="28"/>
+          <w:szCs w:val="28"/>
+        </w:rPr>
+        <w:lastRenderedPageBreak/>
+        <w:drawing>
+          <wp:inline distT="0" distB="0" distL="0" distR="0">
+            <wp:extent cx="6153150" cy="4575175"/>
+            <wp:effectExtent l="0" t="0" r="0" b="0"/>
+            <wp:docPr id="15" name="Picture 15"/>
+            <wp:cNvGraphicFramePr>
+              <a:graphicFrameLocks xmlns:a="http://schemas.openxmlformats.org/drawingml/2006/main" noChangeAspect="1"/>
+            </wp:cNvGraphicFramePr>
+            <a:graphic xmlns:a="http://schemas.openxmlformats.org/drawingml/2006/main">
+              <a:graphicData uri="http://schemas.openxmlformats.org/drawingml/2006/picture">
+                <pic:pic xmlns:pic="http://schemas.openxmlformats.org/drawingml/2006/picture">
+                  <pic:nvPicPr>
+                    <pic:cNvPr id="15" name="Screenshot_11.png"/>
+                    <pic:cNvPicPr/>
+                  </pic:nvPicPr>
+                  <pic:blipFill>
+                    <a:blip r:embed="rId17">
+                      <a:extLst>
+                        <a:ext uri="{28A0092B-C50C-407E-A947-70E740481C1C}">
+                          <a14:useLocalDpi xmlns:a14="http://schemas.microsoft.com/office/drawing/2010/main" val="0"/>
+                        </a:ext>
+                      </a:extLst>
+                    </a:blip>
+                    <a:stretch>
+                      <a:fillRect/>
+                    </a:stretch>
+                  </pic:blipFill>
+                  <pic:spPr>
+                    <a:xfrm>
+                      <a:off x="0" y="0"/>
+                      <a:ext cx="6153150" cy="4575175"/>
+                    </a:xfrm>
+                    <a:prstGeom prst="rect">
+                      <a:avLst/>
+                    </a:prstGeom>
+                  </pic:spPr>
+                </pic:pic>
+              </a:graphicData>
+            </a:graphic>
+          </wp:inline>
+        </w:drawing>
+      </w:r>
+    </w:p>
+    <w:p>
+      <w:pPr>
+        <w:pStyle w:val="NormalWeb"/>
+        <w:numPr>
+          <w:ilvl w:val="0"/>
+          <w:numId w:val="3"/>
+        </w:numPr>
+        <w:rPr>
           <w:b/>
           <w:color w:val="FF0000"/>
           <w:sz w:val="36"/>
@@ -4146,6 +7959,65 @@
         </w:rPr>
         <w:t xml:space="preserve"> 5 no point.</w:t>
       </w:r>
+      <w:r>
+        <w:rPr>
+          <w:color w:val="000000" w:themeColor="text1"/>
+          <w:sz w:val="28"/>
+          <w:szCs w:val="28"/>
+        </w:rPr>
+        <w:br/>
+      </w:r>
+      <w:r>
+        <w:rPr>
+          <w:b/>
+          <w:noProof/>
+          <w:color w:val="FF0000"/>
+          <w:sz w:val="36"/>
+          <w:szCs w:val="36"/>
+          <w:u w:val="single"/>
+        </w:rPr>
+        <w:drawing>
+          <wp:inline distT="0" distB="0" distL="0" distR="0">
+            <wp:extent cx="5943600" cy="2284730"/>
+            <wp:effectExtent l="0" t="0" r="0" b="1270"/>
+            <wp:docPr id="11" name="Picture 11"/>
+            <wp:cNvGraphicFramePr>
+              <a:graphicFrameLocks xmlns:a="http://schemas.openxmlformats.org/drawingml/2006/main" noChangeAspect="1"/>
+            </wp:cNvGraphicFramePr>
+            <a:graphic xmlns:a="http://schemas.openxmlformats.org/drawingml/2006/main">
+              <a:graphicData uri="http://schemas.openxmlformats.org/drawingml/2006/picture">
+                <pic:pic xmlns:pic="http://schemas.openxmlformats.org/drawingml/2006/picture">
+                  <pic:nvPicPr>
+                    <pic:cNvPr id="11" name="Screenshot_7.png"/>
+                    <pic:cNvPicPr/>
+                  </pic:nvPicPr>
+                  <pic:blipFill>
+                    <a:blip r:embed="rId18">
+                      <a:extLst>
+                        <a:ext uri="{28A0092B-C50C-407E-A947-70E740481C1C}">
+                          <a14:useLocalDpi xmlns:a14="http://schemas.microsoft.com/office/drawing/2010/main" val="0"/>
+                        </a:ext>
+                      </a:extLst>
+                    </a:blip>
+                    <a:stretch>
+                      <a:fillRect/>
+                    </a:stretch>
+                  </pic:blipFill>
+                  <pic:spPr>
+                    <a:xfrm>
+                      <a:off x="0" y="0"/>
+                      <a:ext cx="5943600" cy="2284730"/>
+                    </a:xfrm>
+                    <a:prstGeom prst="rect">
+                      <a:avLst/>
+                    </a:prstGeom>
+                  </pic:spPr>
+                </pic:pic>
+              </a:graphicData>
+            </a:graphic>
+          </wp:inline>
+        </w:drawing>
+      </w:r>
     </w:p>
     <w:p>
       <w:pPr>
@@ -4168,6 +8040,7 @@
           <w:szCs w:val="36"/>
           <w:u w:val="single"/>
         </w:rPr>
+        <w:lastRenderedPageBreak/>
         <w:t>Class Test</w:t>
       </w:r>
       <w:r>
@@ -4273,6 +8146,7 @@
       <w:r>
         <w:rPr>
           <w:b/>
+          <w:color w:val="FF0000"/>
           <w:sz w:val="28"/>
           <w:szCs w:val="28"/>
         </w:rPr>
@@ -4281,6 +8155,7 @@
       <w:r>
         <w:rPr>
           <w:b/>
+          <w:color w:val="FF0000"/>
           <w:sz w:val="28"/>
           <w:szCs w:val="28"/>
         </w:rPr>
@@ -4290,6 +8165,7 @@
       <w:r>
         <w:rPr>
           <w:b/>
+          <w:color w:val="FF0000"/>
           <w:sz w:val="28"/>
           <w:szCs w:val="28"/>
         </w:rPr>
@@ -4299,6 +8175,7 @@
       <w:r>
         <w:rPr>
           <w:b/>
+          <w:color w:val="FF0000"/>
           <w:sz w:val="28"/>
           <w:szCs w:val="28"/>
         </w:rPr>
@@ -4306,6 +8183,7 @@
       </w:r>
       <w:r>
         <w:rPr>
+          <w:color w:val="FF0000"/>
           <w:sz w:val="28"/>
           <w:szCs w:val="28"/>
         </w:rPr>
@@ -4314,6 +8192,7 @@
       <w:proofErr w:type="spellStart"/>
       <w:r>
         <w:rPr>
+          <w:color w:val="FF0000"/>
           <w:sz w:val="28"/>
           <w:szCs w:val="28"/>
         </w:rPr>
@@ -4322,6 +8201,7 @@
       <w:proofErr w:type="spellEnd"/>
       <w:r>
         <w:rPr>
+          <w:color w:val="FF0000"/>
           <w:sz w:val="28"/>
           <w:szCs w:val="28"/>
         </w:rPr>
@@ -4329,6 +8209,7 @@
       </w:r>
       <w:r>
         <w:rPr>
+          <w:color w:val="FF0000"/>
           <w:sz w:val="28"/>
           <w:szCs w:val="28"/>
           <w:vertAlign w:val="superscript"/>
@@ -4337,10 +8218,67 @@
       </w:r>
       <w:r>
         <w:rPr>
+          <w:color w:val="FF0000"/>
           <w:sz w:val="28"/>
           <w:szCs w:val="28"/>
         </w:rPr>
         <w:t xml:space="preserve"> para.</w:t>
+      </w:r>
+      <w:r>
+        <w:rPr>
+          <w:sz w:val="28"/>
+          <w:szCs w:val="28"/>
+        </w:rPr>
+        <w:br/>
+      </w:r>
+      <w:r>
+        <w:rPr>
+          <w:b/>
+          <w:noProof/>
+          <w:sz w:val="28"/>
+          <w:szCs w:val="28"/>
+        </w:rPr>
+        <w:drawing>
+          <wp:inline distT="0" distB="0" distL="0" distR="0">
+            <wp:extent cx="5943600" cy="892175"/>
+            <wp:effectExtent l="0" t="0" r="0" b="3175"/>
+            <wp:docPr id="16" name="Picture 16"/>
+            <wp:cNvGraphicFramePr>
+              <a:graphicFrameLocks xmlns:a="http://schemas.openxmlformats.org/drawingml/2006/main" noChangeAspect="1"/>
+            </wp:cNvGraphicFramePr>
+            <a:graphic xmlns:a="http://schemas.openxmlformats.org/drawingml/2006/main">
+              <a:graphicData uri="http://schemas.openxmlformats.org/drawingml/2006/picture">
+                <pic:pic xmlns:pic="http://schemas.openxmlformats.org/drawingml/2006/picture">
+                  <pic:nvPicPr>
+                    <pic:cNvPr id="16" name="Screenshot_12.png"/>
+                    <pic:cNvPicPr/>
+                  </pic:nvPicPr>
+                  <pic:blipFill>
+                    <a:blip r:embed="rId19">
+                      <a:extLst>
+                        <a:ext uri="{28A0092B-C50C-407E-A947-70E740481C1C}">
+                          <a14:useLocalDpi xmlns:a14="http://schemas.microsoft.com/office/drawing/2010/main" val="0"/>
+                        </a:ext>
+                      </a:extLst>
+                    </a:blip>
+                    <a:stretch>
+                      <a:fillRect/>
+                    </a:stretch>
+                  </pic:blipFill>
+                  <pic:spPr>
+                    <a:xfrm>
+                      <a:off x="0" y="0"/>
+                      <a:ext cx="5943600" cy="892175"/>
+                    </a:xfrm>
+                    <a:prstGeom prst="rect">
+                      <a:avLst/>
+                    </a:prstGeom>
+                  </pic:spPr>
+                </pic:pic>
+              </a:graphicData>
+            </a:graphic>
+          </wp:inline>
+        </w:drawing>
       </w:r>
     </w:p>
     <w:p>
@@ -4359,6 +8297,7 @@
       <w:r>
         <w:rPr>
           <w:b/>
+          <w:color w:val="FF0000"/>
           <w:sz w:val="28"/>
           <w:szCs w:val="28"/>
         </w:rPr>
@@ -4367,6 +8306,7 @@
       <w:r>
         <w:rPr>
           <w:b/>
+          <w:color w:val="FF0000"/>
           <w:sz w:val="28"/>
           <w:szCs w:val="28"/>
         </w:rPr>
@@ -4375,20 +8315,77 @@
       <w:proofErr w:type="spellStart"/>
       <w:r>
         <w:rPr>
+          <w:color w:val="FF0000"/>
+          <w:sz w:val="28"/>
+          <w:szCs w:val="28"/>
+        </w:rPr>
+        <w:t>Ans</w:t>
+      </w:r>
+      <w:proofErr w:type="spellEnd"/>
+      <w:r>
+        <w:rPr>
+          <w:color w:val="FF0000"/>
+          <w:sz w:val="28"/>
+          <w:szCs w:val="28"/>
+        </w:rPr>
+        <w:t>: Slide 29</w:t>
+      </w:r>
+      <w:r>
+        <w:rPr>
           <w:color w:val="000000" w:themeColor="text1"/>
           <w:sz w:val="28"/>
           <w:szCs w:val="28"/>
         </w:rPr>
-        <w:t>Ans</w:t>
-      </w:r>
-      <w:proofErr w:type="spellEnd"/>
-      <w:r>
-        <w:rPr>
-          <w:color w:val="000000" w:themeColor="text1"/>
-          <w:sz w:val="28"/>
-          <w:szCs w:val="28"/>
-        </w:rPr>
-        <w:t>: Slide 29</w:t>
+        <w:br/>
+      </w:r>
+      <w:r>
+        <w:rPr>
+          <w:b/>
+          <w:noProof/>
+          <w:sz w:val="28"/>
+          <w:szCs w:val="28"/>
+        </w:rPr>
+        <w:drawing>
+          <wp:inline distT="0" distB="0" distL="0" distR="0">
+            <wp:extent cx="5943600" cy="3460750"/>
+            <wp:effectExtent l="0" t="0" r="0" b="6350"/>
+            <wp:docPr id="17" name="Picture 17"/>
+            <wp:cNvGraphicFramePr>
+              <a:graphicFrameLocks xmlns:a="http://schemas.openxmlformats.org/drawingml/2006/main" noChangeAspect="1"/>
+            </wp:cNvGraphicFramePr>
+            <a:graphic xmlns:a="http://schemas.openxmlformats.org/drawingml/2006/main">
+              <a:graphicData uri="http://schemas.openxmlformats.org/drawingml/2006/picture">
+                <pic:pic xmlns:pic="http://schemas.openxmlformats.org/drawingml/2006/picture">
+                  <pic:nvPicPr>
+                    <pic:cNvPr id="17" name="Screenshot_13.png"/>
+                    <pic:cNvPicPr/>
+                  </pic:nvPicPr>
+                  <pic:blipFill>
+                    <a:blip r:embed="rId20">
+                      <a:extLst>
+                        <a:ext uri="{28A0092B-C50C-407E-A947-70E740481C1C}">
+                          <a14:useLocalDpi xmlns:a14="http://schemas.microsoft.com/office/drawing/2010/main" val="0"/>
+                        </a:ext>
+                      </a:extLst>
+                    </a:blip>
+                    <a:stretch>
+                      <a:fillRect/>
+                    </a:stretch>
+                  </pic:blipFill>
+                  <pic:spPr>
+                    <a:xfrm>
+                      <a:off x="0" y="0"/>
+                      <a:ext cx="5943600" cy="3460750"/>
+                    </a:xfrm>
+                    <a:prstGeom prst="rect">
+                      <a:avLst/>
+                    </a:prstGeom>
+                  </pic:spPr>
+                </pic:pic>
+              </a:graphicData>
+            </a:graphic>
+          </wp:inline>
+        </w:drawing>
       </w:r>
     </w:p>
     <w:p>
@@ -4435,6 +8432,161 @@
         </w:rPr>
         <w:t>: Slide 36,37 and 38 only diagram no description.</w:t>
       </w:r>
+      <w:r>
+        <w:rPr>
+          <w:sz w:val="28"/>
+          <w:szCs w:val="28"/>
+        </w:rPr>
+        <w:br/>
+      </w:r>
+      <w:r>
+        <w:rPr>
+          <w:noProof/>
+          <w:sz w:val="28"/>
+          <w:szCs w:val="28"/>
+        </w:rPr>
+        <w:lastRenderedPageBreak/>
+        <w:drawing>
+          <wp:inline distT="0" distB="0" distL="0" distR="0">
+            <wp:extent cx="5943600" cy="4029710"/>
+            <wp:effectExtent l="0" t="0" r="0" b="8890"/>
+            <wp:docPr id="18" name="Picture 18"/>
+            <wp:cNvGraphicFramePr>
+              <a:graphicFrameLocks xmlns:a="http://schemas.openxmlformats.org/drawingml/2006/main" noChangeAspect="1"/>
+            </wp:cNvGraphicFramePr>
+            <a:graphic xmlns:a="http://schemas.openxmlformats.org/drawingml/2006/main">
+              <a:graphicData uri="http://schemas.openxmlformats.org/drawingml/2006/picture">
+                <pic:pic xmlns:pic="http://schemas.openxmlformats.org/drawingml/2006/picture">
+                  <pic:nvPicPr>
+                    <pic:cNvPr id="18" name="Screenshot_14.png"/>
+                    <pic:cNvPicPr/>
+                  </pic:nvPicPr>
+                  <pic:blipFill>
+                    <a:blip r:embed="rId21">
+                      <a:extLst>
+                        <a:ext uri="{28A0092B-C50C-407E-A947-70E740481C1C}">
+                          <a14:useLocalDpi xmlns:a14="http://schemas.microsoft.com/office/drawing/2010/main" val="0"/>
+                        </a:ext>
+                      </a:extLst>
+                    </a:blip>
+                    <a:stretch>
+                      <a:fillRect/>
+                    </a:stretch>
+                  </pic:blipFill>
+                  <pic:spPr>
+                    <a:xfrm>
+                      <a:off x="0" y="0"/>
+                      <a:ext cx="5943600" cy="4029710"/>
+                    </a:xfrm>
+                    <a:prstGeom prst="rect">
+                      <a:avLst/>
+                    </a:prstGeom>
+                  </pic:spPr>
+                </pic:pic>
+              </a:graphicData>
+            </a:graphic>
+          </wp:inline>
+        </w:drawing>
+      </w:r>
+      <w:r>
+        <w:rPr>
+          <w:noProof/>
+          <w:sz w:val="28"/>
+          <w:szCs w:val="28"/>
+        </w:rPr>
+        <w:drawing>
+          <wp:inline distT="0" distB="0" distL="0" distR="0">
+            <wp:extent cx="5943600" cy="2851150"/>
+            <wp:effectExtent l="0" t="0" r="0" b="6350"/>
+            <wp:docPr id="19" name="Picture 19"/>
+            <wp:cNvGraphicFramePr>
+              <a:graphicFrameLocks xmlns:a="http://schemas.openxmlformats.org/drawingml/2006/main" noChangeAspect="1"/>
+            </wp:cNvGraphicFramePr>
+            <a:graphic xmlns:a="http://schemas.openxmlformats.org/drawingml/2006/main">
+              <a:graphicData uri="http://schemas.openxmlformats.org/drawingml/2006/picture">
+                <pic:pic xmlns:pic="http://schemas.openxmlformats.org/drawingml/2006/picture">
+                  <pic:nvPicPr>
+                    <pic:cNvPr id="19" name="Screenshot_15.png"/>
+                    <pic:cNvPicPr/>
+                  </pic:nvPicPr>
+                  <pic:blipFill>
+                    <a:blip r:embed="rId22">
+                      <a:extLst>
+                        <a:ext uri="{28A0092B-C50C-407E-A947-70E740481C1C}">
+                          <a14:useLocalDpi xmlns:a14="http://schemas.microsoft.com/office/drawing/2010/main" val="0"/>
+                        </a:ext>
+                      </a:extLst>
+                    </a:blip>
+                    <a:stretch>
+                      <a:fillRect/>
+                    </a:stretch>
+                  </pic:blipFill>
+                  <pic:spPr>
+                    <a:xfrm>
+                      <a:off x="0" y="0"/>
+                      <a:ext cx="5943600" cy="2851150"/>
+                    </a:xfrm>
+                    <a:prstGeom prst="rect">
+                      <a:avLst/>
+                    </a:prstGeom>
+                  </pic:spPr>
+                </pic:pic>
+              </a:graphicData>
+            </a:graphic>
+          </wp:inline>
+        </w:drawing>
+      </w:r>
+      <w:r>
+        <w:rPr>
+          <w:noProof/>
+          <w:sz w:val="28"/>
+          <w:szCs w:val="28"/>
+        </w:rPr>
+        <w:lastRenderedPageBreak/>
+        <w:drawing>
+          <wp:inline distT="0" distB="0" distL="0" distR="0">
+            <wp:extent cx="5943600" cy="3088005"/>
+            <wp:effectExtent l="0" t="0" r="0" b="0"/>
+            <wp:docPr id="20" name="Picture 20"/>
+            <wp:cNvGraphicFramePr>
+              <a:graphicFrameLocks xmlns:a="http://schemas.openxmlformats.org/drawingml/2006/main" noChangeAspect="1"/>
+            </wp:cNvGraphicFramePr>
+            <a:graphic xmlns:a="http://schemas.openxmlformats.org/drawingml/2006/main">
+              <a:graphicData uri="http://schemas.openxmlformats.org/drawingml/2006/picture">
+                <pic:pic xmlns:pic="http://schemas.openxmlformats.org/drawingml/2006/picture">
+                  <pic:nvPicPr>
+                    <pic:cNvPr id="20" name="Screenshot_16.png"/>
+                    <pic:cNvPicPr/>
+                  </pic:nvPicPr>
+                  <pic:blipFill>
+                    <a:blip r:embed="rId23">
+                      <a:extLst>
+                        <a:ext uri="{28A0092B-C50C-407E-A947-70E740481C1C}">
+                          <a14:useLocalDpi xmlns:a14="http://schemas.microsoft.com/office/drawing/2010/main" val="0"/>
+                        </a:ext>
+                      </a:extLst>
+                    </a:blip>
+                    <a:stretch>
+                      <a:fillRect/>
+                    </a:stretch>
+                  </pic:blipFill>
+                  <pic:spPr>
+                    <a:xfrm>
+                      <a:off x="0" y="0"/>
+                      <a:ext cx="5943600" cy="3088005"/>
+                    </a:xfrm>
+                    <a:prstGeom prst="rect">
+                      <a:avLst/>
+                    </a:prstGeom>
+                  </pic:spPr>
+                </pic:pic>
+              </a:graphicData>
+            </a:graphic>
+          </wp:inline>
+        </w:drawing>
+      </w:r>
+      <w:bookmarkStart w:id="0" w:name="_GoBack"/>
+      <w:bookmarkEnd w:id="0"/>
     </w:p>
     <w:p>
       <w:pPr>
@@ -4788,7 +8940,6 @@
           <w:szCs w:val="36"/>
           <w:u w:val="single"/>
         </w:rPr>
-        <w:lastRenderedPageBreak/>
         <w:t>Class 7</w:t>
       </w:r>
       <w:r>
@@ -5285,6 +9436,7 @@
           <w:sz w:val="28"/>
           <w:szCs w:val="28"/>
         </w:rPr>
+        <w:lastRenderedPageBreak/>
         <w:t>4.</w:t>
       </w:r>
       <w:r>
@@ -6110,7 +10262,6 @@
           <w:sz w:val="28"/>
           <w:szCs w:val="28"/>
         </w:rPr>
-        <w:lastRenderedPageBreak/>
         <w:t xml:space="preserve">How </w:t>
       </w:r>
       <w:r>
@@ -6367,8 +10518,6 @@
         </w:rPr>
         <w:t>Lec-7)</w:t>
       </w:r>
-      <w:bookmarkStart w:id="0" w:name="_GoBack"/>
-      <w:bookmarkEnd w:id="0"/>
     </w:p>
     <w:p>
       <w:pPr>
@@ -6383,14 +10532,8 @@
           <w:rStyle w:val="Strong"/>
           <w:rFonts w:eastAsiaTheme="majorEastAsia"/>
         </w:rPr>
-        <w:t>Give the basic concept of logical &amp; physical communication</w:t>
-      </w:r>
-      <w:r>
-        <w:rPr>
-          <w:rStyle w:val="Strong"/>
-          <w:rFonts w:eastAsiaTheme="majorEastAsia"/>
-        </w:rPr>
-        <w:t>.</w:t>
+        <w:lastRenderedPageBreak/>
+        <w:t>Give the basic concept of logical &amp; physical communication.</w:t>
       </w:r>
       <w:r>
         <w:br/>
@@ -7416,6 +11559,96 @@
     </w:lvl>
   </w:abstractNum>
   <w:abstractNum w:abstractNumId="7" w15:restartNumberingAfterBreak="0">
+    <w:nsid w:val="53290C02"/>
+    <w:multiLevelType w:val="hybridMultilevel"/>
+    <w:tmpl w:val="1026C770"/>
+    <w:lvl w:ilvl="0" w:tplc="54CED438">
+      <w:start w:val="1"/>
+      <w:numFmt w:val="decimal"/>
+      <w:lvlText w:val="%1."/>
+      <w:lvlJc w:val="left"/>
+      <w:pPr>
+        <w:ind w:left="1800" w:hanging="360"/>
+      </w:pPr>
+      <w:rPr>
+        <w:rFonts w:hint="default"/>
+        <w:sz w:val="22"/>
+      </w:rPr>
+    </w:lvl>
+    <w:lvl w:ilvl="1" w:tplc="04090019" w:tentative="1">
+      <w:start w:val="1"/>
+      <w:numFmt w:val="lowerLetter"/>
+      <w:lvlText w:val="%2."/>
+      <w:lvlJc w:val="left"/>
+      <w:pPr>
+        <w:ind w:left="2520" w:hanging="360"/>
+      </w:pPr>
+    </w:lvl>
+    <w:lvl w:ilvl="2" w:tplc="0409001B" w:tentative="1">
+      <w:start w:val="1"/>
+      <w:numFmt w:val="lowerRoman"/>
+      <w:lvlText w:val="%3."/>
+      <w:lvlJc w:val="right"/>
+      <w:pPr>
+        <w:ind w:left="3240" w:hanging="180"/>
+      </w:pPr>
+    </w:lvl>
+    <w:lvl w:ilvl="3" w:tplc="0409000F" w:tentative="1">
+      <w:start w:val="1"/>
+      <w:numFmt w:val="decimal"/>
+      <w:lvlText w:val="%4."/>
+      <w:lvlJc w:val="left"/>
+      <w:pPr>
+        <w:ind w:left="3960" w:hanging="360"/>
+      </w:pPr>
+    </w:lvl>
+    <w:lvl w:ilvl="4" w:tplc="04090019" w:tentative="1">
+      <w:start w:val="1"/>
+      <w:numFmt w:val="lowerLetter"/>
+      <w:lvlText w:val="%5."/>
+      <w:lvlJc w:val="left"/>
+      <w:pPr>
+        <w:ind w:left="4680" w:hanging="360"/>
+      </w:pPr>
+    </w:lvl>
+    <w:lvl w:ilvl="5" w:tplc="0409001B" w:tentative="1">
+      <w:start w:val="1"/>
+      <w:numFmt w:val="lowerRoman"/>
+      <w:lvlText w:val="%6."/>
+      <w:lvlJc w:val="right"/>
+      <w:pPr>
+        <w:ind w:left="5400" w:hanging="180"/>
+      </w:pPr>
+    </w:lvl>
+    <w:lvl w:ilvl="6" w:tplc="0409000F" w:tentative="1">
+      <w:start w:val="1"/>
+      <w:numFmt w:val="decimal"/>
+      <w:lvlText w:val="%7."/>
+      <w:lvlJc w:val="left"/>
+      <w:pPr>
+        <w:ind w:left="6120" w:hanging="360"/>
+      </w:pPr>
+    </w:lvl>
+    <w:lvl w:ilvl="7" w:tplc="04090019" w:tentative="1">
+      <w:start w:val="1"/>
+      <w:numFmt w:val="lowerLetter"/>
+      <w:lvlText w:val="%8."/>
+      <w:lvlJc w:val="left"/>
+      <w:pPr>
+        <w:ind w:left="6840" w:hanging="360"/>
+      </w:pPr>
+    </w:lvl>
+    <w:lvl w:ilvl="8" w:tplc="0409001B" w:tentative="1">
+      <w:start w:val="1"/>
+      <w:numFmt w:val="lowerRoman"/>
+      <w:lvlText w:val="%9."/>
+      <w:lvlJc w:val="right"/>
+      <w:pPr>
+        <w:ind w:left="7560" w:hanging="180"/>
+      </w:pPr>
+    </w:lvl>
+  </w:abstractNum>
+  <w:abstractNum w:abstractNumId="8" w15:restartNumberingAfterBreak="0">
     <w:nsid w:val="593C0919"/>
     <w:multiLevelType w:val="hybridMultilevel"/>
     <w:tmpl w:val="597C6C02"/>
@@ -7504,7 +11737,7 @@
       </w:pPr>
     </w:lvl>
   </w:abstractNum>
-  <w:abstractNum w:abstractNumId="8" w15:restartNumberingAfterBreak="0">
+  <w:abstractNum w:abstractNumId="9" w15:restartNumberingAfterBreak="0">
     <w:nsid w:val="684157EC"/>
     <w:multiLevelType w:val="multilevel"/>
     <w:tmpl w:val="6456ABF2"/>
@@ -7617,7 +11850,7 @@
       </w:pPr>
     </w:lvl>
   </w:abstractNum>
-  <w:abstractNum w:abstractNumId="9" w15:restartNumberingAfterBreak="0">
+  <w:abstractNum w:abstractNumId="10" w15:restartNumberingAfterBreak="0">
     <w:nsid w:val="6E9A56C6"/>
     <w:multiLevelType w:val="multilevel"/>
     <w:tmpl w:val="F28EB4E2"/>
@@ -7734,7 +11967,7 @@
       </w:pPr>
     </w:lvl>
   </w:abstractNum>
-  <w:abstractNum w:abstractNumId="10" w15:restartNumberingAfterBreak="0">
+  <w:abstractNum w:abstractNumId="11" w15:restartNumberingAfterBreak="0">
     <w:nsid w:val="7179044D"/>
     <w:multiLevelType w:val="multilevel"/>
     <w:tmpl w:val="48788FD8"/>
@@ -7847,7 +12080,7 @@
       </w:pPr>
     </w:lvl>
   </w:abstractNum>
-  <w:abstractNum w:abstractNumId="11" w15:restartNumberingAfterBreak="0">
+  <w:abstractNum w:abstractNumId="12" w15:restartNumberingAfterBreak="0">
     <w:nsid w:val="7D306970"/>
     <w:multiLevelType w:val="multilevel"/>
     <w:tmpl w:val="AA5E4C2A"/>
@@ -7967,25 +12200,25 @@
     <w:abstractNumId w:val="5"/>
   </w:num>
   <w:num w:numId="2">
-    <w:abstractNumId w:val="7"/>
+    <w:abstractNumId w:val="8"/>
   </w:num>
   <w:num w:numId="3">
-    <w:abstractNumId w:val="9"/>
+    <w:abstractNumId w:val="10"/>
   </w:num>
   <w:num w:numId="4">
-    <w:abstractNumId w:val="11"/>
+    <w:abstractNumId w:val="12"/>
   </w:num>
   <w:num w:numId="5">
     <w:abstractNumId w:val="4"/>
   </w:num>
   <w:num w:numId="6">
-    <w:abstractNumId w:val="10"/>
+    <w:abstractNumId w:val="11"/>
   </w:num>
   <w:num w:numId="7">
     <w:abstractNumId w:val="0"/>
   </w:num>
   <w:num w:numId="8">
-    <w:abstractNumId w:val="8"/>
+    <w:abstractNumId w:val="9"/>
   </w:num>
   <w:num w:numId="9">
     <w:abstractNumId w:val="1"/>
@@ -7998,6 +12231,9 @@
   </w:num>
   <w:num w:numId="12">
     <w:abstractNumId w:val="3"/>
+  </w:num>
+  <w:num w:numId="13">
+    <w:abstractNumId w:val="7"/>
   </w:num>
 </w:numbering>
 </file>

--- a/Data Communication and Computer Network/1. Question List.docx
+++ b/Data Communication and Computer Network/1. Question List.docx
@@ -8403,6 +8403,7 @@
       <w:r>
         <w:rPr>
           <w:b/>
+          <w:color w:val="FF0000"/>
           <w:sz w:val="28"/>
           <w:szCs w:val="28"/>
         </w:rPr>
@@ -8411,6 +8412,7 @@
       <w:r>
         <w:rPr>
           <w:b/>
+          <w:color w:val="FF0000"/>
           <w:sz w:val="28"/>
           <w:szCs w:val="28"/>
         </w:rPr>
@@ -8419,6 +8421,7 @@
       <w:proofErr w:type="spellStart"/>
       <w:r>
         <w:rPr>
+          <w:color w:val="FF0000"/>
           <w:sz w:val="28"/>
           <w:szCs w:val="28"/>
         </w:rPr>
@@ -8427,6 +8430,7 @@
       <w:proofErr w:type="spellEnd"/>
       <w:r>
         <w:rPr>
+          <w:color w:val="FF0000"/>
           <w:sz w:val="28"/>
           <w:szCs w:val="28"/>
         </w:rPr>
@@ -8585,8 +8589,6 @@
           </wp:inline>
         </w:drawing>
       </w:r>
-      <w:bookmarkStart w:id="0" w:name="_GoBack"/>
-      <w:bookmarkEnd w:id="0"/>
     </w:p>
     <w:p>
       <w:pPr>
@@ -8604,6 +8606,7 @@
       <w:r>
         <w:rPr>
           <w:b/>
+          <w:color w:val="FF0000"/>
           <w:sz w:val="28"/>
           <w:szCs w:val="28"/>
         </w:rPr>
@@ -8612,6 +8615,7 @@
       <w:r>
         <w:rPr>
           <w:b/>
+          <w:color w:val="FF0000"/>
           <w:sz w:val="28"/>
           <w:szCs w:val="28"/>
         </w:rPr>
@@ -8620,6 +8624,7 @@
       <w:proofErr w:type="spellStart"/>
       <w:r>
         <w:rPr>
+          <w:color w:val="FF0000"/>
           <w:sz w:val="28"/>
           <w:szCs w:val="28"/>
         </w:rPr>
@@ -8628,6 +8633,7 @@
       <w:proofErr w:type="spellEnd"/>
       <w:r>
         <w:rPr>
+          <w:color w:val="FF0000"/>
           <w:sz w:val="28"/>
           <w:szCs w:val="28"/>
         </w:rPr>
@@ -8636,6 +8642,7 @@
       <w:proofErr w:type="spellStart"/>
       <w:r>
         <w:rPr>
+          <w:color w:val="FF0000"/>
           <w:sz w:val="28"/>
           <w:szCs w:val="28"/>
         </w:rPr>
@@ -8644,14 +8651,16 @@
       <w:proofErr w:type="spellEnd"/>
       <w:r>
         <w:rPr>
-          <w:sz w:val="28"/>
-          <w:szCs w:val="28"/>
-        </w:rPr>
-        <w:t xml:space="preserve"> </w:t>
-      </w:r>
-      <w:proofErr w:type="spellStart"/>
-      <w:r>
-        <w:rPr>
+          <w:color w:val="FF0000"/>
+          <w:sz w:val="28"/>
+          <w:szCs w:val="28"/>
+        </w:rPr>
+        <w:t xml:space="preserve"> </w:t>
+      </w:r>
+      <w:proofErr w:type="spellStart"/>
+      <w:r>
+        <w:rPr>
+          <w:color w:val="FF0000"/>
           <w:sz w:val="28"/>
           <w:szCs w:val="28"/>
         </w:rPr>
@@ -8660,14 +8669,16 @@
       <w:proofErr w:type="spellEnd"/>
       <w:r>
         <w:rPr>
-          <w:sz w:val="28"/>
-          <w:szCs w:val="28"/>
-        </w:rPr>
-        <w:t xml:space="preserve"> </w:t>
-      </w:r>
-      <w:proofErr w:type="spellStart"/>
-      <w:r>
-        <w:rPr>
+          <w:color w:val="FF0000"/>
+          <w:sz w:val="28"/>
+          <w:szCs w:val="28"/>
+        </w:rPr>
+        <w:t xml:space="preserve"> </w:t>
+      </w:r>
+      <w:proofErr w:type="spellStart"/>
+      <w:r>
+        <w:rPr>
+          <w:color w:val="FF0000"/>
           <w:sz w:val="28"/>
           <w:szCs w:val="28"/>
         </w:rPr>
@@ -8676,6 +8687,7 @@
       <w:proofErr w:type="spellEnd"/>
       <w:r>
         <w:rPr>
+          <w:color w:val="FF0000"/>
           <w:sz w:val="28"/>
           <w:szCs w:val="28"/>
         </w:rPr>
@@ -8684,6 +8696,7 @@
       <w:proofErr w:type="spellStart"/>
       <w:r>
         <w:rPr>
+          <w:color w:val="FF0000"/>
           <w:sz w:val="28"/>
           <w:szCs w:val="28"/>
         </w:rPr>
@@ -8692,6 +8705,7 @@
       <w:proofErr w:type="spellEnd"/>
       <w:r>
         <w:rPr>
+          <w:color w:val="FF0000"/>
           <w:sz w:val="28"/>
           <w:szCs w:val="28"/>
         </w:rPr>
@@ -8700,6 +8714,7 @@
       <w:proofErr w:type="spellStart"/>
       <w:r>
         <w:rPr>
+          <w:color w:val="FF0000"/>
           <w:sz w:val="28"/>
           <w:szCs w:val="28"/>
         </w:rPr>
@@ -8708,10 +8723,32 @@
       <w:proofErr w:type="spellEnd"/>
       <w:r>
         <w:rPr>
+          <w:color w:val="FF0000"/>
           <w:sz w:val="28"/>
           <w:szCs w:val="28"/>
         </w:rPr>
         <w:t>”</w:t>
+      </w:r>
+      <w:r>
+        <w:rPr>
+          <w:sz w:val="28"/>
+          <w:szCs w:val="28"/>
+        </w:rPr>
+        <w:br/>
+      </w:r>
+      <w:r>
+        <w:rPr>
+          <w:sz w:val="28"/>
+          <w:szCs w:val="28"/>
+        </w:rPr>
+        <w:t>The efficiency of such protocol is very poor under heavy traffic condition because of frequent collision of packets. Under light traffic condition the throughput of such protocol is high due to low probability of collision</w:t>
+      </w:r>
+      <w:r>
+        <w:rPr>
+          <w:sz w:val="28"/>
+          <w:szCs w:val="28"/>
+        </w:rPr>
+        <w:br/>
       </w:r>
     </w:p>
     <w:p>
@@ -8730,6 +8767,7 @@
       <w:r>
         <w:rPr>
           <w:b/>
+          <w:color w:val="FF0000"/>
           <w:sz w:val="28"/>
           <w:szCs w:val="28"/>
         </w:rPr>
@@ -8738,6 +8776,7 @@
       <w:r>
         <w:rPr>
           <w:b/>
+          <w:color w:val="FF0000"/>
           <w:sz w:val="28"/>
           <w:szCs w:val="28"/>
         </w:rPr>
@@ -8747,6 +8786,7 @@
       <w:r>
         <w:rPr>
           <w:b/>
+          <w:color w:val="FF0000"/>
           <w:sz w:val="28"/>
           <w:szCs w:val="28"/>
         </w:rPr>
@@ -8756,6 +8796,7 @@
       <w:r>
         <w:rPr>
           <w:b/>
+          <w:color w:val="FF0000"/>
           <w:sz w:val="28"/>
           <w:szCs w:val="28"/>
         </w:rPr>
@@ -8764,6 +8805,7 @@
       <w:r>
         <w:rPr>
           <w:b/>
+          <w:color w:val="FF0000"/>
           <w:sz w:val="28"/>
           <w:szCs w:val="28"/>
           <w:vertAlign w:val="superscript"/>
@@ -8773,10 +8815,26 @@
       <w:r>
         <w:rPr>
           <w:b/>
+          <w:color w:val="FF0000"/>
           <w:sz w:val="28"/>
           <w:szCs w:val="28"/>
         </w:rPr>
         <w:t xml:space="preserve"> para</w:t>
+      </w:r>
+      <w:r>
+        <w:rPr>
+          <w:b/>
+          <w:sz w:val="28"/>
+          <w:szCs w:val="28"/>
+        </w:rPr>
+        <w:br/>
+      </w:r>
+      <w:r>
+        <w:rPr>
+          <w:sz w:val="28"/>
+          <w:szCs w:val="28"/>
+        </w:rPr>
+        <w:t>Such protocol works efficiently during heavy traffic condition but during low traffic condition a station has to wait unnecessary for its turn. Token ring and token bus network use such protocol.</w:t>
       </w:r>
     </w:p>
     <w:p>
@@ -8795,30 +8853,16 @@
       <w:r>
         <w:rPr>
           <w:b/>
-          <w:sz w:val="28"/>
-          <w:szCs w:val="28"/>
-        </w:rPr>
-        <w:t>Compare exhaustive service and gated service</w:t>
-      </w:r>
-      <w:r>
-        <w:rPr>
-          <w:b/>
-          <w:sz w:val="28"/>
-          <w:szCs w:val="28"/>
-        </w:rPr>
-        <w:t xml:space="preserve"> of token ring protocol</w:t>
-      </w:r>
-      <w:r>
-        <w:rPr>
-          <w:b/>
-          <w:sz w:val="28"/>
-          <w:szCs w:val="28"/>
-        </w:rPr>
-        <w:t>.</w:t>
-      </w:r>
-      <w:r>
-        <w:rPr>
-          <w:b/>
+          <w:color w:val="FF0000"/>
+          <w:sz w:val="28"/>
+          <w:szCs w:val="28"/>
+        </w:rPr>
+        <w:t>Compare exhaustive service and gated service of token ring protocol.</w:t>
+      </w:r>
+      <w:r>
+        <w:rPr>
+          <w:b/>
+          <w:color w:val="FF0000"/>
           <w:sz w:val="28"/>
           <w:szCs w:val="28"/>
         </w:rPr>
@@ -8827,6 +8871,7 @@
       <w:proofErr w:type="spellStart"/>
       <w:r>
         <w:rPr>
+          <w:color w:val="FF0000"/>
           <w:sz w:val="28"/>
           <w:szCs w:val="28"/>
         </w:rPr>
@@ -8835,25 +8880,1003 @@
       <w:proofErr w:type="spellEnd"/>
       <w:r>
         <w:rPr>
-          <w:sz w:val="28"/>
-          <w:szCs w:val="28"/>
-        </w:rPr>
-        <w:t>: 49 slide 2</w:t>
-      </w:r>
-      <w:r>
-        <w:rPr>
-          <w:sz w:val="28"/>
-          <w:szCs w:val="28"/>
-          <w:vertAlign w:val="superscript"/>
-        </w:rPr>
-        <w:t>nd</w:t>
-      </w:r>
-      <w:r>
-        <w:rPr>
-          <w:sz w:val="28"/>
-          <w:szCs w:val="28"/>
-        </w:rPr>
-        <w:t xml:space="preserve"> para and slide 50</w:t>
+          <w:color w:val="FF0000"/>
+          <w:sz w:val="28"/>
+          <w:szCs w:val="28"/>
+        </w:rPr>
+        <w:t>:</w:t>
+      </w:r>
+      <w:r>
+        <w:rPr>
+          <w:color w:val="FF0000"/>
+        </w:rPr>
+        <w:t xml:space="preserve"> Slide 49, 50 - (a) &amp; (b)</w:t>
+      </w:r>
+      <w:r>
+        <w:br/>
+      </w:r>
+      <w:r>
+        <w:rPr>
+          <w:sz w:val="28"/>
+          <w:szCs w:val="28"/>
+        </w:rPr>
+        <w:t>(a) The server serves all the packets (including those received during the transmission) in the queue (no packets of a customer is left) called exhaustive service.</w:t>
+      </w:r>
+      <w:r>
+        <w:rPr>
+          <w:sz w:val="28"/>
+          <w:szCs w:val="28"/>
+        </w:rPr>
+        <w:br/>
+        <w:t>(</w:t>
+      </w:r>
+      <w:proofErr w:type="spellStart"/>
+      <w:r>
+        <w:rPr>
+          <w:rFonts w:ascii="Nirmala UI" w:hAnsi="Nirmala UI" w:cs="Nirmala UI"/>
+        </w:rPr>
+        <w:t>সার্ভার</w:t>
+      </w:r>
+      <w:proofErr w:type="spellEnd"/>
+      <w:r>
+        <w:t xml:space="preserve"> </w:t>
+      </w:r>
+      <w:proofErr w:type="spellStart"/>
+      <w:r>
+        <w:rPr>
+          <w:rFonts w:ascii="Nirmala UI" w:hAnsi="Nirmala UI" w:cs="Nirmala UI"/>
+        </w:rPr>
+        <w:t>কিউতে</w:t>
+      </w:r>
+      <w:proofErr w:type="spellEnd"/>
+      <w:r>
+        <w:t xml:space="preserve"> </w:t>
+      </w:r>
+      <w:proofErr w:type="spellStart"/>
+      <w:r>
+        <w:rPr>
+          <w:rFonts w:ascii="Nirmala UI" w:hAnsi="Nirmala UI" w:cs="Nirmala UI"/>
+        </w:rPr>
+        <w:t>থাকা</w:t>
+      </w:r>
+      <w:proofErr w:type="spellEnd"/>
+      <w:r>
+        <w:t xml:space="preserve"> </w:t>
+      </w:r>
+      <w:proofErr w:type="spellStart"/>
+      <w:r>
+        <w:rPr>
+          <w:rFonts w:ascii="Nirmala UI" w:hAnsi="Nirmala UI" w:cs="Nirmala UI"/>
+        </w:rPr>
+        <w:t>সব</w:t>
+      </w:r>
+      <w:proofErr w:type="spellEnd"/>
+      <w:r>
+        <w:t xml:space="preserve"> </w:t>
+      </w:r>
+      <w:proofErr w:type="spellStart"/>
+      <w:r>
+        <w:rPr>
+          <w:rFonts w:ascii="Nirmala UI" w:hAnsi="Nirmala UI" w:cs="Nirmala UI"/>
+        </w:rPr>
+        <w:t>প্যাকেট</w:t>
+      </w:r>
+      <w:proofErr w:type="spellEnd"/>
+      <w:r>
+        <w:t xml:space="preserve"> (</w:t>
+      </w:r>
+      <w:proofErr w:type="spellStart"/>
+      <w:r>
+        <w:rPr>
+          <w:rFonts w:ascii="Nirmala UI" w:hAnsi="Nirmala UI" w:cs="Nirmala UI"/>
+        </w:rPr>
+        <w:t>ট্রান্সমিশনের</w:t>
+      </w:r>
+      <w:proofErr w:type="spellEnd"/>
+      <w:r>
+        <w:t xml:space="preserve"> </w:t>
+      </w:r>
+      <w:proofErr w:type="spellStart"/>
+      <w:r>
+        <w:rPr>
+          <w:rFonts w:ascii="Nirmala UI" w:hAnsi="Nirmala UI" w:cs="Nirmala UI"/>
+        </w:rPr>
+        <w:t>সময়</w:t>
+      </w:r>
+      <w:proofErr w:type="spellEnd"/>
+      <w:r>
+        <w:t xml:space="preserve"> </w:t>
+      </w:r>
+      <w:proofErr w:type="spellStart"/>
+      <w:r>
+        <w:rPr>
+          <w:rFonts w:ascii="Nirmala UI" w:hAnsi="Nirmala UI" w:cs="Nirmala UI"/>
+        </w:rPr>
+        <w:t>যেগুলো</w:t>
+      </w:r>
+      <w:proofErr w:type="spellEnd"/>
+      <w:r>
+        <w:t xml:space="preserve"> </w:t>
+      </w:r>
+      <w:proofErr w:type="spellStart"/>
+      <w:r>
+        <w:rPr>
+          <w:rFonts w:ascii="Nirmala UI" w:hAnsi="Nirmala UI" w:cs="Nirmala UI"/>
+        </w:rPr>
+        <w:t>আসে</w:t>
+      </w:r>
+      <w:proofErr w:type="spellEnd"/>
+      <w:r>
+        <w:t xml:space="preserve"> </w:t>
+      </w:r>
+      <w:proofErr w:type="spellStart"/>
+      <w:r>
+        <w:rPr>
+          <w:rFonts w:ascii="Nirmala UI" w:hAnsi="Nirmala UI" w:cs="Nirmala UI"/>
+        </w:rPr>
+        <w:t>সেগুলোসহ</w:t>
+      </w:r>
+      <w:proofErr w:type="spellEnd"/>
+      <w:r>
+        <w:t xml:space="preserve">) </w:t>
+      </w:r>
+      <w:proofErr w:type="spellStart"/>
+      <w:r>
+        <w:rPr>
+          <w:rFonts w:ascii="Nirmala UI" w:hAnsi="Nirmala UI" w:cs="Nirmala UI"/>
+        </w:rPr>
+        <w:t>সম্পূর্ণভাবে</w:t>
+      </w:r>
+      <w:proofErr w:type="spellEnd"/>
+      <w:r>
+        <w:t xml:space="preserve"> </w:t>
+      </w:r>
+      <w:proofErr w:type="spellStart"/>
+      <w:r>
+        <w:rPr>
+          <w:rFonts w:ascii="Nirmala UI" w:hAnsi="Nirmala UI" w:cs="Nirmala UI"/>
+        </w:rPr>
+        <w:t>সার্ভ</w:t>
+      </w:r>
+      <w:proofErr w:type="spellEnd"/>
+      <w:r>
+        <w:t xml:space="preserve"> </w:t>
+      </w:r>
+      <w:proofErr w:type="spellStart"/>
+      <w:r>
+        <w:rPr>
+          <w:rFonts w:ascii="Nirmala UI" w:hAnsi="Nirmala UI" w:cs="Nirmala UI"/>
+        </w:rPr>
+        <w:t>করে</w:t>
+      </w:r>
+      <w:proofErr w:type="spellEnd"/>
+      <w:r>
+        <w:t>—</w:t>
+      </w:r>
+      <w:proofErr w:type="spellStart"/>
+      <w:r>
+        <w:rPr>
+          <w:rFonts w:ascii="Nirmala UI" w:hAnsi="Nirmala UI" w:cs="Nirmala UI"/>
+        </w:rPr>
+        <w:t>অর্থা</w:t>
+      </w:r>
+      <w:proofErr w:type="spellEnd"/>
+      <w:r>
+        <w:rPr>
+          <w:rFonts w:ascii="Nirmala UI" w:hAnsi="Nirmala UI" w:cs="Nirmala UI"/>
+        </w:rPr>
+        <w:t>ৎ</w:t>
+      </w:r>
+      <w:r>
+        <w:t xml:space="preserve"> </w:t>
+      </w:r>
+      <w:proofErr w:type="spellStart"/>
+      <w:r>
+        <w:rPr>
+          <w:rFonts w:ascii="Nirmala UI" w:hAnsi="Nirmala UI" w:cs="Nirmala UI"/>
+        </w:rPr>
+        <w:t>কোনো</w:t>
+      </w:r>
+      <w:proofErr w:type="spellEnd"/>
+      <w:r>
+        <w:t xml:space="preserve"> </w:t>
+      </w:r>
+      <w:proofErr w:type="spellStart"/>
+      <w:r>
+        <w:rPr>
+          <w:rFonts w:ascii="Nirmala UI" w:hAnsi="Nirmala UI" w:cs="Nirmala UI"/>
+        </w:rPr>
+        <w:t>গ্রাহকের</w:t>
+      </w:r>
+      <w:proofErr w:type="spellEnd"/>
+      <w:r>
+        <w:t xml:space="preserve"> </w:t>
+      </w:r>
+      <w:proofErr w:type="spellStart"/>
+      <w:r>
+        <w:rPr>
+          <w:rFonts w:ascii="Nirmala UI" w:hAnsi="Nirmala UI" w:cs="Nirmala UI"/>
+        </w:rPr>
+        <w:t>কোনো</w:t>
+      </w:r>
+      <w:proofErr w:type="spellEnd"/>
+      <w:r>
+        <w:t xml:space="preserve"> </w:t>
+      </w:r>
+      <w:proofErr w:type="spellStart"/>
+      <w:r>
+        <w:rPr>
+          <w:rFonts w:ascii="Nirmala UI" w:hAnsi="Nirmala UI" w:cs="Nirmala UI"/>
+        </w:rPr>
+        <w:t>প্যাকেট</w:t>
+      </w:r>
+      <w:proofErr w:type="spellEnd"/>
+      <w:r>
+        <w:t xml:space="preserve"> </w:t>
+      </w:r>
+      <w:proofErr w:type="spellStart"/>
+      <w:r>
+        <w:rPr>
+          <w:rFonts w:ascii="Nirmala UI" w:hAnsi="Nirmala UI" w:cs="Nirmala UI"/>
+        </w:rPr>
+        <w:t>বাকি</w:t>
+      </w:r>
+      <w:proofErr w:type="spellEnd"/>
+      <w:r>
+        <w:t xml:space="preserve"> </w:t>
+      </w:r>
+      <w:proofErr w:type="spellStart"/>
+      <w:r>
+        <w:rPr>
+          <w:rFonts w:ascii="Nirmala UI" w:hAnsi="Nirmala UI" w:cs="Nirmala UI"/>
+        </w:rPr>
+        <w:t>থাকে</w:t>
+      </w:r>
+      <w:proofErr w:type="spellEnd"/>
+      <w:r>
+        <w:t xml:space="preserve"> </w:t>
+      </w:r>
+      <w:proofErr w:type="spellStart"/>
+      <w:r>
+        <w:rPr>
+          <w:rFonts w:ascii="Nirmala UI" w:hAnsi="Nirmala UI" w:cs="Nirmala UI"/>
+        </w:rPr>
+        <w:t>না</w:t>
+      </w:r>
+      <w:proofErr w:type="spellEnd"/>
+      <w:r>
+        <w:rPr>
+          <w:rFonts w:ascii="Nirmala UI" w:hAnsi="Nirmala UI" w:cs="Nirmala UI"/>
+        </w:rPr>
+        <w:t>।</w:t>
+      </w:r>
+      <w:r>
+        <w:t xml:space="preserve"> </w:t>
+      </w:r>
+      <w:proofErr w:type="spellStart"/>
+      <w:r>
+        <w:rPr>
+          <w:rFonts w:ascii="Nirmala UI" w:hAnsi="Nirmala UI" w:cs="Nirmala UI"/>
+        </w:rPr>
+        <w:t>একে</w:t>
+      </w:r>
+      <w:proofErr w:type="spellEnd"/>
+      <w:r>
+        <w:t xml:space="preserve"> </w:t>
+      </w:r>
+      <w:r>
+        <w:rPr>
+          <w:rStyle w:val="Strong"/>
+        </w:rPr>
+        <w:t>exhaustive service</w:t>
+      </w:r>
+      <w:r>
+        <w:t xml:space="preserve"> </w:t>
+      </w:r>
+      <w:proofErr w:type="spellStart"/>
+      <w:r>
+        <w:rPr>
+          <w:rFonts w:ascii="Nirmala UI" w:hAnsi="Nirmala UI" w:cs="Nirmala UI"/>
+        </w:rPr>
+        <w:t>বলা</w:t>
+      </w:r>
+      <w:proofErr w:type="spellEnd"/>
+      <w:r>
+        <w:t xml:space="preserve"> </w:t>
+      </w:r>
+      <w:proofErr w:type="spellStart"/>
+      <w:r>
+        <w:rPr>
+          <w:rFonts w:ascii="Nirmala UI" w:hAnsi="Nirmala UI" w:cs="Nirmala UI"/>
+        </w:rPr>
+        <w:t>হয়</w:t>
+      </w:r>
+      <w:proofErr w:type="spellEnd"/>
+      <w:r>
+        <w:rPr>
+          <w:rFonts w:ascii="Nirmala UI" w:hAnsi="Nirmala UI" w:cs="Nirmala UI"/>
+        </w:rPr>
+        <w:t>।</w:t>
+      </w:r>
+      <w:r>
+        <w:rPr>
+          <w:sz w:val="28"/>
+          <w:szCs w:val="28"/>
+        </w:rPr>
+        <w:t>)</w:t>
+      </w:r>
+      <w:r>
+        <w:rPr>
+          <w:sz w:val="28"/>
+          <w:szCs w:val="28"/>
+        </w:rPr>
+        <w:t xml:space="preserve"> </w:t>
+      </w:r>
+    </w:p>
+    <w:p>
+      <w:pPr>
+        <w:pStyle w:val="NormalWeb"/>
+        <w:ind w:left="720"/>
+        <w:rPr>
+          <w:b/>
+          <w:sz w:val="28"/>
+          <w:szCs w:val="28"/>
+        </w:rPr>
+      </w:pPr>
+      <w:r>
+        <w:rPr>
+          <w:sz w:val="28"/>
+          <w:szCs w:val="28"/>
+        </w:rPr>
+        <w:t>(b) The server serves only its queued packet which arrived just before capturing the token. In other words, the token is made free after transmitting the packets which were waiting before the transmission began i.e. the packets in the queue arrived after getting the token will not be served. This type service is called gated service.</w:t>
+      </w:r>
+      <w:r>
+        <w:rPr>
+          <w:sz w:val="28"/>
+          <w:szCs w:val="28"/>
+        </w:rPr>
+        <w:t xml:space="preserve"> </w:t>
+      </w:r>
+      <w:r>
+        <w:rPr>
+          <w:sz w:val="28"/>
+          <w:szCs w:val="28"/>
+        </w:rPr>
+        <w:br/>
+      </w:r>
+      <w:r>
+        <w:rPr>
+          <w:sz w:val="28"/>
+          <w:szCs w:val="28"/>
+        </w:rPr>
+        <w:lastRenderedPageBreak/>
+        <w:t>(</w:t>
+      </w:r>
+      <w:proofErr w:type="spellStart"/>
+      <w:r>
+        <w:rPr>
+          <w:rFonts w:ascii="Nirmala UI" w:hAnsi="Nirmala UI" w:cs="Nirmala UI"/>
+        </w:rPr>
+        <w:t>সার্ভার</w:t>
+      </w:r>
+      <w:proofErr w:type="spellEnd"/>
+      <w:r>
+        <w:t xml:space="preserve"> </w:t>
+      </w:r>
+      <w:proofErr w:type="spellStart"/>
+      <w:r>
+        <w:rPr>
+          <w:rFonts w:ascii="Nirmala UI" w:hAnsi="Nirmala UI" w:cs="Nirmala UI"/>
+        </w:rPr>
+        <w:t>শুধুমাত্র</w:t>
+      </w:r>
+      <w:proofErr w:type="spellEnd"/>
+      <w:r>
+        <w:t xml:space="preserve"> </w:t>
+      </w:r>
+      <w:proofErr w:type="spellStart"/>
+      <w:r>
+        <w:rPr>
+          <w:rFonts w:ascii="Nirmala UI" w:hAnsi="Nirmala UI" w:cs="Nirmala UI"/>
+        </w:rPr>
+        <w:t>সেই</w:t>
+      </w:r>
+      <w:proofErr w:type="spellEnd"/>
+      <w:r>
+        <w:t xml:space="preserve"> </w:t>
+      </w:r>
+      <w:proofErr w:type="spellStart"/>
+      <w:r>
+        <w:rPr>
+          <w:rFonts w:ascii="Nirmala UI" w:hAnsi="Nirmala UI" w:cs="Nirmala UI"/>
+        </w:rPr>
+        <w:t>প্যাকেটগুলো</w:t>
+      </w:r>
+      <w:proofErr w:type="spellEnd"/>
+      <w:r>
+        <w:t xml:space="preserve"> </w:t>
+      </w:r>
+      <w:proofErr w:type="spellStart"/>
+      <w:r>
+        <w:rPr>
+          <w:rFonts w:ascii="Nirmala UI" w:hAnsi="Nirmala UI" w:cs="Nirmala UI"/>
+        </w:rPr>
+        <w:t>সার্ভ</w:t>
+      </w:r>
+      <w:proofErr w:type="spellEnd"/>
+      <w:r>
+        <w:t xml:space="preserve"> </w:t>
+      </w:r>
+      <w:proofErr w:type="spellStart"/>
+      <w:r>
+        <w:rPr>
+          <w:rFonts w:ascii="Nirmala UI" w:hAnsi="Nirmala UI" w:cs="Nirmala UI"/>
+        </w:rPr>
+        <w:t>করে</w:t>
+      </w:r>
+      <w:proofErr w:type="spellEnd"/>
+      <w:r>
+        <w:t xml:space="preserve"> </w:t>
+      </w:r>
+      <w:proofErr w:type="spellStart"/>
+      <w:r>
+        <w:rPr>
+          <w:rFonts w:ascii="Nirmala UI" w:hAnsi="Nirmala UI" w:cs="Nirmala UI"/>
+        </w:rPr>
+        <w:t>যেগুলো</w:t>
+      </w:r>
+      <w:proofErr w:type="spellEnd"/>
+      <w:r>
+        <w:t xml:space="preserve"> </w:t>
+      </w:r>
+      <w:proofErr w:type="spellStart"/>
+      <w:r>
+        <w:rPr>
+          <w:rFonts w:ascii="Nirmala UI" w:hAnsi="Nirmala UI" w:cs="Nirmala UI"/>
+        </w:rPr>
+        <w:t>টোকেন</w:t>
+      </w:r>
+      <w:proofErr w:type="spellEnd"/>
+      <w:r>
+        <w:t xml:space="preserve"> </w:t>
+      </w:r>
+      <w:proofErr w:type="spellStart"/>
+      <w:r>
+        <w:rPr>
+          <w:rFonts w:ascii="Nirmala UI" w:hAnsi="Nirmala UI" w:cs="Nirmala UI"/>
+        </w:rPr>
+        <w:t>পাওয়ার</w:t>
+      </w:r>
+      <w:proofErr w:type="spellEnd"/>
+      <w:r>
+        <w:t xml:space="preserve"> </w:t>
+      </w:r>
+      <w:proofErr w:type="spellStart"/>
+      <w:r>
+        <w:rPr>
+          <w:rFonts w:ascii="Nirmala UI" w:hAnsi="Nirmala UI" w:cs="Nirmala UI"/>
+        </w:rPr>
+        <w:t>ঠিক</w:t>
+      </w:r>
+      <w:proofErr w:type="spellEnd"/>
+      <w:r>
+        <w:t xml:space="preserve"> </w:t>
+      </w:r>
+      <w:proofErr w:type="spellStart"/>
+      <w:r>
+        <w:rPr>
+          <w:rFonts w:ascii="Nirmala UI" w:hAnsi="Nirmala UI" w:cs="Nirmala UI"/>
+        </w:rPr>
+        <w:t>আগে</w:t>
+      </w:r>
+      <w:proofErr w:type="spellEnd"/>
+      <w:r>
+        <w:t xml:space="preserve"> </w:t>
+      </w:r>
+      <w:proofErr w:type="spellStart"/>
+      <w:r>
+        <w:rPr>
+          <w:rFonts w:ascii="Nirmala UI" w:hAnsi="Nirmala UI" w:cs="Nirmala UI"/>
+        </w:rPr>
+        <w:t>কিউতে</w:t>
+      </w:r>
+      <w:proofErr w:type="spellEnd"/>
+      <w:r>
+        <w:t xml:space="preserve"> </w:t>
+      </w:r>
+      <w:proofErr w:type="spellStart"/>
+      <w:r>
+        <w:rPr>
+          <w:rFonts w:ascii="Nirmala UI" w:hAnsi="Nirmala UI" w:cs="Nirmala UI"/>
+        </w:rPr>
+        <w:t>ছিল</w:t>
+      </w:r>
+      <w:proofErr w:type="spellEnd"/>
+      <w:r>
+        <w:rPr>
+          <w:rFonts w:ascii="Nirmala UI" w:hAnsi="Nirmala UI" w:cs="Nirmala UI"/>
+        </w:rPr>
+        <w:t>।</w:t>
+      </w:r>
+      <w:r>
+        <w:t xml:space="preserve"> </w:t>
+      </w:r>
+      <w:proofErr w:type="spellStart"/>
+      <w:r>
+        <w:rPr>
+          <w:rFonts w:ascii="Nirmala UI" w:hAnsi="Nirmala UI" w:cs="Nirmala UI"/>
+        </w:rPr>
+        <w:t>অন্যভাবে</w:t>
+      </w:r>
+      <w:proofErr w:type="spellEnd"/>
+      <w:r>
+        <w:t xml:space="preserve"> </w:t>
+      </w:r>
+      <w:proofErr w:type="spellStart"/>
+      <w:r>
+        <w:rPr>
+          <w:rFonts w:ascii="Nirmala UI" w:hAnsi="Nirmala UI" w:cs="Nirmala UI"/>
+        </w:rPr>
+        <w:t>বললে</w:t>
+      </w:r>
+      <w:proofErr w:type="spellEnd"/>
+      <w:r>
+        <w:t xml:space="preserve">, </w:t>
+      </w:r>
+      <w:proofErr w:type="spellStart"/>
+      <w:r>
+        <w:rPr>
+          <w:rFonts w:ascii="Nirmala UI" w:hAnsi="Nirmala UI" w:cs="Nirmala UI"/>
+        </w:rPr>
+        <w:t>ট্রান্সমিশন</w:t>
+      </w:r>
+      <w:proofErr w:type="spellEnd"/>
+      <w:r>
+        <w:t xml:space="preserve"> </w:t>
+      </w:r>
+      <w:proofErr w:type="spellStart"/>
+      <w:r>
+        <w:rPr>
+          <w:rFonts w:ascii="Nirmala UI" w:hAnsi="Nirmala UI" w:cs="Nirmala UI"/>
+        </w:rPr>
+        <w:t>শুরু</w:t>
+      </w:r>
+      <w:proofErr w:type="spellEnd"/>
+      <w:r>
+        <w:t xml:space="preserve"> </w:t>
+      </w:r>
+      <w:proofErr w:type="spellStart"/>
+      <w:r>
+        <w:rPr>
+          <w:rFonts w:ascii="Nirmala UI" w:hAnsi="Nirmala UI" w:cs="Nirmala UI"/>
+        </w:rPr>
+        <w:t>হওয়ার</w:t>
+      </w:r>
+      <w:proofErr w:type="spellEnd"/>
+      <w:r>
+        <w:t xml:space="preserve"> </w:t>
+      </w:r>
+      <w:proofErr w:type="spellStart"/>
+      <w:r>
+        <w:rPr>
+          <w:rFonts w:ascii="Nirmala UI" w:hAnsi="Nirmala UI" w:cs="Nirmala UI"/>
+        </w:rPr>
+        <w:t>আগে</w:t>
+      </w:r>
+      <w:proofErr w:type="spellEnd"/>
+      <w:r>
+        <w:t xml:space="preserve"> </w:t>
+      </w:r>
+      <w:proofErr w:type="spellStart"/>
+      <w:r>
+        <w:rPr>
+          <w:rFonts w:ascii="Nirmala UI" w:hAnsi="Nirmala UI" w:cs="Nirmala UI"/>
+        </w:rPr>
+        <w:t>যে</w:t>
+      </w:r>
+      <w:proofErr w:type="spellEnd"/>
+      <w:r>
+        <w:t xml:space="preserve"> </w:t>
+      </w:r>
+      <w:proofErr w:type="spellStart"/>
+      <w:r>
+        <w:rPr>
+          <w:rFonts w:ascii="Nirmala UI" w:hAnsi="Nirmala UI" w:cs="Nirmala UI"/>
+        </w:rPr>
+        <w:t>প্যাকেটগুলো</w:t>
+      </w:r>
+      <w:proofErr w:type="spellEnd"/>
+      <w:r>
+        <w:t xml:space="preserve"> </w:t>
+      </w:r>
+      <w:proofErr w:type="spellStart"/>
+      <w:r>
+        <w:rPr>
+          <w:rFonts w:ascii="Nirmala UI" w:hAnsi="Nirmala UI" w:cs="Nirmala UI"/>
+        </w:rPr>
+        <w:t>অপেক্ষা</w:t>
+      </w:r>
+      <w:proofErr w:type="spellEnd"/>
+      <w:r>
+        <w:t xml:space="preserve"> </w:t>
+      </w:r>
+      <w:proofErr w:type="spellStart"/>
+      <w:r>
+        <w:rPr>
+          <w:rFonts w:ascii="Nirmala UI" w:hAnsi="Nirmala UI" w:cs="Nirmala UI"/>
+        </w:rPr>
+        <w:t>করছিল</w:t>
+      </w:r>
+      <w:proofErr w:type="spellEnd"/>
+      <w:r>
+        <w:t xml:space="preserve">, </w:t>
+      </w:r>
+      <w:proofErr w:type="spellStart"/>
+      <w:r>
+        <w:rPr>
+          <w:rFonts w:ascii="Nirmala UI" w:hAnsi="Nirmala UI" w:cs="Nirmala UI"/>
+        </w:rPr>
+        <w:t>সেগুলো</w:t>
+      </w:r>
+      <w:proofErr w:type="spellEnd"/>
+      <w:r>
+        <w:t xml:space="preserve"> </w:t>
+      </w:r>
+      <w:proofErr w:type="spellStart"/>
+      <w:r>
+        <w:rPr>
+          <w:rFonts w:ascii="Nirmala UI" w:hAnsi="Nirmala UI" w:cs="Nirmala UI"/>
+        </w:rPr>
+        <w:t>পাঠানো</w:t>
+      </w:r>
+      <w:proofErr w:type="spellEnd"/>
+      <w:r>
+        <w:t xml:space="preserve"> </w:t>
+      </w:r>
+      <w:proofErr w:type="spellStart"/>
+      <w:r>
+        <w:rPr>
+          <w:rFonts w:ascii="Nirmala UI" w:hAnsi="Nirmala UI" w:cs="Nirmala UI"/>
+        </w:rPr>
+        <w:t>শেষ</w:t>
+      </w:r>
+      <w:proofErr w:type="spellEnd"/>
+      <w:r>
+        <w:t xml:space="preserve"> </w:t>
+      </w:r>
+      <w:proofErr w:type="spellStart"/>
+      <w:r>
+        <w:rPr>
+          <w:rFonts w:ascii="Nirmala UI" w:hAnsi="Nirmala UI" w:cs="Nirmala UI"/>
+        </w:rPr>
+        <w:t>হলেই</w:t>
+      </w:r>
+      <w:proofErr w:type="spellEnd"/>
+      <w:r>
+        <w:t xml:space="preserve"> </w:t>
+      </w:r>
+      <w:proofErr w:type="spellStart"/>
+      <w:r>
+        <w:rPr>
+          <w:rFonts w:ascii="Nirmala UI" w:hAnsi="Nirmala UI" w:cs="Nirmala UI"/>
+        </w:rPr>
+        <w:t>টোকেন</w:t>
+      </w:r>
+      <w:proofErr w:type="spellEnd"/>
+      <w:r>
+        <w:t xml:space="preserve"> </w:t>
+      </w:r>
+      <w:proofErr w:type="spellStart"/>
+      <w:r>
+        <w:rPr>
+          <w:rFonts w:ascii="Nirmala UI" w:hAnsi="Nirmala UI" w:cs="Nirmala UI"/>
+        </w:rPr>
+        <w:t>আবার</w:t>
+      </w:r>
+      <w:proofErr w:type="spellEnd"/>
+      <w:r>
+        <w:t xml:space="preserve"> </w:t>
+      </w:r>
+      <w:proofErr w:type="spellStart"/>
+      <w:r>
+        <w:rPr>
+          <w:rFonts w:ascii="Nirmala UI" w:hAnsi="Nirmala UI" w:cs="Nirmala UI"/>
+        </w:rPr>
+        <w:t>মুক্ত</w:t>
+      </w:r>
+      <w:proofErr w:type="spellEnd"/>
+      <w:r>
+        <w:t xml:space="preserve"> </w:t>
+      </w:r>
+      <w:proofErr w:type="spellStart"/>
+      <w:r>
+        <w:rPr>
+          <w:rFonts w:ascii="Nirmala UI" w:hAnsi="Nirmala UI" w:cs="Nirmala UI"/>
+        </w:rPr>
+        <w:t>করে</w:t>
+      </w:r>
+      <w:proofErr w:type="spellEnd"/>
+      <w:r>
+        <w:t xml:space="preserve"> </w:t>
+      </w:r>
+      <w:proofErr w:type="spellStart"/>
+      <w:r>
+        <w:rPr>
+          <w:rFonts w:ascii="Nirmala UI" w:hAnsi="Nirmala UI" w:cs="Nirmala UI"/>
+        </w:rPr>
+        <w:t>দেওয়া</w:t>
+      </w:r>
+      <w:proofErr w:type="spellEnd"/>
+      <w:r>
+        <w:t xml:space="preserve"> </w:t>
+      </w:r>
+      <w:proofErr w:type="spellStart"/>
+      <w:r>
+        <w:rPr>
+          <w:rFonts w:ascii="Nirmala UI" w:hAnsi="Nirmala UI" w:cs="Nirmala UI"/>
+        </w:rPr>
+        <w:t>হয়</w:t>
+      </w:r>
+      <w:proofErr w:type="spellEnd"/>
+      <w:r>
+        <w:rPr>
+          <w:rFonts w:ascii="Nirmala UI" w:hAnsi="Nirmala UI" w:cs="Nirmala UI"/>
+        </w:rPr>
+        <w:t>।</w:t>
+      </w:r>
+      <w:r>
+        <w:t xml:space="preserve"> </w:t>
+      </w:r>
+      <w:proofErr w:type="spellStart"/>
+      <w:r>
+        <w:rPr>
+          <w:rFonts w:ascii="Nirmala UI" w:hAnsi="Nirmala UI" w:cs="Nirmala UI"/>
+        </w:rPr>
+        <w:t>অর্থা</w:t>
+      </w:r>
+      <w:proofErr w:type="spellEnd"/>
+      <w:r>
+        <w:rPr>
+          <w:rFonts w:ascii="Nirmala UI" w:hAnsi="Nirmala UI" w:cs="Nirmala UI"/>
+        </w:rPr>
+        <w:t>ৎ</w:t>
+      </w:r>
+      <w:r>
+        <w:t xml:space="preserve"> </w:t>
+      </w:r>
+      <w:proofErr w:type="spellStart"/>
+      <w:r>
+        <w:rPr>
+          <w:rFonts w:ascii="Nirmala UI" w:hAnsi="Nirmala UI" w:cs="Nirmala UI"/>
+        </w:rPr>
+        <w:t>টোকেন</w:t>
+      </w:r>
+      <w:proofErr w:type="spellEnd"/>
+      <w:r>
+        <w:t xml:space="preserve"> </w:t>
+      </w:r>
+      <w:proofErr w:type="spellStart"/>
+      <w:r>
+        <w:rPr>
+          <w:rFonts w:ascii="Nirmala UI" w:hAnsi="Nirmala UI" w:cs="Nirmala UI"/>
+        </w:rPr>
+        <w:t>পাওয়ার</w:t>
+      </w:r>
+      <w:proofErr w:type="spellEnd"/>
+      <w:r>
+        <w:t xml:space="preserve"> </w:t>
+      </w:r>
+      <w:proofErr w:type="spellStart"/>
+      <w:r>
+        <w:rPr>
+          <w:rFonts w:ascii="Nirmala UI" w:hAnsi="Nirmala UI" w:cs="Nirmala UI"/>
+        </w:rPr>
+        <w:t>পর</w:t>
+      </w:r>
+      <w:proofErr w:type="spellEnd"/>
+      <w:r>
+        <w:t xml:space="preserve"> </w:t>
+      </w:r>
+      <w:proofErr w:type="spellStart"/>
+      <w:r>
+        <w:rPr>
+          <w:rFonts w:ascii="Nirmala UI" w:hAnsi="Nirmala UI" w:cs="Nirmala UI"/>
+        </w:rPr>
+        <w:t>নতুন</w:t>
+      </w:r>
+      <w:proofErr w:type="spellEnd"/>
+      <w:r>
+        <w:t xml:space="preserve"> </w:t>
+      </w:r>
+      <w:proofErr w:type="spellStart"/>
+      <w:r>
+        <w:rPr>
+          <w:rFonts w:ascii="Nirmala UI" w:hAnsi="Nirmala UI" w:cs="Nirmala UI"/>
+        </w:rPr>
+        <w:t>করে</w:t>
+      </w:r>
+      <w:proofErr w:type="spellEnd"/>
+      <w:r>
+        <w:t xml:space="preserve"> </w:t>
+      </w:r>
+      <w:proofErr w:type="spellStart"/>
+      <w:r>
+        <w:rPr>
+          <w:rFonts w:ascii="Nirmala UI" w:hAnsi="Nirmala UI" w:cs="Nirmala UI"/>
+        </w:rPr>
+        <w:t>যে</w:t>
+      </w:r>
+      <w:proofErr w:type="spellEnd"/>
+      <w:r>
+        <w:t xml:space="preserve"> </w:t>
+      </w:r>
+      <w:proofErr w:type="spellStart"/>
+      <w:r>
+        <w:rPr>
+          <w:rFonts w:ascii="Nirmala UI" w:hAnsi="Nirmala UI" w:cs="Nirmala UI"/>
+        </w:rPr>
+        <w:t>প্যাকেটগুলো</w:t>
+      </w:r>
+      <w:proofErr w:type="spellEnd"/>
+      <w:r>
+        <w:t xml:space="preserve"> </w:t>
+      </w:r>
+      <w:proofErr w:type="spellStart"/>
+      <w:r>
+        <w:rPr>
+          <w:rFonts w:ascii="Nirmala UI" w:hAnsi="Nirmala UI" w:cs="Nirmala UI"/>
+        </w:rPr>
+        <w:t>কিউতে</w:t>
+      </w:r>
+      <w:proofErr w:type="spellEnd"/>
+      <w:r>
+        <w:t xml:space="preserve"> </w:t>
+      </w:r>
+      <w:proofErr w:type="spellStart"/>
+      <w:r>
+        <w:rPr>
+          <w:rFonts w:ascii="Nirmala UI" w:hAnsi="Nirmala UI" w:cs="Nirmala UI"/>
+        </w:rPr>
+        <w:t>আসে</w:t>
+      </w:r>
+      <w:proofErr w:type="spellEnd"/>
+      <w:r>
+        <w:t xml:space="preserve">, </w:t>
+      </w:r>
+      <w:proofErr w:type="spellStart"/>
+      <w:r>
+        <w:rPr>
+          <w:rFonts w:ascii="Nirmala UI" w:hAnsi="Nirmala UI" w:cs="Nirmala UI"/>
+        </w:rPr>
+        <w:t>সেগুলো</w:t>
+      </w:r>
+      <w:proofErr w:type="spellEnd"/>
+      <w:r>
+        <w:t xml:space="preserve"> </w:t>
+      </w:r>
+      <w:proofErr w:type="spellStart"/>
+      <w:r>
+        <w:rPr>
+          <w:rFonts w:ascii="Nirmala UI" w:hAnsi="Nirmala UI" w:cs="Nirmala UI"/>
+        </w:rPr>
+        <w:t>সার্ভ</w:t>
+      </w:r>
+      <w:proofErr w:type="spellEnd"/>
+      <w:r>
+        <w:t xml:space="preserve"> </w:t>
+      </w:r>
+      <w:proofErr w:type="spellStart"/>
+      <w:r>
+        <w:rPr>
+          <w:rFonts w:ascii="Nirmala UI" w:hAnsi="Nirmala UI" w:cs="Nirmala UI"/>
+        </w:rPr>
+        <w:t>করা</w:t>
+      </w:r>
+      <w:proofErr w:type="spellEnd"/>
+      <w:r>
+        <w:t xml:space="preserve"> </w:t>
+      </w:r>
+      <w:proofErr w:type="spellStart"/>
+      <w:r>
+        <w:rPr>
+          <w:rFonts w:ascii="Nirmala UI" w:hAnsi="Nirmala UI" w:cs="Nirmala UI"/>
+        </w:rPr>
+        <w:t>হয়</w:t>
+      </w:r>
+      <w:proofErr w:type="spellEnd"/>
+      <w:r>
+        <w:t xml:space="preserve"> </w:t>
+      </w:r>
+      <w:proofErr w:type="spellStart"/>
+      <w:r>
+        <w:rPr>
+          <w:rFonts w:ascii="Nirmala UI" w:hAnsi="Nirmala UI" w:cs="Nirmala UI"/>
+        </w:rPr>
+        <w:t>না</w:t>
+      </w:r>
+      <w:proofErr w:type="spellEnd"/>
+      <w:r>
+        <w:rPr>
+          <w:rFonts w:ascii="Nirmala UI" w:hAnsi="Nirmala UI" w:cs="Nirmala UI"/>
+        </w:rPr>
+        <w:t>।</w:t>
+      </w:r>
+      <w:r>
+        <w:t xml:space="preserve"> </w:t>
+      </w:r>
+      <w:proofErr w:type="spellStart"/>
+      <w:r>
+        <w:rPr>
+          <w:rFonts w:ascii="Nirmala UI" w:hAnsi="Nirmala UI" w:cs="Nirmala UI"/>
+        </w:rPr>
+        <w:t>এই</w:t>
+      </w:r>
+      <w:proofErr w:type="spellEnd"/>
+      <w:r>
+        <w:t xml:space="preserve"> </w:t>
+      </w:r>
+      <w:proofErr w:type="spellStart"/>
+      <w:r>
+        <w:rPr>
+          <w:rFonts w:ascii="Nirmala UI" w:hAnsi="Nirmala UI" w:cs="Nirmala UI"/>
+        </w:rPr>
+        <w:t>ধরনের</w:t>
+      </w:r>
+      <w:proofErr w:type="spellEnd"/>
+      <w:r>
+        <w:t xml:space="preserve"> </w:t>
+      </w:r>
+      <w:proofErr w:type="spellStart"/>
+      <w:r>
+        <w:rPr>
+          <w:rFonts w:ascii="Nirmala UI" w:hAnsi="Nirmala UI" w:cs="Nirmala UI"/>
+        </w:rPr>
+        <w:t>সার্ভিসকে</w:t>
+      </w:r>
+      <w:proofErr w:type="spellEnd"/>
+      <w:r>
+        <w:t xml:space="preserve"> </w:t>
+      </w:r>
+      <w:r>
+        <w:rPr>
+          <w:rStyle w:val="Strong"/>
+        </w:rPr>
+        <w:t>gated service</w:t>
+      </w:r>
+      <w:r>
+        <w:t xml:space="preserve"> </w:t>
+      </w:r>
+      <w:proofErr w:type="spellStart"/>
+      <w:r>
+        <w:rPr>
+          <w:rFonts w:ascii="Nirmala UI" w:hAnsi="Nirmala UI" w:cs="Nirmala UI"/>
+        </w:rPr>
+        <w:t>বলা</w:t>
+      </w:r>
+      <w:proofErr w:type="spellEnd"/>
+      <w:r>
+        <w:t xml:space="preserve"> </w:t>
+      </w:r>
+      <w:proofErr w:type="spellStart"/>
+      <w:r>
+        <w:rPr>
+          <w:rFonts w:ascii="Nirmala UI" w:hAnsi="Nirmala UI" w:cs="Nirmala UI"/>
+        </w:rPr>
+        <w:t>হয়</w:t>
+      </w:r>
+      <w:proofErr w:type="spellEnd"/>
+      <w:r>
+        <w:rPr>
+          <w:rFonts w:ascii="Nirmala UI" w:hAnsi="Nirmala UI" w:cs="Nirmala UI"/>
+        </w:rPr>
+        <w:t>।</w:t>
+      </w:r>
+      <w:r>
+        <w:rPr>
+          <w:sz w:val="28"/>
+          <w:szCs w:val="28"/>
+        </w:rPr>
+        <w:t>)</w:t>
       </w:r>
     </w:p>
     <w:p>
@@ -8871,6 +9894,7 @@
       <w:r>
         <w:rPr>
           <w:b/>
+          <w:color w:val="FF0000"/>
           <w:sz w:val="28"/>
           <w:szCs w:val="28"/>
         </w:rPr>
@@ -8879,6 +9903,7 @@
       <w:r>
         <w:rPr>
           <w:b/>
+          <w:color w:val="FF0000"/>
           <w:sz w:val="28"/>
           <w:szCs w:val="28"/>
         </w:rPr>
@@ -8888,6 +9913,7 @@
       <w:r>
         <w:rPr>
           <w:b/>
+          <w:color w:val="FF0000"/>
           <w:sz w:val="28"/>
           <w:szCs w:val="28"/>
         </w:rPr>
@@ -8897,6 +9923,7 @@
       <w:r>
         <w:rPr>
           <w:b/>
+          <w:color w:val="FF0000"/>
           <w:sz w:val="28"/>
           <w:szCs w:val="28"/>
         </w:rPr>
@@ -8905,6 +9932,7 @@
       <w:r>
         <w:rPr>
           <w:b/>
+          <w:color w:val="FF0000"/>
           <w:sz w:val="28"/>
           <w:szCs w:val="28"/>
           <w:vertAlign w:val="superscript"/>
@@ -8914,10 +9942,29 @@
       <w:r>
         <w:rPr>
           <w:b/>
+          <w:color w:val="FF0000"/>
           <w:sz w:val="28"/>
           <w:szCs w:val="28"/>
         </w:rPr>
         <w:t xml:space="preserve"> para.</w:t>
+      </w:r>
+      <w:r>
+        <w:rPr>
+          <w:b/>
+          <w:sz w:val="28"/>
+          <w:szCs w:val="28"/>
+        </w:rPr>
+        <w:br/>
+      </w:r>
+      <w:r>
+        <w:rPr>
+          <w:sz w:val="28"/>
+          <w:szCs w:val="28"/>
+        </w:rPr>
+        <w:t>In wired communication both the transmitted and received signals are equally strong therefore collision can be detected easily, whereas situation is not favorable in wireless link, there collision avoidance (CA) is used in wireless network instead of collision detection (CD).</w:t>
+      </w:r>
+      <w:r>
+        <w:t xml:space="preserve"> </w:t>
       </w:r>
     </w:p>
     <w:p>
@@ -9162,14 +10209,16 @@
       <w:pPr>
         <w:pStyle w:val="NormalWeb"/>
         <w:rPr>
-          <w:sz w:val="28"/>
-          <w:szCs w:val="28"/>
-        </w:rPr>
-      </w:pPr>
-      <w:r>
-        <w:rPr>
-          <w:b/>
-          <w:bCs/>
+          <w:b/>
+          <w:color w:val="FF0000"/>
+          <w:sz w:val="28"/>
+          <w:szCs w:val="28"/>
+        </w:rPr>
+      </w:pPr>
+      <w:r>
+        <w:rPr>
+          <w:b/>
+          <w:color w:val="FF0000"/>
           <w:sz w:val="28"/>
           <w:szCs w:val="28"/>
         </w:rPr>
@@ -9177,23 +10226,56 @@
       </w:r>
       <w:r>
         <w:rPr>
-          <w:sz w:val="28"/>
-          <w:szCs w:val="28"/>
-        </w:rPr>
-        <w:t xml:space="preserve"> </w:t>
-      </w:r>
-      <w:r>
-        <w:rPr>
-          <w:b/>
-          <w:sz w:val="28"/>
-          <w:szCs w:val="28"/>
-        </w:rPr>
-        <w:t xml:space="preserve">Draw a network (4 no slide </w:t>
-      </w:r>
-      <w:proofErr w:type="spellStart"/>
-      <w:r>
-        <w:rPr>
-          <w:b/>
+          <w:b/>
+          <w:color w:val="FF0000"/>
+          <w:sz w:val="28"/>
+          <w:szCs w:val="28"/>
+        </w:rPr>
+        <w:t xml:space="preserve"> Draw a network with layered architecture which is heterogeneous at data link layer bu</w:t>
+      </w:r>
+      <w:r>
+        <w:rPr>
+          <w:b/>
+          <w:color w:val="FF0000"/>
+          <w:sz w:val="28"/>
+          <w:szCs w:val="28"/>
+        </w:rPr>
+        <w:t>t homogeneous at network layer.</w:t>
+      </w:r>
+      <w:r>
+        <w:rPr>
+          <w:b/>
+          <w:color w:val="FF0000"/>
+          <w:sz w:val="28"/>
+          <w:szCs w:val="28"/>
+        </w:rPr>
+        <w:br/>
+      </w:r>
+      <w:proofErr w:type="spellStart"/>
+      <w:r>
+        <w:rPr>
+          <w:b/>
+          <w:color w:val="FF0000"/>
+          <w:sz w:val="28"/>
+          <w:szCs w:val="28"/>
+        </w:rPr>
+        <w:t>Ans</w:t>
+      </w:r>
+      <w:proofErr w:type="spellEnd"/>
+      <w:r>
+        <w:rPr>
+          <w:b/>
+          <w:color w:val="FF0000"/>
+          <w:sz w:val="28"/>
+          <w:szCs w:val="28"/>
+        </w:rPr>
+        <w:t xml:space="preserve">: 4 no slide </w:t>
+      </w:r>
+      <w:proofErr w:type="spellStart"/>
+      <w:r>
+        <w:rPr>
+          <w:b/>
+          <w:color w:val="FF0000"/>
           <w:sz w:val="28"/>
           <w:szCs w:val="28"/>
         </w:rPr>
@@ -9203,89 +10285,117 @@
       <w:r>
         <w:rPr>
           <w:b/>
-          <w:sz w:val="28"/>
-          <w:szCs w:val="28"/>
-        </w:rPr>
-        <w:t xml:space="preserve"> yellow color question).</w:t>
-      </w:r>
-      <w:r>
-        <w:rPr>
+          <w:color w:val="FF0000"/>
+          <w:sz w:val="28"/>
+          <w:szCs w:val="28"/>
+        </w:rPr>
+        <w:t xml:space="preserve"> </w:t>
+      </w:r>
+      <w:proofErr w:type="spellStart"/>
+      <w:r>
+        <w:rPr>
+          <w:b/>
+          <w:color w:val="FF0000"/>
+          <w:sz w:val="28"/>
+          <w:szCs w:val="28"/>
+        </w:rPr>
+        <w:t>puro</w:t>
+      </w:r>
+      <w:proofErr w:type="spellEnd"/>
+      <w:r>
+        <w:rPr>
+          <w:b/>
+          <w:color w:val="FF0000"/>
+          <w:sz w:val="28"/>
+          <w:szCs w:val="28"/>
+        </w:rPr>
+        <w:t xml:space="preserve"> diagram only.</w:t>
+      </w:r>
+      <w:r>
+        <w:rPr>
+          <w:b/>
+          <w:color w:val="FF0000"/>
           <w:sz w:val="28"/>
           <w:szCs w:val="28"/>
         </w:rPr>
         <w:br/>
       </w:r>
-      <w:proofErr w:type="spellStart"/>
-      <w:r>
-        <w:rPr>
-          <w:sz w:val="28"/>
-          <w:szCs w:val="28"/>
-        </w:rPr>
-        <w:t>Ans</w:t>
-      </w:r>
-      <w:proofErr w:type="spellEnd"/>
-      <w:r>
-        <w:rPr>
-          <w:sz w:val="28"/>
-          <w:szCs w:val="28"/>
-        </w:rPr>
-        <w:t xml:space="preserve">: 4 no slide </w:t>
-      </w:r>
-      <w:proofErr w:type="spellStart"/>
-      <w:r>
-        <w:rPr>
-          <w:sz w:val="28"/>
-          <w:szCs w:val="28"/>
-        </w:rPr>
-        <w:t>er</w:t>
-      </w:r>
-      <w:proofErr w:type="spellEnd"/>
-      <w:r>
-        <w:rPr>
-          <w:sz w:val="28"/>
-          <w:szCs w:val="28"/>
-        </w:rPr>
-        <w:t xml:space="preserve"> </w:t>
-      </w:r>
-      <w:proofErr w:type="spellStart"/>
-      <w:r>
-        <w:rPr>
-          <w:sz w:val="28"/>
-          <w:szCs w:val="28"/>
-        </w:rPr>
-        <w:t>puro</w:t>
-      </w:r>
-      <w:proofErr w:type="spellEnd"/>
-      <w:r>
-        <w:rPr>
-          <w:sz w:val="28"/>
-          <w:szCs w:val="28"/>
-        </w:rPr>
-        <w:t xml:space="preserve"> diagram only.</w:t>
+      <w:r>
+        <w:rPr>
+          <w:b/>
+          <w:noProof/>
+          <w:color w:val="FF0000"/>
+          <w:sz w:val="28"/>
+          <w:szCs w:val="28"/>
+        </w:rPr>
+        <w:drawing>
+          <wp:inline distT="0" distB="0" distL="0" distR="0">
+            <wp:extent cx="6324600" cy="3762375"/>
+            <wp:effectExtent l="0" t="0" r="0" b="9525"/>
+            <wp:docPr id="14" name="Picture 14"/>
+            <wp:cNvGraphicFramePr>
+              <a:graphicFrameLocks xmlns:a="http://schemas.openxmlformats.org/drawingml/2006/main" noChangeAspect="1"/>
+            </wp:cNvGraphicFramePr>
+            <a:graphic xmlns:a="http://schemas.openxmlformats.org/drawingml/2006/main">
+              <a:graphicData uri="http://schemas.openxmlformats.org/drawingml/2006/picture">
+                <pic:pic xmlns:pic="http://schemas.openxmlformats.org/drawingml/2006/picture">
+                  <pic:nvPicPr>
+                    <pic:cNvPr id="14" name="Screenshot_1.png"/>
+                    <pic:cNvPicPr/>
+                  </pic:nvPicPr>
+                  <pic:blipFill>
+                    <a:blip r:embed="rId24">
+                      <a:extLst>
+                        <a:ext uri="{28A0092B-C50C-407E-A947-70E740481C1C}">
+                          <a14:useLocalDpi xmlns:a14="http://schemas.microsoft.com/office/drawing/2010/main" val="0"/>
+                        </a:ext>
+                      </a:extLst>
+                    </a:blip>
+                    <a:stretch>
+                      <a:fillRect/>
+                    </a:stretch>
+                  </pic:blipFill>
+                  <pic:spPr>
+                    <a:xfrm>
+                      <a:off x="0" y="0"/>
+                      <a:ext cx="6324600" cy="3762375"/>
+                    </a:xfrm>
+                    <a:prstGeom prst="rect">
+                      <a:avLst/>
+                    </a:prstGeom>
+                  </pic:spPr>
+                </pic:pic>
+              </a:graphicData>
+            </a:graphic>
+          </wp:inline>
+        </w:drawing>
+      </w:r>
+      <w:r>
+        <w:rPr>
+          <w:b/>
+          <w:color w:val="FF0000"/>
+          <w:sz w:val="28"/>
+          <w:szCs w:val="28"/>
+        </w:rPr>
+        <w:br/>
       </w:r>
     </w:p>
     <w:p>
       <w:pPr>
-        <w:spacing w:before="100" w:beforeAutospacing="1" w:after="100" w:afterAutospacing="1" w:line="240" w:lineRule="auto"/>
-        <w:rPr>
-          <w:rFonts w:ascii="Times New Roman" w:eastAsia="Times New Roman" w:hAnsi="Times New Roman" w:cs="Times New Roman"/>
-          <w:sz w:val="28"/>
-          <w:szCs w:val="28"/>
-        </w:rPr>
-      </w:pPr>
-      <w:r>
-        <w:rPr>
-          <w:rFonts w:ascii="Times New Roman" w:eastAsia="Times New Roman" w:hAnsi="Times New Roman" w:cs="Times New Roman"/>
+        <w:pStyle w:val="NormalWeb"/>
+      </w:pPr>
+      <w:r>
+        <w:rPr>
           <w:b/>
           <w:bCs/>
           <w:sz w:val="28"/>
           <w:szCs w:val="28"/>
         </w:rPr>
+        <w:lastRenderedPageBreak/>
         <w:t>2.</w:t>
       </w:r>
       <w:r>
         <w:rPr>
-          <w:rFonts w:ascii="Times New Roman" w:eastAsia="Times New Roman" w:hAnsi="Times New Roman" w:cs="Times New Roman"/>
           <w:b/>
           <w:sz w:val="28"/>
           <w:szCs w:val="28"/>
@@ -9294,7 +10404,6 @@
       </w:r>
       <w:r>
         <w:rPr>
-          <w:rFonts w:ascii="Times New Roman" w:eastAsia="Times New Roman" w:hAnsi="Times New Roman" w:cs="Times New Roman"/>
           <w:sz w:val="28"/>
           <w:szCs w:val="28"/>
         </w:rPr>
@@ -9303,7 +10412,6 @@
       <w:proofErr w:type="spellStart"/>
       <w:r>
         <w:rPr>
-          <w:rFonts w:ascii="Times New Roman" w:eastAsia="Times New Roman" w:hAnsi="Times New Roman" w:cs="Times New Roman"/>
           <w:sz w:val="28"/>
           <w:szCs w:val="28"/>
         </w:rPr>
@@ -9312,7 +10420,6 @@
       <w:proofErr w:type="spellEnd"/>
       <w:r>
         <w:rPr>
-          <w:rFonts w:ascii="Times New Roman" w:eastAsia="Times New Roman" w:hAnsi="Times New Roman" w:cs="Times New Roman"/>
           <w:sz w:val="28"/>
           <w:szCs w:val="28"/>
         </w:rPr>
@@ -9321,7 +10428,6 @@
       <w:proofErr w:type="spellStart"/>
       <w:r>
         <w:rPr>
-          <w:rFonts w:ascii="Times New Roman" w:eastAsia="Times New Roman" w:hAnsi="Times New Roman" w:cs="Times New Roman"/>
           <w:sz w:val="28"/>
           <w:szCs w:val="28"/>
         </w:rPr>
@@ -9330,11 +10436,285 @@
       <w:proofErr w:type="spellEnd"/>
       <w:r>
         <w:rPr>
-          <w:rFonts w:ascii="Times New Roman" w:eastAsia="Times New Roman" w:hAnsi="Times New Roman" w:cs="Times New Roman"/>
           <w:sz w:val="28"/>
           <w:szCs w:val="28"/>
         </w:rPr>
         <w:t xml:space="preserve"> only.</w:t>
+      </w:r>
+      <w:r>
+        <w:rPr>
+          <w:sz w:val="28"/>
+          <w:szCs w:val="28"/>
+        </w:rPr>
+        <w:br/>
+      </w:r>
+      <w:r>
+        <w:rPr>
+          <w:noProof/>
+          <w:sz w:val="28"/>
+          <w:szCs w:val="28"/>
+        </w:rPr>
+        <w:drawing>
+          <wp:inline distT="0" distB="0" distL="0" distR="0">
+            <wp:extent cx="5943600" cy="2083435"/>
+            <wp:effectExtent l="0" t="0" r="0" b="0"/>
+            <wp:docPr id="21" name="Picture 21"/>
+            <wp:cNvGraphicFramePr>
+              <a:graphicFrameLocks xmlns:a="http://schemas.openxmlformats.org/drawingml/2006/main" noChangeAspect="1"/>
+            </wp:cNvGraphicFramePr>
+            <a:graphic xmlns:a="http://schemas.openxmlformats.org/drawingml/2006/main">
+              <a:graphicData uri="http://schemas.openxmlformats.org/drawingml/2006/picture">
+                <pic:pic xmlns:pic="http://schemas.openxmlformats.org/drawingml/2006/picture">
+                  <pic:nvPicPr>
+                    <pic:cNvPr id="21" name="Screenshot_2.png"/>
+                    <pic:cNvPicPr/>
+                  </pic:nvPicPr>
+                  <pic:blipFill>
+                    <a:blip r:embed="rId25">
+                      <a:extLst>
+                        <a:ext uri="{28A0092B-C50C-407E-A947-70E740481C1C}">
+                          <a14:useLocalDpi xmlns:a14="http://schemas.microsoft.com/office/drawing/2010/main" val="0"/>
+                        </a:ext>
+                      </a:extLst>
+                    </a:blip>
+                    <a:stretch>
+                      <a:fillRect/>
+                    </a:stretch>
+                  </pic:blipFill>
+                  <pic:spPr>
+                    <a:xfrm>
+                      <a:off x="0" y="0"/>
+                      <a:ext cx="5943600" cy="2083435"/>
+                    </a:xfrm>
+                    <a:prstGeom prst="rect">
+                      <a:avLst/>
+                    </a:prstGeom>
+                  </pic:spPr>
+                </pic:pic>
+              </a:graphicData>
+            </a:graphic>
+          </wp:inline>
+        </w:drawing>
+      </w:r>
+      <w:r>
+        <w:rPr>
+          <w:sz w:val="28"/>
+          <w:szCs w:val="28"/>
+        </w:rPr>
+        <w:br/>
+      </w:r>
+      <w:r>
+        <w:sym w:font="Symbol" w:char="F076"/>
+      </w:r>
+      <w:r>
+        <w:t xml:space="preserve"> </w:t>
+      </w:r>
+      <w:proofErr w:type="spellStart"/>
+      <w:r>
+        <w:rPr>
+          <w:rFonts w:ascii="Nirmala UI" w:hAnsi="Nirmala UI" w:cs="Nirmala UI"/>
+        </w:rPr>
+        <w:t>এটি</w:t>
+      </w:r>
+      <w:proofErr w:type="spellEnd"/>
+      <w:r>
+        <w:t xml:space="preserve"> </w:t>
+      </w:r>
+      <w:proofErr w:type="spellStart"/>
+      <w:r>
+        <w:rPr>
+          <w:rFonts w:ascii="Nirmala UI" w:hAnsi="Nirmala UI" w:cs="Nirmala UI"/>
+        </w:rPr>
+        <w:t>বিভিন্ন</w:t>
+      </w:r>
+      <w:proofErr w:type="spellEnd"/>
+      <w:r>
+        <w:t xml:space="preserve"> </w:t>
+      </w:r>
+      <w:proofErr w:type="spellStart"/>
+      <w:r>
+        <w:rPr>
+          <w:rFonts w:ascii="Nirmala UI" w:hAnsi="Nirmala UI" w:cs="Nirmala UI"/>
+        </w:rPr>
+        <w:t>ধরনের</w:t>
+      </w:r>
+      <w:proofErr w:type="spellEnd"/>
+      <w:r>
+        <w:t xml:space="preserve"> </w:t>
+      </w:r>
+      <w:proofErr w:type="spellStart"/>
+      <w:r>
+        <w:rPr>
+          <w:rFonts w:ascii="Nirmala UI" w:hAnsi="Nirmala UI" w:cs="Nirmala UI"/>
+        </w:rPr>
+        <w:t>সার্ভিসের</w:t>
+      </w:r>
+      <w:proofErr w:type="spellEnd"/>
+      <w:r>
+        <w:t xml:space="preserve"> </w:t>
+      </w:r>
+      <w:proofErr w:type="spellStart"/>
+      <w:r>
+        <w:rPr>
+          <w:rFonts w:ascii="Nirmala UI" w:hAnsi="Nirmala UI" w:cs="Nirmala UI"/>
+        </w:rPr>
+        <w:t>শ্রেণি</w:t>
+      </w:r>
+      <w:proofErr w:type="spellEnd"/>
+      <w:r>
+        <w:t xml:space="preserve"> (class) </w:t>
+      </w:r>
+      <w:proofErr w:type="spellStart"/>
+      <w:r>
+        <w:rPr>
+          <w:rFonts w:ascii="Nirmala UI" w:hAnsi="Nirmala UI" w:cs="Nirmala UI"/>
+        </w:rPr>
+        <w:t>আলাদা</w:t>
+      </w:r>
+      <w:proofErr w:type="spellEnd"/>
+      <w:r>
+        <w:t xml:space="preserve"> </w:t>
+      </w:r>
+      <w:proofErr w:type="spellStart"/>
+      <w:r>
+        <w:rPr>
+          <w:rFonts w:ascii="Nirmala UI" w:hAnsi="Nirmala UI" w:cs="Nirmala UI"/>
+        </w:rPr>
+        <w:t>করার</w:t>
+      </w:r>
+      <w:proofErr w:type="spellEnd"/>
+      <w:r>
+        <w:t xml:space="preserve"> </w:t>
+      </w:r>
+      <w:proofErr w:type="spellStart"/>
+      <w:r>
+        <w:rPr>
+          <w:rFonts w:ascii="Nirmala UI" w:hAnsi="Nirmala UI" w:cs="Nirmala UI"/>
+        </w:rPr>
+        <w:t>জন্য</w:t>
+      </w:r>
+      <w:proofErr w:type="spellEnd"/>
+      <w:r>
+        <w:t xml:space="preserve"> </w:t>
+      </w:r>
+      <w:proofErr w:type="spellStart"/>
+      <w:r>
+        <w:rPr>
+          <w:rFonts w:ascii="Nirmala UI" w:hAnsi="Nirmala UI" w:cs="Nirmala UI"/>
+        </w:rPr>
+        <w:t>ব্যবহৃত</w:t>
+      </w:r>
+      <w:proofErr w:type="spellEnd"/>
+      <w:r>
+        <w:t xml:space="preserve"> </w:t>
+      </w:r>
+      <w:proofErr w:type="spellStart"/>
+      <w:r>
+        <w:rPr>
+          <w:rFonts w:ascii="Nirmala UI" w:hAnsi="Nirmala UI" w:cs="Nirmala UI"/>
+        </w:rPr>
+        <w:t>হয়</w:t>
+      </w:r>
+      <w:proofErr w:type="spellEnd"/>
+      <w:r>
+        <w:rPr>
+          <w:rFonts w:ascii="Nirmala UI" w:hAnsi="Nirmala UI" w:cs="Nirmala UI"/>
+        </w:rPr>
+        <w:t>।</w:t>
+      </w:r>
+      <w:r>
+        <w:t xml:space="preserve"> </w:t>
+      </w:r>
+      <w:proofErr w:type="spellStart"/>
+      <w:r>
+        <w:rPr>
+          <w:rFonts w:ascii="Nirmala UI" w:hAnsi="Nirmala UI" w:cs="Nirmala UI"/>
+        </w:rPr>
+        <w:t>বিভিন্ন</w:t>
+      </w:r>
+      <w:proofErr w:type="spellEnd"/>
+      <w:r>
+        <w:t xml:space="preserve"> </w:t>
+      </w:r>
+      <w:proofErr w:type="spellStart"/>
+      <w:r>
+        <w:rPr>
+          <w:rFonts w:ascii="Nirmala UI" w:hAnsi="Nirmala UI" w:cs="Nirmala UI"/>
+        </w:rPr>
+        <w:t>ধরনের</w:t>
+      </w:r>
+      <w:proofErr w:type="spellEnd"/>
+      <w:r>
+        <w:t xml:space="preserve"> </w:t>
+      </w:r>
+      <w:proofErr w:type="spellStart"/>
+      <w:r>
+        <w:rPr>
+          <w:rFonts w:ascii="Nirmala UI" w:hAnsi="Nirmala UI" w:cs="Nirmala UI"/>
+        </w:rPr>
+        <w:t>নির্ভরযোগ্যতা</w:t>
+      </w:r>
+      <w:proofErr w:type="spellEnd"/>
+      <w:r>
+        <w:t xml:space="preserve"> (reliability) </w:t>
+      </w:r>
+      <w:proofErr w:type="spellStart"/>
+      <w:r>
+        <w:rPr>
+          <w:rFonts w:ascii="Nirmala UI" w:hAnsi="Nirmala UI" w:cs="Nirmala UI"/>
+        </w:rPr>
+        <w:t>এবং</w:t>
+      </w:r>
+      <w:proofErr w:type="spellEnd"/>
+      <w:r>
+        <w:t xml:space="preserve"> </w:t>
+      </w:r>
+      <w:proofErr w:type="spellStart"/>
+      <w:r>
+        <w:rPr>
+          <w:rFonts w:ascii="Nirmala UI" w:hAnsi="Nirmala UI" w:cs="Nirmala UI"/>
+        </w:rPr>
+        <w:t>গতি</w:t>
+      </w:r>
+      <w:proofErr w:type="spellEnd"/>
+      <w:r>
+        <w:t xml:space="preserve"> (speed)-</w:t>
+      </w:r>
+      <w:proofErr w:type="spellStart"/>
+      <w:r>
+        <w:rPr>
+          <w:rFonts w:ascii="Nirmala UI" w:hAnsi="Nirmala UI" w:cs="Nirmala UI"/>
+        </w:rPr>
+        <w:t>এর</w:t>
+      </w:r>
+      <w:proofErr w:type="spellEnd"/>
+      <w:r>
+        <w:t xml:space="preserve"> </w:t>
+      </w:r>
+      <w:proofErr w:type="spellStart"/>
+      <w:r>
+        <w:rPr>
+          <w:rFonts w:ascii="Nirmala UI" w:hAnsi="Nirmala UI" w:cs="Nirmala UI"/>
+        </w:rPr>
+        <w:t>সমন্বয়</w:t>
+      </w:r>
+      <w:proofErr w:type="spellEnd"/>
+      <w:r>
+        <w:t xml:space="preserve"> </w:t>
+      </w:r>
+      <w:proofErr w:type="spellStart"/>
+      <w:r>
+        <w:rPr>
+          <w:rFonts w:ascii="Nirmala UI" w:hAnsi="Nirmala UI" w:cs="Nirmala UI"/>
+        </w:rPr>
+        <w:t>সম্ভব</w:t>
+      </w:r>
+      <w:proofErr w:type="spellEnd"/>
+      <w:r>
+        <w:rPr>
+          <w:rFonts w:ascii="Nirmala UI" w:hAnsi="Nirmala UI" w:cs="Nirmala UI"/>
+        </w:rPr>
+        <w:t>।</w:t>
       </w:r>
     </w:p>
     <w:p>
@@ -9342,81 +10722,187 @@
         <w:spacing w:before="100" w:beforeAutospacing="1" w:after="100" w:afterAutospacing="1" w:line="240" w:lineRule="auto"/>
         <w:rPr>
           <w:rFonts w:ascii="Times New Roman" w:eastAsia="Times New Roman" w:hAnsi="Times New Roman" w:cs="Times New Roman"/>
-          <w:sz w:val="28"/>
-          <w:szCs w:val="28"/>
-        </w:rPr>
-      </w:pPr>
-      <w:r>
-        <w:rPr>
-          <w:rFonts w:ascii="Times New Roman" w:eastAsia="Times New Roman" w:hAnsi="Times New Roman" w:cs="Times New Roman"/>
-          <w:b/>
-          <w:bCs/>
-          <w:sz w:val="28"/>
-          <w:szCs w:val="28"/>
-        </w:rPr>
-        <w:t>3.</w:t>
-      </w:r>
-      <w:r>
-        <w:rPr>
-          <w:rFonts w:ascii="Times New Roman" w:eastAsia="Times New Roman" w:hAnsi="Times New Roman" w:cs="Times New Roman"/>
-          <w:b/>
-          <w:sz w:val="28"/>
-          <w:szCs w:val="28"/>
-        </w:rPr>
-        <w:t xml:space="preserve"> Explain operation of IP fragmentation and reassembly wit</w:t>
-      </w:r>
-      <w:r>
-        <w:rPr>
-          <w:rFonts w:ascii="Times New Roman" w:eastAsia="Times New Roman" w:hAnsi="Times New Roman" w:cs="Times New Roman"/>
-          <w:b/>
-          <w:sz w:val="28"/>
-          <w:szCs w:val="28"/>
-        </w:rPr>
-        <w:t>h diagram.</w:t>
-      </w:r>
-      <w:r>
-        <w:rPr>
-          <w:rFonts w:ascii="Times New Roman" w:eastAsia="Times New Roman" w:hAnsi="Times New Roman" w:cs="Times New Roman"/>
-          <w:sz w:val="28"/>
-          <w:szCs w:val="28"/>
-        </w:rPr>
-        <w:br/>
-      </w:r>
-      <w:proofErr w:type="spellStart"/>
-      <w:r>
-        <w:rPr>
-          <w:rFonts w:ascii="Times New Roman" w:eastAsia="Times New Roman" w:hAnsi="Times New Roman" w:cs="Times New Roman"/>
-          <w:sz w:val="28"/>
-          <w:szCs w:val="28"/>
-        </w:rPr>
-        <w:t>Ans</w:t>
-      </w:r>
-      <w:proofErr w:type="spellEnd"/>
-      <w:r>
-        <w:rPr>
-          <w:rFonts w:ascii="Times New Roman" w:eastAsia="Times New Roman" w:hAnsi="Times New Roman" w:cs="Times New Roman"/>
-          <w:sz w:val="28"/>
-          <w:szCs w:val="28"/>
-        </w:rPr>
-        <w:t xml:space="preserve">: Slide 10 &amp; 11 </w:t>
-      </w:r>
-      <w:proofErr w:type="spellStart"/>
-      <w:r>
-        <w:rPr>
-          <w:rFonts w:ascii="Times New Roman" w:eastAsia="Times New Roman" w:hAnsi="Times New Roman" w:cs="Times New Roman"/>
-          <w:sz w:val="28"/>
-          <w:szCs w:val="28"/>
-        </w:rPr>
-        <w:t>er</w:t>
-      </w:r>
-      <w:proofErr w:type="spellEnd"/>
-      <w:r>
-        <w:rPr>
-          <w:rFonts w:ascii="Times New Roman" w:eastAsia="Times New Roman" w:hAnsi="Times New Roman" w:cs="Times New Roman"/>
-          <w:sz w:val="28"/>
-          <w:szCs w:val="28"/>
-        </w:rPr>
-        <w:t xml:space="preserve"> table bade sob.</w:t>
+          <w:sz w:val="24"/>
+          <w:szCs w:val="24"/>
+        </w:rPr>
+      </w:pPr>
+      <w:r>
+        <w:rPr>
+          <w:rFonts w:ascii="Times New Roman" w:eastAsia="Times New Roman" w:hAnsi="Times New Roman" w:cs="Times New Roman"/>
+          <w:sz w:val="24"/>
+          <w:szCs w:val="24"/>
+        </w:rPr>
+        <w:sym w:font="Symbol" w:char="F076"/>
+      </w:r>
+      <w:r>
+        <w:rPr>
+          <w:rFonts w:ascii="Times New Roman" w:eastAsia="Times New Roman" w:hAnsi="Times New Roman" w:cs="Times New Roman"/>
+          <w:sz w:val="24"/>
+          <w:szCs w:val="24"/>
+        </w:rPr>
+        <w:t xml:space="preserve"> </w:t>
+      </w:r>
+      <w:proofErr w:type="spellStart"/>
+      <w:r>
+        <w:rPr>
+          <w:rFonts w:ascii="Nirmala UI" w:eastAsia="Times New Roman" w:hAnsi="Nirmala UI" w:cs="Nirmala UI"/>
+          <w:sz w:val="24"/>
+          <w:szCs w:val="24"/>
+        </w:rPr>
+        <w:t>ডিজিটাল</w:t>
+      </w:r>
+      <w:proofErr w:type="spellEnd"/>
+      <w:r>
+        <w:rPr>
+          <w:rFonts w:ascii="Times New Roman" w:eastAsia="Times New Roman" w:hAnsi="Times New Roman" w:cs="Times New Roman"/>
+          <w:sz w:val="24"/>
+          <w:szCs w:val="24"/>
+        </w:rPr>
+        <w:t xml:space="preserve"> </w:t>
+      </w:r>
+      <w:proofErr w:type="spellStart"/>
+      <w:r>
+        <w:rPr>
+          <w:rFonts w:ascii="Nirmala UI" w:eastAsia="Times New Roman" w:hAnsi="Nirmala UI" w:cs="Nirmala UI"/>
+          <w:sz w:val="24"/>
+          <w:szCs w:val="24"/>
+        </w:rPr>
+        <w:t>ভয়েসের</w:t>
+      </w:r>
+      <w:proofErr w:type="spellEnd"/>
+      <w:r>
+        <w:rPr>
+          <w:rFonts w:ascii="Times New Roman" w:eastAsia="Times New Roman" w:hAnsi="Times New Roman" w:cs="Times New Roman"/>
+          <w:sz w:val="24"/>
+          <w:szCs w:val="24"/>
+        </w:rPr>
+        <w:t xml:space="preserve"> </w:t>
+      </w:r>
+      <w:proofErr w:type="spellStart"/>
+      <w:r>
+        <w:rPr>
+          <w:rFonts w:ascii="Nirmala UI" w:eastAsia="Times New Roman" w:hAnsi="Nirmala UI" w:cs="Nirmala UI"/>
+          <w:sz w:val="24"/>
+          <w:szCs w:val="24"/>
+        </w:rPr>
+        <w:t>ক্ষেত্রে</w:t>
+      </w:r>
+      <w:proofErr w:type="spellEnd"/>
+      <w:r>
+        <w:rPr>
+          <w:rFonts w:ascii="Times New Roman" w:eastAsia="Times New Roman" w:hAnsi="Times New Roman" w:cs="Times New Roman"/>
+          <w:sz w:val="24"/>
+          <w:szCs w:val="24"/>
+        </w:rPr>
+        <w:t xml:space="preserve"> </w:t>
+      </w:r>
+      <w:proofErr w:type="spellStart"/>
+      <w:r>
+        <w:rPr>
+          <w:rFonts w:ascii="Nirmala UI" w:eastAsia="Times New Roman" w:hAnsi="Nirmala UI" w:cs="Nirmala UI"/>
+          <w:sz w:val="24"/>
+          <w:szCs w:val="24"/>
+        </w:rPr>
+        <w:t>সঠিকতার</w:t>
+      </w:r>
+      <w:proofErr w:type="spellEnd"/>
+      <w:r>
+        <w:rPr>
+          <w:rFonts w:ascii="Times New Roman" w:eastAsia="Times New Roman" w:hAnsi="Times New Roman" w:cs="Times New Roman"/>
+          <w:sz w:val="24"/>
+          <w:szCs w:val="24"/>
+        </w:rPr>
+        <w:t xml:space="preserve"> (accuracy) </w:t>
+      </w:r>
+      <w:proofErr w:type="spellStart"/>
+      <w:r>
+        <w:rPr>
+          <w:rFonts w:ascii="Nirmala UI" w:eastAsia="Times New Roman" w:hAnsi="Nirmala UI" w:cs="Nirmala UI"/>
+          <w:sz w:val="24"/>
+          <w:szCs w:val="24"/>
+        </w:rPr>
+        <w:t>চেয়ে</w:t>
+      </w:r>
+      <w:proofErr w:type="spellEnd"/>
+      <w:r>
+        <w:rPr>
+          <w:rFonts w:ascii="Times New Roman" w:eastAsia="Times New Roman" w:hAnsi="Times New Roman" w:cs="Times New Roman"/>
+          <w:sz w:val="24"/>
+          <w:szCs w:val="24"/>
+        </w:rPr>
+        <w:t xml:space="preserve"> </w:t>
+      </w:r>
+      <w:proofErr w:type="spellStart"/>
+      <w:r>
+        <w:rPr>
+          <w:rFonts w:ascii="Nirmala UI" w:eastAsia="Times New Roman" w:hAnsi="Nirmala UI" w:cs="Nirmala UI"/>
+          <w:sz w:val="24"/>
+          <w:szCs w:val="24"/>
+        </w:rPr>
+        <w:t>দ্রুত</w:t>
+      </w:r>
+      <w:proofErr w:type="spellEnd"/>
+      <w:r>
+        <w:rPr>
+          <w:rFonts w:ascii="Times New Roman" w:eastAsia="Times New Roman" w:hAnsi="Times New Roman" w:cs="Times New Roman"/>
+          <w:sz w:val="24"/>
+          <w:szCs w:val="24"/>
+        </w:rPr>
+        <w:t xml:space="preserve"> </w:t>
+      </w:r>
+      <w:proofErr w:type="spellStart"/>
+      <w:r>
+        <w:rPr>
+          <w:rFonts w:ascii="Nirmala UI" w:eastAsia="Times New Roman" w:hAnsi="Nirmala UI" w:cs="Nirmala UI"/>
+          <w:sz w:val="24"/>
+          <w:szCs w:val="24"/>
+        </w:rPr>
+        <w:t>ডেলিভারি</w:t>
+      </w:r>
+      <w:proofErr w:type="spellEnd"/>
+      <w:r>
+        <w:rPr>
+          <w:rFonts w:ascii="Times New Roman" w:eastAsia="Times New Roman" w:hAnsi="Times New Roman" w:cs="Times New Roman"/>
+          <w:sz w:val="24"/>
+          <w:szCs w:val="24"/>
+        </w:rPr>
+        <w:t xml:space="preserve"> (fast delivery) </w:t>
+      </w:r>
+      <w:proofErr w:type="spellStart"/>
+      <w:r>
+        <w:rPr>
+          <w:rFonts w:ascii="Nirmala UI" w:eastAsia="Times New Roman" w:hAnsi="Nirmala UI" w:cs="Nirmala UI"/>
+          <w:sz w:val="24"/>
+          <w:szCs w:val="24"/>
+        </w:rPr>
+        <w:t>বেশি</w:t>
+      </w:r>
+      <w:proofErr w:type="spellEnd"/>
+      <w:r>
+        <w:rPr>
+          <w:rFonts w:ascii="Times New Roman" w:eastAsia="Times New Roman" w:hAnsi="Times New Roman" w:cs="Times New Roman"/>
+          <w:sz w:val="24"/>
+          <w:szCs w:val="24"/>
+        </w:rPr>
+        <w:t xml:space="preserve"> </w:t>
+      </w:r>
+      <w:proofErr w:type="spellStart"/>
+      <w:r>
+        <w:rPr>
+          <w:rFonts w:ascii="Nirmala UI" w:eastAsia="Times New Roman" w:hAnsi="Nirmala UI" w:cs="Nirmala UI"/>
+          <w:sz w:val="24"/>
+          <w:szCs w:val="24"/>
+        </w:rPr>
+        <w:t>গুরুত্বপূর্ণ</w:t>
+      </w:r>
+      <w:proofErr w:type="spellEnd"/>
+      <w:r>
+        <w:rPr>
+          <w:rFonts w:ascii="Nirmala UI" w:eastAsia="Times New Roman" w:hAnsi="Nirmala UI" w:cs="Nirmala UI"/>
+          <w:sz w:val="24"/>
+          <w:szCs w:val="24"/>
+        </w:rPr>
+        <w:t>।</w:t>
       </w:r>
     </w:p>
     <w:p>
@@ -9424,6 +10910,1498 @@
         <w:spacing w:before="100" w:beforeAutospacing="1" w:after="100" w:afterAutospacing="1" w:line="240" w:lineRule="auto"/>
         <w:rPr>
           <w:rFonts w:ascii="Times New Roman" w:eastAsia="Times New Roman" w:hAnsi="Times New Roman" w:cs="Times New Roman"/>
+          <w:sz w:val="24"/>
+          <w:szCs w:val="24"/>
+        </w:rPr>
+      </w:pPr>
+      <w:r>
+        <w:rPr>
+          <w:rFonts w:ascii="Times New Roman" w:eastAsia="Times New Roman" w:hAnsi="Times New Roman" w:cs="Times New Roman"/>
+          <w:sz w:val="24"/>
+          <w:szCs w:val="24"/>
+        </w:rPr>
+        <w:sym w:font="Symbol" w:char="F076"/>
+      </w:r>
+      <w:r>
+        <w:rPr>
+          <w:rFonts w:ascii="Times New Roman" w:eastAsia="Times New Roman" w:hAnsi="Times New Roman" w:cs="Times New Roman"/>
+          <w:sz w:val="24"/>
+          <w:szCs w:val="24"/>
+        </w:rPr>
+        <w:t xml:space="preserve"> </w:t>
+      </w:r>
+      <w:proofErr w:type="spellStart"/>
+      <w:r>
+        <w:rPr>
+          <w:rFonts w:ascii="Nirmala UI" w:eastAsia="Times New Roman" w:hAnsi="Nirmala UI" w:cs="Nirmala UI"/>
+          <w:sz w:val="24"/>
+          <w:szCs w:val="24"/>
+        </w:rPr>
+        <w:t>ফাইল</w:t>
+      </w:r>
+      <w:proofErr w:type="spellEnd"/>
+      <w:r>
+        <w:rPr>
+          <w:rFonts w:ascii="Times New Roman" w:eastAsia="Times New Roman" w:hAnsi="Times New Roman" w:cs="Times New Roman"/>
+          <w:sz w:val="24"/>
+          <w:szCs w:val="24"/>
+        </w:rPr>
+        <w:t xml:space="preserve"> </w:t>
+      </w:r>
+      <w:proofErr w:type="spellStart"/>
+      <w:r>
+        <w:rPr>
+          <w:rFonts w:ascii="Nirmala UI" w:eastAsia="Times New Roman" w:hAnsi="Nirmala UI" w:cs="Nirmala UI"/>
+          <w:sz w:val="24"/>
+          <w:szCs w:val="24"/>
+        </w:rPr>
+        <w:t>ট্রান্সফারের</w:t>
+      </w:r>
+      <w:proofErr w:type="spellEnd"/>
+      <w:r>
+        <w:rPr>
+          <w:rFonts w:ascii="Times New Roman" w:eastAsia="Times New Roman" w:hAnsi="Times New Roman" w:cs="Times New Roman"/>
+          <w:sz w:val="24"/>
+          <w:szCs w:val="24"/>
+        </w:rPr>
+        <w:t xml:space="preserve"> </w:t>
+      </w:r>
+      <w:proofErr w:type="spellStart"/>
+      <w:r>
+        <w:rPr>
+          <w:rFonts w:ascii="Nirmala UI" w:eastAsia="Times New Roman" w:hAnsi="Nirmala UI" w:cs="Nirmala UI"/>
+          <w:sz w:val="24"/>
+          <w:szCs w:val="24"/>
+        </w:rPr>
+        <w:t>ক্ষেত্রে</w:t>
+      </w:r>
+      <w:proofErr w:type="spellEnd"/>
+      <w:r>
+        <w:rPr>
+          <w:rFonts w:ascii="Times New Roman" w:eastAsia="Times New Roman" w:hAnsi="Times New Roman" w:cs="Times New Roman"/>
+          <w:sz w:val="24"/>
+          <w:szCs w:val="24"/>
+        </w:rPr>
+        <w:t xml:space="preserve"> </w:t>
+      </w:r>
+      <w:proofErr w:type="spellStart"/>
+      <w:r>
+        <w:rPr>
+          <w:rFonts w:ascii="Nirmala UI" w:eastAsia="Times New Roman" w:hAnsi="Nirmala UI" w:cs="Nirmala UI"/>
+          <w:sz w:val="24"/>
+          <w:szCs w:val="24"/>
+        </w:rPr>
+        <w:t>দ্রুততার</w:t>
+      </w:r>
+      <w:proofErr w:type="spellEnd"/>
+      <w:r>
+        <w:rPr>
+          <w:rFonts w:ascii="Times New Roman" w:eastAsia="Times New Roman" w:hAnsi="Times New Roman" w:cs="Times New Roman"/>
+          <w:sz w:val="24"/>
+          <w:szCs w:val="24"/>
+        </w:rPr>
+        <w:t xml:space="preserve"> </w:t>
+      </w:r>
+      <w:proofErr w:type="spellStart"/>
+      <w:r>
+        <w:rPr>
+          <w:rFonts w:ascii="Nirmala UI" w:eastAsia="Times New Roman" w:hAnsi="Nirmala UI" w:cs="Nirmala UI"/>
+          <w:sz w:val="24"/>
+          <w:szCs w:val="24"/>
+        </w:rPr>
+        <w:t>চেয়ে</w:t>
+      </w:r>
+      <w:proofErr w:type="spellEnd"/>
+      <w:r>
+        <w:rPr>
+          <w:rFonts w:ascii="Times New Roman" w:eastAsia="Times New Roman" w:hAnsi="Times New Roman" w:cs="Times New Roman"/>
+          <w:sz w:val="24"/>
+          <w:szCs w:val="24"/>
+        </w:rPr>
+        <w:t xml:space="preserve"> </w:t>
+      </w:r>
+      <w:proofErr w:type="spellStart"/>
+      <w:r>
+        <w:rPr>
+          <w:rFonts w:ascii="Nirmala UI" w:eastAsia="Times New Roman" w:hAnsi="Nirmala UI" w:cs="Nirmala UI"/>
+          <w:sz w:val="24"/>
+          <w:szCs w:val="24"/>
+        </w:rPr>
+        <w:t>ত্রুটিমুক্ত</w:t>
+      </w:r>
+      <w:proofErr w:type="spellEnd"/>
+      <w:r>
+        <w:rPr>
+          <w:rFonts w:ascii="Times New Roman" w:eastAsia="Times New Roman" w:hAnsi="Times New Roman" w:cs="Times New Roman"/>
+          <w:sz w:val="24"/>
+          <w:szCs w:val="24"/>
+        </w:rPr>
+        <w:t xml:space="preserve"> (error-free) </w:t>
+      </w:r>
+      <w:proofErr w:type="spellStart"/>
+      <w:r>
+        <w:rPr>
+          <w:rFonts w:ascii="Nirmala UI" w:eastAsia="Times New Roman" w:hAnsi="Nirmala UI" w:cs="Nirmala UI"/>
+          <w:sz w:val="24"/>
+          <w:szCs w:val="24"/>
+        </w:rPr>
+        <w:t>ট্রান্সমিশন</w:t>
+      </w:r>
+      <w:proofErr w:type="spellEnd"/>
+      <w:r>
+        <w:rPr>
+          <w:rFonts w:ascii="Times New Roman" w:eastAsia="Times New Roman" w:hAnsi="Times New Roman" w:cs="Times New Roman"/>
+          <w:sz w:val="24"/>
+          <w:szCs w:val="24"/>
+        </w:rPr>
+        <w:t xml:space="preserve"> </w:t>
+      </w:r>
+      <w:proofErr w:type="spellStart"/>
+      <w:r>
+        <w:rPr>
+          <w:rFonts w:ascii="Nirmala UI" w:eastAsia="Times New Roman" w:hAnsi="Nirmala UI" w:cs="Nirmala UI"/>
+          <w:sz w:val="24"/>
+          <w:szCs w:val="24"/>
+        </w:rPr>
+        <w:t>বেশি</w:t>
+      </w:r>
+      <w:proofErr w:type="spellEnd"/>
+      <w:r>
+        <w:rPr>
+          <w:rFonts w:ascii="Times New Roman" w:eastAsia="Times New Roman" w:hAnsi="Times New Roman" w:cs="Times New Roman"/>
+          <w:sz w:val="24"/>
+          <w:szCs w:val="24"/>
+        </w:rPr>
+        <w:t xml:space="preserve"> </w:t>
+      </w:r>
+      <w:proofErr w:type="spellStart"/>
+      <w:r>
+        <w:rPr>
+          <w:rFonts w:ascii="Nirmala UI" w:eastAsia="Times New Roman" w:hAnsi="Nirmala UI" w:cs="Nirmala UI"/>
+          <w:sz w:val="24"/>
+          <w:szCs w:val="24"/>
+        </w:rPr>
+        <w:t>গুরুত্বপূর্ণ</w:t>
+      </w:r>
+      <w:proofErr w:type="spellEnd"/>
+      <w:r>
+        <w:rPr>
+          <w:rFonts w:ascii="Nirmala UI" w:eastAsia="Times New Roman" w:hAnsi="Nirmala UI" w:cs="Nirmala UI"/>
+          <w:sz w:val="24"/>
+          <w:szCs w:val="24"/>
+        </w:rPr>
+        <w:t>।</w:t>
+      </w:r>
+    </w:p>
+    <w:p>
+      <w:pPr>
+        <w:spacing w:before="100" w:beforeAutospacing="1" w:after="100" w:afterAutospacing="1" w:line="240" w:lineRule="auto"/>
+        <w:rPr>
+          <w:rFonts w:ascii="Times New Roman" w:eastAsia="Times New Roman" w:hAnsi="Times New Roman" w:cs="Times New Roman"/>
+          <w:sz w:val="24"/>
+          <w:szCs w:val="24"/>
+        </w:rPr>
+      </w:pPr>
+      <w:r>
+        <w:rPr>
+          <w:rFonts w:ascii="Times New Roman" w:eastAsia="Times New Roman" w:hAnsi="Times New Roman" w:cs="Times New Roman"/>
+          <w:sz w:val="24"/>
+          <w:szCs w:val="24"/>
+        </w:rPr>
+        <w:sym w:font="Symbol" w:char="F076"/>
+      </w:r>
+      <w:r>
+        <w:rPr>
+          <w:rFonts w:ascii="Times New Roman" w:eastAsia="Times New Roman" w:hAnsi="Times New Roman" w:cs="Times New Roman"/>
+          <w:sz w:val="24"/>
+          <w:szCs w:val="24"/>
+        </w:rPr>
+        <w:t xml:space="preserve"> </w:t>
+      </w:r>
+      <w:proofErr w:type="spellStart"/>
+      <w:r>
+        <w:rPr>
+          <w:rFonts w:ascii="Nirmala UI" w:eastAsia="Times New Roman" w:hAnsi="Nirmala UI" w:cs="Nirmala UI"/>
+          <w:sz w:val="24"/>
+          <w:szCs w:val="24"/>
+        </w:rPr>
+        <w:t>এই</w:t>
+      </w:r>
+      <w:proofErr w:type="spellEnd"/>
+      <w:r>
+        <w:rPr>
+          <w:rFonts w:ascii="Times New Roman" w:eastAsia="Times New Roman" w:hAnsi="Times New Roman" w:cs="Times New Roman"/>
+          <w:sz w:val="24"/>
+          <w:szCs w:val="24"/>
+        </w:rPr>
+        <w:t xml:space="preserve"> </w:t>
+      </w:r>
+      <w:proofErr w:type="spellStart"/>
+      <w:r>
+        <w:rPr>
+          <w:rFonts w:ascii="Nirmala UI" w:eastAsia="Times New Roman" w:hAnsi="Nirmala UI" w:cs="Nirmala UI"/>
+          <w:sz w:val="24"/>
+          <w:szCs w:val="24"/>
+        </w:rPr>
+        <w:t>ফিল্ডটি</w:t>
+      </w:r>
+      <w:proofErr w:type="spellEnd"/>
+      <w:r>
+        <w:rPr>
+          <w:rFonts w:ascii="Times New Roman" w:eastAsia="Times New Roman" w:hAnsi="Times New Roman" w:cs="Times New Roman"/>
+          <w:sz w:val="24"/>
+          <w:szCs w:val="24"/>
+        </w:rPr>
+        <w:t xml:space="preserve"> </w:t>
+      </w:r>
+      <w:proofErr w:type="spellStart"/>
+      <w:r>
+        <w:rPr>
+          <w:rFonts w:ascii="Nirmala UI" w:eastAsia="Times New Roman" w:hAnsi="Nirmala UI" w:cs="Nirmala UI"/>
+          <w:sz w:val="24"/>
+          <w:szCs w:val="24"/>
+        </w:rPr>
+        <w:t>কমিউনিকেশনের</w:t>
+      </w:r>
+      <w:proofErr w:type="spellEnd"/>
+      <w:r>
+        <w:rPr>
+          <w:rFonts w:ascii="Times New Roman" w:eastAsia="Times New Roman" w:hAnsi="Times New Roman" w:cs="Times New Roman"/>
+          <w:sz w:val="24"/>
+          <w:szCs w:val="24"/>
+        </w:rPr>
+        <w:t xml:space="preserve"> </w:t>
+      </w:r>
+      <w:proofErr w:type="spellStart"/>
+      <w:r>
+        <w:rPr>
+          <w:rFonts w:ascii="Nirmala UI" w:eastAsia="Times New Roman" w:hAnsi="Nirmala UI" w:cs="Nirmala UI"/>
+          <w:sz w:val="24"/>
+          <w:szCs w:val="24"/>
+        </w:rPr>
+        <w:t>তিনটি</w:t>
+      </w:r>
+      <w:proofErr w:type="spellEnd"/>
+      <w:r>
+        <w:rPr>
+          <w:rFonts w:ascii="Times New Roman" w:eastAsia="Times New Roman" w:hAnsi="Times New Roman" w:cs="Times New Roman"/>
+          <w:sz w:val="24"/>
+          <w:szCs w:val="24"/>
+        </w:rPr>
+        <w:t xml:space="preserve"> </w:t>
+      </w:r>
+      <w:proofErr w:type="spellStart"/>
+      <w:r>
+        <w:rPr>
+          <w:rFonts w:ascii="Nirmala UI" w:eastAsia="Times New Roman" w:hAnsi="Nirmala UI" w:cs="Nirmala UI"/>
+          <w:sz w:val="24"/>
+          <w:szCs w:val="24"/>
+        </w:rPr>
+        <w:t>প্যারামিটারের</w:t>
+      </w:r>
+      <w:proofErr w:type="spellEnd"/>
+      <w:r>
+        <w:rPr>
+          <w:rFonts w:ascii="Times New Roman" w:eastAsia="Times New Roman" w:hAnsi="Times New Roman" w:cs="Times New Roman"/>
+          <w:sz w:val="24"/>
+          <w:szCs w:val="24"/>
+        </w:rPr>
+        <w:t xml:space="preserve"> </w:t>
+      </w:r>
+      <w:proofErr w:type="spellStart"/>
+      <w:r>
+        <w:rPr>
+          <w:rFonts w:ascii="Nirmala UI" w:eastAsia="Times New Roman" w:hAnsi="Nirmala UI" w:cs="Nirmala UI"/>
+          <w:sz w:val="24"/>
+          <w:szCs w:val="24"/>
+        </w:rPr>
+        <w:t>সাথে</w:t>
+      </w:r>
+      <w:proofErr w:type="spellEnd"/>
+      <w:r>
+        <w:rPr>
+          <w:rFonts w:ascii="Times New Roman" w:eastAsia="Times New Roman" w:hAnsi="Times New Roman" w:cs="Times New Roman"/>
+          <w:sz w:val="24"/>
+          <w:szCs w:val="24"/>
+        </w:rPr>
+        <w:t xml:space="preserve"> </w:t>
+      </w:r>
+      <w:proofErr w:type="spellStart"/>
+      <w:r>
+        <w:rPr>
+          <w:rFonts w:ascii="Nirmala UI" w:eastAsia="Times New Roman" w:hAnsi="Nirmala UI" w:cs="Nirmala UI"/>
+          <w:sz w:val="24"/>
+          <w:szCs w:val="24"/>
+        </w:rPr>
+        <w:t>সম্পর্কিত</w:t>
+      </w:r>
+      <w:proofErr w:type="spellEnd"/>
+      <w:r>
+        <w:rPr>
+          <w:rFonts w:ascii="Times New Roman" w:eastAsia="Times New Roman" w:hAnsi="Times New Roman" w:cs="Times New Roman"/>
+          <w:sz w:val="24"/>
+          <w:szCs w:val="24"/>
+        </w:rPr>
+        <w:t>: {Delay (</w:t>
+      </w:r>
+      <w:proofErr w:type="spellStart"/>
+      <w:r>
+        <w:rPr>
+          <w:rFonts w:ascii="Nirmala UI" w:eastAsia="Times New Roman" w:hAnsi="Nirmala UI" w:cs="Nirmala UI"/>
+          <w:sz w:val="24"/>
+          <w:szCs w:val="24"/>
+        </w:rPr>
+        <w:t>বিলম্ব</w:t>
+      </w:r>
+      <w:proofErr w:type="spellEnd"/>
+      <w:r>
+        <w:rPr>
+          <w:rFonts w:ascii="Times New Roman" w:eastAsia="Times New Roman" w:hAnsi="Times New Roman" w:cs="Times New Roman"/>
+          <w:sz w:val="24"/>
+          <w:szCs w:val="24"/>
+        </w:rPr>
+        <w:t>), Throughput (</w:t>
+      </w:r>
+      <w:proofErr w:type="spellStart"/>
+      <w:r>
+        <w:rPr>
+          <w:rFonts w:ascii="Nirmala UI" w:eastAsia="Times New Roman" w:hAnsi="Nirmala UI" w:cs="Nirmala UI"/>
+          <w:sz w:val="24"/>
+          <w:szCs w:val="24"/>
+        </w:rPr>
+        <w:t>ডেটা</w:t>
+      </w:r>
+      <w:proofErr w:type="spellEnd"/>
+      <w:r>
+        <w:rPr>
+          <w:rFonts w:ascii="Times New Roman" w:eastAsia="Times New Roman" w:hAnsi="Times New Roman" w:cs="Times New Roman"/>
+          <w:sz w:val="24"/>
+          <w:szCs w:val="24"/>
+        </w:rPr>
+        <w:t xml:space="preserve"> </w:t>
+      </w:r>
+      <w:proofErr w:type="spellStart"/>
+      <w:r>
+        <w:rPr>
+          <w:rFonts w:ascii="Nirmala UI" w:eastAsia="Times New Roman" w:hAnsi="Nirmala UI" w:cs="Nirmala UI"/>
+          <w:sz w:val="24"/>
+          <w:szCs w:val="24"/>
+        </w:rPr>
+        <w:t>পরিবহনের</w:t>
+      </w:r>
+      <w:proofErr w:type="spellEnd"/>
+      <w:r>
+        <w:rPr>
+          <w:rFonts w:ascii="Times New Roman" w:eastAsia="Times New Roman" w:hAnsi="Times New Roman" w:cs="Times New Roman"/>
+          <w:sz w:val="24"/>
+          <w:szCs w:val="24"/>
+        </w:rPr>
+        <w:t xml:space="preserve"> </w:t>
+      </w:r>
+      <w:proofErr w:type="spellStart"/>
+      <w:r>
+        <w:rPr>
+          <w:rFonts w:ascii="Nirmala UI" w:eastAsia="Times New Roman" w:hAnsi="Nirmala UI" w:cs="Nirmala UI"/>
+          <w:sz w:val="24"/>
+          <w:szCs w:val="24"/>
+        </w:rPr>
+        <w:t>হার</w:t>
+      </w:r>
+      <w:proofErr w:type="spellEnd"/>
+      <w:r>
+        <w:rPr>
+          <w:rFonts w:ascii="Times New Roman" w:eastAsia="Times New Roman" w:hAnsi="Times New Roman" w:cs="Times New Roman"/>
+          <w:sz w:val="24"/>
+          <w:szCs w:val="24"/>
+        </w:rPr>
+        <w:t>), Reliability (</w:t>
+      </w:r>
+      <w:proofErr w:type="spellStart"/>
+      <w:r>
+        <w:rPr>
+          <w:rFonts w:ascii="Nirmala UI" w:eastAsia="Times New Roman" w:hAnsi="Nirmala UI" w:cs="Nirmala UI"/>
+          <w:sz w:val="24"/>
+          <w:szCs w:val="24"/>
+        </w:rPr>
+        <w:t>নির্ভরযোগ্যতা</w:t>
+      </w:r>
+      <w:proofErr w:type="spellEnd"/>
+      <w:proofErr w:type="gramStart"/>
+      <w:r>
+        <w:rPr>
+          <w:rFonts w:ascii="Times New Roman" w:eastAsia="Times New Roman" w:hAnsi="Times New Roman" w:cs="Times New Roman"/>
+          <w:sz w:val="24"/>
+          <w:szCs w:val="24"/>
+        </w:rPr>
+        <w:t>)}</w:t>
+      </w:r>
+      <w:r>
+        <w:rPr>
+          <w:rFonts w:ascii="Nirmala UI" w:eastAsia="Times New Roman" w:hAnsi="Nirmala UI" w:cs="Nirmala UI"/>
+          <w:sz w:val="24"/>
+          <w:szCs w:val="24"/>
+        </w:rPr>
+        <w:t>।</w:t>
+      </w:r>
+      <w:proofErr w:type="gramEnd"/>
+    </w:p>
+    <w:p>
+      <w:pPr>
+        <w:spacing w:before="100" w:beforeAutospacing="1" w:after="100" w:afterAutospacing="1" w:line="240" w:lineRule="auto"/>
+        <w:rPr>
+          <w:rFonts w:ascii="Times New Roman" w:eastAsia="Times New Roman" w:hAnsi="Times New Roman" w:cs="Times New Roman"/>
+          <w:sz w:val="28"/>
+          <w:szCs w:val="28"/>
+        </w:rPr>
+      </w:pPr>
+      <w:r>
+        <w:rPr>
+          <w:rFonts w:ascii="Times New Roman" w:eastAsia="Times New Roman" w:hAnsi="Times New Roman" w:cs="Times New Roman"/>
+          <w:b/>
+          <w:bCs/>
+          <w:sz w:val="28"/>
+          <w:szCs w:val="28"/>
+        </w:rPr>
+        <w:t>3.</w:t>
+      </w:r>
+      <w:r>
+        <w:rPr>
+          <w:rFonts w:ascii="Times New Roman" w:eastAsia="Times New Roman" w:hAnsi="Times New Roman" w:cs="Times New Roman"/>
+          <w:b/>
+          <w:sz w:val="28"/>
+          <w:szCs w:val="28"/>
+        </w:rPr>
+        <w:t xml:space="preserve"> Explain operation of IP fragmentation and reassembly wit</w:t>
+      </w:r>
+      <w:r>
+        <w:rPr>
+          <w:rFonts w:ascii="Times New Roman" w:eastAsia="Times New Roman" w:hAnsi="Times New Roman" w:cs="Times New Roman"/>
+          <w:b/>
+          <w:sz w:val="28"/>
+          <w:szCs w:val="28"/>
+        </w:rPr>
+        <w:t>h diagram.</w:t>
+      </w:r>
+      <w:r>
+        <w:rPr>
+          <w:rFonts w:ascii="Times New Roman" w:eastAsia="Times New Roman" w:hAnsi="Times New Roman" w:cs="Times New Roman"/>
+          <w:sz w:val="28"/>
+          <w:szCs w:val="28"/>
+        </w:rPr>
+        <w:br/>
+      </w:r>
+      <w:proofErr w:type="spellStart"/>
+      <w:r>
+        <w:rPr>
+          <w:rFonts w:ascii="Times New Roman" w:eastAsia="Times New Roman" w:hAnsi="Times New Roman" w:cs="Times New Roman"/>
+          <w:sz w:val="28"/>
+          <w:szCs w:val="28"/>
+        </w:rPr>
+        <w:t>Ans</w:t>
+      </w:r>
+      <w:proofErr w:type="spellEnd"/>
+      <w:r>
+        <w:rPr>
+          <w:rFonts w:ascii="Times New Roman" w:eastAsia="Times New Roman" w:hAnsi="Times New Roman" w:cs="Times New Roman"/>
+          <w:sz w:val="28"/>
+          <w:szCs w:val="28"/>
+        </w:rPr>
+        <w:t xml:space="preserve">: Slide 10 &amp; 11 </w:t>
+      </w:r>
+      <w:proofErr w:type="spellStart"/>
+      <w:r>
+        <w:rPr>
+          <w:rFonts w:ascii="Times New Roman" w:eastAsia="Times New Roman" w:hAnsi="Times New Roman" w:cs="Times New Roman"/>
+          <w:sz w:val="28"/>
+          <w:szCs w:val="28"/>
+        </w:rPr>
+        <w:t>er</w:t>
+      </w:r>
+      <w:proofErr w:type="spellEnd"/>
+      <w:r>
+        <w:rPr>
+          <w:rFonts w:ascii="Times New Roman" w:eastAsia="Times New Roman" w:hAnsi="Times New Roman" w:cs="Times New Roman"/>
+          <w:sz w:val="28"/>
+          <w:szCs w:val="28"/>
+        </w:rPr>
+        <w:t xml:space="preserve"> table bade sob.</w:t>
+      </w:r>
+    </w:p>
+    <w:p>
+      <w:pPr>
+        <w:pStyle w:val="NormalWeb"/>
+      </w:pPr>
+      <w:bookmarkStart w:id="0" w:name="_GoBack"/>
+      <w:r>
+        <w:rPr>
+          <w:noProof/>
+          <w:sz w:val="28"/>
+          <w:szCs w:val="28"/>
+        </w:rPr>
+        <w:lastRenderedPageBreak/>
+        <w:drawing>
+          <wp:inline distT="0" distB="0" distL="0" distR="0">
+            <wp:extent cx="6257925" cy="4210050"/>
+            <wp:effectExtent l="0" t="0" r="9525" b="0"/>
+            <wp:docPr id="23" name="Picture 23"/>
+            <wp:cNvGraphicFramePr>
+              <a:graphicFrameLocks xmlns:a="http://schemas.openxmlformats.org/drawingml/2006/main" noChangeAspect="1"/>
+            </wp:cNvGraphicFramePr>
+            <a:graphic xmlns:a="http://schemas.openxmlformats.org/drawingml/2006/main">
+              <a:graphicData uri="http://schemas.openxmlformats.org/drawingml/2006/picture">
+                <pic:pic xmlns:pic="http://schemas.openxmlformats.org/drawingml/2006/picture">
+                  <pic:nvPicPr>
+                    <pic:cNvPr id="23" name="Screenshot_3.png"/>
+                    <pic:cNvPicPr/>
+                  </pic:nvPicPr>
+                  <pic:blipFill>
+                    <a:blip r:embed="rId26">
+                      <a:extLst>
+                        <a:ext uri="{28A0092B-C50C-407E-A947-70E740481C1C}">
+                          <a14:useLocalDpi xmlns:a14="http://schemas.microsoft.com/office/drawing/2010/main" val="0"/>
+                        </a:ext>
+                      </a:extLst>
+                    </a:blip>
+                    <a:stretch>
+                      <a:fillRect/>
+                    </a:stretch>
+                  </pic:blipFill>
+                  <pic:spPr>
+                    <a:xfrm>
+                      <a:off x="0" y="0"/>
+                      <a:ext cx="6257925" cy="4210050"/>
+                    </a:xfrm>
+                    <a:prstGeom prst="rect">
+                      <a:avLst/>
+                    </a:prstGeom>
+                  </pic:spPr>
+                </pic:pic>
+              </a:graphicData>
+            </a:graphic>
+          </wp:inline>
+        </w:drawing>
+      </w:r>
+      <w:bookmarkEnd w:id="0"/>
+      <w:r>
+        <w:rPr>
+          <w:sz w:val="28"/>
+          <w:szCs w:val="28"/>
+        </w:rPr>
+        <w:br/>
+      </w:r>
+      <w:r>
+        <w:rPr>
+          <w:noProof/>
+          <w:sz w:val="28"/>
+          <w:szCs w:val="28"/>
+        </w:rPr>
+        <w:drawing>
+          <wp:inline distT="0" distB="0" distL="0" distR="0">
+            <wp:extent cx="5943600" cy="1711325"/>
+            <wp:effectExtent l="0" t="0" r="0" b="3175"/>
+            <wp:docPr id="24" name="Picture 24"/>
+            <wp:cNvGraphicFramePr>
+              <a:graphicFrameLocks xmlns:a="http://schemas.openxmlformats.org/drawingml/2006/main" noChangeAspect="1"/>
+            </wp:cNvGraphicFramePr>
+            <a:graphic xmlns:a="http://schemas.openxmlformats.org/drawingml/2006/main">
+              <a:graphicData uri="http://schemas.openxmlformats.org/drawingml/2006/picture">
+                <pic:pic xmlns:pic="http://schemas.openxmlformats.org/drawingml/2006/picture">
+                  <pic:nvPicPr>
+                    <pic:cNvPr id="24" name="Screenshot_4.png"/>
+                    <pic:cNvPicPr/>
+                  </pic:nvPicPr>
+                  <pic:blipFill>
+                    <a:blip r:embed="rId27">
+                      <a:extLst>
+                        <a:ext uri="{28A0092B-C50C-407E-A947-70E740481C1C}">
+                          <a14:useLocalDpi xmlns:a14="http://schemas.microsoft.com/office/drawing/2010/main" val="0"/>
+                        </a:ext>
+                      </a:extLst>
+                    </a:blip>
+                    <a:stretch>
+                      <a:fillRect/>
+                    </a:stretch>
+                  </pic:blipFill>
+                  <pic:spPr>
+                    <a:xfrm>
+                      <a:off x="0" y="0"/>
+                      <a:ext cx="5943600" cy="1711325"/>
+                    </a:xfrm>
+                    <a:prstGeom prst="rect">
+                      <a:avLst/>
+                    </a:prstGeom>
+                  </pic:spPr>
+                </pic:pic>
+              </a:graphicData>
+            </a:graphic>
+          </wp:inline>
+        </w:drawing>
+      </w:r>
+      <w:r>
+        <w:rPr>
+          <w:sz w:val="28"/>
+          <w:szCs w:val="28"/>
+        </w:rPr>
+        <w:br/>
+      </w:r>
+      <w:r>
+        <w:rPr>
+          <w:rFonts w:ascii="Nirmala UI" w:hAnsi="Nirmala UI" w:cs="Nirmala UI"/>
+        </w:rPr>
+        <w:t>৪</w:t>
+      </w:r>
+      <w:r>
+        <w:t>,</w:t>
+      </w:r>
+      <w:r>
+        <w:rPr>
+          <w:rFonts w:ascii="Nirmala UI" w:hAnsi="Nirmala UI" w:cs="Nirmala UI"/>
+        </w:rPr>
+        <w:t>০০০</w:t>
+      </w:r>
+      <w:r>
+        <w:t xml:space="preserve"> </w:t>
+      </w:r>
+      <w:proofErr w:type="spellStart"/>
+      <w:r>
+        <w:rPr>
+          <w:rFonts w:ascii="Nirmala UI" w:hAnsi="Nirmala UI" w:cs="Nirmala UI"/>
+        </w:rPr>
+        <w:t>বাইটের</w:t>
+      </w:r>
+      <w:proofErr w:type="spellEnd"/>
+      <w:r>
+        <w:t xml:space="preserve"> </w:t>
+      </w:r>
+      <w:proofErr w:type="spellStart"/>
+      <w:r>
+        <w:rPr>
+          <w:rFonts w:ascii="Nirmala UI" w:hAnsi="Nirmala UI" w:cs="Nirmala UI"/>
+        </w:rPr>
+        <w:t>একটি</w:t>
+      </w:r>
+      <w:proofErr w:type="spellEnd"/>
+      <w:r>
+        <w:t xml:space="preserve"> </w:t>
+      </w:r>
+      <w:proofErr w:type="spellStart"/>
+      <w:r>
+        <w:rPr>
+          <w:rFonts w:ascii="Nirmala UI" w:hAnsi="Nirmala UI" w:cs="Nirmala UI"/>
+        </w:rPr>
+        <w:t>ডাটাগ্রাম</w:t>
+      </w:r>
+      <w:proofErr w:type="spellEnd"/>
+      <w:r>
+        <w:t xml:space="preserve"> (</w:t>
+      </w:r>
+      <w:proofErr w:type="spellStart"/>
+      <w:r>
+        <w:rPr>
+          <w:rFonts w:ascii="Nirmala UI" w:hAnsi="Nirmala UI" w:cs="Nirmala UI"/>
+        </w:rPr>
+        <w:t>যার</w:t>
+      </w:r>
+      <w:proofErr w:type="spellEnd"/>
+      <w:r>
+        <w:t xml:space="preserve"> </w:t>
+      </w:r>
+      <w:proofErr w:type="spellStart"/>
+      <w:r>
+        <w:rPr>
+          <w:rFonts w:ascii="Nirmala UI" w:hAnsi="Nirmala UI" w:cs="Nirmala UI"/>
+        </w:rPr>
+        <w:t>মধ্যে</w:t>
+      </w:r>
+      <w:proofErr w:type="spellEnd"/>
+      <w:r>
+        <w:t xml:space="preserve"> </w:t>
+      </w:r>
+      <w:r>
+        <w:rPr>
+          <w:rFonts w:ascii="Nirmala UI" w:hAnsi="Nirmala UI" w:cs="Nirmala UI"/>
+        </w:rPr>
+        <w:t>২০</w:t>
+      </w:r>
+      <w:r>
+        <w:t xml:space="preserve"> </w:t>
+      </w:r>
+      <w:proofErr w:type="spellStart"/>
+      <w:r>
+        <w:rPr>
+          <w:rFonts w:ascii="Nirmala UI" w:hAnsi="Nirmala UI" w:cs="Nirmala UI"/>
+        </w:rPr>
+        <w:t>বাইট</w:t>
+      </w:r>
+      <w:proofErr w:type="spellEnd"/>
+      <w:r>
+        <w:t xml:space="preserve"> IP </w:t>
+      </w:r>
+      <w:proofErr w:type="spellStart"/>
+      <w:r>
+        <w:rPr>
+          <w:rFonts w:ascii="Nirmala UI" w:hAnsi="Nirmala UI" w:cs="Nirmala UI"/>
+        </w:rPr>
+        <w:t>হেডার</w:t>
+      </w:r>
+      <w:proofErr w:type="spellEnd"/>
+      <w:r>
+        <w:t xml:space="preserve"> </w:t>
+      </w:r>
+      <w:proofErr w:type="spellStart"/>
+      <w:r>
+        <w:rPr>
+          <w:rFonts w:ascii="Nirmala UI" w:hAnsi="Nirmala UI" w:cs="Nirmala UI"/>
+        </w:rPr>
+        <w:t>এবং</w:t>
+      </w:r>
+      <w:proofErr w:type="spellEnd"/>
+      <w:r>
+        <w:t xml:space="preserve"> </w:t>
+      </w:r>
+      <w:r>
+        <w:rPr>
+          <w:rFonts w:ascii="Nirmala UI" w:hAnsi="Nirmala UI" w:cs="Nirmala UI"/>
+        </w:rPr>
+        <w:t>৩</w:t>
+      </w:r>
+      <w:r>
+        <w:t>,</w:t>
+      </w:r>
+      <w:r>
+        <w:rPr>
+          <w:rFonts w:ascii="Nirmala UI" w:hAnsi="Nirmala UI" w:cs="Nirmala UI"/>
+        </w:rPr>
+        <w:t>৯৮০</w:t>
+      </w:r>
+      <w:r>
+        <w:t xml:space="preserve"> </w:t>
+      </w:r>
+      <w:proofErr w:type="spellStart"/>
+      <w:r>
+        <w:rPr>
+          <w:rFonts w:ascii="Nirmala UI" w:hAnsi="Nirmala UI" w:cs="Nirmala UI"/>
+        </w:rPr>
+        <w:t>বাইট</w:t>
+      </w:r>
+      <w:proofErr w:type="spellEnd"/>
+      <w:r>
+        <w:t xml:space="preserve"> IP payload </w:t>
+      </w:r>
+      <w:proofErr w:type="spellStart"/>
+      <w:r>
+        <w:rPr>
+          <w:rFonts w:ascii="Nirmala UI" w:hAnsi="Nirmala UI" w:cs="Nirmala UI"/>
+        </w:rPr>
+        <w:t>আছে</w:t>
+      </w:r>
+      <w:proofErr w:type="spellEnd"/>
+      <w:r>
+        <w:t xml:space="preserve">) </w:t>
+      </w:r>
+      <w:proofErr w:type="spellStart"/>
+      <w:r>
+        <w:rPr>
+          <w:rFonts w:ascii="Nirmala UI" w:hAnsi="Nirmala UI" w:cs="Nirmala UI"/>
+        </w:rPr>
+        <w:t>একটি</w:t>
+      </w:r>
+      <w:proofErr w:type="spellEnd"/>
+      <w:r>
+        <w:t xml:space="preserve"> </w:t>
+      </w:r>
+      <w:proofErr w:type="spellStart"/>
+      <w:r>
+        <w:rPr>
+          <w:rFonts w:ascii="Nirmala UI" w:hAnsi="Nirmala UI" w:cs="Nirmala UI"/>
+        </w:rPr>
+        <w:t>রাউটারে</w:t>
+      </w:r>
+      <w:proofErr w:type="spellEnd"/>
+      <w:r>
+        <w:t xml:space="preserve"> </w:t>
+      </w:r>
+      <w:proofErr w:type="spellStart"/>
+      <w:r>
+        <w:rPr>
+          <w:rFonts w:ascii="Nirmala UI" w:hAnsi="Nirmala UI" w:cs="Nirmala UI"/>
+        </w:rPr>
+        <w:t>পৌঁছায়</w:t>
+      </w:r>
+      <w:proofErr w:type="spellEnd"/>
+      <w:r>
+        <w:t xml:space="preserve"> </w:t>
+      </w:r>
+      <w:proofErr w:type="spellStart"/>
+      <w:r>
+        <w:rPr>
+          <w:rFonts w:ascii="Nirmala UI" w:hAnsi="Nirmala UI" w:cs="Nirmala UI"/>
+        </w:rPr>
+        <w:t>এবং</w:t>
+      </w:r>
+      <w:proofErr w:type="spellEnd"/>
+      <w:r>
+        <w:t xml:space="preserve"> </w:t>
+      </w:r>
+      <w:proofErr w:type="spellStart"/>
+      <w:r>
+        <w:rPr>
+          <w:rFonts w:ascii="Nirmala UI" w:hAnsi="Nirmala UI" w:cs="Nirmala UI"/>
+        </w:rPr>
+        <w:t>সেটিকে</w:t>
+      </w:r>
+      <w:proofErr w:type="spellEnd"/>
+      <w:r>
+        <w:t xml:space="preserve"> </w:t>
+      </w:r>
+      <w:r>
+        <w:rPr>
+          <w:rFonts w:ascii="Nirmala UI" w:hAnsi="Nirmala UI" w:cs="Nirmala UI"/>
+        </w:rPr>
+        <w:t>১</w:t>
+      </w:r>
+      <w:r>
+        <w:t>,</w:t>
+      </w:r>
+      <w:r>
+        <w:rPr>
+          <w:rFonts w:ascii="Nirmala UI" w:hAnsi="Nirmala UI" w:cs="Nirmala UI"/>
+        </w:rPr>
+        <w:t>৫০০</w:t>
+      </w:r>
+      <w:r>
+        <w:t xml:space="preserve"> </w:t>
+      </w:r>
+      <w:proofErr w:type="spellStart"/>
+      <w:r>
+        <w:rPr>
+          <w:rFonts w:ascii="Nirmala UI" w:hAnsi="Nirmala UI" w:cs="Nirmala UI"/>
+        </w:rPr>
+        <w:t>বাইট</w:t>
+      </w:r>
+      <w:proofErr w:type="spellEnd"/>
+      <w:r>
+        <w:t xml:space="preserve"> MTU (Maximum Transmission Unit) </w:t>
+      </w:r>
+      <w:proofErr w:type="spellStart"/>
+      <w:r>
+        <w:rPr>
+          <w:rFonts w:ascii="Nirmala UI" w:hAnsi="Nirmala UI" w:cs="Nirmala UI"/>
+        </w:rPr>
+        <w:t>বিশিষ্ট</w:t>
+      </w:r>
+      <w:proofErr w:type="spellEnd"/>
+      <w:r>
+        <w:t xml:space="preserve"> </w:t>
+      </w:r>
+      <w:proofErr w:type="spellStart"/>
+      <w:r>
+        <w:rPr>
+          <w:rFonts w:ascii="Nirmala UI" w:hAnsi="Nirmala UI" w:cs="Nirmala UI"/>
+        </w:rPr>
+        <w:t>একটি</w:t>
+      </w:r>
+      <w:proofErr w:type="spellEnd"/>
+      <w:r>
+        <w:t xml:space="preserve"> </w:t>
+      </w:r>
+      <w:proofErr w:type="spellStart"/>
+      <w:r>
+        <w:rPr>
+          <w:rFonts w:ascii="Nirmala UI" w:hAnsi="Nirmala UI" w:cs="Nirmala UI"/>
+        </w:rPr>
+        <w:t>লিংকে</w:t>
+      </w:r>
+      <w:proofErr w:type="spellEnd"/>
+      <w:r>
+        <w:t xml:space="preserve"> </w:t>
+      </w:r>
+      <w:proofErr w:type="spellStart"/>
+      <w:r>
+        <w:rPr>
+          <w:rFonts w:ascii="Nirmala UI" w:hAnsi="Nirmala UI" w:cs="Nirmala UI"/>
+        </w:rPr>
+        <w:t>ফরোয়ার্ড</w:t>
+      </w:r>
+      <w:proofErr w:type="spellEnd"/>
+      <w:r>
+        <w:t xml:space="preserve"> </w:t>
+      </w:r>
+      <w:proofErr w:type="spellStart"/>
+      <w:r>
+        <w:rPr>
+          <w:rFonts w:ascii="Nirmala UI" w:hAnsi="Nirmala UI" w:cs="Nirmala UI"/>
+        </w:rPr>
+        <w:t>করতে</w:t>
+      </w:r>
+      <w:proofErr w:type="spellEnd"/>
+      <w:r>
+        <w:t xml:space="preserve"> </w:t>
+      </w:r>
+      <w:proofErr w:type="spellStart"/>
+      <w:r>
+        <w:rPr>
+          <w:rFonts w:ascii="Nirmala UI" w:hAnsi="Nirmala UI" w:cs="Nirmala UI"/>
+        </w:rPr>
+        <w:t>হবে</w:t>
+      </w:r>
+      <w:proofErr w:type="spellEnd"/>
+      <w:r>
+        <w:rPr>
+          <w:rFonts w:ascii="Nirmala UI" w:hAnsi="Nirmala UI" w:cs="Nirmala UI"/>
+        </w:rPr>
+        <w:t>।</w:t>
+      </w:r>
+    </w:p>
+    <w:p>
+      <w:pPr>
+        <w:spacing w:before="100" w:beforeAutospacing="1" w:after="100" w:afterAutospacing="1" w:line="240" w:lineRule="auto"/>
+        <w:rPr>
+          <w:rFonts w:ascii="Times New Roman" w:eastAsia="Times New Roman" w:hAnsi="Times New Roman" w:cs="Times New Roman"/>
+          <w:sz w:val="24"/>
+          <w:szCs w:val="24"/>
+        </w:rPr>
+      </w:pPr>
+      <w:proofErr w:type="spellStart"/>
+      <w:r>
+        <w:rPr>
+          <w:rFonts w:ascii="Nirmala UI" w:eastAsia="Times New Roman" w:hAnsi="Nirmala UI" w:cs="Nirmala UI"/>
+          <w:sz w:val="24"/>
+          <w:szCs w:val="24"/>
+        </w:rPr>
+        <w:t>এর</w:t>
+      </w:r>
+      <w:proofErr w:type="spellEnd"/>
+      <w:r>
+        <w:rPr>
+          <w:rFonts w:ascii="Times New Roman" w:eastAsia="Times New Roman" w:hAnsi="Times New Roman" w:cs="Times New Roman"/>
+          <w:sz w:val="24"/>
+          <w:szCs w:val="24"/>
+        </w:rPr>
+        <w:t xml:space="preserve"> </w:t>
+      </w:r>
+      <w:proofErr w:type="spellStart"/>
+      <w:r>
+        <w:rPr>
+          <w:rFonts w:ascii="Nirmala UI" w:eastAsia="Times New Roman" w:hAnsi="Nirmala UI" w:cs="Nirmala UI"/>
+          <w:sz w:val="24"/>
+          <w:szCs w:val="24"/>
+        </w:rPr>
+        <w:t>মানে</w:t>
+      </w:r>
+      <w:proofErr w:type="spellEnd"/>
+      <w:r>
+        <w:rPr>
+          <w:rFonts w:ascii="Times New Roman" w:eastAsia="Times New Roman" w:hAnsi="Times New Roman" w:cs="Times New Roman"/>
+          <w:sz w:val="24"/>
+          <w:szCs w:val="24"/>
+        </w:rPr>
+        <w:t xml:space="preserve"> </w:t>
+      </w:r>
+      <w:proofErr w:type="spellStart"/>
+      <w:r>
+        <w:rPr>
+          <w:rFonts w:ascii="Nirmala UI" w:eastAsia="Times New Roman" w:hAnsi="Nirmala UI" w:cs="Nirmala UI"/>
+          <w:sz w:val="24"/>
+          <w:szCs w:val="24"/>
+        </w:rPr>
+        <w:t>হলো</w:t>
+      </w:r>
+      <w:proofErr w:type="spellEnd"/>
+      <w:r>
+        <w:rPr>
+          <w:rFonts w:ascii="Times New Roman" w:eastAsia="Times New Roman" w:hAnsi="Times New Roman" w:cs="Times New Roman"/>
+          <w:sz w:val="24"/>
+          <w:szCs w:val="24"/>
+        </w:rPr>
+        <w:t xml:space="preserve">, </w:t>
+      </w:r>
+      <w:proofErr w:type="spellStart"/>
+      <w:r>
+        <w:rPr>
+          <w:rFonts w:ascii="Nirmala UI" w:eastAsia="Times New Roman" w:hAnsi="Nirmala UI" w:cs="Nirmala UI"/>
+          <w:sz w:val="24"/>
+          <w:szCs w:val="24"/>
+        </w:rPr>
+        <w:t>মূল</w:t>
+      </w:r>
+      <w:proofErr w:type="spellEnd"/>
+      <w:r>
+        <w:rPr>
+          <w:rFonts w:ascii="Times New Roman" w:eastAsia="Times New Roman" w:hAnsi="Times New Roman" w:cs="Times New Roman"/>
+          <w:sz w:val="24"/>
+          <w:szCs w:val="24"/>
+        </w:rPr>
+        <w:t xml:space="preserve"> </w:t>
+      </w:r>
+      <w:proofErr w:type="spellStart"/>
+      <w:r>
+        <w:rPr>
+          <w:rFonts w:ascii="Nirmala UI" w:eastAsia="Times New Roman" w:hAnsi="Nirmala UI" w:cs="Nirmala UI"/>
+          <w:sz w:val="24"/>
+          <w:szCs w:val="24"/>
+        </w:rPr>
+        <w:t>ডাটাগ্রামের</w:t>
+      </w:r>
+      <w:proofErr w:type="spellEnd"/>
+      <w:r>
+        <w:rPr>
+          <w:rFonts w:ascii="Times New Roman" w:eastAsia="Times New Roman" w:hAnsi="Times New Roman" w:cs="Times New Roman"/>
+          <w:sz w:val="24"/>
+          <w:szCs w:val="24"/>
+        </w:rPr>
+        <w:t xml:space="preserve"> </w:t>
+      </w:r>
+      <w:r>
+        <w:rPr>
+          <w:rFonts w:ascii="Nirmala UI" w:eastAsia="Times New Roman" w:hAnsi="Nirmala UI" w:cs="Nirmala UI"/>
+          <w:sz w:val="24"/>
+          <w:szCs w:val="24"/>
+        </w:rPr>
+        <w:t>৩</w:t>
+      </w:r>
+      <w:r>
+        <w:rPr>
+          <w:rFonts w:ascii="Times New Roman" w:eastAsia="Times New Roman" w:hAnsi="Times New Roman" w:cs="Times New Roman"/>
+          <w:sz w:val="24"/>
+          <w:szCs w:val="24"/>
+        </w:rPr>
+        <w:t>,</w:t>
+      </w:r>
+      <w:r>
+        <w:rPr>
+          <w:rFonts w:ascii="Nirmala UI" w:eastAsia="Times New Roman" w:hAnsi="Nirmala UI" w:cs="Nirmala UI"/>
+          <w:sz w:val="24"/>
+          <w:szCs w:val="24"/>
+        </w:rPr>
+        <w:t>৯৮০</w:t>
+      </w:r>
+      <w:r>
+        <w:rPr>
+          <w:rFonts w:ascii="Times New Roman" w:eastAsia="Times New Roman" w:hAnsi="Times New Roman" w:cs="Times New Roman"/>
+          <w:sz w:val="24"/>
+          <w:szCs w:val="24"/>
+        </w:rPr>
+        <w:t xml:space="preserve"> </w:t>
+      </w:r>
+      <w:proofErr w:type="spellStart"/>
+      <w:r>
+        <w:rPr>
+          <w:rFonts w:ascii="Nirmala UI" w:eastAsia="Times New Roman" w:hAnsi="Nirmala UI" w:cs="Nirmala UI"/>
+          <w:sz w:val="24"/>
+          <w:szCs w:val="24"/>
+        </w:rPr>
+        <w:t>বাইট</w:t>
+      </w:r>
+      <w:proofErr w:type="spellEnd"/>
+      <w:r>
+        <w:rPr>
+          <w:rFonts w:ascii="Times New Roman" w:eastAsia="Times New Roman" w:hAnsi="Times New Roman" w:cs="Times New Roman"/>
+          <w:sz w:val="24"/>
+          <w:szCs w:val="24"/>
+        </w:rPr>
+        <w:t xml:space="preserve"> </w:t>
+      </w:r>
+      <w:proofErr w:type="spellStart"/>
+      <w:r>
+        <w:rPr>
+          <w:rFonts w:ascii="Nirmala UI" w:eastAsia="Times New Roman" w:hAnsi="Nirmala UI" w:cs="Nirmala UI"/>
+          <w:sz w:val="24"/>
+          <w:szCs w:val="24"/>
+        </w:rPr>
+        <w:t>ডেটাকে</w:t>
+      </w:r>
+      <w:proofErr w:type="spellEnd"/>
+      <w:r>
+        <w:rPr>
+          <w:rFonts w:ascii="Times New Roman" w:eastAsia="Times New Roman" w:hAnsi="Times New Roman" w:cs="Times New Roman"/>
+          <w:sz w:val="24"/>
+          <w:szCs w:val="24"/>
+        </w:rPr>
+        <w:t xml:space="preserve"> </w:t>
+      </w:r>
+      <w:proofErr w:type="spellStart"/>
+      <w:r>
+        <w:rPr>
+          <w:rFonts w:ascii="Nirmala UI" w:eastAsia="Times New Roman" w:hAnsi="Nirmala UI" w:cs="Nirmala UI"/>
+          <w:sz w:val="24"/>
+          <w:szCs w:val="24"/>
+        </w:rPr>
+        <w:t>তিনটি</w:t>
+      </w:r>
+      <w:proofErr w:type="spellEnd"/>
+      <w:r>
+        <w:rPr>
+          <w:rFonts w:ascii="Times New Roman" w:eastAsia="Times New Roman" w:hAnsi="Times New Roman" w:cs="Times New Roman"/>
+          <w:sz w:val="24"/>
+          <w:szCs w:val="24"/>
+        </w:rPr>
+        <w:t xml:space="preserve"> </w:t>
+      </w:r>
+      <w:proofErr w:type="spellStart"/>
+      <w:r>
+        <w:rPr>
+          <w:rFonts w:ascii="Nirmala UI" w:eastAsia="Times New Roman" w:hAnsi="Nirmala UI" w:cs="Nirmala UI"/>
+          <w:sz w:val="24"/>
+          <w:szCs w:val="24"/>
+        </w:rPr>
+        <w:t>আলাদা</w:t>
+      </w:r>
+      <w:proofErr w:type="spellEnd"/>
+      <w:r>
+        <w:rPr>
+          <w:rFonts w:ascii="Times New Roman" w:eastAsia="Times New Roman" w:hAnsi="Times New Roman" w:cs="Times New Roman"/>
+          <w:sz w:val="24"/>
+          <w:szCs w:val="24"/>
+        </w:rPr>
+        <w:t xml:space="preserve"> </w:t>
+      </w:r>
+      <w:proofErr w:type="spellStart"/>
+      <w:r>
+        <w:rPr>
+          <w:rFonts w:ascii="Nirmala UI" w:eastAsia="Times New Roman" w:hAnsi="Nirmala UI" w:cs="Nirmala UI"/>
+          <w:sz w:val="24"/>
+          <w:szCs w:val="24"/>
+        </w:rPr>
+        <w:t>ফ্র্যাগমেন্টে</w:t>
+      </w:r>
+      <w:proofErr w:type="spellEnd"/>
+      <w:r>
+        <w:rPr>
+          <w:rFonts w:ascii="Times New Roman" w:eastAsia="Times New Roman" w:hAnsi="Times New Roman" w:cs="Times New Roman"/>
+          <w:sz w:val="24"/>
+          <w:szCs w:val="24"/>
+        </w:rPr>
+        <w:t xml:space="preserve"> (</w:t>
+      </w:r>
+      <w:proofErr w:type="spellStart"/>
+      <w:r>
+        <w:rPr>
+          <w:rFonts w:ascii="Nirmala UI" w:eastAsia="Times New Roman" w:hAnsi="Nirmala UI" w:cs="Nirmala UI"/>
+          <w:sz w:val="24"/>
+          <w:szCs w:val="24"/>
+        </w:rPr>
+        <w:t>প্রতিটিই</w:t>
+      </w:r>
+      <w:proofErr w:type="spellEnd"/>
+      <w:r>
+        <w:rPr>
+          <w:rFonts w:ascii="Times New Roman" w:eastAsia="Times New Roman" w:hAnsi="Times New Roman" w:cs="Times New Roman"/>
+          <w:sz w:val="24"/>
+          <w:szCs w:val="24"/>
+        </w:rPr>
+        <w:t xml:space="preserve"> </w:t>
+      </w:r>
+      <w:proofErr w:type="spellStart"/>
+      <w:r>
+        <w:rPr>
+          <w:rFonts w:ascii="Nirmala UI" w:eastAsia="Times New Roman" w:hAnsi="Nirmala UI" w:cs="Nirmala UI"/>
+          <w:sz w:val="24"/>
+          <w:szCs w:val="24"/>
+        </w:rPr>
+        <w:t>একটি</w:t>
+      </w:r>
+      <w:proofErr w:type="spellEnd"/>
+      <w:r>
+        <w:rPr>
+          <w:rFonts w:ascii="Times New Roman" w:eastAsia="Times New Roman" w:hAnsi="Times New Roman" w:cs="Times New Roman"/>
+          <w:sz w:val="24"/>
+          <w:szCs w:val="24"/>
+        </w:rPr>
+        <w:t xml:space="preserve"> </w:t>
+      </w:r>
+      <w:proofErr w:type="spellStart"/>
+      <w:r>
+        <w:rPr>
+          <w:rFonts w:ascii="Nirmala UI" w:eastAsia="Times New Roman" w:hAnsi="Nirmala UI" w:cs="Nirmala UI"/>
+          <w:sz w:val="24"/>
+          <w:szCs w:val="24"/>
+        </w:rPr>
+        <w:t>করে</w:t>
+      </w:r>
+      <w:proofErr w:type="spellEnd"/>
+      <w:r>
+        <w:rPr>
+          <w:rFonts w:ascii="Times New Roman" w:eastAsia="Times New Roman" w:hAnsi="Times New Roman" w:cs="Times New Roman"/>
+          <w:sz w:val="24"/>
+          <w:szCs w:val="24"/>
+        </w:rPr>
+        <w:t xml:space="preserve"> IP </w:t>
+      </w:r>
+      <w:proofErr w:type="spellStart"/>
+      <w:r>
+        <w:rPr>
+          <w:rFonts w:ascii="Nirmala UI" w:eastAsia="Times New Roman" w:hAnsi="Nirmala UI" w:cs="Nirmala UI"/>
+          <w:sz w:val="24"/>
+          <w:szCs w:val="24"/>
+        </w:rPr>
+        <w:t>ডাটাগ্রাম</w:t>
+      </w:r>
+      <w:proofErr w:type="spellEnd"/>
+      <w:r>
+        <w:rPr>
+          <w:rFonts w:ascii="Times New Roman" w:eastAsia="Times New Roman" w:hAnsi="Times New Roman" w:cs="Times New Roman"/>
+          <w:sz w:val="24"/>
+          <w:szCs w:val="24"/>
+        </w:rPr>
+        <w:t xml:space="preserve">) </w:t>
+      </w:r>
+      <w:proofErr w:type="spellStart"/>
+      <w:r>
+        <w:rPr>
+          <w:rFonts w:ascii="Nirmala UI" w:eastAsia="Times New Roman" w:hAnsi="Nirmala UI" w:cs="Nirmala UI"/>
+          <w:sz w:val="24"/>
+          <w:szCs w:val="24"/>
+        </w:rPr>
+        <w:t>ভাগ</w:t>
+      </w:r>
+      <w:proofErr w:type="spellEnd"/>
+      <w:r>
+        <w:rPr>
+          <w:rFonts w:ascii="Times New Roman" w:eastAsia="Times New Roman" w:hAnsi="Times New Roman" w:cs="Times New Roman"/>
+          <w:sz w:val="24"/>
+          <w:szCs w:val="24"/>
+        </w:rPr>
+        <w:t xml:space="preserve"> </w:t>
+      </w:r>
+      <w:proofErr w:type="spellStart"/>
+      <w:r>
+        <w:rPr>
+          <w:rFonts w:ascii="Nirmala UI" w:eastAsia="Times New Roman" w:hAnsi="Nirmala UI" w:cs="Nirmala UI"/>
+          <w:sz w:val="24"/>
+          <w:szCs w:val="24"/>
+        </w:rPr>
+        <w:t>করতে</w:t>
+      </w:r>
+      <w:proofErr w:type="spellEnd"/>
+      <w:r>
+        <w:rPr>
+          <w:rFonts w:ascii="Times New Roman" w:eastAsia="Times New Roman" w:hAnsi="Times New Roman" w:cs="Times New Roman"/>
+          <w:sz w:val="24"/>
+          <w:szCs w:val="24"/>
+        </w:rPr>
+        <w:t xml:space="preserve"> </w:t>
+      </w:r>
+      <w:proofErr w:type="spellStart"/>
+      <w:r>
+        <w:rPr>
+          <w:rFonts w:ascii="Nirmala UI" w:eastAsia="Times New Roman" w:hAnsi="Nirmala UI" w:cs="Nirmala UI"/>
+          <w:sz w:val="24"/>
+          <w:szCs w:val="24"/>
+        </w:rPr>
+        <w:t>হবে</w:t>
+      </w:r>
+      <w:proofErr w:type="spellEnd"/>
+      <w:r>
+        <w:rPr>
+          <w:rFonts w:ascii="Nirmala UI" w:eastAsia="Times New Roman" w:hAnsi="Nirmala UI" w:cs="Nirmala UI"/>
+          <w:sz w:val="24"/>
+          <w:szCs w:val="24"/>
+        </w:rPr>
+        <w:t>।</w:t>
+      </w:r>
+    </w:p>
+    <w:p>
+      <w:pPr>
+        <w:spacing w:before="100" w:beforeAutospacing="1" w:after="100" w:afterAutospacing="1" w:line="240" w:lineRule="auto"/>
+        <w:rPr>
+          <w:rFonts w:ascii="Times New Roman" w:eastAsia="Times New Roman" w:hAnsi="Times New Roman" w:cs="Times New Roman"/>
+          <w:sz w:val="24"/>
+          <w:szCs w:val="24"/>
+        </w:rPr>
+      </w:pPr>
+      <w:proofErr w:type="spellStart"/>
+      <w:r>
+        <w:rPr>
+          <w:rFonts w:ascii="Nirmala UI" w:eastAsia="Times New Roman" w:hAnsi="Nirmala UI" w:cs="Nirmala UI"/>
+          <w:sz w:val="24"/>
+          <w:szCs w:val="24"/>
+        </w:rPr>
+        <w:t>ধরা</w:t>
+      </w:r>
+      <w:proofErr w:type="spellEnd"/>
+      <w:r>
+        <w:rPr>
+          <w:rFonts w:ascii="Times New Roman" w:eastAsia="Times New Roman" w:hAnsi="Times New Roman" w:cs="Times New Roman"/>
+          <w:sz w:val="24"/>
+          <w:szCs w:val="24"/>
+        </w:rPr>
+        <w:t xml:space="preserve"> </w:t>
+      </w:r>
+      <w:proofErr w:type="spellStart"/>
+      <w:r>
+        <w:rPr>
+          <w:rFonts w:ascii="Nirmala UI" w:eastAsia="Times New Roman" w:hAnsi="Nirmala UI" w:cs="Nirmala UI"/>
+          <w:sz w:val="24"/>
+          <w:szCs w:val="24"/>
+        </w:rPr>
+        <w:t>যাক</w:t>
+      </w:r>
+      <w:proofErr w:type="spellEnd"/>
+      <w:r>
+        <w:rPr>
+          <w:rFonts w:ascii="Times New Roman" w:eastAsia="Times New Roman" w:hAnsi="Times New Roman" w:cs="Times New Roman"/>
+          <w:sz w:val="24"/>
+          <w:szCs w:val="24"/>
+        </w:rPr>
+        <w:t xml:space="preserve">, </w:t>
+      </w:r>
+      <w:proofErr w:type="spellStart"/>
+      <w:r>
+        <w:rPr>
+          <w:rFonts w:ascii="Nirmala UI" w:eastAsia="Times New Roman" w:hAnsi="Nirmala UI" w:cs="Nirmala UI"/>
+          <w:sz w:val="24"/>
+          <w:szCs w:val="24"/>
+        </w:rPr>
+        <w:t>মূল</w:t>
+      </w:r>
+      <w:proofErr w:type="spellEnd"/>
+      <w:r>
+        <w:rPr>
+          <w:rFonts w:ascii="Times New Roman" w:eastAsia="Times New Roman" w:hAnsi="Times New Roman" w:cs="Times New Roman"/>
+          <w:sz w:val="24"/>
+          <w:szCs w:val="24"/>
+        </w:rPr>
+        <w:t xml:space="preserve"> </w:t>
+      </w:r>
+      <w:proofErr w:type="spellStart"/>
+      <w:r>
+        <w:rPr>
+          <w:rFonts w:ascii="Nirmala UI" w:eastAsia="Times New Roman" w:hAnsi="Nirmala UI" w:cs="Nirmala UI"/>
+          <w:sz w:val="24"/>
+          <w:szCs w:val="24"/>
+        </w:rPr>
+        <w:t>ডাটাগ্রামটিকে</w:t>
+      </w:r>
+      <w:proofErr w:type="spellEnd"/>
+      <w:r>
+        <w:rPr>
+          <w:rFonts w:ascii="Times New Roman" w:eastAsia="Times New Roman" w:hAnsi="Times New Roman" w:cs="Times New Roman"/>
+          <w:sz w:val="24"/>
+          <w:szCs w:val="24"/>
+        </w:rPr>
+        <w:t xml:space="preserve"> </w:t>
+      </w:r>
+      <w:r>
+        <w:rPr>
+          <w:rFonts w:ascii="Nirmala UI" w:eastAsia="Times New Roman" w:hAnsi="Nirmala UI" w:cs="Nirmala UI"/>
+          <w:sz w:val="24"/>
+          <w:szCs w:val="24"/>
+        </w:rPr>
+        <w:t>১৭৭</w:t>
+      </w:r>
+      <w:r>
+        <w:rPr>
+          <w:rFonts w:ascii="Times New Roman" w:eastAsia="Times New Roman" w:hAnsi="Times New Roman" w:cs="Times New Roman"/>
+          <w:sz w:val="24"/>
+          <w:szCs w:val="24"/>
+        </w:rPr>
+        <w:t xml:space="preserve"> </w:t>
+      </w:r>
+      <w:proofErr w:type="spellStart"/>
+      <w:r>
+        <w:rPr>
+          <w:rFonts w:ascii="Nirmala UI" w:eastAsia="Times New Roman" w:hAnsi="Nirmala UI" w:cs="Nirmala UI"/>
+          <w:sz w:val="24"/>
+          <w:szCs w:val="24"/>
+        </w:rPr>
+        <w:t>নম্বর</w:t>
+      </w:r>
+      <w:proofErr w:type="spellEnd"/>
+      <w:r>
+        <w:rPr>
+          <w:rFonts w:ascii="Times New Roman" w:eastAsia="Times New Roman" w:hAnsi="Times New Roman" w:cs="Times New Roman"/>
+          <w:sz w:val="24"/>
+          <w:szCs w:val="24"/>
+        </w:rPr>
+        <w:t xml:space="preserve"> </w:t>
+      </w:r>
+      <w:proofErr w:type="spellStart"/>
+      <w:r>
+        <w:rPr>
+          <w:rFonts w:ascii="Nirmala UI" w:eastAsia="Times New Roman" w:hAnsi="Nirmala UI" w:cs="Nirmala UI"/>
+          <w:sz w:val="24"/>
+          <w:szCs w:val="24"/>
+        </w:rPr>
+        <w:t>আইডেন্টিফিকেশন</w:t>
+      </w:r>
+      <w:proofErr w:type="spellEnd"/>
+      <w:r>
+        <w:rPr>
+          <w:rFonts w:ascii="Times New Roman" w:eastAsia="Times New Roman" w:hAnsi="Times New Roman" w:cs="Times New Roman"/>
+          <w:sz w:val="24"/>
+          <w:szCs w:val="24"/>
+        </w:rPr>
+        <w:t xml:space="preserve"> </w:t>
+      </w:r>
+      <w:proofErr w:type="spellStart"/>
+      <w:r>
+        <w:rPr>
+          <w:rFonts w:ascii="Nirmala UI" w:eastAsia="Times New Roman" w:hAnsi="Nirmala UI" w:cs="Nirmala UI"/>
+          <w:sz w:val="24"/>
+          <w:szCs w:val="24"/>
+        </w:rPr>
+        <w:t>নম্বর</w:t>
+      </w:r>
+      <w:proofErr w:type="spellEnd"/>
+      <w:r>
+        <w:rPr>
+          <w:rFonts w:ascii="Times New Roman" w:eastAsia="Times New Roman" w:hAnsi="Times New Roman" w:cs="Times New Roman"/>
+          <w:sz w:val="24"/>
+          <w:szCs w:val="24"/>
+        </w:rPr>
+        <w:t xml:space="preserve"> </w:t>
+      </w:r>
+      <w:proofErr w:type="spellStart"/>
+      <w:r>
+        <w:rPr>
+          <w:rFonts w:ascii="Nirmala UI" w:eastAsia="Times New Roman" w:hAnsi="Nirmala UI" w:cs="Nirmala UI"/>
+          <w:sz w:val="24"/>
+          <w:szCs w:val="24"/>
+        </w:rPr>
+        <w:t>দেওয়া</w:t>
+      </w:r>
+      <w:proofErr w:type="spellEnd"/>
+      <w:r>
+        <w:rPr>
+          <w:rFonts w:ascii="Times New Roman" w:eastAsia="Times New Roman" w:hAnsi="Times New Roman" w:cs="Times New Roman"/>
+          <w:sz w:val="24"/>
+          <w:szCs w:val="24"/>
+        </w:rPr>
+        <w:t xml:space="preserve"> </w:t>
+      </w:r>
+      <w:proofErr w:type="spellStart"/>
+      <w:r>
+        <w:rPr>
+          <w:rFonts w:ascii="Nirmala UI" w:eastAsia="Times New Roman" w:hAnsi="Nirmala UI" w:cs="Nirmala UI"/>
+          <w:sz w:val="24"/>
+          <w:szCs w:val="24"/>
+        </w:rPr>
+        <w:t>হয়েছে</w:t>
+      </w:r>
+      <w:proofErr w:type="spellEnd"/>
+      <w:r>
+        <w:rPr>
+          <w:rFonts w:ascii="Nirmala UI" w:eastAsia="Times New Roman" w:hAnsi="Nirmala UI" w:cs="Nirmala UI"/>
+          <w:sz w:val="24"/>
+          <w:szCs w:val="24"/>
+        </w:rPr>
+        <w:t>।</w:t>
+      </w:r>
+      <w:r>
+        <w:rPr>
+          <w:rFonts w:ascii="Times New Roman" w:eastAsia="Times New Roman" w:hAnsi="Times New Roman" w:cs="Times New Roman"/>
+          <w:sz w:val="24"/>
+          <w:szCs w:val="24"/>
+        </w:rPr>
+        <w:br/>
+      </w:r>
+    </w:p>
+    <w:p>
+      <w:pPr>
+        <w:spacing w:before="100" w:beforeAutospacing="1" w:after="100" w:afterAutospacing="1" w:line="240" w:lineRule="auto"/>
+        <w:rPr>
+          <w:rFonts w:ascii="Times New Roman" w:eastAsia="Times New Roman" w:hAnsi="Times New Roman" w:cs="Times New Roman"/>
           <w:sz w:val="28"/>
           <w:szCs w:val="28"/>
         </w:rPr>
@@ -9663,20 +12641,6 @@
         </w:rPr>
         <w:t>.</w:t>
       </w:r>
-    </w:p>
-    <w:p>
-      <w:pPr>
-        <w:pStyle w:val="NormalWeb"/>
-        <w:ind w:left="720"/>
-        <w:jc w:val="center"/>
-        <w:rPr>
-          <w:b/>
-          <w:color w:val="FF0000"/>
-          <w:sz w:val="36"/>
-          <w:szCs w:val="36"/>
-          <w:u w:val="single"/>
-        </w:rPr>
-      </w:pPr>
     </w:p>
     <w:p>
       <w:pPr>
@@ -10532,7 +13496,6 @@
           <w:rStyle w:val="Strong"/>
           <w:rFonts w:eastAsiaTheme="majorEastAsia"/>
         </w:rPr>
-        <w:lastRenderedPageBreak/>
         <w:t>Give the basic concept of logical &amp; physical communication.</w:t>
       </w:r>
       <w:r>
@@ -10561,6 +13524,7 @@
           <w:rStyle w:val="Strong"/>
           <w:rFonts w:eastAsiaTheme="majorEastAsia"/>
         </w:rPr>
+        <w:lastRenderedPageBreak/>
         <w:t>Draw three-way handshaking with appropriate diagram</w:t>
       </w:r>
       <w:r>
@@ -12698,7 +15662,6 @@
   <w:style w:type="character" w:default="1" w:styleId="DefaultParagraphFont">
     <w:name w:val="Default Paragraph Font"/>
     <w:uiPriority w:val="1"/>
-    <w:semiHidden/>
     <w:unhideWhenUsed/>
   </w:style>
   <w:style w:type="table" w:default="1" w:styleId="TableNormal">

--- a/Data Communication and Computer Network/1. Question List.docx
+++ b/Data Communication and Computer Network/1. Question List.docx
@@ -9228,14 +9228,7 @@
           <w:sz w:val="28"/>
           <w:szCs w:val="28"/>
         </w:rPr>
-        <w:t>(b) The server serves only its queued packet which arrived just before capturing the token. In other words, the token is made free after transmitting the packets which were waiting before the transmission began i.e. the packets in the queue arrived after getting the token will not be served. This type service is called gated service.</w:t>
-      </w:r>
-      <w:r>
-        <w:rPr>
-          <w:sz w:val="28"/>
-          <w:szCs w:val="28"/>
-        </w:rPr>
-        <w:t xml:space="preserve"> </w:t>
+        <w:t xml:space="preserve">(b) The server serves only its queued packet which arrived just before capturing the token. In other words, the token is made free after transmitting the packets which were waiting before the transmission began i.e. the packets in the queue arrived after getting the token will not be served. This type service is called gated service. </w:t>
       </w:r>
       <w:r>
         <w:rPr>
@@ -10222,25 +10215,7 @@
           <w:sz w:val="28"/>
           <w:szCs w:val="28"/>
         </w:rPr>
-        <w:t>1.</w:t>
-      </w:r>
-      <w:r>
-        <w:rPr>
-          <w:b/>
-          <w:color w:val="FF0000"/>
-          <w:sz w:val="28"/>
-          <w:szCs w:val="28"/>
-        </w:rPr>
-        <w:t xml:space="preserve"> Draw a network with layered architecture which is heterogeneous at data link layer bu</w:t>
-      </w:r>
-      <w:r>
-        <w:rPr>
-          <w:b/>
-          <w:color w:val="FF0000"/>
-          <w:sz w:val="28"/>
-          <w:szCs w:val="28"/>
-        </w:rPr>
-        <w:t>t homogeneous at network layer.</w:t>
+        <w:t>1. Draw a network with layered architecture which is heterogeneous at data link layer but homogeneous at network layer.</w:t>
       </w:r>
       <w:r>
         <w:rPr>
@@ -11431,7 +11406,6 @@
       <w:pPr>
         <w:pStyle w:val="NormalWeb"/>
       </w:pPr>
-      <w:bookmarkStart w:id="0" w:name="_GoBack"/>
       <w:r>
         <w:rPr>
           <w:noProof/>
@@ -11481,7 +11455,6 @@
           </wp:inline>
         </w:drawing>
       </w:r>
-      <w:bookmarkEnd w:id="0"/>
       <w:r>
         <w:rPr>
           <w:sz w:val="28"/>
@@ -13836,6 +13809,3455 @@
       <w:r>
         <w:t>)</w:t>
       </w:r>
+      <w:r>
+        <w:br/>
+      </w:r>
+      <w:r>
+        <w:br/>
+      </w:r>
+    </w:p>
+    <w:p>
+      <w:pPr>
+        <w:pStyle w:val="NormalWeb"/>
+        <w:rPr>
+          <w:sz w:val="28"/>
+          <w:szCs w:val="28"/>
+        </w:rPr>
+      </w:pPr>
+      <w:r>
+        <w:rPr>
+          <w:color w:val="FF0000"/>
+          <w:sz w:val="28"/>
+          <w:szCs w:val="28"/>
+          <w:highlight w:val="yellow"/>
+        </w:rPr>
+        <w:t>Class 11: Date: 3-Apr-2026 Lecture Sheet 8: The Application Layer</w:t>
+      </w:r>
+      <w:r>
+        <w:rPr>
+          <w:color w:val="FF0000"/>
+          <w:sz w:val="28"/>
+          <w:szCs w:val="28"/>
+        </w:rPr>
+        <w:t xml:space="preserve"> </w:t>
+      </w:r>
+      <w:r>
+        <w:rPr>
+          <w:sz w:val="28"/>
+          <w:szCs w:val="28"/>
+        </w:rPr>
+        <w:br/>
+      </w:r>
+      <w:r>
+        <w:rPr>
+          <w:sz w:val="28"/>
+          <w:szCs w:val="28"/>
+        </w:rPr>
+        <w:br/>
+      </w:r>
+      <w:r>
+        <w:rPr>
+          <w:b/>
+          <w:color w:val="FF0000"/>
+          <w:sz w:val="28"/>
+          <w:szCs w:val="28"/>
+        </w:rPr>
+        <w:t xml:space="preserve">Q 1: Compare client-server and P2P architecture at application layer. </w:t>
+      </w:r>
+      <w:r>
+        <w:rPr>
+          <w:b/>
+          <w:color w:val="FF0000"/>
+          <w:sz w:val="28"/>
+          <w:szCs w:val="28"/>
+        </w:rPr>
+        <w:br/>
+      </w:r>
+      <w:proofErr w:type="spellStart"/>
+      <w:r>
+        <w:rPr>
+          <w:b/>
+          <w:color w:val="FF0000"/>
+          <w:sz w:val="28"/>
+          <w:szCs w:val="28"/>
+        </w:rPr>
+        <w:t>Ans</w:t>
+      </w:r>
+      <w:proofErr w:type="spellEnd"/>
+      <w:r>
+        <w:rPr>
+          <w:b/>
+          <w:color w:val="FF0000"/>
+          <w:sz w:val="28"/>
+          <w:szCs w:val="28"/>
+        </w:rPr>
+        <w:t>: Slide 2 - Para 2 + Slide 3 - Para 1</w:t>
+      </w:r>
+      <w:r>
+        <w:rPr>
+          <w:color w:val="FF0000"/>
+          <w:sz w:val="28"/>
+          <w:szCs w:val="28"/>
+        </w:rPr>
+        <w:t xml:space="preserve"> </w:t>
+      </w:r>
+      <w:r>
+        <w:rPr>
+          <w:sz w:val="28"/>
+          <w:szCs w:val="28"/>
+        </w:rPr>
+        <w:br/>
+      </w:r>
+      <w:proofErr w:type="spellStart"/>
+      <w:r>
+        <w:rPr>
+          <w:sz w:val="28"/>
+          <w:szCs w:val="28"/>
+        </w:rPr>
+        <w:t>Inaclient-serverarchitecture</w:t>
+      </w:r>
+      <w:proofErr w:type="spellEnd"/>
+      <w:r>
+        <w:rPr>
+          <w:sz w:val="28"/>
+          <w:szCs w:val="28"/>
+        </w:rPr>
+        <w:t>, there is an always-on host, called the server, which</w:t>
+      </w:r>
+      <w:r>
+        <w:rPr>
+          <w:sz w:val="28"/>
+          <w:szCs w:val="28"/>
+        </w:rPr>
+        <w:t xml:space="preserve"> </w:t>
+      </w:r>
+      <w:r>
+        <w:rPr>
+          <w:sz w:val="28"/>
+          <w:szCs w:val="28"/>
+        </w:rPr>
+        <w:t>services</w:t>
+      </w:r>
+      <w:r>
+        <w:rPr>
+          <w:sz w:val="28"/>
+          <w:szCs w:val="28"/>
+        </w:rPr>
+        <w:t xml:space="preserve"> </w:t>
+      </w:r>
+      <w:r>
+        <w:rPr>
+          <w:sz w:val="28"/>
+          <w:szCs w:val="28"/>
+        </w:rPr>
+        <w:t>requests</w:t>
+      </w:r>
+      <w:r>
+        <w:rPr>
+          <w:sz w:val="28"/>
+          <w:szCs w:val="28"/>
+        </w:rPr>
+        <w:t xml:space="preserve"> </w:t>
+      </w:r>
+      <w:r>
+        <w:rPr>
+          <w:sz w:val="28"/>
+          <w:szCs w:val="28"/>
+        </w:rPr>
+        <w:t>from</w:t>
+      </w:r>
+      <w:r>
+        <w:rPr>
+          <w:sz w:val="28"/>
+          <w:szCs w:val="28"/>
+        </w:rPr>
+        <w:t xml:space="preserve"> </w:t>
+      </w:r>
+      <w:r>
+        <w:rPr>
+          <w:sz w:val="28"/>
+          <w:szCs w:val="28"/>
+        </w:rPr>
+        <w:t>many</w:t>
+      </w:r>
+      <w:r>
+        <w:rPr>
+          <w:sz w:val="28"/>
+          <w:szCs w:val="28"/>
+        </w:rPr>
+        <w:t xml:space="preserve"> </w:t>
+      </w:r>
+      <w:r>
+        <w:rPr>
+          <w:sz w:val="28"/>
+          <w:szCs w:val="28"/>
+        </w:rPr>
+        <w:t xml:space="preserve">other </w:t>
+      </w:r>
+      <w:proofErr w:type="spellStart"/>
+      <w:r>
+        <w:rPr>
+          <w:sz w:val="28"/>
+          <w:szCs w:val="28"/>
+        </w:rPr>
+        <w:t>hosts,called</w:t>
+      </w:r>
+      <w:proofErr w:type="spellEnd"/>
+      <w:r>
+        <w:rPr>
+          <w:sz w:val="28"/>
+          <w:szCs w:val="28"/>
+        </w:rPr>
+        <w:t xml:space="preserve"> </w:t>
+      </w:r>
+      <w:r>
+        <w:rPr>
+          <w:sz w:val="28"/>
+          <w:szCs w:val="28"/>
+        </w:rPr>
+        <w:t xml:space="preserve">clients. </w:t>
+      </w:r>
+      <w:proofErr w:type="spellStart"/>
+      <w:r>
+        <w:rPr>
+          <w:sz w:val="28"/>
+          <w:szCs w:val="28"/>
+        </w:rPr>
+        <w:t>Examples:Web,FTP,Telnet</w:t>
+      </w:r>
+      <w:proofErr w:type="spellEnd"/>
+      <w:r>
+        <w:rPr>
+          <w:sz w:val="28"/>
+          <w:szCs w:val="28"/>
+        </w:rPr>
+        <w:t>,</w:t>
+      </w:r>
+      <w:r>
+        <w:rPr>
+          <w:sz w:val="28"/>
+          <w:szCs w:val="28"/>
+        </w:rPr>
+        <w:t xml:space="preserve"> </w:t>
+      </w:r>
+      <w:r>
+        <w:rPr>
+          <w:sz w:val="28"/>
+          <w:szCs w:val="28"/>
+        </w:rPr>
+        <w:t>and</w:t>
+      </w:r>
+      <w:r>
+        <w:rPr>
+          <w:sz w:val="28"/>
+          <w:szCs w:val="28"/>
+        </w:rPr>
+        <w:t xml:space="preserve"> </w:t>
+      </w:r>
+      <w:r>
+        <w:rPr>
+          <w:sz w:val="28"/>
+          <w:szCs w:val="28"/>
+        </w:rPr>
+        <w:t>e-mail.</w:t>
+      </w:r>
+      <w:r>
+        <w:rPr>
+          <w:sz w:val="28"/>
+          <w:szCs w:val="28"/>
+        </w:rPr>
+        <w:br/>
+      </w:r>
+      <w:r>
+        <w:rPr>
+          <w:sz w:val="28"/>
+          <w:szCs w:val="28"/>
+        </w:rPr>
+        <w:br/>
+      </w:r>
+      <w:proofErr w:type="spellStart"/>
+      <w:r>
+        <w:rPr>
+          <w:rFonts w:ascii="Nirmala UI" w:hAnsi="Nirmala UI" w:cs="Nirmala UI"/>
+          <w:sz w:val="28"/>
+          <w:szCs w:val="28"/>
+        </w:rPr>
+        <w:t>ক্লায়েন্ট</w:t>
+      </w:r>
+      <w:r>
+        <w:rPr>
+          <w:sz w:val="28"/>
+          <w:szCs w:val="28"/>
+        </w:rPr>
+        <w:t>-</w:t>
+      </w:r>
+      <w:r>
+        <w:rPr>
+          <w:rFonts w:ascii="Nirmala UI" w:hAnsi="Nirmala UI" w:cs="Nirmala UI"/>
+          <w:sz w:val="28"/>
+          <w:szCs w:val="28"/>
+        </w:rPr>
+        <w:t>সার্ভার</w:t>
+      </w:r>
+      <w:proofErr w:type="spellEnd"/>
+      <w:r>
+        <w:rPr>
+          <w:sz w:val="28"/>
+          <w:szCs w:val="28"/>
+        </w:rPr>
+        <w:t xml:space="preserve"> </w:t>
+      </w:r>
+      <w:proofErr w:type="spellStart"/>
+      <w:r>
+        <w:rPr>
+          <w:rFonts w:ascii="Nirmala UI" w:hAnsi="Nirmala UI" w:cs="Nirmala UI"/>
+          <w:sz w:val="28"/>
+          <w:szCs w:val="28"/>
+        </w:rPr>
+        <w:t>আর্কিটেকচারে</w:t>
+      </w:r>
+      <w:proofErr w:type="spellEnd"/>
+      <w:r>
+        <w:rPr>
+          <w:sz w:val="28"/>
+          <w:szCs w:val="28"/>
+        </w:rPr>
+        <w:t xml:space="preserve">, </w:t>
+      </w:r>
+      <w:proofErr w:type="spellStart"/>
+      <w:r>
+        <w:rPr>
+          <w:rFonts w:ascii="Nirmala UI" w:hAnsi="Nirmala UI" w:cs="Nirmala UI"/>
+          <w:sz w:val="28"/>
+          <w:szCs w:val="28"/>
+        </w:rPr>
+        <w:t>একটি</w:t>
+      </w:r>
+      <w:proofErr w:type="spellEnd"/>
+      <w:r>
+        <w:rPr>
+          <w:sz w:val="28"/>
+          <w:szCs w:val="28"/>
+        </w:rPr>
+        <w:t xml:space="preserve"> </w:t>
+      </w:r>
+      <w:proofErr w:type="spellStart"/>
+      <w:r>
+        <w:rPr>
+          <w:rFonts w:ascii="Nirmala UI" w:hAnsi="Nirmala UI" w:cs="Nirmala UI"/>
+          <w:sz w:val="28"/>
+          <w:szCs w:val="28"/>
+        </w:rPr>
+        <w:t>সবসময়</w:t>
+      </w:r>
+      <w:r>
+        <w:rPr>
+          <w:sz w:val="28"/>
+          <w:szCs w:val="28"/>
+        </w:rPr>
+        <w:t>-</w:t>
+      </w:r>
+      <w:r>
+        <w:rPr>
+          <w:rFonts w:ascii="Nirmala UI" w:hAnsi="Nirmala UI" w:cs="Nirmala UI"/>
+          <w:sz w:val="28"/>
+          <w:szCs w:val="28"/>
+        </w:rPr>
+        <w:t>চালু</w:t>
+      </w:r>
+      <w:proofErr w:type="spellEnd"/>
+      <w:r>
+        <w:rPr>
+          <w:sz w:val="28"/>
+          <w:szCs w:val="28"/>
+        </w:rPr>
+        <w:t xml:space="preserve"> </w:t>
+      </w:r>
+      <w:proofErr w:type="spellStart"/>
+      <w:r>
+        <w:rPr>
+          <w:rFonts w:ascii="Nirmala UI" w:hAnsi="Nirmala UI" w:cs="Nirmala UI"/>
+          <w:sz w:val="28"/>
+          <w:szCs w:val="28"/>
+        </w:rPr>
+        <w:t>থাকা</w:t>
+      </w:r>
+      <w:proofErr w:type="spellEnd"/>
+      <w:r>
+        <w:rPr>
+          <w:sz w:val="28"/>
+          <w:szCs w:val="28"/>
+        </w:rPr>
+        <w:t xml:space="preserve"> </w:t>
+      </w:r>
+      <w:proofErr w:type="spellStart"/>
+      <w:r>
+        <w:rPr>
+          <w:rFonts w:ascii="Nirmala UI" w:hAnsi="Nirmala UI" w:cs="Nirmala UI"/>
+          <w:sz w:val="28"/>
+          <w:szCs w:val="28"/>
+        </w:rPr>
+        <w:t>হোস্ট</w:t>
+      </w:r>
+      <w:proofErr w:type="spellEnd"/>
+      <w:r>
+        <w:rPr>
+          <w:sz w:val="28"/>
+          <w:szCs w:val="28"/>
+        </w:rPr>
+        <w:t xml:space="preserve"> </w:t>
+      </w:r>
+      <w:proofErr w:type="spellStart"/>
+      <w:r>
+        <w:rPr>
+          <w:rFonts w:ascii="Nirmala UI" w:hAnsi="Nirmala UI" w:cs="Nirmala UI"/>
+          <w:sz w:val="28"/>
+          <w:szCs w:val="28"/>
+        </w:rPr>
+        <w:t>থাকে</w:t>
+      </w:r>
+      <w:proofErr w:type="spellEnd"/>
+      <w:r>
+        <w:rPr>
+          <w:sz w:val="28"/>
+          <w:szCs w:val="28"/>
+        </w:rPr>
+        <w:t xml:space="preserve">, </w:t>
+      </w:r>
+      <w:proofErr w:type="spellStart"/>
+      <w:r>
+        <w:rPr>
+          <w:rFonts w:ascii="Nirmala UI" w:hAnsi="Nirmala UI" w:cs="Nirmala UI"/>
+          <w:sz w:val="28"/>
+          <w:szCs w:val="28"/>
+        </w:rPr>
+        <w:t>যাকে</w:t>
+      </w:r>
+      <w:proofErr w:type="spellEnd"/>
+      <w:r>
+        <w:rPr>
+          <w:sz w:val="28"/>
+          <w:szCs w:val="28"/>
+        </w:rPr>
+        <w:t xml:space="preserve"> </w:t>
+      </w:r>
+      <w:proofErr w:type="spellStart"/>
+      <w:r>
+        <w:rPr>
+          <w:rFonts w:ascii="Nirmala UI" w:hAnsi="Nirmala UI" w:cs="Nirmala UI"/>
+          <w:sz w:val="28"/>
+          <w:szCs w:val="28"/>
+        </w:rPr>
+        <w:t>সার্ভার</w:t>
+      </w:r>
+      <w:proofErr w:type="spellEnd"/>
+      <w:r>
+        <w:rPr>
+          <w:sz w:val="28"/>
+          <w:szCs w:val="28"/>
+        </w:rPr>
+        <w:t xml:space="preserve"> </w:t>
+      </w:r>
+      <w:proofErr w:type="spellStart"/>
+      <w:r>
+        <w:rPr>
+          <w:rFonts w:ascii="Nirmala UI" w:hAnsi="Nirmala UI" w:cs="Nirmala UI"/>
+          <w:sz w:val="28"/>
+          <w:szCs w:val="28"/>
+        </w:rPr>
+        <w:t>বলা</w:t>
+      </w:r>
+      <w:proofErr w:type="spellEnd"/>
+      <w:r>
+        <w:rPr>
+          <w:sz w:val="28"/>
+          <w:szCs w:val="28"/>
+        </w:rPr>
+        <w:t xml:space="preserve"> </w:t>
+      </w:r>
+      <w:proofErr w:type="spellStart"/>
+      <w:r>
+        <w:rPr>
+          <w:rFonts w:ascii="Nirmala UI" w:hAnsi="Nirmala UI" w:cs="Nirmala UI"/>
+          <w:sz w:val="28"/>
+          <w:szCs w:val="28"/>
+        </w:rPr>
+        <w:t>হয়</w:t>
+      </w:r>
+      <w:proofErr w:type="spellEnd"/>
+      <w:r>
+        <w:rPr>
+          <w:sz w:val="28"/>
+          <w:szCs w:val="28"/>
+        </w:rPr>
+        <w:t xml:space="preserve">, </w:t>
+      </w:r>
+      <w:proofErr w:type="spellStart"/>
+      <w:r>
+        <w:rPr>
+          <w:rFonts w:ascii="Nirmala UI" w:hAnsi="Nirmala UI" w:cs="Nirmala UI"/>
+          <w:sz w:val="28"/>
+          <w:szCs w:val="28"/>
+        </w:rPr>
+        <w:t>যা</w:t>
+      </w:r>
+      <w:proofErr w:type="spellEnd"/>
+      <w:r>
+        <w:rPr>
+          <w:sz w:val="28"/>
+          <w:szCs w:val="28"/>
+        </w:rPr>
+        <w:t xml:space="preserve"> </w:t>
+      </w:r>
+      <w:proofErr w:type="spellStart"/>
+      <w:r>
+        <w:rPr>
+          <w:rFonts w:ascii="Nirmala UI" w:hAnsi="Nirmala UI" w:cs="Nirmala UI"/>
+          <w:sz w:val="28"/>
+          <w:szCs w:val="28"/>
+        </w:rPr>
+        <w:t>অনেক</w:t>
+      </w:r>
+      <w:proofErr w:type="spellEnd"/>
+      <w:r>
+        <w:rPr>
+          <w:sz w:val="28"/>
+          <w:szCs w:val="28"/>
+        </w:rPr>
+        <w:t xml:space="preserve"> </w:t>
+      </w:r>
+      <w:proofErr w:type="spellStart"/>
+      <w:r>
+        <w:rPr>
+          <w:rFonts w:ascii="Nirmala UI" w:hAnsi="Nirmala UI" w:cs="Nirmala UI"/>
+          <w:sz w:val="28"/>
+          <w:szCs w:val="28"/>
+        </w:rPr>
+        <w:t>অন্যান্য</w:t>
+      </w:r>
+      <w:proofErr w:type="spellEnd"/>
+      <w:r>
+        <w:rPr>
+          <w:sz w:val="28"/>
+          <w:szCs w:val="28"/>
+        </w:rPr>
+        <w:t xml:space="preserve"> </w:t>
+      </w:r>
+      <w:proofErr w:type="spellStart"/>
+      <w:r>
+        <w:rPr>
+          <w:rFonts w:ascii="Nirmala UI" w:hAnsi="Nirmala UI" w:cs="Nirmala UI"/>
+          <w:sz w:val="28"/>
+          <w:szCs w:val="28"/>
+        </w:rPr>
+        <w:t>হোস্ট</w:t>
+      </w:r>
+      <w:proofErr w:type="spellEnd"/>
+      <w:r>
+        <w:rPr>
+          <w:sz w:val="28"/>
+          <w:szCs w:val="28"/>
+        </w:rPr>
+        <w:t xml:space="preserve"> (</w:t>
+      </w:r>
+      <w:proofErr w:type="spellStart"/>
+      <w:r>
+        <w:rPr>
+          <w:rFonts w:ascii="Nirmala UI" w:hAnsi="Nirmala UI" w:cs="Nirmala UI"/>
+          <w:sz w:val="28"/>
+          <w:szCs w:val="28"/>
+        </w:rPr>
+        <w:t>ক্লায়েন্ট</w:t>
+      </w:r>
+      <w:proofErr w:type="spellEnd"/>
+      <w:r>
+        <w:rPr>
+          <w:sz w:val="28"/>
+          <w:szCs w:val="28"/>
+        </w:rPr>
+        <w:t xml:space="preserve">) </w:t>
+      </w:r>
+      <w:proofErr w:type="spellStart"/>
+      <w:r>
+        <w:rPr>
+          <w:rFonts w:ascii="Nirmala UI" w:hAnsi="Nirmala UI" w:cs="Nirmala UI"/>
+          <w:sz w:val="28"/>
+          <w:szCs w:val="28"/>
+        </w:rPr>
+        <w:t>থেকে</w:t>
+      </w:r>
+      <w:proofErr w:type="spellEnd"/>
+      <w:r>
+        <w:rPr>
+          <w:sz w:val="28"/>
+          <w:szCs w:val="28"/>
+        </w:rPr>
+        <w:t xml:space="preserve"> </w:t>
+      </w:r>
+      <w:proofErr w:type="spellStart"/>
+      <w:r>
+        <w:rPr>
+          <w:rFonts w:ascii="Nirmala UI" w:hAnsi="Nirmala UI" w:cs="Nirmala UI"/>
+          <w:sz w:val="28"/>
+          <w:szCs w:val="28"/>
+        </w:rPr>
+        <w:t>আসা</w:t>
+      </w:r>
+      <w:proofErr w:type="spellEnd"/>
+      <w:r>
+        <w:rPr>
+          <w:sz w:val="28"/>
+          <w:szCs w:val="28"/>
+        </w:rPr>
+        <w:t xml:space="preserve"> </w:t>
+      </w:r>
+      <w:proofErr w:type="spellStart"/>
+      <w:r>
+        <w:rPr>
+          <w:rFonts w:ascii="Nirmala UI" w:hAnsi="Nirmala UI" w:cs="Nirmala UI"/>
+          <w:sz w:val="28"/>
+          <w:szCs w:val="28"/>
+        </w:rPr>
+        <w:t>অনুরোধগুলো</w:t>
+      </w:r>
+      <w:proofErr w:type="spellEnd"/>
+      <w:r>
+        <w:rPr>
+          <w:sz w:val="28"/>
+          <w:szCs w:val="28"/>
+        </w:rPr>
+        <w:t xml:space="preserve"> </w:t>
+      </w:r>
+      <w:proofErr w:type="spellStart"/>
+      <w:r>
+        <w:rPr>
+          <w:rFonts w:ascii="Nirmala UI" w:hAnsi="Nirmala UI" w:cs="Nirmala UI"/>
+          <w:sz w:val="28"/>
+          <w:szCs w:val="28"/>
+        </w:rPr>
+        <w:t>সেবা</w:t>
+      </w:r>
+      <w:proofErr w:type="spellEnd"/>
+      <w:r>
+        <w:rPr>
+          <w:sz w:val="28"/>
+          <w:szCs w:val="28"/>
+        </w:rPr>
+        <w:t xml:space="preserve"> </w:t>
+      </w:r>
+      <w:proofErr w:type="spellStart"/>
+      <w:r>
+        <w:rPr>
+          <w:rFonts w:ascii="Nirmala UI" w:hAnsi="Nirmala UI" w:cs="Nirmala UI"/>
+          <w:sz w:val="28"/>
+          <w:szCs w:val="28"/>
+        </w:rPr>
+        <w:t>প্রদান</w:t>
+      </w:r>
+      <w:proofErr w:type="spellEnd"/>
+      <w:r>
+        <w:rPr>
+          <w:sz w:val="28"/>
+          <w:szCs w:val="28"/>
+        </w:rPr>
+        <w:t xml:space="preserve"> </w:t>
+      </w:r>
+      <w:proofErr w:type="spellStart"/>
+      <w:r>
+        <w:rPr>
+          <w:rFonts w:ascii="Nirmala UI" w:hAnsi="Nirmala UI" w:cs="Nirmala UI"/>
+          <w:sz w:val="28"/>
+          <w:szCs w:val="28"/>
+        </w:rPr>
+        <w:t>করে</w:t>
+      </w:r>
+      <w:proofErr w:type="spellEnd"/>
+      <w:r>
+        <w:rPr>
+          <w:rFonts w:ascii="Nirmala UI" w:hAnsi="Nirmala UI" w:cs="Nirmala UI"/>
+          <w:sz w:val="28"/>
+          <w:szCs w:val="28"/>
+        </w:rPr>
+        <w:t>।</w:t>
+      </w:r>
+    </w:p>
+    <w:p>
+      <w:pPr>
+        <w:pStyle w:val="NormalWeb"/>
+      </w:pPr>
+      <w:proofErr w:type="spellStart"/>
+      <w:r>
+        <w:rPr>
+          <w:rFonts w:ascii="Nirmala UI" w:hAnsi="Nirmala UI" w:cs="Nirmala UI"/>
+          <w:sz w:val="28"/>
+          <w:szCs w:val="28"/>
+        </w:rPr>
+        <w:t>উদাহরণস্বরূপ</w:t>
+      </w:r>
+      <w:proofErr w:type="spellEnd"/>
+      <w:r>
+        <w:rPr>
+          <w:sz w:val="28"/>
+          <w:szCs w:val="28"/>
+        </w:rPr>
+        <w:t xml:space="preserve">: </w:t>
+      </w:r>
+      <w:proofErr w:type="spellStart"/>
+      <w:r>
+        <w:rPr>
+          <w:rFonts w:ascii="Nirmala UI" w:hAnsi="Nirmala UI" w:cs="Nirmala UI"/>
+          <w:sz w:val="28"/>
+          <w:szCs w:val="28"/>
+        </w:rPr>
+        <w:t>ওয়েব</w:t>
+      </w:r>
+      <w:proofErr w:type="spellEnd"/>
+      <w:r>
+        <w:rPr>
+          <w:sz w:val="28"/>
+          <w:szCs w:val="28"/>
+        </w:rPr>
+        <w:t xml:space="preserve">, FTP, </w:t>
+      </w:r>
+      <w:proofErr w:type="spellStart"/>
+      <w:r>
+        <w:rPr>
+          <w:rFonts w:ascii="Nirmala UI" w:hAnsi="Nirmala UI" w:cs="Nirmala UI"/>
+          <w:sz w:val="28"/>
+          <w:szCs w:val="28"/>
+        </w:rPr>
+        <w:t>টেলনেট</w:t>
+      </w:r>
+      <w:proofErr w:type="spellEnd"/>
+      <w:r>
+        <w:rPr>
+          <w:sz w:val="28"/>
+          <w:szCs w:val="28"/>
+        </w:rPr>
+        <w:t xml:space="preserve">, </w:t>
+      </w:r>
+      <w:proofErr w:type="spellStart"/>
+      <w:r>
+        <w:rPr>
+          <w:rFonts w:ascii="Nirmala UI" w:hAnsi="Nirmala UI" w:cs="Nirmala UI"/>
+          <w:sz w:val="28"/>
+          <w:szCs w:val="28"/>
+        </w:rPr>
+        <w:t>এবং</w:t>
+      </w:r>
+      <w:proofErr w:type="spellEnd"/>
+      <w:r>
+        <w:rPr>
+          <w:sz w:val="28"/>
+          <w:szCs w:val="28"/>
+        </w:rPr>
+        <w:t xml:space="preserve"> </w:t>
+      </w:r>
+      <w:r>
+        <w:rPr>
+          <w:rFonts w:ascii="Nirmala UI" w:hAnsi="Nirmala UI" w:cs="Nirmala UI"/>
+          <w:sz w:val="28"/>
+          <w:szCs w:val="28"/>
+        </w:rPr>
+        <w:t>ই</w:t>
+      </w:r>
+      <w:r>
+        <w:rPr>
+          <w:sz w:val="28"/>
+          <w:szCs w:val="28"/>
+        </w:rPr>
+        <w:t>-</w:t>
+      </w:r>
+      <w:proofErr w:type="spellStart"/>
+      <w:r>
+        <w:rPr>
+          <w:rFonts w:ascii="Nirmala UI" w:hAnsi="Nirmala UI" w:cs="Nirmala UI"/>
+          <w:sz w:val="28"/>
+          <w:szCs w:val="28"/>
+        </w:rPr>
+        <w:t>মেইল</w:t>
+      </w:r>
+      <w:proofErr w:type="spellEnd"/>
+      <w:r>
+        <w:rPr>
+          <w:rFonts w:ascii="Nirmala UI" w:hAnsi="Nirmala UI" w:cs="Nirmala UI"/>
+          <w:sz w:val="28"/>
+          <w:szCs w:val="28"/>
+        </w:rPr>
+        <w:t>।</w:t>
+      </w:r>
+      <w:r>
+        <w:rPr>
+          <w:sz w:val="28"/>
+          <w:szCs w:val="28"/>
+        </w:rPr>
+        <w:br/>
+      </w:r>
+      <w:r>
+        <w:rPr>
+          <w:sz w:val="28"/>
+          <w:szCs w:val="28"/>
+        </w:rPr>
+        <w:br/>
+      </w:r>
+      <w:r>
+        <w:rPr>
+          <w:sz w:val="28"/>
+          <w:szCs w:val="28"/>
+        </w:rPr>
+        <w:br/>
+      </w:r>
+      <w:r>
+        <w:rPr>
+          <w:color w:val="FF0000"/>
+          <w:sz w:val="28"/>
+          <w:szCs w:val="28"/>
+        </w:rPr>
+        <w:t>Q 2: Draw the arrangement of socket in process to process communication.</w:t>
+      </w:r>
+      <w:r>
+        <w:rPr>
+          <w:color w:val="FF0000"/>
+          <w:sz w:val="28"/>
+          <w:szCs w:val="28"/>
+        </w:rPr>
+        <w:br/>
+      </w:r>
+      <w:proofErr w:type="spellStart"/>
+      <w:r>
+        <w:rPr>
+          <w:color w:val="FF0000"/>
+          <w:sz w:val="28"/>
+          <w:szCs w:val="28"/>
+        </w:rPr>
+        <w:t>Ans</w:t>
+      </w:r>
+      <w:proofErr w:type="spellEnd"/>
+      <w:r>
+        <w:rPr>
+          <w:color w:val="FF0000"/>
+          <w:sz w:val="28"/>
+          <w:szCs w:val="28"/>
+        </w:rPr>
+        <w:t xml:space="preserve">: Slide 6 - Only Diagram - No Description. </w:t>
+      </w:r>
+      <w:r>
+        <w:rPr>
+          <w:sz w:val="28"/>
+          <w:szCs w:val="28"/>
+        </w:rPr>
+        <w:br/>
+      </w:r>
+      <w:r>
+        <w:rPr>
+          <w:sz w:val="28"/>
+          <w:szCs w:val="28"/>
+        </w:rPr>
+        <w:br/>
+      </w:r>
+      <w:r>
+        <w:rPr>
+          <w:sz w:val="28"/>
+          <w:szCs w:val="28"/>
+        </w:rPr>
+        <w:t xml:space="preserve">Q 3: How a process is addressed in a host/network? </w:t>
+      </w:r>
+      <w:r>
+        <w:rPr>
+          <w:sz w:val="28"/>
+          <w:szCs w:val="28"/>
+        </w:rPr>
+        <w:br/>
+      </w:r>
+      <w:proofErr w:type="spellStart"/>
+      <w:r>
+        <w:rPr>
+          <w:sz w:val="28"/>
+          <w:szCs w:val="28"/>
+        </w:rPr>
+        <w:t>Ans</w:t>
+      </w:r>
+      <w:proofErr w:type="spellEnd"/>
+      <w:r>
+        <w:rPr>
+          <w:sz w:val="28"/>
+          <w:szCs w:val="28"/>
+        </w:rPr>
+        <w:t xml:space="preserve">: Slide 7- Full Slide </w:t>
+      </w:r>
+      <w:r>
+        <w:rPr>
+          <w:sz w:val="28"/>
+          <w:szCs w:val="28"/>
+        </w:rPr>
+        <w:br/>
+      </w:r>
+      <w:r>
+        <w:rPr>
+          <w:sz w:val="28"/>
+          <w:szCs w:val="28"/>
+        </w:rPr>
+        <w:lastRenderedPageBreak/>
+        <w:t>A process running on sending host needs the full address of the process running on the receiving host. To identify each process, two pieces of information is needed: (1)the address of the host (IP</w:t>
+      </w:r>
+      <w:r>
+        <w:rPr>
+          <w:sz w:val="28"/>
+          <w:szCs w:val="28"/>
+        </w:rPr>
+        <w:t xml:space="preserve"> </w:t>
+      </w:r>
+      <w:r>
+        <w:rPr>
+          <w:sz w:val="28"/>
+          <w:szCs w:val="28"/>
+        </w:rPr>
+        <w:t>address) and (2) the process identifier called port number</w:t>
+      </w:r>
+      <w:r>
+        <w:rPr>
+          <w:sz w:val="28"/>
+          <w:szCs w:val="28"/>
+        </w:rPr>
+        <w:br/>
+      </w:r>
+      <w:proofErr w:type="spellStart"/>
+      <w:r>
+        <w:rPr>
+          <w:rFonts w:ascii="Nirmala UI" w:hAnsi="Nirmala UI" w:cs="Nirmala UI"/>
+          <w:sz w:val="28"/>
+          <w:szCs w:val="28"/>
+        </w:rPr>
+        <w:t>যে</w:t>
+      </w:r>
+      <w:proofErr w:type="spellEnd"/>
+      <w:r>
+        <w:rPr>
+          <w:sz w:val="28"/>
+          <w:szCs w:val="28"/>
+        </w:rPr>
+        <w:t xml:space="preserve"> </w:t>
+      </w:r>
+      <w:proofErr w:type="spellStart"/>
+      <w:r>
+        <w:rPr>
+          <w:rFonts w:ascii="Nirmala UI" w:hAnsi="Nirmala UI" w:cs="Nirmala UI"/>
+          <w:sz w:val="28"/>
+          <w:szCs w:val="28"/>
+        </w:rPr>
+        <w:t>প্রক্রিয়া</w:t>
+      </w:r>
+      <w:proofErr w:type="spellEnd"/>
+      <w:r>
+        <w:rPr>
+          <w:sz w:val="28"/>
+          <w:szCs w:val="28"/>
+        </w:rPr>
+        <w:t xml:space="preserve"> </w:t>
+      </w:r>
+      <w:proofErr w:type="spellStart"/>
+      <w:r>
+        <w:rPr>
+          <w:rFonts w:ascii="Nirmala UI" w:hAnsi="Nirmala UI" w:cs="Nirmala UI"/>
+          <w:sz w:val="28"/>
+          <w:szCs w:val="28"/>
+        </w:rPr>
+        <w:t>প্রেরণকারী</w:t>
+      </w:r>
+      <w:proofErr w:type="spellEnd"/>
+      <w:r>
+        <w:rPr>
+          <w:sz w:val="28"/>
+          <w:szCs w:val="28"/>
+        </w:rPr>
+        <w:t xml:space="preserve"> </w:t>
+      </w:r>
+      <w:proofErr w:type="spellStart"/>
+      <w:r>
+        <w:rPr>
+          <w:rFonts w:ascii="Nirmala UI" w:hAnsi="Nirmala UI" w:cs="Nirmala UI"/>
+          <w:sz w:val="28"/>
+          <w:szCs w:val="28"/>
+        </w:rPr>
+        <w:t>হোস্টে</w:t>
+      </w:r>
+      <w:proofErr w:type="spellEnd"/>
+      <w:r>
+        <w:rPr>
+          <w:sz w:val="28"/>
+          <w:szCs w:val="28"/>
+        </w:rPr>
+        <w:t xml:space="preserve"> </w:t>
+      </w:r>
+      <w:proofErr w:type="spellStart"/>
+      <w:r>
+        <w:rPr>
+          <w:rFonts w:ascii="Nirmala UI" w:hAnsi="Nirmala UI" w:cs="Nirmala UI"/>
+          <w:sz w:val="28"/>
+          <w:szCs w:val="28"/>
+        </w:rPr>
+        <w:t>চলছে</w:t>
+      </w:r>
+      <w:proofErr w:type="spellEnd"/>
+      <w:r>
+        <w:rPr>
+          <w:sz w:val="28"/>
+          <w:szCs w:val="28"/>
+        </w:rPr>
+        <w:t xml:space="preserve">, </w:t>
+      </w:r>
+      <w:proofErr w:type="spellStart"/>
+      <w:r>
+        <w:rPr>
+          <w:rFonts w:ascii="Nirmala UI" w:hAnsi="Nirmala UI" w:cs="Nirmala UI"/>
+          <w:sz w:val="28"/>
+          <w:szCs w:val="28"/>
+        </w:rPr>
+        <w:t>তাকে</w:t>
+      </w:r>
+      <w:proofErr w:type="spellEnd"/>
+      <w:r>
+        <w:rPr>
+          <w:sz w:val="28"/>
+          <w:szCs w:val="28"/>
+        </w:rPr>
+        <w:t xml:space="preserve"> </w:t>
+      </w:r>
+      <w:proofErr w:type="spellStart"/>
+      <w:r>
+        <w:rPr>
+          <w:rFonts w:ascii="Nirmala UI" w:hAnsi="Nirmala UI" w:cs="Nirmala UI"/>
+          <w:sz w:val="28"/>
+          <w:szCs w:val="28"/>
+        </w:rPr>
+        <w:t>প্রাপণকারী</w:t>
+      </w:r>
+      <w:proofErr w:type="spellEnd"/>
+      <w:r>
+        <w:rPr>
+          <w:sz w:val="28"/>
+          <w:szCs w:val="28"/>
+        </w:rPr>
+        <w:t xml:space="preserve"> </w:t>
+      </w:r>
+      <w:proofErr w:type="spellStart"/>
+      <w:r>
+        <w:rPr>
+          <w:rFonts w:ascii="Nirmala UI" w:hAnsi="Nirmala UI" w:cs="Nirmala UI"/>
+          <w:sz w:val="28"/>
+          <w:szCs w:val="28"/>
+        </w:rPr>
+        <w:t>হোস্টে</w:t>
+      </w:r>
+      <w:proofErr w:type="spellEnd"/>
+      <w:r>
+        <w:rPr>
+          <w:sz w:val="28"/>
+          <w:szCs w:val="28"/>
+        </w:rPr>
+        <w:t xml:space="preserve"> </w:t>
+      </w:r>
+      <w:proofErr w:type="spellStart"/>
+      <w:r>
+        <w:rPr>
+          <w:rFonts w:ascii="Nirmala UI" w:hAnsi="Nirmala UI" w:cs="Nirmala UI"/>
+          <w:sz w:val="28"/>
+          <w:szCs w:val="28"/>
+        </w:rPr>
+        <w:t>চলমান</w:t>
+      </w:r>
+      <w:proofErr w:type="spellEnd"/>
+      <w:r>
+        <w:rPr>
+          <w:sz w:val="28"/>
+          <w:szCs w:val="28"/>
+        </w:rPr>
+        <w:t xml:space="preserve"> </w:t>
+      </w:r>
+      <w:proofErr w:type="spellStart"/>
+      <w:r>
+        <w:rPr>
+          <w:rFonts w:ascii="Nirmala UI" w:hAnsi="Nirmala UI" w:cs="Nirmala UI"/>
+          <w:sz w:val="28"/>
+          <w:szCs w:val="28"/>
+        </w:rPr>
+        <w:t>প্রক্রিয়ার</w:t>
+      </w:r>
+      <w:proofErr w:type="spellEnd"/>
+      <w:r>
+        <w:rPr>
+          <w:sz w:val="28"/>
+          <w:szCs w:val="28"/>
+        </w:rPr>
+        <w:t xml:space="preserve"> </w:t>
+      </w:r>
+      <w:proofErr w:type="spellStart"/>
+      <w:r>
+        <w:rPr>
+          <w:rFonts w:ascii="Nirmala UI" w:hAnsi="Nirmala UI" w:cs="Nirmala UI"/>
+          <w:sz w:val="28"/>
+          <w:szCs w:val="28"/>
+        </w:rPr>
+        <w:t>পূর্ণ</w:t>
+      </w:r>
+      <w:proofErr w:type="spellEnd"/>
+      <w:r>
+        <w:rPr>
+          <w:sz w:val="28"/>
+          <w:szCs w:val="28"/>
+        </w:rPr>
+        <w:t xml:space="preserve"> </w:t>
+      </w:r>
+      <w:proofErr w:type="spellStart"/>
+      <w:r>
+        <w:rPr>
+          <w:rFonts w:ascii="Nirmala UI" w:hAnsi="Nirmala UI" w:cs="Nirmala UI"/>
+          <w:sz w:val="28"/>
+          <w:szCs w:val="28"/>
+        </w:rPr>
+        <w:t>ঠিকানা</w:t>
+      </w:r>
+      <w:proofErr w:type="spellEnd"/>
+      <w:r>
+        <w:rPr>
+          <w:sz w:val="28"/>
+          <w:szCs w:val="28"/>
+        </w:rPr>
+        <w:t xml:space="preserve"> </w:t>
+      </w:r>
+      <w:proofErr w:type="spellStart"/>
+      <w:r>
+        <w:rPr>
+          <w:rFonts w:ascii="Nirmala UI" w:hAnsi="Nirmala UI" w:cs="Nirmala UI"/>
+          <w:sz w:val="28"/>
+          <w:szCs w:val="28"/>
+        </w:rPr>
+        <w:t>প্রয়োজন</w:t>
+      </w:r>
+      <w:proofErr w:type="spellEnd"/>
+      <w:r>
+        <w:rPr>
+          <w:rFonts w:ascii="Nirmala UI" w:hAnsi="Nirmala UI" w:cs="Nirmala UI"/>
+          <w:sz w:val="28"/>
+          <w:szCs w:val="28"/>
+        </w:rPr>
+        <w:t>।</w:t>
+      </w:r>
+      <w:r>
+        <w:rPr>
+          <w:sz w:val="28"/>
+          <w:szCs w:val="28"/>
+        </w:rPr>
+        <w:t xml:space="preserve"> </w:t>
+      </w:r>
+      <w:proofErr w:type="spellStart"/>
+      <w:r>
+        <w:rPr>
+          <w:rFonts w:ascii="Nirmala UI" w:hAnsi="Nirmala UI" w:cs="Nirmala UI"/>
+          <w:sz w:val="28"/>
+          <w:szCs w:val="28"/>
+        </w:rPr>
+        <w:t>প্রতিটি</w:t>
+      </w:r>
+      <w:proofErr w:type="spellEnd"/>
+      <w:r>
+        <w:rPr>
+          <w:sz w:val="28"/>
+          <w:szCs w:val="28"/>
+        </w:rPr>
+        <w:t xml:space="preserve"> </w:t>
+      </w:r>
+      <w:proofErr w:type="spellStart"/>
+      <w:r>
+        <w:rPr>
+          <w:rFonts w:ascii="Nirmala UI" w:hAnsi="Nirmala UI" w:cs="Nirmala UI"/>
+          <w:sz w:val="28"/>
+          <w:szCs w:val="28"/>
+        </w:rPr>
+        <w:t>প্রক্রিয়া</w:t>
+      </w:r>
+      <w:proofErr w:type="spellEnd"/>
+      <w:r>
+        <w:rPr>
+          <w:sz w:val="28"/>
+          <w:szCs w:val="28"/>
+        </w:rPr>
+        <w:t xml:space="preserve"> </w:t>
+      </w:r>
+      <w:proofErr w:type="spellStart"/>
+      <w:r>
+        <w:rPr>
+          <w:rFonts w:ascii="Nirmala UI" w:hAnsi="Nirmala UI" w:cs="Nirmala UI"/>
+          <w:sz w:val="28"/>
+          <w:szCs w:val="28"/>
+        </w:rPr>
+        <w:t>চিহ্নিত</w:t>
+      </w:r>
+      <w:proofErr w:type="spellEnd"/>
+      <w:r>
+        <w:rPr>
+          <w:sz w:val="28"/>
+          <w:szCs w:val="28"/>
+        </w:rPr>
+        <w:t xml:space="preserve"> </w:t>
+      </w:r>
+      <w:proofErr w:type="spellStart"/>
+      <w:r>
+        <w:rPr>
+          <w:rFonts w:ascii="Nirmala UI" w:hAnsi="Nirmala UI" w:cs="Nirmala UI"/>
+          <w:sz w:val="28"/>
+          <w:szCs w:val="28"/>
+        </w:rPr>
+        <w:t>করার</w:t>
+      </w:r>
+      <w:proofErr w:type="spellEnd"/>
+      <w:r>
+        <w:rPr>
+          <w:sz w:val="28"/>
+          <w:szCs w:val="28"/>
+        </w:rPr>
+        <w:t xml:space="preserve"> </w:t>
+      </w:r>
+      <w:proofErr w:type="spellStart"/>
+      <w:r>
+        <w:rPr>
+          <w:rFonts w:ascii="Nirmala UI" w:hAnsi="Nirmala UI" w:cs="Nirmala UI"/>
+          <w:sz w:val="28"/>
+          <w:szCs w:val="28"/>
+        </w:rPr>
+        <w:t>জন্য</w:t>
+      </w:r>
+      <w:proofErr w:type="spellEnd"/>
+      <w:r>
+        <w:rPr>
+          <w:sz w:val="28"/>
+          <w:szCs w:val="28"/>
+        </w:rPr>
+        <w:t xml:space="preserve"> </w:t>
+      </w:r>
+      <w:proofErr w:type="spellStart"/>
+      <w:r>
+        <w:rPr>
+          <w:rFonts w:ascii="Nirmala UI" w:hAnsi="Nirmala UI" w:cs="Nirmala UI"/>
+          <w:sz w:val="28"/>
+          <w:szCs w:val="28"/>
+        </w:rPr>
+        <w:t>দুটি</w:t>
+      </w:r>
+      <w:proofErr w:type="spellEnd"/>
+      <w:r>
+        <w:rPr>
+          <w:sz w:val="28"/>
+          <w:szCs w:val="28"/>
+        </w:rPr>
+        <w:t xml:space="preserve"> </w:t>
+      </w:r>
+      <w:proofErr w:type="spellStart"/>
+      <w:r>
+        <w:rPr>
+          <w:rFonts w:ascii="Nirmala UI" w:hAnsi="Nirmala UI" w:cs="Nirmala UI"/>
+          <w:sz w:val="28"/>
+          <w:szCs w:val="28"/>
+        </w:rPr>
+        <w:t>তথ্য</w:t>
+      </w:r>
+      <w:proofErr w:type="spellEnd"/>
+      <w:r>
+        <w:rPr>
+          <w:sz w:val="28"/>
+          <w:szCs w:val="28"/>
+        </w:rPr>
+        <w:t xml:space="preserve"> </w:t>
+      </w:r>
+      <w:proofErr w:type="spellStart"/>
+      <w:r>
+        <w:rPr>
+          <w:rFonts w:ascii="Nirmala UI" w:hAnsi="Nirmala UI" w:cs="Nirmala UI"/>
+          <w:sz w:val="28"/>
+          <w:szCs w:val="28"/>
+        </w:rPr>
+        <w:t>প্রয়োজন</w:t>
+      </w:r>
+      <w:proofErr w:type="spellEnd"/>
+      <w:r>
+        <w:rPr>
+          <w:sz w:val="28"/>
+          <w:szCs w:val="28"/>
+        </w:rPr>
+        <w:t xml:space="preserve">: (1) </w:t>
+      </w:r>
+      <w:proofErr w:type="spellStart"/>
+      <w:r>
+        <w:rPr>
+          <w:rFonts w:ascii="Nirmala UI" w:hAnsi="Nirmala UI" w:cs="Nirmala UI"/>
+          <w:sz w:val="28"/>
+          <w:szCs w:val="28"/>
+        </w:rPr>
+        <w:t>হোস্টের</w:t>
+      </w:r>
+      <w:proofErr w:type="spellEnd"/>
+      <w:r>
+        <w:rPr>
+          <w:sz w:val="28"/>
+          <w:szCs w:val="28"/>
+        </w:rPr>
+        <w:t xml:space="preserve"> </w:t>
+      </w:r>
+      <w:proofErr w:type="spellStart"/>
+      <w:r>
+        <w:rPr>
+          <w:rFonts w:ascii="Nirmala UI" w:hAnsi="Nirmala UI" w:cs="Nirmala UI"/>
+          <w:sz w:val="28"/>
+          <w:szCs w:val="28"/>
+        </w:rPr>
+        <w:t>ঠিকানা</w:t>
+      </w:r>
+      <w:proofErr w:type="spellEnd"/>
+      <w:r>
+        <w:rPr>
+          <w:sz w:val="28"/>
+          <w:szCs w:val="28"/>
+        </w:rPr>
+        <w:t xml:space="preserve"> (IP </w:t>
+      </w:r>
+      <w:proofErr w:type="spellStart"/>
+      <w:r>
+        <w:rPr>
+          <w:rFonts w:ascii="Nirmala UI" w:hAnsi="Nirmala UI" w:cs="Nirmala UI"/>
+          <w:sz w:val="28"/>
+          <w:szCs w:val="28"/>
+        </w:rPr>
+        <w:t>ঠিকানা</w:t>
+      </w:r>
+      <w:proofErr w:type="spellEnd"/>
+      <w:r>
+        <w:rPr>
+          <w:sz w:val="28"/>
+          <w:szCs w:val="28"/>
+        </w:rPr>
+        <w:t xml:space="preserve">) </w:t>
+      </w:r>
+      <w:proofErr w:type="spellStart"/>
+      <w:r>
+        <w:rPr>
+          <w:rFonts w:ascii="Nirmala UI" w:hAnsi="Nirmala UI" w:cs="Nirmala UI"/>
+          <w:sz w:val="28"/>
+          <w:szCs w:val="28"/>
+        </w:rPr>
+        <w:t>এবং</w:t>
+      </w:r>
+      <w:proofErr w:type="spellEnd"/>
+      <w:r>
+        <w:rPr>
+          <w:sz w:val="28"/>
+          <w:szCs w:val="28"/>
+        </w:rPr>
+        <w:t xml:space="preserve"> (2) </w:t>
+      </w:r>
+      <w:proofErr w:type="spellStart"/>
+      <w:r>
+        <w:rPr>
+          <w:rFonts w:ascii="Nirmala UI" w:hAnsi="Nirmala UI" w:cs="Nirmala UI"/>
+          <w:sz w:val="28"/>
+          <w:szCs w:val="28"/>
+        </w:rPr>
+        <w:t>প্রক্রিয়া</w:t>
+      </w:r>
+      <w:proofErr w:type="spellEnd"/>
+      <w:r>
+        <w:rPr>
+          <w:sz w:val="28"/>
+          <w:szCs w:val="28"/>
+        </w:rPr>
+        <w:t xml:space="preserve"> </w:t>
+      </w:r>
+      <w:proofErr w:type="spellStart"/>
+      <w:r>
+        <w:rPr>
+          <w:rFonts w:ascii="Nirmala UI" w:hAnsi="Nirmala UI" w:cs="Nirmala UI"/>
+          <w:sz w:val="28"/>
+          <w:szCs w:val="28"/>
+        </w:rPr>
+        <w:t>শনাক্তকরণ</w:t>
+      </w:r>
+      <w:proofErr w:type="spellEnd"/>
+      <w:r>
+        <w:rPr>
+          <w:sz w:val="28"/>
+          <w:szCs w:val="28"/>
+        </w:rPr>
+        <w:t xml:space="preserve"> </w:t>
+      </w:r>
+      <w:proofErr w:type="spellStart"/>
+      <w:r>
+        <w:rPr>
+          <w:rFonts w:ascii="Nirmala UI" w:hAnsi="Nirmala UI" w:cs="Nirmala UI"/>
+          <w:sz w:val="28"/>
+          <w:szCs w:val="28"/>
+        </w:rPr>
+        <w:t>নম্বর</w:t>
+      </w:r>
+      <w:proofErr w:type="spellEnd"/>
+      <w:r>
+        <w:rPr>
+          <w:sz w:val="28"/>
+          <w:szCs w:val="28"/>
+        </w:rPr>
+        <w:t xml:space="preserve">, </w:t>
+      </w:r>
+      <w:proofErr w:type="spellStart"/>
+      <w:r>
+        <w:rPr>
+          <w:rFonts w:ascii="Nirmala UI" w:hAnsi="Nirmala UI" w:cs="Nirmala UI"/>
+          <w:sz w:val="28"/>
+          <w:szCs w:val="28"/>
+        </w:rPr>
+        <w:t>যাকে</w:t>
+      </w:r>
+      <w:proofErr w:type="spellEnd"/>
+      <w:r>
+        <w:rPr>
+          <w:sz w:val="28"/>
+          <w:szCs w:val="28"/>
+        </w:rPr>
+        <w:t xml:space="preserve"> </w:t>
+      </w:r>
+      <w:proofErr w:type="spellStart"/>
+      <w:r>
+        <w:rPr>
+          <w:rFonts w:ascii="Nirmala UI" w:hAnsi="Nirmala UI" w:cs="Nirmala UI"/>
+          <w:sz w:val="28"/>
+          <w:szCs w:val="28"/>
+        </w:rPr>
+        <w:t>পোর্ট</w:t>
+      </w:r>
+      <w:proofErr w:type="spellEnd"/>
+      <w:r>
+        <w:rPr>
+          <w:sz w:val="28"/>
+          <w:szCs w:val="28"/>
+        </w:rPr>
+        <w:t xml:space="preserve"> </w:t>
+      </w:r>
+      <w:proofErr w:type="spellStart"/>
+      <w:r>
+        <w:rPr>
+          <w:rFonts w:ascii="Nirmala UI" w:hAnsi="Nirmala UI" w:cs="Nirmala UI"/>
+          <w:sz w:val="28"/>
+          <w:szCs w:val="28"/>
+        </w:rPr>
+        <w:t>নম্বর</w:t>
+      </w:r>
+      <w:proofErr w:type="spellEnd"/>
+      <w:r>
+        <w:rPr>
+          <w:sz w:val="28"/>
+          <w:szCs w:val="28"/>
+        </w:rPr>
+        <w:t xml:space="preserve"> </w:t>
+      </w:r>
+      <w:proofErr w:type="spellStart"/>
+      <w:r>
+        <w:rPr>
+          <w:rFonts w:ascii="Nirmala UI" w:hAnsi="Nirmala UI" w:cs="Nirmala UI"/>
+          <w:sz w:val="28"/>
+          <w:szCs w:val="28"/>
+        </w:rPr>
+        <w:t>বলা</w:t>
+      </w:r>
+      <w:proofErr w:type="spellEnd"/>
+      <w:r>
+        <w:rPr>
+          <w:sz w:val="28"/>
+          <w:szCs w:val="28"/>
+        </w:rPr>
+        <w:t xml:space="preserve"> </w:t>
+      </w:r>
+      <w:proofErr w:type="spellStart"/>
+      <w:r>
+        <w:rPr>
+          <w:rFonts w:ascii="Nirmala UI" w:hAnsi="Nirmala UI" w:cs="Nirmala UI"/>
+          <w:sz w:val="28"/>
+          <w:szCs w:val="28"/>
+        </w:rPr>
+        <w:t>হয়</w:t>
+      </w:r>
+      <w:proofErr w:type="spellEnd"/>
+      <w:r>
+        <w:rPr>
+          <w:rFonts w:ascii="Nirmala UI" w:hAnsi="Nirmala UI" w:cs="Nirmala UI"/>
+          <w:sz w:val="28"/>
+          <w:szCs w:val="28"/>
+        </w:rPr>
+        <w:t>।</w:t>
+      </w:r>
+      <w:r>
+        <w:rPr>
+          <w:rFonts w:ascii="Nirmala UI" w:hAnsi="Nirmala UI" w:cs="Nirmala UI"/>
+          <w:sz w:val="28"/>
+          <w:szCs w:val="28"/>
+        </w:rPr>
+        <w:br/>
+      </w:r>
+      <w:r>
+        <w:rPr>
+          <w:rFonts w:ascii="Nirmala UI" w:hAnsi="Nirmala UI" w:cs="Nirmala UI"/>
+          <w:sz w:val="28"/>
+          <w:szCs w:val="28"/>
+        </w:rPr>
+        <w:br/>
+      </w:r>
+      <w:r>
+        <w:rPr>
+          <w:sz w:val="28"/>
+          <w:szCs w:val="28"/>
+        </w:rPr>
+        <w:t>This port number is needed because in general a host runs many network applications.</w:t>
+      </w:r>
+      <w:r>
+        <w:br/>
+      </w:r>
+      <w:r>
+        <w:rPr>
+          <w:sz w:val="28"/>
+          <w:szCs w:val="28"/>
+        </w:rPr>
+        <w:br/>
+      </w:r>
+      <w:r>
+        <w:rPr>
+          <w:sz w:val="28"/>
+          <w:szCs w:val="28"/>
+        </w:rPr>
+        <w:br/>
+      </w:r>
+      <w:r>
+        <w:rPr>
+          <w:sz w:val="28"/>
+          <w:szCs w:val="28"/>
+        </w:rPr>
+        <w:t xml:space="preserve">Q 4: Give the idea of network application and application protocol. </w:t>
+      </w:r>
+      <w:r>
+        <w:rPr>
+          <w:sz w:val="28"/>
+          <w:szCs w:val="28"/>
+        </w:rPr>
+        <w:br/>
+      </w:r>
+      <w:proofErr w:type="spellStart"/>
+      <w:r>
+        <w:rPr>
+          <w:sz w:val="28"/>
+          <w:szCs w:val="28"/>
+        </w:rPr>
+        <w:t>Ans</w:t>
+      </w:r>
+      <w:proofErr w:type="spellEnd"/>
+      <w:r>
+        <w:rPr>
+          <w:sz w:val="28"/>
+          <w:szCs w:val="28"/>
+        </w:rPr>
+        <w:t xml:space="preserve">: Slide 9 - Para 2 </w:t>
+      </w:r>
+      <w:r>
+        <w:rPr>
+          <w:sz w:val="28"/>
+          <w:szCs w:val="28"/>
+        </w:rPr>
+        <w:br/>
+      </w:r>
+      <w:r>
+        <w:rPr>
+          <w:sz w:val="28"/>
+          <w:szCs w:val="28"/>
+        </w:rPr>
+        <w:br/>
+      </w:r>
+      <w:proofErr w:type="spellStart"/>
+      <w:r>
+        <w:rPr>
+          <w:rFonts w:ascii="Nirmala UI" w:hAnsi="Nirmala UI" w:cs="Nirmala UI"/>
+        </w:rPr>
+        <w:t>প্রতিটি</w:t>
+      </w:r>
+      <w:proofErr w:type="spellEnd"/>
+      <w:r>
+        <w:t xml:space="preserve"> </w:t>
+      </w:r>
+      <w:proofErr w:type="spellStart"/>
+      <w:r>
+        <w:rPr>
+          <w:rFonts w:ascii="Nirmala UI" w:hAnsi="Nirmala UI" w:cs="Nirmala UI"/>
+        </w:rPr>
+        <w:t>অ্যাপ্লিকেশনের</w:t>
+      </w:r>
+      <w:proofErr w:type="spellEnd"/>
+      <w:r>
+        <w:t xml:space="preserve"> </w:t>
+      </w:r>
+      <w:proofErr w:type="spellStart"/>
+      <w:r>
+        <w:rPr>
+          <w:rFonts w:ascii="Nirmala UI" w:hAnsi="Nirmala UI" w:cs="Nirmala UI"/>
+        </w:rPr>
+        <w:t>সাথে</w:t>
+      </w:r>
+      <w:proofErr w:type="spellEnd"/>
+      <w:r>
+        <w:t xml:space="preserve"> </w:t>
+      </w:r>
+      <w:proofErr w:type="spellStart"/>
+      <w:r>
+        <w:rPr>
+          <w:rFonts w:ascii="Nirmala UI" w:hAnsi="Nirmala UI" w:cs="Nirmala UI"/>
+        </w:rPr>
+        <w:t>একটি</w:t>
+      </w:r>
+      <w:proofErr w:type="spellEnd"/>
+      <w:r>
+        <w:t xml:space="preserve"> </w:t>
+      </w:r>
+      <w:proofErr w:type="spellStart"/>
+      <w:r>
+        <w:rPr>
+          <w:rFonts w:ascii="Nirmala UI" w:hAnsi="Nirmala UI" w:cs="Nirmala UI"/>
+        </w:rPr>
+        <w:t>অ্যাপ্লিকেশন</w:t>
+      </w:r>
+      <w:proofErr w:type="spellEnd"/>
+      <w:r>
+        <w:t xml:space="preserve"> </w:t>
+      </w:r>
+      <w:proofErr w:type="spellStart"/>
+      <w:r>
+        <w:rPr>
+          <w:rFonts w:ascii="Nirmala UI" w:hAnsi="Nirmala UI" w:cs="Nirmala UI"/>
+        </w:rPr>
+        <w:t>লেয়ার</w:t>
+      </w:r>
+      <w:proofErr w:type="spellEnd"/>
+      <w:r>
+        <w:t xml:space="preserve"> </w:t>
+      </w:r>
+      <w:proofErr w:type="spellStart"/>
+      <w:r>
+        <w:rPr>
+          <w:rFonts w:ascii="Nirmala UI" w:hAnsi="Nirmala UI" w:cs="Nirmala UI"/>
+        </w:rPr>
+        <w:t>প্রোটোকল</w:t>
+      </w:r>
+      <w:proofErr w:type="spellEnd"/>
+      <w:r>
+        <w:t xml:space="preserve"> </w:t>
+      </w:r>
+      <w:proofErr w:type="spellStart"/>
+      <w:r>
+        <w:rPr>
+          <w:rFonts w:ascii="Nirmala UI" w:hAnsi="Nirmala UI" w:cs="Nirmala UI"/>
+        </w:rPr>
+        <w:t>যুক্ত</w:t>
+      </w:r>
+      <w:proofErr w:type="spellEnd"/>
+      <w:r>
+        <w:t xml:space="preserve"> </w:t>
+      </w:r>
+      <w:proofErr w:type="spellStart"/>
+      <w:r>
+        <w:rPr>
+          <w:rFonts w:ascii="Nirmala UI" w:hAnsi="Nirmala UI" w:cs="Nirmala UI"/>
+        </w:rPr>
+        <w:t>থাকে</w:t>
+      </w:r>
+      <w:proofErr w:type="spellEnd"/>
+      <w:r>
+        <w:rPr>
+          <w:rFonts w:ascii="Nirmala UI" w:hAnsi="Nirmala UI" w:cs="Nirmala UI"/>
+        </w:rPr>
+        <w:t>।</w:t>
+      </w:r>
+      <w:r>
+        <w:t xml:space="preserve"> </w:t>
+      </w:r>
+      <w:proofErr w:type="spellStart"/>
+      <w:r>
+        <w:rPr>
+          <w:rFonts w:ascii="Nirmala UI" w:hAnsi="Nirmala UI" w:cs="Nirmala UI"/>
+        </w:rPr>
+        <w:t>ধরুন</w:t>
+      </w:r>
+      <w:proofErr w:type="spellEnd"/>
+      <w:r>
+        <w:t xml:space="preserve">, </w:t>
+      </w:r>
+      <w:proofErr w:type="spellStart"/>
+      <w:r>
+        <w:rPr>
+          <w:rFonts w:ascii="Nirmala UI" w:hAnsi="Nirmala UI" w:cs="Nirmala UI"/>
+        </w:rPr>
+        <w:t>ওয়ার্ল্ড</w:t>
+      </w:r>
+      <w:proofErr w:type="spellEnd"/>
+      <w:r>
+        <w:t xml:space="preserve"> </w:t>
+      </w:r>
+      <w:proofErr w:type="spellStart"/>
+      <w:r>
+        <w:rPr>
+          <w:rFonts w:ascii="Nirmala UI" w:hAnsi="Nirmala UI" w:cs="Nirmala UI"/>
+        </w:rPr>
+        <w:t>ওয়াইড</w:t>
+      </w:r>
+      <w:proofErr w:type="spellEnd"/>
+      <w:r>
+        <w:t xml:space="preserve"> </w:t>
+      </w:r>
+      <w:proofErr w:type="spellStart"/>
+      <w:r>
+        <w:rPr>
+          <w:rFonts w:ascii="Nirmala UI" w:hAnsi="Nirmala UI" w:cs="Nirmala UI"/>
+        </w:rPr>
+        <w:t>ওয়েব</w:t>
+      </w:r>
+      <w:proofErr w:type="spellEnd"/>
+      <w:r>
+        <w:t xml:space="preserve"> </w:t>
+      </w:r>
+      <w:proofErr w:type="spellStart"/>
+      <w:r>
+        <w:rPr>
+          <w:rFonts w:ascii="Nirmala UI" w:hAnsi="Nirmala UI" w:cs="Nirmala UI"/>
+        </w:rPr>
+        <w:t>ব্রাউজারগুলি</w:t>
+      </w:r>
+      <w:proofErr w:type="spellEnd"/>
+      <w:r>
+        <w:t xml:space="preserve"> </w:t>
+      </w:r>
+      <w:proofErr w:type="spellStart"/>
+      <w:r>
+        <w:rPr>
+          <w:rFonts w:ascii="Nirmala UI" w:hAnsi="Nirmala UI" w:cs="Nirmala UI"/>
+        </w:rPr>
+        <w:t>যেমন</w:t>
+      </w:r>
+      <w:proofErr w:type="spellEnd"/>
+      <w:r>
+        <w:t xml:space="preserve"> (Firefox, Safari, Internet Explorer </w:t>
+      </w:r>
+      <w:proofErr w:type="spellStart"/>
+      <w:r>
+        <w:rPr>
+          <w:rFonts w:ascii="Nirmala UI" w:hAnsi="Nirmala UI" w:cs="Nirmala UI"/>
+        </w:rPr>
+        <w:t>ইত্যাদি</w:t>
+      </w:r>
+      <w:proofErr w:type="spellEnd"/>
+      <w:r>
+        <w:t>)</w:t>
+      </w:r>
+      <w:r>
+        <w:rPr>
+          <w:rFonts w:ascii="Nirmala UI" w:hAnsi="Nirmala UI" w:cs="Nirmala UI"/>
+        </w:rPr>
+        <w:t>।</w:t>
+      </w:r>
+      <w:r>
+        <w:t xml:space="preserve"> </w:t>
+      </w:r>
+      <w:proofErr w:type="spellStart"/>
+      <w:r>
+        <w:rPr>
+          <w:rFonts w:ascii="Nirmala UI" w:hAnsi="Nirmala UI" w:cs="Nirmala UI"/>
+        </w:rPr>
+        <w:t>আপনি</w:t>
+      </w:r>
+      <w:proofErr w:type="spellEnd"/>
+      <w:r>
+        <w:t xml:space="preserve"> </w:t>
+      </w:r>
+      <w:proofErr w:type="spellStart"/>
+      <w:r>
+        <w:rPr>
+          <w:rFonts w:ascii="Nirmala UI" w:hAnsi="Nirmala UI" w:cs="Nirmala UI"/>
+        </w:rPr>
+        <w:t>এই</w:t>
+      </w:r>
+      <w:proofErr w:type="spellEnd"/>
+      <w:r>
+        <w:t xml:space="preserve"> </w:t>
+      </w:r>
+      <w:proofErr w:type="spellStart"/>
+      <w:r>
+        <w:rPr>
+          <w:rFonts w:ascii="Nirmala UI" w:hAnsi="Nirmala UI" w:cs="Nirmala UI"/>
+        </w:rPr>
+        <w:t>অ্যাপ্লিকেশনগুলির</w:t>
+      </w:r>
+      <w:proofErr w:type="spellEnd"/>
+      <w:r>
+        <w:t xml:space="preserve"> </w:t>
+      </w:r>
+      <w:proofErr w:type="spellStart"/>
+      <w:r>
+        <w:rPr>
+          <w:rFonts w:ascii="Nirmala UI" w:hAnsi="Nirmala UI" w:cs="Nirmala UI"/>
+        </w:rPr>
+        <w:t>যে</w:t>
+      </w:r>
+      <w:proofErr w:type="spellEnd"/>
+      <w:r>
+        <w:t xml:space="preserve"> </w:t>
+      </w:r>
+      <w:proofErr w:type="spellStart"/>
+      <w:r>
+        <w:rPr>
+          <w:rFonts w:ascii="Nirmala UI" w:hAnsi="Nirmala UI" w:cs="Nirmala UI"/>
+        </w:rPr>
+        <w:t>কোন</w:t>
+      </w:r>
+      <w:proofErr w:type="spellEnd"/>
+      <w:r>
+        <w:t xml:space="preserve"> </w:t>
+      </w:r>
+      <w:proofErr w:type="spellStart"/>
+      <w:r>
+        <w:rPr>
+          <w:rFonts w:ascii="Nirmala UI" w:hAnsi="Nirmala UI" w:cs="Nirmala UI"/>
+        </w:rPr>
+        <w:t>একটি</w:t>
+      </w:r>
+      <w:proofErr w:type="spellEnd"/>
+      <w:r>
+        <w:t xml:space="preserve"> </w:t>
+      </w:r>
+      <w:proofErr w:type="spellStart"/>
+      <w:r>
+        <w:rPr>
+          <w:rFonts w:ascii="Nirmala UI" w:hAnsi="Nirmala UI" w:cs="Nirmala UI"/>
+        </w:rPr>
+        <w:t>ব্যবহার</w:t>
+      </w:r>
+      <w:proofErr w:type="spellEnd"/>
+      <w:r>
+        <w:t xml:space="preserve"> </w:t>
+      </w:r>
+      <w:proofErr w:type="spellStart"/>
+      <w:r>
+        <w:rPr>
+          <w:rFonts w:ascii="Nirmala UI" w:hAnsi="Nirmala UI" w:cs="Nirmala UI"/>
+        </w:rPr>
+        <w:t>করে</w:t>
+      </w:r>
+      <w:proofErr w:type="spellEnd"/>
+      <w:r>
+        <w:t xml:space="preserve"> </w:t>
+      </w:r>
+      <w:proofErr w:type="spellStart"/>
+      <w:r>
+        <w:rPr>
+          <w:rFonts w:ascii="Nirmala UI" w:hAnsi="Nirmala UI" w:cs="Nirmala UI"/>
+        </w:rPr>
+        <w:t>নির্দিষ্ট</w:t>
+      </w:r>
+      <w:proofErr w:type="spellEnd"/>
+      <w:r>
+        <w:t xml:space="preserve"> </w:t>
+      </w:r>
+      <w:proofErr w:type="spellStart"/>
+      <w:r>
+        <w:rPr>
+          <w:rFonts w:ascii="Nirmala UI" w:hAnsi="Nirmala UI" w:cs="Nirmala UI"/>
+        </w:rPr>
+        <w:t>একটি</w:t>
+      </w:r>
+      <w:proofErr w:type="spellEnd"/>
+      <w:r>
+        <w:t xml:space="preserve"> </w:t>
+      </w:r>
+      <w:proofErr w:type="spellStart"/>
+      <w:r>
+        <w:rPr>
+          <w:rFonts w:ascii="Nirmala UI" w:hAnsi="Nirmala UI" w:cs="Nirmala UI"/>
+        </w:rPr>
+        <w:t>সাইটে</w:t>
+      </w:r>
+      <w:proofErr w:type="spellEnd"/>
+      <w:r>
+        <w:t xml:space="preserve"> </w:t>
+      </w:r>
+      <w:proofErr w:type="spellStart"/>
+      <w:r>
+        <w:rPr>
+          <w:rFonts w:ascii="Nirmala UI" w:hAnsi="Nirmala UI" w:cs="Nirmala UI"/>
+        </w:rPr>
+        <w:t>প্রবেশ</w:t>
+      </w:r>
+      <w:proofErr w:type="spellEnd"/>
+      <w:r>
+        <w:t xml:space="preserve"> </w:t>
+      </w:r>
+      <w:proofErr w:type="spellStart"/>
+      <w:r>
+        <w:rPr>
+          <w:rFonts w:ascii="Nirmala UI" w:hAnsi="Nirmala UI" w:cs="Nirmala UI"/>
+        </w:rPr>
+        <w:t>করতে</w:t>
+      </w:r>
+      <w:proofErr w:type="spellEnd"/>
+      <w:r>
+        <w:t xml:space="preserve"> </w:t>
+      </w:r>
+      <w:proofErr w:type="spellStart"/>
+      <w:r>
+        <w:rPr>
+          <w:rFonts w:ascii="Nirmala UI" w:hAnsi="Nirmala UI" w:cs="Nirmala UI"/>
+        </w:rPr>
+        <w:t>পারেন</w:t>
+      </w:r>
+      <w:proofErr w:type="spellEnd"/>
+      <w:r>
+        <w:t xml:space="preserve">, </w:t>
+      </w:r>
+      <w:proofErr w:type="spellStart"/>
+      <w:r>
+        <w:rPr>
+          <w:rFonts w:ascii="Nirmala UI" w:hAnsi="Nirmala UI" w:cs="Nirmala UI"/>
+        </w:rPr>
+        <w:t>কারণ</w:t>
+      </w:r>
+      <w:proofErr w:type="spellEnd"/>
+      <w:r>
+        <w:t xml:space="preserve"> </w:t>
+      </w:r>
+      <w:proofErr w:type="spellStart"/>
+      <w:r>
+        <w:rPr>
+          <w:rFonts w:ascii="Nirmala UI" w:hAnsi="Nirmala UI" w:cs="Nirmala UI"/>
+        </w:rPr>
+        <w:t>এগুলি</w:t>
+      </w:r>
+      <w:proofErr w:type="spellEnd"/>
+      <w:r>
+        <w:t xml:space="preserve"> </w:t>
+      </w:r>
+      <w:proofErr w:type="spellStart"/>
+      <w:r>
+        <w:rPr>
+          <w:rFonts w:ascii="Nirmala UI" w:hAnsi="Nirmala UI" w:cs="Nirmala UI"/>
+        </w:rPr>
+        <w:t>সবই</w:t>
+      </w:r>
+      <w:proofErr w:type="spellEnd"/>
+      <w:r>
+        <w:t xml:space="preserve"> </w:t>
+      </w:r>
+      <w:proofErr w:type="spellStart"/>
+      <w:r>
+        <w:rPr>
+          <w:rFonts w:ascii="Nirmala UI" w:hAnsi="Nirmala UI" w:cs="Nirmala UI"/>
+        </w:rPr>
+        <w:t>একই</w:t>
+      </w:r>
+      <w:proofErr w:type="spellEnd"/>
+      <w:r>
+        <w:t xml:space="preserve"> </w:t>
+      </w:r>
+      <w:proofErr w:type="spellStart"/>
+      <w:r>
+        <w:rPr>
+          <w:rFonts w:ascii="Nirmala UI" w:hAnsi="Nirmala UI" w:cs="Nirmala UI"/>
+        </w:rPr>
+        <w:t>অ্যাপ্লিকেশন</w:t>
+      </w:r>
+      <w:proofErr w:type="spellEnd"/>
+      <w:r>
+        <w:t xml:space="preserve"> </w:t>
+      </w:r>
+      <w:proofErr w:type="spellStart"/>
+      <w:r>
+        <w:rPr>
+          <w:rFonts w:ascii="Nirmala UI" w:hAnsi="Nirmala UI" w:cs="Nirmala UI"/>
+        </w:rPr>
+        <w:t>লেয়ার</w:t>
+      </w:r>
+      <w:proofErr w:type="spellEnd"/>
+      <w:r>
+        <w:t xml:space="preserve"> </w:t>
+      </w:r>
+      <w:proofErr w:type="spellStart"/>
+      <w:r>
+        <w:rPr>
+          <w:rFonts w:ascii="Nirmala UI" w:hAnsi="Nirmala UI" w:cs="Nirmala UI"/>
+        </w:rPr>
+        <w:t>প্রোটোকল</w:t>
+      </w:r>
+      <w:proofErr w:type="spellEnd"/>
+      <w:r>
+        <w:t xml:space="preserve"> </w:t>
+      </w:r>
+      <w:proofErr w:type="spellStart"/>
+      <w:r>
+        <w:rPr>
+          <w:rFonts w:ascii="Nirmala UI" w:hAnsi="Nirmala UI" w:cs="Nirmala UI"/>
+        </w:rPr>
+        <w:t>ব্যবহার</w:t>
+      </w:r>
+      <w:proofErr w:type="spellEnd"/>
+      <w:r>
+        <w:t xml:space="preserve"> </w:t>
+      </w:r>
+      <w:proofErr w:type="spellStart"/>
+      <w:r>
+        <w:rPr>
+          <w:rFonts w:ascii="Nirmala UI" w:hAnsi="Nirmala UI" w:cs="Nirmala UI"/>
+        </w:rPr>
+        <w:t>করে</w:t>
+      </w:r>
+      <w:proofErr w:type="spellEnd"/>
+      <w:r>
+        <w:t xml:space="preserve">: </w:t>
+      </w:r>
+      <w:r>
+        <w:rPr>
+          <w:rStyle w:val="Strong"/>
+        </w:rPr>
+        <w:t>HTTP</w:t>
+      </w:r>
+      <w:r>
+        <w:t xml:space="preserve"> (</w:t>
+      </w:r>
+      <w:proofErr w:type="spellStart"/>
+      <w:r>
+        <w:rPr>
+          <w:rFonts w:ascii="Nirmala UI" w:hAnsi="Nirmala UI" w:cs="Nirmala UI"/>
+        </w:rPr>
+        <w:t>হাইপারটেক্সট</w:t>
+      </w:r>
+      <w:proofErr w:type="spellEnd"/>
+      <w:r>
+        <w:t xml:space="preserve"> </w:t>
+      </w:r>
+      <w:proofErr w:type="spellStart"/>
+      <w:r>
+        <w:rPr>
+          <w:rFonts w:ascii="Nirmala UI" w:hAnsi="Nirmala UI" w:cs="Nirmala UI"/>
+        </w:rPr>
+        <w:t>ট্রান্সফার</w:t>
+      </w:r>
+      <w:proofErr w:type="spellEnd"/>
+      <w:r>
+        <w:t xml:space="preserve"> </w:t>
+      </w:r>
+      <w:proofErr w:type="spellStart"/>
+      <w:r>
+        <w:rPr>
+          <w:rFonts w:ascii="Nirmala UI" w:hAnsi="Nirmala UI" w:cs="Nirmala UI"/>
+        </w:rPr>
+        <w:t>প্রোটোকল</w:t>
+      </w:r>
+      <w:proofErr w:type="spellEnd"/>
+      <w:r>
+        <w:t>)</w:t>
+      </w:r>
+      <w:r>
+        <w:rPr>
+          <w:rFonts w:ascii="Nirmala UI" w:hAnsi="Nirmala UI" w:cs="Nirmala UI"/>
+        </w:rPr>
+        <w:t>।</w:t>
+      </w:r>
+      <w:r>
+        <w:rPr>
+          <w:rFonts w:ascii="Nirmala UI" w:hAnsi="Nirmala UI" w:cs="Nirmala UI"/>
+        </w:rPr>
+        <w:br/>
+      </w:r>
+      <w:r>
+        <w:rPr>
+          <w:sz w:val="28"/>
+          <w:szCs w:val="28"/>
+        </w:rPr>
+        <w:br/>
+      </w:r>
+      <w:r>
+        <w:rPr>
+          <w:sz w:val="28"/>
+          <w:szCs w:val="28"/>
+        </w:rPr>
+        <w:br/>
+      </w:r>
+      <w:r>
+        <w:t xml:space="preserve">Q 5: Draw the hexarchy of domain name and labels with example. </w:t>
+      </w:r>
+      <w:r>
+        <w:br/>
+      </w:r>
+      <w:proofErr w:type="spellStart"/>
+      <w:r>
+        <w:t>Ans</w:t>
+      </w:r>
+      <w:proofErr w:type="spellEnd"/>
+      <w:r>
+        <w:t xml:space="preserve">: Slide 15 - Only Diagram - No Description. </w:t>
+      </w:r>
+      <w:r>
+        <w:br/>
+      </w:r>
+      <w:r>
+        <w:br/>
+      </w:r>
+      <w:r>
+        <w:t xml:space="preserve">Q 6: Mention the function of three phases of POP3. </w:t>
+      </w:r>
+      <w:r>
+        <w:br/>
+      </w:r>
+      <w:proofErr w:type="spellStart"/>
+      <w:r>
+        <w:t>Ans</w:t>
+      </w:r>
+      <w:proofErr w:type="spellEnd"/>
+      <w:r>
+        <w:t xml:space="preserve">: Slide 25 </w:t>
+      </w:r>
+      <w:r>
+        <w:t>–</w:t>
+      </w:r>
+      <w:r>
+        <w:t xml:space="preserve"> Full</w:t>
+      </w:r>
+      <w:r>
+        <w:br/>
+      </w:r>
+      <w:r>
+        <w:br/>
+      </w:r>
+      <w:proofErr w:type="spellStart"/>
+      <w:r>
+        <w:rPr>
+          <w:rFonts w:ascii="Nirmala UI" w:hAnsi="Nirmala UI" w:cs="Nirmala UI"/>
+        </w:rPr>
+        <w:t>প্রথম</w:t>
+      </w:r>
+      <w:proofErr w:type="spellEnd"/>
+      <w:r>
+        <w:t xml:space="preserve"> </w:t>
+      </w:r>
+      <w:proofErr w:type="spellStart"/>
+      <w:r>
+        <w:rPr>
+          <w:rFonts w:ascii="Nirmala UI" w:hAnsi="Nirmala UI" w:cs="Nirmala UI"/>
+        </w:rPr>
+        <w:t>ধাপে</w:t>
+      </w:r>
+      <w:proofErr w:type="spellEnd"/>
+      <w:r>
+        <w:t xml:space="preserve">, </w:t>
+      </w:r>
+      <w:proofErr w:type="spellStart"/>
+      <w:r>
+        <w:rPr>
+          <w:rFonts w:ascii="Nirmala UI" w:hAnsi="Nirmala UI" w:cs="Nirmala UI"/>
+          <w:b/>
+          <w:bCs/>
+        </w:rPr>
+        <w:t>অনুমোদন</w:t>
+      </w:r>
+      <w:proofErr w:type="spellEnd"/>
+      <w:r>
+        <w:t xml:space="preserve"> (authorization) </w:t>
+      </w:r>
+      <w:proofErr w:type="spellStart"/>
+      <w:r>
+        <w:rPr>
+          <w:rFonts w:ascii="Nirmala UI" w:hAnsi="Nirmala UI" w:cs="Nirmala UI"/>
+        </w:rPr>
+        <w:t>প্রক্রিয়ায়</w:t>
+      </w:r>
+      <w:proofErr w:type="spellEnd"/>
+      <w:r>
+        <w:t xml:space="preserve">, </w:t>
+      </w:r>
+      <w:proofErr w:type="spellStart"/>
+      <w:r>
+        <w:rPr>
+          <w:rFonts w:ascii="Nirmala UI" w:hAnsi="Nirmala UI" w:cs="Nirmala UI"/>
+        </w:rPr>
+        <w:t>ইউজার</w:t>
+      </w:r>
+      <w:proofErr w:type="spellEnd"/>
+      <w:r>
+        <w:t xml:space="preserve"> </w:t>
+      </w:r>
+      <w:proofErr w:type="spellStart"/>
+      <w:r>
+        <w:rPr>
+          <w:rFonts w:ascii="Nirmala UI" w:hAnsi="Nirmala UI" w:cs="Nirmala UI"/>
+        </w:rPr>
+        <w:t>এজেন্ট</w:t>
+      </w:r>
+      <w:proofErr w:type="spellEnd"/>
+      <w:r>
+        <w:t xml:space="preserve"> </w:t>
+      </w:r>
+      <w:proofErr w:type="spellStart"/>
+      <w:r>
+        <w:rPr>
+          <w:rFonts w:ascii="Nirmala UI" w:hAnsi="Nirmala UI" w:cs="Nirmala UI"/>
+        </w:rPr>
+        <w:t>একটি</w:t>
+      </w:r>
+      <w:proofErr w:type="spellEnd"/>
+      <w:r>
+        <w:t xml:space="preserve"> </w:t>
+      </w:r>
+      <w:proofErr w:type="spellStart"/>
+      <w:r>
+        <w:rPr>
+          <w:rFonts w:ascii="Nirmala UI" w:hAnsi="Nirmala UI" w:cs="Nirmala UI"/>
+        </w:rPr>
+        <w:t>ব্যবহারকারীর</w:t>
+      </w:r>
+      <w:proofErr w:type="spellEnd"/>
+      <w:r>
+        <w:t xml:space="preserve"> </w:t>
+      </w:r>
+      <w:proofErr w:type="spellStart"/>
+      <w:r>
+        <w:rPr>
+          <w:rFonts w:ascii="Nirmala UI" w:hAnsi="Nirmala UI" w:cs="Nirmala UI"/>
+        </w:rPr>
+        <w:t>নাম</w:t>
+      </w:r>
+      <w:proofErr w:type="spellEnd"/>
+      <w:r>
+        <w:t xml:space="preserve"> </w:t>
+      </w:r>
+      <w:proofErr w:type="spellStart"/>
+      <w:r>
+        <w:rPr>
+          <w:rFonts w:ascii="Nirmala UI" w:hAnsi="Nirmala UI" w:cs="Nirmala UI"/>
+        </w:rPr>
+        <w:t>এবং</w:t>
+      </w:r>
+      <w:proofErr w:type="spellEnd"/>
+      <w:r>
+        <w:t xml:space="preserve"> </w:t>
+      </w:r>
+      <w:proofErr w:type="spellStart"/>
+      <w:r>
+        <w:rPr>
+          <w:rFonts w:ascii="Nirmala UI" w:hAnsi="Nirmala UI" w:cs="Nirmala UI"/>
+        </w:rPr>
+        <w:t>পাসওয়ার্ড</w:t>
+      </w:r>
+      <w:proofErr w:type="spellEnd"/>
+      <w:r>
+        <w:t xml:space="preserve"> (</w:t>
+      </w:r>
+      <w:proofErr w:type="spellStart"/>
+      <w:r>
+        <w:rPr>
+          <w:rFonts w:ascii="Nirmala UI" w:hAnsi="Nirmala UI" w:cs="Nirmala UI"/>
+        </w:rPr>
+        <w:t>সরাসরি</w:t>
+      </w:r>
+      <w:proofErr w:type="spellEnd"/>
+      <w:r>
+        <w:t xml:space="preserve"> </w:t>
+      </w:r>
+      <w:proofErr w:type="spellStart"/>
+      <w:r>
+        <w:rPr>
+          <w:rFonts w:ascii="Nirmala UI" w:hAnsi="Nirmala UI" w:cs="Nirmala UI"/>
+        </w:rPr>
+        <w:t>পাঠানো</w:t>
+      </w:r>
+      <w:proofErr w:type="spellEnd"/>
+      <w:r>
+        <w:t xml:space="preserve"> </w:t>
+      </w:r>
+      <w:proofErr w:type="spellStart"/>
+      <w:r>
+        <w:rPr>
+          <w:rFonts w:ascii="Nirmala UI" w:hAnsi="Nirmala UI" w:cs="Nirmala UI"/>
+        </w:rPr>
+        <w:t>হয়</w:t>
+      </w:r>
+      <w:proofErr w:type="spellEnd"/>
+      <w:r>
+        <w:t xml:space="preserve">) </w:t>
+      </w:r>
+      <w:proofErr w:type="spellStart"/>
+      <w:r>
+        <w:rPr>
+          <w:rFonts w:ascii="Nirmala UI" w:hAnsi="Nirmala UI" w:cs="Nirmala UI"/>
+        </w:rPr>
+        <w:t>প্রেরণ</w:t>
+      </w:r>
+      <w:proofErr w:type="spellEnd"/>
+      <w:r>
+        <w:t xml:space="preserve"> </w:t>
+      </w:r>
+      <w:proofErr w:type="spellStart"/>
+      <w:r>
+        <w:rPr>
+          <w:rFonts w:ascii="Nirmala UI" w:hAnsi="Nirmala UI" w:cs="Nirmala UI"/>
+        </w:rPr>
+        <w:t>করে</w:t>
+      </w:r>
+      <w:proofErr w:type="spellEnd"/>
+      <w:r>
+        <w:t xml:space="preserve"> </w:t>
+      </w:r>
+      <w:proofErr w:type="spellStart"/>
+      <w:r>
+        <w:rPr>
+          <w:rFonts w:ascii="Nirmala UI" w:hAnsi="Nirmala UI" w:cs="Nirmala UI"/>
+        </w:rPr>
+        <w:t>ব্যবহারকারীকে</w:t>
+      </w:r>
+      <w:proofErr w:type="spellEnd"/>
+      <w:r>
+        <w:t xml:space="preserve"> </w:t>
+      </w:r>
+      <w:proofErr w:type="spellStart"/>
+      <w:r>
+        <w:rPr>
+          <w:rFonts w:ascii="Nirmala UI" w:hAnsi="Nirmala UI" w:cs="Nirmala UI"/>
+        </w:rPr>
+        <w:t>প্রমাণীকরণ</w:t>
+      </w:r>
+      <w:proofErr w:type="spellEnd"/>
+      <w:r>
+        <w:t xml:space="preserve"> </w:t>
+      </w:r>
+      <w:proofErr w:type="spellStart"/>
+      <w:r>
+        <w:rPr>
+          <w:rFonts w:ascii="Nirmala UI" w:hAnsi="Nirmala UI" w:cs="Nirmala UI"/>
+        </w:rPr>
+        <w:t>করতে</w:t>
+      </w:r>
+      <w:proofErr w:type="spellEnd"/>
+      <w:r>
+        <w:rPr>
+          <w:rFonts w:ascii="Nirmala UI" w:hAnsi="Nirmala UI" w:cs="Nirmala UI"/>
+        </w:rPr>
+        <w:t>।</w:t>
+      </w:r>
+    </w:p>
+    <w:p>
+      <w:pPr>
+        <w:spacing w:before="100" w:beforeAutospacing="1" w:after="100" w:afterAutospacing="1" w:line="240" w:lineRule="auto"/>
+        <w:rPr>
+          <w:rFonts w:ascii="Times New Roman" w:eastAsia="Times New Roman" w:hAnsi="Times New Roman" w:cs="Times New Roman"/>
+          <w:sz w:val="24"/>
+          <w:szCs w:val="24"/>
+        </w:rPr>
+      </w:pPr>
+      <w:proofErr w:type="spellStart"/>
+      <w:r>
+        <w:rPr>
+          <w:rFonts w:ascii="Nirmala UI" w:eastAsia="Times New Roman" w:hAnsi="Nirmala UI" w:cs="Nirmala UI"/>
+          <w:sz w:val="24"/>
+          <w:szCs w:val="24"/>
+        </w:rPr>
+        <w:t>দ্বিতীয়</w:t>
+      </w:r>
+      <w:proofErr w:type="spellEnd"/>
+      <w:r>
+        <w:rPr>
+          <w:rFonts w:ascii="Times New Roman" w:eastAsia="Times New Roman" w:hAnsi="Times New Roman" w:cs="Times New Roman"/>
+          <w:sz w:val="24"/>
+          <w:szCs w:val="24"/>
+        </w:rPr>
+        <w:t xml:space="preserve"> </w:t>
+      </w:r>
+      <w:proofErr w:type="spellStart"/>
+      <w:r>
+        <w:rPr>
+          <w:rFonts w:ascii="Nirmala UI" w:eastAsia="Times New Roman" w:hAnsi="Nirmala UI" w:cs="Nirmala UI"/>
+          <w:sz w:val="24"/>
+          <w:szCs w:val="24"/>
+        </w:rPr>
+        <w:t>ধাপে</w:t>
+      </w:r>
+      <w:proofErr w:type="spellEnd"/>
+      <w:r>
+        <w:rPr>
+          <w:rFonts w:ascii="Times New Roman" w:eastAsia="Times New Roman" w:hAnsi="Times New Roman" w:cs="Times New Roman"/>
+          <w:sz w:val="24"/>
+          <w:szCs w:val="24"/>
+        </w:rPr>
+        <w:t xml:space="preserve">, </w:t>
+      </w:r>
+      <w:proofErr w:type="spellStart"/>
+      <w:r>
+        <w:rPr>
+          <w:rFonts w:ascii="Nirmala UI" w:eastAsia="Times New Roman" w:hAnsi="Nirmala UI" w:cs="Nirmala UI"/>
+          <w:b/>
+          <w:bCs/>
+          <w:sz w:val="24"/>
+          <w:szCs w:val="24"/>
+        </w:rPr>
+        <w:t>লেনদেন</w:t>
+      </w:r>
+      <w:proofErr w:type="spellEnd"/>
+      <w:r>
+        <w:rPr>
+          <w:rFonts w:ascii="Times New Roman" w:eastAsia="Times New Roman" w:hAnsi="Times New Roman" w:cs="Times New Roman"/>
+          <w:sz w:val="24"/>
+          <w:szCs w:val="24"/>
+        </w:rPr>
+        <w:t xml:space="preserve"> (transaction) </w:t>
+      </w:r>
+      <w:proofErr w:type="spellStart"/>
+      <w:r>
+        <w:rPr>
+          <w:rFonts w:ascii="Nirmala UI" w:eastAsia="Times New Roman" w:hAnsi="Nirmala UI" w:cs="Nirmala UI"/>
+          <w:sz w:val="24"/>
+          <w:szCs w:val="24"/>
+        </w:rPr>
+        <w:t>প্রক্রিয়ায়</w:t>
+      </w:r>
+      <w:proofErr w:type="spellEnd"/>
+      <w:r>
+        <w:rPr>
+          <w:rFonts w:ascii="Times New Roman" w:eastAsia="Times New Roman" w:hAnsi="Times New Roman" w:cs="Times New Roman"/>
+          <w:sz w:val="24"/>
+          <w:szCs w:val="24"/>
+        </w:rPr>
+        <w:t xml:space="preserve">, </w:t>
+      </w:r>
+      <w:proofErr w:type="spellStart"/>
+      <w:r>
+        <w:rPr>
+          <w:rFonts w:ascii="Nirmala UI" w:eastAsia="Times New Roman" w:hAnsi="Nirmala UI" w:cs="Nirmala UI"/>
+          <w:sz w:val="24"/>
+          <w:szCs w:val="24"/>
+        </w:rPr>
+        <w:t>ইউজার</w:t>
+      </w:r>
+      <w:proofErr w:type="spellEnd"/>
+      <w:r>
+        <w:rPr>
+          <w:rFonts w:ascii="Times New Roman" w:eastAsia="Times New Roman" w:hAnsi="Times New Roman" w:cs="Times New Roman"/>
+          <w:sz w:val="24"/>
+          <w:szCs w:val="24"/>
+        </w:rPr>
+        <w:t xml:space="preserve"> </w:t>
+      </w:r>
+      <w:proofErr w:type="spellStart"/>
+      <w:r>
+        <w:rPr>
+          <w:rFonts w:ascii="Nirmala UI" w:eastAsia="Times New Roman" w:hAnsi="Nirmala UI" w:cs="Nirmala UI"/>
+          <w:sz w:val="24"/>
+          <w:szCs w:val="24"/>
+        </w:rPr>
+        <w:t>এজেন্ট</w:t>
+      </w:r>
+      <w:proofErr w:type="spellEnd"/>
+      <w:r>
+        <w:rPr>
+          <w:rFonts w:ascii="Times New Roman" w:eastAsia="Times New Roman" w:hAnsi="Times New Roman" w:cs="Times New Roman"/>
+          <w:sz w:val="24"/>
+          <w:szCs w:val="24"/>
+        </w:rPr>
+        <w:t xml:space="preserve"> </w:t>
+      </w:r>
+      <w:proofErr w:type="spellStart"/>
+      <w:r>
+        <w:rPr>
+          <w:rFonts w:ascii="Nirmala UI" w:eastAsia="Times New Roman" w:hAnsi="Nirmala UI" w:cs="Nirmala UI"/>
+          <w:sz w:val="24"/>
+          <w:szCs w:val="24"/>
+        </w:rPr>
+        <w:t>মেসেজগুলি</w:t>
+      </w:r>
+      <w:proofErr w:type="spellEnd"/>
+      <w:r>
+        <w:rPr>
+          <w:rFonts w:ascii="Times New Roman" w:eastAsia="Times New Roman" w:hAnsi="Times New Roman" w:cs="Times New Roman"/>
+          <w:sz w:val="24"/>
+          <w:szCs w:val="24"/>
+        </w:rPr>
+        <w:t xml:space="preserve"> </w:t>
+      </w:r>
+      <w:proofErr w:type="spellStart"/>
+      <w:r>
+        <w:rPr>
+          <w:rFonts w:ascii="Nirmala UI" w:eastAsia="Times New Roman" w:hAnsi="Nirmala UI" w:cs="Nirmala UI"/>
+          <w:sz w:val="24"/>
+          <w:szCs w:val="24"/>
+        </w:rPr>
+        <w:t>উদ্ধার</w:t>
+      </w:r>
+      <w:proofErr w:type="spellEnd"/>
+      <w:r>
+        <w:rPr>
+          <w:rFonts w:ascii="Times New Roman" w:eastAsia="Times New Roman" w:hAnsi="Times New Roman" w:cs="Times New Roman"/>
+          <w:sz w:val="24"/>
+          <w:szCs w:val="24"/>
+        </w:rPr>
+        <w:t xml:space="preserve"> </w:t>
+      </w:r>
+      <w:proofErr w:type="spellStart"/>
+      <w:r>
+        <w:rPr>
+          <w:rFonts w:ascii="Nirmala UI" w:eastAsia="Times New Roman" w:hAnsi="Nirmala UI" w:cs="Nirmala UI"/>
+          <w:sz w:val="24"/>
+          <w:szCs w:val="24"/>
+        </w:rPr>
+        <w:t>করে</w:t>
+      </w:r>
+      <w:proofErr w:type="spellEnd"/>
+      <w:r>
+        <w:rPr>
+          <w:rFonts w:ascii="Times New Roman" w:eastAsia="Times New Roman" w:hAnsi="Times New Roman" w:cs="Times New Roman"/>
+          <w:sz w:val="24"/>
+          <w:szCs w:val="24"/>
+        </w:rPr>
+        <w:t xml:space="preserve">; </w:t>
+      </w:r>
+      <w:proofErr w:type="spellStart"/>
+      <w:r>
+        <w:rPr>
+          <w:rFonts w:ascii="Nirmala UI" w:eastAsia="Times New Roman" w:hAnsi="Nirmala UI" w:cs="Nirmala UI"/>
+          <w:sz w:val="24"/>
+          <w:szCs w:val="24"/>
+        </w:rPr>
+        <w:t>এই</w:t>
+      </w:r>
+      <w:proofErr w:type="spellEnd"/>
+      <w:r>
+        <w:rPr>
+          <w:rFonts w:ascii="Times New Roman" w:eastAsia="Times New Roman" w:hAnsi="Times New Roman" w:cs="Times New Roman"/>
+          <w:sz w:val="24"/>
+          <w:szCs w:val="24"/>
+        </w:rPr>
+        <w:t xml:space="preserve"> </w:t>
+      </w:r>
+      <w:proofErr w:type="spellStart"/>
+      <w:r>
+        <w:rPr>
+          <w:rFonts w:ascii="Nirmala UI" w:eastAsia="Times New Roman" w:hAnsi="Nirmala UI" w:cs="Nirmala UI"/>
+          <w:sz w:val="24"/>
+          <w:szCs w:val="24"/>
+        </w:rPr>
+        <w:t>ধাপে</w:t>
+      </w:r>
+      <w:proofErr w:type="spellEnd"/>
+      <w:r>
+        <w:rPr>
+          <w:rFonts w:ascii="Times New Roman" w:eastAsia="Times New Roman" w:hAnsi="Times New Roman" w:cs="Times New Roman"/>
+          <w:sz w:val="24"/>
+          <w:szCs w:val="24"/>
+        </w:rPr>
+        <w:t xml:space="preserve">, </w:t>
+      </w:r>
+      <w:proofErr w:type="spellStart"/>
+      <w:r>
+        <w:rPr>
+          <w:rFonts w:ascii="Nirmala UI" w:eastAsia="Times New Roman" w:hAnsi="Nirmala UI" w:cs="Nirmala UI"/>
+          <w:sz w:val="24"/>
+          <w:szCs w:val="24"/>
+        </w:rPr>
+        <w:t>ইউজার</w:t>
+      </w:r>
+      <w:proofErr w:type="spellEnd"/>
+      <w:r>
+        <w:rPr>
+          <w:rFonts w:ascii="Times New Roman" w:eastAsia="Times New Roman" w:hAnsi="Times New Roman" w:cs="Times New Roman"/>
+          <w:sz w:val="24"/>
+          <w:szCs w:val="24"/>
+        </w:rPr>
+        <w:t xml:space="preserve"> </w:t>
+      </w:r>
+      <w:proofErr w:type="spellStart"/>
+      <w:r>
+        <w:rPr>
+          <w:rFonts w:ascii="Nirmala UI" w:eastAsia="Times New Roman" w:hAnsi="Nirmala UI" w:cs="Nirmala UI"/>
+          <w:sz w:val="24"/>
+          <w:szCs w:val="24"/>
+        </w:rPr>
+        <w:t>এজেন্ট</w:t>
+      </w:r>
+      <w:proofErr w:type="spellEnd"/>
+      <w:r>
+        <w:rPr>
+          <w:rFonts w:ascii="Times New Roman" w:eastAsia="Times New Roman" w:hAnsi="Times New Roman" w:cs="Times New Roman"/>
+          <w:sz w:val="24"/>
+          <w:szCs w:val="24"/>
+        </w:rPr>
+        <w:t xml:space="preserve"> </w:t>
+      </w:r>
+      <w:proofErr w:type="spellStart"/>
+      <w:r>
+        <w:rPr>
+          <w:rFonts w:ascii="Nirmala UI" w:eastAsia="Times New Roman" w:hAnsi="Nirmala UI" w:cs="Nirmala UI"/>
+          <w:sz w:val="24"/>
+          <w:szCs w:val="24"/>
+        </w:rPr>
+        <w:t>মেসেজগুলি</w:t>
+      </w:r>
+      <w:proofErr w:type="spellEnd"/>
+      <w:r>
+        <w:rPr>
+          <w:rFonts w:ascii="Times New Roman" w:eastAsia="Times New Roman" w:hAnsi="Times New Roman" w:cs="Times New Roman"/>
+          <w:sz w:val="24"/>
+          <w:szCs w:val="24"/>
+        </w:rPr>
+        <w:t xml:space="preserve"> </w:t>
+      </w:r>
+      <w:proofErr w:type="spellStart"/>
+      <w:r>
+        <w:rPr>
+          <w:rFonts w:ascii="Nirmala UI" w:eastAsia="Times New Roman" w:hAnsi="Nirmala UI" w:cs="Nirmala UI"/>
+          <w:sz w:val="24"/>
+          <w:szCs w:val="24"/>
+        </w:rPr>
+        <w:t>মুছে</w:t>
+      </w:r>
+      <w:proofErr w:type="spellEnd"/>
+      <w:r>
+        <w:rPr>
+          <w:rFonts w:ascii="Times New Roman" w:eastAsia="Times New Roman" w:hAnsi="Times New Roman" w:cs="Times New Roman"/>
+          <w:sz w:val="24"/>
+          <w:szCs w:val="24"/>
+        </w:rPr>
+        <w:t xml:space="preserve"> </w:t>
+      </w:r>
+      <w:proofErr w:type="spellStart"/>
+      <w:r>
+        <w:rPr>
+          <w:rFonts w:ascii="Nirmala UI" w:eastAsia="Times New Roman" w:hAnsi="Nirmala UI" w:cs="Nirmala UI"/>
+          <w:sz w:val="24"/>
+          <w:szCs w:val="24"/>
+        </w:rPr>
+        <w:t>ফেলার</w:t>
+      </w:r>
+      <w:proofErr w:type="spellEnd"/>
+      <w:r>
+        <w:rPr>
+          <w:rFonts w:ascii="Times New Roman" w:eastAsia="Times New Roman" w:hAnsi="Times New Roman" w:cs="Times New Roman"/>
+          <w:sz w:val="24"/>
+          <w:szCs w:val="24"/>
+        </w:rPr>
+        <w:t xml:space="preserve"> </w:t>
+      </w:r>
+      <w:proofErr w:type="spellStart"/>
+      <w:r>
+        <w:rPr>
+          <w:rFonts w:ascii="Nirmala UI" w:eastAsia="Times New Roman" w:hAnsi="Nirmala UI" w:cs="Nirmala UI"/>
+          <w:sz w:val="24"/>
+          <w:szCs w:val="24"/>
+        </w:rPr>
+        <w:t>জন্য</w:t>
+      </w:r>
+      <w:proofErr w:type="spellEnd"/>
+      <w:r>
+        <w:rPr>
+          <w:rFonts w:ascii="Times New Roman" w:eastAsia="Times New Roman" w:hAnsi="Times New Roman" w:cs="Times New Roman"/>
+          <w:sz w:val="24"/>
+          <w:szCs w:val="24"/>
+        </w:rPr>
+        <w:t xml:space="preserve"> </w:t>
+      </w:r>
+      <w:proofErr w:type="spellStart"/>
+      <w:r>
+        <w:rPr>
+          <w:rFonts w:ascii="Nirmala UI" w:eastAsia="Times New Roman" w:hAnsi="Nirmala UI" w:cs="Nirmala UI"/>
+          <w:sz w:val="24"/>
+          <w:szCs w:val="24"/>
+        </w:rPr>
+        <w:t>চিহ্নিত</w:t>
+      </w:r>
+      <w:proofErr w:type="spellEnd"/>
+      <w:r>
+        <w:rPr>
+          <w:rFonts w:ascii="Times New Roman" w:eastAsia="Times New Roman" w:hAnsi="Times New Roman" w:cs="Times New Roman"/>
+          <w:sz w:val="24"/>
+          <w:szCs w:val="24"/>
+        </w:rPr>
+        <w:t xml:space="preserve"> </w:t>
+      </w:r>
+      <w:proofErr w:type="spellStart"/>
+      <w:r>
+        <w:rPr>
+          <w:rFonts w:ascii="Nirmala UI" w:eastAsia="Times New Roman" w:hAnsi="Nirmala UI" w:cs="Nirmala UI"/>
+          <w:sz w:val="24"/>
+          <w:szCs w:val="24"/>
+        </w:rPr>
+        <w:t>করতে</w:t>
+      </w:r>
+      <w:proofErr w:type="spellEnd"/>
+      <w:r>
+        <w:rPr>
+          <w:rFonts w:ascii="Times New Roman" w:eastAsia="Times New Roman" w:hAnsi="Times New Roman" w:cs="Times New Roman"/>
+          <w:sz w:val="24"/>
+          <w:szCs w:val="24"/>
+        </w:rPr>
+        <w:t xml:space="preserve"> </w:t>
+      </w:r>
+      <w:proofErr w:type="spellStart"/>
+      <w:r>
+        <w:rPr>
+          <w:rFonts w:ascii="Nirmala UI" w:eastAsia="Times New Roman" w:hAnsi="Nirmala UI" w:cs="Nirmala UI"/>
+          <w:sz w:val="24"/>
+          <w:szCs w:val="24"/>
+        </w:rPr>
+        <w:t>পারে</w:t>
+      </w:r>
+      <w:proofErr w:type="spellEnd"/>
+      <w:r>
+        <w:rPr>
+          <w:rFonts w:ascii="Times New Roman" w:eastAsia="Times New Roman" w:hAnsi="Times New Roman" w:cs="Times New Roman"/>
+          <w:sz w:val="24"/>
+          <w:szCs w:val="24"/>
+        </w:rPr>
+        <w:t xml:space="preserve">, </w:t>
+      </w:r>
+      <w:proofErr w:type="spellStart"/>
+      <w:r>
+        <w:rPr>
+          <w:rFonts w:ascii="Nirmala UI" w:eastAsia="Times New Roman" w:hAnsi="Nirmala UI" w:cs="Nirmala UI"/>
+          <w:sz w:val="24"/>
+          <w:szCs w:val="24"/>
+        </w:rPr>
+        <w:t>মুছে</w:t>
+      </w:r>
+      <w:proofErr w:type="spellEnd"/>
+      <w:r>
+        <w:rPr>
+          <w:rFonts w:ascii="Times New Roman" w:eastAsia="Times New Roman" w:hAnsi="Times New Roman" w:cs="Times New Roman"/>
+          <w:sz w:val="24"/>
+          <w:szCs w:val="24"/>
+        </w:rPr>
+        <w:t xml:space="preserve"> </w:t>
+      </w:r>
+      <w:proofErr w:type="spellStart"/>
+      <w:r>
+        <w:rPr>
+          <w:rFonts w:ascii="Nirmala UI" w:eastAsia="Times New Roman" w:hAnsi="Nirmala UI" w:cs="Nirmala UI"/>
+          <w:sz w:val="24"/>
+          <w:szCs w:val="24"/>
+        </w:rPr>
+        <w:t>ফেলার</w:t>
+      </w:r>
+      <w:proofErr w:type="spellEnd"/>
+      <w:r>
+        <w:rPr>
+          <w:rFonts w:ascii="Times New Roman" w:eastAsia="Times New Roman" w:hAnsi="Times New Roman" w:cs="Times New Roman"/>
+          <w:sz w:val="24"/>
+          <w:szCs w:val="24"/>
+        </w:rPr>
+        <w:t xml:space="preserve"> </w:t>
+      </w:r>
+      <w:proofErr w:type="spellStart"/>
+      <w:r>
+        <w:rPr>
+          <w:rFonts w:ascii="Nirmala UI" w:eastAsia="Times New Roman" w:hAnsi="Nirmala UI" w:cs="Nirmala UI"/>
+          <w:sz w:val="24"/>
+          <w:szCs w:val="24"/>
+        </w:rPr>
+        <w:t>চিহ্ন</w:t>
+      </w:r>
+      <w:proofErr w:type="spellEnd"/>
+      <w:r>
+        <w:rPr>
+          <w:rFonts w:ascii="Times New Roman" w:eastAsia="Times New Roman" w:hAnsi="Times New Roman" w:cs="Times New Roman"/>
+          <w:sz w:val="24"/>
+          <w:szCs w:val="24"/>
+        </w:rPr>
+        <w:t xml:space="preserve"> </w:t>
+      </w:r>
+      <w:proofErr w:type="spellStart"/>
+      <w:r>
+        <w:rPr>
+          <w:rFonts w:ascii="Nirmala UI" w:eastAsia="Times New Roman" w:hAnsi="Nirmala UI" w:cs="Nirmala UI"/>
+          <w:sz w:val="24"/>
+          <w:szCs w:val="24"/>
+        </w:rPr>
+        <w:t>অপসারণ</w:t>
+      </w:r>
+      <w:proofErr w:type="spellEnd"/>
+      <w:r>
+        <w:rPr>
+          <w:rFonts w:ascii="Times New Roman" w:eastAsia="Times New Roman" w:hAnsi="Times New Roman" w:cs="Times New Roman"/>
+          <w:sz w:val="24"/>
+          <w:szCs w:val="24"/>
+        </w:rPr>
+        <w:t xml:space="preserve"> </w:t>
+      </w:r>
+      <w:proofErr w:type="spellStart"/>
+      <w:r>
+        <w:rPr>
+          <w:rFonts w:ascii="Nirmala UI" w:eastAsia="Times New Roman" w:hAnsi="Nirmala UI" w:cs="Nirmala UI"/>
+          <w:sz w:val="24"/>
+          <w:szCs w:val="24"/>
+        </w:rPr>
+        <w:t>করতে</w:t>
+      </w:r>
+      <w:proofErr w:type="spellEnd"/>
+      <w:r>
+        <w:rPr>
+          <w:rFonts w:ascii="Times New Roman" w:eastAsia="Times New Roman" w:hAnsi="Times New Roman" w:cs="Times New Roman"/>
+          <w:sz w:val="24"/>
+          <w:szCs w:val="24"/>
+        </w:rPr>
+        <w:t xml:space="preserve"> </w:t>
+      </w:r>
+      <w:proofErr w:type="spellStart"/>
+      <w:r>
+        <w:rPr>
+          <w:rFonts w:ascii="Nirmala UI" w:eastAsia="Times New Roman" w:hAnsi="Nirmala UI" w:cs="Nirmala UI"/>
+          <w:sz w:val="24"/>
+          <w:szCs w:val="24"/>
+        </w:rPr>
+        <w:t>পারে</w:t>
+      </w:r>
+      <w:proofErr w:type="spellEnd"/>
+      <w:r>
+        <w:rPr>
+          <w:rFonts w:ascii="Times New Roman" w:eastAsia="Times New Roman" w:hAnsi="Times New Roman" w:cs="Times New Roman"/>
+          <w:sz w:val="24"/>
+          <w:szCs w:val="24"/>
+        </w:rPr>
+        <w:t xml:space="preserve">, </w:t>
+      </w:r>
+      <w:proofErr w:type="spellStart"/>
+      <w:r>
+        <w:rPr>
+          <w:rFonts w:ascii="Nirmala UI" w:eastAsia="Times New Roman" w:hAnsi="Nirmala UI" w:cs="Nirmala UI"/>
+          <w:sz w:val="24"/>
+          <w:szCs w:val="24"/>
+        </w:rPr>
+        <w:t>এবং</w:t>
+      </w:r>
+      <w:proofErr w:type="spellEnd"/>
+      <w:r>
+        <w:rPr>
+          <w:rFonts w:ascii="Times New Roman" w:eastAsia="Times New Roman" w:hAnsi="Times New Roman" w:cs="Times New Roman"/>
+          <w:sz w:val="24"/>
+          <w:szCs w:val="24"/>
+        </w:rPr>
+        <w:t xml:space="preserve"> </w:t>
+      </w:r>
+      <w:proofErr w:type="spellStart"/>
+      <w:r>
+        <w:rPr>
+          <w:rFonts w:ascii="Nirmala UI" w:eastAsia="Times New Roman" w:hAnsi="Nirmala UI" w:cs="Nirmala UI"/>
+          <w:sz w:val="24"/>
+          <w:szCs w:val="24"/>
+        </w:rPr>
+        <w:t>মেইল</w:t>
+      </w:r>
+      <w:proofErr w:type="spellEnd"/>
+      <w:r>
+        <w:rPr>
+          <w:rFonts w:ascii="Times New Roman" w:eastAsia="Times New Roman" w:hAnsi="Times New Roman" w:cs="Times New Roman"/>
+          <w:sz w:val="24"/>
+          <w:szCs w:val="24"/>
+        </w:rPr>
+        <w:t xml:space="preserve"> </w:t>
+      </w:r>
+      <w:proofErr w:type="spellStart"/>
+      <w:r>
+        <w:rPr>
+          <w:rFonts w:ascii="Nirmala UI" w:eastAsia="Times New Roman" w:hAnsi="Nirmala UI" w:cs="Nirmala UI"/>
+          <w:sz w:val="24"/>
+          <w:szCs w:val="24"/>
+        </w:rPr>
+        <w:t>পরিসংখ্যান</w:t>
+      </w:r>
+      <w:proofErr w:type="spellEnd"/>
+      <w:r>
+        <w:rPr>
+          <w:rFonts w:ascii="Times New Roman" w:eastAsia="Times New Roman" w:hAnsi="Times New Roman" w:cs="Times New Roman"/>
+          <w:sz w:val="24"/>
+          <w:szCs w:val="24"/>
+        </w:rPr>
+        <w:t xml:space="preserve"> </w:t>
+      </w:r>
+      <w:proofErr w:type="spellStart"/>
+      <w:r>
+        <w:rPr>
+          <w:rFonts w:ascii="Nirmala UI" w:eastAsia="Times New Roman" w:hAnsi="Nirmala UI" w:cs="Nirmala UI"/>
+          <w:sz w:val="24"/>
+          <w:szCs w:val="24"/>
+        </w:rPr>
+        <w:t>সংগ্রহ</w:t>
+      </w:r>
+      <w:proofErr w:type="spellEnd"/>
+      <w:r>
+        <w:rPr>
+          <w:rFonts w:ascii="Times New Roman" w:eastAsia="Times New Roman" w:hAnsi="Times New Roman" w:cs="Times New Roman"/>
+          <w:sz w:val="24"/>
+          <w:szCs w:val="24"/>
+        </w:rPr>
+        <w:t xml:space="preserve"> </w:t>
+      </w:r>
+      <w:proofErr w:type="spellStart"/>
+      <w:r>
+        <w:rPr>
+          <w:rFonts w:ascii="Nirmala UI" w:eastAsia="Times New Roman" w:hAnsi="Nirmala UI" w:cs="Nirmala UI"/>
+          <w:sz w:val="24"/>
+          <w:szCs w:val="24"/>
+        </w:rPr>
+        <w:t>করতে</w:t>
+      </w:r>
+      <w:proofErr w:type="spellEnd"/>
+      <w:r>
+        <w:rPr>
+          <w:rFonts w:ascii="Times New Roman" w:eastAsia="Times New Roman" w:hAnsi="Times New Roman" w:cs="Times New Roman"/>
+          <w:sz w:val="24"/>
+          <w:szCs w:val="24"/>
+        </w:rPr>
+        <w:t xml:space="preserve"> </w:t>
+      </w:r>
+      <w:proofErr w:type="spellStart"/>
+      <w:r>
+        <w:rPr>
+          <w:rFonts w:ascii="Nirmala UI" w:eastAsia="Times New Roman" w:hAnsi="Nirmala UI" w:cs="Nirmala UI"/>
+          <w:sz w:val="24"/>
+          <w:szCs w:val="24"/>
+        </w:rPr>
+        <w:t>পারে</w:t>
+      </w:r>
+      <w:proofErr w:type="spellEnd"/>
+      <w:r>
+        <w:rPr>
+          <w:rFonts w:ascii="Nirmala UI" w:eastAsia="Times New Roman" w:hAnsi="Nirmala UI" w:cs="Nirmala UI"/>
+          <w:sz w:val="24"/>
+          <w:szCs w:val="24"/>
+        </w:rPr>
+        <w:t>।</w:t>
+      </w:r>
+    </w:p>
+    <w:p>
+      <w:pPr>
+        <w:spacing w:before="100" w:beforeAutospacing="1" w:after="100" w:afterAutospacing="1" w:line="240" w:lineRule="auto"/>
+        <w:rPr>
+          <w:rFonts w:ascii="Times New Roman" w:eastAsia="Times New Roman" w:hAnsi="Times New Roman" w:cs="Times New Roman"/>
+          <w:sz w:val="24"/>
+          <w:szCs w:val="24"/>
+        </w:rPr>
+      </w:pPr>
+      <w:proofErr w:type="spellStart"/>
+      <w:r>
+        <w:rPr>
+          <w:rFonts w:ascii="Nirmala UI" w:eastAsia="Times New Roman" w:hAnsi="Nirmala UI" w:cs="Nirmala UI"/>
+          <w:sz w:val="24"/>
+          <w:szCs w:val="24"/>
+        </w:rPr>
+        <w:t>তৃতীয়</w:t>
+      </w:r>
+      <w:proofErr w:type="spellEnd"/>
+      <w:r>
+        <w:rPr>
+          <w:rFonts w:ascii="Times New Roman" w:eastAsia="Times New Roman" w:hAnsi="Times New Roman" w:cs="Times New Roman"/>
+          <w:sz w:val="24"/>
+          <w:szCs w:val="24"/>
+        </w:rPr>
+        <w:t xml:space="preserve"> </w:t>
+      </w:r>
+      <w:proofErr w:type="spellStart"/>
+      <w:r>
+        <w:rPr>
+          <w:rFonts w:ascii="Nirmala UI" w:eastAsia="Times New Roman" w:hAnsi="Nirmala UI" w:cs="Nirmala UI"/>
+          <w:sz w:val="24"/>
+          <w:szCs w:val="24"/>
+        </w:rPr>
+        <w:t>ধাপ</w:t>
+      </w:r>
+      <w:proofErr w:type="spellEnd"/>
+      <w:r>
+        <w:rPr>
+          <w:rFonts w:ascii="Times New Roman" w:eastAsia="Times New Roman" w:hAnsi="Times New Roman" w:cs="Times New Roman"/>
+          <w:sz w:val="24"/>
+          <w:szCs w:val="24"/>
+        </w:rPr>
+        <w:t xml:space="preserve">, </w:t>
+      </w:r>
+      <w:proofErr w:type="spellStart"/>
+      <w:r>
+        <w:rPr>
+          <w:rFonts w:ascii="Nirmala UI" w:eastAsia="Times New Roman" w:hAnsi="Nirmala UI" w:cs="Nirmala UI"/>
+          <w:b/>
+          <w:bCs/>
+          <w:sz w:val="24"/>
+          <w:szCs w:val="24"/>
+        </w:rPr>
+        <w:t>আপডেট</w:t>
+      </w:r>
+      <w:proofErr w:type="spellEnd"/>
+      <w:r>
+        <w:rPr>
+          <w:rFonts w:ascii="Times New Roman" w:eastAsia="Times New Roman" w:hAnsi="Times New Roman" w:cs="Times New Roman"/>
+          <w:sz w:val="24"/>
+          <w:szCs w:val="24"/>
+        </w:rPr>
+        <w:t xml:space="preserve"> (update), </w:t>
+      </w:r>
+      <w:proofErr w:type="spellStart"/>
+      <w:r>
+        <w:rPr>
+          <w:rFonts w:ascii="Nirmala UI" w:eastAsia="Times New Roman" w:hAnsi="Nirmala UI" w:cs="Nirmala UI"/>
+          <w:sz w:val="24"/>
+          <w:szCs w:val="24"/>
+        </w:rPr>
+        <w:t>ঘটে</w:t>
+      </w:r>
+      <w:proofErr w:type="spellEnd"/>
+      <w:r>
+        <w:rPr>
+          <w:rFonts w:ascii="Times New Roman" w:eastAsia="Times New Roman" w:hAnsi="Times New Roman" w:cs="Times New Roman"/>
+          <w:sz w:val="24"/>
+          <w:szCs w:val="24"/>
+        </w:rPr>
+        <w:t xml:space="preserve"> </w:t>
+      </w:r>
+      <w:proofErr w:type="spellStart"/>
+      <w:r>
+        <w:rPr>
+          <w:rFonts w:ascii="Nirmala UI" w:eastAsia="Times New Roman" w:hAnsi="Nirmala UI" w:cs="Nirmala UI"/>
+          <w:sz w:val="24"/>
+          <w:szCs w:val="24"/>
+        </w:rPr>
+        <w:t>যখন</w:t>
+      </w:r>
+      <w:proofErr w:type="spellEnd"/>
+      <w:r>
+        <w:rPr>
+          <w:rFonts w:ascii="Times New Roman" w:eastAsia="Times New Roman" w:hAnsi="Times New Roman" w:cs="Times New Roman"/>
+          <w:sz w:val="24"/>
+          <w:szCs w:val="24"/>
+        </w:rPr>
+        <w:t xml:space="preserve"> </w:t>
+      </w:r>
+      <w:proofErr w:type="spellStart"/>
+      <w:r>
+        <w:rPr>
+          <w:rFonts w:ascii="Nirmala UI" w:eastAsia="Times New Roman" w:hAnsi="Nirmala UI" w:cs="Nirmala UI"/>
+          <w:sz w:val="24"/>
+          <w:szCs w:val="24"/>
+        </w:rPr>
+        <w:t>ক্লায়েন্ট</w:t>
+      </w:r>
+      <w:proofErr w:type="spellEnd"/>
+      <w:r>
+        <w:rPr>
+          <w:rFonts w:ascii="Times New Roman" w:eastAsia="Times New Roman" w:hAnsi="Times New Roman" w:cs="Times New Roman"/>
+          <w:sz w:val="24"/>
+          <w:szCs w:val="24"/>
+        </w:rPr>
+        <w:t xml:space="preserve"> "quit" </w:t>
+      </w:r>
+      <w:proofErr w:type="spellStart"/>
+      <w:r>
+        <w:rPr>
+          <w:rFonts w:ascii="Nirmala UI" w:eastAsia="Times New Roman" w:hAnsi="Nirmala UI" w:cs="Nirmala UI"/>
+          <w:sz w:val="24"/>
+          <w:szCs w:val="24"/>
+        </w:rPr>
+        <w:t>কমান্ডটি</w:t>
+      </w:r>
+      <w:proofErr w:type="spellEnd"/>
+      <w:r>
+        <w:rPr>
+          <w:rFonts w:ascii="Times New Roman" w:eastAsia="Times New Roman" w:hAnsi="Times New Roman" w:cs="Times New Roman"/>
+          <w:sz w:val="24"/>
+          <w:szCs w:val="24"/>
+        </w:rPr>
+        <w:t xml:space="preserve"> </w:t>
+      </w:r>
+      <w:proofErr w:type="spellStart"/>
+      <w:r>
+        <w:rPr>
+          <w:rFonts w:ascii="Nirmala UI" w:eastAsia="Times New Roman" w:hAnsi="Nirmala UI" w:cs="Nirmala UI"/>
+          <w:sz w:val="24"/>
+          <w:szCs w:val="24"/>
+        </w:rPr>
+        <w:t>জারি</w:t>
+      </w:r>
+      <w:proofErr w:type="spellEnd"/>
+      <w:r>
+        <w:rPr>
+          <w:rFonts w:ascii="Times New Roman" w:eastAsia="Times New Roman" w:hAnsi="Times New Roman" w:cs="Times New Roman"/>
+          <w:sz w:val="24"/>
+          <w:szCs w:val="24"/>
+        </w:rPr>
+        <w:t xml:space="preserve"> </w:t>
+      </w:r>
+      <w:proofErr w:type="spellStart"/>
+      <w:r>
+        <w:rPr>
+          <w:rFonts w:ascii="Nirmala UI" w:eastAsia="Times New Roman" w:hAnsi="Nirmala UI" w:cs="Nirmala UI"/>
+          <w:sz w:val="24"/>
+          <w:szCs w:val="24"/>
+        </w:rPr>
+        <w:t>করে</w:t>
+      </w:r>
+      <w:bookmarkStart w:id="0" w:name="_GoBack"/>
+      <w:bookmarkEnd w:id="0"/>
+      <w:proofErr w:type="spellEnd"/>
+      <w:r>
+        <w:rPr>
+          <w:rFonts w:ascii="Times New Roman" w:eastAsia="Times New Roman" w:hAnsi="Times New Roman" w:cs="Times New Roman"/>
+          <w:sz w:val="24"/>
+          <w:szCs w:val="24"/>
+        </w:rPr>
+        <w:t xml:space="preserve">, </w:t>
+      </w:r>
+      <w:proofErr w:type="spellStart"/>
+      <w:r>
+        <w:rPr>
+          <w:rFonts w:ascii="Nirmala UI" w:eastAsia="Times New Roman" w:hAnsi="Nirmala UI" w:cs="Nirmala UI"/>
+          <w:sz w:val="24"/>
+          <w:szCs w:val="24"/>
+        </w:rPr>
+        <w:t>যা</w:t>
+      </w:r>
+      <w:proofErr w:type="spellEnd"/>
+      <w:r>
+        <w:rPr>
+          <w:rFonts w:ascii="Times New Roman" w:eastAsia="Times New Roman" w:hAnsi="Times New Roman" w:cs="Times New Roman"/>
+          <w:sz w:val="24"/>
+          <w:szCs w:val="24"/>
+        </w:rPr>
+        <w:t xml:space="preserve"> POP3 </w:t>
+      </w:r>
+      <w:proofErr w:type="spellStart"/>
+      <w:r>
+        <w:rPr>
+          <w:rFonts w:ascii="Nirmala UI" w:eastAsia="Times New Roman" w:hAnsi="Nirmala UI" w:cs="Nirmala UI"/>
+          <w:sz w:val="24"/>
+          <w:szCs w:val="24"/>
+        </w:rPr>
+        <w:t>সেশন</w:t>
+      </w:r>
+      <w:proofErr w:type="spellEnd"/>
+      <w:r>
+        <w:rPr>
+          <w:rFonts w:ascii="Times New Roman" w:eastAsia="Times New Roman" w:hAnsi="Times New Roman" w:cs="Times New Roman"/>
+          <w:sz w:val="24"/>
+          <w:szCs w:val="24"/>
+        </w:rPr>
+        <w:t xml:space="preserve"> </w:t>
+      </w:r>
+      <w:proofErr w:type="spellStart"/>
+      <w:r>
+        <w:rPr>
+          <w:rFonts w:ascii="Nirmala UI" w:eastAsia="Times New Roman" w:hAnsi="Nirmala UI" w:cs="Nirmala UI"/>
+          <w:sz w:val="24"/>
+          <w:szCs w:val="24"/>
+        </w:rPr>
+        <w:t>শেষ</w:t>
+      </w:r>
+      <w:proofErr w:type="spellEnd"/>
+      <w:r>
+        <w:rPr>
+          <w:rFonts w:ascii="Times New Roman" w:eastAsia="Times New Roman" w:hAnsi="Times New Roman" w:cs="Times New Roman"/>
+          <w:sz w:val="24"/>
+          <w:szCs w:val="24"/>
+        </w:rPr>
+        <w:t xml:space="preserve"> </w:t>
+      </w:r>
+      <w:proofErr w:type="spellStart"/>
+      <w:r>
+        <w:rPr>
+          <w:rFonts w:ascii="Nirmala UI" w:eastAsia="Times New Roman" w:hAnsi="Nirmala UI" w:cs="Nirmala UI"/>
+          <w:sz w:val="24"/>
+          <w:szCs w:val="24"/>
+        </w:rPr>
+        <w:t>করে</w:t>
+      </w:r>
+      <w:proofErr w:type="spellEnd"/>
+      <w:r>
+        <w:rPr>
+          <w:rFonts w:ascii="Times New Roman" w:eastAsia="Times New Roman" w:hAnsi="Times New Roman" w:cs="Times New Roman"/>
+          <w:sz w:val="24"/>
+          <w:szCs w:val="24"/>
+        </w:rPr>
+        <w:t xml:space="preserve">; </w:t>
+      </w:r>
+      <w:proofErr w:type="spellStart"/>
+      <w:r>
+        <w:rPr>
+          <w:rFonts w:ascii="Nirmala UI" w:eastAsia="Times New Roman" w:hAnsi="Nirmala UI" w:cs="Nirmala UI"/>
+          <w:sz w:val="24"/>
+          <w:szCs w:val="24"/>
+        </w:rPr>
+        <w:t>এই</w:t>
+      </w:r>
+      <w:proofErr w:type="spellEnd"/>
+      <w:r>
+        <w:rPr>
+          <w:rFonts w:ascii="Times New Roman" w:eastAsia="Times New Roman" w:hAnsi="Times New Roman" w:cs="Times New Roman"/>
+          <w:sz w:val="24"/>
+          <w:szCs w:val="24"/>
+        </w:rPr>
+        <w:t xml:space="preserve"> </w:t>
+      </w:r>
+      <w:proofErr w:type="spellStart"/>
+      <w:r>
+        <w:rPr>
+          <w:rFonts w:ascii="Nirmala UI" w:eastAsia="Times New Roman" w:hAnsi="Nirmala UI" w:cs="Nirmala UI"/>
+          <w:sz w:val="24"/>
+          <w:szCs w:val="24"/>
+        </w:rPr>
+        <w:t>সময়ে</w:t>
+      </w:r>
+      <w:proofErr w:type="spellEnd"/>
+      <w:r>
+        <w:rPr>
+          <w:rFonts w:ascii="Times New Roman" w:eastAsia="Times New Roman" w:hAnsi="Times New Roman" w:cs="Times New Roman"/>
+          <w:sz w:val="24"/>
+          <w:szCs w:val="24"/>
+        </w:rPr>
+        <w:t xml:space="preserve">, </w:t>
+      </w:r>
+      <w:proofErr w:type="spellStart"/>
+      <w:r>
+        <w:rPr>
+          <w:rFonts w:ascii="Nirmala UI" w:eastAsia="Times New Roman" w:hAnsi="Nirmala UI" w:cs="Nirmala UI"/>
+          <w:sz w:val="24"/>
+          <w:szCs w:val="24"/>
+        </w:rPr>
+        <w:t>মেইল</w:t>
+      </w:r>
+      <w:proofErr w:type="spellEnd"/>
+      <w:r>
+        <w:rPr>
+          <w:rFonts w:ascii="Times New Roman" w:eastAsia="Times New Roman" w:hAnsi="Times New Roman" w:cs="Times New Roman"/>
+          <w:sz w:val="24"/>
+          <w:szCs w:val="24"/>
+        </w:rPr>
+        <w:t xml:space="preserve"> </w:t>
+      </w:r>
+      <w:proofErr w:type="spellStart"/>
+      <w:r>
+        <w:rPr>
+          <w:rFonts w:ascii="Nirmala UI" w:eastAsia="Times New Roman" w:hAnsi="Nirmala UI" w:cs="Nirmala UI"/>
+          <w:sz w:val="24"/>
+          <w:szCs w:val="24"/>
+        </w:rPr>
+        <w:t>সার্ভার</w:t>
+      </w:r>
+      <w:proofErr w:type="spellEnd"/>
+      <w:r>
+        <w:rPr>
+          <w:rFonts w:ascii="Times New Roman" w:eastAsia="Times New Roman" w:hAnsi="Times New Roman" w:cs="Times New Roman"/>
+          <w:sz w:val="24"/>
+          <w:szCs w:val="24"/>
+        </w:rPr>
+        <w:t xml:space="preserve"> </w:t>
+      </w:r>
+      <w:proofErr w:type="spellStart"/>
+      <w:r>
+        <w:rPr>
+          <w:rFonts w:ascii="Nirmala UI" w:eastAsia="Times New Roman" w:hAnsi="Nirmala UI" w:cs="Nirmala UI"/>
+          <w:sz w:val="24"/>
+          <w:szCs w:val="24"/>
+        </w:rPr>
+        <w:t>সেই</w:t>
+      </w:r>
+      <w:proofErr w:type="spellEnd"/>
+      <w:r>
+        <w:rPr>
+          <w:rFonts w:ascii="Times New Roman" w:eastAsia="Times New Roman" w:hAnsi="Times New Roman" w:cs="Times New Roman"/>
+          <w:sz w:val="24"/>
+          <w:szCs w:val="24"/>
+        </w:rPr>
+        <w:t xml:space="preserve"> </w:t>
+      </w:r>
+      <w:proofErr w:type="spellStart"/>
+      <w:r>
+        <w:rPr>
+          <w:rFonts w:ascii="Nirmala UI" w:eastAsia="Times New Roman" w:hAnsi="Nirmala UI" w:cs="Nirmala UI"/>
+          <w:sz w:val="24"/>
+          <w:szCs w:val="24"/>
+        </w:rPr>
+        <w:t>মেসেজগুলি</w:t>
+      </w:r>
+      <w:proofErr w:type="spellEnd"/>
+      <w:r>
+        <w:rPr>
+          <w:rFonts w:ascii="Times New Roman" w:eastAsia="Times New Roman" w:hAnsi="Times New Roman" w:cs="Times New Roman"/>
+          <w:sz w:val="24"/>
+          <w:szCs w:val="24"/>
+        </w:rPr>
+        <w:t xml:space="preserve"> </w:t>
+      </w:r>
+      <w:proofErr w:type="spellStart"/>
+      <w:r>
+        <w:rPr>
+          <w:rFonts w:ascii="Nirmala UI" w:eastAsia="Times New Roman" w:hAnsi="Nirmala UI" w:cs="Nirmala UI"/>
+          <w:sz w:val="24"/>
+          <w:szCs w:val="24"/>
+        </w:rPr>
+        <w:t>মুছে</w:t>
+      </w:r>
+      <w:proofErr w:type="spellEnd"/>
+      <w:r>
+        <w:rPr>
+          <w:rFonts w:ascii="Times New Roman" w:eastAsia="Times New Roman" w:hAnsi="Times New Roman" w:cs="Times New Roman"/>
+          <w:sz w:val="24"/>
+          <w:szCs w:val="24"/>
+        </w:rPr>
+        <w:t xml:space="preserve"> </w:t>
+      </w:r>
+      <w:proofErr w:type="spellStart"/>
+      <w:r>
+        <w:rPr>
+          <w:rFonts w:ascii="Nirmala UI" w:eastAsia="Times New Roman" w:hAnsi="Nirmala UI" w:cs="Nirmala UI"/>
+          <w:sz w:val="24"/>
+          <w:szCs w:val="24"/>
+        </w:rPr>
+        <w:t>ফেলে</w:t>
+      </w:r>
+      <w:proofErr w:type="spellEnd"/>
+      <w:r>
+        <w:rPr>
+          <w:rFonts w:ascii="Times New Roman" w:eastAsia="Times New Roman" w:hAnsi="Times New Roman" w:cs="Times New Roman"/>
+          <w:sz w:val="24"/>
+          <w:szCs w:val="24"/>
+        </w:rPr>
+        <w:t xml:space="preserve"> </w:t>
+      </w:r>
+      <w:proofErr w:type="spellStart"/>
+      <w:r>
+        <w:rPr>
+          <w:rFonts w:ascii="Nirmala UI" w:eastAsia="Times New Roman" w:hAnsi="Nirmala UI" w:cs="Nirmala UI"/>
+          <w:sz w:val="24"/>
+          <w:szCs w:val="24"/>
+        </w:rPr>
+        <w:t>যেগুলি</w:t>
+      </w:r>
+      <w:proofErr w:type="spellEnd"/>
+      <w:r>
+        <w:rPr>
+          <w:rFonts w:ascii="Times New Roman" w:eastAsia="Times New Roman" w:hAnsi="Times New Roman" w:cs="Times New Roman"/>
+          <w:sz w:val="24"/>
+          <w:szCs w:val="24"/>
+        </w:rPr>
+        <w:t xml:space="preserve"> </w:t>
+      </w:r>
+      <w:proofErr w:type="spellStart"/>
+      <w:r>
+        <w:rPr>
+          <w:rFonts w:ascii="Nirmala UI" w:eastAsia="Times New Roman" w:hAnsi="Nirmala UI" w:cs="Nirmala UI"/>
+          <w:sz w:val="24"/>
+          <w:szCs w:val="24"/>
+        </w:rPr>
+        <w:t>মুছে</w:t>
+      </w:r>
+      <w:proofErr w:type="spellEnd"/>
+      <w:r>
+        <w:rPr>
+          <w:rFonts w:ascii="Times New Roman" w:eastAsia="Times New Roman" w:hAnsi="Times New Roman" w:cs="Times New Roman"/>
+          <w:sz w:val="24"/>
+          <w:szCs w:val="24"/>
+        </w:rPr>
+        <w:t xml:space="preserve"> </w:t>
+      </w:r>
+      <w:proofErr w:type="spellStart"/>
+      <w:r>
+        <w:rPr>
+          <w:rFonts w:ascii="Nirmala UI" w:eastAsia="Times New Roman" w:hAnsi="Nirmala UI" w:cs="Nirmala UI"/>
+          <w:sz w:val="24"/>
+          <w:szCs w:val="24"/>
+        </w:rPr>
+        <w:t>ফেলার</w:t>
+      </w:r>
+      <w:proofErr w:type="spellEnd"/>
+      <w:r>
+        <w:rPr>
+          <w:rFonts w:ascii="Times New Roman" w:eastAsia="Times New Roman" w:hAnsi="Times New Roman" w:cs="Times New Roman"/>
+          <w:sz w:val="24"/>
+          <w:szCs w:val="24"/>
+        </w:rPr>
+        <w:t xml:space="preserve"> </w:t>
+      </w:r>
+      <w:proofErr w:type="spellStart"/>
+      <w:r>
+        <w:rPr>
+          <w:rFonts w:ascii="Nirmala UI" w:eastAsia="Times New Roman" w:hAnsi="Nirmala UI" w:cs="Nirmala UI"/>
+          <w:sz w:val="24"/>
+          <w:szCs w:val="24"/>
+        </w:rPr>
+        <w:t>জন্য</w:t>
+      </w:r>
+      <w:proofErr w:type="spellEnd"/>
+      <w:r>
+        <w:rPr>
+          <w:rFonts w:ascii="Times New Roman" w:eastAsia="Times New Roman" w:hAnsi="Times New Roman" w:cs="Times New Roman"/>
+          <w:sz w:val="24"/>
+          <w:szCs w:val="24"/>
+        </w:rPr>
+        <w:t xml:space="preserve"> </w:t>
+      </w:r>
+      <w:proofErr w:type="spellStart"/>
+      <w:r>
+        <w:rPr>
+          <w:rFonts w:ascii="Nirmala UI" w:eastAsia="Times New Roman" w:hAnsi="Nirmala UI" w:cs="Nirmala UI"/>
+          <w:sz w:val="24"/>
+          <w:szCs w:val="24"/>
+        </w:rPr>
+        <w:t>চিহ্নিত</w:t>
+      </w:r>
+      <w:proofErr w:type="spellEnd"/>
+      <w:r>
+        <w:rPr>
+          <w:rFonts w:ascii="Times New Roman" w:eastAsia="Times New Roman" w:hAnsi="Times New Roman" w:cs="Times New Roman"/>
+          <w:sz w:val="24"/>
+          <w:szCs w:val="24"/>
+        </w:rPr>
+        <w:t xml:space="preserve"> </w:t>
+      </w:r>
+      <w:proofErr w:type="spellStart"/>
+      <w:r>
+        <w:rPr>
+          <w:rFonts w:ascii="Nirmala UI" w:eastAsia="Times New Roman" w:hAnsi="Nirmala UI" w:cs="Nirmala UI"/>
+          <w:sz w:val="24"/>
+          <w:szCs w:val="24"/>
+        </w:rPr>
+        <w:t>করা</w:t>
+      </w:r>
+      <w:proofErr w:type="spellEnd"/>
+      <w:r>
+        <w:rPr>
+          <w:rFonts w:ascii="Times New Roman" w:eastAsia="Times New Roman" w:hAnsi="Times New Roman" w:cs="Times New Roman"/>
+          <w:sz w:val="24"/>
+          <w:szCs w:val="24"/>
+        </w:rPr>
+        <w:t xml:space="preserve"> </w:t>
+      </w:r>
+      <w:proofErr w:type="spellStart"/>
+      <w:r>
+        <w:rPr>
+          <w:rFonts w:ascii="Nirmala UI" w:eastAsia="Times New Roman" w:hAnsi="Nirmala UI" w:cs="Nirmala UI"/>
+          <w:sz w:val="24"/>
+          <w:szCs w:val="24"/>
+        </w:rPr>
+        <w:t>হয়েছিল</w:t>
+      </w:r>
+      <w:proofErr w:type="spellEnd"/>
+      <w:r>
+        <w:rPr>
+          <w:rFonts w:ascii="Nirmala UI" w:eastAsia="Times New Roman" w:hAnsi="Nirmala UI" w:cs="Nirmala UI"/>
+          <w:sz w:val="24"/>
+          <w:szCs w:val="24"/>
+        </w:rPr>
+        <w:t>।</w:t>
+      </w:r>
+    </w:p>
+    <w:p>
+      <w:pPr>
+        <w:pStyle w:val="NormalWeb"/>
+      </w:pPr>
     </w:p>
     <w:sectPr>
       <w:pgSz w:w="12240" w:h="15840"/>
@@ -15662,6 +19084,7 @@
   <w:style w:type="character" w:default="1" w:styleId="DefaultParagraphFont">
     <w:name w:val="Default Paragraph Font"/>
     <w:uiPriority w:val="1"/>
+    <w:semiHidden/>
     <w:unhideWhenUsed/>
   </w:style>
   <w:style w:type="table" w:default="1" w:styleId="TableNormal">

--- a/Data Communication and Computer Network/1. Question List.docx
+++ b/Data Communication and Computer Network/1. Question List.docx
@@ -12469,6 +12469,65 @@
         </w:rPr>
         <w:t>slide diagram only.</w:t>
       </w:r>
+      <w:r>
+        <w:rPr>
+          <w:rFonts w:ascii="Times New Roman" w:eastAsia="Times New Roman" w:hAnsi="Times New Roman" w:cs="Times New Roman"/>
+          <w:sz w:val="28"/>
+          <w:szCs w:val="28"/>
+        </w:rPr>
+        <w:br/>
+      </w:r>
+      <w:bookmarkStart w:id="0" w:name="_GoBack"/>
+      <w:r>
+        <w:rPr>
+          <w:rFonts w:ascii="Times New Roman" w:eastAsia="Times New Roman" w:hAnsi="Times New Roman" w:cs="Times New Roman"/>
+          <w:noProof/>
+          <w:sz w:val="28"/>
+          <w:szCs w:val="28"/>
+        </w:rPr>
+        <w:drawing>
+          <wp:inline distT="0" distB="0" distL="0" distR="0">
+            <wp:extent cx="5943600" cy="3781425"/>
+            <wp:effectExtent l="0" t="0" r="0" b="9525"/>
+            <wp:docPr id="50" name="Picture 50"/>
+            <wp:cNvGraphicFramePr>
+              <a:graphicFrameLocks xmlns:a="http://schemas.openxmlformats.org/drawingml/2006/main" noChangeAspect="1"/>
+            </wp:cNvGraphicFramePr>
+            <a:graphic xmlns:a="http://schemas.openxmlformats.org/drawingml/2006/main">
+              <a:graphicData uri="http://schemas.openxmlformats.org/drawingml/2006/picture">
+                <pic:pic xmlns:pic="http://schemas.openxmlformats.org/drawingml/2006/picture">
+                  <pic:nvPicPr>
+                    <pic:cNvPr id="50" name="Screenshot_23.png"/>
+                    <pic:cNvPicPr/>
+                  </pic:nvPicPr>
+                  <pic:blipFill>
+                    <a:blip r:embed="rId28">
+                      <a:extLst>
+                        <a:ext uri="{28A0092B-C50C-407E-A947-70E740481C1C}">
+                          <a14:useLocalDpi xmlns:a14="http://schemas.microsoft.com/office/drawing/2010/main" val="0"/>
+                        </a:ext>
+                      </a:extLst>
+                    </a:blip>
+                    <a:stretch>
+                      <a:fillRect/>
+                    </a:stretch>
+                  </pic:blipFill>
+                  <pic:spPr>
+                    <a:xfrm>
+                      <a:off x="0" y="0"/>
+                      <a:ext cx="5943600" cy="3781425"/>
+                    </a:xfrm>
+                    <a:prstGeom prst="rect">
+                      <a:avLst/>
+                    </a:prstGeom>
+                  </pic:spPr>
+                </pic:pic>
+              </a:graphicData>
+            </a:graphic>
+          </wp:inline>
+        </w:drawing>
+      </w:r>
+      <w:bookmarkEnd w:id="0"/>
     </w:p>
     <w:p>
       <w:pPr>
@@ -12576,6 +12635,55 @@
         </w:rPr>
         <w:br/>
       </w:r>
+      <w:r>
+        <w:rPr>
+          <w:rFonts w:ascii="Times New Roman" w:eastAsia="Times New Roman" w:hAnsi="Times New Roman" w:cs="Times New Roman"/>
+          <w:noProof/>
+          <w:sz w:val="28"/>
+          <w:szCs w:val="28"/>
+        </w:rPr>
+        <w:drawing>
+          <wp:inline distT="0" distB="0" distL="0" distR="0">
+            <wp:extent cx="5943600" cy="2600325"/>
+            <wp:effectExtent l="0" t="0" r="0" b="9525"/>
+            <wp:docPr id="49" name="Picture 49"/>
+            <wp:cNvGraphicFramePr>
+              <a:graphicFrameLocks xmlns:a="http://schemas.openxmlformats.org/drawingml/2006/main" noChangeAspect="1"/>
+            </wp:cNvGraphicFramePr>
+            <a:graphic xmlns:a="http://schemas.openxmlformats.org/drawingml/2006/main">
+              <a:graphicData uri="http://schemas.openxmlformats.org/drawingml/2006/picture">
+                <pic:pic xmlns:pic="http://schemas.openxmlformats.org/drawingml/2006/picture">
+                  <pic:nvPicPr>
+                    <pic:cNvPr id="49" name="Screenshot_22.png"/>
+                    <pic:cNvPicPr/>
+                  </pic:nvPicPr>
+                  <pic:blipFill>
+                    <a:blip r:embed="rId29">
+                      <a:extLst>
+                        <a:ext uri="{28A0092B-C50C-407E-A947-70E740481C1C}">
+                          <a14:useLocalDpi xmlns:a14="http://schemas.microsoft.com/office/drawing/2010/main" val="0"/>
+                        </a:ext>
+                      </a:extLst>
+                    </a:blip>
+                    <a:stretch>
+                      <a:fillRect/>
+                    </a:stretch>
+                  </pic:blipFill>
+                  <pic:spPr>
+                    <a:xfrm>
+                      <a:off x="0" y="0"/>
+                      <a:ext cx="5943600" cy="2600325"/>
+                    </a:xfrm>
+                    <a:prstGeom prst="rect">
+                      <a:avLst/>
+                    </a:prstGeom>
+                  </pic:spPr>
+                </pic:pic>
+              </a:graphicData>
+            </a:graphic>
+          </wp:inline>
+        </w:drawing>
+      </w:r>
     </w:p>
     <w:p>
       <w:pPr>
@@ -12591,15 +12699,18 @@
         <w:rPr>
           <w:rFonts w:ascii="Times New Roman" w:eastAsia="Times New Roman" w:hAnsi="Times New Roman" w:cs="Times New Roman"/>
           <w:b/>
-          <w:sz w:val="28"/>
-          <w:szCs w:val="28"/>
-        </w:rPr>
+          <w:color w:val="FF0000"/>
+          <w:sz w:val="28"/>
+          <w:szCs w:val="28"/>
+        </w:rPr>
+        <w:lastRenderedPageBreak/>
         <w:t>6. Problems on slide number 34 or Example of 34 s</w:t>
       </w:r>
       <w:r>
         <w:rPr>
           <w:rFonts w:ascii="Times New Roman" w:eastAsia="Times New Roman" w:hAnsi="Times New Roman" w:cs="Times New Roman"/>
           <w:b/>
+          <w:color w:val="FF0000"/>
           <w:sz w:val="28"/>
           <w:szCs w:val="28"/>
         </w:rPr>
@@ -12609,10 +12720,70 @@
         <w:rPr>
           <w:rFonts w:ascii="Times New Roman" w:eastAsia="Times New Roman" w:hAnsi="Times New Roman" w:cs="Times New Roman"/>
           <w:b/>
+          <w:color w:val="FF0000"/>
           <w:sz w:val="28"/>
           <w:szCs w:val="28"/>
         </w:rPr>
         <w:t>.</w:t>
+      </w:r>
+      <w:r>
+        <w:rPr>
+          <w:rFonts w:ascii="Times New Roman" w:eastAsia="Times New Roman" w:hAnsi="Times New Roman" w:cs="Times New Roman"/>
+          <w:b/>
+          <w:sz w:val="28"/>
+          <w:szCs w:val="28"/>
+        </w:rPr>
+        <w:br/>
+      </w:r>
+      <w:r>
+        <w:rPr>
+          <w:rFonts w:ascii="Times New Roman" w:eastAsia="Times New Roman" w:hAnsi="Times New Roman" w:cs="Times New Roman"/>
+          <w:b/>
+          <w:noProof/>
+          <w:sz w:val="28"/>
+          <w:szCs w:val="28"/>
+        </w:rPr>
+        <w:drawing>
+          <wp:inline distT="0" distB="0" distL="0" distR="0">
+            <wp:extent cx="5943600" cy="4019550"/>
+            <wp:effectExtent l="0" t="0" r="0" b="0"/>
+            <wp:docPr id="48" name="Picture 48"/>
+            <wp:cNvGraphicFramePr>
+              <a:graphicFrameLocks xmlns:a="http://schemas.openxmlformats.org/drawingml/2006/main" noChangeAspect="1"/>
+            </wp:cNvGraphicFramePr>
+            <a:graphic xmlns:a="http://schemas.openxmlformats.org/drawingml/2006/main">
+              <a:graphicData uri="http://schemas.openxmlformats.org/drawingml/2006/picture">
+                <pic:pic xmlns:pic="http://schemas.openxmlformats.org/drawingml/2006/picture">
+                  <pic:nvPicPr>
+                    <pic:cNvPr id="48" name="Screenshot_21.png"/>
+                    <pic:cNvPicPr/>
+                  </pic:nvPicPr>
+                  <pic:blipFill>
+                    <a:blip r:embed="rId30">
+                      <a:extLst>
+                        <a:ext uri="{28A0092B-C50C-407E-A947-70E740481C1C}">
+                          <a14:useLocalDpi xmlns:a14="http://schemas.microsoft.com/office/drawing/2010/main" val="0"/>
+                        </a:ext>
+                      </a:extLst>
+                    </a:blip>
+                    <a:stretch>
+                      <a:fillRect/>
+                    </a:stretch>
+                  </pic:blipFill>
+                  <pic:spPr>
+                    <a:xfrm>
+                      <a:off x="0" y="0"/>
+                      <a:ext cx="5943600" cy="4019550"/>
+                    </a:xfrm>
+                    <a:prstGeom prst="rect">
+                      <a:avLst/>
+                    </a:prstGeom>
+                  </pic:spPr>
+                </pic:pic>
+              </a:graphicData>
+            </a:graphic>
+          </wp:inline>
+        </w:drawing>
       </w:r>
     </w:p>
     <w:p>
@@ -12710,6 +12881,63 @@
         </w:rPr>
         <w:t xml:space="preserve">: Slide 3 </w:t>
       </w:r>
+      <w:r>
+        <w:rPr>
+          <w:rFonts w:ascii="Times New Roman" w:eastAsia="Times New Roman" w:hAnsi="Times New Roman" w:cs="Times New Roman"/>
+          <w:sz w:val="28"/>
+          <w:szCs w:val="28"/>
+        </w:rPr>
+        <w:br/>
+      </w:r>
+      <w:r>
+        <w:rPr>
+          <w:rFonts w:ascii="Times New Roman" w:eastAsia="Times New Roman" w:hAnsi="Times New Roman" w:cs="Times New Roman"/>
+          <w:noProof/>
+          <w:sz w:val="28"/>
+          <w:szCs w:val="28"/>
+        </w:rPr>
+        <w:drawing>
+          <wp:inline distT="0" distB="0" distL="0" distR="0">
+            <wp:extent cx="6134100" cy="2722880"/>
+            <wp:effectExtent l="0" t="0" r="0" b="1270"/>
+            <wp:docPr id="31" name="Picture 31"/>
+            <wp:cNvGraphicFramePr>
+              <a:graphicFrameLocks xmlns:a="http://schemas.openxmlformats.org/drawingml/2006/main" noChangeAspect="1"/>
+            </wp:cNvGraphicFramePr>
+            <a:graphic xmlns:a="http://schemas.openxmlformats.org/drawingml/2006/main">
+              <a:graphicData uri="http://schemas.openxmlformats.org/drawingml/2006/picture">
+                <pic:pic xmlns:pic="http://schemas.openxmlformats.org/drawingml/2006/picture">
+                  <pic:nvPicPr>
+                    <pic:cNvPr id="31" name="Screenshot_8.png"/>
+                    <pic:cNvPicPr/>
+                  </pic:nvPicPr>
+                  <pic:blipFill>
+                    <a:blip r:embed="rId31">
+                      <a:extLst>
+                        <a:ext uri="{28A0092B-C50C-407E-A947-70E740481C1C}">
+                          <a14:useLocalDpi xmlns:a14="http://schemas.microsoft.com/office/drawing/2010/main" val="0"/>
+                        </a:ext>
+                      </a:extLst>
+                    </a:blip>
+                    <a:stretch>
+                      <a:fillRect/>
+                    </a:stretch>
+                  </pic:blipFill>
+                  <pic:spPr>
+                    <a:xfrm>
+                      <a:off x="0" y="0"/>
+                      <a:ext cx="6134100" cy="2722880"/>
+                    </a:xfrm>
+                    <a:prstGeom prst="rect">
+                      <a:avLst/>
+                    </a:prstGeom>
+                  </pic:spPr>
+                </pic:pic>
+              </a:graphicData>
+            </a:graphic>
+          </wp:inline>
+        </w:drawing>
+      </w:r>
     </w:p>
     <w:p>
       <w:pPr>
@@ -12721,22 +12949,28 @@
         <w:spacing w:after="0" w:line="240" w:lineRule="auto"/>
         <w:rPr>
           <w:rFonts w:ascii="Times New Roman" w:eastAsia="Times New Roman" w:hAnsi="Times New Roman" w:cs="Times New Roman"/>
-          <w:sz w:val="28"/>
-          <w:szCs w:val="28"/>
-        </w:rPr>
-      </w:pPr>
-      <w:r>
-        <w:rPr>
-          <w:rFonts w:ascii="Times New Roman" w:eastAsia="Times New Roman" w:hAnsi="Times New Roman" w:cs="Times New Roman"/>
-          <w:b/>
-          <w:sz w:val="28"/>
-          <w:szCs w:val="28"/>
-        </w:rPr>
+          <w:b/>
+          <w:color w:val="FF0000"/>
+          <w:sz w:val="28"/>
+          <w:szCs w:val="28"/>
+        </w:rPr>
+      </w:pPr>
+      <w:r>
+        <w:rPr>
+          <w:rFonts w:ascii="Times New Roman" w:eastAsia="Times New Roman" w:hAnsi="Times New Roman" w:cs="Times New Roman"/>
+          <w:b/>
+          <w:color w:val="FF0000"/>
+          <w:sz w:val="28"/>
+          <w:szCs w:val="28"/>
+        </w:rPr>
+        <w:lastRenderedPageBreak/>
         <w:t>Routing table of connectionless service</w:t>
       </w:r>
       <w:r>
         <w:rPr>
           <w:rFonts w:ascii="Times New Roman" w:eastAsia="Times New Roman" w:hAnsi="Times New Roman" w:cs="Times New Roman"/>
+          <w:b/>
+          <w:color w:val="FF0000"/>
           <w:sz w:val="28"/>
           <w:szCs w:val="28"/>
         </w:rPr>
@@ -12747,6 +12981,8 @@
       <w:r>
         <w:rPr>
           <w:rFonts w:ascii="Times New Roman" w:eastAsia="Times New Roman" w:hAnsi="Times New Roman" w:cs="Times New Roman"/>
+          <w:b/>
+          <w:color w:val="FF0000"/>
           <w:sz w:val="28"/>
           <w:szCs w:val="28"/>
         </w:rPr>
@@ -12756,6 +12992,8 @@
       <w:r>
         <w:rPr>
           <w:rFonts w:ascii="Times New Roman" w:eastAsia="Times New Roman" w:hAnsi="Times New Roman" w:cs="Times New Roman"/>
+          <w:b/>
+          <w:color w:val="FF0000"/>
           <w:sz w:val="28"/>
           <w:szCs w:val="28"/>
         </w:rPr>
@@ -12764,6 +13002,8 @@
       <w:r>
         <w:rPr>
           <w:rFonts w:ascii="Times New Roman" w:eastAsia="Times New Roman" w:hAnsi="Times New Roman" w:cs="Times New Roman"/>
+          <w:b/>
+          <w:color w:val="FF0000"/>
           <w:sz w:val="28"/>
           <w:szCs w:val="28"/>
         </w:rPr>
@@ -12772,6 +13012,8 @@
       <w:r>
         <w:rPr>
           <w:rFonts w:ascii="Times New Roman" w:eastAsia="Times New Roman" w:hAnsi="Times New Roman" w:cs="Times New Roman"/>
+          <w:b/>
+          <w:color w:val="FF0000"/>
           <w:sz w:val="28"/>
           <w:szCs w:val="28"/>
         </w:rPr>
@@ -12781,6 +13023,8 @@
       <w:r>
         <w:rPr>
           <w:rFonts w:ascii="Times New Roman" w:eastAsia="Times New Roman" w:hAnsi="Times New Roman" w:cs="Times New Roman"/>
+          <w:b/>
+          <w:color w:val="FF0000"/>
           <w:sz w:val="28"/>
           <w:szCs w:val="28"/>
         </w:rPr>
@@ -12790,15 +13034,19 @@
       <w:r>
         <w:rPr>
           <w:rFonts w:ascii="Times New Roman" w:eastAsia="Times New Roman" w:hAnsi="Times New Roman" w:cs="Times New Roman"/>
-          <w:sz w:val="28"/>
-          <w:szCs w:val="28"/>
-        </w:rPr>
-        <w:t xml:space="preserve"> </w:t>
-      </w:r>
-      <w:proofErr w:type="spellStart"/>
-      <w:r>
-        <w:rPr>
-          <w:rFonts w:ascii="Times New Roman" w:eastAsia="Times New Roman" w:hAnsi="Times New Roman" w:cs="Times New Roman"/>
+          <w:b/>
+          <w:color w:val="FF0000"/>
+          <w:sz w:val="28"/>
+          <w:szCs w:val="28"/>
+        </w:rPr>
+        <w:t xml:space="preserve"> </w:t>
+      </w:r>
+      <w:proofErr w:type="spellStart"/>
+      <w:r>
+        <w:rPr>
+          <w:rFonts w:ascii="Times New Roman" w:eastAsia="Times New Roman" w:hAnsi="Times New Roman" w:cs="Times New Roman"/>
+          <w:b/>
+          <w:color w:val="FF0000"/>
           <w:sz w:val="28"/>
           <w:szCs w:val="28"/>
         </w:rPr>
@@ -12808,6 +13056,8 @@
       <w:r>
         <w:rPr>
           <w:rFonts w:ascii="Times New Roman" w:eastAsia="Times New Roman" w:hAnsi="Times New Roman" w:cs="Times New Roman"/>
+          <w:b/>
+          <w:color w:val="FF0000"/>
           <w:sz w:val="28"/>
           <w:szCs w:val="28"/>
         </w:rPr>
@@ -12816,15 +13066,19 @@
       <w:r>
         <w:rPr>
           <w:rFonts w:ascii="Times New Roman" w:eastAsia="Times New Roman" w:hAnsi="Times New Roman" w:cs="Times New Roman"/>
-          <w:sz w:val="28"/>
-          <w:szCs w:val="28"/>
-        </w:rPr>
-        <w:t xml:space="preserve"> </w:t>
-      </w:r>
-      <w:proofErr w:type="spellStart"/>
-      <w:r>
-        <w:rPr>
-          <w:rFonts w:ascii="Times New Roman" w:eastAsia="Times New Roman" w:hAnsi="Times New Roman" w:cs="Times New Roman"/>
+          <w:b/>
+          <w:color w:val="FF0000"/>
+          <w:sz w:val="28"/>
+          <w:szCs w:val="28"/>
+        </w:rPr>
+        <w:t xml:space="preserve"> </w:t>
+      </w:r>
+      <w:proofErr w:type="spellStart"/>
+      <w:r>
+        <w:rPr>
+          <w:rFonts w:ascii="Times New Roman" w:eastAsia="Times New Roman" w:hAnsi="Times New Roman" w:cs="Times New Roman"/>
+          <w:b/>
+          <w:color w:val="FF0000"/>
           <w:sz w:val="28"/>
           <w:szCs w:val="28"/>
         </w:rPr>
@@ -12834,15 +13088,19 @@
       <w:r>
         <w:rPr>
           <w:rFonts w:ascii="Times New Roman" w:eastAsia="Times New Roman" w:hAnsi="Times New Roman" w:cs="Times New Roman"/>
-          <w:sz w:val="28"/>
-          <w:szCs w:val="28"/>
-        </w:rPr>
-        <w:t xml:space="preserve"> </w:t>
-      </w:r>
-      <w:proofErr w:type="spellStart"/>
-      <w:r>
-        <w:rPr>
-          <w:rFonts w:ascii="Times New Roman" w:eastAsia="Times New Roman" w:hAnsi="Times New Roman" w:cs="Times New Roman"/>
+          <w:b/>
+          <w:color w:val="FF0000"/>
+          <w:sz w:val="28"/>
+          <w:szCs w:val="28"/>
+        </w:rPr>
+        <w:t xml:space="preserve"> </w:t>
+      </w:r>
+      <w:proofErr w:type="spellStart"/>
+      <w:r>
+        <w:rPr>
+          <w:rFonts w:ascii="Times New Roman" w:eastAsia="Times New Roman" w:hAnsi="Times New Roman" w:cs="Times New Roman"/>
+          <w:b/>
+          <w:color w:val="FF0000"/>
           <w:sz w:val="28"/>
           <w:szCs w:val="28"/>
         </w:rPr>
@@ -12852,10 +13110,73 @@
       <w:r>
         <w:rPr>
           <w:rFonts w:ascii="Times New Roman" w:eastAsia="Times New Roman" w:hAnsi="Times New Roman" w:cs="Times New Roman"/>
+          <w:b/>
+          <w:color w:val="FF0000"/>
           <w:sz w:val="28"/>
           <w:szCs w:val="28"/>
         </w:rPr>
         <w:t xml:space="preserve">) </w:t>
+      </w:r>
+      <w:r>
+        <w:rPr>
+          <w:rFonts w:ascii="Times New Roman" w:eastAsia="Times New Roman" w:hAnsi="Times New Roman" w:cs="Times New Roman"/>
+          <w:b/>
+          <w:color w:val="FF0000"/>
+          <w:sz w:val="28"/>
+          <w:szCs w:val="28"/>
+        </w:rPr>
+        <w:br/>
+      </w:r>
+      <w:r>
+        <w:rPr>
+          <w:rFonts w:ascii="Times New Roman" w:eastAsia="Times New Roman" w:hAnsi="Times New Roman" w:cs="Times New Roman"/>
+          <w:b/>
+          <w:noProof/>
+          <w:color w:val="FF0000"/>
+          <w:sz w:val="28"/>
+          <w:szCs w:val="28"/>
+        </w:rPr>
+        <w:drawing>
+          <wp:inline distT="0" distB="0" distL="0" distR="0">
+            <wp:extent cx="5943600" cy="4057650"/>
+            <wp:effectExtent l="0" t="0" r="0" b="0"/>
+            <wp:docPr id="33" name="Picture 33"/>
+            <wp:cNvGraphicFramePr>
+              <a:graphicFrameLocks xmlns:a="http://schemas.openxmlformats.org/drawingml/2006/main" noChangeAspect="1"/>
+            </wp:cNvGraphicFramePr>
+            <a:graphic xmlns:a="http://schemas.openxmlformats.org/drawingml/2006/main">
+              <a:graphicData uri="http://schemas.openxmlformats.org/drawingml/2006/picture">
+                <pic:pic xmlns:pic="http://schemas.openxmlformats.org/drawingml/2006/picture">
+                  <pic:nvPicPr>
+                    <pic:cNvPr id="33" name="Screenshot_10.png"/>
+                    <pic:cNvPicPr/>
+                  </pic:nvPicPr>
+                  <pic:blipFill>
+                    <a:blip r:embed="rId32">
+                      <a:extLst>
+                        <a:ext uri="{28A0092B-C50C-407E-A947-70E740481C1C}">
+                          <a14:useLocalDpi xmlns:a14="http://schemas.microsoft.com/office/drawing/2010/main" val="0"/>
+                        </a:ext>
+                      </a:extLst>
+                    </a:blip>
+                    <a:stretch>
+                      <a:fillRect/>
+                    </a:stretch>
+                  </pic:blipFill>
+                  <pic:spPr>
+                    <a:xfrm>
+                      <a:off x="0" y="0"/>
+                      <a:ext cx="5943600" cy="4057650"/>
+                    </a:xfrm>
+                    <a:prstGeom prst="rect">
+                      <a:avLst/>
+                    </a:prstGeom>
+                  </pic:spPr>
+                </pic:pic>
+              </a:graphicData>
+            </a:graphic>
+          </wp:inline>
+        </w:drawing>
       </w:r>
     </w:p>
     <w:p>
@@ -12876,6 +13197,7 @@
         <w:rPr>
           <w:rFonts w:ascii="Times New Roman" w:eastAsia="Times New Roman" w:hAnsi="Times New Roman" w:cs="Times New Roman"/>
           <w:b/>
+          <w:color w:val="FF0000"/>
           <w:sz w:val="28"/>
           <w:szCs w:val="28"/>
         </w:rPr>
@@ -12884,6 +13206,8 @@
       <w:r>
         <w:rPr>
           <w:rFonts w:ascii="Times New Roman" w:eastAsia="Times New Roman" w:hAnsi="Times New Roman" w:cs="Times New Roman"/>
+          <w:b/>
+          <w:color w:val="FF0000"/>
           <w:sz w:val="28"/>
           <w:szCs w:val="28"/>
         </w:rPr>
@@ -12894,6 +13218,8 @@
       <w:r>
         <w:rPr>
           <w:rFonts w:ascii="Times New Roman" w:eastAsia="Times New Roman" w:hAnsi="Times New Roman" w:cs="Times New Roman"/>
+          <w:b/>
+          <w:color w:val="FF0000"/>
           <w:sz w:val="28"/>
           <w:szCs w:val="28"/>
         </w:rPr>
@@ -12903,6 +13229,8 @@
       <w:r>
         <w:rPr>
           <w:rFonts w:ascii="Times New Roman" w:eastAsia="Times New Roman" w:hAnsi="Times New Roman" w:cs="Times New Roman"/>
+          <w:b/>
+          <w:color w:val="FF0000"/>
           <w:sz w:val="28"/>
           <w:szCs w:val="28"/>
         </w:rPr>
@@ -12911,23 +13239,19 @@
       <w:r>
         <w:rPr>
           <w:rFonts w:ascii="Times New Roman" w:eastAsia="Times New Roman" w:hAnsi="Times New Roman" w:cs="Times New Roman"/>
-          <w:sz w:val="28"/>
-          <w:szCs w:val="28"/>
-        </w:rPr>
-        <w:t>(</w:t>
-      </w:r>
-      <w:r>
-        <w:rPr>
-          <w:rFonts w:ascii="Times New Roman" w:eastAsia="Times New Roman" w:hAnsi="Times New Roman" w:cs="Times New Roman"/>
-          <w:sz w:val="28"/>
-          <w:szCs w:val="28"/>
-        </w:rPr>
-        <w:t xml:space="preserve">diagram </w:t>
-      </w:r>
-      <w:proofErr w:type="spellStart"/>
-      <w:r>
-        <w:rPr>
-          <w:rFonts w:ascii="Times New Roman" w:eastAsia="Times New Roman" w:hAnsi="Times New Roman" w:cs="Times New Roman"/>
+          <w:b/>
+          <w:color w:val="FF0000"/>
+          <w:sz w:val="28"/>
+          <w:szCs w:val="28"/>
+        </w:rPr>
+        <w:t xml:space="preserve">(diagram </w:t>
+      </w:r>
+      <w:proofErr w:type="spellStart"/>
+      <w:r>
+        <w:rPr>
+          <w:rFonts w:ascii="Times New Roman" w:eastAsia="Times New Roman" w:hAnsi="Times New Roman" w:cs="Times New Roman"/>
+          <w:b/>
+          <w:color w:val="FF0000"/>
           <w:sz w:val="28"/>
           <w:szCs w:val="28"/>
         </w:rPr>
@@ -12937,15 +13261,19 @@
       <w:r>
         <w:rPr>
           <w:rFonts w:ascii="Times New Roman" w:eastAsia="Times New Roman" w:hAnsi="Times New Roman" w:cs="Times New Roman"/>
-          <w:sz w:val="28"/>
-          <w:szCs w:val="28"/>
-        </w:rPr>
-        <w:t xml:space="preserve"> </w:t>
-      </w:r>
-      <w:proofErr w:type="spellStart"/>
-      <w:r>
-        <w:rPr>
-          <w:rFonts w:ascii="Times New Roman" w:eastAsia="Times New Roman" w:hAnsi="Times New Roman" w:cs="Times New Roman"/>
+          <w:b/>
+          <w:color w:val="FF0000"/>
+          <w:sz w:val="28"/>
+          <w:szCs w:val="28"/>
+        </w:rPr>
+        <w:t xml:space="preserve"> </w:t>
+      </w:r>
+      <w:proofErr w:type="spellStart"/>
+      <w:r>
+        <w:rPr>
+          <w:rFonts w:ascii="Times New Roman" w:eastAsia="Times New Roman" w:hAnsi="Times New Roman" w:cs="Times New Roman"/>
+          <w:b/>
+          <w:color w:val="FF0000"/>
           <w:sz w:val="28"/>
           <w:szCs w:val="28"/>
         </w:rPr>
@@ -12955,23 +13283,19 @@
       <w:r>
         <w:rPr>
           <w:rFonts w:ascii="Times New Roman" w:eastAsia="Times New Roman" w:hAnsi="Times New Roman" w:cs="Times New Roman"/>
-          <w:sz w:val="28"/>
-          <w:szCs w:val="28"/>
-        </w:rPr>
-        <w:t xml:space="preserve"> table</w:t>
-      </w:r>
-      <w:r>
-        <w:rPr>
-          <w:rFonts w:ascii="Times New Roman" w:eastAsia="Times New Roman" w:hAnsi="Times New Roman" w:cs="Times New Roman"/>
-          <w:sz w:val="28"/>
-          <w:szCs w:val="28"/>
-        </w:rPr>
-        <w:t xml:space="preserve"> </w:t>
-      </w:r>
-      <w:proofErr w:type="spellStart"/>
-      <w:r>
-        <w:rPr>
-          <w:rFonts w:ascii="Times New Roman" w:eastAsia="Times New Roman" w:hAnsi="Times New Roman" w:cs="Times New Roman"/>
+          <w:b/>
+          <w:color w:val="FF0000"/>
+          <w:sz w:val="28"/>
+          <w:szCs w:val="28"/>
+        </w:rPr>
+        <w:t xml:space="preserve"> table </w:t>
+      </w:r>
+      <w:proofErr w:type="spellStart"/>
+      <w:r>
+        <w:rPr>
+          <w:rFonts w:ascii="Times New Roman" w:eastAsia="Times New Roman" w:hAnsi="Times New Roman" w:cs="Times New Roman"/>
+          <w:b/>
+          <w:color w:val="FF0000"/>
           <w:sz w:val="28"/>
           <w:szCs w:val="28"/>
         </w:rPr>
@@ -12981,15 +13305,19 @@
       <w:r>
         <w:rPr>
           <w:rFonts w:ascii="Times New Roman" w:eastAsia="Times New Roman" w:hAnsi="Times New Roman" w:cs="Times New Roman"/>
-          <w:sz w:val="28"/>
-          <w:szCs w:val="28"/>
-        </w:rPr>
-        <w:t xml:space="preserve"> </w:t>
-      </w:r>
-      <w:proofErr w:type="spellStart"/>
-      <w:r>
-        <w:rPr>
-          <w:rFonts w:ascii="Times New Roman" w:eastAsia="Times New Roman" w:hAnsi="Times New Roman" w:cs="Times New Roman"/>
+          <w:b/>
+          <w:color w:val="FF0000"/>
+          <w:sz w:val="28"/>
+          <w:szCs w:val="28"/>
+        </w:rPr>
+        <w:t xml:space="preserve"> </w:t>
+      </w:r>
+      <w:proofErr w:type="spellStart"/>
+      <w:r>
+        <w:rPr>
+          <w:rFonts w:ascii="Times New Roman" w:eastAsia="Times New Roman" w:hAnsi="Times New Roman" w:cs="Times New Roman"/>
+          <w:b/>
+          <w:color w:val="FF0000"/>
           <w:sz w:val="28"/>
           <w:szCs w:val="28"/>
         </w:rPr>
@@ -12999,6 +13327,8 @@
       <w:r>
         <w:rPr>
           <w:rFonts w:ascii="Times New Roman" w:eastAsia="Times New Roman" w:hAnsi="Times New Roman" w:cs="Times New Roman"/>
+          <w:b/>
+          <w:color w:val="FF0000"/>
           <w:sz w:val="28"/>
           <w:szCs w:val="28"/>
         </w:rPr>
@@ -13007,10 +13337,68 @@
       <w:r>
         <w:rPr>
           <w:rFonts w:ascii="Times New Roman" w:eastAsia="Times New Roman" w:hAnsi="Times New Roman" w:cs="Times New Roman"/>
-          <w:sz w:val="28"/>
-          <w:szCs w:val="28"/>
-        </w:rPr>
-        <w:t xml:space="preserve"> </w:t>
+          <w:color w:val="FF0000"/>
+          <w:sz w:val="28"/>
+          <w:szCs w:val="28"/>
+        </w:rPr>
+        <w:t xml:space="preserve"> </w:t>
+      </w:r>
+      <w:r>
+        <w:rPr>
+          <w:rFonts w:ascii="Times New Roman" w:eastAsia="Times New Roman" w:hAnsi="Times New Roman" w:cs="Times New Roman"/>
+          <w:sz w:val="28"/>
+          <w:szCs w:val="28"/>
+        </w:rPr>
+        <w:br/>
+      </w:r>
+      <w:r>
+        <w:rPr>
+          <w:rFonts w:ascii="Times New Roman" w:eastAsia="Times New Roman" w:hAnsi="Times New Roman" w:cs="Times New Roman"/>
+          <w:noProof/>
+          <w:sz w:val="28"/>
+          <w:szCs w:val="28"/>
+        </w:rPr>
+        <w:drawing>
+          <wp:inline distT="0" distB="0" distL="0" distR="0">
+            <wp:extent cx="5943600" cy="3331845"/>
+            <wp:effectExtent l="0" t="0" r="0" b="1905"/>
+            <wp:docPr id="32" name="Picture 32"/>
+            <wp:cNvGraphicFramePr>
+              <a:graphicFrameLocks xmlns:a="http://schemas.openxmlformats.org/drawingml/2006/main" noChangeAspect="1"/>
+            </wp:cNvGraphicFramePr>
+            <a:graphic xmlns:a="http://schemas.openxmlformats.org/drawingml/2006/main">
+              <a:graphicData uri="http://schemas.openxmlformats.org/drawingml/2006/picture">
+                <pic:pic xmlns:pic="http://schemas.openxmlformats.org/drawingml/2006/picture">
+                  <pic:nvPicPr>
+                    <pic:cNvPr id="32" name="Screenshot_9.png"/>
+                    <pic:cNvPicPr/>
+                  </pic:nvPicPr>
+                  <pic:blipFill>
+                    <a:blip r:embed="rId33">
+                      <a:extLst>
+                        <a:ext uri="{28A0092B-C50C-407E-A947-70E740481C1C}">
+                          <a14:useLocalDpi xmlns:a14="http://schemas.microsoft.com/office/drawing/2010/main" val="0"/>
+                        </a:ext>
+                      </a:extLst>
+                    </a:blip>
+                    <a:stretch>
+                      <a:fillRect/>
+                    </a:stretch>
+                  </pic:blipFill>
+                  <pic:spPr>
+                    <a:xfrm>
+                      <a:off x="0" y="0"/>
+                      <a:ext cx="5943600" cy="3331845"/>
+                    </a:xfrm>
+                    <a:prstGeom prst="rect">
+                      <a:avLst/>
+                    </a:prstGeom>
+                  </pic:spPr>
+                </pic:pic>
+              </a:graphicData>
+            </a:graphic>
+          </wp:inline>
+        </w:drawing>
       </w:r>
     </w:p>
     <w:p>
@@ -13031,19 +13419,89 @@
         <w:rPr>
           <w:rFonts w:ascii="Times New Roman" w:eastAsia="Times New Roman" w:hAnsi="Times New Roman" w:cs="Times New Roman"/>
           <w:b/>
-          <w:sz w:val="28"/>
-          <w:szCs w:val="28"/>
-        </w:rPr>
+          <w:color w:val="FF0000"/>
+          <w:sz w:val="28"/>
+          <w:szCs w:val="28"/>
+        </w:rPr>
+        <w:lastRenderedPageBreak/>
         <w:t>Write 3 differences between datagram and virtual circuit</w:t>
       </w:r>
       <w:r>
         <w:rPr>
           <w:rFonts w:ascii="Times New Roman" w:eastAsia="Times New Roman" w:hAnsi="Times New Roman" w:cs="Times New Roman"/>
+          <w:b/>
+          <w:color w:val="FF0000"/>
           <w:sz w:val="28"/>
           <w:szCs w:val="28"/>
         </w:rPr>
         <w:br/>
-        <w:t xml:space="preserve">→ Slide 11 </w:t>
+        <w:t>→ Slide 11</w:t>
+      </w:r>
+      <w:r>
+        <w:rPr>
+          <w:rFonts w:ascii="Times New Roman" w:eastAsia="Times New Roman" w:hAnsi="Times New Roman" w:cs="Times New Roman"/>
+          <w:color w:val="FF0000"/>
+          <w:sz w:val="28"/>
+          <w:szCs w:val="28"/>
+        </w:rPr>
+        <w:t xml:space="preserve"> </w:t>
+      </w:r>
+      <w:r>
+        <w:rPr>
+          <w:rFonts w:ascii="Times New Roman" w:eastAsia="Times New Roman" w:hAnsi="Times New Roman" w:cs="Times New Roman"/>
+          <w:sz w:val="28"/>
+          <w:szCs w:val="28"/>
+        </w:rPr>
+        <w:br/>
+      </w:r>
+      <w:r>
+        <w:rPr>
+          <w:rFonts w:ascii="Times New Roman" w:eastAsia="Times New Roman" w:hAnsi="Times New Roman" w:cs="Times New Roman"/>
+          <w:noProof/>
+          <w:sz w:val="28"/>
+          <w:szCs w:val="28"/>
+        </w:rPr>
+        <w:drawing>
+          <wp:inline distT="0" distB="0" distL="0" distR="0">
+            <wp:extent cx="5943600" cy="3808730"/>
+            <wp:effectExtent l="0" t="0" r="0" b="1270"/>
+            <wp:docPr id="35" name="Picture 35"/>
+            <wp:cNvGraphicFramePr>
+              <a:graphicFrameLocks xmlns:a="http://schemas.openxmlformats.org/drawingml/2006/main" noChangeAspect="1"/>
+            </wp:cNvGraphicFramePr>
+            <a:graphic xmlns:a="http://schemas.openxmlformats.org/drawingml/2006/main">
+              <a:graphicData uri="http://schemas.openxmlformats.org/drawingml/2006/picture">
+                <pic:pic xmlns:pic="http://schemas.openxmlformats.org/drawingml/2006/picture">
+                  <pic:nvPicPr>
+                    <pic:cNvPr id="35" name="Screenshot_11.png"/>
+                    <pic:cNvPicPr/>
+                  </pic:nvPicPr>
+                  <pic:blipFill>
+                    <a:blip r:embed="rId34">
+                      <a:extLst>
+                        <a:ext uri="{28A0092B-C50C-407E-A947-70E740481C1C}">
+                          <a14:useLocalDpi xmlns:a14="http://schemas.microsoft.com/office/drawing/2010/main" val="0"/>
+                        </a:ext>
+                      </a:extLst>
+                    </a:blip>
+                    <a:stretch>
+                      <a:fillRect/>
+                    </a:stretch>
+                  </pic:blipFill>
+                  <pic:spPr>
+                    <a:xfrm>
+                      <a:off x="0" y="0"/>
+                      <a:ext cx="5943600" cy="3808730"/>
+                    </a:xfrm>
+                    <a:prstGeom prst="rect">
+                      <a:avLst/>
+                    </a:prstGeom>
+                  </pic:spPr>
+                </pic:pic>
+              </a:graphicData>
+            </a:graphic>
+          </wp:inline>
+        </w:drawing>
       </w:r>
     </w:p>
     <w:p>
@@ -13102,6 +13560,63 @@
         </w:rPr>
         <w:t xml:space="preserve">) </w:t>
       </w:r>
+      <w:r>
+        <w:rPr>
+          <w:rFonts w:ascii="Times New Roman" w:eastAsia="Times New Roman" w:hAnsi="Times New Roman" w:cs="Times New Roman"/>
+          <w:sz w:val="28"/>
+          <w:szCs w:val="28"/>
+        </w:rPr>
+        <w:br/>
+      </w:r>
+      <w:r>
+        <w:rPr>
+          <w:rFonts w:ascii="Times New Roman" w:eastAsia="Times New Roman" w:hAnsi="Times New Roman" w:cs="Times New Roman"/>
+          <w:noProof/>
+          <w:sz w:val="28"/>
+          <w:szCs w:val="28"/>
+        </w:rPr>
+        <w:drawing>
+          <wp:inline distT="0" distB="0" distL="0" distR="0">
+            <wp:extent cx="6067425" cy="1924050"/>
+            <wp:effectExtent l="0" t="0" r="9525" b="0"/>
+            <wp:docPr id="36" name="Picture 36"/>
+            <wp:cNvGraphicFramePr>
+              <a:graphicFrameLocks xmlns:a="http://schemas.openxmlformats.org/drawingml/2006/main" noChangeAspect="1"/>
+            </wp:cNvGraphicFramePr>
+            <a:graphic xmlns:a="http://schemas.openxmlformats.org/drawingml/2006/main">
+              <a:graphicData uri="http://schemas.openxmlformats.org/drawingml/2006/picture">
+                <pic:pic xmlns:pic="http://schemas.openxmlformats.org/drawingml/2006/picture">
+                  <pic:nvPicPr>
+                    <pic:cNvPr id="36" name="Screenshot_12.png"/>
+                    <pic:cNvPicPr/>
+                  </pic:nvPicPr>
+                  <pic:blipFill>
+                    <a:blip r:embed="rId35">
+                      <a:extLst>
+                        <a:ext uri="{28A0092B-C50C-407E-A947-70E740481C1C}">
+                          <a14:useLocalDpi xmlns:a14="http://schemas.microsoft.com/office/drawing/2010/main" val="0"/>
+                        </a:ext>
+                      </a:extLst>
+                    </a:blip>
+                    <a:stretch>
+                      <a:fillRect/>
+                    </a:stretch>
+                  </pic:blipFill>
+                  <pic:spPr>
+                    <a:xfrm>
+                      <a:off x="0" y="0"/>
+                      <a:ext cx="6067425" cy="1924050"/>
+                    </a:xfrm>
+                    <a:prstGeom prst="rect">
+                      <a:avLst/>
+                    </a:prstGeom>
+                  </pic:spPr>
+                </pic:pic>
+              </a:graphicData>
+            </a:graphic>
+          </wp:inline>
+        </w:drawing>
+      </w:r>
     </w:p>
     <w:p>
       <w:pPr>
@@ -13121,14 +13636,18 @@
         <w:rPr>
           <w:rFonts w:ascii="Times New Roman" w:eastAsia="Times New Roman" w:hAnsi="Times New Roman" w:cs="Times New Roman"/>
           <w:b/>
-          <w:sz w:val="28"/>
-          <w:szCs w:val="28"/>
-        </w:rPr>
+          <w:color w:val="FF0000"/>
+          <w:sz w:val="28"/>
+          <w:szCs w:val="28"/>
+        </w:rPr>
+        <w:lastRenderedPageBreak/>
         <w:t>Define fairness and optimality of a network</w:t>
       </w:r>
       <w:r>
         <w:rPr>
           <w:rFonts w:ascii="Times New Roman" w:eastAsia="Times New Roman" w:hAnsi="Times New Roman" w:cs="Times New Roman"/>
+          <w:b/>
+          <w:color w:val="FF0000"/>
           <w:sz w:val="28"/>
           <w:szCs w:val="28"/>
         </w:rPr>
@@ -13139,6 +13658,8 @@
       <w:r>
         <w:rPr>
           <w:rFonts w:ascii="Times New Roman" w:eastAsia="Times New Roman" w:hAnsi="Times New Roman" w:cs="Times New Roman"/>
+          <w:b/>
+          <w:color w:val="FF0000"/>
           <w:sz w:val="28"/>
           <w:szCs w:val="28"/>
         </w:rPr>
@@ -13148,6 +13669,8 @@
       <w:r>
         <w:rPr>
           <w:rFonts w:ascii="Times New Roman" w:eastAsia="Times New Roman" w:hAnsi="Times New Roman" w:cs="Times New Roman"/>
+          <w:b/>
+          <w:color w:val="FF0000"/>
           <w:sz w:val="28"/>
           <w:szCs w:val="28"/>
         </w:rPr>
@@ -13156,26 +13679,88 @@
       <w:r>
         <w:rPr>
           <w:rFonts w:ascii="Times New Roman" w:eastAsia="Times New Roman" w:hAnsi="Times New Roman" w:cs="Times New Roman"/>
-          <w:sz w:val="28"/>
-          <w:szCs w:val="28"/>
-        </w:rPr>
-        <w:t>S</w:t>
-      </w:r>
-      <w:r>
-        <w:rPr>
-          <w:rFonts w:ascii="Times New Roman" w:eastAsia="Times New Roman" w:hAnsi="Times New Roman" w:cs="Times New Roman"/>
-          <w:sz w:val="28"/>
-          <w:szCs w:val="28"/>
-        </w:rPr>
-        <w:t xml:space="preserve">lide </w:t>
-      </w:r>
-      <w:r>
-        <w:rPr>
-          <w:rFonts w:ascii="Times New Roman" w:eastAsia="Times New Roman" w:hAnsi="Times New Roman" w:cs="Times New Roman"/>
-          <w:sz w:val="28"/>
-          <w:szCs w:val="28"/>
-        </w:rPr>
-        <w:t xml:space="preserve">14 (2nd and 3rd para) </w:t>
+          <w:b/>
+          <w:color w:val="FF0000"/>
+          <w:sz w:val="28"/>
+          <w:szCs w:val="28"/>
+        </w:rPr>
+        <w:t xml:space="preserve">Slide </w:t>
+      </w:r>
+      <w:r>
+        <w:rPr>
+          <w:rFonts w:ascii="Times New Roman" w:eastAsia="Times New Roman" w:hAnsi="Times New Roman" w:cs="Times New Roman"/>
+          <w:b/>
+          <w:color w:val="FF0000"/>
+          <w:sz w:val="28"/>
+          <w:szCs w:val="28"/>
+        </w:rPr>
+        <w:t>14 (2nd and 3rd para)</w:t>
+      </w:r>
+      <w:r>
+        <w:rPr>
+          <w:rFonts w:ascii="Times New Roman" w:eastAsia="Times New Roman" w:hAnsi="Times New Roman" w:cs="Times New Roman"/>
+          <w:color w:val="FF0000"/>
+          <w:sz w:val="28"/>
+          <w:szCs w:val="28"/>
+        </w:rPr>
+        <w:t xml:space="preserve"> </w:t>
+      </w:r>
+      <w:r>
+        <w:rPr>
+          <w:rFonts w:ascii="Times New Roman" w:eastAsia="Times New Roman" w:hAnsi="Times New Roman" w:cs="Times New Roman"/>
+          <w:sz w:val="28"/>
+          <w:szCs w:val="28"/>
+        </w:rPr>
+        <w:br/>
+      </w:r>
+      <w:r>
+        <w:rPr>
+          <w:rFonts w:ascii="Times New Roman" w:eastAsia="Times New Roman" w:hAnsi="Times New Roman" w:cs="Times New Roman"/>
+          <w:noProof/>
+          <w:sz w:val="28"/>
+          <w:szCs w:val="28"/>
+        </w:rPr>
+        <w:drawing>
+          <wp:inline distT="0" distB="0" distL="0" distR="0">
+            <wp:extent cx="5943600" cy="3324225"/>
+            <wp:effectExtent l="0" t="0" r="0" b="9525"/>
+            <wp:docPr id="37" name="Picture 37"/>
+            <wp:cNvGraphicFramePr>
+              <a:graphicFrameLocks xmlns:a="http://schemas.openxmlformats.org/drawingml/2006/main" noChangeAspect="1"/>
+            </wp:cNvGraphicFramePr>
+            <a:graphic xmlns:a="http://schemas.openxmlformats.org/drawingml/2006/main">
+              <a:graphicData uri="http://schemas.openxmlformats.org/drawingml/2006/picture">
+                <pic:pic xmlns:pic="http://schemas.openxmlformats.org/drawingml/2006/picture">
+                  <pic:nvPicPr>
+                    <pic:cNvPr id="37" name="Screenshot_13.png"/>
+                    <pic:cNvPicPr/>
+                  </pic:nvPicPr>
+                  <pic:blipFill>
+                    <a:blip r:embed="rId36">
+                      <a:extLst>
+                        <a:ext uri="{28A0092B-C50C-407E-A947-70E740481C1C}">
+                          <a14:useLocalDpi xmlns:a14="http://schemas.microsoft.com/office/drawing/2010/main" val="0"/>
+                        </a:ext>
+                      </a:extLst>
+                    </a:blip>
+                    <a:stretch>
+                      <a:fillRect/>
+                    </a:stretch>
+                  </pic:blipFill>
+                  <pic:spPr>
+                    <a:xfrm>
+                      <a:off x="0" y="0"/>
+                      <a:ext cx="5943600" cy="3324225"/>
+                    </a:xfrm>
+                    <a:prstGeom prst="rect">
+                      <a:avLst/>
+                    </a:prstGeom>
+                  </pic:spPr>
+                </pic:pic>
+              </a:graphicData>
+            </a:graphic>
+          </wp:inline>
+        </w:drawing>
       </w:r>
     </w:p>
     <w:p>
@@ -13196,6 +13781,7 @@
         <w:rPr>
           <w:rFonts w:ascii="Times New Roman" w:eastAsia="Times New Roman" w:hAnsi="Times New Roman" w:cs="Times New Roman"/>
           <w:b/>
+          <w:color w:val="FF0000"/>
           <w:sz w:val="28"/>
           <w:szCs w:val="28"/>
         </w:rPr>
@@ -13205,6 +13791,7 @@
         <w:rPr>
           <w:rFonts w:ascii="Times New Roman" w:eastAsia="Times New Roman" w:hAnsi="Times New Roman" w:cs="Times New Roman"/>
           <w:b/>
+          <w:color w:val="FF0000"/>
           <w:sz w:val="28"/>
           <w:szCs w:val="28"/>
         </w:rPr>
@@ -13213,6 +13800,8 @@
       <w:r>
         <w:rPr>
           <w:rFonts w:ascii="Times New Roman" w:eastAsia="Times New Roman" w:hAnsi="Times New Roman" w:cs="Times New Roman"/>
+          <w:b/>
+          <w:color w:val="FF0000"/>
           <w:sz w:val="28"/>
           <w:szCs w:val="28"/>
         </w:rPr>
@@ -13223,6 +13812,8 @@
       <w:r>
         <w:rPr>
           <w:rFonts w:ascii="Times New Roman" w:eastAsia="Times New Roman" w:hAnsi="Times New Roman" w:cs="Times New Roman"/>
+          <w:b/>
+          <w:color w:val="FF0000"/>
           <w:sz w:val="28"/>
           <w:szCs w:val="28"/>
         </w:rPr>
@@ -13232,10 +13823,87 @@
       <w:r>
         <w:rPr>
           <w:rFonts w:ascii="Times New Roman" w:eastAsia="Times New Roman" w:hAnsi="Times New Roman" w:cs="Times New Roman"/>
-          <w:sz w:val="28"/>
-          <w:szCs w:val="28"/>
-        </w:rPr>
-        <w:t xml:space="preserve">: Slide 15 → diagram and description </w:t>
+          <w:b/>
+          <w:color w:val="FF0000"/>
+          <w:sz w:val="28"/>
+          <w:szCs w:val="28"/>
+        </w:rPr>
+        <w:t>: Slide 15 → diagram and description</w:t>
+      </w:r>
+      <w:r>
+        <w:rPr>
+          <w:rFonts w:ascii="Times New Roman" w:eastAsia="Times New Roman" w:hAnsi="Times New Roman" w:cs="Times New Roman"/>
+          <w:color w:val="FF0000"/>
+          <w:sz w:val="28"/>
+          <w:szCs w:val="28"/>
+        </w:rPr>
+        <w:t xml:space="preserve"> </w:t>
+      </w:r>
+      <w:r>
+        <w:rPr>
+          <w:rFonts w:ascii="Times New Roman" w:eastAsia="Times New Roman" w:hAnsi="Times New Roman" w:cs="Times New Roman"/>
+          <w:color w:val="FF0000"/>
+          <w:sz w:val="28"/>
+          <w:szCs w:val="28"/>
+        </w:rPr>
+        <w:br/>
+      </w:r>
+      <w:r>
+        <w:rPr>
+          <w:rFonts w:ascii="Times New Roman" w:eastAsia="Times New Roman" w:hAnsi="Times New Roman" w:cs="Times New Roman"/>
+          <w:sz w:val="28"/>
+          <w:szCs w:val="28"/>
+        </w:rPr>
+        <w:br/>
+      </w:r>
+      <w:r>
+        <w:rPr>
+          <w:rFonts w:ascii="Times New Roman" w:eastAsia="Times New Roman" w:hAnsi="Times New Roman" w:cs="Times New Roman"/>
+          <w:noProof/>
+          <w:sz w:val="28"/>
+          <w:szCs w:val="28"/>
+        </w:rPr>
+        <w:drawing>
+          <wp:inline distT="0" distB="0" distL="0" distR="0">
+            <wp:extent cx="5943600" cy="3771900"/>
+            <wp:effectExtent l="0" t="0" r="0" b="0"/>
+            <wp:docPr id="41" name="Picture 41"/>
+            <wp:cNvGraphicFramePr>
+              <a:graphicFrameLocks xmlns:a="http://schemas.openxmlformats.org/drawingml/2006/main" noChangeAspect="1"/>
+            </wp:cNvGraphicFramePr>
+            <a:graphic xmlns:a="http://schemas.openxmlformats.org/drawingml/2006/main">
+              <a:graphicData uri="http://schemas.openxmlformats.org/drawingml/2006/picture">
+                <pic:pic xmlns:pic="http://schemas.openxmlformats.org/drawingml/2006/picture">
+                  <pic:nvPicPr>
+                    <pic:cNvPr id="41" name="Screenshot_14.png"/>
+                    <pic:cNvPicPr/>
+                  </pic:nvPicPr>
+                  <pic:blipFill>
+                    <a:blip r:embed="rId37">
+                      <a:extLst>
+                        <a:ext uri="{28A0092B-C50C-407E-A947-70E740481C1C}">
+                          <a14:useLocalDpi xmlns:a14="http://schemas.microsoft.com/office/drawing/2010/main" val="0"/>
+                        </a:ext>
+                      </a:extLst>
+                    </a:blip>
+                    <a:stretch>
+                      <a:fillRect/>
+                    </a:stretch>
+                  </pic:blipFill>
+                  <pic:spPr>
+                    <a:xfrm>
+                      <a:off x="0" y="0"/>
+                      <a:ext cx="5943600" cy="3771900"/>
+                    </a:xfrm>
+                    <a:prstGeom prst="rect">
+                      <a:avLst/>
+                    </a:prstGeom>
+                  </pic:spPr>
+                </pic:pic>
+              </a:graphicData>
+            </a:graphic>
+          </wp:inline>
+        </w:drawing>
       </w:r>
     </w:p>
     <w:p>
@@ -13259,6 +13927,7 @@
           <w:sz w:val="28"/>
           <w:szCs w:val="28"/>
         </w:rPr>
+        <w:lastRenderedPageBreak/>
         <w:t>Problem on sink tree</w:t>
       </w:r>
       <w:r>
@@ -13287,6 +13956,169 @@
           <w:szCs w:val="28"/>
         </w:rPr>
         <w:t xml:space="preserve">: Slide 18, 19, 20 </w:t>
+      </w:r>
+      <w:r>
+        <w:rPr>
+          <w:rFonts w:ascii="Times New Roman" w:eastAsia="Times New Roman" w:hAnsi="Times New Roman" w:cs="Times New Roman"/>
+          <w:sz w:val="28"/>
+          <w:szCs w:val="28"/>
+        </w:rPr>
+        <w:br/>
+      </w:r>
+      <w:r>
+        <w:rPr>
+          <w:rFonts w:ascii="Times New Roman" w:eastAsia="Times New Roman" w:hAnsi="Times New Roman" w:cs="Times New Roman"/>
+          <w:noProof/>
+          <w:sz w:val="28"/>
+          <w:szCs w:val="28"/>
+        </w:rPr>
+        <w:drawing>
+          <wp:inline distT="0" distB="0" distL="0" distR="0">
+            <wp:extent cx="4105848" cy="2495898"/>
+            <wp:effectExtent l="0" t="0" r="9525" b="0"/>
+            <wp:docPr id="42" name="Picture 42"/>
+            <wp:cNvGraphicFramePr>
+              <a:graphicFrameLocks xmlns:a="http://schemas.openxmlformats.org/drawingml/2006/main" noChangeAspect="1"/>
+            </wp:cNvGraphicFramePr>
+            <a:graphic xmlns:a="http://schemas.openxmlformats.org/drawingml/2006/main">
+              <a:graphicData uri="http://schemas.openxmlformats.org/drawingml/2006/picture">
+                <pic:pic xmlns:pic="http://schemas.openxmlformats.org/drawingml/2006/picture">
+                  <pic:nvPicPr>
+                    <pic:cNvPr id="42" name="Screenshot_15.png"/>
+                    <pic:cNvPicPr/>
+                  </pic:nvPicPr>
+                  <pic:blipFill>
+                    <a:blip r:embed="rId38">
+                      <a:extLst>
+                        <a:ext uri="{28A0092B-C50C-407E-A947-70E740481C1C}">
+                          <a14:useLocalDpi xmlns:a14="http://schemas.microsoft.com/office/drawing/2010/main" val="0"/>
+                        </a:ext>
+                      </a:extLst>
+                    </a:blip>
+                    <a:stretch>
+                      <a:fillRect/>
+                    </a:stretch>
+                  </pic:blipFill>
+                  <pic:spPr>
+                    <a:xfrm>
+                      <a:off x="0" y="0"/>
+                      <a:ext cx="4105848" cy="2495898"/>
+                    </a:xfrm>
+                    <a:prstGeom prst="rect">
+                      <a:avLst/>
+                    </a:prstGeom>
+                  </pic:spPr>
+                </pic:pic>
+              </a:graphicData>
+            </a:graphic>
+          </wp:inline>
+        </w:drawing>
+      </w:r>
+      <w:r>
+        <w:rPr>
+          <w:rFonts w:ascii="Times New Roman" w:eastAsia="Times New Roman" w:hAnsi="Times New Roman" w:cs="Times New Roman"/>
+          <w:noProof/>
+          <w:sz w:val="28"/>
+          <w:szCs w:val="28"/>
+        </w:rPr>
+        <w:drawing>
+          <wp:inline distT="0" distB="0" distL="0" distR="0">
+            <wp:extent cx="3743847" cy="2048161"/>
+            <wp:effectExtent l="0" t="0" r="9525" b="9525"/>
+            <wp:docPr id="43" name="Picture 43"/>
+            <wp:cNvGraphicFramePr>
+              <a:graphicFrameLocks xmlns:a="http://schemas.openxmlformats.org/drawingml/2006/main" noChangeAspect="1"/>
+            </wp:cNvGraphicFramePr>
+            <a:graphic xmlns:a="http://schemas.openxmlformats.org/drawingml/2006/main">
+              <a:graphicData uri="http://schemas.openxmlformats.org/drawingml/2006/picture">
+                <pic:pic xmlns:pic="http://schemas.openxmlformats.org/drawingml/2006/picture">
+                  <pic:nvPicPr>
+                    <pic:cNvPr id="43" name="Screenshot_16.png"/>
+                    <pic:cNvPicPr/>
+                  </pic:nvPicPr>
+                  <pic:blipFill>
+                    <a:blip r:embed="rId39">
+                      <a:extLst>
+                        <a:ext uri="{28A0092B-C50C-407E-A947-70E740481C1C}">
+                          <a14:useLocalDpi xmlns:a14="http://schemas.microsoft.com/office/drawing/2010/main" val="0"/>
+                        </a:ext>
+                      </a:extLst>
+                    </a:blip>
+                    <a:stretch>
+                      <a:fillRect/>
+                    </a:stretch>
+                  </pic:blipFill>
+                  <pic:spPr>
+                    <a:xfrm>
+                      <a:off x="0" y="0"/>
+                      <a:ext cx="3743847" cy="2048161"/>
+                    </a:xfrm>
+                    <a:prstGeom prst="rect">
+                      <a:avLst/>
+                    </a:prstGeom>
+                  </pic:spPr>
+                </pic:pic>
+              </a:graphicData>
+            </a:graphic>
+          </wp:inline>
+        </w:drawing>
+      </w:r>
+      <w:r>
+        <w:rPr>
+          <w:rFonts w:ascii="Times New Roman" w:eastAsia="Times New Roman" w:hAnsi="Times New Roman" w:cs="Times New Roman"/>
+          <w:noProof/>
+          <w:sz w:val="28"/>
+          <w:szCs w:val="28"/>
+        </w:rPr>
+        <w:drawing>
+          <wp:inline distT="0" distB="0" distL="0" distR="0">
+            <wp:extent cx="3648584" cy="2057687"/>
+            <wp:effectExtent l="0" t="0" r="9525" b="0"/>
+            <wp:docPr id="44" name="Picture 44"/>
+            <wp:cNvGraphicFramePr>
+              <a:graphicFrameLocks xmlns:a="http://schemas.openxmlformats.org/drawingml/2006/main" noChangeAspect="1"/>
+            </wp:cNvGraphicFramePr>
+            <a:graphic xmlns:a="http://schemas.openxmlformats.org/drawingml/2006/main">
+              <a:graphicData uri="http://schemas.openxmlformats.org/drawingml/2006/picture">
+                <pic:pic xmlns:pic="http://schemas.openxmlformats.org/drawingml/2006/picture">
+                  <pic:nvPicPr>
+                    <pic:cNvPr id="44" name="Screenshot_17.png"/>
+                    <pic:cNvPicPr/>
+                  </pic:nvPicPr>
+                  <pic:blipFill>
+                    <a:blip r:embed="rId40">
+                      <a:extLst>
+                        <a:ext uri="{28A0092B-C50C-407E-A947-70E740481C1C}">
+                          <a14:useLocalDpi xmlns:a14="http://schemas.microsoft.com/office/drawing/2010/main" val="0"/>
+                        </a:ext>
+                      </a:extLst>
+                    </a:blip>
+                    <a:stretch>
+                      <a:fillRect/>
+                    </a:stretch>
+                  </pic:blipFill>
+                  <pic:spPr>
+                    <a:xfrm>
+                      <a:off x="0" y="0"/>
+                      <a:ext cx="3648584" cy="2057687"/>
+                    </a:xfrm>
+                    <a:prstGeom prst="rect">
+                      <a:avLst/>
+                    </a:prstGeom>
+                  </pic:spPr>
+                </pic:pic>
+              </a:graphicData>
+            </a:graphic>
+          </wp:inline>
+        </w:drawing>
+      </w:r>
+      <w:r>
+        <w:rPr>
+          <w:rFonts w:ascii="Times New Roman" w:eastAsia="Times New Roman" w:hAnsi="Times New Roman" w:cs="Times New Roman"/>
+          <w:sz w:val="28"/>
+          <w:szCs w:val="28"/>
+        </w:rPr>
+        <w:br/>
       </w:r>
     </w:p>
     <w:p>
@@ -13321,6 +14153,113 @@
         <w:br/>
         <w:t>→ Slide 21 (6 points).</w:t>
       </w:r>
+      <w:r>
+        <w:rPr>
+          <w:rFonts w:ascii="Times New Roman" w:eastAsia="Times New Roman" w:hAnsi="Times New Roman" w:cs="Times New Roman"/>
+          <w:sz w:val="28"/>
+          <w:szCs w:val="28"/>
+        </w:rPr>
+        <w:br/>
+      </w:r>
+      <w:r>
+        <w:rPr>
+          <w:rFonts w:ascii="Times New Roman" w:eastAsia="Times New Roman" w:hAnsi="Times New Roman" w:cs="Times New Roman"/>
+          <w:noProof/>
+          <w:sz w:val="28"/>
+          <w:szCs w:val="28"/>
+        </w:rPr>
+        <w:lastRenderedPageBreak/>
+        <w:drawing>
+          <wp:inline distT="0" distB="0" distL="0" distR="0">
+            <wp:extent cx="3801005" cy="1409897"/>
+            <wp:effectExtent l="0" t="0" r="0" b="0"/>
+            <wp:docPr id="45" name="Picture 45"/>
+            <wp:cNvGraphicFramePr>
+              <a:graphicFrameLocks xmlns:a="http://schemas.openxmlformats.org/drawingml/2006/main" noChangeAspect="1"/>
+            </wp:cNvGraphicFramePr>
+            <a:graphic xmlns:a="http://schemas.openxmlformats.org/drawingml/2006/main">
+              <a:graphicData uri="http://schemas.openxmlformats.org/drawingml/2006/picture">
+                <pic:pic xmlns:pic="http://schemas.openxmlformats.org/drawingml/2006/picture">
+                  <pic:nvPicPr>
+                    <pic:cNvPr id="45" name="Screenshot_18.png"/>
+                    <pic:cNvPicPr/>
+                  </pic:nvPicPr>
+                  <pic:blipFill>
+                    <a:blip r:embed="rId41">
+                      <a:extLst>
+                        <a:ext uri="{28A0092B-C50C-407E-A947-70E740481C1C}">
+                          <a14:useLocalDpi xmlns:a14="http://schemas.microsoft.com/office/drawing/2010/main" val="0"/>
+                        </a:ext>
+                      </a:extLst>
+                    </a:blip>
+                    <a:stretch>
+                      <a:fillRect/>
+                    </a:stretch>
+                  </pic:blipFill>
+                  <pic:spPr>
+                    <a:xfrm>
+                      <a:off x="0" y="0"/>
+                      <a:ext cx="3801005" cy="1409897"/>
+                    </a:xfrm>
+                    <a:prstGeom prst="rect">
+                      <a:avLst/>
+                    </a:prstGeom>
+                  </pic:spPr>
+                </pic:pic>
+              </a:graphicData>
+            </a:graphic>
+          </wp:inline>
+        </w:drawing>
+      </w:r>
+      <w:r>
+        <w:rPr>
+          <w:rFonts w:ascii="Times New Roman" w:eastAsia="Times New Roman" w:hAnsi="Times New Roman" w:cs="Times New Roman"/>
+          <w:noProof/>
+          <w:sz w:val="28"/>
+          <w:szCs w:val="28"/>
+        </w:rPr>
+        <w:drawing>
+          <wp:inline distT="0" distB="0" distL="0" distR="0">
+            <wp:extent cx="5943600" cy="646430"/>
+            <wp:effectExtent l="0" t="0" r="0" b="1270"/>
+            <wp:docPr id="46" name="Picture 46"/>
+            <wp:cNvGraphicFramePr>
+              <a:graphicFrameLocks xmlns:a="http://schemas.openxmlformats.org/drawingml/2006/main" noChangeAspect="1"/>
+            </wp:cNvGraphicFramePr>
+            <a:graphic xmlns:a="http://schemas.openxmlformats.org/drawingml/2006/main">
+              <a:graphicData uri="http://schemas.openxmlformats.org/drawingml/2006/picture">
+                <pic:pic xmlns:pic="http://schemas.openxmlformats.org/drawingml/2006/picture">
+                  <pic:nvPicPr>
+                    <pic:cNvPr id="46" name="Screenshot_19.png"/>
+                    <pic:cNvPicPr/>
+                  </pic:nvPicPr>
+                  <pic:blipFill>
+                    <a:blip r:embed="rId42">
+                      <a:extLst>
+                        <a:ext uri="{28A0092B-C50C-407E-A947-70E740481C1C}">
+                          <a14:useLocalDpi xmlns:a14="http://schemas.microsoft.com/office/drawing/2010/main" val="0"/>
+                        </a:ext>
+                      </a:extLst>
+                    </a:blip>
+                    <a:stretch>
+                      <a:fillRect/>
+                    </a:stretch>
+                  </pic:blipFill>
+                  <pic:spPr>
+                    <a:xfrm>
+                      <a:off x="0" y="0"/>
+                      <a:ext cx="5943600" cy="646430"/>
+                    </a:xfrm>
+                    <a:prstGeom prst="rect">
+                      <a:avLst/>
+                    </a:prstGeom>
+                  </pic:spPr>
+                </pic:pic>
+              </a:graphicData>
+            </a:graphic>
+          </wp:inline>
+        </w:drawing>
+      </w:r>
     </w:p>
     <w:p>
       <w:pPr>
@@ -13330,21 +14269,25 @@
           <w:numId w:val="12"/>
         </w:numPr>
         <w:rPr>
-          <w:sz w:val="28"/>
-          <w:szCs w:val="28"/>
-        </w:rPr>
-      </w:pPr>
-      <w:r>
-        <w:rPr>
-          <w:b/>
-          <w:sz w:val="28"/>
-          <w:szCs w:val="28"/>
-        </w:rPr>
-        <w:t xml:space="preserve"> </w:t>
-      </w:r>
-      <w:r>
-        <w:rPr>
-          <w:b/>
+          <w:b/>
+          <w:color w:val="FF0000"/>
+          <w:sz w:val="28"/>
+          <w:szCs w:val="28"/>
+        </w:rPr>
+      </w:pPr>
+      <w:r>
+        <w:rPr>
+          <w:b/>
+          <w:color w:val="FF0000"/>
+          <w:sz w:val="28"/>
+          <w:szCs w:val="28"/>
+        </w:rPr>
+        <w:t xml:space="preserve"> </w:t>
+      </w:r>
+      <w:r>
+        <w:rPr>
+          <w:b/>
+          <w:color w:val="FF0000"/>
           <w:sz w:val="28"/>
           <w:szCs w:val="28"/>
         </w:rPr>
@@ -13353,6 +14296,7 @@
       <w:r>
         <w:rPr>
           <w:b/>
+          <w:color w:val="FF0000"/>
           <w:sz w:val="28"/>
           <w:szCs w:val="28"/>
         </w:rPr>
@@ -13361,6 +14305,7 @@
       <w:r>
         <w:rPr>
           <w:b/>
+          <w:color w:val="FF0000"/>
           <w:sz w:val="28"/>
           <w:szCs w:val="28"/>
         </w:rPr>
@@ -13369,6 +14314,7 @@
       <w:r>
         <w:rPr>
           <w:b/>
+          <w:color w:val="FF0000"/>
           <w:sz w:val="28"/>
           <w:szCs w:val="28"/>
         </w:rPr>
@@ -13376,6 +14322,8 @@
       </w:r>
       <w:r>
         <w:rPr>
+          <w:b/>
+          <w:color w:val="FF0000"/>
           <w:sz w:val="28"/>
           <w:szCs w:val="28"/>
         </w:rPr>
@@ -13384,6 +14332,8 @@
       </w:r>
       <w:r>
         <w:rPr>
+          <w:b/>
+          <w:color w:val="FF0000"/>
           <w:sz w:val="28"/>
           <w:szCs w:val="28"/>
         </w:rPr>
@@ -13398,6 +14348,394 @@
           <w:szCs w:val="28"/>
         </w:rPr>
       </w:pPr>
+      <w:r>
+        <w:rPr>
+          <w:noProof/>
+          <w:sz w:val="28"/>
+          <w:szCs w:val="28"/>
+        </w:rPr>
+        <w:drawing>
+          <wp:inline distT="0" distB="0" distL="0" distR="0">
+            <wp:extent cx="5943600" cy="3395980"/>
+            <wp:effectExtent l="0" t="0" r="0" b="0"/>
+            <wp:docPr id="47" name="Picture 47"/>
+            <wp:cNvGraphicFramePr>
+              <a:graphicFrameLocks xmlns:a="http://schemas.openxmlformats.org/drawingml/2006/main" noChangeAspect="1"/>
+            </wp:cNvGraphicFramePr>
+            <a:graphic xmlns:a="http://schemas.openxmlformats.org/drawingml/2006/main">
+              <a:graphicData uri="http://schemas.openxmlformats.org/drawingml/2006/picture">
+                <pic:pic xmlns:pic="http://schemas.openxmlformats.org/drawingml/2006/picture">
+                  <pic:nvPicPr>
+                    <pic:cNvPr id="47" name="Screenshot_20.png"/>
+                    <pic:cNvPicPr/>
+                  </pic:nvPicPr>
+                  <pic:blipFill>
+                    <a:blip r:embed="rId43">
+                      <a:extLst>
+                        <a:ext uri="{28A0092B-C50C-407E-A947-70E740481C1C}">
+                          <a14:useLocalDpi xmlns:a14="http://schemas.microsoft.com/office/drawing/2010/main" val="0"/>
+                        </a:ext>
+                      </a:extLst>
+                    </a:blip>
+                    <a:stretch>
+                      <a:fillRect/>
+                    </a:stretch>
+                  </pic:blipFill>
+                  <pic:spPr>
+                    <a:xfrm>
+                      <a:off x="0" y="0"/>
+                      <a:ext cx="5943600" cy="3395980"/>
+                    </a:xfrm>
+                    <a:prstGeom prst="rect">
+                      <a:avLst/>
+                    </a:prstGeom>
+                  </pic:spPr>
+                </pic:pic>
+              </a:graphicData>
+            </a:graphic>
+          </wp:inline>
+        </w:drawing>
+      </w:r>
+      <w:r>
+        <w:rPr>
+          <w:sz w:val="28"/>
+          <w:szCs w:val="28"/>
+        </w:rPr>
+        <w:br/>
+      </w:r>
+      <w:r>
+        <w:rPr>
+          <w:b/>
+          <w:color w:val="FF0000"/>
+          <w:sz w:val="28"/>
+          <w:szCs w:val="28"/>
+          <w:u w:val="single"/>
+        </w:rPr>
+        <w:t>2</w:t>
+      </w:r>
+      <w:r>
+        <w:rPr>
+          <w:b/>
+          <w:color w:val="FF0000"/>
+          <w:sz w:val="28"/>
+          <w:szCs w:val="28"/>
+          <w:u w:val="single"/>
+          <w:vertAlign w:val="superscript"/>
+        </w:rPr>
+        <w:t>nd</w:t>
+      </w:r>
+      <w:r>
+        <w:rPr>
+          <w:b/>
+          <w:color w:val="FF0000"/>
+          <w:sz w:val="28"/>
+          <w:szCs w:val="28"/>
+          <w:u w:val="single"/>
+        </w:rPr>
+        <w:t xml:space="preserve"> point Bangla:</w:t>
+      </w:r>
+      <w:r>
+        <w:rPr>
+          <w:sz w:val="28"/>
+          <w:szCs w:val="28"/>
+        </w:rPr>
+        <w:br/>
+      </w:r>
+      <w:proofErr w:type="spellStart"/>
+      <w:r>
+        <w:rPr>
+          <w:rFonts w:ascii="Nirmala UI" w:hAnsi="Nirmala UI" w:cs="Nirmala UI"/>
+        </w:rPr>
+        <w:t>বন্যা</w:t>
+      </w:r>
+      <w:proofErr w:type="spellEnd"/>
+      <w:r>
+        <w:t xml:space="preserve"> (flooding) </w:t>
+      </w:r>
+      <w:proofErr w:type="spellStart"/>
+      <w:r>
+        <w:rPr>
+          <w:rFonts w:ascii="Nirmala UI" w:hAnsi="Nirmala UI" w:cs="Nirmala UI"/>
+        </w:rPr>
+        <w:t>নিয়ন্ত্রণ</w:t>
+      </w:r>
+      <w:proofErr w:type="spellEnd"/>
+      <w:r>
+        <w:t xml:space="preserve"> </w:t>
+      </w:r>
+      <w:proofErr w:type="spellStart"/>
+      <w:r>
+        <w:rPr>
+          <w:rFonts w:ascii="Nirmala UI" w:hAnsi="Nirmala UI" w:cs="Nirmala UI"/>
+        </w:rPr>
+        <w:t>করার</w:t>
+      </w:r>
+      <w:proofErr w:type="spellEnd"/>
+      <w:r>
+        <w:t xml:space="preserve"> </w:t>
+      </w:r>
+      <w:proofErr w:type="spellStart"/>
+      <w:r>
+        <w:rPr>
+          <w:rFonts w:ascii="Nirmala UI" w:hAnsi="Nirmala UI" w:cs="Nirmala UI"/>
+        </w:rPr>
+        <w:t>একটি</w:t>
+      </w:r>
+      <w:proofErr w:type="spellEnd"/>
+      <w:r>
+        <w:t xml:space="preserve"> </w:t>
+      </w:r>
+      <w:proofErr w:type="spellStart"/>
+      <w:r>
+        <w:rPr>
+          <w:rFonts w:ascii="Nirmala UI" w:hAnsi="Nirmala UI" w:cs="Nirmala UI"/>
+        </w:rPr>
+        <w:t>বিকল্প</w:t>
+      </w:r>
+      <w:proofErr w:type="spellEnd"/>
+      <w:r>
+        <w:t xml:space="preserve"> </w:t>
+      </w:r>
+      <w:proofErr w:type="spellStart"/>
+      <w:r>
+        <w:rPr>
+          <w:rFonts w:ascii="Nirmala UI" w:hAnsi="Nirmala UI" w:cs="Nirmala UI"/>
+        </w:rPr>
+        <w:t>পদ্ধতি</w:t>
+      </w:r>
+      <w:proofErr w:type="spellEnd"/>
+      <w:r>
+        <w:t xml:space="preserve"> </w:t>
+      </w:r>
+      <w:proofErr w:type="spellStart"/>
+      <w:r>
+        <w:rPr>
+          <w:rFonts w:ascii="Nirmala UI" w:hAnsi="Nirmala UI" w:cs="Nirmala UI"/>
+        </w:rPr>
+        <w:t>হলো</w:t>
+      </w:r>
+      <w:proofErr w:type="spellEnd"/>
+      <w:r>
+        <w:t>—</w:t>
+      </w:r>
+      <w:r>
+        <w:br/>
+      </w:r>
+      <w:proofErr w:type="spellStart"/>
+      <w:r>
+        <w:rPr>
+          <w:rFonts w:ascii="Nirmala UI" w:hAnsi="Nirmala UI" w:cs="Nirmala UI"/>
+        </w:rPr>
+        <w:t>কোন</w:t>
+      </w:r>
+      <w:proofErr w:type="spellEnd"/>
+      <w:r>
+        <w:t xml:space="preserve"> </w:t>
+      </w:r>
+      <w:proofErr w:type="spellStart"/>
+      <w:r>
+        <w:rPr>
+          <w:rFonts w:ascii="Nirmala UI" w:hAnsi="Nirmala UI" w:cs="Nirmala UI"/>
+        </w:rPr>
+        <w:t>কোন</w:t>
+      </w:r>
+      <w:proofErr w:type="spellEnd"/>
+      <w:r>
+        <w:t xml:space="preserve"> </w:t>
+      </w:r>
+      <w:proofErr w:type="spellStart"/>
+      <w:r>
+        <w:rPr>
+          <w:rFonts w:ascii="Nirmala UI" w:hAnsi="Nirmala UI" w:cs="Nirmala UI"/>
+        </w:rPr>
+        <w:t>প্যাকেট</w:t>
+      </w:r>
+      <w:proofErr w:type="spellEnd"/>
+      <w:r>
+        <w:t xml:space="preserve"> </w:t>
+      </w:r>
+      <w:proofErr w:type="spellStart"/>
+      <w:r>
+        <w:rPr>
+          <w:rFonts w:ascii="Nirmala UI" w:hAnsi="Nirmala UI" w:cs="Nirmala UI"/>
+        </w:rPr>
+        <w:t>ইতিমধ্যে</w:t>
+      </w:r>
+      <w:proofErr w:type="spellEnd"/>
+      <w:r>
+        <w:t xml:space="preserve"> </w:t>
+      </w:r>
+      <w:proofErr w:type="spellStart"/>
+      <w:r>
+        <w:rPr>
+          <w:rFonts w:ascii="Nirmala UI" w:hAnsi="Nirmala UI" w:cs="Nirmala UI"/>
+        </w:rPr>
+        <w:t>ফ্লাড</w:t>
+      </w:r>
+      <w:proofErr w:type="spellEnd"/>
+      <w:r>
+        <w:t xml:space="preserve"> </w:t>
+      </w:r>
+      <w:proofErr w:type="spellStart"/>
+      <w:r>
+        <w:rPr>
+          <w:rFonts w:ascii="Nirmala UI" w:hAnsi="Nirmala UI" w:cs="Nirmala UI"/>
+        </w:rPr>
+        <w:t>করা</w:t>
+      </w:r>
+      <w:proofErr w:type="spellEnd"/>
+      <w:r>
+        <w:t xml:space="preserve"> </w:t>
+      </w:r>
+      <w:proofErr w:type="spellStart"/>
+      <w:r>
+        <w:rPr>
+          <w:rFonts w:ascii="Nirmala UI" w:hAnsi="Nirmala UI" w:cs="Nirmala UI"/>
+        </w:rPr>
+        <w:t>হয়েছে</w:t>
+      </w:r>
+      <w:proofErr w:type="spellEnd"/>
+      <w:r>
+        <w:t xml:space="preserve"> </w:t>
+      </w:r>
+      <w:proofErr w:type="spellStart"/>
+      <w:r>
+        <w:rPr>
+          <w:rFonts w:ascii="Nirmala UI" w:hAnsi="Nirmala UI" w:cs="Nirmala UI"/>
+        </w:rPr>
+        <w:t>তা</w:t>
+      </w:r>
+      <w:proofErr w:type="spellEnd"/>
+      <w:r>
+        <w:t xml:space="preserve"> </w:t>
+      </w:r>
+      <w:proofErr w:type="spellStart"/>
+      <w:r>
+        <w:rPr>
+          <w:rFonts w:ascii="Nirmala UI" w:hAnsi="Nirmala UI" w:cs="Nirmala UI"/>
+        </w:rPr>
+        <w:t>ট্র্যাক</w:t>
+      </w:r>
+      <w:proofErr w:type="spellEnd"/>
+      <w:r>
+        <w:t xml:space="preserve"> </w:t>
+      </w:r>
+      <w:proofErr w:type="spellStart"/>
+      <w:r>
+        <w:rPr>
+          <w:rFonts w:ascii="Nirmala UI" w:hAnsi="Nirmala UI" w:cs="Nirmala UI"/>
+        </w:rPr>
+        <w:t>করে</w:t>
+      </w:r>
+      <w:proofErr w:type="spellEnd"/>
+      <w:r>
+        <w:t xml:space="preserve"> </w:t>
+      </w:r>
+      <w:proofErr w:type="spellStart"/>
+      <w:r>
+        <w:rPr>
+          <w:rFonts w:ascii="Nirmala UI" w:hAnsi="Nirmala UI" w:cs="Nirmala UI"/>
+        </w:rPr>
+        <w:t>রাখা</w:t>
+      </w:r>
+      <w:proofErr w:type="spellEnd"/>
+      <w:r>
+        <w:t>,</w:t>
+      </w:r>
+      <w:r>
+        <w:br/>
+      </w:r>
+      <w:proofErr w:type="spellStart"/>
+      <w:r>
+        <w:rPr>
+          <w:rFonts w:ascii="Nirmala UI" w:hAnsi="Nirmala UI" w:cs="Nirmala UI"/>
+        </w:rPr>
+        <w:t>যাতে</w:t>
+      </w:r>
+      <w:proofErr w:type="spellEnd"/>
+      <w:r>
+        <w:t xml:space="preserve"> </w:t>
+      </w:r>
+      <w:proofErr w:type="spellStart"/>
+      <w:r>
+        <w:rPr>
+          <w:rFonts w:ascii="Nirmala UI" w:hAnsi="Nirmala UI" w:cs="Nirmala UI"/>
+        </w:rPr>
+        <w:t>একই</w:t>
+      </w:r>
+      <w:proofErr w:type="spellEnd"/>
+      <w:r>
+        <w:t xml:space="preserve"> </w:t>
+      </w:r>
+      <w:proofErr w:type="spellStart"/>
+      <w:r>
+        <w:rPr>
+          <w:rFonts w:ascii="Nirmala UI" w:hAnsi="Nirmala UI" w:cs="Nirmala UI"/>
+        </w:rPr>
+        <w:t>প্যাকেটকে</w:t>
+      </w:r>
+      <w:proofErr w:type="spellEnd"/>
+      <w:r>
+        <w:t xml:space="preserve"> </w:t>
+      </w:r>
+      <w:proofErr w:type="spellStart"/>
+      <w:r>
+        <w:rPr>
+          <w:rFonts w:ascii="Nirmala UI" w:hAnsi="Nirmala UI" w:cs="Nirmala UI"/>
+        </w:rPr>
+        <w:t>দ্বিতীয়বার</w:t>
+      </w:r>
+      <w:proofErr w:type="spellEnd"/>
+      <w:r>
+        <w:t xml:space="preserve"> </w:t>
+      </w:r>
+      <w:proofErr w:type="spellStart"/>
+      <w:r>
+        <w:rPr>
+          <w:rFonts w:ascii="Nirmala UI" w:hAnsi="Nirmala UI" w:cs="Nirmala UI"/>
+        </w:rPr>
+        <w:t>আবার</w:t>
+      </w:r>
+      <w:proofErr w:type="spellEnd"/>
+      <w:r>
+        <w:t xml:space="preserve"> </w:t>
+      </w:r>
+      <w:proofErr w:type="spellStart"/>
+      <w:r>
+        <w:rPr>
+          <w:rFonts w:ascii="Nirmala UI" w:hAnsi="Nirmala UI" w:cs="Nirmala UI"/>
+        </w:rPr>
+        <w:t>পাঠানো</w:t>
+      </w:r>
+      <w:proofErr w:type="spellEnd"/>
+      <w:r>
+        <w:t xml:space="preserve"> </w:t>
+      </w:r>
+      <w:proofErr w:type="spellStart"/>
+      <w:r>
+        <w:rPr>
+          <w:rFonts w:ascii="Nirmala UI" w:hAnsi="Nirmala UI" w:cs="Nirmala UI"/>
+        </w:rPr>
+        <w:t>না</w:t>
+      </w:r>
+      <w:proofErr w:type="spellEnd"/>
+      <w:r>
+        <w:t xml:space="preserve"> </w:t>
+      </w:r>
+      <w:proofErr w:type="spellStart"/>
+      <w:r>
+        <w:rPr>
+          <w:rFonts w:ascii="Nirmala UI" w:hAnsi="Nirmala UI" w:cs="Nirmala UI"/>
+        </w:rPr>
+        <w:t>হয়</w:t>
+      </w:r>
+      <w:proofErr w:type="spellEnd"/>
+      <w:r>
+        <w:rPr>
+          <w:rFonts w:ascii="Nirmala UI" w:hAnsi="Nirmala UI" w:cs="Nirmala UI"/>
+        </w:rPr>
+        <w:t>।</w:t>
+      </w:r>
     </w:p>
     <w:p>
       <w:pPr>
@@ -13497,7 +14835,6 @@
           <w:rStyle w:val="Strong"/>
           <w:rFonts w:eastAsiaTheme="majorEastAsia"/>
         </w:rPr>
-        <w:lastRenderedPageBreak/>
         <w:t>Draw three-way handshaking with appropriate diagram</w:t>
       </w:r>
       <w:r>
@@ -13526,6 +14863,7 @@
           <w:rStyle w:val="Strong"/>
           <w:rFonts w:eastAsiaTheme="majorEastAsia"/>
         </w:rPr>
+        <w:lastRenderedPageBreak/>
         <w:t>How old duplicate CR is avoided in transport layer</w:t>
       </w:r>
       <w:r>
@@ -13908,158 +15246,101 @@
         </w:rPr>
         <w:br/>
       </w:r>
-      <w:proofErr w:type="spellStart"/>
-      <w:r>
-        <w:rPr>
-          <w:sz w:val="28"/>
-          <w:szCs w:val="28"/>
-        </w:rPr>
-        <w:t>Inaclient-serverarchitecture</w:t>
-      </w:r>
-      <w:proofErr w:type="spellEnd"/>
-      <w:r>
-        <w:rPr>
-          <w:sz w:val="28"/>
-          <w:szCs w:val="28"/>
-        </w:rPr>
-        <w:t>, there is an always-on host, called the server, which</w:t>
-      </w:r>
-      <w:r>
-        <w:rPr>
-          <w:sz w:val="28"/>
-          <w:szCs w:val="28"/>
-        </w:rPr>
-        <w:t xml:space="preserve"> </w:t>
-      </w:r>
-      <w:r>
-        <w:rPr>
-          <w:sz w:val="28"/>
-          <w:szCs w:val="28"/>
-        </w:rPr>
-        <w:t>services</w:t>
-      </w:r>
-      <w:r>
-        <w:rPr>
-          <w:sz w:val="28"/>
-          <w:szCs w:val="28"/>
-        </w:rPr>
-        <w:t xml:space="preserve"> </w:t>
-      </w:r>
-      <w:r>
-        <w:rPr>
-          <w:sz w:val="28"/>
-          <w:szCs w:val="28"/>
-        </w:rPr>
-        <w:t>requests</w:t>
-      </w:r>
-      <w:r>
-        <w:rPr>
-          <w:sz w:val="28"/>
-          <w:szCs w:val="28"/>
-        </w:rPr>
-        <w:t xml:space="preserve"> </w:t>
-      </w:r>
-      <w:r>
-        <w:rPr>
-          <w:sz w:val="28"/>
-          <w:szCs w:val="28"/>
-        </w:rPr>
-        <w:t>from</w:t>
-      </w:r>
-      <w:r>
-        <w:rPr>
-          <w:sz w:val="28"/>
-          <w:szCs w:val="28"/>
-        </w:rPr>
-        <w:t xml:space="preserve"> </w:t>
-      </w:r>
-      <w:r>
-        <w:rPr>
-          <w:sz w:val="28"/>
-          <w:szCs w:val="28"/>
-        </w:rPr>
-        <w:t>many</w:t>
-      </w:r>
-      <w:r>
-        <w:rPr>
-          <w:sz w:val="28"/>
-          <w:szCs w:val="28"/>
-        </w:rPr>
-        <w:t xml:space="preserve"> </w:t>
-      </w:r>
-      <w:r>
-        <w:rPr>
-          <w:sz w:val="28"/>
-          <w:szCs w:val="28"/>
-        </w:rPr>
-        <w:t xml:space="preserve">other </w:t>
-      </w:r>
-      <w:proofErr w:type="spellStart"/>
-      <w:r>
-        <w:rPr>
-          <w:sz w:val="28"/>
-          <w:szCs w:val="28"/>
-        </w:rPr>
-        <w:t>hosts,called</w:t>
-      </w:r>
-      <w:proofErr w:type="spellEnd"/>
-      <w:r>
-        <w:rPr>
-          <w:sz w:val="28"/>
-          <w:szCs w:val="28"/>
-        </w:rPr>
-        <w:t xml:space="preserve"> </w:t>
-      </w:r>
-      <w:r>
-        <w:rPr>
-          <w:sz w:val="28"/>
-          <w:szCs w:val="28"/>
-        </w:rPr>
-        <w:t xml:space="preserve">clients. </w:t>
-      </w:r>
-      <w:proofErr w:type="spellStart"/>
-      <w:r>
-        <w:rPr>
-          <w:sz w:val="28"/>
-          <w:szCs w:val="28"/>
-        </w:rPr>
-        <w:t>Examples:Web,FTP,Telnet</w:t>
-      </w:r>
-      <w:proofErr w:type="spellEnd"/>
-      <w:r>
-        <w:rPr>
-          <w:sz w:val="28"/>
-          <w:szCs w:val="28"/>
-        </w:rPr>
-        <w:t>,</w:t>
-      </w:r>
-      <w:r>
-        <w:rPr>
-          <w:sz w:val="28"/>
-          <w:szCs w:val="28"/>
-        </w:rPr>
-        <w:t xml:space="preserve"> </w:t>
-      </w:r>
-      <w:r>
-        <w:rPr>
-          <w:sz w:val="28"/>
-          <w:szCs w:val="28"/>
-        </w:rPr>
-        <w:t>and</w:t>
-      </w:r>
-      <w:r>
-        <w:rPr>
-          <w:sz w:val="28"/>
-          <w:szCs w:val="28"/>
-        </w:rPr>
-        <w:t xml:space="preserve"> </w:t>
-      </w:r>
-      <w:r>
-        <w:rPr>
-          <w:sz w:val="28"/>
-          <w:szCs w:val="28"/>
-        </w:rPr>
-        <w:t>e-mail.</w:t>
+      <w:r>
+        <w:rPr>
+          <w:noProof/>
+          <w:sz w:val="28"/>
+          <w:szCs w:val="28"/>
+        </w:rPr>
+        <w:drawing>
+          <wp:inline distT="0" distB="0" distL="0" distR="0">
+            <wp:extent cx="5391148" cy="1714500"/>
+            <wp:effectExtent l="0" t="0" r="635" b="0"/>
+            <wp:docPr id="28" name="Picture 28"/>
+            <wp:cNvGraphicFramePr>
+              <a:graphicFrameLocks xmlns:a="http://schemas.openxmlformats.org/drawingml/2006/main" noChangeAspect="1"/>
+            </wp:cNvGraphicFramePr>
+            <a:graphic xmlns:a="http://schemas.openxmlformats.org/drawingml/2006/main">
+              <a:graphicData uri="http://schemas.openxmlformats.org/drawingml/2006/picture">
+                <pic:pic xmlns:pic="http://schemas.openxmlformats.org/drawingml/2006/picture">
+                  <pic:nvPicPr>
+                    <pic:cNvPr id="28" name="Screenshot_5.png"/>
+                    <pic:cNvPicPr/>
+                  </pic:nvPicPr>
+                  <pic:blipFill>
+                    <a:blip r:embed="rId44">
+                      <a:extLst>
+                        <a:ext uri="{28A0092B-C50C-407E-A947-70E740481C1C}">
+                          <a14:useLocalDpi xmlns:a14="http://schemas.microsoft.com/office/drawing/2010/main" val="0"/>
+                        </a:ext>
+                      </a:extLst>
+                    </a:blip>
+                    <a:stretch>
+                      <a:fillRect/>
+                    </a:stretch>
+                  </pic:blipFill>
+                  <pic:spPr>
+                    <a:xfrm>
+                      <a:off x="0" y="0"/>
+                      <a:ext cx="5395701" cy="1715948"/>
+                    </a:xfrm>
+                    <a:prstGeom prst="rect">
+                      <a:avLst/>
+                    </a:prstGeom>
+                  </pic:spPr>
+                </pic:pic>
+              </a:graphicData>
+            </a:graphic>
+          </wp:inline>
+        </w:drawing>
+      </w:r>
+      <w:r>
+        <w:rPr>
+          <w:noProof/>
+          <w:sz w:val="28"/>
+          <w:szCs w:val="28"/>
+        </w:rPr>
+        <w:drawing>
+          <wp:inline distT="0" distB="0" distL="0" distR="0">
+            <wp:extent cx="5943600" cy="1685925"/>
+            <wp:effectExtent l="0" t="0" r="0" b="9525"/>
+            <wp:docPr id="29" name="Picture 29"/>
+            <wp:cNvGraphicFramePr>
+              <a:graphicFrameLocks xmlns:a="http://schemas.openxmlformats.org/drawingml/2006/main" noChangeAspect="1"/>
+            </wp:cNvGraphicFramePr>
+            <a:graphic xmlns:a="http://schemas.openxmlformats.org/drawingml/2006/main">
+              <a:graphicData uri="http://schemas.openxmlformats.org/drawingml/2006/picture">
+                <pic:pic xmlns:pic="http://schemas.openxmlformats.org/drawingml/2006/picture">
+                  <pic:nvPicPr>
+                    <pic:cNvPr id="29" name="Screenshot_6.png"/>
+                    <pic:cNvPicPr/>
+                  </pic:nvPicPr>
+                  <pic:blipFill>
+                    <a:blip r:embed="rId45">
+                      <a:extLst>
+                        <a:ext uri="{28A0092B-C50C-407E-A947-70E740481C1C}">
+                          <a14:useLocalDpi xmlns:a14="http://schemas.microsoft.com/office/drawing/2010/main" val="0"/>
+                        </a:ext>
+                      </a:extLst>
+                    </a:blip>
+                    <a:stretch>
+                      <a:fillRect/>
+                    </a:stretch>
+                  </pic:blipFill>
+                  <pic:spPr>
+                    <a:xfrm>
+                      <a:off x="0" y="0"/>
+                      <a:ext cx="5943600" cy="1685925"/>
+                    </a:xfrm>
+                    <a:prstGeom prst="rect">
+                      <a:avLst/>
+                    </a:prstGeom>
+                  </pic:spPr>
+                </pic:pic>
+              </a:graphicData>
+            </a:graphic>
+          </wp:inline>
+        </w:drawing>
       </w:r>
       <w:r>
         <w:rPr>
@@ -14248,6 +15529,7 @@
           <w:sz w:val="28"/>
           <w:szCs w:val="28"/>
         </w:rPr>
+        <w:lastRenderedPageBreak/>
         <w:t>সার্ভার</w:t>
       </w:r>
       <w:proofErr w:type="spellEnd"/>
@@ -14588,6 +15870,7 @@
       </w:r>
       <w:r>
         <w:rPr>
+          <w:rFonts w:ascii="Nirmala UI" w:hAnsi="Nirmala UI" w:cs="Nirmala UI"/>
           <w:sz w:val="28"/>
           <w:szCs w:val="28"/>
         </w:rPr>
@@ -14595,6 +15878,7 @@
       </w:r>
       <w:r>
         <w:rPr>
+          <w:rFonts w:ascii="Nirmala UI" w:hAnsi="Nirmala UI" w:cs="Nirmala UI"/>
           <w:sz w:val="28"/>
           <w:szCs w:val="28"/>
         </w:rPr>
@@ -14605,10 +15889,337 @@
           <w:sz w:val="28"/>
           <w:szCs w:val="28"/>
         </w:rPr>
+        <w:t xml:space="preserve">P2P </w:t>
+      </w:r>
+      <w:proofErr w:type="spellStart"/>
+      <w:r>
+        <w:rPr>
+          <w:rFonts w:ascii="Nirmala UI" w:hAnsi="Nirmala UI" w:cs="Nirmala UI"/>
+          <w:sz w:val="28"/>
+          <w:szCs w:val="28"/>
+        </w:rPr>
+        <w:t>আর্কিটেকচারে</w:t>
+      </w:r>
+      <w:proofErr w:type="spellEnd"/>
+      <w:r>
+        <w:rPr>
+          <w:sz w:val="28"/>
+          <w:szCs w:val="28"/>
+        </w:rPr>
+        <w:t xml:space="preserve">, </w:t>
+      </w:r>
+      <w:proofErr w:type="spellStart"/>
+      <w:r>
+        <w:rPr>
+          <w:rFonts w:ascii="Nirmala UI" w:hAnsi="Nirmala UI" w:cs="Nirmala UI"/>
+          <w:sz w:val="28"/>
+          <w:szCs w:val="28"/>
+        </w:rPr>
+        <w:t>অ্যাপ্লিকেশনটি</w:t>
+      </w:r>
+      <w:proofErr w:type="spellEnd"/>
+      <w:r>
+        <w:rPr>
+          <w:sz w:val="28"/>
+          <w:szCs w:val="28"/>
+        </w:rPr>
+        <w:t xml:space="preserve"> </w:t>
+      </w:r>
+      <w:proofErr w:type="spellStart"/>
+      <w:r>
+        <w:rPr>
+          <w:rFonts w:ascii="Nirmala UI" w:hAnsi="Nirmala UI" w:cs="Nirmala UI"/>
+          <w:sz w:val="28"/>
+          <w:szCs w:val="28"/>
+        </w:rPr>
+        <w:t>সরাসরি</w:t>
+      </w:r>
+      <w:proofErr w:type="spellEnd"/>
+      <w:r>
+        <w:rPr>
+          <w:sz w:val="28"/>
+          <w:szCs w:val="28"/>
+        </w:rPr>
+        <w:t xml:space="preserve"> </w:t>
+      </w:r>
+      <w:proofErr w:type="spellStart"/>
+      <w:r>
+        <w:rPr>
+          <w:rFonts w:ascii="Nirmala UI" w:hAnsi="Nirmala UI" w:cs="Nirmala UI"/>
+          <w:sz w:val="28"/>
+          <w:szCs w:val="28"/>
+        </w:rPr>
+        <w:t>যোগাযোগকে</w:t>
+      </w:r>
+      <w:proofErr w:type="spellEnd"/>
+      <w:r>
+        <w:rPr>
+          <w:sz w:val="28"/>
+          <w:szCs w:val="28"/>
+        </w:rPr>
+        <w:t xml:space="preserve"> </w:t>
+      </w:r>
+      <w:proofErr w:type="spellStart"/>
+      <w:r>
+        <w:rPr>
+          <w:rFonts w:ascii="Nirmala UI" w:hAnsi="Nirmala UI" w:cs="Nirmala UI"/>
+          <w:sz w:val="28"/>
+          <w:szCs w:val="28"/>
+        </w:rPr>
+        <w:t>কাজে</w:t>
+      </w:r>
+      <w:proofErr w:type="spellEnd"/>
+      <w:r>
+        <w:rPr>
+          <w:sz w:val="28"/>
+          <w:szCs w:val="28"/>
+        </w:rPr>
+        <w:t xml:space="preserve"> </w:t>
+      </w:r>
+      <w:proofErr w:type="spellStart"/>
+      <w:r>
+        <w:rPr>
+          <w:rFonts w:ascii="Nirmala UI" w:hAnsi="Nirmala UI" w:cs="Nirmala UI"/>
+          <w:sz w:val="28"/>
+          <w:szCs w:val="28"/>
+        </w:rPr>
+        <w:t>লাগায়</w:t>
+      </w:r>
+      <w:proofErr w:type="spellEnd"/>
+      <w:r>
+        <w:rPr>
+          <w:sz w:val="28"/>
+          <w:szCs w:val="28"/>
+        </w:rPr>
+        <w:t xml:space="preserve">, </w:t>
+      </w:r>
+      <w:proofErr w:type="spellStart"/>
+      <w:r>
+        <w:rPr>
+          <w:rFonts w:ascii="Nirmala UI" w:hAnsi="Nirmala UI" w:cs="Nirmala UI"/>
+          <w:sz w:val="28"/>
+          <w:szCs w:val="28"/>
+        </w:rPr>
+        <w:t>যা</w:t>
+      </w:r>
+      <w:proofErr w:type="spellEnd"/>
+      <w:r>
+        <w:rPr>
+          <w:sz w:val="28"/>
+          <w:szCs w:val="28"/>
+        </w:rPr>
+        <w:t xml:space="preserve"> </w:t>
+      </w:r>
+      <w:proofErr w:type="spellStart"/>
+      <w:r>
+        <w:rPr>
+          <w:rFonts w:ascii="Nirmala UI" w:hAnsi="Nirmala UI" w:cs="Nirmala UI"/>
+          <w:sz w:val="28"/>
+          <w:szCs w:val="28"/>
+        </w:rPr>
+        <w:t>মাঝেমধ্যে</w:t>
+      </w:r>
+      <w:proofErr w:type="spellEnd"/>
+      <w:r>
+        <w:rPr>
+          <w:sz w:val="28"/>
+          <w:szCs w:val="28"/>
+        </w:rPr>
+        <w:t xml:space="preserve"> (</w:t>
+      </w:r>
+      <w:proofErr w:type="spellStart"/>
+      <w:r>
+        <w:rPr>
+          <w:rFonts w:ascii="Nirmala UI" w:hAnsi="Nirmala UI" w:cs="Nirmala UI"/>
+          <w:sz w:val="28"/>
+          <w:szCs w:val="28"/>
+        </w:rPr>
+        <w:t>অনিয়মিতভাবে</w:t>
+      </w:r>
+      <w:proofErr w:type="spellEnd"/>
+      <w:r>
+        <w:rPr>
+          <w:sz w:val="28"/>
+          <w:szCs w:val="28"/>
+        </w:rPr>
+        <w:t xml:space="preserve">) </w:t>
+      </w:r>
+      <w:proofErr w:type="spellStart"/>
+      <w:r>
+        <w:rPr>
+          <w:rFonts w:ascii="Nirmala UI" w:hAnsi="Nirmala UI" w:cs="Nirmala UI"/>
+          <w:sz w:val="28"/>
+          <w:szCs w:val="28"/>
+        </w:rPr>
+        <w:t>সংযুক্ত</w:t>
+      </w:r>
+      <w:proofErr w:type="spellEnd"/>
+      <w:r>
+        <w:rPr>
+          <w:sz w:val="28"/>
+          <w:szCs w:val="28"/>
+        </w:rPr>
+        <w:t xml:space="preserve"> </w:t>
+      </w:r>
+      <w:proofErr w:type="spellStart"/>
+      <w:r>
+        <w:rPr>
+          <w:rFonts w:ascii="Nirmala UI" w:hAnsi="Nirmala UI" w:cs="Nirmala UI"/>
+          <w:sz w:val="28"/>
+          <w:szCs w:val="28"/>
+        </w:rPr>
+        <w:t>হোস্টগুলোর</w:t>
+      </w:r>
+      <w:proofErr w:type="spellEnd"/>
+      <w:r>
+        <w:rPr>
+          <w:sz w:val="28"/>
+          <w:szCs w:val="28"/>
+        </w:rPr>
+        <w:t xml:space="preserve"> </w:t>
+      </w:r>
+      <w:proofErr w:type="spellStart"/>
+      <w:r>
+        <w:rPr>
+          <w:rFonts w:ascii="Nirmala UI" w:hAnsi="Nirmala UI" w:cs="Nirmala UI"/>
+          <w:sz w:val="28"/>
+          <w:szCs w:val="28"/>
+        </w:rPr>
+        <w:t>জোড়ার</w:t>
+      </w:r>
+      <w:proofErr w:type="spellEnd"/>
+      <w:r>
+        <w:rPr>
+          <w:sz w:val="28"/>
+          <w:szCs w:val="28"/>
+        </w:rPr>
+        <w:t xml:space="preserve"> </w:t>
+      </w:r>
+      <w:proofErr w:type="spellStart"/>
+      <w:r>
+        <w:rPr>
+          <w:rFonts w:ascii="Nirmala UI" w:hAnsi="Nirmala UI" w:cs="Nirmala UI"/>
+          <w:sz w:val="28"/>
+          <w:szCs w:val="28"/>
+        </w:rPr>
+        <w:t>মধ্যে</w:t>
+      </w:r>
+      <w:proofErr w:type="spellEnd"/>
+      <w:r>
+        <w:rPr>
+          <w:sz w:val="28"/>
+          <w:szCs w:val="28"/>
+        </w:rPr>
+        <w:t xml:space="preserve"> </w:t>
+      </w:r>
+      <w:proofErr w:type="spellStart"/>
+      <w:r>
+        <w:rPr>
+          <w:rFonts w:ascii="Nirmala UI" w:hAnsi="Nirmala UI" w:cs="Nirmala UI"/>
+          <w:sz w:val="28"/>
+          <w:szCs w:val="28"/>
+        </w:rPr>
+        <w:t>হয়</w:t>
+      </w:r>
+      <w:proofErr w:type="spellEnd"/>
+      <w:r>
+        <w:rPr>
+          <w:sz w:val="28"/>
+          <w:szCs w:val="28"/>
+        </w:rPr>
+        <w:t>—</w:t>
+      </w:r>
+      <w:proofErr w:type="spellStart"/>
+      <w:r>
+        <w:rPr>
+          <w:rFonts w:ascii="Nirmala UI" w:hAnsi="Nirmala UI" w:cs="Nirmala UI"/>
+          <w:sz w:val="28"/>
+          <w:szCs w:val="28"/>
+        </w:rPr>
+        <w:t>এদেরকে</w:t>
+      </w:r>
+      <w:proofErr w:type="spellEnd"/>
+      <w:r>
+        <w:rPr>
+          <w:sz w:val="28"/>
+          <w:szCs w:val="28"/>
+        </w:rPr>
+        <w:t xml:space="preserve"> </w:t>
+      </w:r>
+      <w:r>
+        <w:rPr>
+          <w:rStyle w:val="Strong"/>
+          <w:sz w:val="28"/>
+          <w:szCs w:val="28"/>
+        </w:rPr>
+        <w:t>peers</w:t>
+      </w:r>
+      <w:r>
+        <w:rPr>
+          <w:sz w:val="28"/>
+          <w:szCs w:val="28"/>
+        </w:rPr>
+        <w:t xml:space="preserve"> </w:t>
+      </w:r>
+      <w:proofErr w:type="spellStart"/>
+      <w:r>
+        <w:rPr>
+          <w:rFonts w:ascii="Nirmala UI" w:hAnsi="Nirmala UI" w:cs="Nirmala UI"/>
+          <w:sz w:val="28"/>
+          <w:szCs w:val="28"/>
+        </w:rPr>
+        <w:t>বলা</w:t>
+      </w:r>
+      <w:proofErr w:type="spellEnd"/>
+      <w:r>
+        <w:rPr>
+          <w:sz w:val="28"/>
+          <w:szCs w:val="28"/>
+        </w:rPr>
+        <w:t xml:space="preserve"> </w:t>
+      </w:r>
+      <w:proofErr w:type="spellStart"/>
+      <w:r>
+        <w:rPr>
+          <w:rFonts w:ascii="Nirmala UI" w:hAnsi="Nirmala UI" w:cs="Nirmala UI"/>
+          <w:sz w:val="28"/>
+          <w:szCs w:val="28"/>
+        </w:rPr>
+        <w:t>হয়</w:t>
+      </w:r>
+      <w:proofErr w:type="spellEnd"/>
+      <w:r>
+        <w:rPr>
+          <w:rFonts w:ascii="Nirmala UI" w:hAnsi="Nirmala UI" w:cs="Nirmala UI"/>
+          <w:sz w:val="28"/>
+          <w:szCs w:val="28"/>
+        </w:rPr>
+        <w:t>।</w:t>
+      </w:r>
+      <w:r>
+        <w:rPr>
+          <w:sz w:val="28"/>
+          <w:szCs w:val="28"/>
+        </w:rPr>
         <w:br/>
       </w:r>
       <w:r>
         <w:rPr>
+          <w:sz w:val="28"/>
+          <w:szCs w:val="28"/>
+        </w:rPr>
+        <w:br/>
+      </w:r>
+      <w:r>
+        <w:rPr>
+          <w:sz w:val="28"/>
+          <w:szCs w:val="28"/>
+        </w:rPr>
+        <w:br/>
+      </w:r>
+      <w:r>
+        <w:rPr>
+          <w:b/>
           <w:color w:val="FF0000"/>
           <w:sz w:val="28"/>
           <w:szCs w:val="28"/>
@@ -14617,6 +16228,7 @@
       </w:r>
       <w:r>
         <w:rPr>
+          <w:b/>
           <w:color w:val="FF0000"/>
           <w:sz w:val="28"/>
           <w:szCs w:val="28"/>
@@ -14626,6 +16238,7 @@
       <w:proofErr w:type="spellStart"/>
       <w:r>
         <w:rPr>
+          <w:b/>
           <w:color w:val="FF0000"/>
           <w:sz w:val="28"/>
           <w:szCs w:val="28"/>
@@ -14635,11 +16248,20 @@
       <w:proofErr w:type="spellEnd"/>
       <w:r>
         <w:rPr>
-          <w:color w:val="FF0000"/>
-          <w:sz w:val="28"/>
-          <w:szCs w:val="28"/>
-        </w:rPr>
-        <w:t xml:space="preserve">: Slide 6 - Only Diagram - No Description. </w:t>
+          <w:b/>
+          <w:color w:val="FF0000"/>
+          <w:sz w:val="28"/>
+          <w:szCs w:val="28"/>
+        </w:rPr>
+        <w:t>: Slide 6 - Only Diagram - No Description.</w:t>
+      </w:r>
+      <w:r>
+        <w:rPr>
+          <w:color w:val="FF0000"/>
+          <w:sz w:val="28"/>
+          <w:szCs w:val="28"/>
+        </w:rPr>
+        <w:t xml:space="preserve"> </w:t>
       </w:r>
       <w:r>
         <w:rPr>
@@ -14650,6 +16272,54 @@
       </w:r>
       <w:r>
         <w:rPr>
+          <w:noProof/>
+          <w:sz w:val="28"/>
+          <w:szCs w:val="28"/>
+        </w:rPr>
+        <w:drawing>
+          <wp:inline distT="0" distB="0" distL="0" distR="0">
+            <wp:extent cx="5943600" cy="3596005"/>
+            <wp:effectExtent l="0" t="0" r="0" b="4445"/>
+            <wp:docPr id="26" name="Picture 26"/>
+            <wp:cNvGraphicFramePr>
+              <a:graphicFrameLocks xmlns:a="http://schemas.openxmlformats.org/drawingml/2006/main" noChangeAspect="1"/>
+            </wp:cNvGraphicFramePr>
+            <a:graphic xmlns:a="http://schemas.openxmlformats.org/drawingml/2006/main">
+              <a:graphicData uri="http://schemas.openxmlformats.org/drawingml/2006/picture">
+                <pic:pic xmlns:pic="http://schemas.openxmlformats.org/drawingml/2006/picture">
+                  <pic:nvPicPr>
+                    <pic:cNvPr id="26" name="Screenshot_3.png"/>
+                    <pic:cNvPicPr/>
+                  </pic:nvPicPr>
+                  <pic:blipFill>
+                    <a:blip r:embed="rId46">
+                      <a:extLst>
+                        <a:ext uri="{28A0092B-C50C-407E-A947-70E740481C1C}">
+                          <a14:useLocalDpi xmlns:a14="http://schemas.microsoft.com/office/drawing/2010/main" val="0"/>
+                        </a:ext>
+                      </a:extLst>
+                    </a:blip>
+                    <a:stretch>
+                      <a:fillRect/>
+                    </a:stretch>
+                  </pic:blipFill>
+                  <pic:spPr>
+                    <a:xfrm>
+                      <a:off x="0" y="0"/>
+                      <a:ext cx="5943600" cy="3596005"/>
+                    </a:xfrm>
+                    <a:prstGeom prst="rect">
+                      <a:avLst/>
+                    </a:prstGeom>
+                  </pic:spPr>
+                </pic:pic>
+              </a:graphicData>
+            </a:graphic>
+          </wp:inline>
+        </w:drawing>
+      </w:r>
+      <w:r>
+        <w:rPr>
           <w:sz w:val="28"/>
           <w:szCs w:val="28"/>
         </w:rPr>
@@ -14657,6 +16327,8 @@
       </w:r>
       <w:r>
         <w:rPr>
+          <w:b/>
+          <w:color w:val="FF0000"/>
           <w:sz w:val="28"/>
           <w:szCs w:val="28"/>
         </w:rPr>
@@ -14664,6 +16336,8 @@
       </w:r>
       <w:r>
         <w:rPr>
+          <w:b/>
+          <w:color w:val="FF0000"/>
           <w:sz w:val="28"/>
           <w:szCs w:val="28"/>
         </w:rPr>
@@ -14672,6 +16346,8 @@
       <w:proofErr w:type="spellStart"/>
       <w:r>
         <w:rPr>
+          <w:b/>
+          <w:color w:val="FF0000"/>
           <w:sz w:val="28"/>
           <w:szCs w:val="28"/>
         </w:rPr>
@@ -14680,10 +16356,28 @@
       <w:proofErr w:type="spellEnd"/>
       <w:r>
         <w:rPr>
-          <w:sz w:val="28"/>
-          <w:szCs w:val="28"/>
-        </w:rPr>
-        <w:t xml:space="preserve">: Slide 7- Full Slide </w:t>
+          <w:b/>
+          <w:color w:val="FF0000"/>
+          <w:sz w:val="28"/>
+          <w:szCs w:val="28"/>
+        </w:rPr>
+        <w:t>: Slide 7- Full Slide</w:t>
+      </w:r>
+      <w:r>
+        <w:rPr>
+          <w:color w:val="FF0000"/>
+          <w:sz w:val="28"/>
+          <w:szCs w:val="28"/>
+        </w:rPr>
+        <w:t xml:space="preserve"> </w:t>
+      </w:r>
+      <w:r>
+        <w:rPr>
+          <w:color w:val="FF0000"/>
+          <w:sz w:val="28"/>
+          <w:szCs w:val="28"/>
+        </w:rPr>
+        <w:t xml:space="preserve"> </w:t>
       </w:r>
       <w:r>
         <w:rPr>
@@ -14694,614 +16388,684 @@
       </w:r>
       <w:r>
         <w:rPr>
+          <w:noProof/>
           <w:sz w:val="28"/>
           <w:szCs w:val="28"/>
         </w:rPr>
         <w:lastRenderedPageBreak/>
-        <w:t>A process running on sending host needs the full address of the process running on the receiving host. To identify each process, two pieces of information is needed: (1)the address of the host (IP</w:t>
-      </w:r>
-      <w:r>
-        <w:rPr>
-          <w:sz w:val="28"/>
-          <w:szCs w:val="28"/>
-        </w:rPr>
-        <w:t xml:space="preserve"> </w:t>
-      </w:r>
-      <w:r>
-        <w:rPr>
-          <w:sz w:val="28"/>
-          <w:szCs w:val="28"/>
-        </w:rPr>
-        <w:t>address) and (2) the process identifier called port number</w:t>
-      </w:r>
-      <w:r>
-        <w:rPr>
+        <w:drawing>
+          <wp:inline distT="0" distB="0" distL="0" distR="0">
+            <wp:extent cx="6305550" cy="3779520"/>
+            <wp:effectExtent l="0" t="0" r="0" b="0"/>
+            <wp:docPr id="27" name="Picture 27"/>
+            <wp:cNvGraphicFramePr>
+              <a:graphicFrameLocks xmlns:a="http://schemas.openxmlformats.org/drawingml/2006/main" noChangeAspect="1"/>
+            </wp:cNvGraphicFramePr>
+            <a:graphic xmlns:a="http://schemas.openxmlformats.org/drawingml/2006/main">
+              <a:graphicData uri="http://schemas.openxmlformats.org/drawingml/2006/picture">
+                <pic:pic xmlns:pic="http://schemas.openxmlformats.org/drawingml/2006/picture">
+                  <pic:nvPicPr>
+                    <pic:cNvPr id="27" name="Screenshot_4.png"/>
+                    <pic:cNvPicPr/>
+                  </pic:nvPicPr>
+                  <pic:blipFill>
+                    <a:blip r:embed="rId47">
+                      <a:extLst>
+                        <a:ext uri="{28A0092B-C50C-407E-A947-70E740481C1C}">
+                          <a14:useLocalDpi xmlns:a14="http://schemas.microsoft.com/office/drawing/2010/main" val="0"/>
+                        </a:ext>
+                      </a:extLst>
+                    </a:blip>
+                    <a:stretch>
+                      <a:fillRect/>
+                    </a:stretch>
+                  </pic:blipFill>
+                  <pic:spPr>
+                    <a:xfrm>
+                      <a:off x="0" y="0"/>
+                      <a:ext cx="6305550" cy="3779520"/>
+                    </a:xfrm>
+                    <a:prstGeom prst="rect">
+                      <a:avLst/>
+                    </a:prstGeom>
+                  </pic:spPr>
+                </pic:pic>
+              </a:graphicData>
+            </a:graphic>
+          </wp:inline>
+        </w:drawing>
+      </w:r>
+      <w:r>
+        <w:rPr>
+          <w:color w:val="FF0000"/>
           <w:sz w:val="28"/>
           <w:szCs w:val="28"/>
         </w:rPr>
         <w:br/>
       </w:r>
-      <w:proofErr w:type="spellStart"/>
-      <w:r>
-        <w:rPr>
-          <w:rFonts w:ascii="Nirmala UI" w:hAnsi="Nirmala UI" w:cs="Nirmala UI"/>
-          <w:sz w:val="28"/>
-          <w:szCs w:val="28"/>
+      <w:r>
+        <w:rPr>
+          <w:sz w:val="28"/>
+          <w:szCs w:val="28"/>
+        </w:rPr>
+        <w:br/>
+      </w:r>
+      <w:r>
+        <w:rPr>
+          <w:sz w:val="28"/>
+          <w:szCs w:val="28"/>
+        </w:rPr>
+        <w:br/>
+      </w:r>
+      <w:r>
+        <w:rPr>
+          <w:b/>
+          <w:color w:val="FF0000"/>
+          <w:sz w:val="28"/>
+          <w:szCs w:val="28"/>
+        </w:rPr>
+        <w:t xml:space="preserve">Q 4: Give the idea of network application and application protocol. </w:t>
+      </w:r>
+      <w:r>
+        <w:rPr>
+          <w:b/>
+          <w:color w:val="FF0000"/>
+          <w:sz w:val="28"/>
+          <w:szCs w:val="28"/>
+        </w:rPr>
+        <w:br/>
+      </w:r>
+      <w:proofErr w:type="spellStart"/>
+      <w:r>
+        <w:rPr>
+          <w:b/>
+          <w:color w:val="FF0000"/>
+          <w:sz w:val="28"/>
+          <w:szCs w:val="28"/>
+        </w:rPr>
+        <w:t>Ans</w:t>
+      </w:r>
+      <w:proofErr w:type="spellEnd"/>
+      <w:r>
+        <w:rPr>
+          <w:b/>
+          <w:color w:val="FF0000"/>
+          <w:sz w:val="28"/>
+          <w:szCs w:val="28"/>
+        </w:rPr>
+        <w:t>: Slide 9 - Para 2</w:t>
+      </w:r>
+      <w:r>
+        <w:rPr>
+          <w:color w:val="FF0000"/>
+          <w:sz w:val="28"/>
+          <w:szCs w:val="28"/>
+        </w:rPr>
+        <w:t xml:space="preserve"> </w:t>
+      </w:r>
+      <w:r>
+        <w:rPr>
+          <w:sz w:val="28"/>
+          <w:szCs w:val="28"/>
+        </w:rPr>
+        <w:br/>
+      </w:r>
+      <w:r>
+        <w:rPr>
+          <w:noProof/>
+          <w:sz w:val="28"/>
+          <w:szCs w:val="28"/>
+        </w:rPr>
+        <w:drawing>
+          <wp:inline distT="0" distB="0" distL="0" distR="0">
+            <wp:extent cx="5943600" cy="1644015"/>
+            <wp:effectExtent l="0" t="0" r="0" b="0"/>
+            <wp:docPr id="30" name="Picture 30"/>
+            <wp:cNvGraphicFramePr>
+              <a:graphicFrameLocks xmlns:a="http://schemas.openxmlformats.org/drawingml/2006/main" noChangeAspect="1"/>
+            </wp:cNvGraphicFramePr>
+            <a:graphic xmlns:a="http://schemas.openxmlformats.org/drawingml/2006/main">
+              <a:graphicData uri="http://schemas.openxmlformats.org/drawingml/2006/picture">
+                <pic:pic xmlns:pic="http://schemas.openxmlformats.org/drawingml/2006/picture">
+                  <pic:nvPicPr>
+                    <pic:cNvPr id="30" name="Screenshot_7.png"/>
+                    <pic:cNvPicPr/>
+                  </pic:nvPicPr>
+                  <pic:blipFill>
+                    <a:blip r:embed="rId48">
+                      <a:extLst>
+                        <a:ext uri="{28A0092B-C50C-407E-A947-70E740481C1C}">
+                          <a14:useLocalDpi xmlns:a14="http://schemas.microsoft.com/office/drawing/2010/main" val="0"/>
+                        </a:ext>
+                      </a:extLst>
+                    </a:blip>
+                    <a:stretch>
+                      <a:fillRect/>
+                    </a:stretch>
+                  </pic:blipFill>
+                  <pic:spPr>
+                    <a:xfrm>
+                      <a:off x="0" y="0"/>
+                      <a:ext cx="5943600" cy="1644015"/>
+                    </a:xfrm>
+                    <a:prstGeom prst="rect">
+                      <a:avLst/>
+                    </a:prstGeom>
+                  </pic:spPr>
+                </pic:pic>
+              </a:graphicData>
+            </a:graphic>
+          </wp:inline>
+        </w:drawing>
+      </w:r>
+      <w:r>
+        <w:rPr>
+          <w:sz w:val="28"/>
+          <w:szCs w:val="28"/>
+        </w:rPr>
+        <w:br/>
+      </w:r>
+      <w:proofErr w:type="spellStart"/>
+      <w:r>
+        <w:rPr>
+          <w:rFonts w:ascii="Nirmala UI" w:hAnsi="Nirmala UI" w:cs="Nirmala UI"/>
+        </w:rPr>
+        <w:t>প্রতিটি</w:t>
+      </w:r>
+      <w:proofErr w:type="spellEnd"/>
+      <w:r>
+        <w:t xml:space="preserve"> </w:t>
+      </w:r>
+      <w:proofErr w:type="spellStart"/>
+      <w:r>
+        <w:rPr>
+          <w:rFonts w:ascii="Nirmala UI" w:hAnsi="Nirmala UI" w:cs="Nirmala UI"/>
+        </w:rPr>
+        <w:t>অ্যাপ্লিকেশনের</w:t>
+      </w:r>
+      <w:proofErr w:type="spellEnd"/>
+      <w:r>
+        <w:t xml:space="preserve"> </w:t>
+      </w:r>
+      <w:proofErr w:type="spellStart"/>
+      <w:r>
+        <w:rPr>
+          <w:rFonts w:ascii="Nirmala UI" w:hAnsi="Nirmala UI" w:cs="Nirmala UI"/>
+        </w:rPr>
+        <w:t>সাথে</w:t>
+      </w:r>
+      <w:proofErr w:type="spellEnd"/>
+      <w:r>
+        <w:t xml:space="preserve"> </w:t>
+      </w:r>
+      <w:proofErr w:type="spellStart"/>
+      <w:r>
+        <w:rPr>
+          <w:rFonts w:ascii="Nirmala UI" w:hAnsi="Nirmala UI" w:cs="Nirmala UI"/>
+        </w:rPr>
+        <w:t>একটি</w:t>
+      </w:r>
+      <w:proofErr w:type="spellEnd"/>
+      <w:r>
+        <w:t xml:space="preserve"> </w:t>
+      </w:r>
+      <w:proofErr w:type="spellStart"/>
+      <w:r>
+        <w:rPr>
+          <w:rFonts w:ascii="Nirmala UI" w:hAnsi="Nirmala UI" w:cs="Nirmala UI"/>
+        </w:rPr>
+        <w:t>অ্যাপ্লিকেশন</w:t>
+      </w:r>
+      <w:proofErr w:type="spellEnd"/>
+      <w:r>
+        <w:t xml:space="preserve"> </w:t>
+      </w:r>
+      <w:proofErr w:type="spellStart"/>
+      <w:r>
+        <w:rPr>
+          <w:rFonts w:ascii="Nirmala UI" w:hAnsi="Nirmala UI" w:cs="Nirmala UI"/>
+        </w:rPr>
+        <w:t>লেয়ার</w:t>
+      </w:r>
+      <w:proofErr w:type="spellEnd"/>
+      <w:r>
+        <w:t xml:space="preserve"> </w:t>
+      </w:r>
+      <w:proofErr w:type="spellStart"/>
+      <w:r>
+        <w:rPr>
+          <w:rFonts w:ascii="Nirmala UI" w:hAnsi="Nirmala UI" w:cs="Nirmala UI"/>
+        </w:rPr>
+        <w:t>প্রোটোকল</w:t>
+      </w:r>
+      <w:proofErr w:type="spellEnd"/>
+      <w:r>
+        <w:t xml:space="preserve"> </w:t>
+      </w:r>
+      <w:proofErr w:type="spellStart"/>
+      <w:r>
+        <w:rPr>
+          <w:rFonts w:ascii="Nirmala UI" w:hAnsi="Nirmala UI" w:cs="Nirmala UI"/>
+        </w:rPr>
+        <w:t>যুক্ত</w:t>
+      </w:r>
+      <w:proofErr w:type="spellEnd"/>
+      <w:r>
+        <w:t xml:space="preserve"> </w:t>
+      </w:r>
+      <w:proofErr w:type="spellStart"/>
+      <w:r>
+        <w:rPr>
+          <w:rFonts w:ascii="Nirmala UI" w:hAnsi="Nirmala UI" w:cs="Nirmala UI"/>
+        </w:rPr>
+        <w:t>থাকে</w:t>
+      </w:r>
+      <w:proofErr w:type="spellEnd"/>
+      <w:r>
+        <w:rPr>
+          <w:rFonts w:ascii="Nirmala UI" w:hAnsi="Nirmala UI" w:cs="Nirmala UI"/>
+        </w:rPr>
+        <w:t>।</w:t>
+      </w:r>
+      <w:r>
+        <w:t xml:space="preserve"> </w:t>
+      </w:r>
+      <w:proofErr w:type="spellStart"/>
+      <w:r>
+        <w:rPr>
+          <w:rFonts w:ascii="Nirmala UI" w:hAnsi="Nirmala UI" w:cs="Nirmala UI"/>
+        </w:rPr>
+        <w:t>ধরুন</w:t>
+      </w:r>
+      <w:proofErr w:type="spellEnd"/>
+      <w:r>
+        <w:t xml:space="preserve">, </w:t>
+      </w:r>
+      <w:proofErr w:type="spellStart"/>
+      <w:r>
+        <w:rPr>
+          <w:rFonts w:ascii="Nirmala UI" w:hAnsi="Nirmala UI" w:cs="Nirmala UI"/>
+        </w:rPr>
+        <w:t>ওয়ার্ল্ড</w:t>
+      </w:r>
+      <w:proofErr w:type="spellEnd"/>
+      <w:r>
+        <w:t xml:space="preserve"> </w:t>
+      </w:r>
+      <w:proofErr w:type="spellStart"/>
+      <w:r>
+        <w:rPr>
+          <w:rFonts w:ascii="Nirmala UI" w:hAnsi="Nirmala UI" w:cs="Nirmala UI"/>
+        </w:rPr>
+        <w:t>ওয়াইড</w:t>
+      </w:r>
+      <w:proofErr w:type="spellEnd"/>
+      <w:r>
+        <w:t xml:space="preserve"> </w:t>
+      </w:r>
+      <w:proofErr w:type="spellStart"/>
+      <w:r>
+        <w:rPr>
+          <w:rFonts w:ascii="Nirmala UI" w:hAnsi="Nirmala UI" w:cs="Nirmala UI"/>
+        </w:rPr>
+        <w:t>ওয়েব</w:t>
+      </w:r>
+      <w:proofErr w:type="spellEnd"/>
+      <w:r>
+        <w:t xml:space="preserve"> </w:t>
+      </w:r>
+      <w:proofErr w:type="spellStart"/>
+      <w:r>
+        <w:rPr>
+          <w:rFonts w:ascii="Nirmala UI" w:hAnsi="Nirmala UI" w:cs="Nirmala UI"/>
+        </w:rPr>
+        <w:t>ব্রাউজারগুলি</w:t>
+      </w:r>
+      <w:proofErr w:type="spellEnd"/>
+      <w:r>
+        <w:t xml:space="preserve"> </w:t>
+      </w:r>
+      <w:proofErr w:type="spellStart"/>
+      <w:r>
+        <w:rPr>
+          <w:rFonts w:ascii="Nirmala UI" w:hAnsi="Nirmala UI" w:cs="Nirmala UI"/>
+        </w:rPr>
+        <w:t>যেমন</w:t>
+      </w:r>
+      <w:proofErr w:type="spellEnd"/>
+      <w:r>
+        <w:t xml:space="preserve"> (Firefox, Safari, Internet Explorer </w:t>
+      </w:r>
+      <w:proofErr w:type="spellStart"/>
+      <w:r>
+        <w:rPr>
+          <w:rFonts w:ascii="Nirmala UI" w:hAnsi="Nirmala UI" w:cs="Nirmala UI"/>
+        </w:rPr>
+        <w:t>ইত্যাদি</w:t>
+      </w:r>
+      <w:proofErr w:type="spellEnd"/>
+      <w:r>
+        <w:t>)</w:t>
+      </w:r>
+      <w:r>
+        <w:rPr>
+          <w:rFonts w:ascii="Nirmala UI" w:hAnsi="Nirmala UI" w:cs="Nirmala UI"/>
+        </w:rPr>
+        <w:t>।</w:t>
+      </w:r>
+      <w:r>
+        <w:t xml:space="preserve"> </w:t>
+      </w:r>
+      <w:proofErr w:type="spellStart"/>
+      <w:r>
+        <w:rPr>
+          <w:rFonts w:ascii="Nirmala UI" w:hAnsi="Nirmala UI" w:cs="Nirmala UI"/>
+        </w:rPr>
+        <w:t>আপনি</w:t>
+      </w:r>
+      <w:proofErr w:type="spellEnd"/>
+      <w:r>
+        <w:t xml:space="preserve"> </w:t>
+      </w:r>
+      <w:proofErr w:type="spellStart"/>
+      <w:r>
+        <w:rPr>
+          <w:rFonts w:ascii="Nirmala UI" w:hAnsi="Nirmala UI" w:cs="Nirmala UI"/>
+        </w:rPr>
+        <w:t>এই</w:t>
+      </w:r>
+      <w:proofErr w:type="spellEnd"/>
+      <w:r>
+        <w:t xml:space="preserve"> </w:t>
+      </w:r>
+      <w:proofErr w:type="spellStart"/>
+      <w:r>
+        <w:rPr>
+          <w:rFonts w:ascii="Nirmala UI" w:hAnsi="Nirmala UI" w:cs="Nirmala UI"/>
+        </w:rPr>
+        <w:t>অ্যাপ্লিকেশনগুলির</w:t>
+      </w:r>
+      <w:proofErr w:type="spellEnd"/>
+      <w:r>
+        <w:t xml:space="preserve"> </w:t>
+      </w:r>
+      <w:proofErr w:type="spellStart"/>
+      <w:r>
+        <w:rPr>
+          <w:rFonts w:ascii="Nirmala UI" w:hAnsi="Nirmala UI" w:cs="Nirmala UI"/>
         </w:rPr>
         <w:t>যে</w:t>
       </w:r>
       <w:proofErr w:type="spellEnd"/>
       <w:r>
-        <w:rPr>
-          <w:sz w:val="28"/>
-          <w:szCs w:val="28"/>
-        </w:rPr>
-        <w:t xml:space="preserve"> </w:t>
-      </w:r>
-      <w:proofErr w:type="spellStart"/>
-      <w:r>
-        <w:rPr>
-          <w:rFonts w:ascii="Nirmala UI" w:hAnsi="Nirmala UI" w:cs="Nirmala UI"/>
-          <w:sz w:val="28"/>
-          <w:szCs w:val="28"/>
-        </w:rPr>
-        <w:t>প্রক্রিয়া</w:t>
-      </w:r>
-      <w:proofErr w:type="spellEnd"/>
-      <w:r>
-        <w:rPr>
-          <w:sz w:val="28"/>
-          <w:szCs w:val="28"/>
-        </w:rPr>
-        <w:t xml:space="preserve"> </w:t>
-      </w:r>
-      <w:proofErr w:type="spellStart"/>
-      <w:r>
-        <w:rPr>
-          <w:rFonts w:ascii="Nirmala UI" w:hAnsi="Nirmala UI" w:cs="Nirmala UI"/>
-          <w:sz w:val="28"/>
-          <w:szCs w:val="28"/>
-        </w:rPr>
-        <w:t>প্রেরণকারী</w:t>
-      </w:r>
-      <w:proofErr w:type="spellEnd"/>
-      <w:r>
-        <w:rPr>
-          <w:sz w:val="28"/>
-          <w:szCs w:val="28"/>
-        </w:rPr>
-        <w:t xml:space="preserve"> </w:t>
-      </w:r>
-      <w:proofErr w:type="spellStart"/>
-      <w:r>
-        <w:rPr>
-          <w:rFonts w:ascii="Nirmala UI" w:hAnsi="Nirmala UI" w:cs="Nirmala UI"/>
-          <w:sz w:val="28"/>
-          <w:szCs w:val="28"/>
-        </w:rPr>
-        <w:t>হোস্টে</w:t>
-      </w:r>
-      <w:proofErr w:type="spellEnd"/>
-      <w:r>
-        <w:rPr>
-          <w:sz w:val="28"/>
-          <w:szCs w:val="28"/>
-        </w:rPr>
-        <w:t xml:space="preserve"> </w:t>
-      </w:r>
-      <w:proofErr w:type="spellStart"/>
-      <w:r>
-        <w:rPr>
-          <w:rFonts w:ascii="Nirmala UI" w:hAnsi="Nirmala UI" w:cs="Nirmala UI"/>
-          <w:sz w:val="28"/>
-          <w:szCs w:val="28"/>
-        </w:rPr>
-        <w:t>চলছে</w:t>
-      </w:r>
-      <w:proofErr w:type="spellEnd"/>
-      <w:r>
-        <w:rPr>
-          <w:sz w:val="28"/>
-          <w:szCs w:val="28"/>
-        </w:rPr>
+        <w:t xml:space="preserve"> </w:t>
+      </w:r>
+      <w:proofErr w:type="spellStart"/>
+      <w:r>
+        <w:rPr>
+          <w:rFonts w:ascii="Nirmala UI" w:hAnsi="Nirmala UI" w:cs="Nirmala UI"/>
+        </w:rPr>
+        <w:t>কোন</w:t>
+      </w:r>
+      <w:proofErr w:type="spellEnd"/>
+      <w:r>
+        <w:t xml:space="preserve"> </w:t>
+      </w:r>
+      <w:proofErr w:type="spellStart"/>
+      <w:r>
+        <w:rPr>
+          <w:rFonts w:ascii="Nirmala UI" w:hAnsi="Nirmala UI" w:cs="Nirmala UI"/>
+        </w:rPr>
+        <w:t>একটি</w:t>
+      </w:r>
+      <w:proofErr w:type="spellEnd"/>
+      <w:r>
+        <w:t xml:space="preserve"> </w:t>
+      </w:r>
+      <w:proofErr w:type="spellStart"/>
+      <w:r>
+        <w:rPr>
+          <w:rFonts w:ascii="Nirmala UI" w:hAnsi="Nirmala UI" w:cs="Nirmala UI"/>
+        </w:rPr>
+        <w:t>ব্যবহার</w:t>
+      </w:r>
+      <w:proofErr w:type="spellEnd"/>
+      <w:r>
+        <w:t xml:space="preserve"> </w:t>
+      </w:r>
+      <w:proofErr w:type="spellStart"/>
+      <w:r>
+        <w:rPr>
+          <w:rFonts w:ascii="Nirmala UI" w:hAnsi="Nirmala UI" w:cs="Nirmala UI"/>
+        </w:rPr>
+        <w:t>করে</w:t>
+      </w:r>
+      <w:proofErr w:type="spellEnd"/>
+      <w:r>
+        <w:t xml:space="preserve"> </w:t>
+      </w:r>
+      <w:proofErr w:type="spellStart"/>
+      <w:r>
+        <w:rPr>
+          <w:rFonts w:ascii="Nirmala UI" w:hAnsi="Nirmala UI" w:cs="Nirmala UI"/>
+        </w:rPr>
+        <w:t>নির্দিষ্ট</w:t>
+      </w:r>
+      <w:proofErr w:type="spellEnd"/>
+      <w:r>
+        <w:t xml:space="preserve"> </w:t>
+      </w:r>
+      <w:proofErr w:type="spellStart"/>
+      <w:r>
+        <w:rPr>
+          <w:rFonts w:ascii="Nirmala UI" w:hAnsi="Nirmala UI" w:cs="Nirmala UI"/>
+        </w:rPr>
+        <w:t>একটি</w:t>
+      </w:r>
+      <w:proofErr w:type="spellEnd"/>
+      <w:r>
+        <w:t xml:space="preserve"> </w:t>
+      </w:r>
+      <w:proofErr w:type="spellStart"/>
+      <w:r>
+        <w:rPr>
+          <w:rFonts w:ascii="Nirmala UI" w:hAnsi="Nirmala UI" w:cs="Nirmala UI"/>
+        </w:rPr>
+        <w:t>সাইটে</w:t>
+      </w:r>
+      <w:proofErr w:type="spellEnd"/>
+      <w:r>
+        <w:t xml:space="preserve"> </w:t>
+      </w:r>
+      <w:proofErr w:type="spellStart"/>
+      <w:r>
+        <w:rPr>
+          <w:rFonts w:ascii="Nirmala UI" w:hAnsi="Nirmala UI" w:cs="Nirmala UI"/>
+        </w:rPr>
+        <w:t>প্রবেশ</w:t>
+      </w:r>
+      <w:proofErr w:type="spellEnd"/>
+      <w:r>
+        <w:t xml:space="preserve"> </w:t>
+      </w:r>
+      <w:proofErr w:type="spellStart"/>
+      <w:r>
+        <w:rPr>
+          <w:rFonts w:ascii="Nirmala UI" w:hAnsi="Nirmala UI" w:cs="Nirmala UI"/>
+        </w:rPr>
+        <w:t>করতে</w:t>
+      </w:r>
+      <w:proofErr w:type="spellEnd"/>
+      <w:r>
+        <w:t xml:space="preserve"> </w:t>
+      </w:r>
+      <w:proofErr w:type="spellStart"/>
+      <w:r>
+        <w:rPr>
+          <w:rFonts w:ascii="Nirmala UI" w:hAnsi="Nirmala UI" w:cs="Nirmala UI"/>
+        </w:rPr>
+        <w:t>পারেন</w:t>
+      </w:r>
+      <w:proofErr w:type="spellEnd"/>
+      <w:r>
         <w:t xml:space="preserve">, </w:t>
       </w:r>
       <w:proofErr w:type="spellStart"/>
       <w:r>
         <w:rPr>
           <w:rFonts w:ascii="Nirmala UI" w:hAnsi="Nirmala UI" w:cs="Nirmala UI"/>
-          <w:sz w:val="28"/>
-          <w:szCs w:val="28"/>
-        </w:rPr>
-        <w:t>তাকে</w:t>
-      </w:r>
-      <w:proofErr w:type="spellEnd"/>
-      <w:r>
-        <w:rPr>
-          <w:sz w:val="28"/>
-          <w:szCs w:val="28"/>
-        </w:rPr>
-        <w:t xml:space="preserve"> </w:t>
-      </w:r>
-      <w:proofErr w:type="spellStart"/>
-      <w:r>
-        <w:rPr>
-          <w:rFonts w:ascii="Nirmala UI" w:hAnsi="Nirmala UI" w:cs="Nirmala UI"/>
-          <w:sz w:val="28"/>
-          <w:szCs w:val="28"/>
-        </w:rPr>
-        <w:t>প্রাপণকারী</w:t>
-      </w:r>
-      <w:proofErr w:type="spellEnd"/>
-      <w:r>
-        <w:rPr>
-          <w:sz w:val="28"/>
-          <w:szCs w:val="28"/>
-        </w:rPr>
-        <w:t xml:space="preserve"> </w:t>
-      </w:r>
-      <w:proofErr w:type="spellStart"/>
-      <w:r>
-        <w:rPr>
-          <w:rFonts w:ascii="Nirmala UI" w:hAnsi="Nirmala UI" w:cs="Nirmala UI"/>
-          <w:sz w:val="28"/>
-          <w:szCs w:val="28"/>
-        </w:rPr>
-        <w:t>হোস্টে</w:t>
-      </w:r>
-      <w:proofErr w:type="spellEnd"/>
-      <w:r>
-        <w:rPr>
-          <w:sz w:val="28"/>
-          <w:szCs w:val="28"/>
-        </w:rPr>
-        <w:t xml:space="preserve"> </w:t>
-      </w:r>
-      <w:proofErr w:type="spellStart"/>
-      <w:r>
-        <w:rPr>
-          <w:rFonts w:ascii="Nirmala UI" w:hAnsi="Nirmala UI" w:cs="Nirmala UI"/>
-          <w:sz w:val="28"/>
-          <w:szCs w:val="28"/>
-        </w:rPr>
-        <w:t>চলমান</w:t>
-      </w:r>
-      <w:proofErr w:type="spellEnd"/>
-      <w:r>
-        <w:rPr>
-          <w:sz w:val="28"/>
-          <w:szCs w:val="28"/>
-        </w:rPr>
-        <w:t xml:space="preserve"> </w:t>
-      </w:r>
-      <w:proofErr w:type="spellStart"/>
-      <w:r>
-        <w:rPr>
-          <w:rFonts w:ascii="Nirmala UI" w:hAnsi="Nirmala UI" w:cs="Nirmala UI"/>
-          <w:sz w:val="28"/>
-          <w:szCs w:val="28"/>
-        </w:rPr>
-        <w:t>প্রক্রিয়ার</w:t>
-      </w:r>
-      <w:proofErr w:type="spellEnd"/>
-      <w:r>
-        <w:rPr>
-          <w:sz w:val="28"/>
-          <w:szCs w:val="28"/>
-        </w:rPr>
-        <w:t xml:space="preserve"> </w:t>
-      </w:r>
-      <w:proofErr w:type="spellStart"/>
-      <w:r>
-        <w:rPr>
-          <w:rFonts w:ascii="Nirmala UI" w:hAnsi="Nirmala UI" w:cs="Nirmala UI"/>
-          <w:sz w:val="28"/>
-          <w:szCs w:val="28"/>
-        </w:rPr>
-        <w:t>পূর্ণ</w:t>
-      </w:r>
-      <w:proofErr w:type="spellEnd"/>
-      <w:r>
-        <w:rPr>
-          <w:sz w:val="28"/>
-          <w:szCs w:val="28"/>
-        </w:rPr>
-        <w:t xml:space="preserve"> </w:t>
-      </w:r>
-      <w:proofErr w:type="spellStart"/>
-      <w:r>
-        <w:rPr>
-          <w:rFonts w:ascii="Nirmala UI" w:hAnsi="Nirmala UI" w:cs="Nirmala UI"/>
-          <w:sz w:val="28"/>
-          <w:szCs w:val="28"/>
-        </w:rPr>
-        <w:t>ঠিকানা</w:t>
-      </w:r>
-      <w:proofErr w:type="spellEnd"/>
-      <w:r>
-        <w:rPr>
-          <w:sz w:val="28"/>
-          <w:szCs w:val="28"/>
-        </w:rPr>
-        <w:t xml:space="preserve"> </w:t>
-      </w:r>
-      <w:proofErr w:type="spellStart"/>
-      <w:r>
-        <w:rPr>
-          <w:rFonts w:ascii="Nirmala UI" w:hAnsi="Nirmala UI" w:cs="Nirmala UI"/>
-          <w:sz w:val="28"/>
-          <w:szCs w:val="28"/>
-        </w:rPr>
-        <w:t>প্রয়োজন</w:t>
-      </w:r>
-      <w:proofErr w:type="spellEnd"/>
-      <w:r>
-        <w:rPr>
-          <w:rFonts w:ascii="Nirmala UI" w:hAnsi="Nirmala UI" w:cs="Nirmala UI"/>
-          <w:sz w:val="28"/>
-          <w:szCs w:val="28"/>
+        </w:rPr>
+        <w:t>কারণ</w:t>
+      </w:r>
+      <w:proofErr w:type="spellEnd"/>
+      <w:r>
+        <w:t xml:space="preserve"> </w:t>
+      </w:r>
+      <w:proofErr w:type="spellStart"/>
+      <w:r>
+        <w:rPr>
+          <w:rFonts w:ascii="Nirmala UI" w:hAnsi="Nirmala UI" w:cs="Nirmala UI"/>
+        </w:rPr>
+        <w:t>এগুলি</w:t>
+      </w:r>
+      <w:proofErr w:type="spellEnd"/>
+      <w:r>
+        <w:t xml:space="preserve"> </w:t>
+      </w:r>
+      <w:proofErr w:type="spellStart"/>
+      <w:r>
+        <w:rPr>
+          <w:rFonts w:ascii="Nirmala UI" w:hAnsi="Nirmala UI" w:cs="Nirmala UI"/>
+        </w:rPr>
+        <w:t>সবই</w:t>
+      </w:r>
+      <w:proofErr w:type="spellEnd"/>
+      <w:r>
+        <w:t xml:space="preserve"> </w:t>
+      </w:r>
+      <w:proofErr w:type="spellStart"/>
+      <w:r>
+        <w:rPr>
+          <w:rFonts w:ascii="Nirmala UI" w:hAnsi="Nirmala UI" w:cs="Nirmala UI"/>
+        </w:rPr>
+        <w:t>একই</w:t>
+      </w:r>
+      <w:proofErr w:type="spellEnd"/>
+      <w:r>
+        <w:t xml:space="preserve"> </w:t>
+      </w:r>
+      <w:proofErr w:type="spellStart"/>
+      <w:r>
+        <w:rPr>
+          <w:rFonts w:ascii="Nirmala UI" w:hAnsi="Nirmala UI" w:cs="Nirmala UI"/>
+        </w:rPr>
+        <w:t>অ্যাপ্লিকেশন</w:t>
+      </w:r>
+      <w:proofErr w:type="spellEnd"/>
+      <w:r>
+        <w:t xml:space="preserve"> </w:t>
+      </w:r>
+      <w:proofErr w:type="spellStart"/>
+      <w:r>
+        <w:rPr>
+          <w:rFonts w:ascii="Nirmala UI" w:hAnsi="Nirmala UI" w:cs="Nirmala UI"/>
+        </w:rPr>
+        <w:t>লেয়ার</w:t>
+      </w:r>
+      <w:proofErr w:type="spellEnd"/>
+      <w:r>
+        <w:t xml:space="preserve"> </w:t>
+      </w:r>
+      <w:proofErr w:type="spellStart"/>
+      <w:r>
+        <w:rPr>
+          <w:rFonts w:ascii="Nirmala UI" w:hAnsi="Nirmala UI" w:cs="Nirmala UI"/>
+        </w:rPr>
+        <w:t>প্রোটোকল</w:t>
+      </w:r>
+      <w:proofErr w:type="spellEnd"/>
+      <w:r>
+        <w:t xml:space="preserve"> </w:t>
+      </w:r>
+      <w:proofErr w:type="spellStart"/>
+      <w:r>
+        <w:rPr>
+          <w:rFonts w:ascii="Nirmala UI" w:hAnsi="Nirmala UI" w:cs="Nirmala UI"/>
+        </w:rPr>
+        <w:t>ব্যবহার</w:t>
+      </w:r>
+      <w:proofErr w:type="spellEnd"/>
+      <w:r>
+        <w:t xml:space="preserve"> </w:t>
+      </w:r>
+      <w:proofErr w:type="spellStart"/>
+      <w:r>
+        <w:rPr>
+          <w:rFonts w:ascii="Nirmala UI" w:hAnsi="Nirmala UI" w:cs="Nirmala UI"/>
+        </w:rPr>
+        <w:t>করে</w:t>
+      </w:r>
+      <w:proofErr w:type="spellEnd"/>
+      <w:r>
+        <w:t xml:space="preserve">: </w:t>
+      </w:r>
+      <w:r>
+        <w:rPr>
+          <w:rStyle w:val="Strong"/>
+        </w:rPr>
+        <w:t>HTTP</w:t>
+      </w:r>
+      <w:r>
+        <w:t xml:space="preserve"> (</w:t>
+      </w:r>
+      <w:proofErr w:type="spellStart"/>
+      <w:r>
+        <w:rPr>
+          <w:rFonts w:ascii="Nirmala UI" w:hAnsi="Nirmala UI" w:cs="Nirmala UI"/>
+        </w:rPr>
+        <w:t>হাইপারটেক্সট</w:t>
+      </w:r>
+      <w:proofErr w:type="spellEnd"/>
+      <w:r>
+        <w:t xml:space="preserve"> </w:t>
+      </w:r>
+      <w:proofErr w:type="spellStart"/>
+      <w:r>
+        <w:rPr>
+          <w:rFonts w:ascii="Nirmala UI" w:hAnsi="Nirmala UI" w:cs="Nirmala UI"/>
+        </w:rPr>
+        <w:t>ট্রান্সফার</w:t>
+      </w:r>
+      <w:proofErr w:type="spellEnd"/>
+      <w:r>
+        <w:t xml:space="preserve"> </w:t>
+      </w:r>
+      <w:proofErr w:type="spellStart"/>
+      <w:r>
+        <w:rPr>
+          <w:rFonts w:ascii="Nirmala UI" w:hAnsi="Nirmala UI" w:cs="Nirmala UI"/>
+        </w:rPr>
+        <w:t>প্রোটোকল</w:t>
+      </w:r>
+      <w:proofErr w:type="spellEnd"/>
+      <w:r>
+        <w:t>)</w:t>
+      </w:r>
+      <w:r>
+        <w:rPr>
+          <w:rFonts w:ascii="Nirmala UI" w:hAnsi="Nirmala UI" w:cs="Nirmala UI"/>
         </w:rPr>
         <w:t>।</w:t>
       </w:r>
       <w:r>
         <w:rPr>
-          <w:sz w:val="28"/>
-          <w:szCs w:val="28"/>
-        </w:rPr>
-        <w:t xml:space="preserve"> </w:t>
-      </w:r>
-      <w:proofErr w:type="spellStart"/>
-      <w:r>
-        <w:rPr>
-          <w:rFonts w:ascii="Nirmala UI" w:hAnsi="Nirmala UI" w:cs="Nirmala UI"/>
-          <w:sz w:val="28"/>
-          <w:szCs w:val="28"/>
-        </w:rPr>
-        <w:t>প্রতিটি</w:t>
-      </w:r>
-      <w:proofErr w:type="spellEnd"/>
-      <w:r>
-        <w:rPr>
-          <w:sz w:val="28"/>
-          <w:szCs w:val="28"/>
-        </w:rPr>
-        <w:t xml:space="preserve"> </w:t>
-      </w:r>
-      <w:proofErr w:type="spellStart"/>
-      <w:r>
-        <w:rPr>
-          <w:rFonts w:ascii="Nirmala UI" w:hAnsi="Nirmala UI" w:cs="Nirmala UI"/>
-          <w:sz w:val="28"/>
-          <w:szCs w:val="28"/>
-        </w:rPr>
-        <w:t>প্রক্রিয়া</w:t>
-      </w:r>
-      <w:proofErr w:type="spellEnd"/>
-      <w:r>
-        <w:rPr>
-          <w:sz w:val="28"/>
-          <w:szCs w:val="28"/>
-        </w:rPr>
-        <w:t xml:space="preserve"> </w:t>
-      </w:r>
-      <w:proofErr w:type="spellStart"/>
-      <w:r>
-        <w:rPr>
-          <w:rFonts w:ascii="Nirmala UI" w:hAnsi="Nirmala UI" w:cs="Nirmala UI"/>
-          <w:sz w:val="28"/>
-          <w:szCs w:val="28"/>
-        </w:rPr>
-        <w:t>চিহ্নিত</w:t>
-      </w:r>
-      <w:proofErr w:type="spellEnd"/>
-      <w:r>
-        <w:rPr>
-          <w:sz w:val="28"/>
-          <w:szCs w:val="28"/>
-        </w:rPr>
-        <w:t xml:space="preserve"> </w:t>
-      </w:r>
-      <w:proofErr w:type="spellStart"/>
-      <w:r>
-        <w:rPr>
-          <w:rFonts w:ascii="Nirmala UI" w:hAnsi="Nirmala UI" w:cs="Nirmala UI"/>
-          <w:sz w:val="28"/>
-          <w:szCs w:val="28"/>
-        </w:rPr>
-        <w:t>করার</w:t>
-      </w:r>
-      <w:proofErr w:type="spellEnd"/>
-      <w:r>
-        <w:rPr>
-          <w:sz w:val="28"/>
-          <w:szCs w:val="28"/>
-        </w:rPr>
-        <w:t xml:space="preserve"> </w:t>
-      </w:r>
-      <w:proofErr w:type="spellStart"/>
-      <w:r>
-        <w:rPr>
-          <w:rFonts w:ascii="Nirmala UI" w:hAnsi="Nirmala UI" w:cs="Nirmala UI"/>
-          <w:sz w:val="28"/>
-          <w:szCs w:val="28"/>
-        </w:rPr>
-        <w:t>জন্য</w:t>
-      </w:r>
-      <w:proofErr w:type="spellEnd"/>
-      <w:r>
-        <w:rPr>
-          <w:sz w:val="28"/>
-          <w:szCs w:val="28"/>
-        </w:rPr>
-        <w:t xml:space="preserve"> </w:t>
-      </w:r>
-      <w:proofErr w:type="spellStart"/>
-      <w:r>
-        <w:rPr>
-          <w:rFonts w:ascii="Nirmala UI" w:hAnsi="Nirmala UI" w:cs="Nirmala UI"/>
-          <w:sz w:val="28"/>
-          <w:szCs w:val="28"/>
-        </w:rPr>
-        <w:t>দুটি</w:t>
-      </w:r>
-      <w:proofErr w:type="spellEnd"/>
-      <w:r>
-        <w:rPr>
-          <w:sz w:val="28"/>
-          <w:szCs w:val="28"/>
-        </w:rPr>
-        <w:t xml:space="preserve"> </w:t>
-      </w:r>
-      <w:proofErr w:type="spellStart"/>
-      <w:r>
-        <w:rPr>
-          <w:rFonts w:ascii="Nirmala UI" w:hAnsi="Nirmala UI" w:cs="Nirmala UI"/>
-          <w:sz w:val="28"/>
-          <w:szCs w:val="28"/>
-        </w:rPr>
-        <w:t>তথ্য</w:t>
-      </w:r>
-      <w:proofErr w:type="spellEnd"/>
-      <w:r>
-        <w:rPr>
-          <w:sz w:val="28"/>
-          <w:szCs w:val="28"/>
-        </w:rPr>
-        <w:t xml:space="preserve"> </w:t>
-      </w:r>
-      <w:proofErr w:type="spellStart"/>
-      <w:r>
-        <w:rPr>
-          <w:rFonts w:ascii="Nirmala UI" w:hAnsi="Nirmala UI" w:cs="Nirmala UI"/>
-          <w:sz w:val="28"/>
-          <w:szCs w:val="28"/>
-        </w:rPr>
-        <w:t>প্রয়োজন</w:t>
-      </w:r>
-      <w:proofErr w:type="spellEnd"/>
-      <w:r>
-        <w:rPr>
-          <w:sz w:val="28"/>
-          <w:szCs w:val="28"/>
-        </w:rPr>
-        <w:t xml:space="preserve">: (1) </w:t>
-      </w:r>
-      <w:proofErr w:type="spellStart"/>
-      <w:r>
-        <w:rPr>
-          <w:rFonts w:ascii="Nirmala UI" w:hAnsi="Nirmala UI" w:cs="Nirmala UI"/>
-          <w:sz w:val="28"/>
-          <w:szCs w:val="28"/>
-        </w:rPr>
-        <w:t>হোস্টের</w:t>
-      </w:r>
-      <w:proofErr w:type="spellEnd"/>
-      <w:r>
-        <w:rPr>
-          <w:sz w:val="28"/>
-          <w:szCs w:val="28"/>
-        </w:rPr>
-        <w:t xml:space="preserve"> </w:t>
-      </w:r>
-      <w:proofErr w:type="spellStart"/>
-      <w:r>
-        <w:rPr>
-          <w:rFonts w:ascii="Nirmala UI" w:hAnsi="Nirmala UI" w:cs="Nirmala UI"/>
-          <w:sz w:val="28"/>
-          <w:szCs w:val="28"/>
-        </w:rPr>
-        <w:t>ঠিকানা</w:t>
-      </w:r>
-      <w:proofErr w:type="spellEnd"/>
-      <w:r>
-        <w:rPr>
-          <w:sz w:val="28"/>
-          <w:szCs w:val="28"/>
-        </w:rPr>
-        <w:t xml:space="preserve"> (IP </w:t>
-      </w:r>
-      <w:proofErr w:type="spellStart"/>
-      <w:r>
-        <w:rPr>
-          <w:rFonts w:ascii="Nirmala UI" w:hAnsi="Nirmala UI" w:cs="Nirmala UI"/>
-          <w:sz w:val="28"/>
-          <w:szCs w:val="28"/>
-        </w:rPr>
-        <w:t>ঠিকানা</w:t>
-      </w:r>
-      <w:proofErr w:type="spellEnd"/>
-      <w:r>
-        <w:rPr>
-          <w:sz w:val="28"/>
-          <w:szCs w:val="28"/>
-        </w:rPr>
-        <w:t xml:space="preserve">) </w:t>
-      </w:r>
-      <w:proofErr w:type="spellStart"/>
-      <w:r>
-        <w:rPr>
-          <w:rFonts w:ascii="Nirmala UI" w:hAnsi="Nirmala UI" w:cs="Nirmala UI"/>
-          <w:sz w:val="28"/>
-          <w:szCs w:val="28"/>
-        </w:rPr>
-        <w:t>এবং</w:t>
-      </w:r>
-      <w:proofErr w:type="spellEnd"/>
-      <w:r>
-        <w:rPr>
-          <w:sz w:val="28"/>
-          <w:szCs w:val="28"/>
-        </w:rPr>
-        <w:t xml:space="preserve"> (2) </w:t>
-      </w:r>
-      <w:proofErr w:type="spellStart"/>
-      <w:r>
-        <w:rPr>
-          <w:rFonts w:ascii="Nirmala UI" w:hAnsi="Nirmala UI" w:cs="Nirmala UI"/>
-          <w:sz w:val="28"/>
-          <w:szCs w:val="28"/>
-        </w:rPr>
-        <w:t>প্রক্রিয়া</w:t>
-      </w:r>
-      <w:proofErr w:type="spellEnd"/>
-      <w:r>
-        <w:rPr>
-          <w:sz w:val="28"/>
-          <w:szCs w:val="28"/>
-        </w:rPr>
-        <w:t xml:space="preserve"> </w:t>
-      </w:r>
-      <w:proofErr w:type="spellStart"/>
-      <w:r>
-        <w:rPr>
-          <w:rFonts w:ascii="Nirmala UI" w:hAnsi="Nirmala UI" w:cs="Nirmala UI"/>
-          <w:sz w:val="28"/>
-          <w:szCs w:val="28"/>
-        </w:rPr>
-        <w:t>শনাক্তকরণ</w:t>
-      </w:r>
-      <w:proofErr w:type="spellEnd"/>
-      <w:r>
-        <w:rPr>
-          <w:sz w:val="28"/>
-          <w:szCs w:val="28"/>
-        </w:rPr>
-        <w:t xml:space="preserve"> </w:t>
-      </w:r>
-      <w:proofErr w:type="spellStart"/>
-      <w:r>
-        <w:rPr>
-          <w:rFonts w:ascii="Nirmala UI" w:hAnsi="Nirmala UI" w:cs="Nirmala UI"/>
-          <w:sz w:val="28"/>
-          <w:szCs w:val="28"/>
-        </w:rPr>
-        <w:t>নম্বর</w:t>
-      </w:r>
-      <w:proofErr w:type="spellEnd"/>
-      <w:r>
-        <w:rPr>
-          <w:sz w:val="28"/>
-          <w:szCs w:val="28"/>
-        </w:rPr>
-        <w:t xml:space="preserve">, </w:t>
-      </w:r>
-      <w:proofErr w:type="spellStart"/>
-      <w:r>
-        <w:rPr>
-          <w:rFonts w:ascii="Nirmala UI" w:hAnsi="Nirmala UI" w:cs="Nirmala UI"/>
-          <w:sz w:val="28"/>
-          <w:szCs w:val="28"/>
-        </w:rPr>
-        <w:t>যাকে</w:t>
-      </w:r>
-      <w:proofErr w:type="spellEnd"/>
-      <w:r>
-        <w:rPr>
-          <w:sz w:val="28"/>
-          <w:szCs w:val="28"/>
-        </w:rPr>
-        <w:t xml:space="preserve"> </w:t>
-      </w:r>
-      <w:proofErr w:type="spellStart"/>
-      <w:r>
-        <w:rPr>
-          <w:rFonts w:ascii="Nirmala UI" w:hAnsi="Nirmala UI" w:cs="Nirmala UI"/>
-          <w:sz w:val="28"/>
-          <w:szCs w:val="28"/>
-        </w:rPr>
-        <w:t>পোর্ট</w:t>
-      </w:r>
-      <w:proofErr w:type="spellEnd"/>
-      <w:r>
-        <w:rPr>
-          <w:sz w:val="28"/>
-          <w:szCs w:val="28"/>
-        </w:rPr>
-        <w:t xml:space="preserve"> </w:t>
-      </w:r>
-      <w:proofErr w:type="spellStart"/>
-      <w:r>
-        <w:rPr>
-          <w:rFonts w:ascii="Nirmala UI" w:hAnsi="Nirmala UI" w:cs="Nirmala UI"/>
-          <w:sz w:val="28"/>
-          <w:szCs w:val="28"/>
-        </w:rPr>
-        <w:t>নম্বর</w:t>
-      </w:r>
-      <w:proofErr w:type="spellEnd"/>
-      <w:r>
-        <w:rPr>
-          <w:sz w:val="28"/>
-          <w:szCs w:val="28"/>
-        </w:rPr>
-        <w:t xml:space="preserve"> </w:t>
-      </w:r>
-      <w:proofErr w:type="spellStart"/>
-      <w:r>
-        <w:rPr>
-          <w:rFonts w:ascii="Nirmala UI" w:hAnsi="Nirmala UI" w:cs="Nirmala UI"/>
-          <w:sz w:val="28"/>
-          <w:szCs w:val="28"/>
-        </w:rPr>
-        <w:t>বলা</w:t>
-      </w:r>
-      <w:proofErr w:type="spellEnd"/>
-      <w:r>
-        <w:rPr>
-          <w:sz w:val="28"/>
-          <w:szCs w:val="28"/>
-        </w:rPr>
-        <w:t xml:space="preserve"> </w:t>
-      </w:r>
-      <w:proofErr w:type="spellStart"/>
-      <w:r>
-        <w:rPr>
-          <w:rFonts w:ascii="Nirmala UI" w:hAnsi="Nirmala UI" w:cs="Nirmala UI"/>
-          <w:sz w:val="28"/>
-          <w:szCs w:val="28"/>
-        </w:rPr>
-        <w:t>হয়</w:t>
-      </w:r>
-      <w:proofErr w:type="spellEnd"/>
-      <w:r>
-        <w:rPr>
-          <w:rFonts w:ascii="Nirmala UI" w:hAnsi="Nirmala UI" w:cs="Nirmala UI"/>
-          <w:sz w:val="28"/>
-          <w:szCs w:val="28"/>
-        </w:rPr>
-        <w:t>।</w:t>
-      </w:r>
-      <w:r>
-        <w:rPr>
-          <w:rFonts w:ascii="Nirmala UI" w:hAnsi="Nirmala UI" w:cs="Nirmala UI"/>
-          <w:sz w:val="28"/>
-          <w:szCs w:val="28"/>
+          <w:rFonts w:ascii="Nirmala UI" w:hAnsi="Nirmala UI" w:cs="Nirmala UI"/>
         </w:rPr>
         <w:br/>
       </w:r>
       <w:r>
         <w:rPr>
-          <w:rFonts w:ascii="Nirmala UI" w:hAnsi="Nirmala UI" w:cs="Nirmala UI"/>
+          <w:b/>
           <w:sz w:val="28"/>
           <w:szCs w:val="28"/>
         </w:rPr>
@@ -15309,629 +17073,194 @@
       </w:r>
       <w:r>
         <w:rPr>
-          <w:sz w:val="28"/>
-          <w:szCs w:val="28"/>
-        </w:rPr>
-        <w:t>This port number is needed because in general a host runs many network applications.</w:t>
-      </w:r>
-      <w:r>
+          <w:b/>
+          <w:color w:val="FF0000"/>
+        </w:rPr>
+        <w:t xml:space="preserve">Q 5: Draw the hexarchy of domain name and labels with example. </w:t>
+      </w:r>
+      <w:r>
+        <w:rPr>
+          <w:b/>
+          <w:color w:val="FF0000"/>
+        </w:rPr>
         <w:br/>
       </w:r>
-      <w:r>
-        <w:rPr>
-          <w:sz w:val="28"/>
-          <w:szCs w:val="28"/>
+      <w:proofErr w:type="spellStart"/>
+      <w:r>
+        <w:rPr>
+          <w:b/>
+          <w:color w:val="FF0000"/>
+        </w:rPr>
+        <w:t>Ans</w:t>
+      </w:r>
+      <w:proofErr w:type="spellEnd"/>
+      <w:r>
+        <w:rPr>
+          <w:b/>
+          <w:color w:val="FF0000"/>
+        </w:rPr>
+        <w:t xml:space="preserve">: Slide 15 - Only Diagram - No Description. </w:t>
+      </w:r>
+      <w:r>
+        <w:rPr>
+          <w:b/>
+          <w:color w:val="FF0000"/>
         </w:rPr>
         <w:br/>
       </w:r>
       <w:r>
         <w:rPr>
-          <w:sz w:val="28"/>
-          <w:szCs w:val="28"/>
+          <w:b/>
+          <w:noProof/>
+          <w:color w:val="FF0000"/>
+        </w:rPr>
+        <w:lastRenderedPageBreak/>
+        <w:drawing>
+          <wp:inline distT="0" distB="0" distL="0" distR="0">
+            <wp:extent cx="5943600" cy="3581400"/>
+            <wp:effectExtent l="0" t="0" r="0" b="0"/>
+            <wp:docPr id="22" name="Picture 22"/>
+            <wp:cNvGraphicFramePr>
+              <a:graphicFrameLocks xmlns:a="http://schemas.openxmlformats.org/drawingml/2006/main" noChangeAspect="1"/>
+            </wp:cNvGraphicFramePr>
+            <a:graphic xmlns:a="http://schemas.openxmlformats.org/drawingml/2006/main">
+              <a:graphicData uri="http://schemas.openxmlformats.org/drawingml/2006/picture">
+                <pic:pic xmlns:pic="http://schemas.openxmlformats.org/drawingml/2006/picture">
+                  <pic:nvPicPr>
+                    <pic:cNvPr id="22" name="Screenshot_1.png"/>
+                    <pic:cNvPicPr/>
+                  </pic:nvPicPr>
+                  <pic:blipFill>
+                    <a:blip r:embed="rId49">
+                      <a:extLst>
+                        <a:ext uri="{28A0092B-C50C-407E-A947-70E740481C1C}">
+                          <a14:useLocalDpi xmlns:a14="http://schemas.microsoft.com/office/drawing/2010/main" val="0"/>
+                        </a:ext>
+                      </a:extLst>
+                    </a:blip>
+                    <a:stretch>
+                      <a:fillRect/>
+                    </a:stretch>
+                  </pic:blipFill>
+                  <pic:spPr>
+                    <a:xfrm>
+                      <a:off x="0" y="0"/>
+                      <a:ext cx="5943600" cy="3581400"/>
+                    </a:xfrm>
+                    <a:prstGeom prst="rect">
+                      <a:avLst/>
+                    </a:prstGeom>
+                  </pic:spPr>
+                </pic:pic>
+              </a:graphicData>
+            </a:graphic>
+          </wp:inline>
+        </w:drawing>
+      </w:r>
+      <w:r>
+        <w:rPr>
+          <w:b/>
+          <w:color w:val="FF0000"/>
         </w:rPr>
         <w:br/>
       </w:r>
       <w:r>
         <w:rPr>
-          <w:sz w:val="28"/>
-          <w:szCs w:val="28"/>
-        </w:rPr>
-        <w:t xml:space="preserve">Q 4: Give the idea of network application and application protocol. </w:t>
-      </w:r>
-      <w:r>
-        <w:rPr>
-          <w:sz w:val="28"/>
-          <w:szCs w:val="28"/>
+          <w:b/>
+          <w:color w:val="FF0000"/>
         </w:rPr>
         <w:br/>
-      </w:r>
-      <w:proofErr w:type="spellStart"/>
-      <w:r>
-        <w:rPr>
-          <w:sz w:val="28"/>
-          <w:szCs w:val="28"/>
+        <w:t xml:space="preserve">Q 6: Mention the function of three phases of POP3. </w:t>
+      </w:r>
+      <w:r>
+        <w:rPr>
+          <w:b/>
+          <w:color w:val="FF0000"/>
+        </w:rPr>
+        <w:br/>
+      </w:r>
+      <w:proofErr w:type="spellStart"/>
+      <w:r>
+        <w:rPr>
+          <w:b/>
+          <w:color w:val="FF0000"/>
         </w:rPr>
         <w:t>Ans</w:t>
       </w:r>
       <w:proofErr w:type="spellEnd"/>
       <w:r>
         <w:rPr>
-          <w:sz w:val="28"/>
-          <w:szCs w:val="28"/>
-        </w:rPr>
-        <w:t xml:space="preserve">: Slide 9 - Para 2 </w:t>
-      </w:r>
-      <w:r>
-        <w:rPr>
-          <w:sz w:val="28"/>
-          <w:szCs w:val="28"/>
+          <w:b/>
+          <w:color w:val="FF0000"/>
+        </w:rPr>
+        <w:t xml:space="preserve">: Slide 25 </w:t>
+      </w:r>
+      <w:r>
+        <w:rPr>
+          <w:b/>
+          <w:color w:val="FF0000"/>
+        </w:rPr>
+        <w:t>–</w:t>
+      </w:r>
+      <w:r>
+        <w:rPr>
+          <w:b/>
+          <w:color w:val="FF0000"/>
+        </w:rPr>
+        <w:t xml:space="preserve"> Full</w:t>
+      </w:r>
+      <w:r>
+        <w:rPr>
+          <w:b/>
+          <w:color w:val="FF0000"/>
         </w:rPr>
         <w:br/>
       </w:r>
       <w:r>
         <w:rPr>
-          <w:sz w:val="28"/>
-          <w:szCs w:val="28"/>
-        </w:rPr>
-        <w:br/>
-      </w:r>
-      <w:proofErr w:type="spellStart"/>
-      <w:r>
-        <w:rPr>
-          <w:rFonts w:ascii="Nirmala UI" w:hAnsi="Nirmala UI" w:cs="Nirmala UI"/>
-        </w:rPr>
-        <w:t>প্রতিটি</w:t>
-      </w:r>
-      <w:proofErr w:type="spellEnd"/>
-      <w:r>
-        <w:t xml:space="preserve"> </w:t>
-      </w:r>
-      <w:proofErr w:type="spellStart"/>
-      <w:r>
-        <w:rPr>
-          <w:rFonts w:ascii="Nirmala UI" w:hAnsi="Nirmala UI" w:cs="Nirmala UI"/>
-        </w:rPr>
-        <w:t>অ্যাপ্লিকেশনের</w:t>
-      </w:r>
-      <w:proofErr w:type="spellEnd"/>
-      <w:r>
-        <w:t xml:space="preserve"> </w:t>
-      </w:r>
-      <w:proofErr w:type="spellStart"/>
-      <w:r>
-        <w:rPr>
-          <w:rFonts w:ascii="Nirmala UI" w:hAnsi="Nirmala UI" w:cs="Nirmala UI"/>
-        </w:rPr>
-        <w:t>সাথে</w:t>
-      </w:r>
-      <w:proofErr w:type="spellEnd"/>
-      <w:r>
-        <w:t xml:space="preserve"> </w:t>
-      </w:r>
-      <w:proofErr w:type="spellStart"/>
-      <w:r>
-        <w:rPr>
-          <w:rFonts w:ascii="Nirmala UI" w:hAnsi="Nirmala UI" w:cs="Nirmala UI"/>
-        </w:rPr>
-        <w:t>একটি</w:t>
-      </w:r>
-      <w:proofErr w:type="spellEnd"/>
-      <w:r>
-        <w:t xml:space="preserve"> </w:t>
-      </w:r>
-      <w:proofErr w:type="spellStart"/>
-      <w:r>
-        <w:rPr>
-          <w:rFonts w:ascii="Nirmala UI" w:hAnsi="Nirmala UI" w:cs="Nirmala UI"/>
-        </w:rPr>
-        <w:t>অ্যাপ্লিকেশন</w:t>
-      </w:r>
-      <w:proofErr w:type="spellEnd"/>
-      <w:r>
-        <w:t xml:space="preserve"> </w:t>
-      </w:r>
-      <w:proofErr w:type="spellStart"/>
-      <w:r>
-        <w:rPr>
-          <w:rFonts w:ascii="Nirmala UI" w:hAnsi="Nirmala UI" w:cs="Nirmala UI"/>
-        </w:rPr>
-        <w:t>লেয়ার</w:t>
-      </w:r>
-      <w:proofErr w:type="spellEnd"/>
-      <w:r>
-        <w:t xml:space="preserve"> </w:t>
-      </w:r>
-      <w:proofErr w:type="spellStart"/>
-      <w:r>
-        <w:rPr>
-          <w:rFonts w:ascii="Nirmala UI" w:hAnsi="Nirmala UI" w:cs="Nirmala UI"/>
-        </w:rPr>
-        <w:t>প্রোটোকল</w:t>
-      </w:r>
-      <w:proofErr w:type="spellEnd"/>
-      <w:r>
-        <w:t xml:space="preserve"> </w:t>
-      </w:r>
-      <w:proofErr w:type="spellStart"/>
-      <w:r>
-        <w:rPr>
-          <w:rFonts w:ascii="Nirmala UI" w:hAnsi="Nirmala UI" w:cs="Nirmala UI"/>
-        </w:rPr>
-        <w:t>যুক্ত</w:t>
-      </w:r>
-      <w:proofErr w:type="spellEnd"/>
-      <w:r>
-        <w:t xml:space="preserve"> </w:t>
-      </w:r>
-      <w:proofErr w:type="spellStart"/>
-      <w:r>
-        <w:rPr>
-          <w:rFonts w:ascii="Nirmala UI" w:hAnsi="Nirmala UI" w:cs="Nirmala UI"/>
-        </w:rPr>
-        <w:t>থাকে</w:t>
-      </w:r>
-      <w:proofErr w:type="spellEnd"/>
-      <w:r>
-        <w:rPr>
-          <w:rFonts w:ascii="Nirmala UI" w:hAnsi="Nirmala UI" w:cs="Nirmala UI"/>
-        </w:rPr>
-        <w:t>।</w:t>
-      </w:r>
-      <w:r>
-        <w:t xml:space="preserve"> </w:t>
-      </w:r>
-      <w:proofErr w:type="spellStart"/>
-      <w:r>
-        <w:rPr>
-          <w:rFonts w:ascii="Nirmala UI" w:hAnsi="Nirmala UI" w:cs="Nirmala UI"/>
-        </w:rPr>
-        <w:t>ধরুন</w:t>
-      </w:r>
-      <w:proofErr w:type="spellEnd"/>
-      <w:r>
-        <w:t xml:space="preserve">, </w:t>
-      </w:r>
-      <w:proofErr w:type="spellStart"/>
-      <w:r>
-        <w:rPr>
-          <w:rFonts w:ascii="Nirmala UI" w:hAnsi="Nirmala UI" w:cs="Nirmala UI"/>
-        </w:rPr>
-        <w:t>ওয়ার্ল্ড</w:t>
-      </w:r>
-      <w:proofErr w:type="spellEnd"/>
-      <w:r>
-        <w:t xml:space="preserve"> </w:t>
-      </w:r>
-      <w:proofErr w:type="spellStart"/>
-      <w:r>
-        <w:rPr>
-          <w:rFonts w:ascii="Nirmala UI" w:hAnsi="Nirmala UI" w:cs="Nirmala UI"/>
-        </w:rPr>
-        <w:t>ওয়াইড</w:t>
-      </w:r>
-      <w:proofErr w:type="spellEnd"/>
-      <w:r>
-        <w:t xml:space="preserve"> </w:t>
-      </w:r>
-      <w:proofErr w:type="spellStart"/>
-      <w:r>
-        <w:rPr>
-          <w:rFonts w:ascii="Nirmala UI" w:hAnsi="Nirmala UI" w:cs="Nirmala UI"/>
-        </w:rPr>
-        <w:t>ওয়েব</w:t>
-      </w:r>
-      <w:proofErr w:type="spellEnd"/>
-      <w:r>
-        <w:t xml:space="preserve"> </w:t>
-      </w:r>
-      <w:proofErr w:type="spellStart"/>
-      <w:r>
-        <w:rPr>
-          <w:rFonts w:ascii="Nirmala UI" w:hAnsi="Nirmala UI" w:cs="Nirmala UI"/>
-        </w:rPr>
-        <w:t>ব্রাউজারগুলি</w:t>
-      </w:r>
-      <w:proofErr w:type="spellEnd"/>
-      <w:r>
-        <w:t xml:space="preserve"> </w:t>
-      </w:r>
-      <w:proofErr w:type="spellStart"/>
-      <w:r>
-        <w:rPr>
-          <w:rFonts w:ascii="Nirmala UI" w:hAnsi="Nirmala UI" w:cs="Nirmala UI"/>
-        </w:rPr>
-        <w:t>যেমন</w:t>
-      </w:r>
-      <w:proofErr w:type="spellEnd"/>
-      <w:r>
-        <w:t xml:space="preserve"> (Firefox, Safari, Internet Explorer </w:t>
-      </w:r>
-      <w:proofErr w:type="spellStart"/>
-      <w:r>
-        <w:rPr>
-          <w:rFonts w:ascii="Nirmala UI" w:hAnsi="Nirmala UI" w:cs="Nirmala UI"/>
-        </w:rPr>
-        <w:t>ইত্যাদি</w:t>
-      </w:r>
-      <w:proofErr w:type="spellEnd"/>
-      <w:r>
-        <w:t>)</w:t>
-      </w:r>
-      <w:r>
-        <w:rPr>
-          <w:rFonts w:ascii="Nirmala UI" w:hAnsi="Nirmala UI" w:cs="Nirmala UI"/>
-        </w:rPr>
-        <w:t>।</w:t>
-      </w:r>
-      <w:r>
-        <w:t xml:space="preserve"> </w:t>
-      </w:r>
-      <w:proofErr w:type="spellStart"/>
-      <w:r>
-        <w:rPr>
-          <w:rFonts w:ascii="Nirmala UI" w:hAnsi="Nirmala UI" w:cs="Nirmala UI"/>
-        </w:rPr>
-        <w:t>আপনি</w:t>
-      </w:r>
-      <w:proofErr w:type="spellEnd"/>
-      <w:r>
-        <w:t xml:space="preserve"> </w:t>
-      </w:r>
-      <w:proofErr w:type="spellStart"/>
-      <w:r>
-        <w:rPr>
-          <w:rFonts w:ascii="Nirmala UI" w:hAnsi="Nirmala UI" w:cs="Nirmala UI"/>
-        </w:rPr>
-        <w:t>এই</w:t>
-      </w:r>
-      <w:proofErr w:type="spellEnd"/>
-      <w:r>
-        <w:t xml:space="preserve"> </w:t>
-      </w:r>
-      <w:proofErr w:type="spellStart"/>
-      <w:r>
-        <w:rPr>
-          <w:rFonts w:ascii="Nirmala UI" w:hAnsi="Nirmala UI" w:cs="Nirmala UI"/>
-        </w:rPr>
-        <w:t>অ্যাপ্লিকেশনগুলির</w:t>
-      </w:r>
-      <w:proofErr w:type="spellEnd"/>
-      <w:r>
-        <w:t xml:space="preserve"> </w:t>
-      </w:r>
-      <w:proofErr w:type="spellStart"/>
-      <w:r>
-        <w:rPr>
-          <w:rFonts w:ascii="Nirmala UI" w:hAnsi="Nirmala UI" w:cs="Nirmala UI"/>
-        </w:rPr>
-        <w:t>যে</w:t>
-      </w:r>
-      <w:proofErr w:type="spellEnd"/>
-      <w:r>
-        <w:t xml:space="preserve"> </w:t>
-      </w:r>
-      <w:proofErr w:type="spellStart"/>
-      <w:r>
-        <w:rPr>
-          <w:rFonts w:ascii="Nirmala UI" w:hAnsi="Nirmala UI" w:cs="Nirmala UI"/>
-        </w:rPr>
-        <w:t>কোন</w:t>
-      </w:r>
-      <w:proofErr w:type="spellEnd"/>
-      <w:r>
-        <w:t xml:space="preserve"> </w:t>
-      </w:r>
-      <w:proofErr w:type="spellStart"/>
-      <w:r>
-        <w:rPr>
-          <w:rFonts w:ascii="Nirmala UI" w:hAnsi="Nirmala UI" w:cs="Nirmala UI"/>
-        </w:rPr>
-        <w:t>একটি</w:t>
-      </w:r>
-      <w:proofErr w:type="spellEnd"/>
-      <w:r>
-        <w:t xml:space="preserve"> </w:t>
-      </w:r>
-      <w:proofErr w:type="spellStart"/>
-      <w:r>
-        <w:rPr>
-          <w:rFonts w:ascii="Nirmala UI" w:hAnsi="Nirmala UI" w:cs="Nirmala UI"/>
-        </w:rPr>
-        <w:t>ব্যবহার</w:t>
-      </w:r>
-      <w:proofErr w:type="spellEnd"/>
-      <w:r>
-        <w:t xml:space="preserve"> </w:t>
-      </w:r>
-      <w:proofErr w:type="spellStart"/>
-      <w:r>
-        <w:rPr>
-          <w:rFonts w:ascii="Nirmala UI" w:hAnsi="Nirmala UI" w:cs="Nirmala UI"/>
-        </w:rPr>
-        <w:t>করে</w:t>
-      </w:r>
-      <w:proofErr w:type="spellEnd"/>
-      <w:r>
-        <w:t xml:space="preserve"> </w:t>
-      </w:r>
-      <w:proofErr w:type="spellStart"/>
-      <w:r>
-        <w:rPr>
-          <w:rFonts w:ascii="Nirmala UI" w:hAnsi="Nirmala UI" w:cs="Nirmala UI"/>
-        </w:rPr>
-        <w:t>নির্দিষ্ট</w:t>
-      </w:r>
-      <w:proofErr w:type="spellEnd"/>
-      <w:r>
-        <w:t xml:space="preserve"> </w:t>
-      </w:r>
-      <w:proofErr w:type="spellStart"/>
-      <w:r>
-        <w:rPr>
-          <w:rFonts w:ascii="Nirmala UI" w:hAnsi="Nirmala UI" w:cs="Nirmala UI"/>
-        </w:rPr>
-        <w:t>একটি</w:t>
-      </w:r>
-      <w:proofErr w:type="spellEnd"/>
-      <w:r>
-        <w:t xml:space="preserve"> </w:t>
-      </w:r>
-      <w:proofErr w:type="spellStart"/>
-      <w:r>
-        <w:rPr>
-          <w:rFonts w:ascii="Nirmala UI" w:hAnsi="Nirmala UI" w:cs="Nirmala UI"/>
-        </w:rPr>
-        <w:t>সাইটে</w:t>
-      </w:r>
-      <w:proofErr w:type="spellEnd"/>
-      <w:r>
-        <w:t xml:space="preserve"> </w:t>
-      </w:r>
-      <w:proofErr w:type="spellStart"/>
-      <w:r>
-        <w:rPr>
-          <w:rFonts w:ascii="Nirmala UI" w:hAnsi="Nirmala UI" w:cs="Nirmala UI"/>
-        </w:rPr>
-        <w:t>প্রবেশ</w:t>
-      </w:r>
-      <w:proofErr w:type="spellEnd"/>
-      <w:r>
-        <w:t xml:space="preserve"> </w:t>
-      </w:r>
-      <w:proofErr w:type="spellStart"/>
-      <w:r>
-        <w:rPr>
-          <w:rFonts w:ascii="Nirmala UI" w:hAnsi="Nirmala UI" w:cs="Nirmala UI"/>
-        </w:rPr>
-        <w:t>করতে</w:t>
-      </w:r>
-      <w:proofErr w:type="spellEnd"/>
-      <w:r>
-        <w:t xml:space="preserve"> </w:t>
-      </w:r>
-      <w:proofErr w:type="spellStart"/>
-      <w:r>
-        <w:rPr>
-          <w:rFonts w:ascii="Nirmala UI" w:hAnsi="Nirmala UI" w:cs="Nirmala UI"/>
-        </w:rPr>
-        <w:t>পারেন</w:t>
-      </w:r>
-      <w:proofErr w:type="spellEnd"/>
-      <w:r>
-        <w:t xml:space="preserve">, </w:t>
-      </w:r>
-      <w:proofErr w:type="spellStart"/>
-      <w:r>
-        <w:rPr>
-          <w:rFonts w:ascii="Nirmala UI" w:hAnsi="Nirmala UI" w:cs="Nirmala UI"/>
-        </w:rPr>
-        <w:t>কারণ</w:t>
-      </w:r>
-      <w:proofErr w:type="spellEnd"/>
-      <w:r>
-        <w:t xml:space="preserve"> </w:t>
-      </w:r>
-      <w:proofErr w:type="spellStart"/>
-      <w:r>
-        <w:rPr>
-          <w:rFonts w:ascii="Nirmala UI" w:hAnsi="Nirmala UI" w:cs="Nirmala UI"/>
-        </w:rPr>
-        <w:t>এগুলি</w:t>
-      </w:r>
-      <w:proofErr w:type="spellEnd"/>
-      <w:r>
-        <w:t xml:space="preserve"> </w:t>
-      </w:r>
-      <w:proofErr w:type="spellStart"/>
-      <w:r>
-        <w:rPr>
-          <w:rFonts w:ascii="Nirmala UI" w:hAnsi="Nirmala UI" w:cs="Nirmala UI"/>
-        </w:rPr>
-        <w:t>সবই</w:t>
-      </w:r>
-      <w:proofErr w:type="spellEnd"/>
-      <w:r>
-        <w:t xml:space="preserve"> </w:t>
-      </w:r>
-      <w:proofErr w:type="spellStart"/>
-      <w:r>
-        <w:rPr>
-          <w:rFonts w:ascii="Nirmala UI" w:hAnsi="Nirmala UI" w:cs="Nirmala UI"/>
-        </w:rPr>
-        <w:t>একই</w:t>
-      </w:r>
-      <w:proofErr w:type="spellEnd"/>
-      <w:r>
-        <w:t xml:space="preserve"> </w:t>
-      </w:r>
-      <w:proofErr w:type="spellStart"/>
-      <w:r>
-        <w:rPr>
-          <w:rFonts w:ascii="Nirmala UI" w:hAnsi="Nirmala UI" w:cs="Nirmala UI"/>
-        </w:rPr>
-        <w:t>অ্যাপ্লিকেশন</w:t>
-      </w:r>
-      <w:proofErr w:type="spellEnd"/>
-      <w:r>
-        <w:t xml:space="preserve"> </w:t>
-      </w:r>
-      <w:proofErr w:type="spellStart"/>
-      <w:r>
-        <w:rPr>
-          <w:rFonts w:ascii="Nirmala UI" w:hAnsi="Nirmala UI" w:cs="Nirmala UI"/>
-        </w:rPr>
-        <w:t>লেয়ার</w:t>
-      </w:r>
-      <w:proofErr w:type="spellEnd"/>
-      <w:r>
-        <w:t xml:space="preserve"> </w:t>
-      </w:r>
-      <w:proofErr w:type="spellStart"/>
-      <w:r>
-        <w:rPr>
-          <w:rFonts w:ascii="Nirmala UI" w:hAnsi="Nirmala UI" w:cs="Nirmala UI"/>
-        </w:rPr>
-        <w:t>প্রোটোকল</w:t>
-      </w:r>
-      <w:proofErr w:type="spellEnd"/>
-      <w:r>
-        <w:t xml:space="preserve"> </w:t>
-      </w:r>
-      <w:proofErr w:type="spellStart"/>
-      <w:r>
-        <w:rPr>
-          <w:rFonts w:ascii="Nirmala UI" w:hAnsi="Nirmala UI" w:cs="Nirmala UI"/>
-        </w:rPr>
-        <w:t>ব্যবহার</w:t>
-      </w:r>
-      <w:proofErr w:type="spellEnd"/>
-      <w:r>
-        <w:t xml:space="preserve"> </w:t>
-      </w:r>
-      <w:proofErr w:type="spellStart"/>
-      <w:r>
-        <w:rPr>
-          <w:rFonts w:ascii="Nirmala UI" w:hAnsi="Nirmala UI" w:cs="Nirmala UI"/>
-        </w:rPr>
-        <w:t>করে</w:t>
-      </w:r>
-      <w:proofErr w:type="spellEnd"/>
-      <w:r>
-        <w:t xml:space="preserve">: </w:t>
-      </w:r>
-      <w:r>
-        <w:rPr>
-          <w:rStyle w:val="Strong"/>
-        </w:rPr>
-        <w:t>HTTP</w:t>
-      </w:r>
-      <w:r>
-        <w:t xml:space="preserve"> (</w:t>
-      </w:r>
-      <w:proofErr w:type="spellStart"/>
-      <w:r>
-        <w:rPr>
-          <w:rFonts w:ascii="Nirmala UI" w:hAnsi="Nirmala UI" w:cs="Nirmala UI"/>
-        </w:rPr>
-        <w:t>হাইপারটেক্সট</w:t>
-      </w:r>
-      <w:proofErr w:type="spellEnd"/>
-      <w:r>
-        <w:t xml:space="preserve"> </w:t>
-      </w:r>
-      <w:proofErr w:type="spellStart"/>
-      <w:r>
-        <w:rPr>
-          <w:rFonts w:ascii="Nirmala UI" w:hAnsi="Nirmala UI" w:cs="Nirmala UI"/>
-        </w:rPr>
-        <w:t>ট্রান্সফার</w:t>
-      </w:r>
-      <w:proofErr w:type="spellEnd"/>
-      <w:r>
-        <w:t xml:space="preserve"> </w:t>
-      </w:r>
-      <w:proofErr w:type="spellStart"/>
-      <w:r>
-        <w:rPr>
-          <w:rFonts w:ascii="Nirmala UI" w:hAnsi="Nirmala UI" w:cs="Nirmala UI"/>
-        </w:rPr>
-        <w:t>প্রোটোকল</w:t>
-      </w:r>
-      <w:proofErr w:type="spellEnd"/>
-      <w:r>
-        <w:t>)</w:t>
-      </w:r>
-      <w:r>
-        <w:rPr>
-          <w:rFonts w:ascii="Nirmala UI" w:hAnsi="Nirmala UI" w:cs="Nirmala UI"/>
-        </w:rPr>
-        <w:t>।</w:t>
-      </w:r>
-      <w:r>
-        <w:rPr>
-          <w:rFonts w:ascii="Nirmala UI" w:hAnsi="Nirmala UI" w:cs="Nirmala UI"/>
-        </w:rPr>
-        <w:br/>
-      </w:r>
-      <w:r>
-        <w:rPr>
-          <w:sz w:val="28"/>
-          <w:szCs w:val="28"/>
-        </w:rPr>
-        <w:br/>
-      </w:r>
-      <w:r>
-        <w:rPr>
-          <w:sz w:val="28"/>
-          <w:szCs w:val="28"/>
-        </w:rPr>
-        <w:br/>
-      </w:r>
-      <w:r>
-        <w:t xml:space="preserve">Q 5: Draw the hexarchy of domain name and labels with example. </w:t>
-      </w:r>
-      <w:r>
-        <w:br/>
-      </w:r>
-      <w:proofErr w:type="spellStart"/>
-      <w:r>
-        <w:t>Ans</w:t>
-      </w:r>
-      <w:proofErr w:type="spellEnd"/>
-      <w:r>
-        <w:t xml:space="preserve">: Slide 15 - Only Diagram - No Description. </w:t>
-      </w:r>
-      <w:r>
-        <w:br/>
-      </w:r>
-      <w:r>
-        <w:br/>
-      </w:r>
-      <w:r>
-        <w:t xml:space="preserve">Q 6: Mention the function of three phases of POP3. </w:t>
-      </w:r>
-      <w:r>
-        <w:br/>
-      </w:r>
-      <w:proofErr w:type="spellStart"/>
-      <w:r>
-        <w:t>Ans</w:t>
-      </w:r>
-      <w:proofErr w:type="spellEnd"/>
-      <w:r>
-        <w:t xml:space="preserve">: Slide 25 </w:t>
-      </w:r>
-      <w:r>
-        <w:t>–</w:t>
-      </w:r>
-      <w:r>
-        <w:t xml:space="preserve"> Full</w:t>
-      </w:r>
-      <w:r>
-        <w:br/>
-      </w:r>
-      <w:r>
-        <w:br/>
+          <w:noProof/>
+        </w:rPr>
+        <w:drawing>
+          <wp:inline distT="0" distB="0" distL="0" distR="0">
+            <wp:extent cx="6391275" cy="3342005"/>
+            <wp:effectExtent l="0" t="0" r="9525" b="0"/>
+            <wp:docPr id="25" name="Picture 25"/>
+            <wp:cNvGraphicFramePr>
+              <a:graphicFrameLocks xmlns:a="http://schemas.openxmlformats.org/drawingml/2006/main" noChangeAspect="1"/>
+            </wp:cNvGraphicFramePr>
+            <a:graphic xmlns:a="http://schemas.openxmlformats.org/drawingml/2006/main">
+              <a:graphicData uri="http://schemas.openxmlformats.org/drawingml/2006/picture">
+                <pic:pic xmlns:pic="http://schemas.openxmlformats.org/drawingml/2006/picture">
+                  <pic:nvPicPr>
+                    <pic:cNvPr id="25" name="Screenshot_2.png"/>
+                    <pic:cNvPicPr/>
+                  </pic:nvPicPr>
+                  <pic:blipFill>
+                    <a:blip r:embed="rId50">
+                      <a:extLst>
+                        <a:ext uri="{28A0092B-C50C-407E-A947-70E740481C1C}">
+                          <a14:useLocalDpi xmlns:a14="http://schemas.microsoft.com/office/drawing/2010/main" val="0"/>
+                        </a:ext>
+                      </a:extLst>
+                    </a:blip>
+                    <a:stretch>
+                      <a:fillRect/>
+                    </a:stretch>
+                  </pic:blipFill>
+                  <pic:spPr>
+                    <a:xfrm>
+                      <a:off x="0" y="0"/>
+                      <a:ext cx="6391275" cy="3342005"/>
+                    </a:xfrm>
+                    <a:prstGeom prst="rect">
+                      <a:avLst/>
+                    </a:prstGeom>
+                  </pic:spPr>
+                </pic:pic>
+              </a:graphicData>
+            </a:graphic>
+          </wp:inline>
+        </w:drawing>
       </w:r>
       <w:proofErr w:type="spellStart"/>
       <w:r>
@@ -16164,6 +17493,7 @@
           <w:sz w:val="24"/>
           <w:szCs w:val="24"/>
         </w:rPr>
+        <w:lastRenderedPageBreak/>
         <w:t>দ্বিতীয়</w:t>
       </w:r>
       <w:proofErr w:type="spellEnd"/>
@@ -16900,8 +18230,6 @@
         </w:rPr>
         <w:t>করে</w:t>
       </w:r>
-      <w:bookmarkStart w:id="0" w:name="_GoBack"/>
-      <w:bookmarkEnd w:id="0"/>
       <w:proofErr w:type="spellEnd"/>
       <w:r>
         <w:rPr>
@@ -17253,11 +18581,6 @@
         </w:rPr>
         <w:t>।</w:t>
       </w:r>
-    </w:p>
-    <w:p>
-      <w:pPr>
-        <w:pStyle w:val="NormalWeb"/>
-      </w:pPr>
     </w:p>
     <w:sectPr>
       <w:pgSz w:w="12240" w:h="15840"/>
